--- a/ВырКырКыр.docx
+++ b/ВырКырКыр.docx
@@ -145,7 +145,7 @@
         <w:pStyle w:val="1"/>
         <w:jc w:val="center"/>
       </w:pPr>
-      <w:bookmarkStart w:id="2" w:name="_Toc223693795"/>
+      <w:bookmarkStart w:id="2" w:name="_Toc225707575"/>
       <w:r>
         <w:lastRenderedPageBreak/>
         <w:t>СОДЕРЖАНИЕ</w:t>
@@ -154,6 +154,13 @@
     </w:p>
     <w:sdt>
       <w:sdtPr>
+        <w:rPr>
+          <w:rFonts w:ascii="Times New Roman" w:eastAsia="Times New Roman" w:hAnsi="Times New Roman" w:cs="Times New Roman"/>
+          <w:color w:val="auto"/>
+          <w:sz w:val="28"/>
+          <w:szCs w:val="28"/>
+          <w:lang w:val="ru"/>
+        </w:rPr>
         <w:id w:val="131987622"/>
         <w:docPartObj>
           <w:docPartGallery w:val="Table of Contents"/>
@@ -162,13 +169,8 @@
       </w:sdtPr>
       <w:sdtEndPr>
         <w:rPr>
-          <w:rFonts w:ascii="Times New Roman" w:eastAsia="Times New Roman" w:hAnsi="Times New Roman" w:cs="Times New Roman"/>
           <w:b/>
           <w:bCs/>
-          <w:color w:val="auto"/>
-          <w:sz w:val="28"/>
-          <w:szCs w:val="28"/>
-          <w:lang w:val="ru"/>
         </w:rPr>
       </w:sdtEndPr>
       <w:sdtContent>
@@ -183,7 +185,6 @@
             <w:tabs>
               <w:tab w:val="right" w:leader="dot" w:pos="9622"/>
             </w:tabs>
-            <w:ind w:firstLine="0"/>
             <w:rPr>
               <w:rFonts w:asciiTheme="minorHAnsi" w:eastAsiaTheme="minorEastAsia" w:hAnsiTheme="minorHAnsi" w:cstheme="minorBidi"/>
               <w:noProof/>
@@ -201,7 +202,7 @@
           <w:r>
             <w:fldChar w:fldCharType="separate"/>
           </w:r>
-          <w:hyperlink w:anchor="_Toc223693795" w:history="1">
+          <w:hyperlink w:anchor="_Toc225707575" w:history="1">
             <w:r>
               <w:rPr>
                 <w:rStyle w:val="aa"/>
@@ -228,7 +229,7 @@
                 <w:noProof/>
                 <w:webHidden/>
               </w:rPr>
-              <w:instrText xml:space="preserve"> PAGEREF _Toc223693795 \h </w:instrText>
+              <w:instrText xml:space="preserve"> PAGEREF _Toc225707575 \h </w:instrText>
             </w:r>
             <w:r>
               <w:rPr>
@@ -273,7 +274,7 @@
               <w:lang w:val="ru-RU"/>
             </w:rPr>
           </w:pPr>
-          <w:hyperlink w:anchor="_Toc223693796" w:history="1">
+          <w:hyperlink w:anchor="_Toc225707576" w:history="1">
             <w:r>
               <w:rPr>
                 <w:rStyle w:val="aa"/>
@@ -300,7 +301,7 @@
                 <w:noProof/>
                 <w:webHidden/>
               </w:rPr>
-              <w:instrText xml:space="preserve"> PAGEREF _Toc223693796 \h </w:instrText>
+              <w:instrText xml:space="preserve"> PAGEREF _Toc225707576 \h </w:instrText>
             </w:r>
             <w:r>
               <w:rPr>
@@ -320,7 +321,7 @@
                 <w:noProof/>
                 <w:webHidden/>
               </w:rPr>
-              <w:t>3</w:t>
+              <w:t>5</w:t>
             </w:r>
             <w:r>
               <w:rPr>
@@ -345,7 +346,7 @@
               <w:lang w:val="ru-RU"/>
             </w:rPr>
           </w:pPr>
-          <w:hyperlink w:anchor="_Toc223693797" w:history="1">
+          <w:hyperlink w:anchor="_Toc225707577" w:history="1">
             <w:r>
               <w:rPr>
                 <w:rStyle w:val="aa"/>
@@ -372,7 +373,7 @@
                 <w:noProof/>
                 <w:webHidden/>
               </w:rPr>
-              <w:instrText xml:space="preserve"> PAGEREF _Toc223693797 \h </w:instrText>
+              <w:instrText xml:space="preserve"> PAGEREF _Toc225707577 \h </w:instrText>
             </w:r>
             <w:r>
               <w:rPr>
@@ -392,7 +393,7 @@
                 <w:noProof/>
                 <w:webHidden/>
               </w:rPr>
-              <w:t>6</w:t>
+              <w:t>8</w:t>
             </w:r>
             <w:r>
               <w:rPr>
@@ -417,7 +418,7 @@
               <w:lang w:val="ru-RU"/>
             </w:rPr>
           </w:pPr>
-          <w:hyperlink w:anchor="_Toc223693798" w:history="1">
+          <w:hyperlink w:anchor="_Toc225707578" w:history="1">
             <w:r>
               <w:rPr>
                 <w:rStyle w:val="aa"/>
@@ -444,7 +445,7 @@
                 <w:noProof/>
                 <w:webHidden/>
               </w:rPr>
-              <w:instrText xml:space="preserve"> PAGEREF _Toc223693798 \h </w:instrText>
+              <w:instrText xml:space="preserve"> PAGEREF _Toc225707578 \h </w:instrText>
             </w:r>
             <w:r>
               <w:rPr>
@@ -464,7 +465,7 @@
                 <w:noProof/>
                 <w:webHidden/>
               </w:rPr>
-              <w:t>9</w:t>
+              <w:t>11</w:t>
             </w:r>
             <w:r>
               <w:rPr>
@@ -489,7 +490,7 @@
               <w:lang w:val="ru-RU"/>
             </w:rPr>
           </w:pPr>
-          <w:hyperlink w:anchor="_Toc223693799" w:history="1">
+          <w:hyperlink w:anchor="_Toc225707579" w:history="1">
             <w:r>
               <w:rPr>
                 <w:rStyle w:val="aa"/>
@@ -516,7 +517,7 @@
                 <w:noProof/>
                 <w:webHidden/>
               </w:rPr>
-              <w:instrText xml:space="preserve"> PAGEREF _Toc223693799 \h </w:instrText>
+              <w:instrText xml:space="preserve"> PAGEREF _Toc225707579 \h </w:instrText>
             </w:r>
             <w:r>
               <w:rPr>
@@ -536,7 +537,7 @@
                 <w:noProof/>
                 <w:webHidden/>
               </w:rPr>
-              <w:t>9</w:t>
+              <w:t>11</w:t>
             </w:r>
             <w:r>
               <w:rPr>
@@ -561,7 +562,7 @@
               <w:lang w:val="ru-RU"/>
             </w:rPr>
           </w:pPr>
-          <w:hyperlink w:anchor="_Toc223693800" w:history="1">
+          <w:hyperlink w:anchor="_Toc225707580" w:history="1">
             <w:r>
               <w:rPr>
                 <w:rStyle w:val="aa"/>
@@ -588,7 +589,7 @@
                 <w:noProof/>
                 <w:webHidden/>
               </w:rPr>
-              <w:instrText xml:space="preserve"> PAGEREF _Toc223693800 \h </w:instrText>
+              <w:instrText xml:space="preserve"> PAGEREF _Toc225707580 \h </w:instrText>
             </w:r>
             <w:r>
               <w:rPr>
@@ -608,7 +609,7 @@
                 <w:noProof/>
                 <w:webHidden/>
               </w:rPr>
-              <w:t>9</w:t>
+              <w:t>11</w:t>
             </w:r>
             <w:r>
               <w:rPr>
@@ -633,7 +634,7 @@
               <w:lang w:val="ru-RU"/>
             </w:rPr>
           </w:pPr>
-          <w:hyperlink w:anchor="_Toc223693801" w:history="1">
+          <w:hyperlink w:anchor="_Toc225707581" w:history="1">
             <w:r>
               <w:rPr>
                 <w:rStyle w:val="aa"/>
@@ -660,7 +661,7 @@
                 <w:noProof/>
                 <w:webHidden/>
               </w:rPr>
-              <w:instrText xml:space="preserve"> PAGEREF _Toc223693801 \h </w:instrText>
+              <w:instrText xml:space="preserve"> PAGEREF _Toc225707581 \h </w:instrText>
             </w:r>
             <w:r>
               <w:rPr>
@@ -680,7 +681,7 @@
                 <w:noProof/>
                 <w:webHidden/>
               </w:rPr>
-              <w:t>11</w:t>
+              <w:t>13</w:t>
             </w:r>
             <w:r>
               <w:rPr>
@@ -705,7 +706,7 @@
               <w:lang w:val="ru-RU"/>
             </w:rPr>
           </w:pPr>
-          <w:hyperlink w:anchor="_Toc223693802" w:history="1">
+          <w:hyperlink w:anchor="_Toc225707582" w:history="1">
             <w:r>
               <w:rPr>
                 <w:rStyle w:val="aa"/>
@@ -732,7 +733,7 @@
                 <w:noProof/>
                 <w:webHidden/>
               </w:rPr>
-              <w:instrText xml:space="preserve"> PAGEREF _Toc223693802 \h </w:instrText>
+              <w:instrText xml:space="preserve"> PAGEREF _Toc225707582 \h </w:instrText>
             </w:r>
             <w:r>
               <w:rPr>
@@ -752,7 +753,7 @@
                 <w:noProof/>
                 <w:webHidden/>
               </w:rPr>
-              <w:t>12</w:t>
+              <w:t>14</w:t>
             </w:r>
             <w:r>
               <w:rPr>
@@ -777,7 +778,7 @@
               <w:lang w:val="ru-RU"/>
             </w:rPr>
           </w:pPr>
-          <w:hyperlink w:anchor="_Toc223693803" w:history="1">
+          <w:hyperlink w:anchor="_Toc225707583" w:history="1">
             <w:r>
               <w:rPr>
                 <w:rStyle w:val="aa"/>
@@ -804,7 +805,7 @@
                 <w:noProof/>
                 <w:webHidden/>
               </w:rPr>
-              <w:instrText xml:space="preserve"> PAGEREF _Toc223693803 \h </w:instrText>
+              <w:instrText xml:space="preserve"> PAGEREF _Toc225707583 \h </w:instrText>
             </w:r>
             <w:r>
               <w:rPr>
@@ -824,7 +825,7 @@
                 <w:noProof/>
                 <w:webHidden/>
               </w:rPr>
-              <w:t>14</w:t>
+              <w:t>16</w:t>
             </w:r>
             <w:r>
               <w:rPr>
@@ -849,7 +850,7 @@
               <w:lang w:val="ru-RU"/>
             </w:rPr>
           </w:pPr>
-          <w:hyperlink w:anchor="_Toc223693804" w:history="1">
+          <w:hyperlink w:anchor="_Toc225707584" w:history="1">
             <w:r>
               <w:rPr>
                 <w:rStyle w:val="aa"/>
@@ -876,7 +877,7 @@
                 <w:noProof/>
                 <w:webHidden/>
               </w:rPr>
-              <w:instrText xml:space="preserve"> PAGEREF _Toc223693804 \h </w:instrText>
+              <w:instrText xml:space="preserve"> PAGEREF _Toc225707584 \h </w:instrText>
             </w:r>
             <w:r>
               <w:rPr>
@@ -896,7 +897,7 @@
                 <w:noProof/>
                 <w:webHidden/>
               </w:rPr>
-              <w:t>14</w:t>
+              <w:t>16</w:t>
             </w:r>
             <w:r>
               <w:rPr>
@@ -921,7 +922,7 @@
               <w:lang w:val="ru-RU"/>
             </w:rPr>
           </w:pPr>
-          <w:hyperlink w:anchor="_Toc223693805" w:history="1">
+          <w:hyperlink w:anchor="_Toc225707585" w:history="1">
             <w:r>
               <w:rPr>
                 <w:rStyle w:val="aa"/>
@@ -948,7 +949,7 @@
                 <w:noProof/>
                 <w:webHidden/>
               </w:rPr>
-              <w:instrText xml:space="preserve"> PAGEREF _Toc223693805 \h </w:instrText>
+              <w:instrText xml:space="preserve"> PAGEREF _Toc225707585 \h </w:instrText>
             </w:r>
             <w:r>
               <w:rPr>
@@ -968,7 +969,7 @@
                 <w:noProof/>
                 <w:webHidden/>
               </w:rPr>
-              <w:t>15</w:t>
+              <w:t>17</w:t>
             </w:r>
             <w:r>
               <w:rPr>
@@ -993,7 +994,7 @@
               <w:lang w:val="ru-RU"/>
             </w:rPr>
           </w:pPr>
-          <w:hyperlink w:anchor="_Toc223693806" w:history="1">
+          <w:hyperlink w:anchor="_Toc225707586" w:history="1">
             <w:r>
               <w:rPr>
                 <w:rStyle w:val="aa"/>
@@ -1020,7 +1021,7 @@
                 <w:noProof/>
                 <w:webHidden/>
               </w:rPr>
-              <w:instrText xml:space="preserve"> PAGEREF _Toc223693806 \h </w:instrText>
+              <w:instrText xml:space="preserve"> PAGEREF _Toc225707586 \h </w:instrText>
             </w:r>
             <w:r>
               <w:rPr>
@@ -1040,7 +1041,7 @@
                 <w:noProof/>
                 <w:webHidden/>
               </w:rPr>
-              <w:t>16</w:t>
+              <w:t>18</w:t>
             </w:r>
             <w:r>
               <w:rPr>
@@ -1065,7 +1066,7 @@
               <w:lang w:val="ru-RU"/>
             </w:rPr>
           </w:pPr>
-          <w:hyperlink w:anchor="_Toc223693807" w:history="1">
+          <w:hyperlink w:anchor="_Toc225707587" w:history="1">
             <w:r>
               <w:rPr>
                 <w:rStyle w:val="aa"/>
@@ -1092,7 +1093,7 @@
                 <w:noProof/>
                 <w:webHidden/>
               </w:rPr>
-              <w:instrText xml:space="preserve"> PAGEREF _Toc223693807 \h </w:instrText>
+              <w:instrText xml:space="preserve"> PAGEREF _Toc225707587 \h </w:instrText>
             </w:r>
             <w:r>
               <w:rPr>
@@ -1112,7 +1113,7 @@
                 <w:noProof/>
                 <w:webHidden/>
               </w:rPr>
-              <w:t>16</w:t>
+              <w:t>18</w:t>
             </w:r>
             <w:r>
               <w:rPr>
@@ -1137,7 +1138,7 @@
               <w:lang w:val="ru-RU"/>
             </w:rPr>
           </w:pPr>
-          <w:hyperlink w:anchor="_Toc223693808" w:history="1">
+          <w:hyperlink w:anchor="_Toc225707588" w:history="1">
             <w:r>
               <w:rPr>
                 <w:rStyle w:val="aa"/>
@@ -1164,7 +1165,7 @@
                 <w:noProof/>
                 <w:webHidden/>
               </w:rPr>
-              <w:instrText xml:space="preserve"> PAGEREF _Toc223693808 \h </w:instrText>
+              <w:instrText xml:space="preserve"> PAGEREF _Toc225707588 \h </w:instrText>
             </w:r>
             <w:r>
               <w:rPr>
@@ -1184,7 +1185,7 @@
                 <w:noProof/>
                 <w:webHidden/>
               </w:rPr>
-              <w:t>17</w:t>
+              <w:t>19</w:t>
             </w:r>
             <w:r>
               <w:rPr>
@@ -1209,13 +1210,13 @@
               <w:lang w:val="ru-RU"/>
             </w:rPr>
           </w:pPr>
-          <w:hyperlink w:anchor="_Toc223693809" w:history="1">
+          <w:hyperlink w:anchor="_Toc225707589" w:history="1">
             <w:r>
               <w:rPr>
                 <w:rStyle w:val="aa"/>
                 <w:noProof/>
               </w:rPr>
-              <w:t>1.3.1 Классические методы обнаружения</w:t>
+              <w:t xml:space="preserve">1.3.1 </w:t>
             </w:r>
             <w:r>
               <w:rPr>
@@ -1223,6 +1224,21 @@
                 <w:noProof/>
                 <w:lang w:val="ru-RU"/>
               </w:rPr>
+              <w:t>М</w:t>
+            </w:r>
+            <w:r>
+              <w:rPr>
+                <w:rStyle w:val="aa"/>
+                <w:noProof/>
+              </w:rPr>
+              <w:t>етоды обнаружения</w:t>
+            </w:r>
+            <w:r>
+              <w:rPr>
+                <w:rStyle w:val="aa"/>
+                <w:noProof/>
+                <w:lang w:val="ru-RU"/>
+              </w:rPr>
               <w:t xml:space="preserve"> </w:t>
             </w:r>
             <w:r>
@@ -1251,7 +1267,7 @@
                 <w:noProof/>
                 <w:webHidden/>
               </w:rPr>
-              <w:instrText xml:space="preserve"> PAGEREF _Toc223693809 \h </w:instrText>
+              <w:instrText xml:space="preserve"> PAGEREF _Toc225707589 \h </w:instrText>
             </w:r>
             <w:r>
               <w:rPr>
@@ -1271,7 +1287,7 @@
                 <w:noProof/>
                 <w:webHidden/>
               </w:rPr>
-              <w:t>17</w:t>
+              <w:t>19</w:t>
             </w:r>
             <w:r>
               <w:rPr>
@@ -1296,13 +1312,13 @@
               <w:lang w:val="ru-RU"/>
             </w:rPr>
           </w:pPr>
-          <w:hyperlink w:anchor="_Toc223693810" w:history="1">
+          <w:hyperlink w:anchor="_Toc225707590" w:history="1">
             <w:r>
               <w:rPr>
                 <w:rStyle w:val="aa"/>
                 <w:noProof/>
               </w:rPr>
-              <w:t xml:space="preserve">1.3.2 Физические методы </w:t>
+              <w:t xml:space="preserve">1.3.2 </w:t>
             </w:r>
             <w:r>
               <w:rPr>
@@ -1310,14 +1326,7 @@
                 <w:noProof/>
                 <w:lang w:val="ru-RU"/>
               </w:rPr>
-              <w:t xml:space="preserve">локализации </w:t>
-            </w:r>
-            <w:r>
-              <w:rPr>
-                <w:rStyle w:val="aa"/>
-                <w:noProof/>
-              </w:rPr>
-              <w:t>на основе силы сигнала и триангуляции</w:t>
+              <w:t>Методы локализации активных источников</w:t>
             </w:r>
             <w:r>
               <w:rPr>
@@ -1338,7 +1347,7 @@
                 <w:noProof/>
                 <w:webHidden/>
               </w:rPr>
-              <w:instrText xml:space="preserve"> PAGEREF _Toc223693810 \h </w:instrText>
+              <w:instrText xml:space="preserve"> PAGEREF _Toc225707590 \h </w:instrText>
             </w:r>
             <w:r>
               <w:rPr>
@@ -1358,7 +1367,7 @@
                 <w:noProof/>
                 <w:webHidden/>
               </w:rPr>
-              <w:t>18</w:t>
+              <w:t>21</w:t>
             </w:r>
             <w:r>
               <w:rPr>
@@ -1383,13 +1392,43 @@
               <w:lang w:val="ru-RU"/>
             </w:rPr>
           </w:pPr>
-          <w:hyperlink w:anchor="_Toc223693811" w:history="1">
+          <w:hyperlink w:anchor="_Toc225707591" w:history="1">
             <w:r>
               <w:rPr>
                 <w:rStyle w:val="aa"/>
                 <w:noProof/>
               </w:rPr>
-              <w:t>1.3.3 Эмпирические методы: радиокарта и fingerprinting</w:t>
+              <w:t>1.3.</w:t>
+            </w:r>
+            <w:r>
+              <w:rPr>
+                <w:rStyle w:val="aa"/>
+                <w:noProof/>
+                <w:lang w:val="ru-RU"/>
+              </w:rPr>
+              <w:t>3</w:t>
+            </w:r>
+            <w:r>
+              <w:rPr>
+                <w:rStyle w:val="aa"/>
+                <w:noProof/>
+              </w:rPr>
+              <w:t xml:space="preserve"> Методы </w:t>
+            </w:r>
+            <w:r>
+              <w:rPr>
+                <w:rStyle w:val="aa"/>
+                <w:noProof/>
+                <w:lang w:val="ru-RU"/>
+              </w:rPr>
+              <w:t xml:space="preserve">локализации </w:t>
+            </w:r>
+            <w:r>
+              <w:rPr>
+                <w:rStyle w:val="aa"/>
+                <w:noProof/>
+              </w:rPr>
+              <w:t>на основе информации о состоянии канала (Channel State Information, CSI)</w:t>
             </w:r>
             <w:r>
               <w:rPr>
@@ -1410,7 +1449,7 @@
                 <w:noProof/>
                 <w:webHidden/>
               </w:rPr>
-              <w:instrText xml:space="preserve"> PAGEREF _Toc223693811 \h </w:instrText>
+              <w:instrText xml:space="preserve"> PAGEREF _Toc225707591 \h </w:instrText>
             </w:r>
             <w:r>
               <w:rPr>
@@ -1430,7 +1469,151 @@
                 <w:noProof/>
                 <w:webHidden/>
               </w:rPr>
-              <w:t>20</w:t>
+              <w:t>25</w:t>
+            </w:r>
+            <w:r>
+              <w:rPr>
+                <w:noProof/>
+                <w:webHidden/>
+              </w:rPr>
+              <w:fldChar w:fldCharType="end"/>
+            </w:r>
+          </w:hyperlink>
+        </w:p>
+        <w:p>
+          <w:pPr>
+            <w:pStyle w:val="10"/>
+            <w:tabs>
+              <w:tab w:val="right" w:leader="dot" w:pos="9622"/>
+            </w:tabs>
+            <w:rPr>
+              <w:rFonts w:asciiTheme="minorHAnsi" w:eastAsiaTheme="minorEastAsia" w:hAnsiTheme="minorHAnsi" w:cstheme="minorBidi"/>
+              <w:noProof/>
+              <w:sz w:val="22"/>
+              <w:szCs w:val="22"/>
+              <w:lang w:val="ru-RU"/>
+            </w:rPr>
+          </w:pPr>
+          <w:hyperlink w:anchor="_Toc225707592" w:history="1">
+            <w:r>
+              <w:rPr>
+                <w:rStyle w:val="aa"/>
+                <w:noProof/>
+              </w:rPr>
+              <w:t>ГЛАВА 2. АНАЛИЗ СУЩЕСТВУЮЩИХ ПОДХОДОВ К ОБЕСПЕЧЕНИЮ БЕЗОПАСНОСТИ WI-FI СЕТЕЙ В КРЕДИТНО-ФИНАНСОВЫХ ОРГАНИЗАЦИЯХ</w:t>
+            </w:r>
+            <w:r>
+              <w:rPr>
+                <w:noProof/>
+                <w:webHidden/>
+              </w:rPr>
+              <w:tab/>
+            </w:r>
+            <w:r>
+              <w:rPr>
+                <w:noProof/>
+                <w:webHidden/>
+              </w:rPr>
+              <w:fldChar w:fldCharType="begin"/>
+            </w:r>
+            <w:r>
+              <w:rPr>
+                <w:noProof/>
+                <w:webHidden/>
+              </w:rPr>
+              <w:instrText xml:space="preserve"> PAGEREF _Toc225707592 \h </w:instrText>
+            </w:r>
+            <w:r>
+              <w:rPr>
+                <w:noProof/>
+                <w:webHidden/>
+              </w:rPr>
+            </w:r>
+            <w:r>
+              <w:rPr>
+                <w:noProof/>
+                <w:webHidden/>
+              </w:rPr>
+              <w:fldChar w:fldCharType="separate"/>
+            </w:r>
+            <w:r>
+              <w:rPr>
+                <w:noProof/>
+                <w:webHidden/>
+              </w:rPr>
+              <w:t>27</w:t>
+            </w:r>
+            <w:r>
+              <w:rPr>
+                <w:noProof/>
+                <w:webHidden/>
+              </w:rPr>
+              <w:fldChar w:fldCharType="end"/>
+            </w:r>
+          </w:hyperlink>
+        </w:p>
+        <w:p>
+          <w:pPr>
+            <w:pStyle w:val="20"/>
+            <w:tabs>
+              <w:tab w:val="right" w:leader="dot" w:pos="9622"/>
+            </w:tabs>
+            <w:rPr>
+              <w:rFonts w:asciiTheme="minorHAnsi" w:eastAsiaTheme="minorEastAsia" w:hAnsiTheme="minorHAnsi" w:cstheme="minorBidi"/>
+              <w:noProof/>
+              <w:sz w:val="22"/>
+              <w:szCs w:val="22"/>
+              <w:lang w:val="ru-RU"/>
+            </w:rPr>
+          </w:pPr>
+          <w:hyperlink w:anchor="_Toc225707593" w:history="1">
+            <w:r>
+              <w:rPr>
+                <w:rStyle w:val="aa"/>
+                <w:noProof/>
+              </w:rPr>
+              <w:t>2.1. Угрозы, связанные с использованием незарегистрированных Wi-Fi точек доступа.</w:t>
+            </w:r>
+            <w:r>
+              <w:rPr>
+                <w:noProof/>
+                <w:webHidden/>
+              </w:rPr>
+              <w:tab/>
+            </w:r>
+            <w:r>
+              <w:rPr>
+                <w:noProof/>
+                <w:webHidden/>
+              </w:rPr>
+              <w:fldChar w:fldCharType="begin"/>
+            </w:r>
+            <w:r>
+              <w:rPr>
+                <w:noProof/>
+                <w:webHidden/>
+              </w:rPr>
+              <w:instrText xml:space="preserve"> PAGEREF _Toc225707593 \h </w:instrText>
+            </w:r>
+            <w:r>
+              <w:rPr>
+                <w:noProof/>
+                <w:webHidden/>
+              </w:rPr>
+            </w:r>
+            <w:r>
+              <w:rPr>
+                <w:noProof/>
+                <w:webHidden/>
+              </w:rPr>
+              <w:fldChar w:fldCharType="separate"/>
+            </w:r>
+            <w:r>
+              <w:rPr>
+                <w:noProof/>
+                <w:webHidden/>
+              </w:rPr>
+              <w:t>27</w:t>
             </w:r>
             <w:r>
               <w:rPr>
@@ -1455,13 +1638,13 @@
               <w:lang w:val="ru-RU"/>
             </w:rPr>
           </w:pPr>
-          <w:hyperlink w:anchor="_Toc223693812" w:history="1">
+          <w:hyperlink w:anchor="_Toc225707594" w:history="1">
             <w:r>
               <w:rPr>
                 <w:rStyle w:val="aa"/>
                 <w:noProof/>
               </w:rPr>
-              <w:t>1.3.4 Методы трилатерации в сочетании с fingerprinting (гибридные методы)</w:t>
+              <w:t>2.1.1 Типы незарегистрированных точек доступа и их роль в формировании угроз безопасности</w:t>
             </w:r>
             <w:r>
               <w:rPr>
@@ -1482,7 +1665,7 @@
                 <w:noProof/>
                 <w:webHidden/>
               </w:rPr>
-              <w:instrText xml:space="preserve"> PAGEREF _Toc223693812 \h </w:instrText>
+              <w:instrText xml:space="preserve"> PAGEREF _Toc225707594 \h </w:instrText>
             </w:r>
             <w:r>
               <w:rPr>
@@ -1502,7 +1685,7 @@
                 <w:noProof/>
                 <w:webHidden/>
               </w:rPr>
-              <w:t>21</w:t>
+              <w:t>27</w:t>
             </w:r>
             <w:r>
               <w:rPr>
@@ -1527,13 +1710,13 @@
               <w:lang w:val="ru-RU"/>
             </w:rPr>
           </w:pPr>
-          <w:hyperlink w:anchor="_Toc223693813" w:history="1">
+          <w:hyperlink w:anchor="_Toc225707595" w:history="1">
             <w:r>
               <w:rPr>
                 <w:rStyle w:val="aa"/>
                 <w:noProof/>
               </w:rPr>
-              <w:t>1.3.5 Методы на основе информации о состоянии канала (Channel State Information, CSI)</w:t>
+              <w:t>2.1.2. Механизмы реализации атак и особенности обхода традиционных средств защиты</w:t>
             </w:r>
             <w:r>
               <w:rPr>
@@ -1554,7 +1737,7 @@
                 <w:noProof/>
                 <w:webHidden/>
               </w:rPr>
-              <w:instrText xml:space="preserve"> PAGEREF _Toc223693813 \h </w:instrText>
+              <w:instrText xml:space="preserve"> PAGEREF _Toc225707595 \h </w:instrText>
             </w:r>
             <w:r>
               <w:rPr>
@@ -1574,7 +1757,7 @@
                 <w:noProof/>
                 <w:webHidden/>
               </w:rPr>
-              <w:t>23</w:t>
+              <w:t>29</w:t>
             </w:r>
             <w:r>
               <w:rPr>
@@ -1599,13 +1782,13 @@
               <w:lang w:val="ru-RU"/>
             </w:rPr>
           </w:pPr>
-          <w:hyperlink w:anchor="_Toc223693814" w:history="1">
+          <w:hyperlink w:anchor="_Toc225707596" w:history="1">
             <w:r>
               <w:rPr>
                 <w:rStyle w:val="aa"/>
                 <w:noProof/>
               </w:rPr>
-              <w:t>1.3.6 Статистические и индукционные методы анализа активности устройств</w:t>
+              <w:t>2.1.3. Угроза утечки информации и роль человеческого фактора в формировании незарегистрированных беспроводных каналов</w:t>
             </w:r>
             <w:r>
               <w:rPr>
@@ -1626,7 +1809,7 @@
                 <w:noProof/>
                 <w:webHidden/>
               </w:rPr>
-              <w:instrText xml:space="preserve"> PAGEREF _Toc223693814 \h </w:instrText>
+              <w:instrText xml:space="preserve"> PAGEREF _Toc225707596 \h </w:instrText>
             </w:r>
             <w:r>
               <w:rPr>
@@ -1646,7 +1829,79 @@
                 <w:noProof/>
                 <w:webHidden/>
               </w:rPr>
-              <w:t>24</w:t>
+              <w:t>31</w:t>
+            </w:r>
+            <w:r>
+              <w:rPr>
+                <w:noProof/>
+                <w:webHidden/>
+              </w:rPr>
+              <w:fldChar w:fldCharType="end"/>
+            </w:r>
+          </w:hyperlink>
+        </w:p>
+        <w:p>
+          <w:pPr>
+            <w:pStyle w:val="20"/>
+            <w:tabs>
+              <w:tab w:val="right" w:leader="dot" w:pos="9622"/>
+            </w:tabs>
+            <w:rPr>
+              <w:rFonts w:asciiTheme="minorHAnsi" w:eastAsiaTheme="minorEastAsia" w:hAnsiTheme="minorHAnsi" w:cstheme="minorBidi"/>
+              <w:noProof/>
+              <w:sz w:val="22"/>
+              <w:szCs w:val="22"/>
+              <w:lang w:val="ru-RU"/>
+            </w:rPr>
+          </w:pPr>
+          <w:hyperlink w:anchor="_Toc225707597" w:history="1">
+            <w:r>
+              <w:rPr>
+                <w:rStyle w:val="aa"/>
+                <w:noProof/>
+              </w:rPr>
+              <w:t>2.2. Обзор существующих решений для обнаружения несанкционированных беспроводных устройств</w:t>
+            </w:r>
+            <w:r>
+              <w:rPr>
+                <w:noProof/>
+                <w:webHidden/>
+              </w:rPr>
+              <w:tab/>
+            </w:r>
+            <w:r>
+              <w:rPr>
+                <w:noProof/>
+                <w:webHidden/>
+              </w:rPr>
+              <w:fldChar w:fldCharType="begin"/>
+            </w:r>
+            <w:r>
+              <w:rPr>
+                <w:noProof/>
+                <w:webHidden/>
+              </w:rPr>
+              <w:instrText xml:space="preserve"> PAGEREF _Toc225707597 \h </w:instrText>
+            </w:r>
+            <w:r>
+              <w:rPr>
+                <w:noProof/>
+                <w:webHidden/>
+              </w:rPr>
+            </w:r>
+            <w:r>
+              <w:rPr>
+                <w:noProof/>
+                <w:webHidden/>
+              </w:rPr>
+              <w:fldChar w:fldCharType="separate"/>
+            </w:r>
+            <w:r>
+              <w:rPr>
+                <w:noProof/>
+                <w:webHidden/>
+              </w:rPr>
+              <w:t>33</w:t>
             </w:r>
             <w:r>
               <w:rPr>
@@ -1671,13 +1926,13 @@
               <w:lang w:val="ru-RU"/>
             </w:rPr>
           </w:pPr>
-          <w:hyperlink w:anchor="_Toc223693815" w:history="1">
+          <w:hyperlink w:anchor="_Toc225707598" w:history="1">
             <w:r>
               <w:rPr>
                 <w:rStyle w:val="aa"/>
                 <w:noProof/>
               </w:rPr>
-              <w:t>1.3.7 Подытоживание методов обнаружения источников излучения</w:t>
+              <w:t>2.2.1. Системы WIDS и WIPS: принципы настройки, развертывания и функционирования</w:t>
             </w:r>
             <w:r>
               <w:rPr>
@@ -1698,7 +1953,7 @@
                 <w:noProof/>
                 <w:webHidden/>
               </w:rPr>
-              <w:instrText xml:space="preserve"> PAGEREF _Toc223693815 \h </w:instrText>
+              <w:instrText xml:space="preserve"> PAGEREF _Toc225707598 \h </w:instrText>
             </w:r>
             <w:r>
               <w:rPr>
@@ -1718,7 +1973,877 @@
                 <w:noProof/>
                 <w:webHidden/>
               </w:rPr>
-              <w:t>25</w:t>
+              <w:t>33</w:t>
+            </w:r>
+            <w:r>
+              <w:rPr>
+                <w:noProof/>
+                <w:webHidden/>
+              </w:rPr>
+              <w:fldChar w:fldCharType="end"/>
+            </w:r>
+          </w:hyperlink>
+        </w:p>
+        <w:p>
+          <w:pPr>
+            <w:pStyle w:val="30"/>
+            <w:tabs>
+              <w:tab w:val="right" w:leader="dot" w:pos="9622"/>
+            </w:tabs>
+            <w:rPr>
+              <w:rFonts w:asciiTheme="minorHAnsi" w:eastAsiaTheme="minorEastAsia" w:hAnsiTheme="minorHAnsi" w:cstheme="minorBidi"/>
+              <w:noProof/>
+              <w:sz w:val="22"/>
+              <w:szCs w:val="22"/>
+              <w:lang w:val="ru-RU"/>
+            </w:rPr>
+          </w:pPr>
+          <w:hyperlink w:anchor="_Toc225707599" w:history="1">
+            <w:r>
+              <w:rPr>
+                <w:rStyle w:val="aa"/>
+                <w:noProof/>
+              </w:rPr>
+              <w:t>2.2.2 Российские решения класса WIDS/WIPS для обнаружения несанкционированных беспроводных устройств</w:t>
+            </w:r>
+            <w:r>
+              <w:rPr>
+                <w:noProof/>
+                <w:webHidden/>
+              </w:rPr>
+              <w:tab/>
+            </w:r>
+            <w:r>
+              <w:rPr>
+                <w:noProof/>
+                <w:webHidden/>
+              </w:rPr>
+              <w:fldChar w:fldCharType="begin"/>
+            </w:r>
+            <w:r>
+              <w:rPr>
+                <w:noProof/>
+                <w:webHidden/>
+              </w:rPr>
+              <w:instrText xml:space="preserve"> PAGEREF _Toc225707599 \h </w:instrText>
+            </w:r>
+            <w:r>
+              <w:rPr>
+                <w:noProof/>
+                <w:webHidden/>
+              </w:rPr>
+            </w:r>
+            <w:r>
+              <w:rPr>
+                <w:noProof/>
+                <w:webHidden/>
+              </w:rPr>
+              <w:fldChar w:fldCharType="separate"/>
+            </w:r>
+            <w:r>
+              <w:rPr>
+                <w:noProof/>
+                <w:webHidden/>
+              </w:rPr>
+              <w:t>36</w:t>
+            </w:r>
+            <w:r>
+              <w:rPr>
+                <w:noProof/>
+                <w:webHidden/>
+              </w:rPr>
+              <w:fldChar w:fldCharType="end"/>
+            </w:r>
+          </w:hyperlink>
+        </w:p>
+        <w:p>
+          <w:pPr>
+            <w:pStyle w:val="30"/>
+            <w:tabs>
+              <w:tab w:val="right" w:leader="dot" w:pos="9622"/>
+            </w:tabs>
+            <w:rPr>
+              <w:rFonts w:asciiTheme="minorHAnsi" w:eastAsiaTheme="minorEastAsia" w:hAnsiTheme="minorHAnsi" w:cstheme="minorBidi"/>
+              <w:noProof/>
+              <w:sz w:val="22"/>
+              <w:szCs w:val="22"/>
+              <w:lang w:val="ru-RU"/>
+            </w:rPr>
+          </w:pPr>
+          <w:hyperlink w:anchor="_Toc225707600" w:history="1">
+            <w:r>
+              <w:rPr>
+                <w:rStyle w:val="aa"/>
+                <w:noProof/>
+              </w:rPr>
+              <w:t>2.2.3. Основные функциональные компоненты современных WIDS/WIPS-решений и их интеграция с системами безопасности</w:t>
+            </w:r>
+            <w:r>
+              <w:rPr>
+                <w:noProof/>
+                <w:webHidden/>
+              </w:rPr>
+              <w:tab/>
+            </w:r>
+            <w:r>
+              <w:rPr>
+                <w:noProof/>
+                <w:webHidden/>
+              </w:rPr>
+              <w:fldChar w:fldCharType="begin"/>
+            </w:r>
+            <w:r>
+              <w:rPr>
+                <w:noProof/>
+                <w:webHidden/>
+              </w:rPr>
+              <w:instrText xml:space="preserve"> PAGEREF _Toc225707600 \h </w:instrText>
+            </w:r>
+            <w:r>
+              <w:rPr>
+                <w:noProof/>
+                <w:webHidden/>
+              </w:rPr>
+            </w:r>
+            <w:r>
+              <w:rPr>
+                <w:noProof/>
+                <w:webHidden/>
+              </w:rPr>
+              <w:fldChar w:fldCharType="separate"/>
+            </w:r>
+            <w:r>
+              <w:rPr>
+                <w:noProof/>
+                <w:webHidden/>
+              </w:rPr>
+              <w:t>38</w:t>
+            </w:r>
+            <w:r>
+              <w:rPr>
+                <w:noProof/>
+                <w:webHidden/>
+              </w:rPr>
+              <w:fldChar w:fldCharType="end"/>
+            </w:r>
+          </w:hyperlink>
+        </w:p>
+        <w:p>
+          <w:pPr>
+            <w:pStyle w:val="20"/>
+            <w:tabs>
+              <w:tab w:val="right" w:leader="dot" w:pos="9622"/>
+            </w:tabs>
+            <w:rPr>
+              <w:rFonts w:asciiTheme="minorHAnsi" w:eastAsiaTheme="minorEastAsia" w:hAnsiTheme="minorHAnsi" w:cstheme="minorBidi"/>
+              <w:noProof/>
+              <w:sz w:val="22"/>
+              <w:szCs w:val="22"/>
+              <w:lang w:val="ru-RU"/>
+            </w:rPr>
+          </w:pPr>
+          <w:hyperlink w:anchor="_Toc225707601" w:history="1">
+            <w:r>
+              <w:rPr>
+                <w:rStyle w:val="aa"/>
+                <w:noProof/>
+              </w:rPr>
+              <w:t>2.3. Анализ применяемых технологий мониторинга радиочастотного спектра и сетевого трафика.</w:t>
+            </w:r>
+            <w:r>
+              <w:rPr>
+                <w:noProof/>
+                <w:webHidden/>
+              </w:rPr>
+              <w:tab/>
+            </w:r>
+            <w:r>
+              <w:rPr>
+                <w:noProof/>
+                <w:webHidden/>
+              </w:rPr>
+              <w:fldChar w:fldCharType="begin"/>
+            </w:r>
+            <w:r>
+              <w:rPr>
+                <w:noProof/>
+                <w:webHidden/>
+              </w:rPr>
+              <w:instrText xml:space="preserve"> PAGEREF _Toc225707601 \h </w:instrText>
+            </w:r>
+            <w:r>
+              <w:rPr>
+                <w:noProof/>
+                <w:webHidden/>
+              </w:rPr>
+            </w:r>
+            <w:r>
+              <w:rPr>
+                <w:noProof/>
+                <w:webHidden/>
+              </w:rPr>
+              <w:fldChar w:fldCharType="separate"/>
+            </w:r>
+            <w:r>
+              <w:rPr>
+                <w:noProof/>
+                <w:webHidden/>
+              </w:rPr>
+              <w:t>42</w:t>
+            </w:r>
+            <w:r>
+              <w:rPr>
+                <w:noProof/>
+                <w:webHidden/>
+              </w:rPr>
+              <w:fldChar w:fldCharType="end"/>
+            </w:r>
+          </w:hyperlink>
+        </w:p>
+        <w:p>
+          <w:pPr>
+            <w:pStyle w:val="30"/>
+            <w:tabs>
+              <w:tab w:val="right" w:leader="dot" w:pos="9622"/>
+            </w:tabs>
+            <w:rPr>
+              <w:rFonts w:asciiTheme="minorHAnsi" w:eastAsiaTheme="minorEastAsia" w:hAnsiTheme="minorHAnsi" w:cstheme="minorBidi"/>
+              <w:noProof/>
+              <w:sz w:val="22"/>
+              <w:szCs w:val="22"/>
+              <w:lang w:val="ru-RU"/>
+            </w:rPr>
+          </w:pPr>
+          <w:hyperlink w:anchor="_Toc225707602" w:history="1">
+            <w:r>
+              <w:rPr>
+                <w:rStyle w:val="aa"/>
+                <w:noProof/>
+                <w:lang w:val="ru-RU"/>
+              </w:rPr>
+              <w:t>2.3.1 Применение классических методов идентификации</w:t>
+            </w:r>
+            <w:r>
+              <w:rPr>
+                <w:noProof/>
+                <w:webHidden/>
+              </w:rPr>
+              <w:tab/>
+            </w:r>
+            <w:r>
+              <w:rPr>
+                <w:noProof/>
+                <w:webHidden/>
+              </w:rPr>
+              <w:fldChar w:fldCharType="begin"/>
+            </w:r>
+            <w:r>
+              <w:rPr>
+                <w:noProof/>
+                <w:webHidden/>
+              </w:rPr>
+              <w:instrText xml:space="preserve"> PAGEREF _Toc225707602 \h </w:instrText>
+            </w:r>
+            <w:r>
+              <w:rPr>
+                <w:noProof/>
+                <w:webHidden/>
+              </w:rPr>
+            </w:r>
+            <w:r>
+              <w:rPr>
+                <w:noProof/>
+                <w:webHidden/>
+              </w:rPr>
+              <w:fldChar w:fldCharType="separate"/>
+            </w:r>
+            <w:r>
+              <w:rPr>
+                <w:noProof/>
+                <w:webHidden/>
+              </w:rPr>
+              <w:t>43</w:t>
+            </w:r>
+            <w:r>
+              <w:rPr>
+                <w:noProof/>
+                <w:webHidden/>
+              </w:rPr>
+              <w:fldChar w:fldCharType="end"/>
+            </w:r>
+          </w:hyperlink>
+        </w:p>
+        <w:p>
+          <w:pPr>
+            <w:pStyle w:val="30"/>
+            <w:tabs>
+              <w:tab w:val="right" w:leader="dot" w:pos="9622"/>
+            </w:tabs>
+            <w:rPr>
+              <w:rFonts w:asciiTheme="minorHAnsi" w:eastAsiaTheme="minorEastAsia" w:hAnsiTheme="minorHAnsi" w:cstheme="minorBidi"/>
+              <w:noProof/>
+              <w:sz w:val="22"/>
+              <w:szCs w:val="22"/>
+              <w:lang w:val="ru-RU"/>
+            </w:rPr>
+          </w:pPr>
+          <w:hyperlink w:anchor="_Toc225707603" w:history="1">
+            <w:r>
+              <w:rPr>
+                <w:rStyle w:val="aa"/>
+                <w:noProof/>
+                <w:lang w:val="ru-RU"/>
+              </w:rPr>
+              <w:t>2.3.2 Информационная характеристика канала (CSI) и расширенные признаки</w:t>
+            </w:r>
+            <w:r>
+              <w:rPr>
+                <w:noProof/>
+                <w:webHidden/>
+              </w:rPr>
+              <w:tab/>
+            </w:r>
+            <w:r>
+              <w:rPr>
+                <w:noProof/>
+                <w:webHidden/>
+              </w:rPr>
+              <w:fldChar w:fldCharType="begin"/>
+            </w:r>
+            <w:r>
+              <w:rPr>
+                <w:noProof/>
+                <w:webHidden/>
+              </w:rPr>
+              <w:instrText xml:space="preserve"> PAGEREF _Toc225707603 \h </w:instrText>
+            </w:r>
+            <w:r>
+              <w:rPr>
+                <w:noProof/>
+                <w:webHidden/>
+              </w:rPr>
+            </w:r>
+            <w:r>
+              <w:rPr>
+                <w:noProof/>
+                <w:webHidden/>
+              </w:rPr>
+              <w:fldChar w:fldCharType="separate"/>
+            </w:r>
+            <w:r>
+              <w:rPr>
+                <w:noProof/>
+                <w:webHidden/>
+              </w:rPr>
+              <w:t>43</w:t>
+            </w:r>
+            <w:r>
+              <w:rPr>
+                <w:noProof/>
+                <w:webHidden/>
+              </w:rPr>
+              <w:fldChar w:fldCharType="end"/>
+            </w:r>
+          </w:hyperlink>
+        </w:p>
+        <w:p>
+          <w:pPr>
+            <w:pStyle w:val="30"/>
+            <w:tabs>
+              <w:tab w:val="right" w:leader="dot" w:pos="9622"/>
+            </w:tabs>
+            <w:rPr>
+              <w:rFonts w:asciiTheme="minorHAnsi" w:eastAsiaTheme="minorEastAsia" w:hAnsiTheme="minorHAnsi" w:cstheme="minorBidi"/>
+              <w:noProof/>
+              <w:sz w:val="22"/>
+              <w:szCs w:val="22"/>
+              <w:lang w:val="ru-RU"/>
+            </w:rPr>
+          </w:pPr>
+          <w:hyperlink w:anchor="_Toc225707604" w:history="1">
+            <w:r>
+              <w:rPr>
+                <w:rStyle w:val="aa"/>
+                <w:noProof/>
+                <w:lang w:val="ru-RU"/>
+              </w:rPr>
+              <w:t>2.3.3 Статистические методы анализа активности</w:t>
+            </w:r>
+            <w:r>
+              <w:rPr>
+                <w:noProof/>
+                <w:webHidden/>
+              </w:rPr>
+              <w:tab/>
+            </w:r>
+            <w:r>
+              <w:rPr>
+                <w:noProof/>
+                <w:webHidden/>
+              </w:rPr>
+              <w:fldChar w:fldCharType="begin"/>
+            </w:r>
+            <w:r>
+              <w:rPr>
+                <w:noProof/>
+                <w:webHidden/>
+              </w:rPr>
+              <w:instrText xml:space="preserve"> PAGEREF _Toc225707604 \h </w:instrText>
+            </w:r>
+            <w:r>
+              <w:rPr>
+                <w:noProof/>
+                <w:webHidden/>
+              </w:rPr>
+            </w:r>
+            <w:r>
+              <w:rPr>
+                <w:noProof/>
+                <w:webHidden/>
+              </w:rPr>
+              <w:fldChar w:fldCharType="separate"/>
+            </w:r>
+            <w:r>
+              <w:rPr>
+                <w:noProof/>
+                <w:webHidden/>
+              </w:rPr>
+              <w:t>44</w:t>
+            </w:r>
+            <w:r>
+              <w:rPr>
+                <w:noProof/>
+                <w:webHidden/>
+              </w:rPr>
+              <w:fldChar w:fldCharType="end"/>
+            </w:r>
+          </w:hyperlink>
+        </w:p>
+        <w:p>
+          <w:pPr>
+            <w:pStyle w:val="30"/>
+            <w:tabs>
+              <w:tab w:val="right" w:leader="dot" w:pos="9622"/>
+            </w:tabs>
+            <w:rPr>
+              <w:rFonts w:asciiTheme="minorHAnsi" w:eastAsiaTheme="minorEastAsia" w:hAnsiTheme="minorHAnsi" w:cstheme="minorBidi"/>
+              <w:noProof/>
+              <w:sz w:val="22"/>
+              <w:szCs w:val="22"/>
+              <w:lang w:val="ru-RU"/>
+            </w:rPr>
+          </w:pPr>
+          <w:hyperlink w:anchor="_Toc225707605" w:history="1">
+            <w:r>
+              <w:rPr>
+                <w:rStyle w:val="aa"/>
+                <w:noProof/>
+                <w:lang w:val="ru-RU"/>
+              </w:rPr>
+              <w:t>2.3.4 Интеграция с анализом сетевого трафика</w:t>
+            </w:r>
+            <w:r>
+              <w:rPr>
+                <w:noProof/>
+                <w:webHidden/>
+              </w:rPr>
+              <w:tab/>
+            </w:r>
+            <w:r>
+              <w:rPr>
+                <w:noProof/>
+                <w:webHidden/>
+              </w:rPr>
+              <w:fldChar w:fldCharType="begin"/>
+            </w:r>
+            <w:r>
+              <w:rPr>
+                <w:noProof/>
+                <w:webHidden/>
+              </w:rPr>
+              <w:instrText xml:space="preserve"> PAGEREF _Toc225707605 \h </w:instrText>
+            </w:r>
+            <w:r>
+              <w:rPr>
+                <w:noProof/>
+                <w:webHidden/>
+              </w:rPr>
+            </w:r>
+            <w:r>
+              <w:rPr>
+                <w:noProof/>
+                <w:webHidden/>
+              </w:rPr>
+              <w:fldChar w:fldCharType="separate"/>
+            </w:r>
+            <w:r>
+              <w:rPr>
+                <w:noProof/>
+                <w:webHidden/>
+              </w:rPr>
+              <w:t>44</w:t>
+            </w:r>
+            <w:r>
+              <w:rPr>
+                <w:noProof/>
+                <w:webHidden/>
+              </w:rPr>
+              <w:fldChar w:fldCharType="end"/>
+            </w:r>
+          </w:hyperlink>
+        </w:p>
+        <w:p>
+          <w:pPr>
+            <w:pStyle w:val="20"/>
+            <w:tabs>
+              <w:tab w:val="right" w:leader="dot" w:pos="9622"/>
+            </w:tabs>
+            <w:rPr>
+              <w:rFonts w:asciiTheme="minorHAnsi" w:eastAsiaTheme="minorEastAsia" w:hAnsiTheme="minorHAnsi" w:cstheme="minorBidi"/>
+              <w:noProof/>
+              <w:sz w:val="22"/>
+              <w:szCs w:val="22"/>
+              <w:lang w:val="ru-RU"/>
+            </w:rPr>
+          </w:pPr>
+          <w:hyperlink w:anchor="_Toc225707606" w:history="1">
+            <w:r>
+              <w:rPr>
+                <w:rStyle w:val="aa"/>
+                <w:noProof/>
+              </w:rPr>
+              <w:t>2.4. Методы оценки эффективности систем обнаружения источников излучения.</w:t>
+            </w:r>
+            <w:r>
+              <w:rPr>
+                <w:noProof/>
+                <w:webHidden/>
+              </w:rPr>
+              <w:tab/>
+            </w:r>
+            <w:r>
+              <w:rPr>
+                <w:noProof/>
+                <w:webHidden/>
+              </w:rPr>
+              <w:fldChar w:fldCharType="begin"/>
+            </w:r>
+            <w:r>
+              <w:rPr>
+                <w:noProof/>
+                <w:webHidden/>
+              </w:rPr>
+              <w:instrText xml:space="preserve"> PAGEREF _Toc225707606 \h </w:instrText>
+            </w:r>
+            <w:r>
+              <w:rPr>
+                <w:noProof/>
+                <w:webHidden/>
+              </w:rPr>
+            </w:r>
+            <w:r>
+              <w:rPr>
+                <w:noProof/>
+                <w:webHidden/>
+              </w:rPr>
+              <w:fldChar w:fldCharType="separate"/>
+            </w:r>
+            <w:r>
+              <w:rPr>
+                <w:noProof/>
+                <w:webHidden/>
+              </w:rPr>
+              <w:t>45</w:t>
+            </w:r>
+            <w:r>
+              <w:rPr>
+                <w:noProof/>
+                <w:webHidden/>
+              </w:rPr>
+              <w:fldChar w:fldCharType="end"/>
+            </w:r>
+          </w:hyperlink>
+        </w:p>
+        <w:p>
+          <w:pPr>
+            <w:pStyle w:val="30"/>
+            <w:tabs>
+              <w:tab w:val="right" w:leader="dot" w:pos="9622"/>
+            </w:tabs>
+            <w:rPr>
+              <w:rFonts w:asciiTheme="minorHAnsi" w:eastAsiaTheme="minorEastAsia" w:hAnsiTheme="minorHAnsi" w:cstheme="minorBidi"/>
+              <w:noProof/>
+              <w:sz w:val="22"/>
+              <w:szCs w:val="22"/>
+              <w:lang w:val="ru-RU"/>
+            </w:rPr>
+          </w:pPr>
+          <w:hyperlink w:anchor="_Toc225707607" w:history="1">
+            <w:r>
+              <w:rPr>
+                <w:rStyle w:val="aa"/>
+                <w:noProof/>
+              </w:rPr>
+              <w:t>2.4.1 Метрики ошибок</w:t>
+            </w:r>
+            <w:r>
+              <w:rPr>
+                <w:noProof/>
+                <w:webHidden/>
+              </w:rPr>
+              <w:tab/>
+            </w:r>
+            <w:r>
+              <w:rPr>
+                <w:noProof/>
+                <w:webHidden/>
+              </w:rPr>
+              <w:fldChar w:fldCharType="begin"/>
+            </w:r>
+            <w:r>
+              <w:rPr>
+                <w:noProof/>
+                <w:webHidden/>
+              </w:rPr>
+              <w:instrText xml:space="preserve"> PAGEREF _Toc225707607 \h </w:instrText>
+            </w:r>
+            <w:r>
+              <w:rPr>
+                <w:noProof/>
+                <w:webHidden/>
+              </w:rPr>
+            </w:r>
+            <w:r>
+              <w:rPr>
+                <w:noProof/>
+                <w:webHidden/>
+              </w:rPr>
+              <w:fldChar w:fldCharType="separate"/>
+            </w:r>
+            <w:r>
+              <w:rPr>
+                <w:noProof/>
+                <w:webHidden/>
+              </w:rPr>
+              <w:t>45</w:t>
+            </w:r>
+            <w:r>
+              <w:rPr>
+                <w:noProof/>
+                <w:webHidden/>
+              </w:rPr>
+              <w:fldChar w:fldCharType="end"/>
+            </w:r>
+          </w:hyperlink>
+        </w:p>
+        <w:p>
+          <w:pPr>
+            <w:pStyle w:val="30"/>
+            <w:tabs>
+              <w:tab w:val="right" w:leader="dot" w:pos="9622"/>
+            </w:tabs>
+            <w:rPr>
+              <w:rFonts w:asciiTheme="minorHAnsi" w:eastAsiaTheme="minorEastAsia" w:hAnsiTheme="minorHAnsi" w:cstheme="minorBidi"/>
+              <w:noProof/>
+              <w:sz w:val="22"/>
+              <w:szCs w:val="22"/>
+              <w:lang w:val="ru-RU"/>
+            </w:rPr>
+          </w:pPr>
+          <w:hyperlink w:anchor="_Toc225707608" w:history="1">
+            <w:r>
+              <w:rPr>
+                <w:rStyle w:val="aa"/>
+                <w:noProof/>
+                <w:lang w:val="ru-RU"/>
+              </w:rPr>
+              <w:t>2.4.2 Точность локализации источников</w:t>
+            </w:r>
+            <w:r>
+              <w:rPr>
+                <w:noProof/>
+                <w:webHidden/>
+              </w:rPr>
+              <w:tab/>
+            </w:r>
+            <w:r>
+              <w:rPr>
+                <w:noProof/>
+                <w:webHidden/>
+              </w:rPr>
+              <w:fldChar w:fldCharType="begin"/>
+            </w:r>
+            <w:r>
+              <w:rPr>
+                <w:noProof/>
+                <w:webHidden/>
+              </w:rPr>
+              <w:instrText xml:space="preserve"> PAGEREF _Toc225707608 \h </w:instrText>
+            </w:r>
+            <w:r>
+              <w:rPr>
+                <w:noProof/>
+                <w:webHidden/>
+              </w:rPr>
+            </w:r>
+            <w:r>
+              <w:rPr>
+                <w:noProof/>
+                <w:webHidden/>
+              </w:rPr>
+              <w:fldChar w:fldCharType="separate"/>
+            </w:r>
+            <w:r>
+              <w:rPr>
+                <w:noProof/>
+                <w:webHidden/>
+              </w:rPr>
+              <w:t>46</w:t>
+            </w:r>
+            <w:r>
+              <w:rPr>
+                <w:noProof/>
+                <w:webHidden/>
+              </w:rPr>
+              <w:fldChar w:fldCharType="end"/>
+            </w:r>
+          </w:hyperlink>
+        </w:p>
+        <w:p>
+          <w:pPr>
+            <w:pStyle w:val="30"/>
+            <w:tabs>
+              <w:tab w:val="right" w:leader="dot" w:pos="9622"/>
+            </w:tabs>
+            <w:rPr>
+              <w:rFonts w:asciiTheme="minorHAnsi" w:eastAsiaTheme="minorEastAsia" w:hAnsiTheme="minorHAnsi" w:cstheme="minorBidi"/>
+              <w:noProof/>
+              <w:sz w:val="22"/>
+              <w:szCs w:val="22"/>
+              <w:lang w:val="ru-RU"/>
+            </w:rPr>
+          </w:pPr>
+          <w:hyperlink w:anchor="_Toc225707609" w:history="1">
+            <w:r>
+              <w:rPr>
+                <w:rStyle w:val="aa"/>
+                <w:noProof/>
+                <w:lang w:val="ru-RU"/>
+              </w:rPr>
+              <w:t>2.4.3 Время реакции и устойчивость к аномалиям</w:t>
+            </w:r>
+            <w:r>
+              <w:rPr>
+                <w:noProof/>
+                <w:webHidden/>
+              </w:rPr>
+              <w:tab/>
+            </w:r>
+            <w:r>
+              <w:rPr>
+                <w:noProof/>
+                <w:webHidden/>
+              </w:rPr>
+              <w:fldChar w:fldCharType="begin"/>
+            </w:r>
+            <w:r>
+              <w:rPr>
+                <w:noProof/>
+                <w:webHidden/>
+              </w:rPr>
+              <w:instrText xml:space="preserve"> PAGEREF _Toc225707609 \h </w:instrText>
+            </w:r>
+            <w:r>
+              <w:rPr>
+                <w:noProof/>
+                <w:webHidden/>
+              </w:rPr>
+            </w:r>
+            <w:r>
+              <w:rPr>
+                <w:noProof/>
+                <w:webHidden/>
+              </w:rPr>
+              <w:fldChar w:fldCharType="separate"/>
+            </w:r>
+            <w:r>
+              <w:rPr>
+                <w:noProof/>
+                <w:webHidden/>
+              </w:rPr>
+              <w:t>47</w:t>
+            </w:r>
+            <w:r>
+              <w:rPr>
+                <w:noProof/>
+                <w:webHidden/>
+              </w:rPr>
+              <w:fldChar w:fldCharType="end"/>
+            </w:r>
+          </w:hyperlink>
+        </w:p>
+        <w:p>
+          <w:pPr>
+            <w:pStyle w:val="20"/>
+            <w:tabs>
+              <w:tab w:val="right" w:leader="dot" w:pos="9622"/>
+            </w:tabs>
+            <w:rPr>
+              <w:rFonts w:asciiTheme="minorHAnsi" w:eastAsiaTheme="minorEastAsia" w:hAnsiTheme="minorHAnsi" w:cstheme="minorBidi"/>
+              <w:noProof/>
+              <w:sz w:val="22"/>
+              <w:szCs w:val="22"/>
+              <w:lang w:val="ru-RU"/>
+            </w:rPr>
+          </w:pPr>
+          <w:hyperlink w:anchor="_Toc225707610" w:history="1">
+            <w:r>
+              <w:rPr>
+                <w:rStyle w:val="aa"/>
+                <w:noProof/>
+              </w:rPr>
+              <w:t>2.5. Постановка задачи разработки мультимодальной модели и формулировка требований к ПАК.</w:t>
+            </w:r>
+            <w:r>
+              <w:rPr>
+                <w:noProof/>
+                <w:webHidden/>
+              </w:rPr>
+              <w:tab/>
+            </w:r>
+            <w:r>
+              <w:rPr>
+                <w:noProof/>
+                <w:webHidden/>
+              </w:rPr>
+              <w:fldChar w:fldCharType="begin"/>
+            </w:r>
+            <w:r>
+              <w:rPr>
+                <w:noProof/>
+                <w:webHidden/>
+              </w:rPr>
+              <w:instrText xml:space="preserve"> PAGEREF _Toc225707610 \h </w:instrText>
+            </w:r>
+            <w:r>
+              <w:rPr>
+                <w:noProof/>
+                <w:webHidden/>
+              </w:rPr>
+            </w:r>
+            <w:r>
+              <w:rPr>
+                <w:noProof/>
+                <w:webHidden/>
+              </w:rPr>
+              <w:fldChar w:fldCharType="separate"/>
+            </w:r>
+            <w:r>
+              <w:rPr>
+                <w:noProof/>
+                <w:webHidden/>
+              </w:rPr>
+              <w:t>48</w:t>
             </w:r>
             <w:r>
               <w:rPr>
@@ -1743,13 +2868,30 @@
               <w:lang w:val="ru-RU"/>
             </w:rPr>
           </w:pPr>
-          <w:hyperlink w:anchor="_Toc223693816" w:history="1">
+          <w:hyperlink w:anchor="_Toc225707611" w:history="1">
             <w:r>
               <w:rPr>
                 <w:rStyle w:val="aa"/>
                 <w:noProof/>
-              </w:rPr>
-              <w:t>ГЛАВА 2. АНАЛИЗ СУЩЕСТВУЮЩИХ ПОДХОДОВ К ОБЕСПЕЧЕНИЮ БЕЗОПАСНОСТИ WI-FI СЕТЕЙ В КРЕДИТНО-ФИНАНСОВЫХ ОРГАНИЗАЦИЯХ</w:t>
+                <w:lang w:val="ru-RU"/>
+              </w:rPr>
+              <w:t xml:space="preserve">ГЛАВА 3. РАЗРАБОТКА И АПРОБАЦИЯ МУЛЬТИМОДАЛЬНОЙ МОДЕЛИ ОБНАРУЖЕНИЯ НЕЗАРЕГИСТРИРОВАННЫХ </w:t>
+            </w:r>
+            <w:r>
+              <w:rPr>
+                <w:rStyle w:val="aa"/>
+                <w:noProof/>
+                <w:lang w:val="en-US"/>
+              </w:rPr>
+              <w:t>WIFI</w:t>
+            </w:r>
+            <w:r>
+              <w:rPr>
+                <w:rStyle w:val="aa"/>
+                <w:noProof/>
+                <w:lang w:val="ru-RU"/>
+              </w:rPr>
+              <w:t xml:space="preserve"> ТОЧЕК ДОСТУПА</w:t>
             </w:r>
             <w:r>
               <w:rPr>
@@ -1770,7 +2912,7 @@
                 <w:noProof/>
                 <w:webHidden/>
               </w:rPr>
-              <w:instrText xml:space="preserve"> PAGEREF _Toc223693816 \h </w:instrText>
+              <w:instrText xml:space="preserve"> PAGEREF _Toc225707611 \h </w:instrText>
             </w:r>
             <w:r>
               <w:rPr>
@@ -1790,7 +2932,7 @@
                 <w:noProof/>
                 <w:webHidden/>
               </w:rPr>
-              <w:t>28</w:t>
+              <w:t>52</w:t>
             </w:r>
             <w:r>
               <w:rPr>
@@ -1815,13 +2957,13 @@
               <w:lang w:val="ru-RU"/>
             </w:rPr>
           </w:pPr>
-          <w:hyperlink w:anchor="_Toc223693817" w:history="1">
+          <w:hyperlink w:anchor="_Toc225707612" w:history="1">
             <w:r>
               <w:rPr>
                 <w:rStyle w:val="aa"/>
                 <w:noProof/>
               </w:rPr>
-              <w:t>2.1. Угрозы, связанные с использованием незарегистрированных Wi-Fi точек доступа.</w:t>
+              <w:t>3.1. Разработка алгоритма обнаружения источников излучения.</w:t>
             </w:r>
             <w:r>
               <w:rPr>
@@ -1842,7 +2984,7 @@
                 <w:noProof/>
                 <w:webHidden/>
               </w:rPr>
-              <w:instrText xml:space="preserve"> PAGEREF _Toc223693817 \h </w:instrText>
+              <w:instrText xml:space="preserve"> PAGEREF _Toc225707612 \h </w:instrText>
             </w:r>
             <w:r>
               <w:rPr>
@@ -1862,223 +3004,7 @@
                 <w:noProof/>
                 <w:webHidden/>
               </w:rPr>
-              <w:t>28</w:t>
-            </w:r>
-            <w:r>
-              <w:rPr>
-                <w:noProof/>
-                <w:webHidden/>
-              </w:rPr>
-              <w:fldChar w:fldCharType="end"/>
-            </w:r>
-          </w:hyperlink>
-        </w:p>
-        <w:p>
-          <w:pPr>
-            <w:pStyle w:val="30"/>
-            <w:tabs>
-              <w:tab w:val="right" w:leader="dot" w:pos="9622"/>
-            </w:tabs>
-            <w:rPr>
-              <w:rFonts w:asciiTheme="minorHAnsi" w:eastAsiaTheme="minorEastAsia" w:hAnsiTheme="minorHAnsi" w:cstheme="minorBidi"/>
-              <w:noProof/>
-              <w:sz w:val="22"/>
-              <w:szCs w:val="22"/>
-              <w:lang w:val="ru-RU"/>
-            </w:rPr>
-          </w:pPr>
-          <w:hyperlink w:anchor="_Toc223693818" w:history="1">
-            <w:r>
-              <w:rPr>
-                <w:rStyle w:val="aa"/>
-                <w:noProof/>
-              </w:rPr>
-              <w:t>2.1.1 Типы незарегистрированных точек доступа и их роль в формировании угроз безопасности</w:t>
-            </w:r>
-            <w:r>
-              <w:rPr>
-                <w:noProof/>
-                <w:webHidden/>
-              </w:rPr>
-              <w:tab/>
-            </w:r>
-            <w:r>
-              <w:rPr>
-                <w:noProof/>
-                <w:webHidden/>
-              </w:rPr>
-              <w:fldChar w:fldCharType="begin"/>
-            </w:r>
-            <w:r>
-              <w:rPr>
-                <w:noProof/>
-                <w:webHidden/>
-              </w:rPr>
-              <w:instrText xml:space="preserve"> PAGEREF _Toc223693818 \h </w:instrText>
-            </w:r>
-            <w:r>
-              <w:rPr>
-                <w:noProof/>
-                <w:webHidden/>
-              </w:rPr>
-            </w:r>
-            <w:r>
-              <w:rPr>
-                <w:noProof/>
-                <w:webHidden/>
-              </w:rPr>
-              <w:fldChar w:fldCharType="separate"/>
-            </w:r>
-            <w:r>
-              <w:rPr>
-                <w:noProof/>
-                <w:webHidden/>
-              </w:rPr>
-              <w:t>28</w:t>
-            </w:r>
-            <w:r>
-              <w:rPr>
-                <w:noProof/>
-                <w:webHidden/>
-              </w:rPr>
-              <w:fldChar w:fldCharType="end"/>
-            </w:r>
-          </w:hyperlink>
-        </w:p>
-        <w:p>
-          <w:pPr>
-            <w:pStyle w:val="30"/>
-            <w:tabs>
-              <w:tab w:val="right" w:leader="dot" w:pos="9622"/>
-            </w:tabs>
-            <w:rPr>
-              <w:rFonts w:asciiTheme="minorHAnsi" w:eastAsiaTheme="minorEastAsia" w:hAnsiTheme="minorHAnsi" w:cstheme="minorBidi"/>
-              <w:noProof/>
-              <w:sz w:val="22"/>
-              <w:szCs w:val="22"/>
-              <w:lang w:val="ru-RU"/>
-            </w:rPr>
-          </w:pPr>
-          <w:hyperlink w:anchor="_Toc223693819" w:history="1">
-            <w:r>
-              <w:rPr>
-                <w:rStyle w:val="aa"/>
-                <w:noProof/>
-              </w:rPr>
-              <w:t>2.1.2. Механизмы реализации атак и особенности обхода традиционных средств защиты</w:t>
-            </w:r>
-            <w:r>
-              <w:rPr>
-                <w:noProof/>
-                <w:webHidden/>
-              </w:rPr>
-              <w:tab/>
-            </w:r>
-            <w:r>
-              <w:rPr>
-                <w:noProof/>
-                <w:webHidden/>
-              </w:rPr>
-              <w:fldChar w:fldCharType="begin"/>
-            </w:r>
-            <w:r>
-              <w:rPr>
-                <w:noProof/>
-                <w:webHidden/>
-              </w:rPr>
-              <w:instrText xml:space="preserve"> PAGEREF _Toc223693819 \h </w:instrText>
-            </w:r>
-            <w:r>
-              <w:rPr>
-                <w:noProof/>
-                <w:webHidden/>
-              </w:rPr>
-            </w:r>
-            <w:r>
-              <w:rPr>
-                <w:noProof/>
-                <w:webHidden/>
-              </w:rPr>
-              <w:fldChar w:fldCharType="separate"/>
-            </w:r>
-            <w:r>
-              <w:rPr>
-                <w:noProof/>
-                <w:webHidden/>
-              </w:rPr>
-              <w:t>30</w:t>
-            </w:r>
-            <w:r>
-              <w:rPr>
-                <w:noProof/>
-                <w:webHidden/>
-              </w:rPr>
-              <w:fldChar w:fldCharType="end"/>
-            </w:r>
-          </w:hyperlink>
-        </w:p>
-        <w:p>
-          <w:pPr>
-            <w:pStyle w:val="30"/>
-            <w:tabs>
-              <w:tab w:val="right" w:leader="dot" w:pos="9622"/>
-            </w:tabs>
-            <w:rPr>
-              <w:rFonts w:asciiTheme="minorHAnsi" w:eastAsiaTheme="minorEastAsia" w:hAnsiTheme="minorHAnsi" w:cstheme="minorBidi"/>
-              <w:noProof/>
-              <w:sz w:val="22"/>
-              <w:szCs w:val="22"/>
-              <w:lang w:val="ru-RU"/>
-            </w:rPr>
-          </w:pPr>
-          <w:hyperlink w:anchor="_Toc223693820" w:history="1">
-            <w:r>
-              <w:rPr>
-                <w:rStyle w:val="aa"/>
-                <w:noProof/>
-              </w:rPr>
-              <w:t>2.1.3. Угроза утечки информации и роль человеческого фактора в формировании незарегистрированных беспроводных каналов</w:t>
-            </w:r>
-            <w:r>
-              <w:rPr>
-                <w:noProof/>
-                <w:webHidden/>
-              </w:rPr>
-              <w:tab/>
-            </w:r>
-            <w:r>
-              <w:rPr>
-                <w:noProof/>
-                <w:webHidden/>
-              </w:rPr>
-              <w:fldChar w:fldCharType="begin"/>
-            </w:r>
-            <w:r>
-              <w:rPr>
-                <w:noProof/>
-                <w:webHidden/>
-              </w:rPr>
-              <w:instrText xml:space="preserve"> PAGEREF _Toc223693820 \h </w:instrText>
-            </w:r>
-            <w:r>
-              <w:rPr>
-                <w:noProof/>
-                <w:webHidden/>
-              </w:rPr>
-            </w:r>
-            <w:r>
-              <w:rPr>
-                <w:noProof/>
-                <w:webHidden/>
-              </w:rPr>
-              <w:fldChar w:fldCharType="separate"/>
-            </w:r>
-            <w:r>
-              <w:rPr>
-                <w:noProof/>
-                <w:webHidden/>
-              </w:rPr>
-              <w:t>32</w:t>
+              <w:t>52</w:t>
             </w:r>
             <w:r>
               <w:rPr>
@@ -2103,13 +3029,13 @@
               <w:lang w:val="ru-RU"/>
             </w:rPr>
           </w:pPr>
-          <w:hyperlink w:anchor="_Toc223693821" w:history="1">
+          <w:hyperlink w:anchor="_Toc225707613" w:history="1">
             <w:r>
               <w:rPr>
                 <w:rStyle w:val="aa"/>
                 <w:noProof/>
               </w:rPr>
-              <w:t>2.2. Обзор существующих решений для обнаружения несанкционированных беспроводных устройств.</w:t>
+              <w:t>3.2. Разработка и реализация программно-аппаратного комплекса.</w:t>
             </w:r>
             <w:r>
               <w:rPr>
@@ -2130,7 +3056,7 @@
                 <w:noProof/>
                 <w:webHidden/>
               </w:rPr>
-              <w:instrText xml:space="preserve"> PAGEREF _Toc223693821 \h </w:instrText>
+              <w:instrText xml:space="preserve"> PAGEREF _Toc225707613 \h </w:instrText>
             </w:r>
             <w:r>
               <w:rPr>
@@ -2150,223 +3076,7 @@
                 <w:noProof/>
                 <w:webHidden/>
               </w:rPr>
-              <w:t>34</w:t>
-            </w:r>
-            <w:r>
-              <w:rPr>
-                <w:noProof/>
-                <w:webHidden/>
-              </w:rPr>
-              <w:fldChar w:fldCharType="end"/>
-            </w:r>
-          </w:hyperlink>
-        </w:p>
-        <w:p>
-          <w:pPr>
-            <w:pStyle w:val="30"/>
-            <w:tabs>
-              <w:tab w:val="right" w:leader="dot" w:pos="9622"/>
-            </w:tabs>
-            <w:rPr>
-              <w:rFonts w:asciiTheme="minorHAnsi" w:eastAsiaTheme="minorEastAsia" w:hAnsiTheme="minorHAnsi" w:cstheme="minorBidi"/>
-              <w:noProof/>
-              <w:sz w:val="22"/>
-              <w:szCs w:val="22"/>
-              <w:lang w:val="ru-RU"/>
-            </w:rPr>
-          </w:pPr>
-          <w:hyperlink w:anchor="_Toc223693822" w:history="1">
-            <w:r>
-              <w:rPr>
-                <w:rStyle w:val="aa"/>
-                <w:noProof/>
-              </w:rPr>
-              <w:t>2.2.1. Системы WIDS и WIPS: принципы настройки, развертывания и функционирования</w:t>
-            </w:r>
-            <w:r>
-              <w:rPr>
-                <w:noProof/>
-                <w:webHidden/>
-              </w:rPr>
-              <w:tab/>
-            </w:r>
-            <w:r>
-              <w:rPr>
-                <w:noProof/>
-                <w:webHidden/>
-              </w:rPr>
-              <w:fldChar w:fldCharType="begin"/>
-            </w:r>
-            <w:r>
-              <w:rPr>
-                <w:noProof/>
-                <w:webHidden/>
-              </w:rPr>
-              <w:instrText xml:space="preserve"> PAGEREF _Toc223693822 \h </w:instrText>
-            </w:r>
-            <w:r>
-              <w:rPr>
-                <w:noProof/>
-                <w:webHidden/>
-              </w:rPr>
-            </w:r>
-            <w:r>
-              <w:rPr>
-                <w:noProof/>
-                <w:webHidden/>
-              </w:rPr>
-              <w:fldChar w:fldCharType="separate"/>
-            </w:r>
-            <w:r>
-              <w:rPr>
-                <w:noProof/>
-                <w:webHidden/>
-              </w:rPr>
-              <w:t>34</w:t>
-            </w:r>
-            <w:r>
-              <w:rPr>
-                <w:noProof/>
-                <w:webHidden/>
-              </w:rPr>
-              <w:fldChar w:fldCharType="end"/>
-            </w:r>
-          </w:hyperlink>
-        </w:p>
-        <w:p>
-          <w:pPr>
-            <w:pStyle w:val="30"/>
-            <w:tabs>
-              <w:tab w:val="right" w:leader="dot" w:pos="9622"/>
-            </w:tabs>
-            <w:rPr>
-              <w:rFonts w:asciiTheme="minorHAnsi" w:eastAsiaTheme="minorEastAsia" w:hAnsiTheme="minorHAnsi" w:cstheme="minorBidi"/>
-              <w:noProof/>
-              <w:sz w:val="22"/>
-              <w:szCs w:val="22"/>
-              <w:lang w:val="ru-RU"/>
-            </w:rPr>
-          </w:pPr>
-          <w:hyperlink w:anchor="_Toc223693823" w:history="1">
-            <w:r>
-              <w:rPr>
-                <w:rStyle w:val="aa"/>
-                <w:noProof/>
-              </w:rPr>
-              <w:t>2.2.2 Российские решения класса WIDS/WIPS для обнаружения несанкционированных беспроводных устройств</w:t>
-            </w:r>
-            <w:r>
-              <w:rPr>
-                <w:noProof/>
-                <w:webHidden/>
-              </w:rPr>
-              <w:tab/>
-            </w:r>
-            <w:r>
-              <w:rPr>
-                <w:noProof/>
-                <w:webHidden/>
-              </w:rPr>
-              <w:fldChar w:fldCharType="begin"/>
-            </w:r>
-            <w:r>
-              <w:rPr>
-                <w:noProof/>
-                <w:webHidden/>
-              </w:rPr>
-              <w:instrText xml:space="preserve"> PAGEREF _Toc223693823 \h </w:instrText>
-            </w:r>
-            <w:r>
-              <w:rPr>
-                <w:noProof/>
-                <w:webHidden/>
-              </w:rPr>
-            </w:r>
-            <w:r>
-              <w:rPr>
-                <w:noProof/>
-                <w:webHidden/>
-              </w:rPr>
-              <w:fldChar w:fldCharType="separate"/>
-            </w:r>
-            <w:r>
-              <w:rPr>
-                <w:noProof/>
-                <w:webHidden/>
-              </w:rPr>
-              <w:t>37</w:t>
-            </w:r>
-            <w:r>
-              <w:rPr>
-                <w:noProof/>
-                <w:webHidden/>
-              </w:rPr>
-              <w:fldChar w:fldCharType="end"/>
-            </w:r>
-          </w:hyperlink>
-        </w:p>
-        <w:p>
-          <w:pPr>
-            <w:pStyle w:val="30"/>
-            <w:tabs>
-              <w:tab w:val="right" w:leader="dot" w:pos="9622"/>
-            </w:tabs>
-            <w:rPr>
-              <w:rFonts w:asciiTheme="minorHAnsi" w:eastAsiaTheme="minorEastAsia" w:hAnsiTheme="minorHAnsi" w:cstheme="minorBidi"/>
-              <w:noProof/>
-              <w:sz w:val="22"/>
-              <w:szCs w:val="22"/>
-              <w:lang w:val="ru-RU"/>
-            </w:rPr>
-          </w:pPr>
-          <w:hyperlink w:anchor="_Toc223693824" w:history="1">
-            <w:r>
-              <w:rPr>
-                <w:rStyle w:val="aa"/>
-                <w:noProof/>
-              </w:rPr>
-              <w:t>2.2.3. Основные функциональные компоненты современных WIDS/WIPS-решений и их интеграция с системами безопасности</w:t>
-            </w:r>
-            <w:r>
-              <w:rPr>
-                <w:noProof/>
-                <w:webHidden/>
-              </w:rPr>
-              <w:tab/>
-            </w:r>
-            <w:r>
-              <w:rPr>
-                <w:noProof/>
-                <w:webHidden/>
-              </w:rPr>
-              <w:fldChar w:fldCharType="begin"/>
-            </w:r>
-            <w:r>
-              <w:rPr>
-                <w:noProof/>
-                <w:webHidden/>
-              </w:rPr>
-              <w:instrText xml:space="preserve"> PAGEREF _Toc223693824 \h </w:instrText>
-            </w:r>
-            <w:r>
-              <w:rPr>
-                <w:noProof/>
-                <w:webHidden/>
-              </w:rPr>
-            </w:r>
-            <w:r>
-              <w:rPr>
-                <w:noProof/>
-                <w:webHidden/>
-              </w:rPr>
-              <w:fldChar w:fldCharType="separate"/>
-            </w:r>
-            <w:r>
-              <w:rPr>
-                <w:noProof/>
-                <w:webHidden/>
-              </w:rPr>
-              <w:t>39</w:t>
+              <w:t>52</w:t>
             </w:r>
             <w:r>
               <w:rPr>
@@ -2391,13 +3101,13 @@
               <w:lang w:val="ru-RU"/>
             </w:rPr>
           </w:pPr>
-          <w:hyperlink w:anchor="_Toc223693825" w:history="1">
+          <w:hyperlink w:anchor="_Toc225707614" w:history="1">
             <w:r>
               <w:rPr>
                 <w:rStyle w:val="aa"/>
                 <w:noProof/>
               </w:rPr>
-              <w:t>2.3. Анализ применяемых технологий мониторинга радиочастотного спектра и сетевого трафика.</w:t>
+              <w:t>3.3. Практические рекомендации и направления совершенствования.</w:t>
             </w:r>
             <w:r>
               <w:rPr>
@@ -2418,7 +3128,7 @@
                 <w:noProof/>
                 <w:webHidden/>
               </w:rPr>
-              <w:instrText xml:space="preserve"> PAGEREF _Toc223693825 \h </w:instrText>
+              <w:instrText xml:space="preserve"> PAGEREF _Toc225707614 \h </w:instrText>
             </w:r>
             <w:r>
               <w:rPr>
@@ -2438,445 +3148,7 @@
                 <w:noProof/>
                 <w:webHidden/>
               </w:rPr>
-              <w:t>43</w:t>
-            </w:r>
-            <w:r>
-              <w:rPr>
-                <w:noProof/>
-                <w:webHidden/>
-              </w:rPr>
-              <w:fldChar w:fldCharType="end"/>
-            </w:r>
-          </w:hyperlink>
-        </w:p>
-        <w:p>
-          <w:pPr>
-            <w:pStyle w:val="30"/>
-            <w:tabs>
-              <w:tab w:val="right" w:leader="dot" w:pos="9622"/>
-            </w:tabs>
-            <w:rPr>
-              <w:rFonts w:asciiTheme="minorHAnsi" w:eastAsiaTheme="minorEastAsia" w:hAnsiTheme="minorHAnsi" w:cstheme="minorBidi"/>
-              <w:noProof/>
-              <w:sz w:val="22"/>
-              <w:szCs w:val="22"/>
-              <w:lang w:val="ru-RU"/>
-            </w:rPr>
-          </w:pPr>
-          <w:hyperlink w:anchor="_Toc223693826" w:history="1">
-            <w:r>
-              <w:rPr>
-                <w:rStyle w:val="aa"/>
-                <w:noProof/>
-                <w:lang w:val="ru-RU"/>
-              </w:rPr>
-              <w:t>2.3.1 Применение классических методов идентификации</w:t>
-            </w:r>
-            <w:r>
-              <w:rPr>
-                <w:noProof/>
-                <w:webHidden/>
-              </w:rPr>
-              <w:tab/>
-            </w:r>
-            <w:r>
-              <w:rPr>
-                <w:noProof/>
-                <w:webHidden/>
-              </w:rPr>
-              <w:fldChar w:fldCharType="begin"/>
-            </w:r>
-            <w:r>
-              <w:rPr>
-                <w:noProof/>
-                <w:webHidden/>
-              </w:rPr>
-              <w:instrText xml:space="preserve"> PAGEREF _Toc223693826 \h </w:instrText>
-            </w:r>
-            <w:r>
-              <w:rPr>
-                <w:noProof/>
-                <w:webHidden/>
-              </w:rPr>
-            </w:r>
-            <w:r>
-              <w:rPr>
-                <w:noProof/>
-                <w:webHidden/>
-              </w:rPr>
-              <w:fldChar w:fldCharType="separate"/>
-            </w:r>
-            <w:r>
-              <w:rPr>
-                <w:noProof/>
-                <w:webHidden/>
-              </w:rPr>
-              <w:t>44</w:t>
-            </w:r>
-            <w:r>
-              <w:rPr>
-                <w:noProof/>
-                <w:webHidden/>
-              </w:rPr>
-              <w:fldChar w:fldCharType="end"/>
-            </w:r>
-          </w:hyperlink>
-        </w:p>
-        <w:p>
-          <w:pPr>
-            <w:pStyle w:val="30"/>
-            <w:tabs>
-              <w:tab w:val="right" w:leader="dot" w:pos="9622"/>
-            </w:tabs>
-            <w:rPr>
-              <w:rFonts w:asciiTheme="minorHAnsi" w:eastAsiaTheme="minorEastAsia" w:hAnsiTheme="minorHAnsi" w:cstheme="minorBidi"/>
-              <w:noProof/>
-              <w:sz w:val="22"/>
-              <w:szCs w:val="22"/>
-              <w:lang w:val="ru-RU"/>
-            </w:rPr>
-          </w:pPr>
-          <w:hyperlink w:anchor="_Toc223693827" w:history="1">
-            <w:r>
-              <w:rPr>
-                <w:rStyle w:val="aa"/>
-                <w:noProof/>
-                <w:lang w:val="ru-RU"/>
-              </w:rPr>
-              <w:t>2.3.2 Физические методы на основе RSSI и трилатерации</w:t>
-            </w:r>
-            <w:r>
-              <w:rPr>
-                <w:noProof/>
-                <w:webHidden/>
-              </w:rPr>
-              <w:tab/>
-            </w:r>
-            <w:r>
-              <w:rPr>
-                <w:noProof/>
-                <w:webHidden/>
-              </w:rPr>
-              <w:fldChar w:fldCharType="begin"/>
-            </w:r>
-            <w:r>
-              <w:rPr>
-                <w:noProof/>
-                <w:webHidden/>
-              </w:rPr>
-              <w:instrText xml:space="preserve"> PAGEREF _Toc223693827 \h </w:instrText>
-            </w:r>
-            <w:r>
-              <w:rPr>
-                <w:noProof/>
-                <w:webHidden/>
-              </w:rPr>
-            </w:r>
-            <w:r>
-              <w:rPr>
-                <w:noProof/>
-                <w:webHidden/>
-              </w:rPr>
-              <w:fldChar w:fldCharType="separate"/>
-            </w:r>
-            <w:r>
-              <w:rPr>
-                <w:noProof/>
-                <w:webHidden/>
-              </w:rPr>
-              <w:t>44</w:t>
-            </w:r>
-            <w:r>
-              <w:rPr>
-                <w:noProof/>
-                <w:webHidden/>
-              </w:rPr>
-              <w:fldChar w:fldCharType="end"/>
-            </w:r>
-          </w:hyperlink>
-        </w:p>
-        <w:p>
-          <w:pPr>
-            <w:pStyle w:val="30"/>
-            <w:tabs>
-              <w:tab w:val="right" w:leader="dot" w:pos="9622"/>
-            </w:tabs>
-            <w:rPr>
-              <w:rFonts w:asciiTheme="minorHAnsi" w:eastAsiaTheme="minorEastAsia" w:hAnsiTheme="minorHAnsi" w:cstheme="minorBidi"/>
-              <w:noProof/>
-              <w:sz w:val="22"/>
-              <w:szCs w:val="22"/>
-              <w:lang w:val="ru-RU"/>
-            </w:rPr>
-          </w:pPr>
-          <w:hyperlink w:anchor="_Toc223693828" w:history="1">
-            <w:r>
-              <w:rPr>
-                <w:rStyle w:val="aa"/>
-                <w:noProof/>
-                <w:lang w:val="ru-RU"/>
-              </w:rPr>
-              <w:t>2.3.3 Эмпирические методы и радиокарты (fingerprinting)</w:t>
-            </w:r>
-            <w:r>
-              <w:rPr>
-                <w:noProof/>
-                <w:webHidden/>
-              </w:rPr>
-              <w:tab/>
-            </w:r>
-            <w:r>
-              <w:rPr>
-                <w:noProof/>
-                <w:webHidden/>
-              </w:rPr>
-              <w:fldChar w:fldCharType="begin"/>
-            </w:r>
-            <w:r>
-              <w:rPr>
-                <w:noProof/>
-                <w:webHidden/>
-              </w:rPr>
-              <w:instrText xml:space="preserve"> PAGEREF _Toc223693828 \h </w:instrText>
-            </w:r>
-            <w:r>
-              <w:rPr>
-                <w:noProof/>
-                <w:webHidden/>
-              </w:rPr>
-            </w:r>
-            <w:r>
-              <w:rPr>
-                <w:noProof/>
-                <w:webHidden/>
-              </w:rPr>
-              <w:fldChar w:fldCharType="separate"/>
-            </w:r>
-            <w:r>
-              <w:rPr>
-                <w:noProof/>
-                <w:webHidden/>
-              </w:rPr>
-              <w:t>45</w:t>
-            </w:r>
-            <w:r>
-              <w:rPr>
-                <w:noProof/>
-                <w:webHidden/>
-              </w:rPr>
-              <w:fldChar w:fldCharType="end"/>
-            </w:r>
-          </w:hyperlink>
-        </w:p>
-        <w:p>
-          <w:pPr>
-            <w:pStyle w:val="30"/>
-            <w:tabs>
-              <w:tab w:val="right" w:leader="dot" w:pos="9622"/>
-            </w:tabs>
-            <w:rPr>
-              <w:rFonts w:asciiTheme="minorHAnsi" w:eastAsiaTheme="minorEastAsia" w:hAnsiTheme="minorHAnsi" w:cstheme="minorBidi"/>
-              <w:noProof/>
-              <w:sz w:val="22"/>
-              <w:szCs w:val="22"/>
-              <w:lang w:val="ru-RU"/>
-            </w:rPr>
-          </w:pPr>
-          <w:hyperlink w:anchor="_Toc223693829" w:history="1">
-            <w:r>
-              <w:rPr>
-                <w:rStyle w:val="aa"/>
-                <w:noProof/>
-                <w:lang w:val="ru-RU"/>
-              </w:rPr>
-              <w:t>2.3.4 Информационная характеристика канала (CSI) и расширенные признаки</w:t>
-            </w:r>
-            <w:r>
-              <w:rPr>
-                <w:noProof/>
-                <w:webHidden/>
-              </w:rPr>
-              <w:tab/>
-            </w:r>
-            <w:r>
-              <w:rPr>
-                <w:noProof/>
-                <w:webHidden/>
-              </w:rPr>
-              <w:fldChar w:fldCharType="begin"/>
-            </w:r>
-            <w:r>
-              <w:rPr>
-                <w:noProof/>
-                <w:webHidden/>
-              </w:rPr>
-              <w:instrText xml:space="preserve"> PAGEREF _Toc223693829 \h </w:instrText>
-            </w:r>
-            <w:r>
-              <w:rPr>
-                <w:noProof/>
-                <w:webHidden/>
-              </w:rPr>
-            </w:r>
-            <w:r>
-              <w:rPr>
-                <w:noProof/>
-                <w:webHidden/>
-              </w:rPr>
-              <w:fldChar w:fldCharType="separate"/>
-            </w:r>
-            <w:r>
-              <w:rPr>
-                <w:noProof/>
-                <w:webHidden/>
-              </w:rPr>
-              <w:t>45</w:t>
-            </w:r>
-            <w:r>
-              <w:rPr>
-                <w:noProof/>
-                <w:webHidden/>
-              </w:rPr>
-              <w:fldChar w:fldCharType="end"/>
-            </w:r>
-          </w:hyperlink>
-        </w:p>
-        <w:p>
-          <w:pPr>
-            <w:pStyle w:val="30"/>
-            <w:tabs>
-              <w:tab w:val="right" w:leader="dot" w:pos="9622"/>
-            </w:tabs>
-            <w:rPr>
-              <w:rFonts w:asciiTheme="minorHAnsi" w:eastAsiaTheme="minorEastAsia" w:hAnsiTheme="minorHAnsi" w:cstheme="minorBidi"/>
-              <w:noProof/>
-              <w:sz w:val="22"/>
-              <w:szCs w:val="22"/>
-              <w:lang w:val="ru-RU"/>
-            </w:rPr>
-          </w:pPr>
-          <w:hyperlink w:anchor="_Toc223693830" w:history="1">
-            <w:r>
-              <w:rPr>
-                <w:rStyle w:val="aa"/>
-                <w:noProof/>
-                <w:lang w:val="ru-RU"/>
-              </w:rPr>
-              <w:t>2.3.5 Статистические методы анализа активности</w:t>
-            </w:r>
-            <w:r>
-              <w:rPr>
-                <w:noProof/>
-                <w:webHidden/>
-              </w:rPr>
-              <w:tab/>
-            </w:r>
-            <w:r>
-              <w:rPr>
-                <w:noProof/>
-                <w:webHidden/>
-              </w:rPr>
-              <w:fldChar w:fldCharType="begin"/>
-            </w:r>
-            <w:r>
-              <w:rPr>
-                <w:noProof/>
-                <w:webHidden/>
-              </w:rPr>
-              <w:instrText xml:space="preserve"> PAGEREF _Toc223693830 \h </w:instrText>
-            </w:r>
-            <w:r>
-              <w:rPr>
-                <w:noProof/>
-                <w:webHidden/>
-              </w:rPr>
-            </w:r>
-            <w:r>
-              <w:rPr>
-                <w:noProof/>
-                <w:webHidden/>
-              </w:rPr>
-              <w:fldChar w:fldCharType="separate"/>
-            </w:r>
-            <w:r>
-              <w:rPr>
-                <w:noProof/>
-                <w:webHidden/>
-              </w:rPr>
-              <w:t>46</w:t>
-            </w:r>
-            <w:r>
-              <w:rPr>
-                <w:noProof/>
-                <w:webHidden/>
-              </w:rPr>
-              <w:fldChar w:fldCharType="end"/>
-            </w:r>
-          </w:hyperlink>
-        </w:p>
-        <w:p>
-          <w:pPr>
-            <w:pStyle w:val="30"/>
-            <w:tabs>
-              <w:tab w:val="right" w:leader="dot" w:pos="9622"/>
-            </w:tabs>
-            <w:rPr>
-              <w:rFonts w:asciiTheme="minorHAnsi" w:eastAsiaTheme="minorEastAsia" w:hAnsiTheme="minorHAnsi" w:cstheme="minorBidi"/>
-              <w:noProof/>
-              <w:sz w:val="22"/>
-              <w:szCs w:val="22"/>
-              <w:lang w:val="ru-RU"/>
-            </w:rPr>
-          </w:pPr>
-          <w:hyperlink w:anchor="_Toc223693831" w:history="1">
-            <w:r>
-              <w:rPr>
-                <w:rStyle w:val="aa"/>
-                <w:noProof/>
-                <w:lang w:val="ru-RU"/>
-              </w:rPr>
-              <w:t>2.3.6 Интеграция с анализом сетевого трафика</w:t>
-            </w:r>
-            <w:r>
-              <w:rPr>
-                <w:noProof/>
-                <w:webHidden/>
-              </w:rPr>
-              <w:tab/>
-            </w:r>
-            <w:r>
-              <w:rPr>
-                <w:noProof/>
-                <w:webHidden/>
-              </w:rPr>
-              <w:fldChar w:fldCharType="begin"/>
-            </w:r>
-            <w:r>
-              <w:rPr>
-                <w:noProof/>
-                <w:webHidden/>
-              </w:rPr>
-              <w:instrText xml:space="preserve"> PAGEREF _Toc223693831 \h </w:instrText>
-            </w:r>
-            <w:r>
-              <w:rPr>
-                <w:noProof/>
-                <w:webHidden/>
-              </w:rPr>
-            </w:r>
-            <w:r>
-              <w:rPr>
-                <w:noProof/>
-                <w:webHidden/>
-              </w:rPr>
-              <w:fldChar w:fldCharType="separate"/>
-            </w:r>
-            <w:r>
-              <w:rPr>
-                <w:noProof/>
-                <w:webHidden/>
-              </w:rPr>
-              <w:t>46</w:t>
+              <w:t>52</w:t>
             </w:r>
             <w:r>
               <w:rPr>
@@ -2901,13 +3173,13 @@
               <w:lang w:val="ru-RU"/>
             </w:rPr>
           </w:pPr>
-          <w:hyperlink w:anchor="_Toc223693832" w:history="1">
+          <w:hyperlink w:anchor="_Toc225707615" w:history="1">
             <w:r>
               <w:rPr>
                 <w:rStyle w:val="aa"/>
                 <w:noProof/>
               </w:rPr>
-              <w:t>2.4. Методы оценки эффективности систем обнаружения источников излучения.</w:t>
+              <w:t>3.4. Экономическая и практическая эффективность.</w:t>
             </w:r>
             <w:r>
               <w:rPr>
@@ -2928,7 +3200,7 @@
                 <w:noProof/>
                 <w:webHidden/>
               </w:rPr>
-              <w:instrText xml:space="preserve"> PAGEREF _Toc223693832 \h </w:instrText>
+              <w:instrText xml:space="preserve"> PAGEREF _Toc225707615 \h </w:instrText>
             </w:r>
             <w:r>
               <w:rPr>
@@ -2948,297 +3220,7 @@
                 <w:noProof/>
                 <w:webHidden/>
               </w:rPr>
-              <w:t>47</w:t>
-            </w:r>
-            <w:r>
-              <w:rPr>
-                <w:noProof/>
-                <w:webHidden/>
-              </w:rPr>
-              <w:fldChar w:fldCharType="end"/>
-            </w:r>
-          </w:hyperlink>
-        </w:p>
-        <w:p>
-          <w:pPr>
-            <w:pStyle w:val="30"/>
-            <w:tabs>
-              <w:tab w:val="right" w:leader="dot" w:pos="9622"/>
-            </w:tabs>
-            <w:rPr>
-              <w:rFonts w:asciiTheme="minorHAnsi" w:eastAsiaTheme="minorEastAsia" w:hAnsiTheme="minorHAnsi" w:cstheme="minorBidi"/>
-              <w:noProof/>
-              <w:sz w:val="22"/>
-              <w:szCs w:val="22"/>
-              <w:lang w:val="ru-RU"/>
-            </w:rPr>
-          </w:pPr>
-          <w:hyperlink w:anchor="_Toc223693833" w:history="1">
-            <w:r>
-              <w:rPr>
-                <w:rStyle w:val="aa"/>
-                <w:noProof/>
-              </w:rPr>
-              <w:t>2.4.1 Метрики ошибок</w:t>
-            </w:r>
-            <w:r>
-              <w:rPr>
-                <w:noProof/>
-                <w:webHidden/>
-              </w:rPr>
-              <w:tab/>
-            </w:r>
-            <w:r>
-              <w:rPr>
-                <w:noProof/>
-                <w:webHidden/>
-              </w:rPr>
-              <w:fldChar w:fldCharType="begin"/>
-            </w:r>
-            <w:r>
-              <w:rPr>
-                <w:noProof/>
-                <w:webHidden/>
-              </w:rPr>
-              <w:instrText xml:space="preserve"> PAGEREF _Toc223693833 \h </w:instrText>
-            </w:r>
-            <w:r>
-              <w:rPr>
-                <w:noProof/>
-                <w:webHidden/>
-              </w:rPr>
-            </w:r>
-            <w:r>
-              <w:rPr>
-                <w:noProof/>
-                <w:webHidden/>
-              </w:rPr>
-              <w:fldChar w:fldCharType="separate"/>
-            </w:r>
-            <w:r>
-              <w:rPr>
-                <w:noProof/>
-                <w:webHidden/>
-              </w:rPr>
-              <w:t>47</w:t>
-            </w:r>
-            <w:r>
-              <w:rPr>
-                <w:noProof/>
-                <w:webHidden/>
-              </w:rPr>
-              <w:fldChar w:fldCharType="end"/>
-            </w:r>
-          </w:hyperlink>
-        </w:p>
-        <w:p>
-          <w:pPr>
-            <w:pStyle w:val="30"/>
-            <w:tabs>
-              <w:tab w:val="right" w:leader="dot" w:pos="9622"/>
-            </w:tabs>
-            <w:rPr>
-              <w:rFonts w:asciiTheme="minorHAnsi" w:eastAsiaTheme="minorEastAsia" w:hAnsiTheme="minorHAnsi" w:cstheme="minorBidi"/>
-              <w:noProof/>
-              <w:sz w:val="22"/>
-              <w:szCs w:val="22"/>
-              <w:lang w:val="ru-RU"/>
-            </w:rPr>
-          </w:pPr>
-          <w:hyperlink w:anchor="_Toc223693834" w:history="1">
-            <w:r>
-              <w:rPr>
-                <w:rStyle w:val="aa"/>
-                <w:noProof/>
-                <w:lang w:val="ru-RU"/>
-              </w:rPr>
-              <w:t>2.4.2 Точность локализации источников</w:t>
-            </w:r>
-            <w:r>
-              <w:rPr>
-                <w:noProof/>
-                <w:webHidden/>
-              </w:rPr>
-              <w:tab/>
-            </w:r>
-            <w:r>
-              <w:rPr>
-                <w:noProof/>
-                <w:webHidden/>
-              </w:rPr>
-              <w:fldChar w:fldCharType="begin"/>
-            </w:r>
-            <w:r>
-              <w:rPr>
-                <w:noProof/>
-                <w:webHidden/>
-              </w:rPr>
-              <w:instrText xml:space="preserve"> PAGEREF _Toc223693834 \h </w:instrText>
-            </w:r>
-            <w:r>
-              <w:rPr>
-                <w:noProof/>
-                <w:webHidden/>
-              </w:rPr>
-            </w:r>
-            <w:r>
-              <w:rPr>
-                <w:noProof/>
-                <w:webHidden/>
-              </w:rPr>
-              <w:fldChar w:fldCharType="separate"/>
-            </w:r>
-            <w:r>
-              <w:rPr>
-                <w:noProof/>
-                <w:webHidden/>
-              </w:rPr>
-              <w:t>48</w:t>
-            </w:r>
-            <w:r>
-              <w:rPr>
-                <w:noProof/>
-                <w:webHidden/>
-              </w:rPr>
-              <w:fldChar w:fldCharType="end"/>
-            </w:r>
-          </w:hyperlink>
-        </w:p>
-        <w:p>
-          <w:pPr>
-            <w:pStyle w:val="30"/>
-            <w:tabs>
-              <w:tab w:val="right" w:leader="dot" w:pos="9622"/>
-            </w:tabs>
-            <w:rPr>
-              <w:rFonts w:asciiTheme="minorHAnsi" w:eastAsiaTheme="minorEastAsia" w:hAnsiTheme="minorHAnsi" w:cstheme="minorBidi"/>
-              <w:noProof/>
-              <w:sz w:val="22"/>
-              <w:szCs w:val="22"/>
-              <w:lang w:val="ru-RU"/>
-            </w:rPr>
-          </w:pPr>
-          <w:hyperlink w:anchor="_Toc223693835" w:history="1">
-            <w:r>
-              <w:rPr>
-                <w:rStyle w:val="aa"/>
-                <w:noProof/>
-                <w:lang w:val="ru-RU"/>
-              </w:rPr>
-              <w:t>2.4.3 Время реакции и устойчивость к аномалиям</w:t>
-            </w:r>
-            <w:r>
-              <w:rPr>
-                <w:noProof/>
-                <w:webHidden/>
-              </w:rPr>
-              <w:tab/>
-            </w:r>
-            <w:r>
-              <w:rPr>
-                <w:noProof/>
-                <w:webHidden/>
-              </w:rPr>
-              <w:fldChar w:fldCharType="begin"/>
-            </w:r>
-            <w:r>
-              <w:rPr>
-                <w:noProof/>
-                <w:webHidden/>
-              </w:rPr>
-              <w:instrText xml:space="preserve"> PAGEREF _Toc223693835 \h </w:instrText>
-            </w:r>
-            <w:r>
-              <w:rPr>
-                <w:noProof/>
-                <w:webHidden/>
-              </w:rPr>
-            </w:r>
-            <w:r>
-              <w:rPr>
-                <w:noProof/>
-                <w:webHidden/>
-              </w:rPr>
-              <w:fldChar w:fldCharType="separate"/>
-            </w:r>
-            <w:r>
-              <w:rPr>
-                <w:noProof/>
-                <w:webHidden/>
-              </w:rPr>
-              <w:t>50</w:t>
-            </w:r>
-            <w:r>
-              <w:rPr>
-                <w:noProof/>
-                <w:webHidden/>
-              </w:rPr>
-              <w:fldChar w:fldCharType="end"/>
-            </w:r>
-          </w:hyperlink>
-        </w:p>
-        <w:p>
-          <w:pPr>
-            <w:pStyle w:val="20"/>
-            <w:tabs>
-              <w:tab w:val="right" w:leader="dot" w:pos="9622"/>
-            </w:tabs>
-            <w:rPr>
-              <w:rFonts w:asciiTheme="minorHAnsi" w:eastAsiaTheme="minorEastAsia" w:hAnsiTheme="minorHAnsi" w:cstheme="minorBidi"/>
-              <w:noProof/>
-              <w:sz w:val="22"/>
-              <w:szCs w:val="22"/>
-              <w:lang w:val="ru-RU"/>
-            </w:rPr>
-          </w:pPr>
-          <w:hyperlink w:anchor="_Toc223693836" w:history="1">
-            <w:r>
-              <w:rPr>
-                <w:rStyle w:val="aa"/>
-                <w:noProof/>
-              </w:rPr>
-              <w:t>2.5. Постановка задачи разработки мультимодальной модели и формулировка требований к ПАК.</w:t>
-            </w:r>
-            <w:r>
-              <w:rPr>
-                <w:noProof/>
-                <w:webHidden/>
-              </w:rPr>
-              <w:tab/>
-            </w:r>
-            <w:r>
-              <w:rPr>
-                <w:noProof/>
-                <w:webHidden/>
-              </w:rPr>
-              <w:fldChar w:fldCharType="begin"/>
-            </w:r>
-            <w:r>
-              <w:rPr>
-                <w:noProof/>
-                <w:webHidden/>
-              </w:rPr>
-              <w:instrText xml:space="preserve"> PAGEREF _Toc223693836 \h </w:instrText>
-            </w:r>
-            <w:r>
-              <w:rPr>
-                <w:noProof/>
-                <w:webHidden/>
-              </w:rPr>
-            </w:r>
-            <w:r>
-              <w:rPr>
-                <w:noProof/>
-                <w:webHidden/>
-              </w:rPr>
-              <w:fldChar w:fldCharType="separate"/>
-            </w:r>
-            <w:r>
-              <w:rPr>
-                <w:noProof/>
-                <w:webHidden/>
-              </w:rPr>
-              <w:t>51</w:t>
+              <w:t>52</w:t>
             </w:r>
             <w:r>
               <w:rPr>
@@ -3263,7 +3245,7 @@
               <w:lang w:val="ru-RU"/>
             </w:rPr>
           </w:pPr>
-          <w:hyperlink w:anchor="_Toc223693837" w:history="1">
+          <w:hyperlink w:anchor="_Toc225707616" w:history="1">
             <w:r>
               <w:rPr>
                 <w:rStyle w:val="aa"/>
@@ -3291,7 +3273,7 @@
                 <w:noProof/>
                 <w:webHidden/>
               </w:rPr>
-              <w:instrText xml:space="preserve"> PAGEREF _Toc223693837 \h </w:instrText>
+              <w:instrText xml:space="preserve"> PAGEREF _Toc225707616 \h </w:instrText>
             </w:r>
             <w:r>
               <w:rPr>
@@ -3311,7 +3293,7 @@
                 <w:noProof/>
                 <w:webHidden/>
               </w:rPr>
-              <w:t>52</w:t>
+              <w:t>53</w:t>
             </w:r>
             <w:r>
               <w:rPr>
@@ -3343,7 +3325,7 @@
         <w:pStyle w:val="1"/>
         <w:jc w:val="center"/>
       </w:pPr>
-      <w:bookmarkStart w:id="3" w:name="_Toc223693796"/>
+      <w:bookmarkStart w:id="3" w:name="_Toc225707576"/>
       <w:r>
         <w:lastRenderedPageBreak/>
         <w:t>ВВЕДЕНИЕ</w:t>
@@ -3397,19 +3379,30 @@
       <w:r>
         <w:t xml:space="preserve">-Fi устройств активно исследуются в рамках систем WIDS/WIPS, а также в научных работах, посвящённых методам локализации внутри помещений. Наиболее распространёнными являются подходы, основанные на анализе уровня принимаемого сигнала (RSSI), логарифмических моделях распространения сигнала, </w:t>
       </w:r>
-      <w:proofErr w:type="spellStart"/>
-      <w:r>
-        <w:t>трилатерации</w:t>
-      </w:r>
-      <w:proofErr w:type="spellEnd"/>
-      <w:r>
-        <w:t xml:space="preserve"> и радиочастотном </w:t>
-      </w:r>
-      <w:proofErr w:type="spellStart"/>
-      <w:r>
-        <w:t>fingerprinting</w:t>
-      </w:r>
-      <w:proofErr w:type="spellEnd"/>
+      <w:r>
+        <w:rPr>
+          <w:lang w:val="ru-RU"/>
+        </w:rPr>
+        <w:t>триангуляции</w:t>
+      </w:r>
+      <w:r>
+        <w:t xml:space="preserve"> и </w:t>
+      </w:r>
+      <w:r>
+        <w:rPr>
+          <w:lang w:val="ru-RU"/>
+        </w:rPr>
+        <w:t xml:space="preserve">формировании </w:t>
+      </w:r>
+      <w:r>
+        <w:t>радиочастотно</w:t>
+      </w:r>
+      <w:r>
+        <w:rPr>
+          <w:lang w:val="ru-RU"/>
+        </w:rPr>
+        <w:t>го отпечатка</w:t>
+      </w:r>
       <w:r>
         <w:t>. Существенное внимание уделяется также применению методов машинного обучения для повышения точности локализации в сложных условиях.</w:t>
       </w:r>
@@ -3436,7 +3429,16 @@
       </w:r>
       <w:proofErr w:type="spellEnd"/>
       <w:r>
-        <w:t>-Fi точек доступа в помещениях кредитно-финансовых организаций на основе распределенного кластера сенсорных узлов и анализа параметров радиосигнала, повышающего скорость локализации источников излучения в сравнении со схожими по стоимости решениями.</w:t>
+        <w:t xml:space="preserve">-Fi точек доступа в помещениях кредитно-финансовых организаций на основе распределенного кластера сенсорных узлов и анализа параметров радиосигнала, повышающего скорость </w:t>
+      </w:r>
+      <w:r>
+        <w:rPr>
+          <w:lang w:val="ru-RU"/>
+        </w:rPr>
+        <w:t xml:space="preserve">обнаружения и точность </w:t>
+      </w:r>
+      <w:r>
+        <w:t>источников излучения в сравнении со схожими по стоимости решениями.</w:t>
       </w:r>
     </w:p>
     <w:p>
@@ -3567,7 +3569,7 @@
         <w:jc w:val="center"/>
       </w:pPr>
       <w:bookmarkStart w:id="5" w:name="_abpcbravl1kl" w:colFirst="0" w:colLast="0"/>
-      <w:bookmarkStart w:id="6" w:name="_Toc223693797"/>
+      <w:bookmarkStart w:id="6" w:name="_Toc225707577"/>
       <w:bookmarkEnd w:id="5"/>
       <w:r>
         <w:lastRenderedPageBreak/>
@@ -3878,15 +3880,7 @@
       </w:r>
       <w:proofErr w:type="spellEnd"/>
       <w:r>
-        <w:t xml:space="preserve"> – метод идентификации местоположения источника сигнала на основе наблюдаемых характеристик </w:t>
-      </w:r>
-      <w:proofErr w:type="spellStart"/>
-      <w:r>
-        <w:t>радиосреды</w:t>
-      </w:r>
-      <w:proofErr w:type="spellEnd"/>
-      <w:r>
-        <w:t xml:space="preserve"> (например, RSSI) и создания её карты.</w:t>
+        <w:t xml:space="preserve"> – метод идентификации местоположения источника сигнала на основе наблюдаемых характеристик радиосреды (например, RSSI) и создания её карты.</w:t>
       </w:r>
     </w:p>
     <w:p>
@@ -3938,15 +3932,7 @@
       </w:r>
       <w:proofErr w:type="spellEnd"/>
       <w:r>
-        <w:t xml:space="preserve"> / мультимодальный подход – использование различных представлений </w:t>
-      </w:r>
-      <w:proofErr w:type="spellStart"/>
-      <w:r>
-        <w:t>радиосреды</w:t>
-      </w:r>
-      <w:proofErr w:type="spellEnd"/>
-      <w:r>
-        <w:t xml:space="preserve"> (физическая модель, эмпирические наблюдения, статистические признаки) для повышения надёжности обнаружения источников.</w:t>
+        <w:t xml:space="preserve"> / мультимодальный подход – использование различных представлений радиосреды (физическая модель, эмпирические наблюдения, статистические признаки) для повышения надёжности обнаружения источников.</w:t>
       </w:r>
     </w:p>
     <w:p>
@@ -4072,7 +4058,7 @@
         <w:pStyle w:val="1"/>
         <w:jc w:val="center"/>
       </w:pPr>
-      <w:bookmarkStart w:id="8" w:name="_Toc223693798"/>
+      <w:bookmarkStart w:id="8" w:name="_Toc225707578"/>
       <w:r>
         <w:lastRenderedPageBreak/>
         <w:t>ГЛАВА 1. ТЕОРЕТИЧЕСКИЕ ОСНОВЫ ОБНАРУЖЕНИЯ БЕСПРОВОДНЫХ ИСТОЧНИКОВ ИЗЛУЧЕНИЯ</w:t>
@@ -4084,7 +4070,7 @@
         <w:pStyle w:val="2"/>
         <w:ind w:firstLine="720"/>
       </w:pPr>
-      <w:bookmarkStart w:id="9" w:name="_Toc223693799"/>
+      <w:bookmarkStart w:id="9" w:name="_Toc225707579"/>
       <w:r>
         <w:t xml:space="preserve">1.1 Основные принципы функционирования беспроводных сетей </w:t>
       </w:r>
@@ -4104,7 +4090,7 @@
         <w:ind w:firstLine="720"/>
       </w:pPr>
       <w:bookmarkStart w:id="10" w:name="_iaqvr84qsy5u" w:colFirst="0" w:colLast="0"/>
-      <w:bookmarkStart w:id="11" w:name="_Toc223693800"/>
+      <w:bookmarkStart w:id="11" w:name="_Toc225707580"/>
       <w:bookmarkEnd w:id="10"/>
       <w:r>
         <w:t xml:space="preserve">1.1.1 Введение в принципы </w:t>
@@ -4231,7 +4217,7 @@
     <w:tbl>
       <w:tblPr>
         <w:tblStyle w:val="a5"/>
-        <w:tblW w:w="9600" w:type="dxa"/>
+        <w:tblW w:w="0" w:type="auto"/>
         <w:tblInd w:w="0" w:type="dxa"/>
         <w:tblBorders>
           <w:top w:val="single" w:sz="8" w:space="0" w:color="000000"/>
@@ -4241,19 +4227,18 @@
           <w:insideH w:val="single" w:sz="8" w:space="0" w:color="000000"/>
           <w:insideV w:val="single" w:sz="8" w:space="0" w:color="000000"/>
         </w:tblBorders>
-        <w:tblLayout w:type="fixed"/>
         <w:tblLook w:val="0600" w:firstRow="0" w:lastRow="0" w:firstColumn="0" w:lastColumn="0" w:noHBand="1" w:noVBand="1"/>
       </w:tblPr>
       <w:tblGrid>
-        <w:gridCol w:w="1455"/>
-        <w:gridCol w:w="1320"/>
-        <w:gridCol w:w="2505"/>
-        <w:gridCol w:w="4320"/>
+        <w:gridCol w:w="1177"/>
+        <w:gridCol w:w="983"/>
+        <w:gridCol w:w="2021"/>
+        <w:gridCol w:w="5068"/>
       </w:tblGrid>
       <w:tr>
         <w:tc>
           <w:tcPr>
-            <w:tcW w:w="1455" w:type="dxa"/>
+            <w:tcW w:w="0" w:type="auto"/>
             <w:shd w:val="clear" w:color="auto" w:fill="auto"/>
             <w:tcMar>
               <w:top w:w="100" w:type="dxa"/>
@@ -4289,7 +4274,7 @@
         </w:tc>
         <w:tc>
           <w:tcPr>
-            <w:tcW w:w="1320" w:type="dxa"/>
+            <w:tcW w:w="0" w:type="auto"/>
             <w:shd w:val="clear" w:color="auto" w:fill="auto"/>
             <w:tcMar>
               <w:top w:w="100" w:type="dxa"/>
@@ -4325,7 +4310,7 @@
         </w:tc>
         <w:tc>
           <w:tcPr>
-            <w:tcW w:w="2505" w:type="dxa"/>
+            <w:tcW w:w="0" w:type="auto"/>
             <w:shd w:val="clear" w:color="auto" w:fill="auto"/>
             <w:tcMar>
               <w:top w:w="100" w:type="dxa"/>
@@ -4361,7 +4346,7 @@
         </w:tc>
         <w:tc>
           <w:tcPr>
-            <w:tcW w:w="4320" w:type="dxa"/>
+            <w:tcW w:w="0" w:type="auto"/>
             <w:shd w:val="clear" w:color="auto" w:fill="auto"/>
             <w:tcMar>
               <w:top w:w="100" w:type="dxa"/>
@@ -4398,11 +4383,11 @@
       </w:tr>
       <w:tr>
         <w:trPr>
-          <w:trHeight w:val="1040"/>
+          <w:trHeight w:val="748"/>
         </w:trPr>
         <w:tc>
           <w:tcPr>
-            <w:tcW w:w="1455" w:type="dxa"/>
+            <w:tcW w:w="0" w:type="auto"/>
             <w:shd w:val="clear" w:color="auto" w:fill="auto"/>
             <w:tcMar>
               <w:top w:w="100" w:type="dxa"/>
@@ -4438,7 +4423,7 @@
         </w:tc>
         <w:tc>
           <w:tcPr>
-            <w:tcW w:w="1320" w:type="dxa"/>
+            <w:tcW w:w="0" w:type="auto"/>
             <w:shd w:val="clear" w:color="auto" w:fill="auto"/>
             <w:tcMar>
               <w:top w:w="100" w:type="dxa"/>
@@ -4474,7 +4459,7 @@
         </w:tc>
         <w:tc>
           <w:tcPr>
-            <w:tcW w:w="2505" w:type="dxa"/>
+            <w:tcW w:w="0" w:type="auto"/>
             <w:shd w:val="clear" w:color="auto" w:fill="auto"/>
             <w:tcMar>
               <w:top w:w="100" w:type="dxa"/>
@@ -4510,7 +4495,7 @@
         </w:tc>
         <w:tc>
           <w:tcPr>
-            <w:tcW w:w="4320" w:type="dxa"/>
+            <w:tcW w:w="0" w:type="auto"/>
             <w:shd w:val="clear" w:color="auto" w:fill="auto"/>
             <w:tcMar>
               <w:top w:w="100" w:type="dxa"/>
@@ -4533,6 +4518,7 @@
               <w:rPr>
                 <w:sz w:val="24"/>
                 <w:szCs w:val="24"/>
+                <w:lang w:val="ru-RU"/>
               </w:rPr>
             </w:pPr>
             <w:r>
@@ -4547,11 +4533,11 @@
       </w:tr>
       <w:tr>
         <w:trPr>
-          <w:trHeight w:val="1010"/>
+          <w:trHeight w:val="624"/>
         </w:trPr>
         <w:tc>
           <w:tcPr>
-            <w:tcW w:w="1455" w:type="dxa"/>
+            <w:tcW w:w="0" w:type="auto"/>
             <w:shd w:val="clear" w:color="auto" w:fill="auto"/>
             <w:tcMar>
               <w:top w:w="100" w:type="dxa"/>
@@ -4587,7 +4573,7 @@
         </w:tc>
         <w:tc>
           <w:tcPr>
-            <w:tcW w:w="1320" w:type="dxa"/>
+            <w:tcW w:w="0" w:type="auto"/>
             <w:shd w:val="clear" w:color="auto" w:fill="auto"/>
             <w:tcMar>
               <w:top w:w="100" w:type="dxa"/>
@@ -4623,7 +4609,7 @@
         </w:tc>
         <w:tc>
           <w:tcPr>
-            <w:tcW w:w="2505" w:type="dxa"/>
+            <w:tcW w:w="0" w:type="auto"/>
             <w:shd w:val="clear" w:color="auto" w:fill="auto"/>
             <w:tcMar>
               <w:top w:w="100" w:type="dxa"/>
@@ -4659,7 +4645,7 @@
         </w:tc>
         <w:tc>
           <w:tcPr>
-            <w:tcW w:w="4320" w:type="dxa"/>
+            <w:tcW w:w="0" w:type="auto"/>
             <w:shd w:val="clear" w:color="auto" w:fill="auto"/>
             <w:tcMar>
               <w:top w:w="100" w:type="dxa"/>
@@ -4733,7 +4719,7 @@
         <w:ind w:firstLine="720"/>
       </w:pPr>
       <w:bookmarkStart w:id="12" w:name="_wuphvxj3ictz" w:colFirst="0" w:colLast="0"/>
-      <w:bookmarkStart w:id="13" w:name="_Toc223693801"/>
+      <w:bookmarkStart w:id="13" w:name="_Toc225707581"/>
       <w:bookmarkEnd w:id="12"/>
       <w:r>
         <w:lastRenderedPageBreak/>
@@ -5732,7 +5718,7 @@
         <w:ind w:firstLine="720"/>
       </w:pPr>
       <w:bookmarkStart w:id="14" w:name="_8ug5rnpk320" w:colFirst="0" w:colLast="0"/>
-      <w:bookmarkStart w:id="15" w:name="_Toc223693802"/>
+      <w:bookmarkStart w:id="15" w:name="_Toc225707582"/>
       <w:bookmarkEnd w:id="14"/>
       <w:r>
         <w:t>1.1.3 Ограничения и ключевые параметры</w:t>
@@ -5742,6 +5728,12 @@
     <w:p>
       <w:r>
         <w:t xml:space="preserve">Сенсорные узлы </w:t>
+      </w:r>
+      <w:r>
+        <w:rPr>
+          <w:lang w:val="ru-RU"/>
+        </w:rPr>
+        <w:t xml:space="preserve">сети </w:t>
       </w:r>
       <w:proofErr w:type="spellStart"/>
       <w:r>
@@ -5782,15 +5774,7 @@
     </w:p>
     <w:p>
       <w:r>
-        <w:t xml:space="preserve">Распространение радиосигнала в помещении подчиняется законам физики и подвержено множеству ограничений. Сигнал затухает с увеличением расстояния от источника, отражается от стен, мебели и металлических конструкций, рассеивается и может экранироваться препятствиями, что создаёт сложную и неоднородную среду. Металлические объекты и зеркальные поверхности вызывают многолучевые отражения, приводящие к интерференции и искажениям измеряемой мощности сигнала. Направленные антенны усиливают сигнал в конкретных направлениях, создавая зоны с высоким и низким уровнем приема. Динамические элементы помещения, такие как люди, открывающиеся двери или перемещающаяся мебель, дополнительно изменяют характеристики </w:t>
-      </w:r>
-      <w:proofErr w:type="spellStart"/>
-      <w:r>
-        <w:t>радиосреды</w:t>
-      </w:r>
-      <w:proofErr w:type="spellEnd"/>
-      <w:r>
-        <w:t xml:space="preserve"> во времени, что делает результаты измерений непостоянными и требует усреднения или многократного сканирования для получения репрезентативных данных.</w:t>
+        <w:t>Распространение радиосигнала в помещении подчиняется законам физики и подвержено множеству ограничений. Сигнал затухает с увеличением расстояния от источника, отражается от стен, мебели и металлических конструкций, рассеивается и может экранироваться препятствиями, что создаёт сложную и неоднородную среду. Металлические объекты и зеркальные поверхности вызывают многолучевые отражения, приводящие к интерференции и искажениям измеряемой мощности сигнала. Направленные антенны усиливают сигнал в конкретных направлениях, создавая зоны с высоким и низким уровнем приема. Динамические элементы помещения, такие как люди, открывающиеся двери или перемещающаяся мебель, дополнительно изменяют характеристики радиосреды во времени, что делает результаты измерений непостоянными и требует усреднения или многократного сканирования для получения репрезентативных данных.</w:t>
       </w:r>
     </w:p>
     <w:p>
@@ -5828,28 +5812,12 @@
       </w:r>
       <w:proofErr w:type="spellEnd"/>
       <w:r>
-        <w:t xml:space="preserve"> кадров, а также точность статистических измерений. Все эти ограничения формируют условия, при которых возможно корректное фиксирование параметров сети, и задают рамки, в пределах которых строится последующий анализ </w:t>
-      </w:r>
-      <w:proofErr w:type="spellStart"/>
-      <w:r>
-        <w:t>радиосреды</w:t>
-      </w:r>
-      <w:proofErr w:type="spellEnd"/>
-      <w:r>
-        <w:t>.</w:t>
-      </w:r>
-    </w:p>
-    <w:p>
-      <w:r>
-        <w:t xml:space="preserve">Исходя из физических и технических ограничений, фиксирование параметров беспроводной сети обладает рядом принципиальных ограничений. Пассивное наблюдение не позволяет обнаружить устройства, которые не излучают радиосигнал, включая скрытые прослушивающие устройства. Мощность принимаемого сигнала нестабильна из-за отражений, многолучевого распространения и влияния препятствий, что требует усреднения и статистической обработки данных. Разделение каналов и плотность </w:t>
-      </w:r>
-      <w:proofErr w:type="spellStart"/>
-      <w:r>
-        <w:t>радиосреды</w:t>
-      </w:r>
-      <w:proofErr w:type="spellEnd"/>
-      <w:r>
-        <w:t xml:space="preserve"> ограничивают точность оценки параметров, особенно в диапазоне 2,4 ГГц с высокой вероятностью перекрытия сигналов. В целом, эти факторы определяют границы применимости методов измерений и создают необходимость учитывать вариативность среды и технические характеристики сенсорных узлов при анализе активности беспроводных устройств.</w:t>
+        <w:t xml:space="preserve"> кадров, а также точность статистических измерений. Все эти ограничения формируют условия, при которых возможно корректное фиксирование параметров сети, и задают рамки, в пределах которых строится последующий анализ радиосреды.</w:t>
+      </w:r>
+    </w:p>
+    <w:p>
+      <w:r>
+        <w:t>Исходя из физических и технических ограничений, фиксирование параметров беспроводной сети обладает рядом принципиальных ограничений. Пассивное наблюдение не позволяет обнаружить устройства, которые не излучают радиосигнал, включая скрытые прослушивающие устройства. Мощность принимаемого сигнала нестабильна из-за отражений, многолучевого распространения и влияния препятствий, что требует усреднения и статистической обработки данных. Разделение каналов и плотность радиосреды ограничивают точность оценки параметров, особенно в диапазоне 2,4 ГГц с высокой вероятностью перекрытия сигналов. В целом, эти факторы определяют границы применимости методов измерений и создают необходимость учитывать вариативность среды и технические характеристики сенсорных узлов при анализе активности беспроводных устройств.</w:t>
       </w:r>
     </w:p>
     <w:p>
@@ -5857,7 +5825,7 @@
         <w:pStyle w:val="2"/>
         <w:ind w:firstLine="720"/>
       </w:pPr>
-      <w:bookmarkStart w:id="16" w:name="_Toc223693803"/>
+      <w:bookmarkStart w:id="16" w:name="_Toc225707583"/>
       <w:r>
         <w:t xml:space="preserve">1.2 Классификация источников радиосигналов и характеристика параметров </w:t>
       </w:r>
@@ -5877,7 +5845,7 @@
         <w:ind w:firstLine="720"/>
       </w:pPr>
       <w:bookmarkStart w:id="17" w:name="_nwuwta22xkkd" w:colFirst="0" w:colLast="0"/>
-      <w:bookmarkStart w:id="18" w:name="_Toc223693804"/>
+      <w:bookmarkStart w:id="18" w:name="_Toc225707584"/>
       <w:bookmarkEnd w:id="17"/>
       <w:r>
         <w:t>1.2.1 Классификация по типу устройства</w:t>
@@ -5954,7 +5922,7 @@
         <w:pStyle w:val="3"/>
       </w:pPr>
       <w:bookmarkStart w:id="19" w:name="_92y76grk4f5s" w:colFirst="0" w:colLast="0"/>
-      <w:bookmarkStart w:id="20" w:name="_Toc223693805"/>
+      <w:bookmarkStart w:id="20" w:name="_Toc225707585"/>
       <w:bookmarkEnd w:id="19"/>
       <w:r>
         <w:t>1.2.2 Классификация по статусу в сети</w:t>
@@ -6055,7 +6023,7 @@
         <w:pStyle w:val="3"/>
       </w:pPr>
       <w:bookmarkStart w:id="21" w:name="_6y832y37kk95" w:colFirst="0" w:colLast="0"/>
-      <w:bookmarkStart w:id="22" w:name="_Toc223693806"/>
+      <w:bookmarkStart w:id="22" w:name="_Toc225707586"/>
       <w:bookmarkEnd w:id="21"/>
       <w:r>
         <w:t>1.2.3 Классификация по активности и способу передачи</w:t>
@@ -6120,7 +6088,7 @@
         <w:pStyle w:val="3"/>
       </w:pPr>
       <w:bookmarkStart w:id="23" w:name="_icdi9w43pyfv" w:colFirst="0" w:colLast="0"/>
-      <w:bookmarkStart w:id="24" w:name="_Toc223693807"/>
+      <w:bookmarkStart w:id="24" w:name="_Toc225707587"/>
       <w:bookmarkEnd w:id="23"/>
       <w:r>
         <w:t>1.2.4 Классификация по радиофизическим характеристикам</w:t>
@@ -6141,7 +6109,7 @@
         <w:pStyle w:val="2"/>
         <w:ind w:firstLine="720"/>
       </w:pPr>
-      <w:bookmarkStart w:id="25" w:name="_Toc223693808"/>
+      <w:bookmarkStart w:id="25" w:name="_Toc225707588"/>
       <w:r>
         <w:t>1.3 Методы и подходы к обнаружению и идентификации источников излучения</w:t>
       </w:r>
@@ -6155,10 +6123,24 @@
         </w:rPr>
       </w:pPr>
       <w:bookmarkStart w:id="26" w:name="_at8wopwtu7ar" w:colFirst="0" w:colLast="0"/>
-      <w:bookmarkStart w:id="27" w:name="_Toc223693809"/>
+      <w:bookmarkStart w:id="27" w:name="_Toc225707589"/>
       <w:bookmarkEnd w:id="26"/>
       <w:r>
-        <w:t>1.3.1 Классические методы обнаружения</w:t>
+        <w:t xml:space="preserve">1.3.1 </w:t>
+      </w:r>
+      <w:r>
+        <w:rPr>
+          <w:lang w:val="ru-RU"/>
+        </w:rPr>
+        <w:t>М</w:t>
+      </w:r>
+      <w:proofErr w:type="spellStart"/>
+      <w:r>
+        <w:t>етоды</w:t>
+      </w:r>
+      <w:proofErr w:type="spellEnd"/>
+      <w:r>
+        <w:t xml:space="preserve"> обнаружения</w:t>
       </w:r>
       <w:r>
         <w:rPr>
@@ -6275,22 +6257,215 @@
     </w:p>
     <w:p>
       <w:pPr>
+        <w:ind w:firstLine="720"/>
+      </w:pPr>
+      <w:r>
+        <w:t>Статистические и индукционные методы направлены на выявление отклонений от нормального поведения сети, когда традиционные подходы, такие как сравнение с белыми списками</w:t>
+      </w:r>
+      <w:r>
+        <w:rPr>
+          <w:lang w:val="ru-RU"/>
+        </w:rPr>
+        <w:t xml:space="preserve">, </w:t>
+      </w:r>
+      <w:r>
+        <w:t xml:space="preserve">оказываются недостаточными. Основная идея заключается в построении моделей нормального функционирования сети на основе накопленных данных о </w:t>
+      </w:r>
+      <w:proofErr w:type="spellStart"/>
+      <w:r>
+        <w:t>Beacon</w:t>
+      </w:r>
+      <w:proofErr w:type="spellEnd"/>
+      <w:r>
+        <w:t xml:space="preserve"> и </w:t>
+      </w:r>
+      <w:proofErr w:type="spellStart"/>
+      <w:r>
+        <w:t>Probe</w:t>
+      </w:r>
+      <w:proofErr w:type="spellEnd"/>
+      <w:r>
+        <w:t xml:space="preserve"> кадрах, а также измерениях мощности сигнала (RSSI), и последующем выявлении аномалий, которые могут указывать на появление незарегистрированных или поддельных источников.</w:t>
+      </w:r>
+    </w:p>
+    <w:p>
+      <w:pPr>
+        <w:ind w:firstLine="720"/>
+      </w:pPr>
+      <w:r>
+        <w:t>Ключевые подходы включают следующие методы:</w:t>
+      </w:r>
+    </w:p>
+    <w:p>
+      <w:pPr>
+        <w:numPr>
+          <w:ilvl w:val="0"/>
+          <w:numId w:val="14"/>
+        </w:numPr>
+        <w:ind w:left="0" w:firstLine="708"/>
+      </w:pPr>
+      <w:r>
+        <w:t>Статистический анализ распределения сигналов</w:t>
+      </w:r>
+      <w:r>
+        <w:rPr>
+          <w:lang w:val="ru-RU"/>
+        </w:rPr>
+        <w:t>. Анализируются</w:t>
+      </w:r>
+      <w:r>
+        <w:t xml:space="preserve"> средние значения и дисперсия RSSI, распределение частот </w:t>
+      </w:r>
+      <w:proofErr w:type="spellStart"/>
+      <w:r>
+        <w:t>Beacon</w:t>
+      </w:r>
+      <w:proofErr w:type="spellEnd"/>
+      <w:r>
+        <w:t xml:space="preserve"> и </w:t>
+      </w:r>
+      <w:proofErr w:type="spellStart"/>
+      <w:r>
+        <w:t>Probe</w:t>
+      </w:r>
+      <w:proofErr w:type="spellEnd"/>
+      <w:r>
+        <w:t xml:space="preserve"> кадров, а также временные интервалы активности устройств. Источники, чьи показатели систематически отклоняются от эталонного поведения, классифицируются как потенциально аномальные.</w:t>
+      </w:r>
+    </w:p>
+    <w:p>
+      <w:pPr>
+        <w:numPr>
+          <w:ilvl w:val="0"/>
+          <w:numId w:val="14"/>
+        </w:numPr>
+        <w:ind w:left="0" w:firstLine="708"/>
+      </w:pPr>
+      <w:r>
+        <w:t>Пространственная корреляция наблюдений</w:t>
+      </w:r>
+      <w:r>
+        <w:rPr>
+          <w:lang w:val="ru-RU"/>
+        </w:rPr>
+        <w:t>.</w:t>
+      </w:r>
+      <w:r>
+        <w:t xml:space="preserve"> Проводится проверка согласованности сигналов между сенсорными узлами. Несоответствия сигналов, </w:t>
+      </w:r>
+      <w:r>
+        <w:lastRenderedPageBreak/>
+        <w:t>поступающих с одинаковых идентификаторов (BSSID, SSID, MAC), могут указывать на подмену точки доступа, работу репитера или наличие «</w:t>
+      </w:r>
+      <w:proofErr w:type="spellStart"/>
+      <w:r>
+        <w:t>evil</w:t>
+      </w:r>
+      <w:proofErr w:type="spellEnd"/>
+      <w:r>
+        <w:t xml:space="preserve"> </w:t>
+      </w:r>
+      <w:proofErr w:type="spellStart"/>
+      <w:r>
+        <w:t>twin</w:t>
+      </w:r>
+      <w:proofErr w:type="spellEnd"/>
+      <w:r>
+        <w:t>». Пространственный анализ позволяет выявлять несогласованность наблюдений, недоступную при использовании только одного узла.</w:t>
+      </w:r>
+    </w:p>
+    <w:p>
+      <w:pPr>
+        <w:numPr>
+          <w:ilvl w:val="0"/>
+          <w:numId w:val="14"/>
+        </w:numPr>
+        <w:ind w:left="0" w:firstLine="708"/>
+      </w:pPr>
+      <w:r>
+        <w:t xml:space="preserve">Временной анализ активности устройств. Отслеживаются повторяющиеся или нестандартные паттерны </w:t>
+      </w:r>
+      <w:proofErr w:type="spellStart"/>
+      <w:r>
+        <w:t>Beacon</w:t>
+      </w:r>
+      <w:proofErr w:type="spellEnd"/>
+      <w:r>
+        <w:t xml:space="preserve"> и </w:t>
+      </w:r>
+      <w:proofErr w:type="spellStart"/>
+      <w:r>
+        <w:t>Probe</w:t>
+      </w:r>
+      <w:proofErr w:type="spellEnd"/>
+      <w:r>
+        <w:t xml:space="preserve"> кадров, включая неожиданные циклы активности, резкие всплески сигналов или внезапное появление новых профилей поведения. Временной анализ позволяет выявлять устройства с аномальной динамикой работы, даже при низкой активности.</w:t>
+      </w:r>
+    </w:p>
+    <w:p>
+      <w:pPr>
+        <w:numPr>
+          <w:ilvl w:val="0"/>
+          <w:numId w:val="14"/>
+        </w:numPr>
+        <w:ind w:left="0" w:firstLine="708"/>
+      </w:pPr>
+      <w:r>
+        <w:t>Кластеризация и детектирование выбросов. Наблюдения группируются по характеристикам сигналов, а устройства или источники, которые не вписываются в существующие кластеры, классифицируются как аномальные. Этот метод особенно эффективен для выявления редких или нестандартных паттернов поведения.</w:t>
+      </w:r>
+    </w:p>
+    <w:p>
+      <w:pPr>
+        <w:ind w:firstLine="720"/>
+      </w:pPr>
+      <w:r>
+        <w:t>Применение статистических и индукционных методов позволяет выявлять как неавторизованные активные источники, так и потенциальные индикаторы пассивного присутствия, например</w:t>
+      </w:r>
+      <w:r>
+        <w:rPr>
+          <w:lang w:val="ru-RU"/>
+        </w:rPr>
+        <w:t xml:space="preserve"> </w:t>
+      </w:r>
+      <w:r>
+        <w:t>аномальные изменения RSSI без явного источника сигнала</w:t>
+      </w:r>
+      <w:r>
+        <w:rPr>
+          <w:lang w:val="ru-RU"/>
+        </w:rPr>
+        <w:t xml:space="preserve"> или </w:t>
+      </w:r>
+      <w:r>
+        <w:t>нарушения пространственно-временной согласованности наблюдений между узлами.</w:t>
+      </w:r>
+    </w:p>
+    <w:p>
+      <w:pPr>
+        <w:ind w:firstLine="720"/>
+      </w:pPr>
+      <w:r>
+        <w:t>Основное преимущество данных методов заключается в возможности раннего выявления аномалий без необходимости точной локализации, опираясь только на наблюдаемые паттерны активности. Это делает статистические подходы ценным инструментом для многослойной системы обнаружения, где результаты физической, эмпирической и статистической оценки могут быть объединены для формирования мультимодальной модели выявления аномалий.</w:t>
+      </w:r>
+    </w:p>
+    <w:p>
+      <w:pPr>
         <w:pStyle w:val="3"/>
+        <w:rPr>
+          <w:lang w:val="ru-RU"/>
+        </w:rPr>
       </w:pPr>
       <w:bookmarkStart w:id="28" w:name="_t6qpiqke9pi0" w:colFirst="0" w:colLast="0"/>
-      <w:bookmarkStart w:id="29" w:name="_Toc223693810"/>
+      <w:bookmarkStart w:id="29" w:name="_Toc225707590"/>
       <w:bookmarkEnd w:id="28"/>
       <w:r>
-        <w:t xml:space="preserve">1.3.2 Физические методы </w:t>
-      </w:r>
-      <w:r>
-        <w:rPr>
-          <w:lang w:val="ru-RU"/>
-        </w:rPr>
-        <w:t xml:space="preserve">локализации </w:t>
-      </w:r>
-      <w:r>
-        <w:t>на основе силы сигнала и триангуляции</w:t>
+        <w:t xml:space="preserve">1.3.2 </w:t>
+      </w:r>
+      <w:r>
+        <w:rPr>
+          <w:lang w:val="ru-RU"/>
+        </w:rPr>
+        <w:t>Методы локализации активных источников</w:t>
       </w:r>
       <w:bookmarkEnd w:id="29"/>
     </w:p>
@@ -6301,7 +6476,45 @@
         </w:rPr>
       </w:pPr>
       <w:r>
-        <w:t>Физические методы обнаружения источников излучения основаны на измерении мощности принимаемого сигнала (RSSI) несколькими сенсорными узлами и использовании этих измерений для оценки положения источника в пространстве. RSSI рассматривается как обратно пропорциональная функция расстояния между передатчиком и приёмником, с учётом усреднённого затухания сигнала в конкретной среде и влияния препятствий, таких как стены, мебель и металлические конструкции.</w:t>
+        <w:rPr>
+          <w:lang w:val="ru-RU"/>
+        </w:rPr>
+        <w:t>Среди методов локализации активных источников выделяются две отличных группы методов: теоретические и эмпирические.</w:t>
+      </w:r>
+    </w:p>
+    <w:p>
+      <w:pPr>
+        <w:rPr>
+          <w:lang w:val="ru-RU"/>
+        </w:rPr>
+      </w:pPr>
+      <w:r>
+        <w:rPr>
+          <w:lang w:val="ru-RU"/>
+        </w:rPr>
+        <w:lastRenderedPageBreak/>
+        <w:t>Теоретические</w:t>
+      </w:r>
+      <w:r>
+        <w:t xml:space="preserve"> методы </w:t>
+      </w:r>
+      <w:r>
+        <w:rPr>
+          <w:lang w:val="ru-RU"/>
+        </w:rPr>
+        <w:t>локализации</w:t>
+      </w:r>
+      <w:r>
+        <w:t xml:space="preserve"> источников излучения основаны на измерении мощности принимаемого сигнала (RSSI) несколькими сенсорными узлами и использовании этих измерений для оценки положения источника в пространстве. </w:t>
+      </w:r>
+      <w:r>
+        <w:rPr>
+          <w:lang w:val="ru-RU"/>
+        </w:rPr>
+        <w:t xml:space="preserve">В зависимости от теоретической модели </w:t>
+      </w:r>
+      <w:r>
+        <w:t>RSSI рассматривается как обратно пропорциональная функция расстояния между передатчиком и приёмником, с учётом усреднённого затухания сигнала в конкретной среде и влияния препятствий, таких как стены, мебель и металлические конструкции.</w:t>
       </w:r>
       <w:r>
         <w:rPr>
@@ -7127,21 +7340,19 @@
               <w:rPr>
                 <w:lang w:val="ru-RU"/>
               </w:rPr>
-              <w:t xml:space="preserve">потери мощности на </w:t>
-            </w:r>
-            <w:proofErr w:type="spellStart"/>
+              <w:t>потери мощности на оп</w:t>
+            </w:r>
             <w:r>
               <w:rPr>
                 <w:lang w:val="ru-RU"/>
               </w:rPr>
-              <w:t>опроном</w:t>
-            </w:r>
-            <w:proofErr w:type="spellEnd"/>
+              <w:t>ор</w:t>
+            </w:r>
             <w:r>
               <w:rPr>
                 <w:lang w:val="ru-RU"/>
               </w:rPr>
-              <w:t xml:space="preserve"> расстоянии </w:t>
+              <w:t xml:space="preserve">ном расстоянии </w:t>
             </w:r>
             <m:oMath>
               <m:sSub>
@@ -7182,13 +7393,8 @@
     </w:tbl>
     <w:p>
       <w:r>
-        <w:t xml:space="preserve">Для количественного определения положения источника применяют </w:t>
-      </w:r>
-      <w:proofErr w:type="spellStart"/>
-      <w:r>
-        <w:t>трилатерацию</w:t>
-      </w:r>
-      <w:proofErr w:type="spellEnd"/>
+        <w:t>Для количественного определения положения источника применяют трилатерацию</w:t>
+      </w:r>
       <w:r>
         <w:rPr>
           <w:lang w:val="ru-RU"/>
@@ -7197,7 +7403,7 @@
       </w:r>
       <w:r>
         <w:rPr>
-          <w:lang w:val="en-US"/>
+          <w:lang w:val="ru-RU"/>
         </w:rPr>
         <w:t>[2], [3]</w:t>
       </w:r>
@@ -7210,20 +7416,25 @@
       </w:r>
       <w:proofErr w:type="spellEnd"/>
       <w:r>
-        <w:t>‑Fi устройств, где требуется оценка координат с достаточной точностью.</w:t>
-      </w:r>
-    </w:p>
-    <w:p>
-      <w:r>
-        <w:t xml:space="preserve">Практическое применение </w:t>
-      </w:r>
-      <w:proofErr w:type="spellStart"/>
-      <w:r>
-        <w:t>трилатерации</w:t>
-      </w:r>
-      <w:proofErr w:type="spellEnd"/>
-      <w:r>
-        <w:t xml:space="preserve"> ограничено несколькими факторами. Во-первых, RSSI является нестабильным параметром, подвергающимся влиянию многолучевого распространения, отражений, диффузного затухания, экранирующих препятствий и направленности антенн как передатчика, так и приёмника. Во-вторых, точность определения координат сильно зависит от количества сенсорных узлов и их геометрического расположения: при малом числе точек или неблагоприятной конфигурации ошибки существенно увеличиваются.</w:t>
+        <w:t xml:space="preserve">‑Fi устройств, где </w:t>
+      </w:r>
+      <w:r>
+        <w:rPr>
+          <w:lang w:val="ru-RU"/>
+        </w:rPr>
+        <w:t xml:space="preserve">не </w:t>
+      </w:r>
+      <w:r>
+        <w:t>требуется оценка координат с достаточной точностью.</w:t>
+      </w:r>
+    </w:p>
+    <w:p>
+      <w:r>
+        <w:t xml:space="preserve">Практическое применение трилатерации ограничено несколькими факторами. Во-первых, RSSI является нестабильным параметром, подвергающимся влиянию многолучевого распространения, отражений, диффузного затухания, экранирующих препятствий и направленности антенн </w:t>
+      </w:r>
+      <w:r>
+        <w:lastRenderedPageBreak/>
+        <w:t>как передатчика, так и приёмника. Во-вторых, точность определения координат сильно зависит от количества сенсорных узлов и их геометрического расположения: при малом числе точек или неблагоприятной конфигурации ошибки существенно увеличиваются.</w:t>
       </w:r>
     </w:p>
     <w:p>
@@ -7276,59 +7487,35 @@
         <w:ind w:left="0" w:firstLine="708"/>
       </w:pPr>
       <w:r>
-        <w:lastRenderedPageBreak/>
         <w:t>Использование моделей распространения сигнала, учитывающих пространственные особенности помещения, для более корректной интерпретации измерений.</w:t>
       </w:r>
     </w:p>
     <w:p>
       <w:r>
-        <w:t xml:space="preserve">Методы на основе </w:t>
-      </w:r>
-      <w:proofErr w:type="spellStart"/>
-      <w:r>
-        <w:t>трилатерации</w:t>
-      </w:r>
-      <w:proofErr w:type="spellEnd"/>
-      <w:r>
-        <w:t xml:space="preserve"> формируют теоретическую основу для последующих мультимодальных подходов обнаружения, где измеренные физические параметры сигналов служат входными признаками для статистических и эмпирических моделей.</w:t>
-      </w:r>
-    </w:p>
-    <w:p>
-      <w:pPr>
-        <w:pStyle w:val="3"/>
-      </w:pPr>
+        <w:t>Методы на основе трилатерации формируют теоретическую основу для последующих мультимодальных подходов обнаружения, где измеренные физические параметры сигналов служат входными признаками для статистических и эмпирических моделей.</w:t>
+      </w:r>
+    </w:p>
+    <w:p>
       <w:bookmarkStart w:id="30" w:name="_xfmcqfsl3h22" w:colFirst="0" w:colLast="0"/>
-      <w:bookmarkStart w:id="31" w:name="_Toc223693811"/>
       <w:bookmarkEnd w:id="30"/>
       <w:r>
-        <w:t xml:space="preserve">1.3.3 Эмпирические методы: </w:t>
-      </w:r>
-      <w:proofErr w:type="spellStart"/>
-      <w:r>
-        <w:t>радиокарта</w:t>
-      </w:r>
-      <w:proofErr w:type="spellEnd"/>
-      <w:r>
-        <w:t xml:space="preserve"> и </w:t>
+        <w:t xml:space="preserve">Эмпирические методы обнаружения источников излучения основаны на построении </w:t>
+      </w:r>
+      <w:proofErr w:type="spellStart"/>
+      <w:r>
+        <w:t>радиокарт</w:t>
+      </w:r>
+      <w:proofErr w:type="spellEnd"/>
+      <w:r>
+        <w:t xml:space="preserve"> помещения (RSSI </w:t>
       </w:r>
       <w:proofErr w:type="spellStart"/>
       <w:r>
         <w:t>fingerprinting</w:t>
       </w:r>
-      <w:bookmarkEnd w:id="31"/>
-      <w:proofErr w:type="spellEnd"/>
-    </w:p>
-    <w:p>
-      <w:r>
-        <w:t xml:space="preserve">Эмпирические методы обнаружения источников излучения основаны на построении </w:t>
-      </w:r>
-      <w:proofErr w:type="spellStart"/>
-      <w:r>
-        <w:t>радиокарт</w:t>
-      </w:r>
-      <w:proofErr w:type="spellEnd"/>
-      <w:r>
-        <w:t xml:space="preserve"> помещения (RSSI </w:t>
+      <w:proofErr w:type="spellEnd"/>
+      <w:r>
+        <w:t xml:space="preserve">), которые отображают пространственное распределение мощности сигнала от известных источников относительно фиксированных позиций сенсорных узлов. В отличие от физических моделей, где положение источника определяется теоретической зависимостью мощности сигнала от расстояния, </w:t>
       </w:r>
       <w:proofErr w:type="spellStart"/>
       <w:r>
@@ -7336,23 +7523,7 @@
       </w:r>
       <w:proofErr w:type="spellEnd"/>
       <w:r>
-        <w:t xml:space="preserve">), которые отображают пространственное распределение мощности сигнала от известных источников относительно фиксированных позиций сенсорных узлов. В отличие от физических моделей, где положение источника определяется теоретической зависимостью мощности сигнала от расстояния, </w:t>
-      </w:r>
-      <w:proofErr w:type="spellStart"/>
-      <w:r>
-        <w:t>fingerprinting</w:t>
-      </w:r>
-      <w:proofErr w:type="spellEnd"/>
-      <w:r>
-        <w:t xml:space="preserve"> опирается на наблюдаемые данные, формируя эталонное представление </w:t>
-      </w:r>
-      <w:proofErr w:type="spellStart"/>
-      <w:r>
-        <w:t>радиосреды</w:t>
-      </w:r>
-      <w:proofErr w:type="spellEnd"/>
-      <w:r>
-        <w:t xml:space="preserve"> для последующего сопоставления с текущими измерениями.</w:t>
+        <w:t xml:space="preserve"> опирается на наблюдаемые данные, формируя эталонное представление радиосреды для последующего сопоставления с текущими измерениями.</w:t>
       </w:r>
     </w:p>
     <w:p>
@@ -7377,6 +7548,7 @@
         <w:ind w:left="0" w:firstLine="708"/>
       </w:pPr>
       <w:r>
+        <w:lastRenderedPageBreak/>
         <w:t>Размещение сенсорных узлов в заранее определённых фиксированных точках помещения и сбор измерений RSSI от всех активных источников;</w:t>
       </w:r>
     </w:p>
@@ -7409,11 +7581,13 @@
         <w:ind w:firstLine="720"/>
       </w:pPr>
       <w:r>
-        <w:t xml:space="preserve">Обнаружение новых или аномальных источников выполняется через сравнение текущего RSSI-профиля с эталонной картой. Значительные </w:t>
-      </w:r>
-      <w:r>
-        <w:lastRenderedPageBreak/>
-        <w:t>расхождения между наблюдаемыми и эталонными значениями сигналов позволяют выявлять:</w:t>
+        <w:rPr>
+          <w:lang w:val="ru-RU"/>
+        </w:rPr>
+        <w:t>Локализация</w:t>
+      </w:r>
+      <w:r>
+        <w:t xml:space="preserve"> источников выполняется через сравнение текущего RSSI-профиля с эталонной картой. Значительные расхождения между наблюдаемыми и эталонными значениями сигналов позволяют выявлять:</w:t>
       </w:r>
     </w:p>
     <w:p>
@@ -7462,15 +7636,7 @@
       </w:r>
       <w:proofErr w:type="spellEnd"/>
       <w:r>
-        <w:t xml:space="preserve"> также служит инструментом оценки применимости физических моделей локализации, позволяя выявлять ошибки </w:t>
-      </w:r>
-      <w:proofErr w:type="spellStart"/>
-      <w:r>
-        <w:t>трилатерации</w:t>
-      </w:r>
-      <w:proofErr w:type="spellEnd"/>
-      <w:r>
-        <w:t xml:space="preserve"> и зоны с высокой неопределённостью («тёмные зоны») в помещении.</w:t>
+        <w:t xml:space="preserve"> также служит инструментом оценки применимости физических моделей локализации, позволяя выявлять ошибки трилатерации и зоны с высокой неопределённостью («тёмные зоны») в помещении.</w:t>
       </w:r>
     </w:p>
     <w:p>
@@ -7490,7 +7656,16 @@
         <w:ind w:left="0" w:firstLine="708"/>
       </w:pPr>
       <w:r>
-        <w:t>Привязка к конкретному помещению: любое изменение планировки, мебели или препятствий требует повторного сбора данных и обучения;</w:t>
+        <w:t>Привязка к конкретному помещению</w:t>
+      </w:r>
+      <w:r>
+        <w:rPr>
+          <w:lang w:val="ru-RU"/>
+        </w:rPr>
+        <w:t>, в связи с которым</w:t>
+      </w:r>
+      <w:r>
+        <w:t xml:space="preserve"> любое изменение планировки, мебели или препятствий требует повторного сбора данных и обучения;</w:t>
       </w:r>
     </w:p>
     <w:p>
@@ -7514,6 +7689,7 @@
         <w:ind w:left="0" w:firstLine="708"/>
       </w:pPr>
       <w:r>
+        <w:lastRenderedPageBreak/>
         <w:t>Чувствительность к шуму и временным колебаниям RSSI, включая влияние многолучевого распространения и внешних радиопомех.</w:t>
       </w:r>
     </w:p>
@@ -7522,253 +7698,33 @@
         <w:pStyle w:val="3"/>
         <w:ind w:firstLine="720"/>
       </w:pPr>
-      <w:bookmarkStart w:id="32" w:name="_gpu7y2uja82o" w:colFirst="0" w:colLast="0"/>
-      <w:bookmarkStart w:id="33" w:name="_Toc223693812"/>
+      <w:bookmarkStart w:id="31" w:name="_gpu7y2uja82o" w:colFirst="0" w:colLast="0"/>
+      <w:bookmarkStart w:id="32" w:name="_uefexwsbcvp6" w:colFirst="0" w:colLast="0"/>
+      <w:bookmarkStart w:id="33" w:name="_Toc225707591"/>
+      <w:bookmarkEnd w:id="31"/>
       <w:bookmarkEnd w:id="32"/>
       <w:r>
-        <w:t xml:space="preserve">1.3.4 Методы </w:t>
-      </w:r>
-      <w:proofErr w:type="spellStart"/>
-      <w:r>
-        <w:t>трилатерации</w:t>
-      </w:r>
-      <w:proofErr w:type="spellEnd"/>
-      <w:r>
-        <w:t xml:space="preserve"> в сочетании с </w:t>
-      </w:r>
-      <w:proofErr w:type="spellStart"/>
-      <w:r>
-        <w:t>fingerprinting</w:t>
-      </w:r>
-      <w:proofErr w:type="spellEnd"/>
-      <w:r>
-        <w:t xml:space="preserve"> (гибридные методы)</w:t>
+        <w:t>1.3.</w:t>
+      </w:r>
+      <w:r>
+        <w:rPr>
+          <w:lang w:val="ru-RU"/>
+        </w:rPr>
+        <w:t>3</w:t>
+      </w:r>
+      <w:r>
+        <w:t xml:space="preserve"> Методы </w:t>
+      </w:r>
+      <w:r>
+        <w:rPr>
+          <w:lang w:val="ru-RU"/>
+        </w:rPr>
+        <w:t xml:space="preserve">локализации </w:t>
+      </w:r>
+      <w:r>
+        <w:t>на основе информации о состоянии канала (Channel State Information, CSI)</w:t>
       </w:r>
       <w:bookmarkEnd w:id="33"/>
-    </w:p>
-    <w:p>
-      <w:pPr>
-        <w:ind w:firstLine="720"/>
-      </w:pPr>
-      <w:r>
-        <w:t xml:space="preserve">Гибридные методы обнаружения источников излучения объединяют физические модели на основе измерений мощности сигнала (RSSI) и эмпирические </w:t>
-      </w:r>
-      <w:proofErr w:type="spellStart"/>
-      <w:r>
-        <w:t>радиокарты</w:t>
-      </w:r>
-      <w:proofErr w:type="spellEnd"/>
-      <w:r>
-        <w:t xml:space="preserve"> (</w:t>
-      </w:r>
-      <w:proofErr w:type="spellStart"/>
-      <w:r>
-        <w:t>fingerprinting</w:t>
-      </w:r>
-      <w:proofErr w:type="spellEnd"/>
-      <w:r>
-        <w:t xml:space="preserve">) для повышения точности идентификации и устойчивости к ошибкам. Основная идея заключается в том, что </w:t>
-      </w:r>
-      <w:proofErr w:type="spellStart"/>
-      <w:r>
-        <w:t>трилатерация</w:t>
-      </w:r>
-      <w:proofErr w:type="spellEnd"/>
-      <w:r>
-        <w:t xml:space="preserve"> обеспечивает геометрическое приближение положения источника, тогда как </w:t>
-      </w:r>
-      <w:proofErr w:type="spellStart"/>
-      <w:r>
-        <w:t>fingerprinting</w:t>
-      </w:r>
-      <w:proofErr w:type="spellEnd"/>
-      <w:r>
-        <w:t xml:space="preserve"> служит для коррекции и проверки результатов на основе наблюдаемых данных.</w:t>
-      </w:r>
-    </w:p>
-    <w:p>
-      <w:pPr>
-        <w:ind w:firstLine="720"/>
-      </w:pPr>
-      <w:r>
-        <w:lastRenderedPageBreak/>
-        <w:t>Процесс работы гибридного метода включает следующие этапы:</w:t>
-      </w:r>
-    </w:p>
-    <w:p>
-      <w:pPr>
-        <w:numPr>
-          <w:ilvl w:val="0"/>
-          <w:numId w:val="20"/>
-        </w:numPr>
-        <w:ind w:left="0" w:firstLine="708"/>
-      </w:pPr>
-      <w:r>
-        <w:t>Сбор измерений RSSI от активных источников с нескольких сенсорных узлов для первичной оценки расстояний и построения возможной области расположения источника;</w:t>
-      </w:r>
-    </w:p>
-    <w:p>
-      <w:pPr>
-        <w:numPr>
-          <w:ilvl w:val="0"/>
-          <w:numId w:val="20"/>
-        </w:numPr>
-        <w:ind w:left="0" w:firstLine="708"/>
-      </w:pPr>
-      <w:r>
-        <w:t xml:space="preserve">Сравнение с эталонной </w:t>
-      </w:r>
-      <w:proofErr w:type="spellStart"/>
-      <w:r>
-        <w:t>радиокартой</w:t>
-      </w:r>
-      <w:proofErr w:type="spellEnd"/>
-      <w:r>
-        <w:t xml:space="preserve">, где фиксируются векторные профили сигнала для известных точек; несовпадения позволяют выявлять аномалии, ошибки </w:t>
-      </w:r>
-      <w:proofErr w:type="spellStart"/>
-      <w:r>
-        <w:t>трилатерации</w:t>
-      </w:r>
-      <w:proofErr w:type="spellEnd"/>
-      <w:r>
-        <w:t xml:space="preserve"> или новые источники;</w:t>
-      </w:r>
-    </w:p>
-    <w:p>
-      <w:pPr>
-        <w:numPr>
-          <w:ilvl w:val="0"/>
-          <w:numId w:val="20"/>
-        </w:numPr>
-        <w:ind w:left="0" w:firstLine="708"/>
-      </w:pPr>
-      <w:r>
-        <w:t xml:space="preserve">Коррекция положения источника с использованием наблюдений </w:t>
-      </w:r>
-      <w:proofErr w:type="spellStart"/>
-      <w:r>
-        <w:t>fingerprinting</w:t>
-      </w:r>
-      <w:proofErr w:type="spellEnd"/>
-      <w:r>
-        <w:t xml:space="preserve">: пересечение пространственных областей от </w:t>
-      </w:r>
-      <w:proofErr w:type="spellStart"/>
-      <w:r>
-        <w:t>трилатерации</w:t>
-      </w:r>
-      <w:proofErr w:type="spellEnd"/>
-      <w:r>
-        <w:t xml:space="preserve"> уточняется с учётом эмпирических данных о распределении RSSI;</w:t>
-      </w:r>
-    </w:p>
-    <w:p>
-      <w:pPr>
-        <w:numPr>
-          <w:ilvl w:val="0"/>
-          <w:numId w:val="20"/>
-        </w:numPr>
-        <w:ind w:left="0" w:firstLine="708"/>
-      </w:pPr>
-      <w:r>
-        <w:t>Анализ согласованности между узлами для фильтрации выбросов и уменьшения влияния кратковременных колебаний сигнала и многолучевого распространения.</w:t>
-      </w:r>
-    </w:p>
-    <w:p>
-      <w:pPr>
-        <w:ind w:firstLine="720"/>
-      </w:pPr>
-      <w:r>
-        <w:t>Гибридные методы обеспечивают повышенную устойчивость к:</w:t>
-      </w:r>
-    </w:p>
-    <w:p>
-      <w:pPr>
-        <w:numPr>
-          <w:ilvl w:val="0"/>
-          <w:numId w:val="12"/>
-        </w:numPr>
-        <w:ind w:left="0" w:firstLine="708"/>
-      </w:pPr>
-      <w:r>
-        <w:t>временной неактивности устройств;</w:t>
-      </w:r>
-    </w:p>
-    <w:p>
-      <w:pPr>
-        <w:numPr>
-          <w:ilvl w:val="0"/>
-          <w:numId w:val="12"/>
-        </w:numPr>
-        <w:ind w:left="0" w:firstLine="708"/>
-      </w:pPr>
-      <w:r>
-        <w:t>локальным помехам и отражениям;</w:t>
-      </w:r>
-    </w:p>
-    <w:p>
-      <w:pPr>
-        <w:numPr>
-          <w:ilvl w:val="0"/>
-          <w:numId w:val="12"/>
-        </w:numPr>
-        <w:ind w:left="0" w:firstLine="708"/>
-      </w:pPr>
-      <w:proofErr w:type="spellStart"/>
-      <w:r>
-        <w:t>спуфингу</w:t>
-      </w:r>
-      <w:proofErr w:type="spellEnd"/>
-      <w:r>
-        <w:t xml:space="preserve"> и клонированию MAC-адресов, за счёт дополнительной проверки пространственного профиля сигнала.</w:t>
-      </w:r>
-    </w:p>
-    <w:p>
-      <w:pPr>
-        <w:ind w:firstLine="720"/>
-      </w:pPr>
-      <w:r>
-        <w:t xml:space="preserve">Ограничения метода аналогичны отдельным подходам: привязка к конкретному помещению, зависимость от активности источников и чувствительность к временным колебаниям RSSI. Однако интеграция эмпирических данных позволяет выявлять ошибки физической модели, оценивать применимость </w:t>
-      </w:r>
-      <w:proofErr w:type="spellStart"/>
-      <w:r>
-        <w:t>трилатерации</w:t>
-      </w:r>
-      <w:proofErr w:type="spellEnd"/>
-      <w:r>
-        <w:t xml:space="preserve"> в данной среде и формировать признаки для последующей обработки мультимодальной системой.</w:t>
-      </w:r>
-    </w:p>
-    <w:p>
-      <w:pPr>
-        <w:ind w:firstLine="720"/>
-      </w:pPr>
-      <w:r>
-        <w:t xml:space="preserve">Гибридные методы являются прямой основой для мультимодальной модели обнаружения, где каждая репрезентация </w:t>
-      </w:r>
-      <w:proofErr w:type="spellStart"/>
-      <w:r>
-        <w:t>радиосреды</w:t>
-      </w:r>
-      <w:proofErr w:type="spellEnd"/>
-      <w:r>
-        <w:t xml:space="preserve"> (физическая, эмпирическая и статистическая) используется как источник признаков для алгоритмов выявления аномалий и оценки надежности локализации.</w:t>
-      </w:r>
-    </w:p>
-    <w:p>
-      <w:pPr>
-        <w:pStyle w:val="3"/>
-        <w:ind w:firstLine="720"/>
-      </w:pPr>
-      <w:bookmarkStart w:id="34" w:name="_uefexwsbcvp6" w:colFirst="0" w:colLast="0"/>
-      <w:bookmarkStart w:id="35" w:name="_Toc223693813"/>
-      <w:bookmarkEnd w:id="34"/>
-      <w:r>
-        <w:lastRenderedPageBreak/>
-        <w:t>1.3.5 Методы на основе информации о состоянии канала (Channel State Information, CSI)</w:t>
-      </w:r>
-      <w:bookmarkEnd w:id="35"/>
     </w:p>
     <w:p>
       <w:pPr>
@@ -7803,7 +7759,16 @@
         <w:ind w:left="0" w:firstLine="708"/>
       </w:pPr>
       <w:r>
-        <w:t xml:space="preserve">Сбор CSI с нескольких сенсорных узлов – каждый узел регистрирует многомерные показатели канала, включая фазу и амплитуду по </w:t>
+        <w:t>Сбор CSI с нескольких сенсорных узлов</w:t>
+      </w:r>
+      <w:r>
+        <w:rPr>
+          <w:lang w:val="ru-RU"/>
+        </w:rPr>
+        <w:t>. На начальном этапе</w:t>
+      </w:r>
+      <w:r>
+        <w:t xml:space="preserve"> каждый узел регистрирует многомерные показатели канала, включая фазу и амплитуду по </w:t>
       </w:r>
       <w:proofErr w:type="spellStart"/>
       <w:r>
@@ -7823,7 +7788,16 @@
         <w:ind w:left="0" w:firstLine="708"/>
       </w:pPr>
       <w:r>
-        <w:t>Сопоставление с эталонными профилями – CSI-профили известных точек доступа и клиентских устройств формируют эталонную базу, с которой сравниваются текущие измерения для выявления отклонений;</w:t>
+        <w:t>Сопоставление с эталонными профилями</w:t>
+      </w:r>
+      <w:r>
+        <w:rPr>
+          <w:lang w:val="ru-RU"/>
+        </w:rPr>
+        <w:t xml:space="preserve">. На данном этапе </w:t>
+      </w:r>
+      <w:r>
+        <w:t>CSI-профили известных точек доступа и клиентских устройств формируют эталонную базу, с которой сравниваются текущие измерения для выявления отклонений;</w:t>
       </w:r>
     </w:p>
     <w:p>
@@ -7835,15 +7809,7 @@
         <w:ind w:left="0" w:firstLine="708"/>
       </w:pPr>
       <w:r>
-        <w:t xml:space="preserve">Обнаружение аномалий – значительные расхождения между текущими CSI и эталонными моделями указывают на появление нового источника, замену или подмену точки доступа, а также на изменение условий </w:t>
-      </w:r>
-      <w:proofErr w:type="spellStart"/>
-      <w:r>
-        <w:t>радиосреды</w:t>
-      </w:r>
-      <w:proofErr w:type="spellEnd"/>
-      <w:r>
-        <w:t>;</w:t>
+        <w:t>Обнаружение аномалий – значительные расхождения между текущими CSI и эталонными моделями указывают на появление нового источника, замену или подмену точки доступа, а также на изменение условий радиосреды;</w:t>
       </w:r>
     </w:p>
     <w:p>
@@ -7863,16 +7829,43 @@
         <w:ind w:firstLine="720"/>
       </w:pPr>
       <w:r>
+        <w:lastRenderedPageBreak/>
         <w:t xml:space="preserve">Методы на основе CSI обладают высокой чувствительностью к многолучевому распространению, отражениям и препятствиям, что делает их особенно полезными для сложных помещений с большим количеством объектов и металлических конструкций. Однако успешное применение требует </w:t>
       </w:r>
       <w:r>
-        <w:lastRenderedPageBreak/>
-        <w:t>достаточного числа сенсорных узлов, аккуратной калибровки оборудования и синхронизации измерений.</w:t>
+        <w:rPr>
+          <w:lang w:val="ru-RU"/>
+        </w:rPr>
+        <w:t xml:space="preserve">внедрения специализированного оборудования, </w:t>
+      </w:r>
+      <w:r>
+        <w:t>достаточного числа сенсорных узлов, аккуратной калибровки оборудования и</w:t>
+      </w:r>
+      <w:r>
+        <w:rPr>
+          <w:lang w:val="ru-RU"/>
+        </w:rPr>
+        <w:t xml:space="preserve"> сверхточной</w:t>
+      </w:r>
+      <w:r>
+        <w:t xml:space="preserve"> синхронизации измерений</w:t>
+      </w:r>
+      <w:r>
+        <w:rPr>
+          <w:lang w:val="ru-RU"/>
+        </w:rPr>
+        <w:t xml:space="preserve"> с точностью до наносекунд</w:t>
+      </w:r>
+      <w:r>
+        <w:t>.</w:t>
       </w:r>
     </w:p>
     <w:p>
       <w:pPr>
         <w:ind w:firstLine="720"/>
+        <w:rPr>
+          <w:lang w:val="ru-RU"/>
+        </w:rPr>
       </w:pPr>
       <w:r>
         <w:t xml:space="preserve">CSI-методы расширяют возможности обнаружения и идентификации источников, предоставляя вспомогательные признаки для мультимодальной модели, включая векторные и статистические характеристики радиоканала, которые могут использоваться совместно с физическими моделями, </w:t>
@@ -7883,116 +7876,7 @@
       </w:r>
       <w:proofErr w:type="spellEnd"/>
       <w:r>
-        <w:t xml:space="preserve"> и аналитикой активности устройств.</w:t>
-      </w:r>
-    </w:p>
-    <w:p>
-      <w:pPr>
-        <w:pStyle w:val="3"/>
-        <w:ind w:firstLine="720"/>
-      </w:pPr>
-      <w:bookmarkStart w:id="36" w:name="_gn67or9b9b3j" w:colFirst="0" w:colLast="0"/>
-      <w:bookmarkStart w:id="37" w:name="_Toc223693814"/>
-      <w:bookmarkEnd w:id="36"/>
-      <w:r>
-        <w:t>1.3.6 Статистические и индукционные методы анализа активности устройств</w:t>
-      </w:r>
-      <w:bookmarkEnd w:id="37"/>
-    </w:p>
-    <w:p>
-      <w:pPr>
-        <w:ind w:firstLine="720"/>
-      </w:pPr>
-      <w:r>
-        <w:t xml:space="preserve">Статистические и индукционные методы направлены на выявление отклонений от нормального поведения сети, когда традиционные подходы, такие как сравнение с белыми списками, </w:t>
-      </w:r>
-      <w:proofErr w:type="spellStart"/>
-      <w:r>
-        <w:t>трилатерация</w:t>
-      </w:r>
-      <w:proofErr w:type="spellEnd"/>
-      <w:r>
-        <w:t xml:space="preserve"> или </w:t>
-      </w:r>
-      <w:proofErr w:type="spellStart"/>
-      <w:r>
-        <w:t>радиокарта</w:t>
-      </w:r>
-      <w:proofErr w:type="spellEnd"/>
-      <w:r>
-        <w:t xml:space="preserve"> (</w:t>
-      </w:r>
-      <w:proofErr w:type="spellStart"/>
-      <w:r>
-        <w:t>fingerprinting</w:t>
-      </w:r>
-      <w:proofErr w:type="spellEnd"/>
-      <w:r>
-        <w:t xml:space="preserve">), оказываются недостаточными. Основная идея заключается в построении моделей нормального функционирования сети на основе накопленных данных о </w:t>
-      </w:r>
-      <w:proofErr w:type="spellStart"/>
-      <w:r>
-        <w:t>Beacon</w:t>
-      </w:r>
-      <w:proofErr w:type="spellEnd"/>
-      <w:r>
-        <w:t xml:space="preserve"> и </w:t>
-      </w:r>
-      <w:proofErr w:type="spellStart"/>
-      <w:r>
-        <w:t>Probe</w:t>
-      </w:r>
-      <w:proofErr w:type="spellEnd"/>
-      <w:r>
-        <w:t xml:space="preserve"> кадрах, а также измерениях мощности сигнала (RSSI), и последующем выявлении аномалий, которые могут указывать на появление незарегистрированных или поддельных источников.</w:t>
-      </w:r>
-    </w:p>
-    <w:p>
-      <w:pPr>
-        <w:ind w:firstLine="720"/>
-      </w:pPr>
-      <w:r>
-        <w:t>Ключевые подходы включают следующие методы:</w:t>
-      </w:r>
-    </w:p>
-    <w:p>
-      <w:pPr>
-        <w:numPr>
-          <w:ilvl w:val="0"/>
-          <w:numId w:val="14"/>
-        </w:numPr>
-        <w:ind w:left="0" w:firstLine="708"/>
-      </w:pPr>
-      <w:r>
-        <w:t xml:space="preserve">Статистический анализ распределения сигналов. Анализируются средние значения и дисперсия RSSI, распределение частот </w:t>
-      </w:r>
-      <w:proofErr w:type="spellStart"/>
-      <w:r>
-        <w:t>Beacon</w:t>
-      </w:r>
-      <w:proofErr w:type="spellEnd"/>
-      <w:r>
-        <w:t xml:space="preserve"> и </w:t>
-      </w:r>
-      <w:proofErr w:type="spellStart"/>
-      <w:r>
-        <w:t>Probe</w:t>
-      </w:r>
-      <w:proofErr w:type="spellEnd"/>
-      <w:r>
-        <w:t xml:space="preserve"> кадров, а также временные интервалы активности устройств. Источники, чьи показатели систематически отклоняются от эталонного поведения, классифицируются как потенциально аномальные.</w:t>
-      </w:r>
-    </w:p>
-    <w:p>
-      <w:pPr>
-        <w:numPr>
-          <w:ilvl w:val="0"/>
-          <w:numId w:val="14"/>
-        </w:numPr>
-        <w:ind w:left="0" w:firstLine="708"/>
-      </w:pPr>
-      <w:r>
-        <w:t>Пространственная корреляция наблюдений</w:t>
+        <w:t xml:space="preserve"> и аналитикой активности устройств</w:t>
       </w:r>
       <w:r>
         <w:rPr>
@@ -8000,272 +7884,8 @@
         </w:rPr>
         <w:t>.</w:t>
       </w:r>
-      <w:r>
-        <w:t xml:space="preserve"> Проводится проверка согласованности сигналов между сенсорными узлами. Несоответствия сигналов, поступающих с одинаковых идентификаторов (BSSID, SSID, MAC), могут указывать на подмену точки доступа, работу репитера или наличие «</w:t>
-      </w:r>
-      <w:proofErr w:type="spellStart"/>
-      <w:r>
-        <w:t>evil</w:t>
-      </w:r>
-      <w:proofErr w:type="spellEnd"/>
-      <w:r>
-        <w:t xml:space="preserve"> </w:t>
-      </w:r>
-      <w:proofErr w:type="spellStart"/>
-      <w:r>
-        <w:t>twin</w:t>
-      </w:r>
-      <w:proofErr w:type="spellEnd"/>
-      <w:r>
-        <w:t>». Пространственный анализ позволяет выявлять несогласованность наблюдений, недоступную при использовании только одного узла.</w:t>
-      </w:r>
-    </w:p>
-    <w:p>
-      <w:pPr>
-        <w:numPr>
-          <w:ilvl w:val="0"/>
-          <w:numId w:val="14"/>
-        </w:numPr>
-        <w:ind w:left="0" w:firstLine="708"/>
-      </w:pPr>
-      <w:r>
-        <w:lastRenderedPageBreak/>
-        <w:t xml:space="preserve">Временной анализ активности устройств. Отслеживаются повторяющиеся или нестандартные паттерны </w:t>
-      </w:r>
-      <w:proofErr w:type="spellStart"/>
-      <w:r>
-        <w:t>Beacon</w:t>
-      </w:r>
-      <w:proofErr w:type="spellEnd"/>
-      <w:r>
-        <w:t xml:space="preserve"> и </w:t>
-      </w:r>
-      <w:proofErr w:type="spellStart"/>
-      <w:r>
-        <w:t>Probe</w:t>
-      </w:r>
-      <w:proofErr w:type="spellEnd"/>
-      <w:r>
-        <w:t xml:space="preserve"> кадров, включая неожиданные циклы активности, резкие всплески сигналов или внезапное появление новых профилей поведения. Временной анализ позволяет выявлять устройства с аномальной динамикой работы, даже при низкой активности.</w:t>
-      </w:r>
-    </w:p>
-    <w:p>
-      <w:pPr>
-        <w:numPr>
-          <w:ilvl w:val="0"/>
-          <w:numId w:val="14"/>
-        </w:numPr>
-        <w:ind w:left="0" w:firstLine="708"/>
-      </w:pPr>
-      <w:r>
-        <w:t>Кластеризация и детектирование выбросов. Наблюдения группируются по характеристикам сигналов, а устройства или источники, которые не вписываются в существующие кластеры, классифицируются как аномальные. Этот метод особенно эффективен для выявления редких или нестандартных паттернов поведения.</w:t>
-      </w:r>
-    </w:p>
-    <w:p>
-      <w:pPr>
-        <w:ind w:firstLine="720"/>
-      </w:pPr>
-      <w:r>
-        <w:t>Применение статистических и индукционных методов позволяет выявлять как неавторизованные активные источники, так и потенциальные индикаторы пассивного присутствия, например:</w:t>
-      </w:r>
-    </w:p>
-    <w:p>
-      <w:pPr>
-        <w:numPr>
-          <w:ilvl w:val="0"/>
-          <w:numId w:val="17"/>
-        </w:numPr>
-        <w:ind w:left="0" w:firstLine="708"/>
-      </w:pPr>
-      <w:r>
-        <w:t>аномальные изменения RSSI без явного источника сигнала;</w:t>
-      </w:r>
-    </w:p>
-    <w:p>
-      <w:pPr>
-        <w:numPr>
-          <w:ilvl w:val="0"/>
-          <w:numId w:val="17"/>
-        </w:numPr>
-        <w:ind w:left="0" w:firstLine="708"/>
-      </w:pPr>
-      <w:r>
-        <w:t xml:space="preserve">нестабильность </w:t>
-      </w:r>
-      <w:proofErr w:type="spellStart"/>
-      <w:r>
-        <w:t>fingerprinting</w:t>
-      </w:r>
-      <w:proofErr w:type="spellEnd"/>
-      <w:r>
-        <w:t>-представления;</w:t>
-      </w:r>
-    </w:p>
-    <w:p>
-      <w:pPr>
-        <w:numPr>
-          <w:ilvl w:val="0"/>
-          <w:numId w:val="17"/>
-        </w:numPr>
-        <w:ind w:left="0" w:firstLine="708"/>
-      </w:pPr>
-      <w:r>
-        <w:t>нарушения пространственно-временной согласованности наблюдений между узлами.</w:t>
-      </w:r>
-    </w:p>
-    <w:p>
-      <w:pPr>
-        <w:ind w:firstLine="720"/>
-      </w:pPr>
-      <w:r>
-        <w:t>Основное преимущество данных методов заключается в возможности раннего выявления аномалий без необходимости точной локализации, опираясь только на наблюдаемые паттерны активности. Это делает статистические подходы ценным инструментом для многослойной системы обнаружения, где результаты физической, эмпирической и статистической оценки могут быть объединены для формирования мультимодальной модели выявления аномалий.</w:t>
-      </w:r>
-    </w:p>
-    <w:p>
-      <w:pPr>
-        <w:pStyle w:val="3"/>
-        <w:ind w:firstLine="720"/>
-      </w:pPr>
-      <w:bookmarkStart w:id="38" w:name="_buah226sngd3" w:colFirst="0" w:colLast="0"/>
-      <w:bookmarkStart w:id="39" w:name="_Toc223693815"/>
-      <w:bookmarkEnd w:id="38"/>
-      <w:r>
-        <w:t xml:space="preserve">1.3.7 </w:t>
-      </w:r>
-      <w:proofErr w:type="spellStart"/>
-      <w:r>
-        <w:t>Подытоживание</w:t>
-      </w:r>
-      <w:proofErr w:type="spellEnd"/>
-      <w:r>
-        <w:t xml:space="preserve"> методов обнаружения источников излучения</w:t>
-      </w:r>
-      <w:bookmarkEnd w:id="39"/>
-    </w:p>
-    <w:p>
-      <w:pPr>
-        <w:ind w:firstLine="720"/>
-      </w:pPr>
-      <w:r>
-        <w:t xml:space="preserve">В настоящем параграфе рассмотрены основные подходы к обнаружению и идентификации источников радиосигналов в сетях </w:t>
-      </w:r>
-      <w:proofErr w:type="spellStart"/>
-      <w:r>
-        <w:t>Wi</w:t>
-      </w:r>
-      <w:proofErr w:type="spellEnd"/>
-      <w:r>
-        <w:t xml:space="preserve">‑Fi. Классические методы, основанные на сравнении идентификаторов устройств с белыми списками, позволяют выявлять активные незарегистрированные точки доступа и подозрительные клиентские устройства при наличии известной базы данных </w:t>
-      </w:r>
-      <w:r>
-        <w:lastRenderedPageBreak/>
-        <w:t xml:space="preserve">эталонов. Физические методы, использующие измерения мощности сигнала и </w:t>
-      </w:r>
-      <w:proofErr w:type="spellStart"/>
-      <w:r>
-        <w:t>трилатерацию</w:t>
-      </w:r>
-      <w:proofErr w:type="spellEnd"/>
-      <w:r>
-        <w:t>, предоставляют количественную оценку положения источника, однако их эффективность ограничена нестабильностью RSSI, многолучевым распространением и малым количеством сенсорных узлов.</w:t>
-      </w:r>
-    </w:p>
-    <w:p>
-      <w:pPr>
-        <w:ind w:firstLine="720"/>
-      </w:pPr>
-      <w:r>
-        <w:t xml:space="preserve">Эмпирические методы, основанные на </w:t>
-      </w:r>
-      <w:proofErr w:type="spellStart"/>
-      <w:r>
-        <w:t>радиокартах</w:t>
-      </w:r>
-      <w:proofErr w:type="spellEnd"/>
-      <w:r>
-        <w:t xml:space="preserve"> помещения и </w:t>
-      </w:r>
-      <w:proofErr w:type="spellStart"/>
-      <w:r>
-        <w:t>fingerprinting</w:t>
-      </w:r>
-      <w:proofErr w:type="spellEnd"/>
-      <w:r>
-        <w:t xml:space="preserve">, позволяют создавать эталонное представление распределения сигналов и выявлять аномалии в поведении источников даже при недостаточной точности физической локализации. Гибридные подходы, объединяющие </w:t>
-      </w:r>
-      <w:proofErr w:type="spellStart"/>
-      <w:r>
-        <w:t>трилатерацию</w:t>
-      </w:r>
-      <w:proofErr w:type="spellEnd"/>
-      <w:r>
-        <w:t xml:space="preserve"> и </w:t>
-      </w:r>
-      <w:proofErr w:type="spellStart"/>
-      <w:r>
-        <w:t>fingerprinting</w:t>
-      </w:r>
-      <w:proofErr w:type="spellEnd"/>
-      <w:r>
-        <w:t xml:space="preserve">, обеспечивают согласование физических и эмпирических моделей, что повышает устойчивость к ошибкам измерений и кратковременным колебаниям сигнала. Методы CSI фиксируют многомерные характеристики канала, включая амплитуду и фазу </w:t>
-      </w:r>
-      <w:proofErr w:type="spellStart"/>
-      <w:r>
-        <w:t>поднесущих</w:t>
-      </w:r>
-      <w:proofErr w:type="spellEnd"/>
-      <w:r>
-        <w:t>, что позволяет различать источники с одинаковыми идентификаторами и учитывать сложное пространство отражений и препятствий.</w:t>
-      </w:r>
-    </w:p>
-    <w:p>
-      <w:pPr>
-        <w:ind w:firstLine="720"/>
-      </w:pPr>
-      <w:r>
-        <w:t xml:space="preserve">Статистические и индукционные методы анализируют накопленные данные о </w:t>
-      </w:r>
-      <w:proofErr w:type="spellStart"/>
-      <w:r>
-        <w:t>Beacon</w:t>
-      </w:r>
-      <w:proofErr w:type="spellEnd"/>
-      <w:r>
-        <w:t xml:space="preserve"> и </w:t>
-      </w:r>
-      <w:proofErr w:type="spellStart"/>
-      <w:r>
-        <w:t>Probe</w:t>
-      </w:r>
-      <w:proofErr w:type="spellEnd"/>
-      <w:r>
-        <w:t xml:space="preserve"> кадрах, распределении RSSI и временных паттернах активности устройств, выявляя отклонения от нормального поведения сети. Они позволяют детектировать как неавторизованные активные источники, так и косвенные индикаторы потенциального пассивного присутствия. Использование согласованности наблюдений между сенсорными узлами и кластеризации сигналов обеспечивает фильтрацию ложных срабатываний и обнаружение подмен или дублирующих устройств.</w:t>
-      </w:r>
-    </w:p>
-    <w:p>
-      <w:pPr>
-        <w:ind w:firstLine="720"/>
-      </w:pPr>
-      <w:r>
-        <w:t xml:space="preserve">Таким образом, совокупность методов создаёт многоуровневый инструмент обнаружения источников излучения, где каждый подход дополняет другие, компенсируя их ограничения. Классические и статистические методы предоставляют механизмы идентификации и аномалий, физические и CSI-подходы обеспечивают количественную оценку и дифференциацию источников, а эмпирические </w:t>
-      </w:r>
-      <w:proofErr w:type="spellStart"/>
-      <w:r>
-        <w:t>радиокарты</w:t>
-      </w:r>
-      <w:proofErr w:type="spellEnd"/>
-      <w:r>
-        <w:t xml:space="preserve"> служат средством проверки и уточнения результатов. Объединение этих методов формирует основу для </w:t>
-      </w:r>
-      <w:r>
-        <w:lastRenderedPageBreak/>
-        <w:t>мультимодальной модели обнаружения, которая будет подробно рассмотрена в последующих главах работы.</w:t>
-      </w:r>
-    </w:p>
-    <w:p>
-      <w:pPr>
-        <w:ind w:firstLine="720"/>
-      </w:pPr>
+      <w:bookmarkStart w:id="34" w:name="_gn67or9b9b3j" w:colFirst="0" w:colLast="0"/>
+      <w:bookmarkEnd w:id="34"/>
     </w:p>
     <w:p>
       <w:pPr>
@@ -8282,14 +7902,14 @@
         <w:ind w:firstLine="0"/>
         <w:jc w:val="center"/>
       </w:pPr>
-      <w:bookmarkStart w:id="40" w:name="_u1dzckteoo6x" w:colFirst="0" w:colLast="0"/>
-      <w:bookmarkStart w:id="41" w:name="_Toc223693816"/>
-      <w:bookmarkEnd w:id="40"/>
+      <w:bookmarkStart w:id="35" w:name="_u1dzckteoo6x" w:colFirst="0" w:colLast="0"/>
+      <w:bookmarkStart w:id="36" w:name="_Toc225707592"/>
+      <w:bookmarkEnd w:id="35"/>
       <w:r>
         <w:lastRenderedPageBreak/>
         <w:t>ГЛАВА 2. АНАЛИЗ СУЩЕСТВУЮЩИХ ПОДХОДОВ К ОБЕСПЕЧЕНИЮ БЕЗОПАСНОСТИ WI-FI СЕТЕЙ В КРЕДИТНО-ФИНАНСОВЫХ ОРГАНИЗАЦИЯХ</w:t>
       </w:r>
-      <w:bookmarkEnd w:id="41"/>
+      <w:bookmarkEnd w:id="36"/>
     </w:p>
     <w:p>
       <w:pPr>
@@ -8297,9 +7917,9 @@
         <w:spacing w:line="276" w:lineRule="auto"/>
         <w:ind w:firstLine="720"/>
       </w:pPr>
-      <w:bookmarkStart w:id="42" w:name="_i3i1ngkrr7ho" w:colFirst="0" w:colLast="0"/>
-      <w:bookmarkStart w:id="43" w:name="_Toc223693817"/>
-      <w:bookmarkEnd w:id="42"/>
+      <w:bookmarkStart w:id="37" w:name="_i3i1ngkrr7ho" w:colFirst="0" w:colLast="0"/>
+      <w:bookmarkStart w:id="38" w:name="_Toc225707593"/>
+      <w:bookmarkEnd w:id="37"/>
       <w:r>
         <w:t xml:space="preserve">2.1. Угрозы, связанные с использованием незарегистрированных </w:t>
       </w:r>
@@ -8311,27 +7931,27 @@
       <w:r>
         <w:t>-Fi точек доступа.</w:t>
       </w:r>
-      <w:bookmarkEnd w:id="43"/>
+      <w:bookmarkEnd w:id="38"/>
     </w:p>
     <w:p>
       <w:pPr>
         <w:pStyle w:val="3"/>
         <w:ind w:firstLine="720"/>
       </w:pPr>
-      <w:bookmarkStart w:id="44" w:name="_xsc6i0z7crmt" w:colFirst="0" w:colLast="0"/>
-      <w:bookmarkStart w:id="45" w:name="_Toc223693818"/>
-      <w:bookmarkEnd w:id="44"/>
+      <w:bookmarkStart w:id="39" w:name="_xsc6i0z7crmt" w:colFirst="0" w:colLast="0"/>
+      <w:bookmarkStart w:id="40" w:name="_Toc225707594"/>
+      <w:bookmarkEnd w:id="39"/>
       <w:r>
         <w:t>2.1.1 Типы незарегистрированных точек доступа и их роль в формировании угроз безопасности</w:t>
       </w:r>
-      <w:bookmarkEnd w:id="45"/>
+      <w:bookmarkEnd w:id="40"/>
     </w:p>
     <w:p>
       <w:pPr>
         <w:ind w:firstLine="720"/>
       </w:pPr>
       <w:r>
-        <w:t>Незарегистрированные беспроводные точки доступа представляют собой устройства, функционирующие в радиодиапазоне организации без санкционированного включения в инфраструктуру и без контроля со стороны службы информационной безопасности. В условиях кредитно-финансовых организаций (КФО) подобные устройства формируют неконтролируемый канал передачи данных, способный нарушать установленные механизмы сетевой сегментации и регламентированные процедуры защиты информации.</w:t>
+        <w:t>Незарегистрированные беспроводные точки доступа представляют собой устройства, функционирующие в радиодиапазоне организации без санкционированного включения в инфраструктуру и без контроля со стороны службы информационной безопасности. В условиях кредитно-финансовых организаций подобные устройства формируют неконтролируемый канал передачи данных, способный нарушать установленные механизмы сетевой сегментации и регламентированные процедуры защиты информации.</w:t>
       </w:r>
     </w:p>
     <w:p>
@@ -8355,15 +7975,16 @@
       </w:r>
       <w:proofErr w:type="spellEnd"/>
       <w:r>
-        <w:t xml:space="preserve"> AP (несанкционированная точка доступа, подключённая к внутренней сети). Данный тип устройства физически подключается к проводной инфраструктуре организации (например, к розетке локальной сети в офисном помещении) и создаёт собственную беспроводную сеть. В отличие от легитимных точек доступа, такая конфигурация не регистрируется в системе централизованного управления и не контролируется средствами мониторинга. Основная опасность заключается в создании альтернативного входа во внутренний сегмент сети, что позволяет обойти межсетевые экраны, механизмы сетевого контроля доступа и иные </w:t>
-      </w:r>
-      <w:proofErr w:type="spellStart"/>
-      <w:r>
-        <w:t>периметровые</w:t>
-      </w:r>
-      <w:proofErr w:type="spellEnd"/>
-      <w:r>
-        <w:t xml:space="preserve"> средства защиты.</w:t>
+        <w:t xml:space="preserve"> AP (несанкционированная точка доступа, подключённая к внутренней сети). Данный тип устройства физически подключается к проводной инфраструктуре организации (например, к розетке локальной сети в офисном помещении) и создаёт собственную беспроводную сеть. В отличие от легитимных точек доступа, такая конфигурация не регистрируется в системе централизованного управления и не контролируется средствами мониторинга. Основная опасность заключается в создании альтернативного входа во внутренний сегмент сети, что позволяет обойти межсетевые экраны, механизмы сетевого контроля доступа и иные средства защиты</w:t>
+      </w:r>
+      <w:r>
+        <w:rPr>
+          <w:lang w:val="ru-RU"/>
+        </w:rPr>
+        <w:t xml:space="preserve"> сетевого периметра</w:t>
+      </w:r>
+      <w:r>
+        <w:t>.</w:t>
       </w:r>
     </w:p>
     <w:p>
@@ -8399,7 +8020,25 @@
         <w:ind w:firstLine="720"/>
       </w:pPr>
       <w:r>
-        <w:t>3. Несанкционированные точки доступа сотрудников (мобильные хот-споты). Современные смартфоны и портативные маршрутизаторы позволяют развернуть беспроводную сеть в течение нескольких секунд. В ряде случаев сотрудники используют такие устройства для получения доступа к сети Интернет, минуя корпоративную инфраструктуру. Несмотря на отсутствие прямого подключения к внутренней сети, подобная практика создаёт риски утечки служебной информации, передачи конфиденциальных данных через неконтролируемый канал и нарушения требований регламентов информационной безопасности.</w:t>
+        <w:t xml:space="preserve">3. Несанкционированные точки доступа сотрудников (мобильные хот-споты). Современные </w:t>
+      </w:r>
+      <w:r>
+        <w:rPr>
+          <w:lang w:val="ru-RU"/>
+        </w:rPr>
+        <w:t xml:space="preserve">клиентские устройства, такие как </w:t>
+      </w:r>
+      <w:r>
+        <w:t xml:space="preserve">смартфоны и </w:t>
+      </w:r>
+      <w:r>
+        <w:rPr>
+          <w:lang w:val="ru-RU"/>
+        </w:rPr>
+        <w:t>ноутбуки,</w:t>
+      </w:r>
+      <w:r>
+        <w:t xml:space="preserve"> позволяют развернуть беспроводную сеть в течение нескольких секунд. В ряде случаев сотрудники используют такие устройства для получения доступа к сети Интернет, минуя корпоративную инфраструктуру. Несмотря на отсутствие прямого подключения к внутренней сети, подобная практика создаёт риски утечки служебной информации, передачи конфиденциальных данных через неконтролируемый канал и нарушения требований регламентов информационной безопасности.</w:t>
       </w:r>
     </w:p>
     <w:p>
@@ -8423,7 +8062,16 @@
         <w:ind w:firstLine="720"/>
       </w:pPr>
       <w:r>
-        <w:t>Таким образом, незарегистрированные точки доступа различаются по способу подключения, уровню интеграции в инфраструктуру и механизму реализации угроз. Однако их объединяет общий фактор — формирование альтернативного и неконтролируемого радиоканала передачи данных в пределах объекта КФО. Учитывая высокие требования к защите персональных данных, финансовой информации и служебных сегментов сети, наличие подобных устройств существенно увеличивает поверхность атаки и требует специализированных средств обнаружения, ориентированных на мониторинг радиочастотной среды.</w:t>
+        <w:t xml:space="preserve">Таким образом, незарегистрированные точки доступа различаются по способу подключения, уровню интеграции в инфраструктуру и механизму реализации угроз. Однако их объединяет общий фактор </w:t>
+      </w:r>
+      <w:r>
+        <w:rPr>
+          <w:lang w:val="ru-RU"/>
+        </w:rPr>
+        <w:t>–</w:t>
+      </w:r>
+      <w:r>
+        <w:t xml:space="preserve"> формирование альтернативного и неконтролируемого радиоканала передачи данных в пределах объекта КФО. Учитывая высокие требования к защите персональных данных, финансовой информации и служебных сегментов сети, наличие подобных устройств существенно увеличивает поверхность атаки и требует специализированных средств обнаружения, ориентированных на мониторинг радиочастотной среды.</w:t>
       </w:r>
     </w:p>
     <w:p>
@@ -8431,18 +8079,21 @@
         <w:pStyle w:val="3"/>
         <w:ind w:firstLine="720"/>
       </w:pPr>
-      <w:bookmarkStart w:id="46" w:name="_6zvrf5gam8sm" w:colFirst="0" w:colLast="0"/>
-      <w:bookmarkStart w:id="47" w:name="_Toc223693819"/>
-      <w:bookmarkEnd w:id="46"/>
+      <w:bookmarkStart w:id="41" w:name="_6zvrf5gam8sm" w:colFirst="0" w:colLast="0"/>
+      <w:bookmarkStart w:id="42" w:name="_Toc225707595"/>
+      <w:bookmarkEnd w:id="41"/>
       <w:r>
         <w:lastRenderedPageBreak/>
         <w:t>2.1.2. Механизмы реализации атак и особенности обхода традиционных средств защиты</w:t>
       </w:r>
-      <w:bookmarkEnd w:id="47"/>
+      <w:bookmarkEnd w:id="42"/>
     </w:p>
     <w:p>
       <w:pPr>
         <w:ind w:firstLine="720"/>
+        <w:rPr>
+          <w:lang w:val="ru-RU"/>
+        </w:rPr>
       </w:pPr>
       <w:r>
         <w:t xml:space="preserve">Незарегистрированные точки доступа формируют не просто дополнительную беспроводную сеть, а альтернативный канал взаимодействия, способный нарушать установленную модель доверия внутри кредитно-финансовой организации. Реализация угроз в данном случае основана на особенностях протоколов </w:t>
@@ -8455,6 +8106,18 @@
       <w:r>
         <w:t>-Fi и на ограничениях традиционных средств сетевой защиты, ориентированных преимущественно на проводную инфраструктуру.</w:t>
       </w:r>
+      <w:r>
+        <w:rPr>
+          <w:lang w:val="ru-RU"/>
+        </w:rPr>
+        <w:t xml:space="preserve"> </w:t>
+      </w:r>
+      <w:r>
+        <w:rPr>
+          <w:lang w:val="ru-RU"/>
+        </w:rPr>
+        <w:t>Рассмотрим основные угрозы, вызываемые незарегистрированными точками доступа:</w:t>
+      </w:r>
     </w:p>
     <w:p>
       <w:pPr>
@@ -8463,13 +8126,23 @@
       <w:r>
         <w:t>1. Атаки типа «</w:t>
       </w:r>
-      <w:proofErr w:type="spellStart"/>
-      <w:r>
-        <w:t>man-in-the-middle</w:t>
-      </w:r>
-      <w:proofErr w:type="spellEnd"/>
-      <w:r>
-        <w:t>» При развертывании поддельной точки доступа (</w:t>
+      <w:r>
+        <w:rPr>
+          <w:lang w:val="ru-RU"/>
+        </w:rPr>
+        <w:t>человек посередине</w:t>
+      </w:r>
+      <w:r>
+        <w:t>»</w:t>
+      </w:r>
+      <w:r>
+        <w:rPr>
+          <w:lang w:val="ru-RU"/>
+        </w:rPr>
+        <w:t>.</w:t>
+      </w:r>
+      <w:r>
+        <w:t xml:space="preserve"> При развертывании поддельной точки доступа (</w:t>
       </w:r>
       <w:proofErr w:type="spellStart"/>
       <w:r>
@@ -8545,7 +8218,11 @@
         <w:ind w:firstLine="720"/>
       </w:pPr>
       <w:r>
-        <w:t>2. Перехват и понижение уровня защиты соединения. Даже при использовании современных протоколов шифрования остаются сценарии атак, основанные на принудительном разрыве соединения и повторной ассоциации клиента с менее защищённой сетью. Путём манипуляции служебными кадрами управления возможно инициировать повторное подключение устройства, после чего клиент может установить соединение с альтернативной точкой доступа, имеющей схожие параметры.</w:t>
+        <w:t xml:space="preserve">2. Перехват и понижение уровня защиты соединения. Даже при использовании современных протоколов шифрования остаются сценарии атак, основанные на принудительном разрыве соединения и повторной ассоциации клиента с менее защищённой сетью. Путём манипуляции служебными кадрами управления возможно инициировать повторное подключение устройства, после </w:t>
+      </w:r>
+      <w:r>
+        <w:lastRenderedPageBreak/>
+        <w:t>чего клиент может установить соединение с альтернативной точкой доступа, имеющей схожие параметры.</w:t>
       </w:r>
     </w:p>
     <w:p>
@@ -8553,7 +8230,6 @@
         <w:ind w:firstLine="720"/>
       </w:pPr>
       <w:r>
-        <w:lastRenderedPageBreak/>
         <w:t>В результате формируется окно уязвимости, в рамках которого возможно получение метаданных соединения, сбор информации об используемых механизмах аутентификации и проведение последующих целевых атак.</w:t>
       </w:r>
     </w:p>
@@ -8586,7 +8262,42 @@
         <w:ind w:firstLine="720"/>
       </w:pPr>
       <w:r>
-        <w:t>4. Обход традиционных средств сетевой защиты. Классические механизмы информационной безопасности – межсетевые экраны, системы предотвращения вторжений, контроль доступа на уровне коммутаторов – ориентированы на анализ трафика, проходящего через управляемые узлы сети. Незарегистрированная точка доступа может:</w:t>
+        <w:rPr>
+          <w:lang w:val="ru-RU"/>
+        </w:rPr>
+        <w:t>Рассмотрим основные приемы, применяемые для о</w:t>
+      </w:r>
+      <w:proofErr w:type="spellStart"/>
+      <w:r>
+        <w:t>бход</w:t>
+      </w:r>
+      <w:proofErr w:type="spellEnd"/>
+      <w:r>
+        <w:rPr>
+          <w:lang w:val="ru-RU"/>
+        </w:rPr>
+        <w:t>а</w:t>
+      </w:r>
+      <w:r>
+        <w:t xml:space="preserve"> традиционных средств сетевой защиты. Классические механизмы информационной безопасности </w:t>
+      </w:r>
+      <w:r>
+        <w:rPr>
+          <w:lang w:val="ru-RU"/>
+        </w:rPr>
+        <w:t>–</w:t>
+      </w:r>
+      <w:r>
+        <w:t xml:space="preserve"> межсетевые экраны, системы предотвращения вторжений, контроль доступа на уровне коммутаторов </w:t>
+      </w:r>
+      <w:r>
+        <w:rPr>
+          <w:lang w:val="ru-RU"/>
+        </w:rPr>
+        <w:t xml:space="preserve">– </w:t>
+      </w:r>
+      <w:r>
+        <w:t>ориентированы на анализ трафика, проходящего через управляемые узлы сети. Незарегистрированная точка доступа может:</w:t>
       </w:r>
     </w:p>
     <w:p>
@@ -8638,7 +8349,11 @@
       </w:r>
       <w:proofErr w:type="spellEnd"/>
       <w:r>
-        <w:t>. Контроль на уровне IP-адресов, MAC-фильтрации и журналы сетевого оборудования не фиксируют источник угрозы, если он не проходит через управляемые сегменты.</w:t>
+        <w:t>. Контроль на уровне IP-</w:t>
+      </w:r>
+      <w:r>
+        <w:lastRenderedPageBreak/>
+        <w:t>адресов, MAC-фильтрации и журналы сетевого оборудования не фиксируют источник угрозы, если он не проходит через управляемые сегменты.</w:t>
       </w:r>
     </w:p>
     <w:p>
@@ -8646,11 +8361,27 @@
         <w:ind w:firstLine="720"/>
       </w:pPr>
       <w:r>
-        <w:t xml:space="preserve">5. Пространственный фактор и скрытность размещения. Радиоволны в диапазоне 2,4 ГГц распространяются за пределы физического периметра </w:t>
-      </w:r>
-      <w:r>
-        <w:lastRenderedPageBreak/>
-        <w:t>помещений, проходя через стены и перекрытия. Это позволяет размещать устройство вне контролируемой зоны, сохраняя возможность взаимодействия с внутренними клиентскими устройствами. В результате возникает ситуация, при которой источник угрозы физически недоступен для стандартных мер организационного контроля, а его обнаружение требует анализа радиочастотной обстановки.</w:t>
+        <w:rPr>
+          <w:lang w:val="ru-RU"/>
+        </w:rPr>
+        <w:t xml:space="preserve">Также важно учитывать </w:t>
+      </w:r>
+      <w:r>
+        <w:t>пространственный фактор и скрытность размещения</w:t>
+      </w:r>
+      <w:r>
+        <w:rPr>
+          <w:lang w:val="ru-RU"/>
+        </w:rPr>
+        <w:t>, поскольку р</w:t>
+      </w:r>
+      <w:proofErr w:type="spellStart"/>
+      <w:r>
+        <w:t>адиоволны</w:t>
+      </w:r>
+      <w:proofErr w:type="spellEnd"/>
+      <w:r>
+        <w:t xml:space="preserve"> в диапазоне 2,4 ГГц распространяются за пределы физического периметра помещений, проходя через стены и перекрытия. Это позволяет размещать устройство вне контролируемой зоны, сохраняя возможность взаимодействия с внутренними клиентскими устройствами. В результате возникает ситуация, при которой источник угрозы физически недоступен для стандартных мер организационного контроля, а его обнаружение требует анализа радиочастотной обстановки.</w:t>
       </w:r>
     </w:p>
     <w:p>
@@ -8658,15 +8389,7 @@
         <w:ind w:firstLine="720"/>
       </w:pPr>
       <w:r>
-        <w:t xml:space="preserve">Таким образом, механизмы реализации атак через незарегистрированные точки доступа основаны на использовании особенностей протоколов беспроводной связи, автоматизации клиентских подключений и ограниченной видимости </w:t>
-      </w:r>
-      <w:proofErr w:type="spellStart"/>
-      <w:r>
-        <w:t>радиосреды</w:t>
-      </w:r>
-      <w:proofErr w:type="spellEnd"/>
-      <w:r>
-        <w:t xml:space="preserve"> для традиционных средств защиты. В условиях КФО это приводит к формированию альтернативного, неконтролируемого канала передачи данных, который может существовать вне зоны действия классических систем сетевой безопасности и требует специализированного </w:t>
+        <w:t xml:space="preserve">Таким образом, механизмы реализации атак через незарегистрированные точки доступа основаны на использовании особенностей протоколов беспроводной связи, автоматизации клиентских подключений и ограниченной видимости радиосреды для традиционных средств защиты. В условиях КФО это приводит к формированию альтернативного, неконтролируемого канала передачи данных, который может существовать вне зоны действия классических систем сетевой безопасности и требует специализированного </w:t>
       </w:r>
       <w:proofErr w:type="spellStart"/>
       <w:r>
@@ -8682,13 +8405,13 @@
         <w:pStyle w:val="3"/>
         <w:ind w:firstLine="720"/>
       </w:pPr>
-      <w:bookmarkStart w:id="48" w:name="_pighy9netqlo" w:colFirst="0" w:colLast="0"/>
-      <w:bookmarkStart w:id="49" w:name="_Toc223693820"/>
-      <w:bookmarkEnd w:id="48"/>
+      <w:bookmarkStart w:id="43" w:name="_pighy9netqlo" w:colFirst="0" w:colLast="0"/>
+      <w:bookmarkStart w:id="44" w:name="_Toc225707596"/>
+      <w:bookmarkEnd w:id="43"/>
       <w:r>
         <w:t>2.1.3. Угроза утечки информации и роль человеческого фактора в формировании незарегистрированных беспроводных каналов</w:t>
       </w:r>
-      <w:bookmarkEnd w:id="49"/>
+      <w:bookmarkEnd w:id="44"/>
     </w:p>
     <w:p>
       <w:pPr>
@@ -8719,7 +8442,17 @@
         <w:ind w:firstLine="720"/>
       </w:pPr>
       <w:r>
-        <w:t>1. Риски утечки конфиденциальной информации. КФО обрабатывают несколько категорий критичных данных: персональные данные клиентов, финансовую отчётность, сведения о транзакциях, внутренние служебные документы и технологическую информацию. Незарегистрированная точка доступа может использоваться для:</w:t>
+        <w:rPr>
+          <w:lang w:val="ru-RU"/>
+        </w:rPr>
+        <w:t>Рассмотрим р</w:t>
+      </w:r>
+      <w:r>
+        <w:t xml:space="preserve">иски утечки конфиденциальной информации. КФО обрабатывают несколько категорий критичных данных: персональные данные </w:t>
+      </w:r>
+      <w:r>
+        <w:lastRenderedPageBreak/>
+        <w:t>клиентов, финансовую отчётность, сведения о транзакциях, внутренние служебные документы и технологическую информацию. Незарегистрированная точка доступа может использоваться для:</w:t>
       </w:r>
     </w:p>
     <w:p>
@@ -8728,9 +8461,9 @@
           <w:ilvl w:val="0"/>
           <w:numId w:val="23"/>
         </w:numPr>
-      </w:pPr>
-      <w:r>
-        <w:lastRenderedPageBreak/>
+        <w:ind w:left="0" w:firstLine="709"/>
+      </w:pPr>
+      <w:r>
         <w:t>передачи файлов во внешние сети без прохождения через контролируемые шлюзы;</w:t>
       </w:r>
     </w:p>
@@ -8740,6 +8473,7 @@
           <w:ilvl w:val="0"/>
           <w:numId w:val="23"/>
         </w:numPr>
+        <w:ind w:left="0" w:firstLine="709"/>
       </w:pPr>
       <w:r>
         <w:t>подключения внешних устройств к внутреннему сегменту;</w:t>
@@ -8751,6 +8485,7 @@
           <w:ilvl w:val="0"/>
           <w:numId w:val="23"/>
         </w:numPr>
+        <w:ind w:left="0" w:firstLine="709"/>
       </w:pPr>
       <w:r>
         <w:t>обхода механизмов журналирования и централизованного мониторинга;</w:t>
@@ -8762,6 +8497,7 @@
           <w:ilvl w:val="0"/>
           <w:numId w:val="23"/>
         </w:numPr>
+        <w:ind w:left="0" w:firstLine="709"/>
       </w:pPr>
       <w:r>
         <w:t>создания временного канала связи для несанкционированного доступа.</w:t>
@@ -8780,7 +8516,13 @@
         <w:ind w:firstLine="720"/>
       </w:pPr>
       <w:r>
-        <w:t>2. Человеческий фактор как источник риска. Практика показывает, что значительная доля незарегистрированных точек доступа возникает не в результате внешнего вторжения, а по инициативе персонала. К типовым сценариям относятся:</w:t>
+        <w:rPr>
+          <w:lang w:val="ru-RU"/>
+        </w:rPr>
+        <w:t xml:space="preserve">Также немаловажно учитывать </w:t>
+      </w:r>
+      <w:r>
+        <w:t>человеческий фактор как источник риска. Практика показывает, что значительная доля незарегистрированных точек доступа возникает не в результате внешнего вторжения, а по инициативе персонала. К типовым сценариям относятся:</w:t>
       </w:r>
     </w:p>
     <w:p>
@@ -8836,7 +8578,11 @@
         <w:ind w:firstLine="720"/>
       </w:pPr>
       <w:r>
-        <w:t>Подобные действия часто мотивированы удобством или попыткой повысить производительность труда, однако фактически приводят к созданию неконтролируемых каналов передачи данных. В ряде случаев сотрудники не осознают, что мобильный хот-спот, используемый для выхода в Интернет, может стать каналом передачи служебной информации вне защищённой инфраструктуры.</w:t>
+        <w:t xml:space="preserve">Подобные действия часто мотивированы удобством или попыткой повысить производительность труда, однако фактически приводят к созданию неконтролируемых каналов передачи данных. В ряде случаев сотрудники не </w:t>
+      </w:r>
+      <w:r>
+        <w:lastRenderedPageBreak/>
+        <w:t>осознают, что мобильный хот-спот, используемый для выхода в Интернет, может стать каналом передачи служебной информации вне защищённой инфраструктуры.</w:t>
       </w:r>
     </w:p>
     <w:p>
@@ -8844,19 +8590,7 @@
         <w:ind w:firstLine="720"/>
       </w:pPr>
       <w:r>
-        <w:t xml:space="preserve">3. Нарушение регламентов и сложности контроля. Даже при наличии формализованных политик безопасности и запрета на использование стороннего </w:t>
-      </w:r>
-      <w:r>
-        <w:lastRenderedPageBreak/>
-        <w:t xml:space="preserve">оборудования фактический контроль </w:t>
-      </w:r>
-      <w:proofErr w:type="spellStart"/>
-      <w:r>
-        <w:t>радиосреды</w:t>
-      </w:r>
-      <w:proofErr w:type="spellEnd"/>
-      <w:r>
-        <w:t xml:space="preserve"> остаётся затруднённым. Традиционные механизмы аудита ориентированы на проводную инфраструктуру и учет подключённых устройств, тогда как автономная беспроводная точка доступа может функционировать без интеграции в корпоративную сеть.</w:t>
+        <w:t>Таким образом, человеческий фактор усиливает техническую уязвимость: сочетание доступности недорогих беспроводных устройств и отсутствия постоянного радиоконтроля создаёт условия для появления незарегистрированных каналов связи. Это делает задачу обнаружения подобных устройств не только технической, но и организационной, требующей инструментов, способных выявлять сам факт присутствия источника излучения в пределах контролируемой территории.</w:t>
       </w:r>
     </w:p>
     <w:p>
@@ -8864,14 +8598,6 @@
         <w:ind w:firstLine="720"/>
       </w:pPr>
       <w:r>
-        <w:t>Таким образом, человеческий фактор усиливает техническую уязвимость: сочетание доступности недорогих беспроводных устройств и отсутствия постоянного радиоконтроля создаёт условия для появления незарегистрированных каналов связи. Это делает задачу обнаружения подобных устройств не только технической, но и организационной, требующей инструментов, способных выявлять сам факт присутствия источника излучения в пределах контролируемой территории.</w:t>
-      </w:r>
-    </w:p>
-    <w:p>
-      <w:pPr>
-        <w:ind w:firstLine="720"/>
-      </w:pPr>
-      <w:r>
         <w:t xml:space="preserve">В совокупности риски утечки информации и влияние человеческого фактора формируют устойчивую предпосылку к появлению незарегистрированных точек доступа в КФО. Даже при строгих регламентах вероятность их возникновения сохраняется, что обосновывает необходимость системного </w:t>
       </w:r>
       <w:proofErr w:type="spellStart"/>
@@ -8887,30 +8613,48 @@
       <w:pPr>
         <w:pStyle w:val="2"/>
       </w:pPr>
-      <w:bookmarkStart w:id="50" w:name="_lwpq2tvnk920" w:colFirst="0" w:colLast="0"/>
-      <w:bookmarkStart w:id="51" w:name="_Toc223693821"/>
-      <w:bookmarkEnd w:id="50"/>
-      <w:r>
-        <w:t>2.2. Обзор существующих решений для обнаружения несанкционированных беспроводных устройств.</w:t>
-      </w:r>
-      <w:bookmarkEnd w:id="51"/>
+      <w:bookmarkStart w:id="45" w:name="_lwpq2tvnk920" w:colFirst="0" w:colLast="0"/>
+      <w:bookmarkStart w:id="46" w:name="_Toc225707597"/>
+      <w:bookmarkEnd w:id="45"/>
+      <w:r>
+        <w:t>2.2. Обзор существующих решений для обнаружения несанкционированных беспроводных устройств</w:t>
+      </w:r>
+      <w:bookmarkEnd w:id="46"/>
     </w:p>
     <w:p>
       <w:pPr>
         <w:pStyle w:val="3"/>
-        <w:ind w:left="720" w:firstLine="0"/>
-      </w:pPr>
-      <w:bookmarkStart w:id="52" w:name="_me60kphlz4nd" w:colFirst="0" w:colLast="0"/>
-      <w:bookmarkStart w:id="53" w:name="_Toc223693822"/>
-      <w:bookmarkEnd w:id="52"/>
+        <w:ind w:firstLine="709"/>
+      </w:pPr>
+      <w:bookmarkStart w:id="47" w:name="_me60kphlz4nd" w:colFirst="0" w:colLast="0"/>
+      <w:bookmarkStart w:id="48" w:name="_Toc225707598"/>
+      <w:bookmarkEnd w:id="47"/>
       <w:r>
         <w:t>2.2.1. Системы WIDS и WIPS: принципы настройки, развертывания и функционирования</w:t>
       </w:r>
-      <w:bookmarkEnd w:id="53"/>
-    </w:p>
-    <w:p>
-      <w:r>
-        <w:t xml:space="preserve">Системы класса WIDS (Wireless </w:t>
+      <w:bookmarkEnd w:id="48"/>
+    </w:p>
+    <w:p>
+      <w:r>
+        <w:t xml:space="preserve">Системы </w:t>
+      </w:r>
+      <w:r>
+        <w:rPr>
+          <w:lang w:val="ru-RU"/>
+        </w:rPr>
+        <w:t>обнаружения беспроводных вторжений (</w:t>
+      </w:r>
+      <w:r>
+        <w:t>WIDS</w:t>
+      </w:r>
+      <w:r>
+        <w:rPr>
+          <w:lang w:val="ru-RU"/>
+        </w:rPr>
+        <w:t xml:space="preserve"> – </w:t>
+      </w:r>
+      <w:r>
+        <w:t xml:space="preserve">Wireless </w:t>
       </w:r>
       <w:proofErr w:type="spellStart"/>
       <w:r>
@@ -8926,7 +8670,39 @@
       </w:r>
       <w:proofErr w:type="spellEnd"/>
       <w:r>
-        <w:t xml:space="preserve"> System) и WIPS (Wireless </w:t>
+        <w:t xml:space="preserve"> System) и </w:t>
+      </w:r>
+      <w:r>
+        <w:rPr>
+          <w:lang w:val="ru-RU"/>
+        </w:rPr>
+        <w:t xml:space="preserve">системы предотвращения </w:t>
+      </w:r>
+      <w:proofErr w:type="spellStart"/>
+      <w:r>
+        <w:rPr>
+          <w:lang w:val="ru-RU"/>
+        </w:rPr>
+        <w:t>безпроводныхх</w:t>
+      </w:r>
+      <w:proofErr w:type="spellEnd"/>
+      <w:r>
+        <w:rPr>
+          <w:lang w:val="ru-RU"/>
+        </w:rPr>
+        <w:t xml:space="preserve"> вторжений (</w:t>
+      </w:r>
+      <w:r>
+        <w:t>WIPS</w:t>
+      </w:r>
+      <w:r>
+        <w:rPr>
+          <w:lang w:val="ru-RU"/>
+        </w:rPr>
+        <w:t>–</w:t>
+      </w:r>
+      <w:r>
+        <w:t xml:space="preserve">Wireless </w:t>
       </w:r>
       <w:proofErr w:type="spellStart"/>
       <w:r>
@@ -8953,15 +8729,7 @@
     </w:p>
     <w:p>
       <w:r>
-        <w:t xml:space="preserve">WIDS ориентированы на пассивный мониторинг </w:t>
-      </w:r>
-      <w:proofErr w:type="spellStart"/>
-      <w:r>
-        <w:t>радиосреды</w:t>
-      </w:r>
-      <w:proofErr w:type="spellEnd"/>
-      <w:r>
-        <w:t>. Основной принцип их работы заключается в непрерывном анализе служебных и пользовательских кадров стандарта IEEE 802.11, передаваемых в контролируемом диапазоне частот. В ходе мониторинга фиксируются параметры обнаруженных устройств, включая:</w:t>
+        <w:t>WIDS ориентированы на пассивный мониторинг радиосреды. Основной принцип их работы заключается в непрерывном анализе служебных и пользовательских кадров стандарта IEEE 802.11, передаваемых в контролируемом диапазоне частот. В ходе мониторинга фиксируются параметры обнаруженных устройств, включая:</w:t>
       </w:r>
     </w:p>
     <w:p>
@@ -9065,6 +8833,7 @@
           <w:ilvl w:val="0"/>
           <w:numId w:val="16"/>
         </w:numPr>
+        <w:ind w:left="0" w:firstLine="709"/>
       </w:pPr>
       <w:r>
         <w:t xml:space="preserve">отправку </w:t>
@@ -9084,6 +8853,7 @@
           <w:ilvl w:val="0"/>
           <w:numId w:val="16"/>
         </w:numPr>
+        <w:ind w:left="0" w:firstLine="709"/>
       </w:pPr>
       <w:r>
         <w:t>блокировку ассоциации устройств с обнаруженной сетью;</w:t>
@@ -9095,6 +8865,7 @@
           <w:ilvl w:val="0"/>
           <w:numId w:val="16"/>
         </w:numPr>
+        <w:ind w:left="0" w:firstLine="709"/>
       </w:pPr>
       <w:r>
         <w:t>автоматическое обновление политик доступа.</w:t>
@@ -9154,7 +8925,16 @@
         <w:t xml:space="preserve"> </w:t>
       </w:r>
       <w:r>
-        <w:t>Точки доступа функционируют в режиме двойного назначения: часть времени они обслуживают клиентов, а часть — осуществляют сканирование радиоканалов. Такой подход снижает потребность в отдельном оборудовании, но уменьшает плотность мониторинга.</w:t>
+        <w:t xml:space="preserve">Точки доступа функционируют в режиме двойного назначения: часть времени они обслуживают клиентов, а часть </w:t>
+      </w:r>
+      <w:r>
+        <w:rPr>
+          <w:lang w:val="ru-RU"/>
+        </w:rPr>
+        <w:t>–</w:t>
+      </w:r>
+      <w:r>
+        <w:t xml:space="preserve"> осуществляют сканирование радиоканалов. Такой подход снижает потребность в отдельном оборудовании, но уменьшает плотность мониторинга.</w:t>
       </w:r>
     </w:p>
     <w:p>
@@ -9169,7 +8949,6 @@
         <w:t xml:space="preserve">Выделенные сенсоры </w:t>
       </w:r>
       <w:proofErr w:type="spellStart"/>
-      <w:proofErr w:type="gramStart"/>
       <w:r>
         <w:t>радиомониторинга</w:t>
       </w:r>
@@ -9177,13 +8956,6 @@
       <w:r>
         <w:t>.</w:t>
       </w:r>
-      <w:r>
-        <w:rPr>
-          <w:lang w:val="ru-RU"/>
-        </w:rPr>
-        <w:t>.</w:t>
-      </w:r>
-      <w:proofErr w:type="gramEnd"/>
       <w:r>
         <w:rPr>
           <w:lang w:val="ru-RU"/>
@@ -9305,28 +9077,20 @@
       </w:r>
       <w:proofErr w:type="spellEnd"/>
       <w:r>
-        <w:t xml:space="preserve"> и политик доверия, а эффективность напрямую зависит от архитектуры развертывания и корректности настройки. Для кредитно-финансовых организаций данные решения обеспечивают контроль за состоянием </w:t>
-      </w:r>
-      <w:proofErr w:type="spellStart"/>
-      <w:r>
-        <w:t>радиосреды</w:t>
-      </w:r>
-      <w:proofErr w:type="spellEnd"/>
-      <w:r>
-        <w:t>, однако их внедрение связано с существенными затратами и требованиями к инфраструктурной интеграции.</w:t>
+        <w:t xml:space="preserve"> и политик доверия, а эффективность напрямую зависит от архитектуры развертывания и корректности настройки. Для кредитно-финансовых организаций данные решения обеспечивают контроль за состоянием радиосреды, однако их внедрение связано с существенными затратами и требованиями к инфраструктурной интеграции.</w:t>
       </w:r>
     </w:p>
     <w:p>
       <w:pPr>
         <w:pStyle w:val="3"/>
       </w:pPr>
-      <w:bookmarkStart w:id="54" w:name="_jpjyq1mz8s3k" w:colFirst="0" w:colLast="0"/>
-      <w:bookmarkStart w:id="55" w:name="_Toc223693823"/>
-      <w:bookmarkEnd w:id="54"/>
+      <w:bookmarkStart w:id="49" w:name="_jpjyq1mz8s3k" w:colFirst="0" w:colLast="0"/>
+      <w:bookmarkStart w:id="50" w:name="_Toc225707599"/>
+      <w:bookmarkEnd w:id="49"/>
       <w:r>
         <w:t>2.2.2 Российские решения класса WIDS/WIPS для обнаружения несанкционированных беспроводных устройств</w:t>
       </w:r>
-      <w:bookmarkEnd w:id="55"/>
+      <w:bookmarkEnd w:id="50"/>
     </w:p>
     <w:p>
       <w:r>
@@ -9467,13 +9231,13 @@
       <w:pPr>
         <w:pStyle w:val="3"/>
       </w:pPr>
-      <w:bookmarkStart w:id="56" w:name="_n8xpeabxd6sn" w:colFirst="0" w:colLast="0"/>
-      <w:bookmarkStart w:id="57" w:name="_Toc223693824"/>
-      <w:bookmarkEnd w:id="56"/>
+      <w:bookmarkStart w:id="51" w:name="_n8xpeabxd6sn" w:colFirst="0" w:colLast="0"/>
+      <w:bookmarkStart w:id="52" w:name="_Toc225707600"/>
+      <w:bookmarkEnd w:id="51"/>
       <w:r>
         <w:t>2.2.3. Основные функциональные компоненты современных WIDS/WIPS-решений и их интеграция с системами безопасности</w:t>
       </w:r>
-      <w:bookmarkEnd w:id="57"/>
+      <w:bookmarkEnd w:id="52"/>
     </w:p>
     <w:p>
       <w:r>
@@ -9481,15 +9245,7 @@
       </w:r>
       <w:r>
         <w:lastRenderedPageBreak/>
-        <w:t xml:space="preserve">с другими элементами комплекса информационной безопасности. Современные WIDS/WIPS-системы состоят из нескольких функциональных блоков, каждый из которых играет свою роль в обеспечении контроля </w:t>
-      </w:r>
-      <w:proofErr w:type="spellStart"/>
-      <w:r>
-        <w:t>радиосреды</w:t>
-      </w:r>
-      <w:proofErr w:type="spellEnd"/>
-      <w:r>
-        <w:t xml:space="preserve"> и интеграции с корпоративной инфраструктурой защиты.</w:t>
+        <w:t>с другими элементами комплекса информационной безопасности. Современные WIDS/WIPS-системы состоят из нескольких функциональных блоков, каждый из которых играет свою роль в обеспечении контроля радиосреды и интеграции с корпоративной инфраструктурой защиты.</w:t>
       </w:r>
     </w:p>
     <w:p>
@@ -9586,7 +9342,19 @@
     </w:p>
     <w:p>
       <w:r>
-        <w:t xml:space="preserve">Ключевой компонент архитектуры WIDS/WIPS — интеграция с центральными системами журналирования, SIEM (Security Information </w:t>
+        <w:t xml:space="preserve">Ключевой компонент архитектуры WIDS/WIPS </w:t>
+      </w:r>
+      <w:r>
+        <w:rPr>
+          <w:lang w:val="ru-RU"/>
+        </w:rPr>
+        <w:t>–</w:t>
+      </w:r>
+      <w:r>
+        <w:t xml:space="preserve"> </w:t>
+      </w:r>
+      <w:r>
+        <w:t xml:space="preserve">интеграция с центральными системами журналирования, SIEM (Security Information </w:t>
       </w:r>
       <w:proofErr w:type="spellStart"/>
       <w:r>
@@ -9650,15 +9418,7 @@
     </w:p>
     <w:p>
       <w:r>
-        <w:t xml:space="preserve">Современные системы включают консоли управления, предоставляющие визуализацию состояния </w:t>
-      </w:r>
-      <w:proofErr w:type="spellStart"/>
-      <w:r>
-        <w:t>радиосреды</w:t>
-      </w:r>
-      <w:proofErr w:type="spellEnd"/>
-      <w:r>
-        <w:t>, статистику обнаружения и динамику активности устройств. Такая визуализация важна для оперативной оценки ситуации и поддержки принятия решений. Инструменты визуализации дополняются функциями отчётности, что особенно важно для организаций с обязательными требованиями аудита ИБ и нормативным соответствием.</w:t>
+        <w:t>Современные системы включают консоли управления, предоставляющие визуализацию состояния радиосреды, статистику обнаружения и динамику активности устройств. Такая визуализация важна для оперативной оценки ситуации и поддержки принятия решений. Инструменты визуализации дополняются функциями отчётности, что особенно важно для организаций с обязательными требованиями аудита ИБ и нормативным соответствием.</w:t>
       </w:r>
     </w:p>
     <w:p>
@@ -9744,15 +9504,7 @@
       </w:r>
       <w:r>
         <w:lastRenderedPageBreak/>
-        <w:t xml:space="preserve">пределах зоны приёма датчиков; устройства с низкой мощностью сигнала или расположенные за физическими препятствиями могут оставаться вне поля обнаружения. Такая пространственная слепота особенно критична в сложной офисной среде с множеством перегородок и экранирующих материалов, что приводит к неполному мониторингу </w:t>
-      </w:r>
-      <w:proofErr w:type="spellStart"/>
-      <w:r>
-        <w:t>радиосреды</w:t>
-      </w:r>
-      <w:proofErr w:type="spellEnd"/>
-      <w:r>
-        <w:t>.</w:t>
+        <w:t>пределах зоны приёма датчиков; устройства с низкой мощностью сигнала или расположенные за физическими препятствиями могут оставаться вне поля обнаружения. Такая пространственная слепота особенно критична в сложной офисной среде с множеством перегородок и экранирующих материалов, что приводит к неполному мониторингу радиосреды.</w:t>
       </w:r>
     </w:p>
     <w:p>
@@ -9816,13 +9568,13 @@
         <w:spacing w:line="276" w:lineRule="auto"/>
         <w:ind w:firstLine="720"/>
       </w:pPr>
-      <w:bookmarkStart w:id="58" w:name="_lie1vwo5uphv" w:colFirst="0" w:colLast="0"/>
-      <w:bookmarkStart w:id="59" w:name="_Toc223693825"/>
-      <w:bookmarkEnd w:id="58"/>
+      <w:bookmarkStart w:id="53" w:name="_lie1vwo5uphv" w:colFirst="0" w:colLast="0"/>
+      <w:bookmarkStart w:id="54" w:name="_Toc225707601"/>
+      <w:bookmarkEnd w:id="53"/>
       <w:r>
         <w:t>2.3. Анализ применяемых технологий мониторинга радиочастотного спектра и сетевого трафика.</w:t>
       </w:r>
-      <w:bookmarkEnd w:id="59"/>
+      <w:bookmarkEnd w:id="54"/>
     </w:p>
     <w:p>
       <w:pPr>
@@ -9851,26 +9603,38 @@
           <w:lang w:val="ru-RU"/>
         </w:rPr>
       </w:pPr>
-      <w:bookmarkStart w:id="60" w:name="_Toc223693826"/>
+      <w:bookmarkStart w:id="55" w:name="_Toc225707602"/>
       <w:r>
         <w:rPr>
           <w:lang w:val="ru-RU"/>
         </w:rPr>
         <w:t>2.3.1 Применение классических методов идентификации</w:t>
       </w:r>
-      <w:bookmarkEnd w:id="60"/>
-    </w:p>
-    <w:p>
-      <w:pPr>
-        <w:rPr>
-          <w:lang w:val="ru-RU"/>
-        </w:rPr>
-      </w:pPr>
-      <w:r>
-        <w:rPr>
-          <w:lang w:val="ru-RU"/>
-        </w:rPr>
-        <w:t xml:space="preserve">Методы, основанные на мониторинге идентификаторов устройств — BSSID, SSID и MAC‑адресов (см. 1.3.1) </w:t>
+      <w:bookmarkEnd w:id="55"/>
+    </w:p>
+    <w:p>
+      <w:pPr>
+        <w:rPr>
+          <w:lang w:val="ru-RU"/>
+        </w:rPr>
+      </w:pPr>
+      <w:r>
+        <w:rPr>
+          <w:lang w:val="ru-RU"/>
+        </w:rPr>
+        <w:t xml:space="preserve">Методы, основанные на мониторинге идентификаторов устройств </w:t>
+      </w:r>
+      <w:r>
+        <w:rPr>
+          <w:lang w:val="ru-RU"/>
+        </w:rPr>
+        <w:t xml:space="preserve">– </w:t>
+      </w:r>
+      <w:r>
+        <w:rPr>
+          <w:lang w:val="ru-RU"/>
+        </w:rPr>
+        <w:t xml:space="preserve">BSSID, SSID и MAC‑адресов (см. 1.3.1) </w:t>
       </w:r>
       <w:r>
         <w:rPr>
@@ -9882,7 +9646,37 @@
         <w:rPr>
           <w:lang w:val="ru-RU"/>
         </w:rPr>
-        <w:t xml:space="preserve"> являются фундаментальным элементом большинства WIDS/WIPS‑реализаций. Они используются для первичной фильтрации известных устройств и выделения подозрительных объектов, не присутствующих в белом списке. Именно на сопоставлении таких параметров строится первоначальная классификация сетевых сущностей в </w:t>
+        <w:t xml:space="preserve"> </w:t>
+      </w:r>
+      <w:r>
+        <w:rPr>
+          <w:lang w:val="ru-RU"/>
+        </w:rPr>
+        <w:t xml:space="preserve">являются фундаментальным элементом большинства WIDS/WIPS‑реализаций. Они используются для первичной фильтрации известных устройств и выделения подозрительных объектов, не присутствующих в </w:t>
+      </w:r>
+      <w:r>
+        <w:rPr>
+          <w:lang w:val="ru-RU"/>
+        </w:rPr>
+        <w:t>«</w:t>
+      </w:r>
+      <w:r>
+        <w:rPr>
+          <w:lang w:val="ru-RU"/>
+        </w:rPr>
+        <w:t>белом списке</w:t>
+      </w:r>
+      <w:r>
+        <w:rPr>
+          <w:lang w:val="ru-RU"/>
+        </w:rPr>
+        <w:t>»</w:t>
+      </w:r>
+      <w:r>
+        <w:rPr>
+          <w:lang w:val="ru-RU"/>
+        </w:rPr>
+        <w:t xml:space="preserve">. Именно на сопоставлении таких параметров строится первоначальная классификация сетевых сущностей в </w:t>
       </w:r>
       <w:proofErr w:type="spellStart"/>
       <w:r>
@@ -9965,7 +9759,19 @@
         <w:rPr>
           <w:lang w:val="ru-RU"/>
         </w:rPr>
-        <w:t xml:space="preserve"> MAC‑адресов и зависят от активности источников (см. 1.3.1), что ограничивает их способность выявлять устройства, намеренно замедляющие или маскирующие свою сетевую активность.</w:t>
+        <w:t xml:space="preserve"> MAC‑адресов и зависят от активности источников</w:t>
+      </w:r>
+      <w:r>
+        <w:rPr>
+          <w:lang w:val="ru-RU"/>
+        </w:rPr>
+        <w:t xml:space="preserve">, </w:t>
+      </w:r>
+      <w:r>
+        <w:rPr>
+          <w:lang w:val="ru-RU"/>
+        </w:rPr>
+        <w:t>что ограничивает их способность выявлять устройства, намеренно замедляющие или маскирующие свою сетевую активность.</w:t>
       </w:r>
     </w:p>
     <w:p>
@@ -9975,82 +9781,177 @@
           <w:lang w:val="ru-RU"/>
         </w:rPr>
       </w:pPr>
-      <w:bookmarkStart w:id="61" w:name="_Toc223693827"/>
-      <w:r>
-        <w:rPr>
-          <w:lang w:val="ru-RU"/>
-        </w:rPr>
-        <w:t xml:space="preserve">2.3.2 Физические методы на основе RSSI и </w:t>
-      </w:r>
-      <w:proofErr w:type="spellStart"/>
-      <w:r>
-        <w:rPr>
-          <w:lang w:val="ru-RU"/>
-        </w:rPr>
-        <w:t>трилатерации</w:t>
-      </w:r>
-      <w:bookmarkEnd w:id="61"/>
-      <w:proofErr w:type="spellEnd"/>
-    </w:p>
-    <w:p>
-      <w:pPr>
-        <w:rPr>
-          <w:lang w:val="ru-RU"/>
-        </w:rPr>
-      </w:pPr>
-      <w:r>
-        <w:rPr>
-          <w:lang w:val="ru-RU"/>
-        </w:rPr>
-        <w:t xml:space="preserve">Измерения уровня сигнала (RSSI) от нескольких сенсорных узлов используются в некоторых корпоративных WIDS/WIPS‑решениях для оценки примерного положения источника сигнала. Несмотря на нестабильность RSSI в присутствии отражений и </w:t>
-      </w:r>
-      <w:proofErr w:type="spellStart"/>
-      <w:r>
-        <w:rPr>
-          <w:lang w:val="ru-RU"/>
-        </w:rPr>
-        <w:t>многолучевости</w:t>
-      </w:r>
-      <w:proofErr w:type="spellEnd"/>
-      <w:r>
-        <w:rPr>
-          <w:lang w:val="ru-RU"/>
-        </w:rPr>
-        <w:t xml:space="preserve"> (см. 1.3.2), процессы усреднения, согласования наблюдений и алгоритмы </w:t>
-      </w:r>
-      <w:proofErr w:type="spellStart"/>
-      <w:r>
-        <w:rPr>
-          <w:lang w:val="ru-RU"/>
-        </w:rPr>
-        <w:t>трилатерации</w:t>
-      </w:r>
-      <w:proofErr w:type="spellEnd"/>
-      <w:r>
-        <w:rPr>
-          <w:lang w:val="ru-RU"/>
-        </w:rPr>
-        <w:t xml:space="preserve"> могут помочь указать сектор расположения подозрительного устройства внутри помещения — функционал, который нередко включается в расширенные корпоративные пакеты мониторинга. В контроллерных решениях, например реализованных на оборудовании ЭЛТЕКС с WIDS/WIPS‑модулями, такие измерения дополняют </w:t>
+      <w:bookmarkStart w:id="56" w:name="_Toc225707603"/>
+      <w:r>
+        <w:rPr>
+          <w:lang w:val="ru-RU"/>
+        </w:rPr>
+        <w:t>2.3.</w:t>
+      </w:r>
+      <w:r>
+        <w:rPr>
+          <w:lang w:val="ru-RU"/>
+        </w:rPr>
+        <w:t>2</w:t>
+      </w:r>
+      <w:r>
+        <w:rPr>
+          <w:lang w:val="ru-RU"/>
+        </w:rPr>
+        <w:t xml:space="preserve"> Информационная характеристика канала (CSI) и расширенные признаки</w:t>
+      </w:r>
+      <w:bookmarkEnd w:id="56"/>
+    </w:p>
+    <w:p>
+      <w:pPr>
+        <w:rPr>
+          <w:lang w:val="ru-RU"/>
+        </w:rPr>
+      </w:pPr>
+      <w:r>
+        <w:rPr>
+          <w:lang w:val="ru-RU"/>
+        </w:rPr>
+        <w:t xml:space="preserve">В ряде современных академических исследований и опытных систем для </w:t>
+      </w:r>
+      <w:proofErr w:type="spellStart"/>
+      <w:r>
+        <w:rPr>
+          <w:lang w:val="ru-RU"/>
+        </w:rPr>
+        <w:t>радиомониторинга</w:t>
+      </w:r>
+      <w:proofErr w:type="spellEnd"/>
+      <w:r>
+        <w:rPr>
+          <w:lang w:val="ru-RU"/>
+        </w:rPr>
+        <w:t xml:space="preserve"> используются методы, основанные на Channel State Information (CSI) (см. 1.3.</w:t>
+      </w:r>
+      <w:r>
+        <w:rPr>
+          <w:lang w:val="ru-RU"/>
+        </w:rPr>
+        <w:t>3</w:t>
+      </w:r>
+      <w:r>
+        <w:rPr>
+          <w:lang w:val="ru-RU"/>
+        </w:rPr>
+        <w:t xml:space="preserve">). CSI предоставляет гораздо более богатый набор признаков, чем RSSI, включая амплитуду и фазу </w:t>
+      </w:r>
+      <w:proofErr w:type="spellStart"/>
+      <w:r>
+        <w:rPr>
+          <w:lang w:val="ru-RU"/>
+        </w:rPr>
+        <w:t>поднесущих</w:t>
+      </w:r>
+      <w:proofErr w:type="spellEnd"/>
+      <w:r>
+        <w:rPr>
+          <w:lang w:val="ru-RU"/>
+        </w:rPr>
+        <w:t xml:space="preserve"> OFDM, что позволяет выявлять специфические особенности канала и активность источников на более глубоком уровне. В частности, </w:t>
+      </w:r>
+      <w:r>
+        <w:rPr>
+          <w:highlight w:val="red"/>
+          <w:lang w:val="ru-RU"/>
+        </w:rPr>
+        <w:t>исследования</w:t>
+      </w:r>
+      <w:r>
+        <w:rPr>
+          <w:lang w:val="ru-RU"/>
+        </w:rPr>
+        <w:t xml:space="preserve"> показывают, что CSI может использоваться для формирования радиочастотных отпечатков устройств и их дифференциации даже при совпадающих </w:t>
       </w:r>
       <w:r>
         <w:rPr>
           <w:lang w:val="ru-RU"/>
         </w:rPr>
         <w:lastRenderedPageBreak/>
-        <w:t>анализ идентификаторов устройств и позволяют визуализировать радиочастотное покрытие и потенциальные зоны источников.</w:t>
-      </w:r>
-    </w:p>
-    <w:p>
-      <w:pPr>
-        <w:rPr>
-          <w:lang w:val="ru-RU"/>
-        </w:rPr>
-      </w:pPr>
-      <w:r>
-        <w:rPr>
-          <w:lang w:val="ru-RU"/>
-        </w:rPr>
-        <w:t>Поскольку RSSI‑базированные методы чувствительны к конфигурации среды и геометрии узлов, они служат, как правило, вспомогательной технологией для уточнения положения объектов, а не главным механизмом обнаружения.</w:t>
+        <w:t>MAC‑идентификаторах, что критично при наличии «</w:t>
+      </w:r>
+      <w:proofErr w:type="spellStart"/>
+      <w:r>
+        <w:rPr>
+          <w:lang w:val="ru-RU"/>
+        </w:rPr>
+        <w:t>evil</w:t>
+      </w:r>
+      <w:proofErr w:type="spellEnd"/>
+      <w:r>
+        <w:rPr>
+          <w:lang w:val="ru-RU"/>
+        </w:rPr>
+        <w:t xml:space="preserve"> </w:t>
+      </w:r>
+      <w:proofErr w:type="spellStart"/>
+      <w:r>
+        <w:rPr>
+          <w:lang w:val="ru-RU"/>
+        </w:rPr>
+        <w:t>twin</w:t>
+      </w:r>
+      <w:proofErr w:type="spellEnd"/>
+      <w:r>
+        <w:rPr>
+          <w:lang w:val="ru-RU"/>
+        </w:rPr>
+        <w:t xml:space="preserve">» и </w:t>
+      </w:r>
+      <w:proofErr w:type="spellStart"/>
+      <w:r>
+        <w:rPr>
+          <w:lang w:val="ru-RU"/>
+        </w:rPr>
+        <w:t>спуфинговых</w:t>
+      </w:r>
+      <w:proofErr w:type="spellEnd"/>
+      <w:r>
+        <w:rPr>
+          <w:lang w:val="ru-RU"/>
+        </w:rPr>
+        <w:t xml:space="preserve"> атак.</w:t>
+      </w:r>
+    </w:p>
+    <w:p>
+      <w:pPr>
+        <w:rPr>
+          <w:lang w:val="ru-RU"/>
+        </w:rPr>
+      </w:pPr>
+      <w:r>
+        <w:rPr>
+          <w:lang w:val="ru-RU"/>
+        </w:rPr>
+        <w:t>Практическое применение CSI в WIDS/WIPS‑решениях пока ограничено из‑за сложности сбора</w:t>
+      </w:r>
+      <w:r>
+        <w:rPr>
+          <w:lang w:val="ru-RU"/>
+        </w:rPr>
+        <w:t>,</w:t>
+      </w:r>
+      <w:r>
+        <w:rPr>
+          <w:lang w:val="ru-RU"/>
+        </w:rPr>
+        <w:t xml:space="preserve"> необходимости специализированного оборудования</w:t>
+      </w:r>
+      <w:r>
+        <w:rPr>
+          <w:lang w:val="ru-RU"/>
+        </w:rPr>
+        <w:t xml:space="preserve"> и его синхронизации</w:t>
+      </w:r>
+      <w:r>
+        <w:rPr>
+          <w:lang w:val="ru-RU"/>
+        </w:rPr>
+        <w:t>, но перспективы внедрения таких методов растут, особенно в системах с высокой плотностью сенсоров и функционалом глубокого анализа радиоканала.</w:t>
       </w:r>
     </w:p>
     <w:p>
@@ -10060,82 +9961,147 @@
           <w:lang w:val="ru-RU"/>
         </w:rPr>
       </w:pPr>
-      <w:bookmarkStart w:id="62" w:name="_Toc223693828"/>
-      <w:r>
-        <w:rPr>
-          <w:lang w:val="ru-RU"/>
-        </w:rPr>
-        <w:t xml:space="preserve">2.3.3 Эмпирические методы и </w:t>
-      </w:r>
-      <w:proofErr w:type="spellStart"/>
-      <w:r>
-        <w:rPr>
-          <w:lang w:val="ru-RU"/>
-        </w:rPr>
-        <w:t>радиокарты</w:t>
-      </w:r>
-      <w:proofErr w:type="spellEnd"/>
-      <w:r>
-        <w:rPr>
-          <w:lang w:val="ru-RU"/>
-        </w:rPr>
-        <w:t xml:space="preserve"> (</w:t>
-      </w:r>
-      <w:proofErr w:type="spellStart"/>
-      <w:r>
-        <w:rPr>
-          <w:lang w:val="ru-RU"/>
-        </w:rPr>
-        <w:t>fingerprinting</w:t>
-      </w:r>
-      <w:proofErr w:type="spellEnd"/>
-      <w:r>
-        <w:rPr>
-          <w:lang w:val="ru-RU"/>
-        </w:rPr>
-        <w:t>)</w:t>
-      </w:r>
-      <w:bookmarkEnd w:id="62"/>
-    </w:p>
-    <w:p>
-      <w:pPr>
-        <w:rPr>
-          <w:lang w:val="ru-RU"/>
-        </w:rPr>
-      </w:pPr>
-      <w:r>
-        <w:rPr>
-          <w:lang w:val="ru-RU"/>
-        </w:rPr>
-        <w:t xml:space="preserve">Эмпирические методы построения </w:t>
-      </w:r>
-      <w:proofErr w:type="spellStart"/>
-      <w:r>
-        <w:rPr>
-          <w:lang w:val="ru-RU"/>
-        </w:rPr>
-        <w:t>радиокарт</w:t>
-      </w:r>
-      <w:proofErr w:type="spellEnd"/>
-      <w:r>
-        <w:rPr>
-          <w:lang w:val="ru-RU"/>
-        </w:rPr>
-        <w:t xml:space="preserve"> (RSSI </w:t>
-      </w:r>
-      <w:proofErr w:type="spellStart"/>
-      <w:r>
-        <w:rPr>
-          <w:lang w:val="ru-RU"/>
-        </w:rPr>
-        <w:t>fingerprinting</w:t>
-      </w:r>
-      <w:proofErr w:type="spellEnd"/>
-      <w:r>
-        <w:rPr>
-          <w:lang w:val="ru-RU"/>
-        </w:rPr>
-        <w:t xml:space="preserve">, см. 1.3.3) применяются в продвинутых системах </w:t>
+      <w:bookmarkStart w:id="57" w:name="_Toc225707604"/>
+      <w:r>
+        <w:rPr>
+          <w:lang w:val="ru-RU"/>
+        </w:rPr>
+        <w:t>2.3.</w:t>
+      </w:r>
+      <w:r>
+        <w:rPr>
+          <w:lang w:val="ru-RU"/>
+        </w:rPr>
+        <w:t>3</w:t>
+      </w:r>
+      <w:r>
+        <w:rPr>
+          <w:lang w:val="ru-RU"/>
+        </w:rPr>
+        <w:t xml:space="preserve"> Статистические методы анализа активности</w:t>
+      </w:r>
+      <w:bookmarkEnd w:id="57"/>
+    </w:p>
+    <w:p>
+      <w:pPr>
+        <w:rPr>
+          <w:lang w:val="ru-RU"/>
+        </w:rPr>
+      </w:pPr>
+      <w:r>
+        <w:rPr>
+          <w:lang w:val="ru-RU"/>
+        </w:rPr>
+        <w:t>Статистические и индуктивные методы (см. 1.3.</w:t>
+      </w:r>
+      <w:r>
+        <w:rPr>
+          <w:lang w:val="ru-RU"/>
+        </w:rPr>
+        <w:t>2</w:t>
+      </w:r>
+      <w:r>
+        <w:rPr>
+          <w:lang w:val="ru-RU"/>
+        </w:rPr>
+        <w:t xml:space="preserve">) реализуются в ряде коммерческих WIDS/WIPS как механизм обнаружения аномалий на основе паттернов активности устройств. Система накапливает метрики активности (распределение </w:t>
+      </w:r>
+      <w:proofErr w:type="spellStart"/>
+      <w:r>
+        <w:rPr>
+          <w:lang w:val="ru-RU"/>
+        </w:rPr>
+        <w:t>Beacon</w:t>
+      </w:r>
+      <w:proofErr w:type="spellEnd"/>
+      <w:r>
+        <w:rPr>
+          <w:lang w:val="ru-RU"/>
+        </w:rPr>
+        <w:t>/</w:t>
+      </w:r>
+      <w:proofErr w:type="spellStart"/>
+      <w:r>
+        <w:rPr>
+          <w:lang w:val="ru-RU"/>
+        </w:rPr>
+        <w:t>Probe</w:t>
+      </w:r>
+      <w:proofErr w:type="spellEnd"/>
+      <w:r>
+        <w:rPr>
+          <w:lang w:val="ru-RU"/>
+        </w:rPr>
+        <w:t xml:space="preserve">, RSSI‑профили и их дисперсию), строит модель «нормального» поведения сети, после чего отклонения от этого поведения используются как индикаторы потенциальной угрозы. Такие методы полезны для выявления аномалий даже тогда, когда идентификаторы устройств остаются неизменными, что повышает устойчивость системы к </w:t>
+      </w:r>
+      <w:proofErr w:type="spellStart"/>
+      <w:r>
+        <w:rPr>
+          <w:lang w:val="ru-RU"/>
+        </w:rPr>
+        <w:t>спуфингу</w:t>
+      </w:r>
+      <w:proofErr w:type="spellEnd"/>
+      <w:r>
+        <w:rPr>
+          <w:lang w:val="ru-RU"/>
+        </w:rPr>
+        <w:t xml:space="preserve"> и повторяющимся атакам.</w:t>
+      </w:r>
+    </w:p>
+    <w:p>
+      <w:pPr>
+        <w:pStyle w:val="3"/>
+        <w:rPr>
+          <w:lang w:val="ru-RU"/>
+        </w:rPr>
+      </w:pPr>
+      <w:bookmarkStart w:id="58" w:name="_Toc225707605"/>
+      <w:r>
+        <w:rPr>
+          <w:lang w:val="ru-RU"/>
+        </w:rPr>
+        <w:t>2.3.</w:t>
+      </w:r>
+      <w:r>
+        <w:rPr>
+          <w:lang w:val="ru-RU"/>
+        </w:rPr>
+        <w:t>4</w:t>
+      </w:r>
+      <w:r>
+        <w:rPr>
+          <w:lang w:val="ru-RU"/>
+        </w:rPr>
+        <w:t xml:space="preserve"> Интеграция с анализом сетевого трафика</w:t>
+      </w:r>
+      <w:bookmarkEnd w:id="58"/>
+    </w:p>
+    <w:p>
+      <w:pPr>
+        <w:rPr>
+          <w:lang w:val="ru-RU"/>
+        </w:rPr>
+      </w:pPr>
+      <w:r>
+        <w:rPr>
+          <w:lang w:val="ru-RU"/>
+        </w:rPr>
+        <w:t xml:space="preserve">Помимо анализа радиочастотного спектра, WIDS/WIPS‑решения интегрируют мониторинг сетевого трафика: отслеживание активных сессий, измерение частоты обмена кадрами и профилей трафика клиентов. Это обеспечивает дополнительный контекст обнаружения, позволяя выявлять аномалии, связанные с поведением устройств, например атипичную частоту </w:t>
+      </w:r>
+      <w:proofErr w:type="spellStart"/>
+      <w:r>
+        <w:rPr>
+          <w:lang w:val="ru-RU"/>
+        </w:rPr>
+        <w:t>Probe</w:t>
+      </w:r>
+      <w:proofErr w:type="spellEnd"/>
+      <w:r>
+        <w:rPr>
+          <w:lang w:val="ru-RU"/>
+        </w:rPr>
+        <w:t xml:space="preserve"> запросов, скачкообразные изменения интенсивности трафика или подозрительные сессии, что дополняет радиометрические сигналы обнаружения. Такое сочетание </w:t>
       </w:r>
       <w:proofErr w:type="spellStart"/>
       <w:r>
@@ -10149,291 +10115,28 @@
         <w:rPr>
           <w:lang w:val="ru-RU"/>
         </w:rPr>
-        <w:t>, где организация располагает физической картой помещения и может накопить измерения сигналов для затем идентифицировать отклонения от эталонного профиля. Такие техники нередко встречаются в интегрированных корпоративных WIDS‑решениях как часть предварительного аудита сети, где собирается база типичных сигналов для основных точек доступа и клиентских устройств. Затем текущие измерения сопоставляются с этой базой, чтобы выявлять появление новых или аномальных источников сигнала. Этот подход позволяет компенсировать некоторые физические артефакты среды и повысить устойчивость к отражениям, но требует существенных предварительных измерений и обновления эталонных карт при изменении конфигурации помещения.</w:t>
-      </w:r>
-    </w:p>
-    <w:p>
-      <w:pPr>
-        <w:pStyle w:val="3"/>
-        <w:rPr>
-          <w:lang w:val="ru-RU"/>
-        </w:rPr>
-      </w:pPr>
-      <w:bookmarkStart w:id="63" w:name="_Toc223693829"/>
-      <w:r>
-        <w:rPr>
-          <w:lang w:val="ru-RU"/>
-        </w:rPr>
-        <w:t>2.3.4 Информационная характеристика канала (CSI) и расширенные признаки</w:t>
-      </w:r>
-      <w:bookmarkEnd w:id="63"/>
-    </w:p>
-    <w:p>
-      <w:pPr>
-        <w:rPr>
-          <w:lang w:val="ru-RU"/>
-        </w:rPr>
-      </w:pPr>
-      <w:r>
-        <w:rPr>
-          <w:lang w:val="ru-RU"/>
-        </w:rPr>
-        <w:t xml:space="preserve">В ряде современных академических исследований и опытных систем для </w:t>
-      </w:r>
-      <w:proofErr w:type="spellStart"/>
-      <w:r>
-        <w:rPr>
-          <w:lang w:val="ru-RU"/>
-        </w:rPr>
-        <w:t>радиомониторинга</w:t>
-      </w:r>
-      <w:proofErr w:type="spellEnd"/>
-      <w:r>
-        <w:rPr>
-          <w:lang w:val="ru-RU"/>
-        </w:rPr>
-        <w:t xml:space="preserve"> используются методы, основанные на Channel State Information (CSI) (см. 1.3.5). CSI предоставляет гораздо более богатый набор признаков, чем RSSI, включая амплитуду и фазу </w:t>
-      </w:r>
-      <w:proofErr w:type="spellStart"/>
-      <w:r>
-        <w:rPr>
-          <w:lang w:val="ru-RU"/>
-        </w:rPr>
-        <w:t>поднесущих</w:t>
-      </w:r>
-      <w:proofErr w:type="spellEnd"/>
-      <w:r>
-        <w:rPr>
-          <w:lang w:val="ru-RU"/>
-        </w:rPr>
-        <w:t xml:space="preserve"> OFDM, что позволяет выявлять специфические особенности канала и активность источников на более глубоком уровне. В частности, исследования показывают, что CSI может использоваться для формирования радиочастотных отпечатков </w:t>
-      </w:r>
+        <w:t xml:space="preserve"> и анализа сетевого поведения является характерной архитектурной чертой полнофункциональных корпоративных WIDS/WIPS‑решений.</w:t>
+      </w:r>
+    </w:p>
+    <w:p>
+      <w:pPr>
+        <w:rPr>
+          <w:lang w:val="ru-RU"/>
+        </w:rPr>
+      </w:pPr>
       <w:r>
         <w:rPr>
           <w:lang w:val="ru-RU"/>
         </w:rPr>
         <w:lastRenderedPageBreak/>
-        <w:t>устройств и их дифференциации даже при совпадающих MAC‑идентификаторах, что критично при наличии «</w:t>
-      </w:r>
-      <w:proofErr w:type="spellStart"/>
-      <w:r>
-        <w:rPr>
-          <w:lang w:val="ru-RU"/>
-        </w:rPr>
-        <w:t>evil</w:t>
-      </w:r>
-      <w:proofErr w:type="spellEnd"/>
-      <w:r>
-        <w:rPr>
-          <w:lang w:val="ru-RU"/>
-        </w:rPr>
-        <w:t xml:space="preserve"> </w:t>
-      </w:r>
-      <w:proofErr w:type="spellStart"/>
-      <w:r>
-        <w:rPr>
-          <w:lang w:val="ru-RU"/>
-        </w:rPr>
-        <w:t>twin</w:t>
-      </w:r>
-      <w:proofErr w:type="spellEnd"/>
-      <w:r>
-        <w:rPr>
-          <w:lang w:val="ru-RU"/>
-        </w:rPr>
-        <w:t xml:space="preserve">» и </w:t>
-      </w:r>
-      <w:proofErr w:type="spellStart"/>
-      <w:r>
-        <w:rPr>
-          <w:lang w:val="ru-RU"/>
-        </w:rPr>
-        <w:t>спуфинговых</w:t>
-      </w:r>
-      <w:proofErr w:type="spellEnd"/>
-      <w:r>
-        <w:rPr>
-          <w:lang w:val="ru-RU"/>
-        </w:rPr>
-        <w:t xml:space="preserve"> атак.</w:t>
-      </w:r>
-    </w:p>
-    <w:p>
-      <w:pPr>
-        <w:rPr>
-          <w:lang w:val="ru-RU"/>
-        </w:rPr>
-      </w:pPr>
-      <w:r>
-        <w:rPr>
-          <w:lang w:val="ru-RU"/>
-        </w:rPr>
-        <w:t>Практическое применение CSI в WIDS/WIPS‑решениях пока ограничено из‑за сложности сбора и необходимости специализированного оборудования, но перспективы внедрения таких методов растут, особенно в системах с высокой плотностью сенсоров и функционалом глубокого анализа радиоканала.</w:t>
-      </w:r>
-    </w:p>
-    <w:p>
-      <w:pPr>
-        <w:pStyle w:val="3"/>
-        <w:rPr>
-          <w:lang w:val="ru-RU"/>
-        </w:rPr>
-      </w:pPr>
-      <w:bookmarkStart w:id="64" w:name="_Toc223693830"/>
-      <w:r>
-        <w:rPr>
-          <w:lang w:val="ru-RU"/>
-        </w:rPr>
-        <w:t>2.3.5 Статистические методы анализа активности</w:t>
-      </w:r>
-      <w:bookmarkEnd w:id="64"/>
-    </w:p>
-    <w:p>
-      <w:pPr>
-        <w:rPr>
-          <w:lang w:val="ru-RU"/>
-        </w:rPr>
-      </w:pPr>
-      <w:r>
-        <w:rPr>
-          <w:lang w:val="ru-RU"/>
-        </w:rPr>
-        <w:t xml:space="preserve">Статистические и индуктивные методы (см. 1.3.6) реализуются в ряде коммерческих WIDS/WIPS как механизм обнаружения аномалий на основе паттернов активности устройств. Система накапливает метрики активности (распределение </w:t>
-      </w:r>
-      <w:proofErr w:type="spellStart"/>
-      <w:r>
-        <w:rPr>
-          <w:lang w:val="ru-RU"/>
-        </w:rPr>
-        <w:t>Beacon</w:t>
-      </w:r>
-      <w:proofErr w:type="spellEnd"/>
-      <w:r>
-        <w:rPr>
-          <w:lang w:val="ru-RU"/>
-        </w:rPr>
-        <w:t>/</w:t>
-      </w:r>
-      <w:proofErr w:type="spellStart"/>
-      <w:r>
-        <w:rPr>
-          <w:lang w:val="ru-RU"/>
-        </w:rPr>
-        <w:t>Probe</w:t>
-      </w:r>
-      <w:proofErr w:type="spellEnd"/>
-      <w:r>
-        <w:rPr>
-          <w:lang w:val="ru-RU"/>
-        </w:rPr>
-        <w:t xml:space="preserve">, RSSI‑профили и их дисперсию), строит модель «нормального» поведения сети, после чего отклонения от этого поведения используются как индикаторы потенциальной угрозы. Такие методы полезны для выявления аномалий даже тогда, когда идентификаторы устройств остаются неизменными, что повышает устойчивость системы к </w:t>
-      </w:r>
-      <w:proofErr w:type="spellStart"/>
-      <w:r>
-        <w:rPr>
-          <w:lang w:val="ru-RU"/>
-        </w:rPr>
-        <w:t>спуфингу</w:t>
-      </w:r>
-      <w:proofErr w:type="spellEnd"/>
-      <w:r>
-        <w:rPr>
-          <w:lang w:val="ru-RU"/>
-        </w:rPr>
-        <w:t xml:space="preserve"> и повторяющимся атакам.</w:t>
-      </w:r>
-    </w:p>
-    <w:p>
-      <w:pPr>
-        <w:pStyle w:val="3"/>
-        <w:rPr>
-          <w:lang w:val="ru-RU"/>
-        </w:rPr>
-      </w:pPr>
-      <w:bookmarkStart w:id="65" w:name="_Toc223693831"/>
-      <w:r>
-        <w:rPr>
-          <w:lang w:val="ru-RU"/>
-        </w:rPr>
-        <w:t>2.3.6 Интеграция с анализом сетевого трафика</w:t>
-      </w:r>
-      <w:bookmarkEnd w:id="65"/>
-    </w:p>
-    <w:p>
-      <w:pPr>
-        <w:rPr>
-          <w:lang w:val="ru-RU"/>
-        </w:rPr>
-      </w:pPr>
-      <w:r>
-        <w:rPr>
-          <w:lang w:val="ru-RU"/>
-        </w:rPr>
-        <w:t xml:space="preserve">Помимо анализа радиочастотного спектра, WIDS/WIPS‑решения интегрируют мониторинг сетевого трафика: отслеживание активных сессий, измерение частоты обмена кадрами и профилей трафика клиентов. Это обеспечивает дополнительный контекст обнаружения, позволяя выявлять аномалии, связанные с поведением устройств, например атипичную частоту </w:t>
-      </w:r>
-      <w:proofErr w:type="spellStart"/>
-      <w:r>
-        <w:rPr>
-          <w:lang w:val="ru-RU"/>
-        </w:rPr>
-        <w:t>Probe</w:t>
-      </w:r>
-      <w:proofErr w:type="spellEnd"/>
-      <w:r>
-        <w:rPr>
-          <w:lang w:val="ru-RU"/>
-        </w:rPr>
-        <w:t xml:space="preserve"> запросов, скачкообразные изменения интенсивности трафика или подозрительные сессии, что дополняет радиометрические сигналы обнаружения. Такое сочетание </w:t>
-      </w:r>
-      <w:proofErr w:type="spellStart"/>
-      <w:r>
-        <w:rPr>
-          <w:lang w:val="ru-RU"/>
-        </w:rPr>
-        <w:t>радиомониторинга</w:t>
-      </w:r>
-      <w:proofErr w:type="spellEnd"/>
-      <w:r>
-        <w:rPr>
-          <w:lang w:val="ru-RU"/>
-        </w:rPr>
-        <w:t xml:space="preserve"> и анализа сетевого поведения является характерной архитектурной чертой полнофункциональных корпоративных WIDS/WIPS‑решений.</w:t>
-      </w:r>
-    </w:p>
-    <w:p>
-      <w:pPr>
-        <w:rPr>
-          <w:lang w:val="ru-RU"/>
-        </w:rPr>
-      </w:pPr>
-      <w:r>
-        <w:rPr>
-          <w:lang w:val="ru-RU"/>
-        </w:rPr>
-        <w:lastRenderedPageBreak/>
-        <w:t xml:space="preserve">Объединение перечисленных методов позволяет современным WIDS/WIPS‑системам обеспечивать многоуровневый мониторинг </w:t>
-      </w:r>
-      <w:proofErr w:type="spellStart"/>
-      <w:r>
-        <w:rPr>
-          <w:lang w:val="ru-RU"/>
-        </w:rPr>
-        <w:t>радиосреды</w:t>
-      </w:r>
-      <w:proofErr w:type="spellEnd"/>
-      <w:r>
-        <w:rPr>
-          <w:lang w:val="ru-RU"/>
-        </w:rPr>
-        <w:t xml:space="preserve">: от простых сигнатурных проверок идентификаторов до сложных статистических моделей и анализа каналов. Именно такая </w:t>
-      </w:r>
-      <w:proofErr w:type="spellStart"/>
-      <w:r>
-        <w:rPr>
-          <w:lang w:val="ru-RU"/>
-        </w:rPr>
-        <w:t>мультипараметрическая</w:t>
-      </w:r>
-      <w:proofErr w:type="spellEnd"/>
+        <w:t>Объединение перечисленных методов позволяет современным WIDS/WIPS‑системам обеспечивать многоуровневый мониторинг радиосреды: от простых сигнатурных проверок идентификаторов до сложных статистических моделей и анализа каналов. Именно такая мульти</w:t>
+      </w:r>
+      <w:r>
+        <w:rPr>
+          <w:lang w:val="ru-RU"/>
+        </w:rPr>
+        <w:t>модальная</w:t>
+      </w:r>
       <w:r>
         <w:rPr>
           <w:lang w:val="ru-RU"/>
@@ -10447,31 +10150,42 @@
         <w:spacing w:line="276" w:lineRule="auto"/>
         <w:ind w:firstLine="720"/>
       </w:pPr>
-      <w:bookmarkStart w:id="66" w:name="_mpanmlo7507y" w:colFirst="0" w:colLast="0"/>
-      <w:bookmarkStart w:id="67" w:name="_xi9i6r9denkb" w:colFirst="0" w:colLast="0"/>
-      <w:bookmarkStart w:id="68" w:name="_Toc223693832"/>
-      <w:bookmarkEnd w:id="66"/>
-      <w:bookmarkEnd w:id="67"/>
+      <w:bookmarkStart w:id="59" w:name="_mpanmlo7507y" w:colFirst="0" w:colLast="0"/>
+      <w:bookmarkStart w:id="60" w:name="_xi9i6r9denkb" w:colFirst="0" w:colLast="0"/>
+      <w:bookmarkStart w:id="61" w:name="_Toc225707606"/>
+      <w:bookmarkEnd w:id="59"/>
+      <w:bookmarkEnd w:id="60"/>
       <w:r>
         <w:t>2.4. Методы оценки эффективности систем обнаружения источников излучения.</w:t>
       </w:r>
-      <w:bookmarkStart w:id="69" w:name="_fqqixlo3zrjh" w:colFirst="0" w:colLast="0"/>
-      <w:bookmarkEnd w:id="68"/>
-      <w:bookmarkEnd w:id="69"/>
+      <w:bookmarkStart w:id="62" w:name="_fqqixlo3zrjh" w:colFirst="0" w:colLast="0"/>
+      <w:bookmarkEnd w:id="61"/>
+      <w:bookmarkEnd w:id="62"/>
     </w:p>
     <w:p>
       <w:pPr>
         <w:pStyle w:val="3"/>
       </w:pPr>
-      <w:bookmarkStart w:id="70" w:name="_Toc223693833"/>
+      <w:bookmarkStart w:id="63" w:name="_Toc225707607"/>
       <w:r>
         <w:t>2.4.1 Метрики ошибок</w:t>
       </w:r>
-      <w:bookmarkEnd w:id="70"/>
-    </w:p>
-    <w:p>
-      <w:r>
-        <w:t>Оценка эффективности систем обнаружения источников излучения требует количественного анализа точности работы WIDS/WIPS и мультимодальных систем мониторинга. Классическим подходом является использование метрик ошибок, которые позволяют характеризовать способность системы выявлять аномальные или незарегистрированные устройства и одновременно минимизировать ложные срабатывания (см. 1.3.1–1.3.6).</w:t>
+      <w:bookmarkEnd w:id="63"/>
+    </w:p>
+    <w:p>
+      <w:pPr>
+        <w:rPr>
+          <w:lang w:val="ru-RU"/>
+        </w:rPr>
+      </w:pPr>
+      <w:r>
+        <w:t>Оценка эффективности систем обнаружения источников излучения требует количественного анализа точности работы WIDS/WIPS и мультимодальных систем мониторинга. Классическим подходом является использование метрик ошибок, которые позволяют характеризовать способность системы выявлять аномальные или незарегистрированные устройства и одновременно минимизировать ложные срабатывания</w:t>
+      </w:r>
+      <w:r>
+        <w:rPr>
+          <w:lang w:val="ru-RU"/>
+        </w:rPr>
+        <w:t>.</w:t>
       </w:r>
     </w:p>
     <w:p>
@@ -10516,7 +10230,16 @@
       </w:r>
       <w:proofErr w:type="spellEnd"/>
       <w:r>
-        <w:t xml:space="preserve"> (FN) — количество пропущенных угроз, не зафиксированных системой.</w:t>
+        <w:t xml:space="preserve"> (FN) </w:t>
+      </w:r>
+      <w:r>
+        <w:rPr>
+          <w:lang w:val="ru-RU"/>
+        </w:rPr>
+        <w:t>–</w:t>
+      </w:r>
+      <w:r>
+        <w:t xml:space="preserve"> количество пропущенных угроз, не зафиксированных системой.</w:t>
       </w:r>
       <w:r>
         <w:rPr>
@@ -10533,7 +10256,16 @@
       </w:r>
       <w:proofErr w:type="spellEnd"/>
       <w:r>
-        <w:t>) — корректно игнорированные легитимные источники.</w:t>
+        <w:t xml:space="preserve">) </w:t>
+      </w:r>
+      <w:r>
+        <w:rPr>
+          <w:lang w:val="ru-RU"/>
+        </w:rPr>
+        <w:t>–</w:t>
+      </w:r>
+      <w:r>
+        <w:t xml:space="preserve"> корректно игнорированные легитимные источники.</w:t>
       </w:r>
       <w:r>
         <w:t xml:space="preserve"> На основе этих показателей вычисляются ключевые метрики:</w:t>
@@ -10760,7 +10492,19 @@
         <w:rPr>
           <w:lang w:val="ru-RU"/>
         </w:rPr>
-        <w:t xml:space="preserve"> — долю обнаруженных угроз среди всех существующих, а FPR (</w:t>
+        <w:t xml:space="preserve"> </w:t>
+      </w:r>
+      <w:r>
+        <w:rPr>
+          <w:lang w:val="ru-RU"/>
+        </w:rPr>
+        <w:t xml:space="preserve">– </w:t>
+      </w:r>
+      <w:r>
+        <w:rPr>
+          <w:lang w:val="ru-RU"/>
+        </w:rPr>
+        <w:t>долю обнаруженных угроз среди всех существующих, а FPR (</w:t>
       </w:r>
       <w:r>
         <w:rPr>
@@ -10787,35 +10531,31 @@
           <w:lang w:val="ru-RU"/>
         </w:rPr>
         <w:lastRenderedPageBreak/>
-        <w:t xml:space="preserve">Для мультимодальных решений, объединяющих методы RSSI‑триангуляции (1.3.2), </w:t>
-      </w:r>
-      <w:proofErr w:type="spellStart"/>
-      <w:r>
-        <w:rPr>
-          <w:lang w:val="ru-RU"/>
-        </w:rPr>
-        <w:t>fingerprinting</w:t>
-      </w:r>
-      <w:proofErr w:type="spellEnd"/>
-      <w:r>
-        <w:rPr>
-          <w:lang w:val="ru-RU"/>
-        </w:rPr>
-        <w:t xml:space="preserve"> (1.3.3), CSI‑анализ (1.3.5) и статистические подходы (1.3.6), оценка TP, FP и FN проводится на каждом уровне модели. Это позволяет выявлять источники систематических ошибок и корректировать алгоритмы согласования сенсорных узлов. Например, RSSI‑методы могут давать высокую TPR при малой плотности узлов, но одновременно увеличивать FPR из‑</w:t>
-      </w:r>
-      <w:proofErr w:type="gramStart"/>
-      <w:r>
-        <w:rPr>
-          <w:lang w:val="ru-RU"/>
-        </w:rPr>
-        <w:t>за локальных отражений</w:t>
-      </w:r>
-      <w:proofErr w:type="gramEnd"/>
-      <w:r>
-        <w:rPr>
-          <w:lang w:val="ru-RU"/>
-        </w:rPr>
-        <w:t xml:space="preserve"> сигнала, тогда как CSI‑анализ снижает вероятность FP за счёт дифференциации устройств с идентичными MAC‑адресами.</w:t>
+        <w:t>Для мультимодальных решений</w:t>
+      </w:r>
+      <w:r>
+        <w:rPr>
+          <w:lang w:val="ru-RU"/>
+        </w:rPr>
+        <w:t xml:space="preserve"> </w:t>
+      </w:r>
+      <w:r>
+        <w:rPr>
+          <w:lang w:val="ru-RU"/>
+        </w:rPr>
+        <w:t>оценка TP, FP и FN проводится на каждом уровне модели</w:t>
+      </w:r>
+      <w:r>
+        <w:rPr>
+          <w:lang w:val="ru-RU"/>
+        </w:rPr>
+        <w:t>, ч</w:t>
+      </w:r>
+      <w:r>
+        <w:rPr>
+          <w:lang w:val="ru-RU"/>
+        </w:rPr>
+        <w:t>то позволяет выявлять источники систематических ошибок и корректировать алгоритмы согласования сенсорных узлов.</w:t>
       </w:r>
     </w:p>
     <w:p>
@@ -10839,14 +10579,14 @@
           <w:lang w:val="ru-RU"/>
         </w:rPr>
       </w:pPr>
-      <w:bookmarkStart w:id="71" w:name="_Toc223693834"/>
+      <w:bookmarkStart w:id="64" w:name="_Toc225707608"/>
       <w:r>
         <w:rPr>
           <w:lang w:val="ru-RU"/>
         </w:rPr>
         <w:t>2.4.2 Точность локализации источников</w:t>
       </w:r>
-      <w:bookmarkEnd w:id="71"/>
+      <w:bookmarkEnd w:id="64"/>
     </w:p>
     <w:p>
       <w:pPr>
@@ -10859,7 +10599,19 @@
         <w:rPr>
           <w:lang w:val="ru-RU"/>
         </w:rPr>
-        <w:t xml:space="preserve">Для оценки эффективности систем обнаружения и идентификации источников излучения критически важно количественно характеризовать точность локализации. Основной показатель — среднеквадратичная ошибка положения (RMSE, </w:t>
+        <w:t>Для оценки эффективности систем обнаружения и идентификации источников излучения критически важно количественно характеризовать точность локализации. Основной показатель</w:t>
+      </w:r>
+      <w:r>
+        <w:rPr>
+          <w:lang w:val="ru-RU"/>
+        </w:rPr>
+        <w:t xml:space="preserve"> –</w:t>
+      </w:r>
+      <w:r>
+        <w:rPr>
+          <w:lang w:val="ru-RU"/>
+        </w:rPr>
+        <w:t xml:space="preserve"> среднеквадратичная ошибка положения (RMSE, </w:t>
       </w:r>
       <w:proofErr w:type="spellStart"/>
       <w:r>
@@ -10901,7 +10653,13 @@
         <w:rPr>
           <w:lang w:val="ru-RU"/>
         </w:rPr>
-        <w:t>), которая отражает расхождение между фактическими координатами источника и оценочными координатами, полученными системой мониторинга. В контексте WIDS/WIPS и мультимодальных систем точность локализации зависит от применяемых методов и конфигурации сенсорных узлов (см. 1.3.2–1.3.4).</w:t>
+        <w:t>), которая отражает расхождение между фактическими координатами источника и оценочными координатами, полученными системой мониторинга. В контексте WIDS/WIPS и мультимодальных систем точность локализации зависит от применяемых методов и конфигурации сенсорных узлов</w:t>
+      </w:r>
+      <w:r>
+        <w:rPr>
+          <w:lang w:val="ru-RU"/>
+        </w:rPr>
+        <w:t>.</w:t>
       </w:r>
     </w:p>
     <w:p>
@@ -10915,79 +10673,85 @@
         <w:rPr>
           <w:lang w:val="ru-RU"/>
         </w:rPr>
-        <w:t xml:space="preserve">Для физических методов </w:t>
-      </w:r>
-      <w:proofErr w:type="spellStart"/>
-      <w:r>
-        <w:rPr>
-          <w:lang w:val="ru-RU"/>
-        </w:rPr>
-        <w:t>трилатерации</w:t>
-      </w:r>
-      <w:proofErr w:type="spellEnd"/>
-      <w:r>
-        <w:rPr>
-          <w:lang w:val="ru-RU"/>
-        </w:rPr>
-        <w:t xml:space="preserve"> (1.3.2) RMSE определяется как функция количества сенсорных узлов, геометрического расположения и стабильности измерений RSSI. Увеличение числа узлов и оптимизация их расположения позволяют уменьшить ошибки локализации, однако многолучевое распространение, экранирующие препятствия и направленность </w:t>
-      </w:r>
+        <w:t xml:space="preserve">Для </w:t>
+      </w:r>
+      <w:r>
+        <w:rPr>
+          <w:lang w:val="ru-RU"/>
+        </w:rPr>
+        <w:t>теоретических</w:t>
+      </w:r>
+      <w:r>
+        <w:rPr>
+          <w:lang w:val="ru-RU"/>
+        </w:rPr>
+        <w:t xml:space="preserve"> методов трилатерации RMSE определяется как функция количества сенсорных узлов, геометрического расположения и стабильности измерений RSSI. Увеличение числа узлов и оптимизация их расположения позволяют уменьшить ошибки локализации, однако многолучевое распространение, экранирующие препятствия и направленность антенн создают локальные зоны высокой неопределённости. Эмпирические методы </w:t>
+      </w:r>
+      <w:r>
+        <w:rPr>
+          <w:lang w:val="ru-RU"/>
+        </w:rPr>
+        <w:t>радиоотпечатков</w:t>
+      </w:r>
+      <w:r>
+        <w:rPr>
+          <w:lang w:val="ru-RU"/>
+        </w:rPr>
+        <w:t xml:space="preserve"> позволяют корректировать </w:t>
+      </w:r>
+      <w:r>
+        <w:rPr>
+          <w:lang w:val="ru-RU"/>
+        </w:rPr>
+        <w:t>теоретические</w:t>
+      </w:r>
+      <w:r>
+        <w:rPr>
+          <w:lang w:val="ru-RU"/>
+        </w:rPr>
+        <w:t xml:space="preserve"> оценки</w:t>
+      </w:r>
+      <w:r>
+        <w:rPr>
+          <w:lang w:val="ru-RU"/>
+        </w:rPr>
+        <w:t xml:space="preserve"> в известных помещениях</w:t>
+      </w:r>
+      <w:r>
+        <w:rPr>
+          <w:lang w:val="ru-RU"/>
+        </w:rPr>
+        <w:t xml:space="preserve">, сопоставляя текущие профили сигналов с эталонной </w:t>
+      </w:r>
+      <w:proofErr w:type="spellStart"/>
+      <w:r>
+        <w:rPr>
+          <w:lang w:val="ru-RU"/>
+        </w:rPr>
+        <w:t>радиокартой</w:t>
+      </w:r>
+      <w:proofErr w:type="spellEnd"/>
+      <w:r>
+        <w:rPr>
+          <w:lang w:val="ru-RU"/>
+        </w:rPr>
+        <w:t>, что повышает точность, особенно в сложных помещениях с неоднородной планировкой.</w:t>
+      </w:r>
+    </w:p>
+    <w:p>
+      <w:pPr>
+        <w:ind w:firstLine="720"/>
+        <w:rPr>
+          <w:lang w:val="ru-RU"/>
+        </w:rPr>
+      </w:pPr>
       <w:r>
         <w:rPr>
           <w:lang w:val="ru-RU"/>
         </w:rPr>
         <w:lastRenderedPageBreak/>
-        <w:t xml:space="preserve">антенн создают локальные зоны высокой неопределённости. Эмпирические методы </w:t>
-      </w:r>
-      <w:proofErr w:type="spellStart"/>
-      <w:r>
-        <w:rPr>
-          <w:lang w:val="ru-RU"/>
-        </w:rPr>
-        <w:t>fingerprinting</w:t>
-      </w:r>
-      <w:proofErr w:type="spellEnd"/>
-      <w:r>
-        <w:rPr>
-          <w:lang w:val="ru-RU"/>
-        </w:rPr>
-        <w:t xml:space="preserve"> (1.3.3) позволяют корректировать физические оценки, сопоставляя текущие профили сигналов с эталонной </w:t>
-      </w:r>
-      <w:proofErr w:type="spellStart"/>
-      <w:r>
-        <w:rPr>
-          <w:lang w:val="ru-RU"/>
-        </w:rPr>
-        <w:t>радиокартой</w:t>
-      </w:r>
-      <w:proofErr w:type="spellEnd"/>
-      <w:r>
-        <w:rPr>
-          <w:lang w:val="ru-RU"/>
-        </w:rPr>
-        <w:t>, что повышает точность, особенно в сложных помещениях с неоднородной планировкой.</w:t>
-      </w:r>
-    </w:p>
-    <w:p>
-      <w:pPr>
-        <w:ind w:firstLine="720"/>
-        <w:rPr>
-          <w:lang w:val="ru-RU"/>
-        </w:rPr>
-      </w:pPr>
-      <w:r>
-        <w:rPr>
-          <w:lang w:val="ru-RU"/>
-        </w:rPr>
-        <w:t xml:space="preserve">Гибридные методы, объединяющие </w:t>
-      </w:r>
-      <w:proofErr w:type="spellStart"/>
-      <w:r>
-        <w:rPr>
-          <w:lang w:val="ru-RU"/>
-        </w:rPr>
-        <w:t>трилатерацию</w:t>
-      </w:r>
-      <w:proofErr w:type="spellEnd"/>
+        <w:t>Гибридные методы, объединяющие трилатерацию</w:t>
+      </w:r>
       <w:r>
         <w:rPr>
           <w:lang w:val="ru-RU"/>
@@ -11799,8 +11563,24 @@
         <w:rPr>
           <w:lang w:val="ru-RU"/>
         </w:rPr>
-        <w:t>В практическом применении точность локализации оценивается как при статическом размещении источников, так и при моделировании динамической активности клиентов. Дополнительно анализируются «тёмные зоны», где ошибки локализации превышают допустимые пределы, а также влияние распределения сенсорных узлов и плотности точек доступа. В корпоративных WIDS/WIPS это позволяет определить минимальный необходимый состав сенсорной сети и обосновать требования к размещению узлов для достижения заданной точности.</w:t>
-      </w:r>
+        <w:t>Таким образом, точность локализации является ключевым показателем эффективности мультимодальных систем обнаружения, напрямую влияющим на время реакции оператора и надёжность выявления незарегистрированных источников в условиях реальной офисной среды кредитно‑финансовых организаций.</w:t>
+      </w:r>
+    </w:p>
+    <w:p>
+      <w:pPr>
+        <w:pStyle w:val="3"/>
+        <w:rPr>
+          <w:lang w:val="ru-RU"/>
+        </w:rPr>
+      </w:pPr>
+      <w:bookmarkStart w:id="65" w:name="_Toc225707609"/>
+      <w:r>
+        <w:rPr>
+          <w:lang w:val="ru-RU"/>
+        </w:rPr>
+        <w:t>2.4.3 Время реакции и устойчивость к аномалиям</w:t>
+      </w:r>
+      <w:bookmarkEnd w:id="65"/>
     </w:p>
     <w:p>
       <w:pPr>
@@ -11813,31 +11593,49 @@
         <w:rPr>
           <w:lang w:val="ru-RU"/>
         </w:rPr>
-        <w:t xml:space="preserve">Таким образом, точность локализации является ключевым показателем эффективности мультимодальных систем обнаружения, напрямую влияющим на время реакции оператора и надёжность выявления незарегистрированных </w:t>
-      </w:r>
+        <w:t>В современных системах обнаружения источников излучения ключевым параметром эффективности является время реакции</w:t>
+      </w:r>
+      <w:r>
+        <w:rPr>
+          <w:lang w:val="ru-RU"/>
+        </w:rPr>
+        <w:t xml:space="preserve"> –</w:t>
+      </w:r>
+      <w:r>
+        <w:rPr>
+          <w:lang w:val="ru-RU"/>
+        </w:rPr>
+        <w:t xml:space="preserve"> интервал между появлением незарегистрированного устройства в радиочастотном поле и фиксацией события системой с последующим уведомлением оператора. В мультимодальных системах время реакции складывается из нескольких компонентов: период сбора данных сенсорными узлами, задержка обработки сигналов на сервере, согласование наблюдений между узлами и генерация рекомендаций для оператора с носимым сканером </w:t>
+      </w:r>
+      <w:proofErr w:type="spellStart"/>
+      <w:r>
+        <w:rPr>
+          <w:lang w:val="ru-RU"/>
+        </w:rPr>
+        <w:t>Wi</w:t>
+      </w:r>
+      <w:proofErr w:type="spellEnd"/>
+      <w:r>
+        <w:rPr>
+          <w:lang w:val="ru-RU"/>
+        </w:rPr>
+        <w:t>‑Fi.</w:t>
+      </w:r>
+    </w:p>
+    <w:p>
+      <w:pPr>
+        <w:ind w:firstLine="720"/>
+        <w:rPr>
+          <w:lang w:val="ru-RU"/>
+        </w:rPr>
+      </w:pPr>
       <w:r>
         <w:rPr>
           <w:lang w:val="ru-RU"/>
         </w:rPr>
         <w:lastRenderedPageBreak/>
-        <w:t>источников в условиях реальной офисной среды кредитно‑финансовых организаций.</w:t>
-      </w:r>
-    </w:p>
-    <w:p>
-      <w:pPr>
-        <w:pStyle w:val="3"/>
-        <w:rPr>
-          <w:lang w:val="ru-RU"/>
-        </w:rPr>
-      </w:pPr>
-      <w:bookmarkStart w:id="72" w:name="_Toc223693835"/>
-      <w:r>
-        <w:rPr>
-          <w:lang w:val="ru-RU"/>
-        </w:rPr>
-        <w:t>2.4.3 Время реакции и устойчивость к аномалиям</w:t>
-      </w:r>
-      <w:bookmarkEnd w:id="72"/>
+        <w:t>Минимизация времени реакции напрямую влияет на возможность локализации и нейтрализации потенциальной угрозы, особенно в условиях кредитно‑финансовых организаций, где незарегистрированные точки доступа могут использоваться для перехвата или анализа конфиденциального трафика. Оценка этого параметра проводится как при статических сценариях с заранее известными позициями источников, так и при моделировании динамического перемещения устройств.</w:t>
+      </w:r>
     </w:p>
     <w:p>
       <w:pPr>
@@ -11850,21 +11648,35 @@
         <w:rPr>
           <w:lang w:val="ru-RU"/>
         </w:rPr>
-        <w:t xml:space="preserve">В современных системах обнаружения источников излучения ключевым параметром эффективности является время реакции — интервал между появлением незарегистрированного устройства в радиочастотном поле и фиксацией события системой с последующим уведомлением оператора. В мультимодальных системах время реакции складывается из нескольких компонентов: период сбора данных сенсорными узлами, задержка обработки сигналов на сервере, согласование наблюдений между узлами и генерация рекомендаций для оператора с носимым сканером </w:t>
-      </w:r>
-      <w:proofErr w:type="spellStart"/>
-      <w:r>
-        <w:rPr>
-          <w:lang w:val="ru-RU"/>
-        </w:rPr>
-        <w:t>Wi</w:t>
-      </w:r>
-      <w:proofErr w:type="spellEnd"/>
-      <w:r>
-        <w:rPr>
-          <w:lang w:val="ru-RU"/>
-        </w:rPr>
-        <w:t>‑Fi.</w:t>
+        <w:t xml:space="preserve">Параллельно оценивается устойчивость к аномалиям, то есть способность системы выявлять отклонения от нормального поведения сети при наличии </w:t>
+      </w:r>
+      <w:proofErr w:type="spellStart"/>
+      <w:r>
+        <w:rPr>
+          <w:lang w:val="ru-RU"/>
+        </w:rPr>
+        <w:t>спуфинга</w:t>
+      </w:r>
+      <w:proofErr w:type="spellEnd"/>
+      <w:r>
+        <w:rPr>
+          <w:lang w:val="ru-RU"/>
+        </w:rPr>
+        <w:t xml:space="preserve"> MAC-адресов, «</w:t>
+      </w:r>
+      <w:proofErr w:type="spellStart"/>
+      <w:r>
+        <w:rPr>
+          <w:lang w:val="ru-RU"/>
+        </w:rPr>
+        <w:t>Evil</w:t>
+      </w:r>
+      <w:proofErr w:type="spellEnd"/>
+      <w:r>
+        <w:rPr>
+          <w:lang w:val="ru-RU"/>
+        </w:rPr>
+        <w:t xml:space="preserve"> Twin» атак, изменения мощности сигнала или активности устройств. Методы статистического и индуктивного анализа активности позволяют формировать модель нормального функционирования сети и выявлять аномалии на основе пространственно-временных паттернов. Это снижает количество ложных срабатываний (FP) и пропусков (FN), повышая общую надёжность обнаружения.</w:t>
       </w:r>
     </w:p>
     <w:p>
@@ -11878,139 +11690,14 @@
         <w:rPr>
           <w:lang w:val="ru-RU"/>
         </w:rPr>
-        <w:t>Минимизация времени реакции напрямую влияет на возможность локализации и нейтрализации потенциальной угрозы, особенно в условиях кредитно‑финансовых организаций, где незарегистрированные точки доступа могут использоваться для перехвата или анализа конфиденциального трафика. Оценка этого параметра проводится как при статических сценариях с заранее известными позициями источников, так и при моделировании динамического перемещения устройств.</w:t>
-      </w:r>
-    </w:p>
-    <w:p>
-      <w:pPr>
-        <w:ind w:firstLine="720"/>
-        <w:rPr>
-          <w:lang w:val="ru-RU"/>
-        </w:rPr>
-      </w:pPr>
-      <w:r>
-        <w:rPr>
-          <w:lang w:val="ru-RU"/>
-        </w:rPr>
-        <w:t xml:space="preserve">Параллельно оценивается устойчивость к аномалиям, то есть способность системы выявлять отклонения от нормального поведения сети при наличии </w:t>
-      </w:r>
-      <w:proofErr w:type="spellStart"/>
-      <w:r>
-        <w:rPr>
-          <w:lang w:val="ru-RU"/>
-        </w:rPr>
-        <w:t>спуфинга</w:t>
-      </w:r>
-      <w:proofErr w:type="spellEnd"/>
-      <w:r>
-        <w:rPr>
-          <w:lang w:val="ru-RU"/>
-        </w:rPr>
-        <w:t xml:space="preserve"> MAC-адресов, «</w:t>
-      </w:r>
-      <w:proofErr w:type="spellStart"/>
-      <w:r>
-        <w:rPr>
-          <w:lang w:val="ru-RU"/>
-        </w:rPr>
-        <w:t>Evil</w:t>
-      </w:r>
-      <w:proofErr w:type="spellEnd"/>
-      <w:r>
-        <w:rPr>
-          <w:lang w:val="ru-RU"/>
-        </w:rPr>
-        <w:t xml:space="preserve"> Twin» атак, изменения мощности сигнала или активности устройств. Методы статистического и индуктивного анализа активности (см. 1.3.6) позволяют формировать модель нормального функционирования сети и выявлять аномалии на основе пространственно-временных паттернов. Это снижает количество ложных срабатываний (FP) и пропусков (FN), повышая общую надёжность обнаружения.</w:t>
-      </w:r>
-    </w:p>
-    <w:p>
-      <w:pPr>
-        <w:ind w:firstLine="720"/>
-        <w:rPr>
-          <w:lang w:val="ru-RU"/>
-        </w:rPr>
-      </w:pPr>
-      <w:r>
-        <w:rPr>
-          <w:lang w:val="ru-RU"/>
-        </w:rPr>
-        <w:t xml:space="preserve">Важной характеристикой является также комбинация физической, эмпирической и статистической информации в мультимодальных системах. Согласование измерений RSSI, данных </w:t>
-      </w:r>
-      <w:proofErr w:type="spellStart"/>
-      <w:r>
-        <w:rPr>
-          <w:lang w:val="ru-RU"/>
-        </w:rPr>
-        <w:t>fingerprinting</w:t>
-      </w:r>
-      <w:proofErr w:type="spellEnd"/>
-      <w:r>
-        <w:rPr>
-          <w:lang w:val="ru-RU"/>
-        </w:rPr>
-        <w:t xml:space="preserve"> и CSI позволяет </w:t>
-      </w:r>
-      <w:r>
-        <w:rPr>
-          <w:lang w:val="ru-RU"/>
-        </w:rPr>
-        <w:lastRenderedPageBreak/>
-        <w:t>фильтровать кратковременные колебания сигнала и локальные отражения, а интеграция анализа сетевого трафика предоставляет дополнительный контекст для подтверждения аномалий. Такой подход обеспечивает как быструю реакцию на появление новых источников, так и устойчивость к попыткам обхода обнаружения.</w:t>
-      </w:r>
-    </w:p>
-    <w:p>
-      <w:pPr>
-        <w:ind w:firstLine="720"/>
-        <w:rPr>
-          <w:lang w:val="ru-RU"/>
-        </w:rPr>
-      </w:pPr>
-      <w:r>
-        <w:rPr>
-          <w:lang w:val="ru-RU"/>
-        </w:rPr>
         <w:t>Таким образом, время реакции и устойчивость к аномалиям являются критическими показателями, определяющими практическую применимость систем WIDS/WIPS и мультимодальных решений в реальных условиях, где безопасность радиосети напрямую влияет на защиту конфиденциальной информации и непрерывность бизнес-процессов.</w:t>
       </w:r>
     </w:p>
     <w:p>
       <w:pPr>
-        <w:ind w:firstLine="720"/>
-        <w:rPr>
-          <w:lang w:val="ru-RU"/>
-        </w:rPr>
-      </w:pPr>
-    </w:p>
-    <w:p>
-      <w:pPr>
-        <w:ind w:firstLine="720"/>
-        <w:rPr>
-          <w:lang w:val="ru-RU"/>
-        </w:rPr>
-      </w:pPr>
-    </w:p>
-    <w:p>
-      <w:pPr>
-        <w:ind w:firstLine="720"/>
-        <w:rPr>
-          <w:lang w:val="ru-RU"/>
-        </w:rPr>
-      </w:pPr>
-    </w:p>
-    <w:p>
-      <w:pPr>
-        <w:ind w:firstLine="720"/>
-        <w:rPr>
-          <w:lang w:val="ru-RU"/>
-        </w:rPr>
-      </w:pPr>
-    </w:p>
-    <w:p>
-      <w:pPr>
         <w:pStyle w:val="2"/>
-        <w:spacing w:line="276" w:lineRule="auto"/>
-        <w:ind w:firstLine="720"/>
-      </w:pPr>
-      <w:bookmarkStart w:id="73" w:name="_Toc223693836"/>
+      </w:pPr>
+      <w:bookmarkStart w:id="66" w:name="_Toc225707610"/>
       <w:r>
         <w:t>2.5.</w:t>
       </w:r>
@@ -12024,7 +11711,298 @@
       <w:r>
         <w:t>Постановка задачи разработки мультимодальной модели и формулировка требований к ПАК.</w:t>
       </w:r>
-      <w:bookmarkEnd w:id="73"/>
+      <w:bookmarkEnd w:id="66"/>
+    </w:p>
+    <w:p>
+      <w:pPr>
+        <w:rPr>
+          <w:lang w:val="ru-RU"/>
+        </w:rPr>
+      </w:pPr>
+      <w:r>
+        <w:rPr>
+          <w:lang w:val="ru-RU"/>
+        </w:rPr>
+        <w:t xml:space="preserve">В рамках проведённого анализа существующих подходов к обнаружению источников беспроводного излучения установлено, что применяемые в корпоративной практике решения класса WIDS/WIPS обеспечивают высокий уровень контроля радиочастотной среды, однако характеризуются значительной стоимостью, сложностью развертывания и зависимостью от специализированной инфраструктуры. В условиях кредитно-финансовых организаций возникает задача разработки альтернативного подхода, </w:t>
+      </w:r>
+      <w:r>
+        <w:rPr>
+          <w:lang w:val="ru-RU"/>
+        </w:rPr>
+        <w:lastRenderedPageBreak/>
+        <w:t>обеспечивающего приемлемый уровень обнаружения при существенно меньших затратах и упрощённой архитектуре.</w:t>
+      </w:r>
+    </w:p>
+    <w:p>
+      <w:pPr>
+        <w:rPr>
+          <w:lang w:val="ru-RU"/>
+        </w:rPr>
+      </w:pPr>
+      <w:r>
+        <w:rPr>
+          <w:lang w:val="ru-RU"/>
+        </w:rPr>
+        <w:t xml:space="preserve">Целью разработки является построение мультимодальной модели обнаружения незарегистрированных </w:t>
+      </w:r>
+      <w:proofErr w:type="spellStart"/>
+      <w:r>
+        <w:rPr>
+          <w:lang w:val="ru-RU"/>
+        </w:rPr>
+        <w:t>Wi</w:t>
+      </w:r>
+      <w:proofErr w:type="spellEnd"/>
+      <w:r>
+        <w:rPr>
+          <w:lang w:val="ru-RU"/>
+        </w:rPr>
+        <w:t>-Fi источников, ориентированной не на точное определение координат, а на эффективное наведение оператора в область предполагаемого расположения источника. Такой подход предполагает использование совокупности методов анализа радиочастотной среды</w:t>
+      </w:r>
+      <w:r>
+        <w:rPr>
+          <w:lang w:val="ru-RU"/>
+        </w:rPr>
+        <w:t xml:space="preserve"> </w:t>
+      </w:r>
+      <w:r>
+        <w:rPr>
+          <w:lang w:val="ru-RU"/>
+        </w:rPr>
+        <w:t>включая обработку идентификаторов устройств, анализ мощности сигнала и статистическую обработку активности, с последующей интеграцией результатов для повышения устойчивости обнаружения.</w:t>
+      </w:r>
+    </w:p>
+    <w:p>
+      <w:pPr>
+        <w:rPr>
+          <w:lang w:val="ru-RU"/>
+        </w:rPr>
+      </w:pPr>
+      <w:r>
+        <w:rPr>
+          <w:lang w:val="ru-RU"/>
+        </w:rPr>
+        <w:t>В соответствии с поставленной задачей формулируются следующие требования к модели</w:t>
+      </w:r>
+      <w:r>
+        <w:rPr>
+          <w:lang w:val="ru-RU"/>
+        </w:rPr>
+        <w:t>:</w:t>
+      </w:r>
+    </w:p>
+    <w:p>
+      <w:pPr>
+        <w:rPr>
+          <w:lang w:val="ru-RU"/>
+        </w:rPr>
+      </w:pPr>
+      <w:r>
+        <w:rPr>
+          <w:lang w:val="ru-RU"/>
+        </w:rPr>
+        <w:t>Модель должна реализовывать распределённый пассивный мониторинг радиочастотной среды с использованием множества сенсорных узлов и централизованной обработки данных. При этом архитектура должна обеспечивать масштабируемость и возможность увеличения числа узлов без существенного усложнения системы.</w:t>
+      </w:r>
+    </w:p>
+    <w:p>
+      <w:pPr>
+        <w:rPr>
+          <w:lang w:val="ru-RU"/>
+        </w:rPr>
+      </w:pPr>
+      <w:r>
+        <w:rPr>
+          <w:lang w:val="ru-RU"/>
+        </w:rPr>
+        <w:t>Одним из ключевых требований является низкая стоимость развертывания и эксплуатации. Сенсорные узлы должны быть реализуемы на базе массовых и доступных компонентов, а также допускать использование стандартных устройств с поддержкой режима пассивного мониторинга. Система не должна требовать специализированной инфраструктуры или модификации существующей беспроводной сети предприятия.</w:t>
+      </w:r>
+    </w:p>
+    <w:p>
+      <w:pPr>
+        <w:rPr>
+          <w:lang w:val="ru-RU"/>
+        </w:rPr>
+      </w:pPr>
+      <w:r>
+        <w:rPr>
+          <w:lang w:val="ru-RU"/>
+        </w:rPr>
+        <w:t>Модель должна функционировать в полностью пассивном режиме, не оказывая влияния на работу существующей сети. В частности, не допускается генерация управляющих кадров или вмешательство в процессы ассоциации и передачи данных. Передача данных между узлами и центральным компонентом должна осуществляться с минимальной нагрузкой на сеть за счёт предварительной агрегации информации.</w:t>
+      </w:r>
+    </w:p>
+    <w:p>
+      <w:pPr>
+        <w:rPr>
+          <w:lang w:val="ru-RU"/>
+        </w:rPr>
+      </w:pPr>
+      <w:r>
+        <w:rPr>
+          <w:lang w:val="ru-RU"/>
+        </w:rPr>
+        <w:lastRenderedPageBreak/>
+        <w:t xml:space="preserve">Система должна обеспечивать непрерывный мониторинг радиочастотной среды и сбор статистики по </w:t>
+      </w:r>
+      <w:proofErr w:type="spellStart"/>
+      <w:r>
+        <w:rPr>
+          <w:lang w:val="ru-RU"/>
+        </w:rPr>
+        <w:t>Beacon</w:t>
+      </w:r>
+      <w:proofErr w:type="spellEnd"/>
+      <w:r>
+        <w:rPr>
+          <w:lang w:val="ru-RU"/>
+        </w:rPr>
+        <w:t xml:space="preserve"> и </w:t>
+      </w:r>
+      <w:proofErr w:type="spellStart"/>
+      <w:r>
+        <w:rPr>
+          <w:lang w:val="ru-RU"/>
+        </w:rPr>
+        <w:t>Probe</w:t>
+      </w:r>
+      <w:proofErr w:type="spellEnd"/>
+      <w:r>
+        <w:rPr>
+          <w:lang w:val="ru-RU"/>
+        </w:rPr>
+        <w:t xml:space="preserve"> кадрам. Обнаружение незарегистрированных устройств должно осуществляться на основе выявления новых идентификаторов, анализа аномалий активности и пространственно-временной согласованности наблюдений между узлами.</w:t>
+      </w:r>
+    </w:p>
+    <w:p>
+      <w:pPr>
+        <w:rPr>
+          <w:lang w:val="ru-RU"/>
+        </w:rPr>
+      </w:pPr>
+      <w:r>
+        <w:rPr>
+          <w:lang w:val="ru-RU"/>
+        </w:rPr>
+        <w:t xml:space="preserve">Временные характеристики системы должны обеспечивать </w:t>
+      </w:r>
+      <w:proofErr w:type="spellStart"/>
+      <w:r>
+        <w:rPr>
+          <w:lang w:val="ru-RU"/>
+        </w:rPr>
+        <w:t>квазиреальное</w:t>
+      </w:r>
+      <w:proofErr w:type="spellEnd"/>
+      <w:r>
+        <w:rPr>
+          <w:lang w:val="ru-RU"/>
+        </w:rPr>
+        <w:t xml:space="preserve"> время обнаружения: цикл работы сенсорных узлов не должен превышать 10–15 секунд, а общее время от появления источника до уведомления оператора </w:t>
+      </w:r>
+      <w:r>
+        <w:rPr>
+          <w:lang w:val="ru-RU"/>
+        </w:rPr>
+        <w:t>–</w:t>
+      </w:r>
+      <w:r>
+        <w:rPr>
+          <w:lang w:val="ru-RU"/>
+        </w:rPr>
+        <w:t xml:space="preserve"> 20 секунд.</w:t>
+      </w:r>
+    </w:p>
+    <w:p>
+      <w:pPr>
+        <w:rPr>
+          <w:lang w:val="ru-RU"/>
+        </w:rPr>
+      </w:pPr>
+      <w:r>
+        <w:rPr>
+          <w:lang w:val="ru-RU"/>
+        </w:rPr>
+        <w:t>Требования к локализации формулируются с учётом практического применения системы. Обязательным является определение помещения, в котором расположен источник излучения, а также желательным — уточнение его положения до уровня сектора или стены. При этом достижение точных координат не является обязательным, поскольку окончательная локализация выполняется оператором с использованием носимого оборудования. Модель должна обеспечивать устойчивость к шумам, выбросам RSSI и эффектам многолучевого распространения.</w:t>
+      </w:r>
+    </w:p>
+    <w:p>
+      <w:pPr>
+        <w:rPr>
+          <w:lang w:val="ru-RU"/>
+        </w:rPr>
+      </w:pPr>
+      <w:r>
+        <w:rPr>
+          <w:lang w:val="ru-RU"/>
+        </w:rPr>
+        <w:t>Система должна поддерживать базовую калибровку сенсорных узлов и обеспечивать сопоставимость измерений между ними. Синхронизация узлов осуществляется с использованием протокола SNTP с точностью порядка секунд, достаточной для агрегации и согласования наблюдений.</w:t>
+      </w:r>
+    </w:p>
+    <w:p>
+      <w:pPr>
+        <w:rPr>
+          <w:lang w:val="ru-RU"/>
+        </w:rPr>
+      </w:pPr>
+      <w:r>
+        <w:rPr>
+          <w:lang w:val="ru-RU"/>
+        </w:rPr>
+        <w:t>Отдельным требованием является обеспечение взаимодействия с оператором. Модель должна формировать рекомендации по поиску источника, включая указание помещения, направления (сектора) и относительной близости устройства, а также обеспечивать возможность итеративного уточнения положения по мере поступления новых данных.</w:t>
+      </w:r>
+    </w:p>
+    <w:p>
+      <w:pPr>
+        <w:rPr>
+          <w:lang w:val="ru-RU"/>
+        </w:rPr>
+      </w:pPr>
+      <w:r>
+        <w:rPr>
+          <w:lang w:val="ru-RU"/>
+        </w:rPr>
+        <w:t>Следует отметить, что модель имеет ряд ограничений: обнаружению подлежат только активные излучающие устройства, а точность локализации зависит от плотности размещения сенсорных узлов и характеристик среды.</w:t>
+      </w:r>
+    </w:p>
+    <w:p>
+      <w:pPr>
+        <w:rPr>
+          <w:lang w:val="ru-RU"/>
+        </w:rPr>
+      </w:pPr>
+      <w:r>
+        <w:rPr>
+          <w:lang w:val="ru-RU"/>
+        </w:rPr>
+        <w:lastRenderedPageBreak/>
+        <w:t xml:space="preserve">На основе сформулированной модели разрабатывается программно-аппаратный комплекс (ПАК), реализующий указанные принципы с учётом практических ограничений. В реализации ПАК вводятся следующие упрощения. В качестве сенсорных узлов используются автономные устройства с аккумуляторным питанием, что упрощает развертывание, но накладывает ограничения на вычислительные ресурсы и энергопотребление. Передача данных от узлов к центральному серверу осуществляется по беспроводной сети </w:t>
+      </w:r>
+      <w:proofErr w:type="spellStart"/>
+      <w:r>
+        <w:rPr>
+          <w:lang w:val="ru-RU"/>
+        </w:rPr>
+        <w:t>Wi</w:t>
+      </w:r>
+      <w:proofErr w:type="spellEnd"/>
+      <w:r>
+        <w:rPr>
+          <w:lang w:val="ru-RU"/>
+        </w:rPr>
+        <w:t>-Fi, что отличается от идеализированной модели с проводным соединением и требует дополнительного учета нагрузки на канал связи и возможных задержек передачи.</w:t>
+      </w:r>
+    </w:p>
+    <w:p>
+      <w:pPr>
+        <w:rPr>
+          <w:lang w:val="ru-RU"/>
+        </w:rPr>
+      </w:pPr>
+      <w:r>
+        <w:rPr>
+          <w:lang w:val="ru-RU"/>
+        </w:rPr>
+        <w:t>Таким образом, сформулированная мультимодальная модель и соответствующие требования определяют основу для разработки ПАК, ориентированного на практическое применение в условиях кредитно-финансовых организаций при ограниченных ресурсах и необходимости быстрого развертывания.</w:t>
+      </w:r>
     </w:p>
     <w:p>
       <w:r>
@@ -12038,6 +12016,7 @@
           <w:lang w:val="ru-RU"/>
         </w:rPr>
       </w:pPr>
+      <w:bookmarkStart w:id="67" w:name="_Toc225707611"/>
       <w:r>
         <w:rPr>
           <w:lang w:val="ru-RU"/>
@@ -12057,38 +12036,47 @@
         </w:rPr>
         <w:t xml:space="preserve"> ТОЧЕК ДОСТУПА</w:t>
       </w:r>
+      <w:bookmarkEnd w:id="67"/>
     </w:p>
     <w:p>
       <w:pPr>
         <w:pStyle w:val="2"/>
       </w:pPr>
+      <w:bookmarkStart w:id="68" w:name="_Toc225707612"/>
       <w:r>
         <w:t>3.1. Разработка алгоритма обнаружения источников излучения.</w:t>
       </w:r>
+      <w:bookmarkEnd w:id="68"/>
     </w:p>
     <w:p>
       <w:pPr>
         <w:pStyle w:val="2"/>
       </w:pPr>
+      <w:bookmarkStart w:id="69" w:name="_Toc225707613"/>
       <w:r>
         <w:t>3.2. Разработка и реализация программно-аппаратного комплекса.</w:t>
       </w:r>
+      <w:bookmarkEnd w:id="69"/>
     </w:p>
     <w:p>
       <w:pPr>
         <w:pStyle w:val="2"/>
       </w:pPr>
+      <w:bookmarkStart w:id="70" w:name="_Toc225707614"/>
       <w:r>
         <w:t>3.3. Практические рекомендации и направления совершенствования.</w:t>
       </w:r>
+      <w:bookmarkEnd w:id="70"/>
     </w:p>
     <w:p>
       <w:pPr>
         <w:pStyle w:val="2"/>
       </w:pPr>
+      <w:bookmarkStart w:id="71" w:name="_Toc225707615"/>
       <w:r>
         <w:t>3.4. Экономическая и практическая эффективность.</w:t>
       </w:r>
+      <w:bookmarkEnd w:id="71"/>
     </w:p>
     <w:p>
       <w:r>
@@ -12104,7 +12092,7 @@
           <w:lang w:val="ru-RU"/>
         </w:rPr>
       </w:pPr>
-      <w:bookmarkStart w:id="74" w:name="_Toc223693837"/>
+      <w:bookmarkStart w:id="72" w:name="_Toc225707616"/>
       <w:r>
         <w:rPr>
           <w:lang w:val="ru-RU"/>
@@ -12112,7 +12100,7 @@
         <w:lastRenderedPageBreak/>
         <w:t>Библиографический список</w:t>
       </w:r>
-      <w:bookmarkEnd w:id="74"/>
+      <w:bookmarkEnd w:id="72"/>
     </w:p>
     <w:p>
       <w:pPr>
@@ -12155,65 +12143,35 @@
         <w:rPr>
           <w:lang w:val="en-US"/>
         </w:rPr>
+        <w:t xml:space="preserve"> (</w:t>
+      </w:r>
+      <w:proofErr w:type="spellStart"/>
+      <w:r>
+        <w:rPr>
+          <w:lang w:val="en-US"/>
+        </w:rPr>
+        <w:t>дата</w:t>
+      </w:r>
+      <w:proofErr w:type="spellEnd"/>
+      <w:r>
+        <w:rPr>
+          <w:lang w:val="en-US"/>
+        </w:rPr>
         <w:t xml:space="preserve"> </w:t>
       </w:r>
+      <w:proofErr w:type="spellStart"/>
       <w:r>
         <w:rPr>
           <w:lang w:val="en-US"/>
         </w:rPr>
-        <w:t>(</w:t>
-      </w:r>
-      <w:proofErr w:type="spellStart"/>
+        <w:t>обращения</w:t>
+      </w:r>
+      <w:proofErr w:type="spellEnd"/>
       <w:r>
         <w:rPr>
           <w:lang w:val="en-US"/>
         </w:rPr>
-        <w:t>дата</w:t>
-      </w:r>
-      <w:proofErr w:type="spellEnd"/>
-      <w:r>
-        <w:rPr>
-          <w:lang w:val="en-US"/>
-        </w:rPr>
-        <w:t xml:space="preserve"> </w:t>
-      </w:r>
-      <w:proofErr w:type="spellStart"/>
-      <w:r>
-        <w:rPr>
-          <w:lang w:val="en-US"/>
-        </w:rPr>
-        <w:t>обращения</w:t>
-      </w:r>
-      <w:proofErr w:type="spellEnd"/>
-      <w:r>
-        <w:rPr>
-          <w:lang w:val="en-US"/>
-        </w:rPr>
-        <w:t>: 06.</w:t>
-      </w:r>
-      <w:r>
-        <w:rPr>
-          <w:lang w:val="en-US"/>
-        </w:rPr>
-        <w:t>11</w:t>
-      </w:r>
-      <w:r>
-        <w:rPr>
-          <w:lang w:val="en-US"/>
-        </w:rPr>
-        <w:t>.202</w:t>
-      </w:r>
-      <w:r>
-        <w:rPr>
-          <w:lang w:val="en-US"/>
-        </w:rPr>
-        <w:t>5</w:t>
-      </w:r>
-      <w:r>
-        <w:rPr>
-          <w:lang w:val="en-US"/>
-        </w:rPr>
-        <w:t>).</w:t>
+        <w:t>: 06.11.2025).</w:t>
       </w:r>
     </w:p>
     <w:p>
@@ -12262,15 +12220,7 @@
         <w:ind w:left="0" w:firstLine="709"/>
       </w:pPr>
       <w:r>
-        <w:t xml:space="preserve">Щекотов М.С. Анализ подходов к позиционированию внутри помещений с использованием </w:t>
-      </w:r>
-      <w:proofErr w:type="spellStart"/>
-      <w:r>
-        <w:t>трилатерации</w:t>
-      </w:r>
-      <w:proofErr w:type="spellEnd"/>
-      <w:r>
-        <w:t xml:space="preserve"> сигналов </w:t>
+        <w:t xml:space="preserve">Щекотов М.С. Анализ подходов к позиционированию внутри помещений с использованием трилатерации сигналов </w:t>
       </w:r>
       <w:proofErr w:type="spellStart"/>
       <w:r>
@@ -12936,14 +12886,14 @@
           <w:lang w:val="en-US"/>
         </w:rPr>
       </w:pPr>
-      <w:bookmarkStart w:id="75" w:name="_ifd80t13ort0" w:colFirst="0" w:colLast="0"/>
-      <w:bookmarkStart w:id="76" w:name="_cuf29yvm7yan" w:colFirst="0" w:colLast="0"/>
-      <w:bookmarkStart w:id="77" w:name="_mjzvxqpzono9" w:colFirst="0" w:colLast="0"/>
-      <w:bookmarkStart w:id="78" w:name="_1wdkpl2at4v1" w:colFirst="0" w:colLast="0"/>
+      <w:bookmarkStart w:id="73" w:name="_ifd80t13ort0" w:colFirst="0" w:colLast="0"/>
+      <w:bookmarkStart w:id="74" w:name="_cuf29yvm7yan" w:colFirst="0" w:colLast="0"/>
+      <w:bookmarkStart w:id="75" w:name="_mjzvxqpzono9" w:colFirst="0" w:colLast="0"/>
+      <w:bookmarkStart w:id="76" w:name="_1wdkpl2at4v1" w:colFirst="0" w:colLast="0"/>
+      <w:bookmarkEnd w:id="73"/>
+      <w:bookmarkEnd w:id="74"/>
       <w:bookmarkEnd w:id="75"/>
       <w:bookmarkEnd w:id="76"/>
-      <w:bookmarkEnd w:id="77"/>
-      <w:bookmarkEnd w:id="78"/>
       <w:r>
         <w:rPr>
           <w:lang w:val="en-US"/>

--- a/ВырКырКыр.docx
+++ b/ВырКырКыр.docx
@@ -7,7 +7,7 @@
         <w:pStyle w:val="Normal"/>
         <w:numPr>
           <w:ilvl w:val="0"/>
-          <w:numId w:val="12"/>
+          <w:numId w:val="8"/>
         </w:numPr>
         <w:rPr/>
       </w:pPr>
@@ -21,7 +21,7 @@
         <w:pStyle w:val="Normal"/>
         <w:numPr>
           <w:ilvl w:val="1"/>
-          <w:numId w:val="12"/>
+          <w:numId w:val="8"/>
         </w:numPr>
         <w:rPr/>
       </w:pPr>
@@ -35,7 +35,7 @@
         <w:pStyle w:val="Normal"/>
         <w:numPr>
           <w:ilvl w:val="1"/>
-          <w:numId w:val="12"/>
+          <w:numId w:val="8"/>
         </w:numPr>
         <w:rPr/>
       </w:pPr>
@@ -49,7 +49,7 @@
         <w:pStyle w:val="Normal"/>
         <w:numPr>
           <w:ilvl w:val="1"/>
-          <w:numId w:val="12"/>
+          <w:numId w:val="8"/>
         </w:numPr>
         <w:rPr/>
       </w:pPr>
@@ -63,7 +63,7 @@
         <w:pStyle w:val="Normal"/>
         <w:numPr>
           <w:ilvl w:val="1"/>
-          <w:numId w:val="12"/>
+          <w:numId w:val="8"/>
         </w:numPr>
         <w:rPr/>
       </w:pPr>
@@ -77,7 +77,7 @@
         <w:pStyle w:val="Normal"/>
         <w:numPr>
           <w:ilvl w:val="1"/>
-          <w:numId w:val="12"/>
+          <w:numId w:val="8"/>
         </w:numPr>
         <w:rPr/>
       </w:pPr>
@@ -91,7 +91,7 @@
         <w:pStyle w:val="Normal"/>
         <w:numPr>
           <w:ilvl w:val="1"/>
-          <w:numId w:val="12"/>
+          <w:numId w:val="8"/>
         </w:numPr>
         <w:rPr/>
       </w:pPr>
@@ -105,7 +105,7 @@
         <w:pStyle w:val="Normal"/>
         <w:numPr>
           <w:ilvl w:val="1"/>
-          <w:numId w:val="12"/>
+          <w:numId w:val="8"/>
         </w:numPr>
         <w:rPr/>
       </w:pPr>
@@ -119,7 +119,7 @@
         <w:pStyle w:val="Normal"/>
         <w:numPr>
           <w:ilvl w:val="1"/>
-          <w:numId w:val="12"/>
+          <w:numId w:val="8"/>
         </w:numPr>
         <w:rPr/>
       </w:pPr>
@@ -133,7 +133,7 @@
         <w:pStyle w:val="Normal"/>
         <w:numPr>
           <w:ilvl w:val="1"/>
-          <w:numId w:val="12"/>
+          <w:numId w:val="8"/>
         </w:numPr>
         <w:rPr/>
       </w:pPr>
@@ -147,7 +147,7 @@
         <w:pStyle w:val="Normal"/>
         <w:numPr>
           <w:ilvl w:val="1"/>
-          <w:numId w:val="12"/>
+          <w:numId w:val="8"/>
         </w:numPr>
         <w:rPr/>
       </w:pPr>
@@ -219,7 +219,7 @@
           <w:pPr>
             <w:pStyle w:val="TOC1"/>
             <w:tabs>
-              <w:tab w:val="clear" w:pos="720"/>
+              <w:tab w:val="clear" w:pos="709"/>
               <w:tab w:val="right" w:pos="9622" w:leader="dot"/>
             </w:tabs>
             <w:rPr>
@@ -236,6 +236,7 @@
             <w:rPr>
               <w:webHidden/>
               <w:rStyle w:val="IndexLink"/>
+              <w:vanish w:val="false"/>
             </w:rPr>
             <w:instrText xml:space="preserve"> TOC \z \o "1-3" \u \h</w:instrText>
           </w:r>
@@ -243,6 +244,7 @@
             <w:rPr>
               <w:webHidden/>
               <w:rStyle w:val="IndexLink"/>
+              <w:vanish w:val="false"/>
             </w:rPr>
             <w:fldChar w:fldCharType="separate"/>
           </w:r>
@@ -251,6 +253,7 @@
               <w:rPr>
                 <w:webHidden/>
                 <w:rStyle w:val="IndexLink"/>
+                <w:vanish w:val="false"/>
               </w:rPr>
               <w:t>СОДЕРЖАНИЕ</w:t>
             </w:r>
@@ -292,7 +295,7 @@
           <w:pPr>
             <w:pStyle w:val="TOC1"/>
             <w:tabs>
-              <w:tab w:val="clear" w:pos="720"/>
+              <w:tab w:val="clear" w:pos="709"/>
               <w:tab w:val="right" w:pos="9622" w:leader="dot"/>
             </w:tabs>
             <w:rPr>
@@ -306,13 +309,6 @@
             <w:r>
               <w:rPr>
                 <w:webHidden/>
-                <w:rStyle w:val="IndexLink"/>
-              </w:rPr>
-              <w:t>ВВЕДЕНИЕ</w:t>
-            </w:r>
-            <w:r>
-              <w:rPr>
-                <w:webHidden/>
               </w:rPr>
               <w:fldChar w:fldCharType="begin"/>
             </w:r>
@@ -330,9 +326,11 @@
             </w:r>
             <w:r>
               <w:rPr>
+                <w:webHidden/>
                 <w:rStyle w:val="IndexLink"/>
                 <w:vanish w:val="false"/>
               </w:rPr>
+              <w:t>ВВЕДЕНИЕ</w:t>
               <w:tab/>
               <w:t>5</w:t>
             </w:r>
@@ -348,7 +346,7 @@
           <w:pPr>
             <w:pStyle w:val="TOC1"/>
             <w:tabs>
-              <w:tab w:val="clear" w:pos="720"/>
+              <w:tab w:val="clear" w:pos="709"/>
               <w:tab w:val="right" w:pos="9622" w:leader="dot"/>
             </w:tabs>
             <w:rPr>
@@ -362,13 +360,6 @@
             <w:r>
               <w:rPr>
                 <w:webHidden/>
-                <w:rStyle w:val="IndexLink"/>
-              </w:rPr>
-              <w:t>СПИСОК ТЕРМИНОВ И ОПРЕДЕЛЕНИЙ</w:t>
-            </w:r>
-            <w:r>
-              <w:rPr>
-                <w:webHidden/>
               </w:rPr>
               <w:fldChar w:fldCharType="begin"/>
             </w:r>
@@ -386,9 +377,11 @@
             </w:r>
             <w:r>
               <w:rPr>
+                <w:webHidden/>
                 <w:rStyle w:val="IndexLink"/>
                 <w:vanish w:val="false"/>
               </w:rPr>
+              <w:t>СПИСОК ТЕРМИНОВ И ОПРЕДЕЛЕНИЙ</w:t>
               <w:tab/>
               <w:t>8</w:t>
             </w:r>
@@ -404,7 +397,7 @@
           <w:pPr>
             <w:pStyle w:val="TOC1"/>
             <w:tabs>
-              <w:tab w:val="clear" w:pos="720"/>
+              <w:tab w:val="clear" w:pos="709"/>
               <w:tab w:val="right" w:pos="9622" w:leader="dot"/>
             </w:tabs>
             <w:rPr>
@@ -418,13 +411,6 @@
             <w:r>
               <w:rPr>
                 <w:webHidden/>
-                <w:rStyle w:val="IndexLink"/>
-              </w:rPr>
-              <w:t>ГЛАВА 1. ТЕОРЕТИЧЕСКИЕ ОСНОВЫ ОБНАРУЖЕНИЯ БЕСПРОВОДНЫХ ИСТОЧНИКОВ ИЗЛУЧЕНИЯ</w:t>
-            </w:r>
-            <w:r>
-              <w:rPr>
-                <w:webHidden/>
               </w:rPr>
               <w:fldChar w:fldCharType="begin"/>
             </w:r>
@@ -442,9 +428,11 @@
             </w:r>
             <w:r>
               <w:rPr>
+                <w:webHidden/>
                 <w:rStyle w:val="IndexLink"/>
                 <w:vanish w:val="false"/>
               </w:rPr>
+              <w:t>ГЛАВА 1. ТЕОРЕТИЧЕСКИЕ ОСНОВЫ ОБНАРУЖЕНИЯ БЕСПРОВОДНЫХ ИСТОЧНИКОВ ИЗЛУЧЕНИЯ</w:t>
               <w:tab/>
               <w:t>11</w:t>
             </w:r>
@@ -460,7 +448,7 @@
           <w:pPr>
             <w:pStyle w:val="TOC2"/>
             <w:tabs>
-              <w:tab w:val="clear" w:pos="720"/>
+              <w:tab w:val="clear" w:pos="709"/>
               <w:tab w:val="right" w:pos="9622" w:leader="dot"/>
             </w:tabs>
             <w:rPr>
@@ -474,13 +462,6 @@
             <w:r>
               <w:rPr>
                 <w:webHidden/>
-                <w:rStyle w:val="IndexLink"/>
-              </w:rPr>
-              <w:t>1.1 Основные принципы функционирования беспроводных сетей Wi-Fi</w:t>
-            </w:r>
-            <w:r>
-              <w:rPr>
-                <w:webHidden/>
               </w:rPr>
               <w:fldChar w:fldCharType="begin"/>
             </w:r>
@@ -498,9 +479,11 @@
             </w:r>
             <w:r>
               <w:rPr>
+                <w:webHidden/>
                 <w:rStyle w:val="IndexLink"/>
                 <w:vanish w:val="false"/>
               </w:rPr>
+              <w:t>1.1 Основные принципы функционирования беспроводных сетей Wi-Fi</w:t>
               <w:tab/>
               <w:t>11</w:t>
             </w:r>
@@ -516,7 +499,7 @@
           <w:pPr>
             <w:pStyle w:val="TOC3"/>
             <w:tabs>
-              <w:tab w:val="clear" w:pos="720"/>
+              <w:tab w:val="clear" w:pos="709"/>
               <w:tab w:val="right" w:pos="9622" w:leader="dot"/>
             </w:tabs>
             <w:rPr>
@@ -530,13 +513,6 @@
             <w:r>
               <w:rPr>
                 <w:webHidden/>
-                <w:rStyle w:val="IndexLink"/>
-              </w:rPr>
-              <w:t>1.1.1 Введение в принципы Wi-Fi и задачи обнаружения</w:t>
-            </w:r>
-            <w:r>
-              <w:rPr>
-                <w:webHidden/>
               </w:rPr>
               <w:fldChar w:fldCharType="begin"/>
             </w:r>
@@ -554,9 +530,11 @@
             </w:r>
             <w:r>
               <w:rPr>
+                <w:webHidden/>
                 <w:rStyle w:val="IndexLink"/>
                 <w:vanish w:val="false"/>
               </w:rPr>
+              <w:t>1.1.1 Введение в принципы Wi-Fi и задачи обнаружения</w:t>
               <w:tab/>
               <w:t>11</w:t>
             </w:r>
@@ -572,7 +550,7 @@
           <w:pPr>
             <w:pStyle w:val="TOC3"/>
             <w:tabs>
-              <w:tab w:val="clear" w:pos="720"/>
+              <w:tab w:val="clear" w:pos="709"/>
               <w:tab w:val="right" w:pos="9622" w:leader="dot"/>
             </w:tabs>
             <w:rPr>
@@ -586,13 +564,6 @@
             <w:r>
               <w:rPr>
                 <w:webHidden/>
-                <w:rStyle w:val="IndexLink"/>
-              </w:rPr>
-              <w:t>1.1.2 Кадры Wi-Fi и режимы работы</w:t>
-            </w:r>
-            <w:r>
-              <w:rPr>
-                <w:webHidden/>
               </w:rPr>
               <w:fldChar w:fldCharType="begin"/>
             </w:r>
@@ -610,9 +581,11 @@
             </w:r>
             <w:r>
               <w:rPr>
+                <w:webHidden/>
                 <w:rStyle w:val="IndexLink"/>
                 <w:vanish w:val="false"/>
               </w:rPr>
+              <w:t>1.1.2 Кадры Wi-Fi и режимы работы</w:t>
               <w:tab/>
               <w:t>13</w:t>
             </w:r>
@@ -628,7 +601,7 @@
           <w:pPr>
             <w:pStyle w:val="TOC3"/>
             <w:tabs>
-              <w:tab w:val="clear" w:pos="720"/>
+              <w:tab w:val="clear" w:pos="709"/>
               <w:tab w:val="right" w:pos="9622" w:leader="dot"/>
             </w:tabs>
             <w:rPr>
@@ -642,13 +615,6 @@
             <w:r>
               <w:rPr>
                 <w:webHidden/>
-                <w:rStyle w:val="IndexLink"/>
-              </w:rPr>
-              <w:t>1.1.3 Ограничения и ключевые параметры</w:t>
-            </w:r>
-            <w:r>
-              <w:rPr>
-                <w:webHidden/>
               </w:rPr>
               <w:fldChar w:fldCharType="begin"/>
             </w:r>
@@ -666,9 +632,11 @@
             </w:r>
             <w:r>
               <w:rPr>
+                <w:webHidden/>
                 <w:rStyle w:val="IndexLink"/>
                 <w:vanish w:val="false"/>
               </w:rPr>
+              <w:t>1.1.3 Ограничения и ключевые параметры</w:t>
               <w:tab/>
               <w:t>14</w:t>
             </w:r>
@@ -684,7 +652,7 @@
           <w:pPr>
             <w:pStyle w:val="TOC2"/>
             <w:tabs>
-              <w:tab w:val="clear" w:pos="720"/>
+              <w:tab w:val="clear" w:pos="709"/>
               <w:tab w:val="right" w:pos="9622" w:leader="dot"/>
             </w:tabs>
             <w:rPr>
@@ -698,13 +666,6 @@
             <w:r>
               <w:rPr>
                 <w:webHidden/>
-                <w:rStyle w:val="IndexLink"/>
-              </w:rPr>
-              <w:t>1.2 Классификация источников радиосигналов и характеристика параметров Wi-Fi точек доступа</w:t>
-            </w:r>
-            <w:r>
-              <w:rPr>
-                <w:webHidden/>
               </w:rPr>
               <w:fldChar w:fldCharType="begin"/>
             </w:r>
@@ -722,9 +683,11 @@
             </w:r>
             <w:r>
               <w:rPr>
+                <w:webHidden/>
                 <w:rStyle w:val="IndexLink"/>
                 <w:vanish w:val="false"/>
               </w:rPr>
+              <w:t>1.2 Классификация источников радиосигналов и характеристика параметров Wi-Fi точек доступа</w:t>
               <w:tab/>
               <w:t>16</w:t>
             </w:r>
@@ -740,7 +703,7 @@
           <w:pPr>
             <w:pStyle w:val="TOC3"/>
             <w:tabs>
-              <w:tab w:val="clear" w:pos="720"/>
+              <w:tab w:val="clear" w:pos="709"/>
               <w:tab w:val="right" w:pos="9622" w:leader="dot"/>
             </w:tabs>
             <w:rPr>
@@ -754,13 +717,6 @@
             <w:r>
               <w:rPr>
                 <w:webHidden/>
-                <w:rStyle w:val="IndexLink"/>
-              </w:rPr>
-              <w:t>1.2.1 Классификация по типу устройства</w:t>
-            </w:r>
-            <w:r>
-              <w:rPr>
-                <w:webHidden/>
               </w:rPr>
               <w:fldChar w:fldCharType="begin"/>
             </w:r>
@@ -778,9 +734,11 @@
             </w:r>
             <w:r>
               <w:rPr>
+                <w:webHidden/>
                 <w:rStyle w:val="IndexLink"/>
                 <w:vanish w:val="false"/>
               </w:rPr>
+              <w:t>1.2.1 Классификация по типу устройства</w:t>
               <w:tab/>
               <w:t>16</w:t>
             </w:r>
@@ -796,7 +754,7 @@
           <w:pPr>
             <w:pStyle w:val="TOC3"/>
             <w:tabs>
-              <w:tab w:val="clear" w:pos="720"/>
+              <w:tab w:val="clear" w:pos="709"/>
               <w:tab w:val="right" w:pos="9622" w:leader="dot"/>
             </w:tabs>
             <w:rPr>
@@ -810,13 +768,6 @@
             <w:r>
               <w:rPr>
                 <w:webHidden/>
-                <w:rStyle w:val="IndexLink"/>
-              </w:rPr>
-              <w:t>1.2.2 Классификация по статусу в сети</w:t>
-            </w:r>
-            <w:r>
-              <w:rPr>
-                <w:webHidden/>
               </w:rPr>
               <w:fldChar w:fldCharType="begin"/>
             </w:r>
@@ -834,9 +785,11 @@
             </w:r>
             <w:r>
               <w:rPr>
+                <w:webHidden/>
                 <w:rStyle w:val="IndexLink"/>
                 <w:vanish w:val="false"/>
               </w:rPr>
+              <w:t>1.2.2 Классификация по статусу в сети</w:t>
               <w:tab/>
               <w:t>17</w:t>
             </w:r>
@@ -852,7 +805,7 @@
           <w:pPr>
             <w:pStyle w:val="TOC3"/>
             <w:tabs>
-              <w:tab w:val="clear" w:pos="720"/>
+              <w:tab w:val="clear" w:pos="709"/>
               <w:tab w:val="right" w:pos="9622" w:leader="dot"/>
             </w:tabs>
             <w:rPr>
@@ -866,13 +819,6 @@
             <w:r>
               <w:rPr>
                 <w:webHidden/>
-                <w:rStyle w:val="IndexLink"/>
-              </w:rPr>
-              <w:t>1.2.3 Классификация по активности и способу передачи</w:t>
-            </w:r>
-            <w:r>
-              <w:rPr>
-                <w:webHidden/>
               </w:rPr>
               <w:fldChar w:fldCharType="begin"/>
             </w:r>
@@ -890,9 +836,11 @@
             </w:r>
             <w:r>
               <w:rPr>
+                <w:webHidden/>
                 <w:rStyle w:val="IndexLink"/>
                 <w:vanish w:val="false"/>
               </w:rPr>
+              <w:t>1.2.3 Классификация по активности и способу передачи</w:t>
               <w:tab/>
               <w:t>18</w:t>
             </w:r>
@@ -908,7 +856,7 @@
           <w:pPr>
             <w:pStyle w:val="TOC3"/>
             <w:tabs>
-              <w:tab w:val="clear" w:pos="720"/>
+              <w:tab w:val="clear" w:pos="709"/>
               <w:tab w:val="right" w:pos="9622" w:leader="dot"/>
             </w:tabs>
             <w:rPr>
@@ -922,13 +870,6 @@
             <w:r>
               <w:rPr>
                 <w:webHidden/>
-                <w:rStyle w:val="IndexLink"/>
-              </w:rPr>
-              <w:t>1.2.4 Классификация по радиофизическим характеристикам</w:t>
-            </w:r>
-            <w:r>
-              <w:rPr>
-                <w:webHidden/>
               </w:rPr>
               <w:fldChar w:fldCharType="begin"/>
             </w:r>
@@ -946,9 +887,11 @@
             </w:r>
             <w:r>
               <w:rPr>
+                <w:webHidden/>
                 <w:rStyle w:val="IndexLink"/>
                 <w:vanish w:val="false"/>
               </w:rPr>
+              <w:t>1.2.4 Классификация по радиофизическим характеристикам</w:t>
               <w:tab/>
               <w:t>18</w:t>
             </w:r>
@@ -964,7 +907,7 @@
           <w:pPr>
             <w:pStyle w:val="TOC2"/>
             <w:tabs>
-              <w:tab w:val="clear" w:pos="720"/>
+              <w:tab w:val="clear" w:pos="709"/>
               <w:tab w:val="right" w:pos="9622" w:leader="dot"/>
             </w:tabs>
             <w:rPr>
@@ -978,13 +921,6 @@
             <w:r>
               <w:rPr>
                 <w:webHidden/>
-                <w:rStyle w:val="IndexLink"/>
-              </w:rPr>
-              <w:t>1.3 Методы и подходы к обнаружению и идентификации источников излучения</w:t>
-            </w:r>
-            <w:r>
-              <w:rPr>
-                <w:webHidden/>
               </w:rPr>
               <w:fldChar w:fldCharType="begin"/>
             </w:r>
@@ -1002,9 +938,11 @@
             </w:r>
             <w:r>
               <w:rPr>
+                <w:webHidden/>
                 <w:rStyle w:val="IndexLink"/>
                 <w:vanish w:val="false"/>
               </w:rPr>
+              <w:t>1.3 Методы и подходы к обнаружению и идентификации источников излучения</w:t>
               <w:tab/>
               <w:t>19</w:t>
             </w:r>
@@ -1020,7 +958,7 @@
           <w:pPr>
             <w:pStyle w:val="TOC3"/>
             <w:tabs>
-              <w:tab w:val="clear" w:pos="720"/>
+              <w:tab w:val="clear" w:pos="709"/>
               <w:tab w:val="right" w:pos="9622" w:leader="dot"/>
             </w:tabs>
             <w:rPr>
@@ -1035,6 +973,7 @@
               <w:rPr>
                 <w:webHidden/>
                 <w:rStyle w:val="IndexLink"/>
+                <w:vanish w:val="false"/>
               </w:rPr>
               <w:t xml:space="preserve">1.3.1 </w:t>
             </w:r>
@@ -1102,7 +1041,7 @@
           <w:pPr>
             <w:pStyle w:val="TOC3"/>
             <w:tabs>
-              <w:tab w:val="clear" w:pos="720"/>
+              <w:tab w:val="clear" w:pos="709"/>
               <w:tab w:val="right" w:pos="9622" w:leader="dot"/>
             </w:tabs>
             <w:rPr>
@@ -1117,6 +1056,7 @@
               <w:rPr>
                 <w:webHidden/>
                 <w:rStyle w:val="IndexLink"/>
+                <w:vanish w:val="false"/>
               </w:rPr>
               <w:t xml:space="preserve">1.3.2 </w:t>
             </w:r>
@@ -1165,7 +1105,7 @@
           <w:pPr>
             <w:pStyle w:val="TOC3"/>
             <w:tabs>
-              <w:tab w:val="clear" w:pos="720"/>
+              <w:tab w:val="clear" w:pos="709"/>
               <w:tab w:val="right" w:pos="9622" w:leader="dot"/>
             </w:tabs>
             <w:rPr>
@@ -1180,6 +1120,7 @@
               <w:rPr>
                 <w:webHidden/>
                 <w:rStyle w:val="IndexLink"/>
+                <w:vanish w:val="false"/>
               </w:rPr>
               <w:t>1.3.</w:t>
             </w:r>
@@ -1247,7 +1188,7 @@
           <w:pPr>
             <w:pStyle w:val="TOC1"/>
             <w:tabs>
-              <w:tab w:val="clear" w:pos="720"/>
+              <w:tab w:val="clear" w:pos="709"/>
               <w:tab w:val="right" w:pos="9622" w:leader="dot"/>
             </w:tabs>
             <w:rPr>
@@ -1261,13 +1202,6 @@
             <w:r>
               <w:rPr>
                 <w:webHidden/>
-                <w:rStyle w:val="IndexLink"/>
-              </w:rPr>
-              <w:t>ГЛАВА 2. АНАЛИЗ СУЩЕСТВУЮЩИХ ПОДХОДОВ К ОБЕСПЕЧЕНИЮ БЕЗОПАСНОСТИ WI-FI СЕТЕЙ В КРЕДИТНО-ФИНАНСОВЫХ ОРГАНИЗАЦИЯХ</w:t>
-            </w:r>
-            <w:r>
-              <w:rPr>
-                <w:webHidden/>
               </w:rPr>
               <w:fldChar w:fldCharType="begin"/>
             </w:r>
@@ -1285,9 +1219,11 @@
             </w:r>
             <w:r>
               <w:rPr>
+                <w:webHidden/>
                 <w:rStyle w:val="IndexLink"/>
                 <w:vanish w:val="false"/>
               </w:rPr>
+              <w:t>ГЛАВА 2. АНАЛИЗ СУЩЕСТВУЮЩИХ ПОДХОДОВ К ОБЕСПЕЧЕНИЮ БЕЗОПАСНОСТИ WI-FI СЕТЕЙ В КРЕДИТНО-ФИНАНСОВЫХ ОРГАНИЗАЦИЯХ</w:t>
               <w:tab/>
               <w:t>27</w:t>
             </w:r>
@@ -1303,7 +1239,7 @@
           <w:pPr>
             <w:pStyle w:val="TOC2"/>
             <w:tabs>
-              <w:tab w:val="clear" w:pos="720"/>
+              <w:tab w:val="clear" w:pos="709"/>
               <w:tab w:val="right" w:pos="9622" w:leader="dot"/>
             </w:tabs>
             <w:rPr>
@@ -1317,13 +1253,6 @@
             <w:r>
               <w:rPr>
                 <w:webHidden/>
-                <w:rStyle w:val="IndexLink"/>
-              </w:rPr>
-              <w:t>2.1. Угрозы, связанные с использованием незарегистрированных Wi-Fi точек доступа.</w:t>
-            </w:r>
-            <w:r>
-              <w:rPr>
-                <w:webHidden/>
               </w:rPr>
               <w:fldChar w:fldCharType="begin"/>
             </w:r>
@@ -1341,9 +1270,11 @@
             </w:r>
             <w:r>
               <w:rPr>
+                <w:webHidden/>
                 <w:rStyle w:val="IndexLink"/>
                 <w:vanish w:val="false"/>
               </w:rPr>
+              <w:t>2.1. Угрозы, связанные с использованием незарегистрированных Wi-Fi точек доступа.</w:t>
               <w:tab/>
               <w:t>27</w:t>
             </w:r>
@@ -1359,7 +1290,7 @@
           <w:pPr>
             <w:pStyle w:val="TOC3"/>
             <w:tabs>
-              <w:tab w:val="clear" w:pos="720"/>
+              <w:tab w:val="clear" w:pos="709"/>
               <w:tab w:val="right" w:pos="9622" w:leader="dot"/>
             </w:tabs>
             <w:rPr>
@@ -1373,13 +1304,6 @@
             <w:r>
               <w:rPr>
                 <w:webHidden/>
-                <w:rStyle w:val="IndexLink"/>
-              </w:rPr>
-              <w:t>2.1.1 Типы незарегистрированных точек доступа и их роль в формировании угроз безопасности</w:t>
-            </w:r>
-            <w:r>
-              <w:rPr>
-                <w:webHidden/>
               </w:rPr>
               <w:fldChar w:fldCharType="begin"/>
             </w:r>
@@ -1397,9 +1321,11 @@
             </w:r>
             <w:r>
               <w:rPr>
+                <w:webHidden/>
                 <w:rStyle w:val="IndexLink"/>
                 <w:vanish w:val="false"/>
               </w:rPr>
+              <w:t>2.1.1 Типы незарегистрированных точек доступа и их роль в формировании угроз безопасности</w:t>
               <w:tab/>
               <w:t>27</w:t>
             </w:r>
@@ -1415,7 +1341,7 @@
           <w:pPr>
             <w:pStyle w:val="TOC3"/>
             <w:tabs>
-              <w:tab w:val="clear" w:pos="720"/>
+              <w:tab w:val="clear" w:pos="709"/>
               <w:tab w:val="right" w:pos="9622" w:leader="dot"/>
             </w:tabs>
             <w:rPr>
@@ -1429,13 +1355,6 @@
             <w:r>
               <w:rPr>
                 <w:webHidden/>
-                <w:rStyle w:val="IndexLink"/>
-              </w:rPr>
-              <w:t>2.1.2. Механизмы реализации атак и особенности обхода традиционных средств защиты</w:t>
-            </w:r>
-            <w:r>
-              <w:rPr>
-                <w:webHidden/>
               </w:rPr>
               <w:fldChar w:fldCharType="begin"/>
             </w:r>
@@ -1453,9 +1372,11 @@
             </w:r>
             <w:r>
               <w:rPr>
+                <w:webHidden/>
                 <w:rStyle w:val="IndexLink"/>
                 <w:vanish w:val="false"/>
               </w:rPr>
+              <w:t>2.1.2. Механизмы реализации атак и особенности обхода традиционных средств защиты</w:t>
               <w:tab/>
               <w:t>29</w:t>
             </w:r>
@@ -1471,7 +1392,7 @@
           <w:pPr>
             <w:pStyle w:val="TOC3"/>
             <w:tabs>
-              <w:tab w:val="clear" w:pos="720"/>
+              <w:tab w:val="clear" w:pos="709"/>
               <w:tab w:val="right" w:pos="9622" w:leader="dot"/>
             </w:tabs>
             <w:rPr>
@@ -1485,13 +1406,6 @@
             <w:r>
               <w:rPr>
                 <w:webHidden/>
-                <w:rStyle w:val="IndexLink"/>
-              </w:rPr>
-              <w:t>2.1.3. Угроза утечки информации и роль человеческого фактора в формировании незарегистрированных беспроводных каналов</w:t>
-            </w:r>
-            <w:r>
-              <w:rPr>
-                <w:webHidden/>
               </w:rPr>
               <w:fldChar w:fldCharType="begin"/>
             </w:r>
@@ -1509,9 +1423,11 @@
             </w:r>
             <w:r>
               <w:rPr>
+                <w:webHidden/>
                 <w:rStyle w:val="IndexLink"/>
                 <w:vanish w:val="false"/>
               </w:rPr>
+              <w:t>2.1.3. Угроза утечки информации и роль человеческого фактора в формировании незарегистрированных беспроводных каналов</w:t>
               <w:tab/>
               <w:t>31</w:t>
             </w:r>
@@ -1527,7 +1443,7 @@
           <w:pPr>
             <w:pStyle w:val="TOC2"/>
             <w:tabs>
-              <w:tab w:val="clear" w:pos="720"/>
+              <w:tab w:val="clear" w:pos="709"/>
               <w:tab w:val="right" w:pos="9622" w:leader="dot"/>
             </w:tabs>
             <w:rPr>
@@ -1541,13 +1457,6 @@
             <w:r>
               <w:rPr>
                 <w:webHidden/>
-                <w:rStyle w:val="IndexLink"/>
-              </w:rPr>
-              <w:t>2.2. Обзор существующих решений для обнаружения несанкционированных беспроводных устройств</w:t>
-            </w:r>
-            <w:r>
-              <w:rPr>
-                <w:webHidden/>
               </w:rPr>
               <w:fldChar w:fldCharType="begin"/>
             </w:r>
@@ -1565,9 +1474,11 @@
             </w:r>
             <w:r>
               <w:rPr>
+                <w:webHidden/>
                 <w:rStyle w:val="IndexLink"/>
                 <w:vanish w:val="false"/>
               </w:rPr>
+              <w:t>2.2. Обзор существующих решений для обнаружения несанкционированных беспроводных устройств</w:t>
               <w:tab/>
               <w:t>33</w:t>
             </w:r>
@@ -1583,7 +1494,7 @@
           <w:pPr>
             <w:pStyle w:val="TOC3"/>
             <w:tabs>
-              <w:tab w:val="clear" w:pos="720"/>
+              <w:tab w:val="clear" w:pos="709"/>
               <w:tab w:val="right" w:pos="9622" w:leader="dot"/>
             </w:tabs>
             <w:rPr>
@@ -1597,13 +1508,6 @@
             <w:r>
               <w:rPr>
                 <w:webHidden/>
-                <w:rStyle w:val="IndexLink"/>
-              </w:rPr>
-              <w:t>2.2.1. Системы WIDS и WIPS: принципы настройки, развертывания и функционирования</w:t>
-            </w:r>
-            <w:r>
-              <w:rPr>
-                <w:webHidden/>
               </w:rPr>
               <w:fldChar w:fldCharType="begin"/>
             </w:r>
@@ -1621,9 +1525,11 @@
             </w:r>
             <w:r>
               <w:rPr>
+                <w:webHidden/>
                 <w:rStyle w:val="IndexLink"/>
                 <w:vanish w:val="false"/>
               </w:rPr>
+              <w:t>2.2.1. Системы WIDS и WIPS: принципы настройки, развертывания и функционирования</w:t>
               <w:tab/>
               <w:t>33</w:t>
             </w:r>
@@ -1639,7 +1545,7 @@
           <w:pPr>
             <w:pStyle w:val="TOC3"/>
             <w:tabs>
-              <w:tab w:val="clear" w:pos="720"/>
+              <w:tab w:val="clear" w:pos="709"/>
               <w:tab w:val="right" w:pos="9622" w:leader="dot"/>
             </w:tabs>
             <w:rPr>
@@ -1653,13 +1559,6 @@
             <w:r>
               <w:rPr>
                 <w:webHidden/>
-                <w:rStyle w:val="IndexLink"/>
-              </w:rPr>
-              <w:t>2.2.2 Российские решения класса WIDS/WIPS для обнаружения несанкционированных беспроводных устройств</w:t>
-            </w:r>
-            <w:r>
-              <w:rPr>
-                <w:webHidden/>
               </w:rPr>
               <w:fldChar w:fldCharType="begin"/>
             </w:r>
@@ -1677,9 +1576,11 @@
             </w:r>
             <w:r>
               <w:rPr>
+                <w:webHidden/>
                 <w:rStyle w:val="IndexLink"/>
                 <w:vanish w:val="false"/>
               </w:rPr>
+              <w:t>2.2.2 Российские решения класса WIDS/WIPS для обнаружения несанкционированных беспроводных устройств</w:t>
               <w:tab/>
               <w:t>36</w:t>
             </w:r>
@@ -1695,7 +1596,7 @@
           <w:pPr>
             <w:pStyle w:val="TOC3"/>
             <w:tabs>
-              <w:tab w:val="clear" w:pos="720"/>
+              <w:tab w:val="clear" w:pos="709"/>
               <w:tab w:val="right" w:pos="9622" w:leader="dot"/>
             </w:tabs>
             <w:rPr>
@@ -1709,13 +1610,6 @@
             <w:r>
               <w:rPr>
                 <w:webHidden/>
-                <w:rStyle w:val="IndexLink"/>
-              </w:rPr>
-              <w:t>2.2.3. Основные функциональные компоненты современных WIDS/WIPS-решений и их интеграция с системами безопасности</w:t>
-            </w:r>
-            <w:r>
-              <w:rPr>
-                <w:webHidden/>
               </w:rPr>
               <w:fldChar w:fldCharType="begin"/>
             </w:r>
@@ -1733,9 +1627,11 @@
             </w:r>
             <w:r>
               <w:rPr>
+                <w:webHidden/>
                 <w:rStyle w:val="IndexLink"/>
                 <w:vanish w:val="false"/>
               </w:rPr>
+              <w:t>2.2.3. Основные функциональные компоненты современных WIDS/WIPS-решений и их интеграция с системами безопасности</w:t>
               <w:tab/>
               <w:t>38</w:t>
             </w:r>
@@ -1751,7 +1647,7 @@
           <w:pPr>
             <w:pStyle w:val="TOC2"/>
             <w:tabs>
-              <w:tab w:val="clear" w:pos="720"/>
+              <w:tab w:val="clear" w:pos="709"/>
               <w:tab w:val="right" w:pos="9622" w:leader="dot"/>
             </w:tabs>
             <w:rPr>
@@ -1765,13 +1661,6 @@
             <w:r>
               <w:rPr>
                 <w:webHidden/>
-                <w:rStyle w:val="IndexLink"/>
-              </w:rPr>
-              <w:t>2.3. Анализ применяемых технологий мониторинга радиочастотного спектра и сетевого трафика.</w:t>
-            </w:r>
-            <w:r>
-              <w:rPr>
-                <w:webHidden/>
               </w:rPr>
               <w:fldChar w:fldCharType="begin"/>
             </w:r>
@@ -1789,9 +1678,11 @@
             </w:r>
             <w:r>
               <w:rPr>
+                <w:webHidden/>
                 <w:rStyle w:val="IndexLink"/>
                 <w:vanish w:val="false"/>
               </w:rPr>
+              <w:t>2.3. Анализ применяемых технологий мониторинга радиочастотного спектра и сетевого трафика.</w:t>
               <w:tab/>
               <w:t>42</w:t>
             </w:r>
@@ -1807,7 +1698,7 @@
           <w:pPr>
             <w:pStyle w:val="TOC3"/>
             <w:tabs>
-              <w:tab w:val="clear" w:pos="720"/>
+              <w:tab w:val="clear" w:pos="709"/>
               <w:tab w:val="right" w:pos="9622" w:leader="dot"/>
             </w:tabs>
             <w:rPr>
@@ -1822,6 +1713,7 @@
               <w:rPr>
                 <w:webHidden/>
                 <w:rStyle w:val="IndexLink"/>
+                <w:vanish w:val="false"/>
                 <w:lang w:val="ru-RU"/>
               </w:rPr>
               <w:t>2.3.1 Применение классических методов идентификации</w:t>
@@ -1864,7 +1756,7 @@
           <w:pPr>
             <w:pStyle w:val="TOC3"/>
             <w:tabs>
-              <w:tab w:val="clear" w:pos="720"/>
+              <w:tab w:val="clear" w:pos="709"/>
               <w:tab w:val="right" w:pos="9622" w:leader="dot"/>
             </w:tabs>
             <w:rPr>
@@ -1879,6 +1771,7 @@
               <w:rPr>
                 <w:webHidden/>
                 <w:rStyle w:val="IndexLink"/>
+                <w:vanish w:val="false"/>
                 <w:lang w:val="ru-RU"/>
               </w:rPr>
               <w:t>2.3.2 Информационная характеристика канала (CSI) и расширенные признаки</w:t>
@@ -1921,7 +1814,7 @@
           <w:pPr>
             <w:pStyle w:val="TOC3"/>
             <w:tabs>
-              <w:tab w:val="clear" w:pos="720"/>
+              <w:tab w:val="clear" w:pos="709"/>
               <w:tab w:val="right" w:pos="9622" w:leader="dot"/>
             </w:tabs>
             <w:rPr>
@@ -1936,6 +1829,7 @@
               <w:rPr>
                 <w:webHidden/>
                 <w:rStyle w:val="IndexLink"/>
+                <w:vanish w:val="false"/>
                 <w:lang w:val="ru-RU"/>
               </w:rPr>
               <w:t>2.3.3 Статистические методы анализа активности</w:t>
@@ -1978,7 +1872,7 @@
           <w:pPr>
             <w:pStyle w:val="TOC3"/>
             <w:tabs>
-              <w:tab w:val="clear" w:pos="720"/>
+              <w:tab w:val="clear" w:pos="709"/>
               <w:tab w:val="right" w:pos="9622" w:leader="dot"/>
             </w:tabs>
             <w:rPr>
@@ -1993,6 +1887,7 @@
               <w:rPr>
                 <w:webHidden/>
                 <w:rStyle w:val="IndexLink"/>
+                <w:vanish w:val="false"/>
                 <w:lang w:val="ru-RU"/>
               </w:rPr>
               <w:t>2.3.4 Интеграция с анализом сетевого трафика</w:t>
@@ -2035,7 +1930,7 @@
           <w:pPr>
             <w:pStyle w:val="TOC2"/>
             <w:tabs>
-              <w:tab w:val="clear" w:pos="720"/>
+              <w:tab w:val="clear" w:pos="709"/>
               <w:tab w:val="right" w:pos="9622" w:leader="dot"/>
             </w:tabs>
             <w:rPr>
@@ -2049,13 +1944,6 @@
             <w:r>
               <w:rPr>
                 <w:webHidden/>
-                <w:rStyle w:val="IndexLink"/>
-              </w:rPr>
-              <w:t>2.4. Методы оценки эффективности систем обнаружения источников излучения.</w:t>
-            </w:r>
-            <w:r>
-              <w:rPr>
-                <w:webHidden/>
               </w:rPr>
               <w:fldChar w:fldCharType="begin"/>
             </w:r>
@@ -2073,9 +1961,11 @@
             </w:r>
             <w:r>
               <w:rPr>
+                <w:webHidden/>
                 <w:rStyle w:val="IndexLink"/>
                 <w:vanish w:val="false"/>
               </w:rPr>
+              <w:t>2.4. Методы оценки эффективности систем обнаружения источников излучения.</w:t>
               <w:tab/>
               <w:t>45</w:t>
             </w:r>
@@ -2091,7 +1981,7 @@
           <w:pPr>
             <w:pStyle w:val="TOC3"/>
             <w:tabs>
-              <w:tab w:val="clear" w:pos="720"/>
+              <w:tab w:val="clear" w:pos="709"/>
               <w:tab w:val="right" w:pos="9622" w:leader="dot"/>
             </w:tabs>
             <w:rPr>
@@ -2105,13 +1995,6 @@
             <w:r>
               <w:rPr>
                 <w:webHidden/>
-                <w:rStyle w:val="IndexLink"/>
-              </w:rPr>
-              <w:t>2.4.1 Метрики ошибок</w:t>
-            </w:r>
-            <w:r>
-              <w:rPr>
-                <w:webHidden/>
               </w:rPr>
               <w:fldChar w:fldCharType="begin"/>
             </w:r>
@@ -2129,9 +2012,11 @@
             </w:r>
             <w:r>
               <w:rPr>
+                <w:webHidden/>
                 <w:rStyle w:val="IndexLink"/>
                 <w:vanish w:val="false"/>
               </w:rPr>
+              <w:t>2.4.1 Метрики ошибок</w:t>
               <w:tab/>
               <w:t>45</w:t>
             </w:r>
@@ -2147,7 +2032,7 @@
           <w:pPr>
             <w:pStyle w:val="TOC3"/>
             <w:tabs>
-              <w:tab w:val="clear" w:pos="720"/>
+              <w:tab w:val="clear" w:pos="709"/>
               <w:tab w:val="right" w:pos="9622" w:leader="dot"/>
             </w:tabs>
             <w:rPr>
@@ -2162,6 +2047,7 @@
               <w:rPr>
                 <w:webHidden/>
                 <w:rStyle w:val="IndexLink"/>
+                <w:vanish w:val="false"/>
                 <w:lang w:val="ru-RU"/>
               </w:rPr>
               <w:t>2.4.2 Точность локализации источников</w:t>
@@ -2204,7 +2090,7 @@
           <w:pPr>
             <w:pStyle w:val="TOC3"/>
             <w:tabs>
-              <w:tab w:val="clear" w:pos="720"/>
+              <w:tab w:val="clear" w:pos="709"/>
               <w:tab w:val="right" w:pos="9622" w:leader="dot"/>
             </w:tabs>
             <w:rPr>
@@ -2219,6 +2105,7 @@
               <w:rPr>
                 <w:webHidden/>
                 <w:rStyle w:val="IndexLink"/>
+                <w:vanish w:val="false"/>
                 <w:lang w:val="ru-RU"/>
               </w:rPr>
               <w:t>2.4.3 Время реакции и устойчивость к аномалиям</w:t>
@@ -2261,7 +2148,7 @@
           <w:pPr>
             <w:pStyle w:val="TOC2"/>
             <w:tabs>
-              <w:tab w:val="clear" w:pos="720"/>
+              <w:tab w:val="clear" w:pos="709"/>
               <w:tab w:val="right" w:pos="9622" w:leader="dot"/>
             </w:tabs>
             <w:rPr>
@@ -2275,13 +2162,6 @@
             <w:r>
               <w:rPr>
                 <w:webHidden/>
-                <w:rStyle w:val="IndexLink"/>
-              </w:rPr>
-              <w:t>2.5. Постановка задачи разработки мультимодальной модели и формулировка требований к ПАК.</w:t>
-            </w:r>
-            <w:r>
-              <w:rPr>
-                <w:webHidden/>
               </w:rPr>
               <w:fldChar w:fldCharType="begin"/>
             </w:r>
@@ -2299,9 +2179,11 @@
             </w:r>
             <w:r>
               <w:rPr>
+                <w:webHidden/>
                 <w:rStyle w:val="IndexLink"/>
                 <w:vanish w:val="false"/>
               </w:rPr>
+              <w:t>2.5. Постановка задачи разработки мультимодальной модели и формулировка требований к ПАК.</w:t>
               <w:tab/>
               <w:t>48</w:t>
             </w:r>
@@ -2317,7 +2199,7 @@
           <w:pPr>
             <w:pStyle w:val="TOC1"/>
             <w:tabs>
-              <w:tab w:val="clear" w:pos="720"/>
+              <w:tab w:val="clear" w:pos="709"/>
               <w:tab w:val="right" w:pos="9622" w:leader="dot"/>
             </w:tabs>
             <w:rPr>
@@ -2332,6 +2214,7 @@
               <w:rPr>
                 <w:webHidden/>
                 <w:rStyle w:val="IndexLink"/>
+                <w:vanish w:val="false"/>
                 <w:lang w:val="ru-RU"/>
               </w:rPr>
               <w:t xml:space="preserve">ГЛАВА 3. РАЗРАБОТКА И АПРОБАЦИЯ МУЛЬТИМОДАЛЬНОЙ МОДЕЛИ ОБНАРУЖЕНИЯ НЕЗАРЕГИСТРИРОВАННЫХ </w:t>
@@ -2388,7 +2271,7 @@
           <w:pPr>
             <w:pStyle w:val="TOC2"/>
             <w:tabs>
-              <w:tab w:val="clear" w:pos="720"/>
+              <w:tab w:val="clear" w:pos="709"/>
               <w:tab w:val="right" w:pos="9622" w:leader="dot"/>
             </w:tabs>
             <w:rPr>
@@ -2402,13 +2285,6 @@
             <w:r>
               <w:rPr>
                 <w:webHidden/>
-                <w:rStyle w:val="IndexLink"/>
-              </w:rPr>
-              <w:t>3.1. Разработка алгоритма обнаружения источников излучения.</w:t>
-            </w:r>
-            <w:r>
-              <w:rPr>
-                <w:webHidden/>
               </w:rPr>
               <w:fldChar w:fldCharType="begin"/>
             </w:r>
@@ -2426,9 +2302,11 @@
             </w:r>
             <w:r>
               <w:rPr>
+                <w:webHidden/>
                 <w:rStyle w:val="IndexLink"/>
                 <w:vanish w:val="false"/>
               </w:rPr>
+              <w:t>3.1. Разработка алгоритма обнаружения источников излучения.</w:t>
               <w:tab/>
               <w:t>52</w:t>
             </w:r>
@@ -2444,7 +2322,7 @@
           <w:pPr>
             <w:pStyle w:val="TOC2"/>
             <w:tabs>
-              <w:tab w:val="clear" w:pos="720"/>
+              <w:tab w:val="clear" w:pos="709"/>
               <w:tab w:val="right" w:pos="9622" w:leader="dot"/>
             </w:tabs>
             <w:rPr>
@@ -2458,13 +2336,6 @@
             <w:r>
               <w:rPr>
                 <w:webHidden/>
-                <w:rStyle w:val="IndexLink"/>
-              </w:rPr>
-              <w:t>3.2. Разработка и реализация программно-аппаратного комплекса.</w:t>
-            </w:r>
-            <w:r>
-              <w:rPr>
-                <w:webHidden/>
               </w:rPr>
               <w:fldChar w:fldCharType="begin"/>
             </w:r>
@@ -2482,9 +2353,11 @@
             </w:r>
             <w:r>
               <w:rPr>
+                <w:webHidden/>
                 <w:rStyle w:val="IndexLink"/>
                 <w:vanish w:val="false"/>
               </w:rPr>
+              <w:t>3.2. Разработка и реализация программно-аппаратного комплекса.</w:t>
               <w:tab/>
               <w:t>52</w:t>
             </w:r>
@@ -2500,7 +2373,7 @@
           <w:pPr>
             <w:pStyle w:val="TOC2"/>
             <w:tabs>
-              <w:tab w:val="clear" w:pos="720"/>
+              <w:tab w:val="clear" w:pos="709"/>
               <w:tab w:val="right" w:pos="9622" w:leader="dot"/>
             </w:tabs>
             <w:rPr>
@@ -2514,13 +2387,6 @@
             <w:r>
               <w:rPr>
                 <w:webHidden/>
-                <w:rStyle w:val="IndexLink"/>
-              </w:rPr>
-              <w:t>3.3. Практические рекомендации и направления совершенствования.</w:t>
-            </w:r>
-            <w:r>
-              <w:rPr>
-                <w:webHidden/>
               </w:rPr>
               <w:fldChar w:fldCharType="begin"/>
             </w:r>
@@ -2538,9 +2404,11 @@
             </w:r>
             <w:r>
               <w:rPr>
+                <w:webHidden/>
                 <w:rStyle w:val="IndexLink"/>
                 <w:vanish w:val="false"/>
               </w:rPr>
+              <w:t>3.3. Практические рекомендации и направления совершенствования.</w:t>
               <w:tab/>
               <w:t>52</w:t>
             </w:r>
@@ -2556,7 +2424,7 @@
           <w:pPr>
             <w:pStyle w:val="TOC2"/>
             <w:tabs>
-              <w:tab w:val="clear" w:pos="720"/>
+              <w:tab w:val="clear" w:pos="709"/>
               <w:tab w:val="right" w:pos="9622" w:leader="dot"/>
             </w:tabs>
             <w:rPr>
@@ -2570,13 +2438,6 @@
             <w:r>
               <w:rPr>
                 <w:webHidden/>
-                <w:rStyle w:val="IndexLink"/>
-              </w:rPr>
-              <w:t>3.4. Экономическая и практическая эффективность.</w:t>
-            </w:r>
-            <w:r>
-              <w:rPr>
-                <w:webHidden/>
               </w:rPr>
               <w:fldChar w:fldCharType="begin"/>
             </w:r>
@@ -2594,9 +2455,11 @@
             </w:r>
             <w:r>
               <w:rPr>
+                <w:webHidden/>
                 <w:rStyle w:val="IndexLink"/>
                 <w:vanish w:val="false"/>
               </w:rPr>
+              <w:t>3.4. Экономическая и практическая эффективность.</w:t>
               <w:tab/>
               <w:t>52</w:t>
             </w:r>
@@ -2612,7 +2475,7 @@
           <w:pPr>
             <w:pStyle w:val="TOC1"/>
             <w:tabs>
-              <w:tab w:val="clear" w:pos="720"/>
+              <w:tab w:val="clear" w:pos="709"/>
               <w:tab w:val="right" w:pos="9622" w:leader="dot"/>
             </w:tabs>
             <w:rPr>
@@ -2627,6 +2490,7 @@
               <w:rPr>
                 <w:webHidden/>
                 <w:rStyle w:val="IndexLink"/>
+                <w:vanish w:val="false"/>
                 <w:lang w:val="ru-RU"/>
               </w:rPr>
               <w:t>Библиографический список</w:t>
@@ -2722,7 +2586,7 @@
       </w:pPr>
       <w:r>
         <w:rPr/>
-        <w:t>В условиях цифровизации кредитно-финансовых организаций и широкого внедрения беспроводных технологий Wi-Fi существенно возрастает роль обеспечения информационной безопасности и контроля сетевой инфраструктуры. Одной из актуальных угроз является использование незарегистрированных (несанкционированных) точек доступа Wi-Fi, которые могут быть установлены как умышленно, так и в результате нарушений регламентов эксплуатации. Такие точки доступа создают дополнительные каналы утечки информации, повышают риск несанкционированного доступа к внутренним ресурсам и могут использоваться для проведения атак на корпоративные сети.</w:t>
+        <w:t>В условиях цифровизации кредитно-финансовых организаций и широкого внедрения беспроводных технологий Wi-Fi существенно возрастает роль обеспечения информационной безопасности и контроля состояния сетевой инфраструктуры. Одной из актуальных угроз является использование незарегистрированных (несанкционированных) точек доступа Wi-Fi, которые могут быть установлены как умышленно, так и в результате нарушения регламентов эксплуатации. Подобные устройства формируют неконтролируемые каналы передачи данных, повышают риск несанкционированного доступа к внутренним ресурсам и могут использоваться для реализации атак на корпоративные информационные системы. При этом существенной проблемой является ограниченная наблюдаемость радиосреды, обусловленная динамическим характером беспроводных коммуникаций и отсутствием централизованных механизмов контроля всех источников излучения.</w:t>
       </w:r>
     </w:p>
     <w:p>
@@ -2733,7 +2597,7 @@
       </w:pPr>
       <w:r>
         <w:rPr/>
-        <w:t>Особую сложность представляет обнаружение и локализация подобных устройств в помещениях кредитно-финансовых организаций, характеризующихся сложной архитектурой, наличием экранирующих и отражающих объектов, а также высокой плотностью беспроводных устройств. Традиционные методы мониторинга беспроводных сетей зачастую не обеспечивают требуемую точность локализации или требуют значительных финансовых и организационных затрат. В этой связи актуальной является разработка недорогих, автономных и масштабируемых систем, использующих комбинированные (мультимодальные) подходы к анализу радиосигналов и данных сетевого уровня.</w:t>
+        <w:t>В существующей практике обеспечения безопасности беспроводных сетей задачи обнаружения несанкционированных устройств решаются с использованием специализированных систем класса WIDS/WIPS, а также различных средств мониторинга сетевого трафика и радиочастотного спектра. Указанные решения, как правило, ориентированы на активное взаимодействие с инфраструктурой или требуют развёртывания специализированного оборудования, что приводит к увеличению стоимости внедрения и усложнению эксплуатации. В научных исследованиях широко рассматриваются методы обнаружения и идентификации источников излучения, включая анализ идентификаторов беспроводных устройств, оценку параметров радиосигнала, а также использование поведенческих характеристик сетевой активности. Вместе с тем большинство существующих подходов либо ориентировано на построение высокоточных моделей, требующих значительных вычислительных и инфраструктурных ресурсов, либо не обеспечивает достаточной адаптации к условиям практической эксплуатации в кредитно-финансовых организациях. Недостаточно проработанными остаются вопросы построения распределённых пассивных систем радиомониторинга, интеграции разнородных признаков (логических, поведенческих и физических), а также обеспечения высокой наблюдаемости радиосреды при ограниченных ресурсах.</w:t>
       </w:r>
     </w:p>
     <w:p>
@@ -2744,37 +2608,7 @@
       </w:pPr>
       <w:r>
         <w:rPr/>
-        <w:t xml:space="preserve">В настоящее время задачи обнаружения и локализации Wi-Fi устройств активно исследуются в рамках систем WIDS/WIPS, а также в научных работах, посвящённых методам локализации внутри помещений. Наиболее распространёнными являются подходы, основанные на анализе уровня принимаемого сигнала (RSSI), логарифмических моделях распространения сигнала, </w:t>
-      </w:r>
-      <w:r>
-        <w:rPr>
-          <w:lang w:val="ru-RU"/>
-        </w:rPr>
-        <w:t>триангуляции</w:t>
-      </w:r>
-      <w:r>
-        <w:rPr/>
-        <w:t xml:space="preserve"> и </w:t>
-      </w:r>
-      <w:r>
-        <w:rPr>
-          <w:lang w:val="ru-RU"/>
-        </w:rPr>
-        <w:t xml:space="preserve">формировании </w:t>
-      </w:r>
-      <w:r>
-        <w:rPr/>
-        <w:t>радиочастотно</w:t>
-      </w:r>
-      <w:r>
-        <w:rPr>
-          <w:lang w:val="ru-RU"/>
-        </w:rPr>
-        <w:t>го отпечатка</w:t>
-      </w:r>
-      <w:r>
-        <w:rPr/>
-        <w:t>. Существенное внимание уделяется также применению методов машинного обучения для повышения точности локализации в сложных условиях.</w:t>
+        <w:t>В этой связи целью данной работы является разработка мультимодальной модели обнаружения незарегистрированных Wi-Fi точек доступа, обеспечивающей повышение эффективности их выявления и сокращение области поиска источников излучения в условиях эксплуатации в кредитно-финансовых организациях. Предлагаемый подход ориентирован на построение распределённой системы пассивного радиомониторинга, объединяющей данные различных типов и обеспечивающей поддержку принятия решений оператором за счёт формирования событий обнаружения и их последующей корреляции.</w:t>
       </w:r>
     </w:p>
     <w:p>
@@ -2785,7 +2619,7 @@
       </w:pPr>
       <w:r>
         <w:rPr/>
-        <w:t>В то же время большинство существующих решений ориентировано либо на коммерческие системы с высокой стоимостью и сложностью внедрения, либо на академические модели, слабо адаптированные к практическим условиям эксплуатации в кредитно-финансовых организациях. Вопросы взаимной калибровки сенсорных узлов, учёта направленных характеристик антенн, а также интеграции различных модальностей данных остаются недостаточно проработанными в прикладном аспекте.</w:t>
+        <w:t>Для достижения поставленной цели в работе решаются следующие задачи: проведение анализа принципов функционирования беспроводных сетей Wi-Fi и характеристик источников радиосигнала; исследование угроз, связанных с использованием незарегистрированных точек доступа в кредитно-финансовых организациях; обзор и анализ существующих подходов и решений по обнаружению несанкционированных беспроводных устройств, включая системы класса WIDS/WIPS; формирование требований к системе пассивного радиомониторинга; разработка алгоритма обнаружения источников излучения на основе мультимодального анализа признаков; разработка и реализация программно-аппаратного комплекса, обеспечивающего сбор и обработку радиометаданных; а также оценка эффективности предложенного подхода в условиях, приближенных к практической эксплуатации.</w:t>
       </w:r>
     </w:p>
     <w:p>
@@ -2796,17 +2630,7 @@
       </w:pPr>
       <w:r>
         <w:rPr/>
-        <w:t xml:space="preserve">Целью данной дипломной работы является разработка и исследование мультимодальной модели обнаружения и локализации незарегистрированных Wi-Fi точек доступа в помещениях кредитно-финансовых организаций на основе распределенного кластера сенсорных узлов и анализа параметров радиосигнала, повышающего скорость </w:t>
-      </w:r>
-      <w:r>
-        <w:rPr>
-          <w:lang w:val="ru-RU"/>
-        </w:rPr>
-        <w:t xml:space="preserve">обнаружения и точность </w:t>
-      </w:r>
-      <w:r>
-        <w:rPr/>
-        <w:t>источников излучения в сравнении со схожими по стоимости решениями.</w:t>
+        <w:t>Объектом исследования является беспроводная радиосреда и сетевая инфраструктура кредитно-финансовых организаций в части функционирования Wi-Fi устройств и точек доступа.</w:t>
       </w:r>
     </w:p>
     <w:p>
@@ -2817,18 +2641,7 @@
       </w:pPr>
       <w:r>
         <w:rPr/>
-        <w:t>Задачи</w:t>
-      </w:r>
-    </w:p>
-    <w:p>
-      <w:pPr>
-        <w:pStyle w:val="Normal"/>
-        <w:ind w:firstLine="720" w:left="720"/>
-        <w:rPr/>
-      </w:pPr>
-      <w:r>
-        <w:rPr/>
-        <w:t>–</w:t>
+        <w:t>Предметом исследования являются методы и алгоритмы пассивного обнаружения незарегистрированных Wi-Fi точек доступа, основанные на анализе параметров радиосигнала, идентификаторов беспроводных устройств и характеристик их сетевой активности.</w:t>
       </w:r>
     </w:p>
     <w:p>
@@ -2839,7 +2652,7 @@
       </w:pPr>
       <w:r>
         <w:rPr/>
-        <w:t>Объектом исследования является беспроводная сетевая инфраструктура кредитно-финансовых организаций в части функционирования Wi-Fi устройств и точек доступа.</w:t>
+        <w:t>В рамках работы рассматриваются вопросы организации пассивного радиомониторинга, особенности сбора и агрегации данных в условиях распределённой сенсорной инфраструктуры, методы выделения и использования мультимодальных признаков, включая логические, поведенческие и физические параметры, а также подходы к формированию событий обнаружения, их корреляции и последующему выявлению инцидентов информационной безопасности. Отдельное внимание уделяется ограничениям, связанным с дискретным и вероятностным характером наблюдения радиосреды, а также влиянию архитектурных и ресурсных факторов на эффективность обнаружения источников излучения.</w:t>
       </w:r>
     </w:p>
     <w:p>
@@ -2848,9 +2661,11 @@
         <w:ind w:firstLine="720"/>
         <w:rPr/>
       </w:pPr>
-      <w:r>
-        <w:rPr/>
-        <w:t>Предметом исследования являются методы и алгоритмы обнаружения и локализации незарегистрированных Wi-Fi точек доступа на основе анализа параметров радиосигнала и данных беспроводных протоколов.</w:t>
+      <w:bookmarkStart w:id="6" w:name="_w84lxm7k5jmq"/>
+      <w:bookmarkEnd w:id="6"/>
+      <w:r>
+        <w:rPr/>
+        <w:t>Для достижения поставленной цели в работе решаются следующие задачи: проведение анализа принципов функционирования беспроводных сетей Wi-Fi и характеристик источников радиосигнала; исследование угроз, связанных с использованием незарегистрированных точек доступа в кредитно-финансовых организациях; обзор и анализ существующих подходов и решений по обнаружению несанкционированных беспроводных устройств, включая системы класса WIDS/WIPS; формирование требований к системе пассивного радиомониторинга; разработка алгоритма обнаружения источников излучения на основе мультимодального анализа признаков; разработка и реализация программно-аппаратного комплекса, обеспечивающего сбор и обработку радиометаданных; а также оценка эффективности предложенного подхода в условиях, приближенных к практической эксплуатации.</w:t>
       </w:r>
     </w:p>
     <w:p>
@@ -2861,7 +2676,7 @@
       </w:pPr>
       <w:r>
         <w:rPr/>
-        <w:t>В работе рассматриваются проблемы пассивного мониторинга Wi-Fi сетей, оценки расстояния по RSSI, влияния физических характеристик помещений на точность локализации, взаимной калибровки сенсорных узлов, а также перспективы применения методов машинного обучения для повышения точности определения местоположения источников сигнала.</w:t>
+        <w:t>Объектом исследования является беспроводная радиосреда и сетевая инфраструктура кредитно-финансовых организаций в части функционирования Wi-Fi устройств и точек доступа. Предметом исследования являются методы и алгоритмы пассивного обнаружения незарегистрированных Wi-Fi точек доступа, основанные на анализе параметров радиосигнала, идентификаторов беспроводных устройств и характеристик их сетевой активности.</w:t>
       </w:r>
     </w:p>
     <w:p>
@@ -2872,92 +2687,56 @@
       </w:pPr>
       <w:r>
         <w:rPr/>
-        <w:t>Информационную базу исследования составляют научные публикации отечественных и зарубежных авторов в области беспроводных сетей и локализации внутри помещений, нормативные и методические материалы по обеспечению информационной безопасности, экспериментальные данные, полученные в ходе работы прототипа программно-аппаратного комплекса, а также результаты собственных измерений и вычислительных экспериментов.</w:t>
-      </w:r>
-    </w:p>
-    <w:p>
-      <w:pPr>
-        <w:pStyle w:val="Normal"/>
-        <w:ind w:firstLine="720"/>
-        <w:rPr/>
-      </w:pPr>
-      <w:r>
-        <w:rPr/>
-        <w:t>Методы научного исследования</w:t>
-      </w:r>
-    </w:p>
-    <w:p>
-      <w:pPr>
-        <w:pStyle w:val="Normal"/>
-        <w:ind w:firstLine="720"/>
-        <w:rPr/>
-      </w:pPr>
-      <w:r>
-        <w:rPr/>
-        <w:t>–</w:t>
-      </w:r>
-    </w:p>
-    <w:p>
-      <w:pPr>
-        <w:pStyle w:val="Normal"/>
-        <w:ind w:firstLine="720"/>
-        <w:rPr/>
-      </w:pPr>
-      <w:r>
-        <w:rPr/>
-        <w:t>Теоретическая и практическая значимость работы</w:t>
-      </w:r>
-    </w:p>
-    <w:p>
-      <w:pPr>
-        <w:pStyle w:val="Normal"/>
-        <w:ind w:firstLine="720"/>
-        <w:rPr/>
-      </w:pPr>
-      <w:r>
-        <w:rPr/>
-        <w:t>–</w:t>
-      </w:r>
-    </w:p>
-    <w:p>
-      <w:pPr>
-        <w:pStyle w:val="Normal"/>
-        <w:rPr/>
-      </w:pPr>
-      <w:r>
-        <w:rPr/>
-      </w:r>
-    </w:p>
-    <w:p>
-      <w:pPr>
-        <w:pStyle w:val="Normal"/>
-        <w:rPr/>
-      </w:pPr>
-      <w:r>
-        <w:rPr/>
-      </w:r>
-    </w:p>
-    <w:p>
-      <w:pPr>
-        <w:pStyle w:val="Normal"/>
-        <w:rPr/>
-      </w:pPr>
-      <w:r>
-        <w:rPr/>
+        <w:t>В рамках работы рассматриваются вопросы организации пассивного радиомониторинга, особенности сбора и агрегации данных в условиях распределённой сенсорной инфраструктуры, методы выделения и использования мультимодальных признаков, включая логические, поведенческие и физические параметры, а также подходы к формированию событий обнаружения, их корреляции и последующему выявлению инцидентов информационной безопасности. Отдельное внимание уделяется ограничениям, связанным с дискретным и вероятностным характером наблюдения радиосреды, а также влиянию архитектурных и ресурсных факторов на эффективность обнаружения источников излучения.</w:t>
+      </w:r>
+      <w:r>
+        <w:br w:type="page"/>
       </w:r>
     </w:p>
     <w:p>
       <w:pPr>
         <w:pStyle w:val="Heading1"/>
+        <w:keepNext w:val="true"/>
+        <w:keepLines/>
+        <w:widowControl/>
+        <w:suppressAutoHyphens w:val="true"/>
+        <w:bidi w:val="0"/>
+        <w:spacing w:lineRule="auto" w:line="360" w:before="0" w:after="0"/>
+        <w:ind w:hanging="0" w:left="0" w:right="0"/>
         <w:jc w:val="center"/>
         <w:rPr/>
       </w:pPr>
-      <w:r>
-        <w:rPr/>
-      </w:r>
-      <w:bookmarkStart w:id="6" w:name="_w84lxm7k5jmq"/>
-      <w:bookmarkStart w:id="7" w:name="_w84lxm7k5jmq"/>
+      <w:bookmarkStart w:id="7" w:name="_Toc225707577"/>
+      <w:bookmarkStart w:id="8" w:name="_abpcbravl1kl"/>
+      <w:bookmarkEnd w:id="8"/>
+      <w:r>
+        <w:rPr/>
+        <w:t>СПИСОК ТЕРМИНОВ И ОПРЕДЕЛЕНИЙ</w:t>
+      </w:r>
       <w:bookmarkEnd w:id="7"/>
+    </w:p>
+    <w:p>
+      <w:pPr>
+        <w:pStyle w:val="Normal"/>
+        <w:ind w:hanging="0"/>
+        <w:rPr/>
+      </w:pPr>
+      <w:r>
+        <w:rPr/>
+      </w:r>
+    </w:p>
+    <w:p>
+      <w:pPr>
+        <w:pStyle w:val="Heading1"/>
+        <w:jc w:val="left"/>
+        <w:rPr/>
+      </w:pPr>
+      <w:r>
+        <w:rPr/>
+      </w:r>
+      <w:bookmarkStart w:id="9" w:name="_6uqstaz9lo2c"/>
+      <w:bookmarkStart w:id="10" w:name="_6uqstaz9lo2c"/>
+      <w:bookmarkEnd w:id="10"/>
       <w:r>
         <w:br w:type="page"/>
       </w:r>
@@ -2969,264 +2748,12 @@
         <w:jc w:val="center"/>
         <w:rPr/>
       </w:pPr>
-      <w:bookmarkStart w:id="8" w:name="_Toc225707577"/>
-      <w:bookmarkStart w:id="9" w:name="_abpcbravl1kl"/>
-      <w:bookmarkEnd w:id="9"/>
-      <w:r>
-        <w:rPr/>
-        <w:t>СПИСОК ТЕРМИНОВ И ОПРЕДЕЛЕНИЙ</w:t>
-      </w:r>
-      <w:bookmarkEnd w:id="8"/>
-    </w:p>
-    <w:p>
-      <w:pPr>
-        <w:pStyle w:val="Normal"/>
-        <w:rPr/>
-      </w:pPr>
-      <w:r>
-        <w:rPr/>
-        <w:t>Wi-Fi (Wireless Fidelity) – технология беспроводной передачи данных, реализующая стандарты IEEE 802.11, работающая в диапазонах 2.4 и 5 ГГц, с разделением на каналы и подканалы.</w:t>
-      </w:r>
-    </w:p>
-    <w:p>
-      <w:pPr>
-        <w:pStyle w:val="Normal"/>
-        <w:rPr/>
-      </w:pPr>
-      <w:r>
-        <w:rPr/>
-        <w:t>AP (Access Point, точка доступа) – устройство, обеспечивающее подключение клиентов к беспроводной сети и вещание служебных кадров (Beacon).</w:t>
-      </w:r>
-    </w:p>
-    <w:p>
-      <w:pPr>
-        <w:pStyle w:val="Normal"/>
-        <w:rPr/>
-      </w:pPr>
-      <w:r>
-        <w:rPr/>
-        <w:t>SSID (Service Set Identifier) – идентификатор сети Wi-Fi, используемый для различения точек доступа и их сетей.</w:t>
-      </w:r>
-    </w:p>
-    <w:p>
-      <w:pPr>
-        <w:pStyle w:val="Normal"/>
-        <w:rPr/>
-      </w:pPr>
-      <w:r>
-        <w:rPr/>
-        <w:t>BSSID (Basic Service Set Identifier) – уникальный MAC-адрес точки доступа, идентифицирующий конкретный физический радиоинтерфейс AP.</w:t>
-      </w:r>
-    </w:p>
-    <w:p>
-      <w:pPr>
-        <w:pStyle w:val="Normal"/>
-        <w:rPr/>
-      </w:pPr>
-      <w:r>
-        <w:rPr/>
-        <w:t>MAC-адрес (Media Access Control Address) – уникальный идентификатор сетевого интерфейса устройства, используемый для адресации на канальном уровне.</w:t>
-      </w:r>
-    </w:p>
-    <w:p>
-      <w:pPr>
-        <w:pStyle w:val="Normal"/>
-        <w:rPr/>
-      </w:pPr>
-      <w:r>
-        <w:rPr/>
-        <w:t>Beacon – служебный кадр, периодически передаваемый AP, содержащий SSID, BSSID, канал и мощность сигнала.</w:t>
-      </w:r>
-    </w:p>
-    <w:p>
-      <w:pPr>
-        <w:pStyle w:val="Normal"/>
-        <w:rPr/>
-      </w:pPr>
-      <w:r>
-        <w:rPr/>
-        <w:t>Probe Request / Probe Response – кадры, инициируемые клиентами и AP для обнаружения скрытых SSID и установления соединений.</w:t>
-      </w:r>
-    </w:p>
-    <w:p>
-      <w:pPr>
-        <w:pStyle w:val="Normal"/>
-        <w:rPr/>
-      </w:pPr>
-      <w:r>
-        <w:rPr/>
-        <w:t>Data Frame – кадр данных пользователей, передаваемый в сети Wi-Fi; в контексте обнаружения используется только для статистики, обычно игнорируется.</w:t>
-      </w:r>
-    </w:p>
-    <w:p>
-      <w:pPr>
-        <w:pStyle w:val="Normal"/>
-        <w:rPr/>
-      </w:pPr>
-      <w:r>
-        <w:rPr/>
-        <w:t>Passive scanning / promiscuous mode – режим работы сенсорного узла, при котором он не инициирует передачу, а только слушает эфир для захвата Beacon и Probe кадров.</w:t>
-      </w:r>
-    </w:p>
-    <w:p>
-      <w:pPr>
-        <w:pStyle w:val="Normal"/>
-        <w:rPr/>
-      </w:pPr>
-      <w:r>
-        <w:rPr/>
-        <w:t>Active scanning – режим работы узла, при котором он инициирует передачу Probe Request для получения ответов от AP и клиентов.</w:t>
-      </w:r>
-    </w:p>
-    <w:p>
-      <w:pPr>
-        <w:pStyle w:val="Normal"/>
-        <w:rPr/>
-      </w:pPr>
-      <w:r>
-        <w:rPr/>
-        <w:t>RSSI (Received Signal Strength Indicator) – индикатор мощности принимаемого радиосигнала, используемый для оценки расстояния до источника и локализации.</w:t>
-      </w:r>
-    </w:p>
-    <w:p>
-      <w:pPr>
-        <w:pStyle w:val="Normal"/>
-        <w:rPr/>
-      </w:pPr>
-      <w:r>
-        <w:rPr/>
-        <w:t>Rogue AP – незарегистрированная точка доступа, созданная в сети организации без разрешения, потенциально используемая для атак.</w:t>
-      </w:r>
-    </w:p>
-    <w:p>
-      <w:pPr>
-        <w:pStyle w:val="Normal"/>
-        <w:rPr/>
-      </w:pPr>
-      <w:r>
-        <w:rPr/>
-        <w:t>Evil Twin – тип rogue AP, имитирующий легитимную точку доступа, с целью перехвата данных клиентов.</w:t>
-      </w:r>
-    </w:p>
-    <w:p>
-      <w:pPr>
-        <w:pStyle w:val="Normal"/>
-        <w:rPr/>
-      </w:pPr>
-      <w:r>
-        <w:rPr/>
-        <w:t>Fingerprinting / Radio fingerprinting – метод идентификации местоположения источника сигнала на основе наблюдаемых характеристик радиосреды (например, RSSI) и создания её карты.</w:t>
-      </w:r>
-    </w:p>
-    <w:p>
-      <w:pPr>
-        <w:pStyle w:val="Normal"/>
-        <w:rPr/>
-      </w:pPr>
-      <w:r>
-        <w:rPr/>
-        <w:t>Log-distance path loss model – модель затухания радиосигнала с расстоянием, используемая для оценки мощности сигнала на основе расстояния между передатчиком и приёмником.</w:t>
-      </w:r>
-    </w:p>
-    <w:p>
-      <w:pPr>
-        <w:pStyle w:val="Normal"/>
-        <w:rPr/>
-      </w:pPr>
-      <w:r>
-        <w:rPr/>
-        <w:t>Multimodal detection / мультимодальный подход – использование различных представлений радиосреды (физическая модель, эмпирические наблюдения, статистические признаки) для повышения надёжности обнаружения источников.</w:t>
-      </w:r>
-    </w:p>
-    <w:p>
-      <w:pPr>
-        <w:pStyle w:val="Normal"/>
-        <w:rPr/>
-      </w:pPr>
-      <w:r>
-        <w:rPr/>
-        <w:t>Passive eavesdrop – устройство, прослушивающее радиосигналы без передачи собственной информации; не обнаруживается напрямую пассивными сенсорными узлами.</w:t>
-      </w:r>
-    </w:p>
-    <w:p>
-      <w:pPr>
-        <w:pStyle w:val="Normal"/>
-        <w:rPr/>
-      </w:pPr>
-      <w:r>
-        <w:rPr/>
-        <w:t>White list (белый список) – реестр легитимных AP и устройств, разрешённых к эксплуатации в сети организации.</w:t>
-      </w:r>
-    </w:p>
-    <w:p>
-      <w:pPr>
-        <w:pStyle w:val="Normal"/>
-        <w:rPr/>
-      </w:pPr>
-      <w:r>
-        <w:rPr/>
-        <w:t>Sensor node / сенсорный узел – распределённый элемент ПАК на базе ESP32, осуществляющий сбор Beacon и Probe кадров в пассивном режиме.</w:t>
-      </w:r>
-    </w:p>
-    <w:p>
-      <w:pPr>
-        <w:pStyle w:val="Normal"/>
-        <w:rPr/>
-      </w:pPr>
-      <w:r>
-        <w:rPr/>
-        <w:t>ПАК (Программно-аппаратный комплекс) – совокупность сенсорных узлов, сервера, базы данных и алгоритмов, обеспечивающих обнаружение и частичную локализацию незарегистрированных Wi-Fi источников.</w:t>
-      </w:r>
-    </w:p>
-    <w:p>
-      <w:pPr>
-        <w:pStyle w:val="Normal"/>
-        <w:rPr/>
-      </w:pPr>
-      <w:r>
-        <w:rPr/>
-        <w:t>Anomaly detection / детекция аномалий – методика выявления нестандартного поведения источников сигнала, несоответствия физической модели или статистике наблюдений.</w:t>
-      </w:r>
-    </w:p>
-    <w:p>
-      <w:pPr>
-        <w:pStyle w:val="Normal"/>
-        <w:rPr/>
-      </w:pPr>
-      <w:r>
-        <w:rPr/>
-        <w:t>Localization / локализация – процесс оценки положения источника сигнала на основе физических и эмпирических наблюдений; в проекте рассматривается как вспомогательная функция.</w:t>
-      </w:r>
-    </w:p>
-    <w:p>
-      <w:pPr>
-        <w:pStyle w:val="Heading1"/>
-        <w:jc w:val="left"/>
-        <w:rPr/>
-      </w:pPr>
-      <w:r>
-        <w:rPr/>
-      </w:r>
-      <w:bookmarkStart w:id="10" w:name="_6uqstaz9lo2c"/>
-      <w:bookmarkStart w:id="11" w:name="_6uqstaz9lo2c"/>
+      <w:bookmarkStart w:id="11" w:name="_Toc225707578"/>
+      <w:r>
+        <w:rPr/>
+        <w:t>ГЛАВА 1. ТЕОРЕТИЧЕСКИЕ ОСНОВЫ ОБНАРУЖЕНИЯ БЕСПРОВОДНЫХ ИСТОЧНИКОВ ИЗЛУЧЕНИЯ</w:t>
+      </w:r>
       <w:bookmarkEnd w:id="11"/>
-      <w:r>
-        <w:br w:type="page"/>
-      </w:r>
-    </w:p>
-    <w:p>
-      <w:pPr>
-        <w:pStyle w:val="Heading1"/>
-        <w:spacing w:before="0" w:after="0"/>
-        <w:jc w:val="center"/>
-        <w:rPr/>
-      </w:pPr>
-      <w:bookmarkStart w:id="12" w:name="_Toc225707578"/>
-      <w:r>
-        <w:rPr/>
-        <w:t>ГЛАВА 1. ТЕОРЕТИЧЕСКИЕ ОСНОВЫ ОБНАРУЖЕНИЯ БЕСПРОВОДНЫХ ИСТОЧНИКОВ ИЗЛУЧЕНИЯ</w:t>
-      </w:r>
-      <w:bookmarkEnd w:id="12"/>
     </w:p>
     <w:p>
       <w:pPr>
@@ -3234,12 +2761,12 @@
         <w:ind w:firstLine="720"/>
         <w:rPr/>
       </w:pPr>
-      <w:bookmarkStart w:id="13" w:name="_Toc225707579"/>
+      <w:bookmarkStart w:id="12" w:name="_Toc225707579"/>
       <w:r>
         <w:rPr/>
         <w:t>1.1 Основные принципы функционирования беспроводных сетей Wi-Fi</w:t>
       </w:r>
-      <w:bookmarkEnd w:id="13"/>
+      <w:bookmarkEnd w:id="12"/>
     </w:p>
     <w:p>
       <w:pPr>
@@ -3247,14 +2774,14 @@
         <w:ind w:firstLine="720"/>
         <w:rPr/>
       </w:pPr>
-      <w:bookmarkStart w:id="14" w:name="_Toc225707580"/>
-      <w:bookmarkStart w:id="15" w:name="_iaqvr84qsy5u"/>
-      <w:bookmarkEnd w:id="15"/>
+      <w:bookmarkStart w:id="13" w:name="_Toc225707580"/>
+      <w:bookmarkStart w:id="14" w:name="_iaqvr84qsy5u"/>
+      <w:bookmarkEnd w:id="14"/>
       <w:r>
         <w:rPr/>
         <w:t>1.1.1 Введение в принципы Wi-Fi и задачи обнаружения</w:t>
       </w:r>
-      <w:bookmarkEnd w:id="14"/>
+      <w:bookmarkEnd w:id="13"/>
     </w:p>
     <w:p>
       <w:pPr>
@@ -3363,7 +2890,6 @@
             <w:pPr>
               <w:pStyle w:val="Normal"/>
               <w:widowControl w:val="false"/>
-              <w:pBdr/>
               <w:ind w:hanging="0"/>
               <w:rPr>
                 <w:sz w:val="24"/>
@@ -3394,7 +2920,6 @@
             <w:pPr>
               <w:pStyle w:val="Normal"/>
               <w:widowControl w:val="false"/>
-              <w:pBdr/>
               <w:ind w:hanging="0"/>
               <w:rPr>
                 <w:sz w:val="24"/>
@@ -3425,7 +2950,6 @@
             <w:pPr>
               <w:pStyle w:val="Normal"/>
               <w:widowControl w:val="false"/>
-              <w:pBdr/>
               <w:ind w:hanging="0"/>
               <w:rPr>
                 <w:sz w:val="24"/>
@@ -3456,7 +2980,6 @@
             <w:pPr>
               <w:pStyle w:val="Normal"/>
               <w:widowControl w:val="false"/>
-              <w:pBdr/>
               <w:ind w:hanging="0"/>
               <w:rPr>
                 <w:sz w:val="24"/>
@@ -3492,7 +3015,6 @@
             <w:pPr>
               <w:pStyle w:val="Normal"/>
               <w:widowControl w:val="false"/>
-              <w:pBdr/>
               <w:ind w:hanging="0"/>
               <w:rPr>
                 <w:sz w:val="24"/>
@@ -3523,7 +3045,6 @@
             <w:pPr>
               <w:pStyle w:val="Normal"/>
               <w:widowControl w:val="false"/>
-              <w:pBdr/>
               <w:ind w:hanging="0"/>
               <w:rPr>
                 <w:sz w:val="24"/>
@@ -3554,7 +3075,6 @@
             <w:pPr>
               <w:pStyle w:val="Normal"/>
               <w:widowControl w:val="false"/>
-              <w:pBdr/>
               <w:ind w:hanging="0"/>
               <w:rPr>
                 <w:sz w:val="24"/>
@@ -3585,7 +3105,6 @@
             <w:pPr>
               <w:pStyle w:val="Normal"/>
               <w:widowControl w:val="false"/>
-              <w:pBdr/>
               <w:ind w:hanging="0"/>
               <w:rPr>
                 <w:sz w:val="24"/>
@@ -3622,7 +3141,6 @@
             <w:pPr>
               <w:pStyle w:val="Normal"/>
               <w:widowControl w:val="false"/>
-              <w:pBdr/>
               <w:ind w:hanging="0"/>
               <w:rPr>
                 <w:sz w:val="24"/>
@@ -3653,7 +3171,6 @@
             <w:pPr>
               <w:pStyle w:val="Normal"/>
               <w:widowControl w:val="false"/>
-              <w:pBdr/>
               <w:ind w:hanging="0"/>
               <w:rPr>
                 <w:sz w:val="24"/>
@@ -3684,7 +3201,6 @@
             <w:pPr>
               <w:pStyle w:val="Normal"/>
               <w:widowControl w:val="false"/>
-              <w:pBdr/>
               <w:ind w:hanging="0"/>
               <w:rPr>
                 <w:sz w:val="24"/>
@@ -3715,7 +3231,6 @@
             <w:pPr>
               <w:pStyle w:val="Normal"/>
               <w:widowControl w:val="false"/>
-              <w:pBdr/>
               <w:ind w:hanging="0"/>
               <w:rPr>
                 <w:sz w:val="24"/>
@@ -3750,14 +3265,14 @@
         <w:ind w:firstLine="720"/>
         <w:rPr/>
       </w:pPr>
-      <w:bookmarkStart w:id="16" w:name="_Toc225707581"/>
-      <w:bookmarkStart w:id="17" w:name="_wuphvxj3ictz"/>
-      <w:bookmarkEnd w:id="17"/>
+      <w:bookmarkStart w:id="15" w:name="_Toc225707581"/>
+      <w:bookmarkStart w:id="16" w:name="_wuphvxj3ictz"/>
+      <w:bookmarkEnd w:id="16"/>
       <w:r>
         <w:rPr/>
         <w:t>1.1.2 Кадры Wi-Fi и режимы работы</w:t>
       </w:r>
-      <w:bookmarkEnd w:id="16"/>
+      <w:bookmarkEnd w:id="15"/>
     </w:p>
     <w:p>
       <w:pPr>
@@ -3810,8 +3325,8 @@
         <w:tblLook w:val="0600" w:noHBand="1" w:noVBand="1" w:firstColumn="0" w:lastRow="0" w:lastColumn="0" w:firstRow="0"/>
       </w:tblPr>
       <w:tblGrid>
-        <w:gridCol w:w="1394"/>
-        <w:gridCol w:w="2566"/>
+        <w:gridCol w:w="1393"/>
+        <w:gridCol w:w="2567"/>
         <w:gridCol w:w="2580"/>
         <w:gridCol w:w="3059"/>
       </w:tblGrid>
@@ -3819,7 +3334,7 @@
         <w:trPr/>
         <w:tc>
           <w:tcPr>
-            <w:tcW w:w="1394" w:type="dxa"/>
+            <w:tcW w:w="1393" w:type="dxa"/>
             <w:tcBorders>
               <w:top w:val="single" w:sz="8" w:space="0" w:color="000000"/>
               <w:left w:val="single" w:sz="8" w:space="0" w:color="000000"/>
@@ -3832,7 +3347,6 @@
             <w:pPr>
               <w:pStyle w:val="Normal"/>
               <w:widowControl w:val="false"/>
-              <w:pBdr/>
               <w:spacing w:lineRule="auto" w:line="240"/>
               <w:ind w:hanging="0"/>
               <w:rPr>
@@ -3851,7 +3365,7 @@
         </w:tc>
         <w:tc>
           <w:tcPr>
-            <w:tcW w:w="2566" w:type="dxa"/>
+            <w:tcW w:w="2567" w:type="dxa"/>
             <w:tcBorders>
               <w:top w:val="single" w:sz="8" w:space="0" w:color="000000"/>
               <w:left w:val="single" w:sz="8" w:space="0" w:color="000000"/>
@@ -3864,7 +3378,6 @@
             <w:pPr>
               <w:pStyle w:val="Normal"/>
               <w:widowControl w:val="false"/>
-              <w:pBdr/>
               <w:spacing w:lineRule="auto" w:line="240"/>
               <w:ind w:hanging="0"/>
               <w:rPr>
@@ -3896,7 +3409,6 @@
             <w:pPr>
               <w:pStyle w:val="Normal"/>
               <w:widowControl w:val="false"/>
-              <w:pBdr/>
               <w:spacing w:lineRule="auto" w:line="240"/>
               <w:ind w:hanging="0"/>
               <w:rPr>
@@ -3928,7 +3440,6 @@
             <w:pPr>
               <w:pStyle w:val="Normal"/>
               <w:widowControl w:val="false"/>
-              <w:pBdr/>
               <w:spacing w:lineRule="auto" w:line="240"/>
               <w:ind w:hanging="0"/>
               <w:rPr>
@@ -3950,7 +3461,7 @@
         <w:trPr/>
         <w:tc>
           <w:tcPr>
-            <w:tcW w:w="1394" w:type="dxa"/>
+            <w:tcW w:w="1393" w:type="dxa"/>
             <w:tcBorders>
               <w:top w:val="single" w:sz="8" w:space="0" w:color="000000"/>
               <w:left w:val="single" w:sz="8" w:space="0" w:color="000000"/>
@@ -3963,7 +3474,6 @@
             <w:pPr>
               <w:pStyle w:val="Normal"/>
               <w:widowControl w:val="false"/>
-              <w:pBdr/>
               <w:spacing w:lineRule="auto" w:line="240"/>
               <w:ind w:hanging="0"/>
               <w:rPr>
@@ -3982,7 +3492,7 @@
         </w:tc>
         <w:tc>
           <w:tcPr>
-            <w:tcW w:w="2566" w:type="dxa"/>
+            <w:tcW w:w="2567" w:type="dxa"/>
             <w:tcBorders>
               <w:top w:val="single" w:sz="8" w:space="0" w:color="000000"/>
               <w:left w:val="single" w:sz="8" w:space="0" w:color="000000"/>
@@ -3995,7 +3505,6 @@
             <w:pPr>
               <w:pStyle w:val="Normal"/>
               <w:widowControl w:val="false"/>
-              <w:pBdr/>
               <w:spacing w:lineRule="auto" w:line="240"/>
               <w:ind w:hanging="0"/>
               <w:rPr>
@@ -4027,7 +3536,6 @@
             <w:pPr>
               <w:pStyle w:val="Normal"/>
               <w:widowControl w:val="false"/>
-              <w:pBdr/>
               <w:spacing w:lineRule="auto" w:line="240"/>
               <w:ind w:hanging="0"/>
               <w:rPr>
@@ -4059,7 +3567,6 @@
             <w:pPr>
               <w:pStyle w:val="Normal"/>
               <w:widowControl w:val="false"/>
-              <w:pBdr/>
               <w:spacing w:lineRule="auto" w:line="240"/>
               <w:ind w:hanging="0"/>
               <w:rPr>
@@ -4081,7 +3588,7 @@
         <w:trPr/>
         <w:tc>
           <w:tcPr>
-            <w:tcW w:w="1394" w:type="dxa"/>
+            <w:tcW w:w="1393" w:type="dxa"/>
             <w:tcBorders>
               <w:top w:val="single" w:sz="8" w:space="0" w:color="000000"/>
               <w:left w:val="single" w:sz="8" w:space="0" w:color="000000"/>
@@ -4094,7 +3601,6 @@
             <w:pPr>
               <w:pStyle w:val="Normal"/>
               <w:widowControl w:val="false"/>
-              <w:pBdr/>
               <w:spacing w:lineRule="auto" w:line="240"/>
               <w:ind w:hanging="0"/>
               <w:rPr>
@@ -4113,7 +3619,7 @@
         </w:tc>
         <w:tc>
           <w:tcPr>
-            <w:tcW w:w="2566" w:type="dxa"/>
+            <w:tcW w:w="2567" w:type="dxa"/>
             <w:tcBorders>
               <w:top w:val="single" w:sz="8" w:space="0" w:color="000000"/>
               <w:left w:val="single" w:sz="8" w:space="0" w:color="000000"/>
@@ -4126,7 +3632,6 @@
             <w:pPr>
               <w:pStyle w:val="Normal"/>
               <w:widowControl w:val="false"/>
-              <w:pBdr/>
               <w:spacing w:lineRule="auto" w:line="240"/>
               <w:ind w:hanging="0"/>
               <w:rPr>
@@ -4158,7 +3663,6 @@
             <w:pPr>
               <w:pStyle w:val="Normal"/>
               <w:widowControl w:val="false"/>
-              <w:pBdr/>
               <w:spacing w:lineRule="auto" w:line="240"/>
               <w:ind w:hanging="0"/>
               <w:rPr>
@@ -4190,7 +3694,6 @@
             <w:pPr>
               <w:pStyle w:val="Normal"/>
               <w:widowControl w:val="false"/>
-              <w:pBdr/>
               <w:spacing w:lineRule="auto" w:line="240"/>
               <w:ind w:hanging="0"/>
               <w:rPr>
@@ -4212,7 +3715,7 @@
         <w:trPr/>
         <w:tc>
           <w:tcPr>
-            <w:tcW w:w="1394" w:type="dxa"/>
+            <w:tcW w:w="1393" w:type="dxa"/>
             <w:tcBorders>
               <w:top w:val="single" w:sz="8" w:space="0" w:color="000000"/>
               <w:left w:val="single" w:sz="8" w:space="0" w:color="000000"/>
@@ -4225,7 +3728,6 @@
             <w:pPr>
               <w:pStyle w:val="Normal"/>
               <w:widowControl w:val="false"/>
-              <w:pBdr/>
               <w:spacing w:lineRule="auto" w:line="240"/>
               <w:ind w:hanging="0"/>
               <w:rPr>
@@ -4244,7 +3746,7 @@
         </w:tc>
         <w:tc>
           <w:tcPr>
-            <w:tcW w:w="2566" w:type="dxa"/>
+            <w:tcW w:w="2567" w:type="dxa"/>
             <w:tcBorders>
               <w:top w:val="single" w:sz="8" w:space="0" w:color="000000"/>
               <w:left w:val="single" w:sz="8" w:space="0" w:color="000000"/>
@@ -4257,7 +3759,6 @@
             <w:pPr>
               <w:pStyle w:val="Normal"/>
               <w:widowControl w:val="false"/>
-              <w:pBdr/>
               <w:spacing w:lineRule="auto" w:line="240"/>
               <w:ind w:hanging="0"/>
               <w:rPr>
@@ -4289,7 +3790,6 @@
             <w:pPr>
               <w:pStyle w:val="Normal"/>
               <w:widowControl w:val="false"/>
-              <w:pBdr/>
               <w:spacing w:lineRule="auto" w:line="240"/>
               <w:ind w:hanging="0"/>
               <w:rPr>
@@ -4321,7 +3821,6 @@
             <w:pPr>
               <w:pStyle w:val="Normal"/>
               <w:widowControl w:val="false"/>
-              <w:pBdr/>
               <w:spacing w:lineRule="auto" w:line="240"/>
               <w:ind w:hanging="0"/>
               <w:rPr>
@@ -4343,7 +3842,7 @@
         <w:trPr/>
         <w:tc>
           <w:tcPr>
-            <w:tcW w:w="1394" w:type="dxa"/>
+            <w:tcW w:w="1393" w:type="dxa"/>
             <w:tcBorders>
               <w:top w:val="single" w:sz="8" w:space="0" w:color="000000"/>
               <w:left w:val="single" w:sz="8" w:space="0" w:color="000000"/>
@@ -4356,7 +3855,6 @@
             <w:pPr>
               <w:pStyle w:val="Normal"/>
               <w:widowControl w:val="false"/>
-              <w:pBdr/>
               <w:spacing w:lineRule="auto" w:line="240"/>
               <w:ind w:hanging="0"/>
               <w:rPr>
@@ -4375,7 +3873,7 @@
         </w:tc>
         <w:tc>
           <w:tcPr>
-            <w:tcW w:w="2566" w:type="dxa"/>
+            <w:tcW w:w="2567" w:type="dxa"/>
             <w:tcBorders>
               <w:top w:val="single" w:sz="8" w:space="0" w:color="000000"/>
               <w:left w:val="single" w:sz="8" w:space="0" w:color="000000"/>
@@ -4388,7 +3886,6 @@
             <w:pPr>
               <w:pStyle w:val="Normal"/>
               <w:widowControl w:val="false"/>
-              <w:pBdr/>
               <w:spacing w:lineRule="auto" w:line="240"/>
               <w:ind w:hanging="0"/>
               <w:rPr>
@@ -4420,7 +3917,6 @@
             <w:pPr>
               <w:pStyle w:val="Normal"/>
               <w:widowControl w:val="false"/>
-              <w:pBdr/>
               <w:spacing w:lineRule="auto" w:line="240"/>
               <w:ind w:hanging="0"/>
               <w:rPr>
@@ -4452,7 +3948,6 @@
             <w:pPr>
               <w:pStyle w:val="Normal"/>
               <w:widowControl w:val="false"/>
-              <w:pBdr/>
               <w:spacing w:lineRule="auto" w:line="240"/>
               <w:ind w:hanging="0"/>
               <w:rPr>
@@ -4479,67 +3974,27 @@
       </w:pPr>
       <w:r>
         <w:rPr/>
-        <w:t xml:space="preserve">В таблице 2 представлены основные типы кадров Wi-Fi, которые передают служебную и пользовательскую информацию. </w:t>
-      </w:r>
-      <w:r>
-        <w:rPr/>
-        <w:t>Из представленных кадров все, кроме Probe Request, содержат уникальный адрес точки доступа BSSID, а с</w:t>
-      </w:r>
-      <w:r>
-        <w:rPr/>
-        <w:t xml:space="preserve">лужебный кадр Beacon </w:t>
-      </w:r>
-      <w:r>
-        <w:rPr/>
-        <w:t xml:space="preserve">также </w:t>
-      </w:r>
-      <w:r>
-        <w:rPr/>
-        <w:t xml:space="preserve">содержит несколько идентификатор сети SSID, </w:t>
-      </w:r>
-      <w:r>
-        <w:rPr/>
-        <w:t xml:space="preserve">если сеть не скрытая, </w:t>
-      </w:r>
-      <w:r>
-        <w:rPr/>
-        <w:t>канал передачи, мощность сигнала и таймеры Beacon Interval, определяющие периодичность рассылки. В структуре кадра также присутствуют дополнительные параметры, такие как поддерживаемые скорости передачи данных, режимы защиты и информация о стандартах 802.11, поддерживаемых точкой доступа. Запрос клиента (Probe Request) включает адрес устройства, запрашиваемый идентификатор сети и список поддерживаемых стандартов и скоростей. Ответ точки доступа (Probe Response) отражает аналогичную структуру Beacon и содержит идентификатор сети, BSSID, канал и мощность, а также дополнительные сведения о параметрах сети, включая возможности шифрования, тайминги и поддерживаемые частоты. Кадры данных (Data Frames) состоят из служебного заголовка, содержащего адреса отправителя и получателя, тип кадра, управляющие поля и контрольную сумму, а также пользовательские данные, которые могут быть зашифрованы. Каждый кадр снабжён временной меткой приёма и последовательностью фрагментов для корректной сборки пакетов. Таким образом, структура и поля каждого типа кадра позволяют различать точки доступа, клиентские устройства и передаваемую информацию, а также фиксировать временные и частотные характеристики передачи.</w:t>
-      </w:r>
-    </w:p>
-    <w:p>
-      <w:pPr>
-        <w:pStyle w:val="Normal"/>
-        <w:rPr/>
-      </w:pPr>
-      <w:r>
-        <w:rPr/>
-        <w:t xml:space="preserve">Для анализа беспроводной среды и идентификации источников радиосигнала основными измеряемыми параметрами являются уникальные адреса устройств (MAC/BSSID), мощность принимаемого сигнала (RSSI), канал передачи и тип кадра с временной меткой. RSSI позволяет оценивать относительное расстояние до источника и выявлять зоны затухания и отражений. MAC-адрес и BSSID обеспечивают уникальную идентификацию точек доступа и клиентских устройств, </w:t>
-      </w:r>
-      <w:r>
-        <w:rPr/>
-        <w:t>за исключением точек злоумышленников, копирующих эти параметры от санкционированных устройств,</w:t>
-      </w:r>
-      <w:r>
-        <w:rPr/>
-        <w:t xml:space="preserve"> а канал передачи фиксирует частотное распределение радиосигнала. Тип кадра и временная метка приёма позволяют разделять служебные и пользовательские сообщения, а также упорядочивать события по времени для анализа активности сети. Совокупность этих параметров создаёт базу для последующего построения моделей распространения сигнала и анализа структуры беспроводной сети.</w:t>
-      </w:r>
-    </w:p>
-    <w:p>
-      <w:pPr>
-        <w:pStyle w:val="Normal"/>
-        <w:rPr/>
-      </w:pPr>
-      <w:r>
-        <w:rPr/>
-        <w:t xml:space="preserve">Исходя из физических и технических ограничений, фиксирование параметров беспроводной сети обладает рядом принципиальных ограничений. Пассивное наблюдение не позволяет обнаружить устройства, которые не излучают радиосигнал, включая скрытые прослушивающие устройства. Мощность принимаемого сигнала нестабильна из-за отражений, многолучевого распространения и влияния препятствий, что требует усреднения и статистической обработки данных. Разделение каналов и плотность радиосреды ограничивают точность оценки параметров, особенно в диапазоне 2,4 ГГц с высокой вероятностью перекрытия сигналов. В целом, эти факторы определяют границы применимости методов измерений и создают необходимость учитывать вариативность среды и технические характеристики </w:t>
-      </w:r>
-      <w:r>
-        <w:rPr/>
-        <w:t>антенн</w:t>
-      </w:r>
-      <w:r>
-        <w:rPr/>
-        <w:t xml:space="preserve"> при анализе активности беспроводных устройств.</w:t>
+        <w:t>В таблице 2 представлены основные типы кадров Wi-Fi, которые передают служебную и пользовательскую информацию. Из представленных кадров все, кроме Probe Request, содержат уникальный адрес точки доступа BSSID, а служебный кадр Beacon также содержит несколько идентификатор сети SSID, если сеть не скрытая, канал передачи, мощность сигнала и таймеры Beacon Interval, определяющие периодичность рассылки. В структуре кадра также присутствуют дополнительные параметры, такие как поддерживаемые скорости передачи данных, режимы защиты и информация о стандартах 802.11, поддерживаемых точкой доступа. Запрос клиента (Probe Request) включает адрес устройства, запрашиваемый идентификатор сети и список поддерживаемых стандартов и скоростей. Ответ точки доступа (Probe Response) отражает аналогичную структуру Beacon и содержит идентификатор сети, BSSID, канал и мощность, а также дополнительные сведения о параметрах сети, включая возможности шифрования, тайминги и поддерживаемые частоты. Кадры данных (Data Frames) состоят из служебного заголовка, содержащего адреса отправителя и получателя, тип кадра, управляющие поля и контрольную сумму, а также пользовательские данные, которые могут быть зашифрованы. Каждый кадр снабжён временной меткой приёма и последовательностью фрагментов для корректной сборки пакетов. Таким образом, структура и поля каждого типа кадра позволяют различать точки доступа, клиентские устройства и передаваемую информацию, а также фиксировать временные и частотные характеристики передачи.</w:t>
+      </w:r>
+    </w:p>
+    <w:p>
+      <w:pPr>
+        <w:pStyle w:val="Normal"/>
+        <w:rPr/>
+      </w:pPr>
+      <w:r>
+        <w:rPr/>
+        <w:t>Для анализа беспроводной среды и идентификации источников радиосигнала основными измеряемыми параметрами являются уникальные адреса устройств (MAC/BSSID), мощность принимаемого сигнала (RSSI), канал передачи и тип кадра с временной меткой. RSSI позволяет оценивать относительное расстояние до источника и выявлять зоны затухания и отражений. MAC-адрес и BSSID обеспечивают уникальную идентификацию точек доступа и клиентских устройств, за исключением точек злоумышленников, копирующих эти параметры от санкционированных устройств, а канал передачи фиксирует частотное распределение радиосигнала. Тип кадра и временная метка приёма позволяют разделять служебные и пользовательские сообщения, а также упорядочивать события по времени для анализа активности сети. Совокупность этих параметров создаёт базу для последующего построения моделей распространения сигнала и анализа структуры беспроводной сети.</w:t>
+      </w:r>
+    </w:p>
+    <w:p>
+      <w:pPr>
+        <w:pStyle w:val="Normal"/>
+        <w:rPr/>
+      </w:pPr>
+      <w:r>
+        <w:rPr/>
+        <w:t>Исходя из физических и технических ограничений, фиксирование параметров беспроводной сети обладает рядом принципиальных ограничений. Пассивное наблюдение не позволяет обнаружить устройства, которые не излучают радиосигнал, включая скрытые прослушивающие устройства. Мощность принимаемого сигнала нестабильна из-за отражений, многолучевого распространения и влияния препятствий, что требует усреднения и статистической обработки данных. Разделение каналов и плотность радиосреды ограничивают точность оценки параметров, особенно в диапазоне 2,4 ГГц с высокой вероятностью перекрытия сигналов. В целом, эти факторы определяют границы применимости методов измерений и создают необходимость учитывать вариативность среды и технические характеристики антенн при анализе активности беспроводных устройств.</w:t>
       </w:r>
     </w:p>
     <w:p>
@@ -4548,12 +4003,12 @@
         <w:ind w:firstLine="720"/>
         <w:rPr/>
       </w:pPr>
-      <w:bookmarkStart w:id="18" w:name="_Toc225707583"/>
+      <w:bookmarkStart w:id="17" w:name="_Toc225707583"/>
       <w:r>
         <w:rPr/>
         <w:t>1.2 Классификация источников радиосигналов и характеристика параметров Wi-Fi точек доступа</w:t>
       </w:r>
-      <w:bookmarkEnd w:id="18"/>
+      <w:bookmarkEnd w:id="17"/>
     </w:p>
     <w:p>
       <w:pPr>
@@ -4561,23 +4016,47 @@
         <w:ind w:firstLine="720"/>
         <w:rPr/>
       </w:pPr>
-      <w:bookmarkStart w:id="19" w:name="_Toc225707584"/>
-      <w:bookmarkStart w:id="20" w:name="_nwuwta22xkkd"/>
+      <w:bookmarkStart w:id="18" w:name="_Toc225707584"/>
+      <w:bookmarkStart w:id="19" w:name="_nwuwta22xkkd"/>
+      <w:bookmarkEnd w:id="19"/>
+      <w:r>
+        <w:rPr/>
+        <w:t>1.2.1 Классификация по типу устройства</w:t>
+      </w:r>
+      <w:bookmarkEnd w:id="18"/>
+    </w:p>
+    <w:p>
+      <w:pPr>
+        <w:pStyle w:val="Normal"/>
+        <w:rPr/>
+      </w:pPr>
+      <w:r>
+        <w:rPr/>
+        <w:t>Радиосигнал в диапазонах Wi-Fi излучают различные устройства, каждое из которых имеет характерный профиль активности. Точки доступа (AP) – центральные элементы сети, которые периодически рассылают служебные кадры Beacon для информирования клиентов о существующей сети, её идентификаторе, канале и мощности сигнала. Активность точек доступа стабильна и регулярна: Beacon кадры передаются с постоянным интервалом, а Probe Response возникают в ответ на запросы клиентов. Клиентские устройства, включая ноутбуки, планшеты и смартфоны, характеризуются более динамичным поведением: они периодически инициируют Probe Request для обнаружения сетей, активно соединяются с точками доступа при необходимости передачи данных и могут изменять своё состояние в зависимости от активности пользователя или энергосбережения. IoT-устройства и периферийные элементы, такие как принтеры или камеры, могут иметь как регулярный, так и нерегулярный характер излучения: некоторые постоянно поддерживают связь с сервером, другие включаются периодически или только при событии. При этом каждое устройство можно различить по частоте и периодичности кадров, а также по типам кадров, которые оно генерирует, что позволяет классифицировать источники и отслеживать их активность в сети.</w:t>
+      </w:r>
+    </w:p>
+    <w:p>
+      <w:pPr>
+        <w:pStyle w:val="Heading3"/>
+        <w:rPr/>
+      </w:pPr>
+      <w:bookmarkStart w:id="20" w:name="_Toc225707585"/>
+      <w:bookmarkStart w:id="21" w:name="_92y76grk4f5s"/>
+      <w:bookmarkEnd w:id="21"/>
+      <w:r>
+        <w:rPr/>
+        <w:t>1.2.2 Классификация по статусу в сети</w:t>
+      </w:r>
       <w:bookmarkEnd w:id="20"/>
-      <w:r>
-        <w:rPr/>
-        <w:t>1.2.1 Классификация по типу устройства</w:t>
-      </w:r>
-      <w:bookmarkEnd w:id="19"/>
-    </w:p>
-    <w:p>
-      <w:pPr>
-        <w:pStyle w:val="Normal"/>
-        <w:rPr/>
-      </w:pPr>
-      <w:r>
-        <w:rPr/>
-        <w:t>Радиосигнал в диапазонах Wi-Fi излучают различные устройства, каждое из которых имеет характерный профиль активности. Точки доступа (AP) – центральные элементы сети, которые периодически рассылают служебные кадры Beacon для информирования клиентов о существующей сети, её идентификаторе, канале и мощности сигнала. Активность точек доступа стабильна и регулярна: Beacon кадры передаются с постоянным интервалом, а Probe Response возникают в ответ на запросы клиентов. Клиентские устройства, включая ноутбуки, планшеты и смартфоны, характеризуются более динамичным поведением: они периодически инициируют Probe Request для обнаружения сетей, активно соединяются с точками доступа при необходимости передачи данных и могут изменять своё состояние в зависимости от активности пользователя или энергосбережения. IoT-устройства и периферийные элементы, такие как принтеры или камеры, могут иметь как регулярный, так и нерегулярный характер излучения: некоторые постоянно поддерживают связь с сервером, другие включаются периодически или только при событии. При этом каждое устройство можно различить по частоте и периодичности кадров, а также по типам кадров, которые оно генерирует, что позволяет классифицировать источники и отслеживать их активность в сети.</w:t>
+    </w:p>
+    <w:p>
+      <w:pPr>
+        <w:pStyle w:val="Normal"/>
+        <w:rPr/>
+      </w:pPr>
+      <w:r>
+        <w:rPr/>
+        <w:t>Источники радиосигнала можно классифицировать по статусу в сети, что отражает их легитимность и назначение. Легитимные устройства включают зарегистрированные точки доступа и клиентские устройства, внесённые в «белый список». Их активность предсказуема: точки доступа регулярно рассылают Beacon, клиенты инициируют соединение в моменты необходимости передачи данных или поиска сети. Незарегистрированные устройства (rogue AP) – точки доступа, не санкционированные организацией. Они могут вести себя как обычные точки доступа, рассылать Beacon и отвечать на Probe, но их появление вне белого списка делает их выявление критически важным. Такие устройства могут иметь случайную или преднамеренно нерегулярную активность, чтобы затруднить обнаружение. Поддельные точки доступа (Evil Twin) имитируют легитимные SSID, активно отвечают на Probe запросы и создают ложную картину сети. Их активность часто синхронизирована с клиентскими запросами, и они могут быть как постоянно активными, так и включаться только при обнаружении клиентов. Устройства с изменяемым MAC-адресом периодически меняют идентификатор для обхода идентификации; их Beacon и Probe кадры могут появляться с высокой периодичностью или нерегулярно, что создаёт сложную динамику сети и требует внимательного анализа временных характеристик активности.</w:t>
       </w:r>
     </w:p>
     <w:p>
@@ -4585,23 +4064,33 @@
         <w:pStyle w:val="Heading3"/>
         <w:rPr/>
       </w:pPr>
-      <w:bookmarkStart w:id="21" w:name="_Toc225707585"/>
-      <w:bookmarkStart w:id="22" w:name="_92y76grk4f5s"/>
+      <w:bookmarkStart w:id="22" w:name="_Toc225707586"/>
+      <w:bookmarkStart w:id="23" w:name="_6y832y37kk95"/>
+      <w:bookmarkEnd w:id="23"/>
+      <w:r>
+        <w:rPr/>
+        <w:t>1.2.3 Классификация по активности и способу передачи</w:t>
+      </w:r>
       <w:bookmarkEnd w:id="22"/>
-      <w:r>
-        <w:rPr/>
-        <w:t>1.2.2 Классификация по статусу в сети</w:t>
-      </w:r>
-      <w:bookmarkEnd w:id="21"/>
-    </w:p>
-    <w:p>
-      <w:pPr>
-        <w:pStyle w:val="Normal"/>
-        <w:rPr/>
-      </w:pPr>
-      <w:r>
-        <w:rPr/>
-        <w:t>Источники радиосигнала можно классифицировать по статусу в сети, что отражает их легитимность и назначение. Легитимные устройства включают зарегистрированные точки доступа и клиентские устройства, внесённые в «белый список». Их активность предсказуема: точки доступа регулярно рассылают Beacon, клиенты инициируют соединение в моменты необходимости передачи данных или поиска сети. Незарегистрированные устройства (rogue AP) – точки доступа, не санкционированные организацией. Они могут вести себя как обычные точки доступа, рассылать Beacon и отвечать на Probe, но их появление вне белого списка делает их выявление критически важным. Такие устройства могут иметь случайную или преднамеренно нерегулярную активность, чтобы затруднить обнаружение. Поддельные точки доступа (Evil Twin) имитируют легитимные SSID, активно отвечают на Probe запросы и создают ложную картину сети. Их активность часто синхронизирована с клиентскими запросами, и они могут быть как постоянно активными, так и включаться только при обнаружении клиентов. Устройства с изменяемым MAC-адресом периодически меняют идентификатор для обхода идентификации; их Beacon и Probe кадры могут появляться с высокой периодичностью или нерегулярно, что создаёт сложную динамику сети и требует внимательного анализа временных характеристик активности.</w:t>
+    </w:p>
+    <w:p>
+      <w:pPr>
+        <w:pStyle w:val="Normal"/>
+        <w:rPr/>
+      </w:pPr>
+      <w:r>
+        <w:rPr/>
+        <w:t xml:space="preserve">Источники радиосигнала различаются по характеру передачи данных и периодичности излучения. Постоянно излучающие устройства регулярно отправляют служебные кадры, такие как Beacon, и поддерживают активные соединения с клиентами. К этой категории относятся точки доступа и некоторые IoT-устройства с непрерывной связью, их активность стабильна и предсказуема. Устройства с непостоянной активностью включают клиентские устройства и точки доступа, которые передают кадры только при необходимости: Probe Request и Probe Response возникают при поиске сети или попытке соединения, что делает их активность дискретной и нерегулярной. Пассивные устройства, которые не передают радиосигналы, не фиксируются в сети, и их присутствие выявить невозможно стандартными средствами; они действуют как </w:t>
+      </w:r>
+      <w:r>
+        <w:rPr>
+          <w:shd w:fill="FFFF00" w:val="clear"/>
+        </w:rPr>
+        <w:t>eavesdrop</w:t>
+      </w:r>
+      <w:r>
+        <w:rPr/>
+        <w:t xml:space="preserve"> (прослушка), наблюдая за эфиром без генерации собственного сигнала. Разделение источников по активности позволяет классифицировать устройства и прогнозировать вероятность их обнаружения в заданной временной рамке, а также понимать ограничения пассивного мониторинга и непостоянной активности клиентов.</w:t>
       </w:r>
     </w:p>
     <w:p>
@@ -4609,56 +4098,14 @@
         <w:pStyle w:val="Heading3"/>
         <w:rPr/>
       </w:pPr>
-      <w:bookmarkStart w:id="23" w:name="_Toc225707586"/>
-      <w:bookmarkStart w:id="24" w:name="_6y832y37kk95"/>
+      <w:bookmarkStart w:id="24" w:name="_Toc225707587"/>
+      <w:bookmarkStart w:id="25" w:name="_icdi9w43pyfv"/>
+      <w:bookmarkEnd w:id="25"/>
+      <w:r>
+        <w:rPr/>
+        <w:t>1.2.4 Классификация по радиофизическим характеристикам</w:t>
+      </w:r>
       <w:bookmarkEnd w:id="24"/>
-      <w:r>
-        <w:rPr/>
-        <w:t>1.2.3 Классификация по активности и способу передачи</w:t>
-      </w:r>
-      <w:bookmarkEnd w:id="23"/>
-    </w:p>
-    <w:p>
-      <w:pPr>
-        <w:pStyle w:val="Normal"/>
-        <w:rPr/>
-      </w:pPr>
-      <w:r>
-        <w:rPr/>
-        <w:t xml:space="preserve">Источники радиосигнала различаются по характеру передачи данных и периодичности излучения. Постоянно излучающие устройства регулярно отправляют служебные кадры, такие как Beacon, и поддерживают активные соединения с клиентами. К этой категории относятся точки доступа и некоторые IoT-устройства с непрерывной связью, их активность стабильна и предсказуема. Устройства с непостоянной активностью включают клиентские устройства и точки доступа, которые передают кадры только при необходимости: Probe Request и Probe Response возникают при поиске сети или попытке соединения, что делает их активность дискретной и нерегулярной. Пассивные устройства, которые не передают радиосигналы, не фиксируются в сети, и их присутствие выявить невозможно стандартными средствами; они действуют как </w:t>
-      </w:r>
-      <w:r>
-        <w:rPr>
-          <w:shd w:fill="FFFF00" w:val="clear"/>
-        </w:rPr>
-        <w:t>eavesdrop</w:t>
-      </w:r>
-      <w:r>
-        <w:rPr/>
-        <w:t xml:space="preserve"> </w:t>
-      </w:r>
-      <w:r>
-        <w:rPr/>
-        <w:t>(прослушка)</w:t>
-      </w:r>
-      <w:r>
-        <w:rPr/>
-        <w:t>, наблюдая за эфиром без генерации собственного сигнала. Разделение источников по активности позволяет классифицировать устройства и прогнозировать вероятность их обнаружения в заданной временной рамке, а также понимать ограничения пассивного мониторинга и непостоянной активности клиентов.</w:t>
-      </w:r>
-    </w:p>
-    <w:p>
-      <w:pPr>
-        <w:pStyle w:val="Heading3"/>
-        <w:rPr/>
-      </w:pPr>
-      <w:bookmarkStart w:id="25" w:name="_Toc225707587"/>
-      <w:bookmarkStart w:id="26" w:name="_icdi9w43pyfv"/>
-      <w:bookmarkEnd w:id="26"/>
-      <w:r>
-        <w:rPr/>
-        <w:t>1.2.4 Классификация по радиофизическим характеристикам</w:t>
-      </w:r>
-      <w:bookmarkEnd w:id="25"/>
     </w:p>
     <w:p>
       <w:pPr>
@@ -4676,48 +4123,48 @@
         <w:ind w:firstLine="720"/>
         <w:rPr/>
       </w:pPr>
-      <w:bookmarkStart w:id="27" w:name="_Toc225707588"/>
+      <w:bookmarkStart w:id="26" w:name="_Toc225707588"/>
       <w:r>
         <w:rPr/>
         <w:t>1.3 Методы и подходы к обнаружению и идентификации источников излучения</w:t>
       </w:r>
+      <w:bookmarkEnd w:id="26"/>
+    </w:p>
+    <w:p>
+      <w:pPr>
+        <w:pStyle w:val="Heading3"/>
+        <w:rPr>
+          <w:lang w:val="ru-RU"/>
+        </w:rPr>
+      </w:pPr>
+      <w:bookmarkStart w:id="27" w:name="_Toc225707589"/>
+      <w:bookmarkStart w:id="28" w:name="_at8wopwtu7ar"/>
+      <w:bookmarkEnd w:id="28"/>
+      <w:r>
+        <w:rPr/>
+        <w:t xml:space="preserve">1.3.1 </w:t>
+      </w:r>
+      <w:r>
+        <w:rPr>
+          <w:lang w:val="ru-RU"/>
+        </w:rPr>
+        <w:t>М</w:t>
+      </w:r>
+      <w:r>
+        <w:rPr/>
+        <w:t>етоды обнаружения</w:t>
+      </w:r>
+      <w:r>
+        <w:rPr>
+          <w:lang w:val="ru-RU"/>
+        </w:rPr>
+        <w:t xml:space="preserve"> </w:t>
+      </w:r>
+      <w:r>
+        <w:rPr/>
+        <w:t>активных источников</w:t>
+      </w:r>
       <w:bookmarkEnd w:id="27"/>
-    </w:p>
-    <w:p>
-      <w:pPr>
-        <w:pStyle w:val="Heading3"/>
-        <w:rPr>
-          <w:lang w:val="ru-RU"/>
-        </w:rPr>
-      </w:pPr>
-      <w:bookmarkStart w:id="28" w:name="_Toc225707589"/>
-      <w:bookmarkStart w:id="29" w:name="_at8wopwtu7ar"/>
-      <w:bookmarkEnd w:id="29"/>
-      <w:r>
-        <w:rPr/>
-        <w:t xml:space="preserve">1.3.1 </w:t>
-      </w:r>
-      <w:r>
-        <w:rPr>
-          <w:lang w:val="ru-RU"/>
-        </w:rPr>
-        <w:t>М</w:t>
-      </w:r>
-      <w:r>
-        <w:rPr/>
-        <w:t>етоды обнаружения</w:t>
-      </w:r>
-      <w:r>
-        <w:rPr>
-          <w:lang w:val="ru-RU"/>
-        </w:rPr>
-        <w:t xml:space="preserve"> </w:t>
-      </w:r>
-      <w:r>
-        <w:rPr/>
-        <w:t>активных источников</w:t>
-      </w:r>
-      <w:bookmarkEnd w:id="28"/>
       <w:r>
         <w:rPr>
           <w:lang w:val="ru-RU"/>
@@ -4785,15 +4232,7 @@
       </w:r>
       <w:r>
         <w:rPr/>
-        <w:t xml:space="preserve">оказываются недостаточными. Основная идея заключается в построении моделей нормального функционирования сети на основе накопленных данных о Beacon и </w:t>
-      </w:r>
-      <w:r>
-        <w:rPr/>
-        <w:t>Data</w:t>
-      </w:r>
-      <w:r>
-        <w:rPr/>
-        <w:t xml:space="preserve"> кадрах, а также измерениях мощности сигнала (RSSI), и последующем выявлении аномалий, которые могут указывать на появление незарегистрированных или поддельных источников.</w:t>
+        <w:t>оказываются недостаточными. Основная идея заключается в построении моделей нормального функционирования сети на основе накопленных данных о Beacon и Data кадрах, а также измерениях мощности сигнала (RSSI), и последующем выявлении аномалий, которые могут указывать на появление незарегистрированных или поддельных источников.</w:t>
       </w:r>
     </w:p>
     <w:p>
@@ -4812,7 +4251,7 @@
         <w:pStyle w:val="Normal"/>
         <w:numPr>
           <w:ilvl w:val="0"/>
-          <w:numId w:val="6"/>
+          <w:numId w:val="4"/>
         </w:numPr>
         <w:ind w:firstLine="708" w:left="0"/>
         <w:rPr/>
@@ -4829,39 +4268,7 @@
       </w:r>
       <w:r>
         <w:rPr/>
-        <w:t xml:space="preserve"> средние значения и дисперсия RSSI, распределение </w:t>
-      </w:r>
-      <w:r>
-        <w:rPr/>
-        <w:t>соотношений отправленных</w:t>
-      </w:r>
-      <w:r>
-        <w:rPr/>
-        <w:t xml:space="preserve"> Beacon </w:t>
-      </w:r>
-      <w:r>
-        <w:rPr/>
-        <w:t>к</w:t>
-      </w:r>
-      <w:r>
-        <w:rPr/>
-        <w:t xml:space="preserve"> </w:t>
-      </w:r>
-      <w:r>
-        <w:rPr/>
-        <w:t>Data</w:t>
-      </w:r>
-      <w:r>
-        <w:rPr/>
-        <w:t xml:space="preserve"> кадр</w:t>
-      </w:r>
-      <w:r>
-        <w:rPr/>
-        <w:t>ам</w:t>
-      </w:r>
-      <w:r>
-        <w:rPr/>
-        <w:t>, а также временные интервалы активности устройств. Источники, чьи показатели систематически отклоняются от эталонного поведения, классифицируются как потенциально аномальные.</w:t>
+        <w:t xml:space="preserve"> средние значения и дисперсия RSSI, распределение соотношений отправленных Beacon к Data кадрам, а также временные интервалы активности устройств. Источники, чьи показатели систематически отклоняются от эталонного поведения, классифицируются как потенциально аномальные.</w:t>
       </w:r>
     </w:p>
     <w:p>
@@ -4869,7 +4276,7 @@
         <w:pStyle w:val="Normal"/>
         <w:numPr>
           <w:ilvl w:val="0"/>
-          <w:numId w:val="6"/>
+          <w:numId w:val="4"/>
         </w:numPr>
         <w:ind w:firstLine="708" w:left="0"/>
         <w:rPr/>
@@ -4894,22 +4301,14 @@
         <w:pStyle w:val="Normal"/>
         <w:numPr>
           <w:ilvl w:val="0"/>
-          <w:numId w:val="6"/>
+          <w:numId w:val="4"/>
         </w:numPr>
         <w:ind w:firstLine="708" w:left="0"/>
         <w:rPr/>
       </w:pPr>
       <w:r>
         <w:rPr/>
-        <w:t xml:space="preserve">Временной анализ активности устройств. Отслеживаются повторяющиеся или нестандартные паттерны </w:t>
-      </w:r>
-      <w:r>
-        <w:rPr/>
-        <w:t>рассылки</w:t>
-      </w:r>
-      <w:r>
-        <w:rPr/>
-        <w:t xml:space="preserve"> кадров, включая неожиданные циклы активности, резкие всплески сигналов или внезапное появление новых профилей поведения. Временной анализ позволяет выявлять устройства с аномальной динамикой работы, даже при низкой активности.</w:t>
+        <w:t>Временной анализ активности устройств. Отслеживаются повторяющиеся или нестандартные паттерны рассылки кадров, включая неожиданные циклы активности, резкие всплески сигналов или внезапное появление новых профилей поведения. Временной анализ позволяет выявлять устройства с аномальной динамикой работы, даже при низкой активности.</w:t>
       </w:r>
     </w:p>
     <w:p>
@@ -4917,7 +4316,7 @@
         <w:pStyle w:val="Normal"/>
         <w:numPr>
           <w:ilvl w:val="0"/>
-          <w:numId w:val="6"/>
+          <w:numId w:val="4"/>
         </w:numPr>
         <w:ind w:firstLine="708" w:left="0"/>
         <w:rPr/>
@@ -4976,9 +4375,9 @@
           <w:lang w:val="ru-RU"/>
         </w:rPr>
       </w:pPr>
-      <w:bookmarkStart w:id="30" w:name="_Toc225707590"/>
-      <w:bookmarkStart w:id="31" w:name="_t6qpiqke9pi0"/>
-      <w:bookmarkEnd w:id="31"/>
+      <w:bookmarkStart w:id="29" w:name="_Toc225707590"/>
+      <w:bookmarkStart w:id="30" w:name="_t6qpiqke9pi0"/>
+      <w:bookmarkEnd w:id="30"/>
       <w:r>
         <w:rPr/>
         <w:t xml:space="preserve">1.3.2 </w:t>
@@ -4989,7 +4388,7 @@
         </w:rPr>
         <w:t>Методы локализации активных источников</w:t>
       </w:r>
-      <w:bookmarkEnd w:id="30"/>
+      <w:bookmarkEnd w:id="29"/>
     </w:p>
     <w:p>
       <w:pPr>
@@ -5121,6 +4520,7 @@
             <w:pPr>
               <w:pStyle w:val="Normal"/>
               <w:widowControl/>
+              <w:suppressAutoHyphens w:val="true"/>
               <w:spacing w:lineRule="auto" w:line="240" w:before="0" w:after="0"/>
               <w:ind w:hanging="0"/>
               <w:jc w:val="center"/>
@@ -5129,13 +4529,7 @@
               </w:rPr>
             </w:pPr>
             <w:r>
-              <w:rPr>
-                <w:rFonts w:eastAsia="Times New Roman" w:cs="Times New Roman"/>
-                <w:kern w:val="0"/>
-                <w:sz w:val="28"/>
-                <w:szCs w:val="28"/>
-                <w:lang w:val="ru-RU" w:eastAsia="ru-RU" w:bidi="ar-SA"/>
-              </w:rPr>
+              <w:rPr/>
             </w:r>
             <m:oMath xmlns:m="http://schemas.openxmlformats.org/officeDocument/2006/math">
               <m:r>
@@ -5226,6 +4620,7 @@
             <w:pPr>
               <w:pStyle w:val="Normal"/>
               <w:widowControl/>
+              <w:suppressAutoHyphens w:val="true"/>
               <w:spacing w:lineRule="auto" w:line="240" w:before="0" w:after="0"/>
               <w:ind w:hanging="0"/>
               <w:jc w:val="center"/>
@@ -5242,29 +4637,7 @@
                 <w:highlight w:val="darkRed"/>
                 <w:lang w:val="ru-RU" w:eastAsia="ru-RU" w:bidi="ar-SA"/>
               </w:rPr>
-              <w:t>(</w:t>
-            </w:r>
-            <w:r>
-              <w:rPr>
-                <w:rFonts w:eastAsia="Times New Roman" w:cs="Times New Roman"/>
-                <w:kern w:val="0"/>
-                <w:sz w:val="28"/>
-                <w:szCs w:val="28"/>
-                <w:highlight w:val="darkRed"/>
-                <w:lang w:val="ru-RU" w:eastAsia="ru-RU" w:bidi="ar-SA"/>
-              </w:rPr>
-              <w:t>?</w:t>
-            </w:r>
-            <w:r>
-              <w:rPr>
-                <w:rFonts w:eastAsia="Times New Roman" w:cs="Times New Roman"/>
-                <w:kern w:val="0"/>
-                <w:sz w:val="28"/>
-                <w:szCs w:val="28"/>
-                <w:highlight w:val="darkRed"/>
-                <w:lang w:val="ru-RU" w:eastAsia="ru-RU" w:bidi="ar-SA"/>
-              </w:rPr>
-              <w:t>)</w:t>
+              <w:t>(?)</w:t>
             </w:r>
           </w:p>
         </w:tc>
@@ -5286,6 +4659,7 @@
             <w:pPr>
               <w:pStyle w:val="Normal"/>
               <w:widowControl/>
+              <w:suppressAutoHyphens w:val="true"/>
               <w:spacing w:lineRule="auto" w:line="240" w:before="0" w:after="0"/>
               <w:ind w:hanging="0"/>
               <w:jc w:val="center"/>
@@ -5294,13 +4668,7 @@
               </w:rPr>
             </w:pPr>
             <w:r>
-              <w:rPr>
-                <w:rFonts w:eastAsia="Times New Roman" w:cs="Times New Roman"/>
-                <w:kern w:val="0"/>
-                <w:sz w:val="28"/>
-                <w:szCs w:val="28"/>
-                <w:lang w:val="ru-RU" w:eastAsia="ru-RU" w:bidi="ar-SA"/>
-              </w:rPr>
+              <w:rPr/>
             </w:r>
             <m:oMath xmlns:m="http://schemas.openxmlformats.org/officeDocument/2006/math">
               <m:r>
@@ -5493,6 +4861,7 @@
             <w:pPr>
               <w:pStyle w:val="Normal"/>
               <w:widowControl/>
+              <w:suppressAutoHyphens w:val="true"/>
               <w:spacing w:lineRule="auto" w:line="240" w:before="0" w:after="0"/>
               <w:ind w:hanging="0"/>
               <w:jc w:val="center"/>
@@ -5509,29 +4878,7 @@
                 <w:highlight w:val="darkRed"/>
                 <w:lang w:val="ru-RU" w:eastAsia="ru-RU" w:bidi="ar-SA"/>
               </w:rPr>
-              <w:t>(</w:t>
-            </w:r>
-            <w:r>
-              <w:rPr>
-                <w:rFonts w:eastAsia="Times New Roman" w:cs="Times New Roman"/>
-                <w:kern w:val="0"/>
-                <w:sz w:val="28"/>
-                <w:szCs w:val="28"/>
-                <w:highlight w:val="darkRed"/>
-                <w:lang w:val="ru-RU" w:eastAsia="ru-RU" w:bidi="ar-SA"/>
-              </w:rPr>
-              <w:t>?</w:t>
-            </w:r>
-            <w:r>
-              <w:rPr>
-                <w:rFonts w:eastAsia="Times New Roman" w:cs="Times New Roman"/>
-                <w:kern w:val="0"/>
-                <w:sz w:val="28"/>
-                <w:szCs w:val="28"/>
-                <w:highlight w:val="darkRed"/>
-                <w:lang w:val="ru-RU" w:eastAsia="ru-RU" w:bidi="ar-SA"/>
-              </w:rPr>
-              <w:t>)</w:t>
+              <w:t>(?)</w:t>
             </w:r>
           </w:p>
         </w:tc>
@@ -5569,8 +4916,8 @@
       <w:tblGrid>
         <w:gridCol w:w="676"/>
         <w:gridCol w:w="1114"/>
-        <w:gridCol w:w="371"/>
-        <w:gridCol w:w="7192"/>
+        <w:gridCol w:w="370"/>
+        <w:gridCol w:w="7193"/>
       </w:tblGrid>
       <w:tr>
         <w:trPr>
@@ -5590,6 +4937,7 @@
             <w:pPr>
               <w:pStyle w:val="Normal"/>
               <w:widowControl/>
+              <w:suppressAutoHyphens w:val="true"/>
               <w:spacing w:lineRule="auto" w:line="240" w:before="0" w:after="0"/>
               <w:ind w:hanging="0"/>
               <w:jc w:val="both"/>
@@ -5627,6 +4975,7 @@
             <w:pPr>
               <w:pStyle w:val="Normal"/>
               <w:widowControl/>
+              <w:suppressAutoHyphens w:val="true"/>
               <w:spacing w:lineRule="auto" w:line="240" w:before="0" w:after="0"/>
               <w:ind w:hanging="0"/>
               <w:jc w:val="center"/>
@@ -5639,13 +4988,7 @@
               </w:rPr>
             </w:pPr>
             <w:r>
-              <w:rPr>
-                <w:rFonts w:eastAsia="Times New Roman" w:cs="Times New Roman"/>
-                <w:kern w:val="0"/>
-                <w:sz w:val="28"/>
-                <w:szCs w:val="28"/>
-                <w:lang w:val="ru-RU" w:eastAsia="ru-RU" w:bidi="ar-SA"/>
-              </w:rPr>
+              <w:rPr/>
             </w:r>
             <m:oMathPara xmlns:m="http://schemas.openxmlformats.org/officeDocument/2006/math">
               <m:oMathParaPr>
@@ -5676,7 +5019,7 @@
         </w:tc>
         <w:tc>
           <w:tcPr>
-            <w:tcW w:w="371" w:type="dxa"/>
+            <w:tcW w:w="370" w:type="dxa"/>
             <w:tcBorders>
               <w:top w:val="nil"/>
               <w:left w:val="nil"/>
@@ -5688,6 +5031,7 @@
             <w:pPr>
               <w:pStyle w:val="Normal"/>
               <w:widowControl/>
+              <w:suppressAutoHyphens w:val="true"/>
               <w:spacing w:lineRule="auto" w:line="240" w:before="0" w:after="0"/>
               <w:ind w:hanging="0"/>
               <w:jc w:val="both"/>
@@ -5709,7 +5053,7 @@
         </w:tc>
         <w:tc>
           <w:tcPr>
-            <w:tcW w:w="7192" w:type="dxa"/>
+            <w:tcW w:w="7193" w:type="dxa"/>
             <w:tcBorders>
               <w:top w:val="nil"/>
               <w:left w:val="nil"/>
@@ -5721,6 +5065,7 @@
             <w:pPr>
               <w:pStyle w:val="Normal"/>
               <w:widowControl/>
+              <w:suppressAutoHyphens w:val="true"/>
               <w:spacing w:lineRule="auto" w:line="240" w:before="0" w:after="0"/>
               <w:ind w:hanging="0"/>
               <w:jc w:val="both"/>
@@ -5759,6 +5104,7 @@
             <w:pPr>
               <w:pStyle w:val="Normal"/>
               <w:widowControl/>
+              <w:suppressAutoHyphens w:val="true"/>
               <w:spacing w:lineRule="auto" w:line="240" w:before="0" w:after="0"/>
               <w:ind w:hanging="0"/>
               <w:jc w:val="both"/>
@@ -5795,6 +5141,7 @@
             <w:pPr>
               <w:pStyle w:val="Normal"/>
               <w:widowControl/>
+              <w:suppressAutoHyphens w:val="true"/>
               <w:spacing w:lineRule="auto" w:line="240" w:before="0" w:after="0"/>
               <w:ind w:hanging="0"/>
               <w:jc w:val="center"/>
@@ -5807,13 +5154,7 @@
               </w:rPr>
             </w:pPr>
             <w:r>
-              <w:rPr>
-                <w:rFonts w:eastAsia="Times New Roman" w:cs="Times New Roman"/>
-                <w:kern w:val="0"/>
-                <w:sz w:val="28"/>
-                <w:szCs w:val="28"/>
-                <w:lang w:val="ru-RU" w:eastAsia="ru-RU" w:bidi="ar-SA"/>
-              </w:rPr>
+              <w:rPr/>
             </w:r>
             <m:oMathPara xmlns:m="http://schemas.openxmlformats.org/officeDocument/2006/math">
               <m:oMathParaPr>
@@ -5832,7 +5173,7 @@
         </w:tc>
         <w:tc>
           <w:tcPr>
-            <w:tcW w:w="371" w:type="dxa"/>
+            <w:tcW w:w="370" w:type="dxa"/>
             <w:tcBorders>
               <w:top w:val="nil"/>
               <w:left w:val="nil"/>
@@ -5844,6 +5185,7 @@
             <w:pPr>
               <w:pStyle w:val="Normal"/>
               <w:widowControl/>
+              <w:suppressAutoHyphens w:val="true"/>
               <w:spacing w:lineRule="auto" w:line="240" w:before="0" w:after="0"/>
               <w:ind w:hanging="0"/>
               <w:jc w:val="both"/>
@@ -5865,7 +5207,7 @@
         </w:tc>
         <w:tc>
           <w:tcPr>
-            <w:tcW w:w="7192" w:type="dxa"/>
+            <w:tcW w:w="7193" w:type="dxa"/>
             <w:tcBorders>
               <w:top w:val="nil"/>
               <w:left w:val="nil"/>
@@ -5877,6 +5219,7 @@
             <w:pPr>
               <w:pStyle w:val="Normal"/>
               <w:widowControl/>
+              <w:suppressAutoHyphens w:val="true"/>
               <w:spacing w:lineRule="auto" w:line="240" w:before="0" w:after="0"/>
               <w:ind w:hanging="0"/>
               <w:jc w:val="both"/>
@@ -5915,6 +5258,7 @@
             <w:pPr>
               <w:pStyle w:val="Normal"/>
               <w:widowControl/>
+              <w:suppressAutoHyphens w:val="true"/>
               <w:spacing w:lineRule="auto" w:line="240" w:before="0" w:after="0"/>
               <w:ind w:hanging="0"/>
               <w:jc w:val="both"/>
@@ -5951,6 +5295,7 @@
             <w:pPr>
               <w:pStyle w:val="Normal"/>
               <w:widowControl/>
+              <w:suppressAutoHyphens w:val="true"/>
               <w:spacing w:lineRule="auto" w:line="240" w:before="0" w:after="0"/>
               <w:ind w:hanging="0"/>
               <w:jc w:val="center"/>
@@ -5963,13 +5308,7 @@
               </w:rPr>
             </w:pPr>
             <w:r>
-              <w:rPr>
-                <w:rFonts w:eastAsia="Times New Roman" w:cs="Times New Roman"/>
-                <w:kern w:val="0"/>
-                <w:sz w:val="28"/>
-                <w:szCs w:val="28"/>
-                <w:lang w:val="ru-RU" w:eastAsia="ru-RU" w:bidi="ar-SA"/>
-              </w:rPr>
+              <w:rPr/>
             </w:r>
             <m:oMathPara xmlns:m="http://schemas.openxmlformats.org/officeDocument/2006/math">
               <m:oMathParaPr>
@@ -6006,7 +5345,7 @@
         </w:tc>
         <w:tc>
           <w:tcPr>
-            <w:tcW w:w="371" w:type="dxa"/>
+            <w:tcW w:w="370" w:type="dxa"/>
             <w:tcBorders>
               <w:top w:val="nil"/>
               <w:left w:val="nil"/>
@@ -6018,6 +5357,7 @@
             <w:pPr>
               <w:pStyle w:val="Normal"/>
               <w:widowControl/>
+              <w:suppressAutoHyphens w:val="true"/>
               <w:spacing w:lineRule="auto" w:line="240" w:before="0" w:after="0"/>
               <w:ind w:hanging="0"/>
               <w:jc w:val="both"/>
@@ -6039,7 +5379,7 @@
         </w:tc>
         <w:tc>
           <w:tcPr>
-            <w:tcW w:w="7192" w:type="dxa"/>
+            <w:tcW w:w="7193" w:type="dxa"/>
             <w:tcBorders>
               <w:top w:val="nil"/>
               <w:left w:val="nil"/>
@@ -6051,6 +5391,7 @@
             <w:pPr>
               <w:pStyle w:val="Normal"/>
               <w:widowControl/>
+              <w:suppressAutoHyphens w:val="true"/>
               <w:spacing w:lineRule="auto" w:line="240" w:before="0" w:after="0"/>
               <w:ind w:hanging="0"/>
               <w:jc w:val="both"/>
@@ -6069,13 +5410,7 @@
               <w:t xml:space="preserve">потери мощности на расстоянии </w:t>
             </w:r>
             <w:r>
-              <w:rPr>
-                <w:rFonts w:eastAsia="Times New Roman" w:cs="Times New Roman"/>
-                <w:kern w:val="0"/>
-                <w:sz w:val="28"/>
-                <w:szCs w:val="28"/>
-                <w:lang w:val="ru-RU" w:eastAsia="ru-RU" w:bidi="ar-SA"/>
-              </w:rPr>
+              <w:rPr/>
             </w:r>
             <m:oMath xmlns:m="http://schemas.openxmlformats.org/officeDocument/2006/math">
               <m:r>
@@ -6116,6 +5451,7 @@
             <w:pPr>
               <w:pStyle w:val="Normal"/>
               <w:widowControl/>
+              <w:suppressAutoHyphens w:val="true"/>
               <w:spacing w:lineRule="auto" w:line="240" w:before="0" w:after="0"/>
               <w:ind w:hanging="0"/>
               <w:jc w:val="both"/>
@@ -6152,6 +5488,7 @@
             <w:pPr>
               <w:pStyle w:val="Normal"/>
               <w:widowControl/>
+              <w:suppressAutoHyphens w:val="true"/>
               <w:spacing w:lineRule="auto" w:line="240" w:before="0" w:after="0"/>
               <w:ind w:hanging="0"/>
               <w:jc w:val="center"/>
@@ -6164,13 +5501,7 @@
               </w:rPr>
             </w:pPr>
             <w:r>
-              <w:rPr>
-                <w:rFonts w:eastAsia="Times New Roman" w:cs="Times New Roman"/>
-                <w:kern w:val="0"/>
-                <w:sz w:val="28"/>
-                <w:szCs w:val="28"/>
-                <w:lang w:val="ru-RU" w:eastAsia="ru-RU" w:bidi="ar-SA"/>
-              </w:rPr>
+              <w:rPr/>
             </w:r>
             <m:oMathPara xmlns:m="http://schemas.openxmlformats.org/officeDocument/2006/math">
               <m:oMathParaPr>
@@ -6201,7 +5532,7 @@
         </w:tc>
         <w:tc>
           <w:tcPr>
-            <w:tcW w:w="371" w:type="dxa"/>
+            <w:tcW w:w="370" w:type="dxa"/>
             <w:tcBorders>
               <w:top w:val="nil"/>
               <w:left w:val="nil"/>
@@ -6213,6 +5544,7 @@
             <w:pPr>
               <w:pStyle w:val="Normal"/>
               <w:widowControl/>
+              <w:suppressAutoHyphens w:val="true"/>
               <w:spacing w:lineRule="auto" w:line="240" w:before="0" w:after="0"/>
               <w:ind w:hanging="0"/>
               <w:jc w:val="both"/>
@@ -6234,7 +5566,7 @@
         </w:tc>
         <w:tc>
           <w:tcPr>
-            <w:tcW w:w="7192" w:type="dxa"/>
+            <w:tcW w:w="7193" w:type="dxa"/>
             <w:tcBorders>
               <w:top w:val="nil"/>
               <w:left w:val="nil"/>
@@ -6246,6 +5578,7 @@
             <w:pPr>
               <w:pStyle w:val="Normal"/>
               <w:widowControl/>
+              <w:suppressAutoHyphens w:val="true"/>
               <w:spacing w:lineRule="auto" w:line="240" w:before="0" w:after="0"/>
               <w:ind w:hanging="0"/>
               <w:jc w:val="both"/>
@@ -6284,6 +5617,7 @@
             <w:pPr>
               <w:pStyle w:val="Normal"/>
               <w:widowControl/>
+              <w:suppressAutoHyphens w:val="true"/>
               <w:spacing w:lineRule="auto" w:line="240" w:before="0" w:after="0"/>
               <w:ind w:hanging="0"/>
               <w:jc w:val="both"/>
@@ -6320,6 +5654,7 @@
             <w:pPr>
               <w:pStyle w:val="Normal"/>
               <w:widowControl/>
+              <w:suppressAutoHyphens w:val="true"/>
               <w:spacing w:lineRule="auto" w:line="240" w:before="0" w:after="0"/>
               <w:ind w:hanging="0"/>
               <w:jc w:val="center"/>
@@ -6332,13 +5667,7 @@
               </w:rPr>
             </w:pPr>
             <w:r>
-              <w:rPr>
-                <w:rFonts w:eastAsia="Times New Roman" w:cs="Times New Roman"/>
-                <w:kern w:val="0"/>
-                <w:sz w:val="28"/>
-                <w:szCs w:val="28"/>
-                <w:lang w:val="ru-RU" w:eastAsia="ru-RU" w:bidi="ar-SA"/>
-              </w:rPr>
+              <w:rPr/>
             </w:r>
             <m:oMathPara xmlns:m="http://schemas.openxmlformats.org/officeDocument/2006/math">
               <m:oMathParaPr>
@@ -6387,7 +5716,7 @@
         </w:tc>
         <w:tc>
           <w:tcPr>
-            <w:tcW w:w="371" w:type="dxa"/>
+            <w:tcW w:w="370" w:type="dxa"/>
             <w:tcBorders>
               <w:top w:val="nil"/>
               <w:left w:val="nil"/>
@@ -6399,6 +5728,7 @@
             <w:pPr>
               <w:pStyle w:val="Normal"/>
               <w:widowControl/>
+              <w:suppressAutoHyphens w:val="true"/>
               <w:spacing w:lineRule="auto" w:line="240" w:before="0" w:after="0"/>
               <w:ind w:hanging="0"/>
               <w:jc w:val="both"/>
@@ -6420,7 +5750,7 @@
         </w:tc>
         <w:tc>
           <w:tcPr>
-            <w:tcW w:w="7192" w:type="dxa"/>
+            <w:tcW w:w="7193" w:type="dxa"/>
             <w:tcBorders>
               <w:top w:val="nil"/>
               <w:left w:val="nil"/>
@@ -6432,6 +5762,7 @@
             <w:pPr>
               <w:pStyle w:val="Normal"/>
               <w:widowControl/>
+              <w:suppressAutoHyphens w:val="true"/>
               <w:spacing w:lineRule="auto" w:line="240" w:before="0" w:after="0"/>
               <w:ind w:hanging="0"/>
               <w:jc w:val="both"/>
@@ -6452,13 +5783,7 @@
               <w:t xml:space="preserve">потери мощности на опорном расстоянии </w:t>
             </w:r>
             <w:r>
-              <w:rPr>
-                <w:rFonts w:eastAsia="Times New Roman" w:cs="Times New Roman"/>
-                <w:kern w:val="0"/>
-                <w:sz w:val="28"/>
-                <w:szCs w:val="28"/>
-                <w:lang w:val="ru-RU" w:eastAsia="ru-RU" w:bidi="ar-SA"/>
-              </w:rPr>
+              <w:rPr/>
             </w:r>
             <m:oMath xmlns:m="http://schemas.openxmlformats.org/officeDocument/2006/math">
               <m:sSub>
@@ -6503,11 +5828,7 @@
       </w:pPr>
       <w:r>
         <w:rPr/>
-        <w:t xml:space="preserve">Для количественного определения положения источника применяют </w:t>
-      </w:r>
-      <w:r>
-        <w:rPr/>
-        <w:t>мультилатерацию</w:t>
+        <w:t>Для количественного определения положения источника применяют мультилатерацию</w:t>
       </w:r>
       <w:r>
         <w:rPr>
@@ -6539,15 +5860,7 @@
       </w:pPr>
       <w:r>
         <w:rPr/>
-        <w:t xml:space="preserve">Практическое применение </w:t>
-      </w:r>
-      <w:r>
-        <w:rPr/>
-        <w:t>данного подхода</w:t>
-      </w:r>
-      <w:r>
-        <w:rPr/>
-        <w:t xml:space="preserve"> ограничено несколькими факторами. Во-первых, RSSI является нестабильным параметром, подвергающимся влиянию многолучевого распространения, отражений, диффузного затухания, экранирующих препятствий и направленности антенн как передатчика, так и приёмника. Во-вторых, точность определения координат сильно зависит от количества сенсорных узлов и их геометрического расположения: при малом числе точек или неблагоприятной конфигурации ошибки существенно увеличиваются.</w:t>
+        <w:t>Практическое применение данного подхода ограничено несколькими факторами. Во-первых, RSSI является нестабильным параметром, подвергающимся влиянию многолучевого распространения, отражений, диффузного затухания, экранирующих препятствий и направленности антенн как передатчика, так и приёмника. Во-вторых, точность определения координат сильно зависит от количества сенсорных узлов и их геометрического расположения: при малом числе точек или неблагоприятной конфигурации ошибки существенно увеличиваются.</w:t>
       </w:r>
     </w:p>
     <w:p>
@@ -6565,7 +5878,7 @@
         <w:pStyle w:val="Normal"/>
         <w:numPr>
           <w:ilvl w:val="0"/>
-          <w:numId w:val="10"/>
+          <w:numId w:val="7"/>
         </w:numPr>
         <w:ind w:firstLine="708" w:left="0"/>
         <w:rPr/>
@@ -6580,7 +5893,7 @@
         <w:pStyle w:val="Normal"/>
         <w:numPr>
           <w:ilvl w:val="0"/>
-          <w:numId w:val="10"/>
+          <w:numId w:val="7"/>
         </w:numPr>
         <w:ind w:firstLine="708" w:left="0"/>
         <w:rPr/>
@@ -6595,7 +5908,7 @@
         <w:pStyle w:val="Normal"/>
         <w:numPr>
           <w:ilvl w:val="0"/>
-          <w:numId w:val="10"/>
+          <w:numId w:val="7"/>
         </w:numPr>
         <w:ind w:firstLine="708" w:left="0"/>
         <w:rPr/>
@@ -6610,7 +5923,7 @@
         <w:pStyle w:val="Normal"/>
         <w:numPr>
           <w:ilvl w:val="0"/>
-          <w:numId w:val="10"/>
+          <w:numId w:val="7"/>
         </w:numPr>
         <w:ind w:firstLine="708" w:left="0"/>
         <w:rPr/>
@@ -6635,8 +5948,8 @@
         <w:pStyle w:val="Normal"/>
         <w:rPr/>
       </w:pPr>
-      <w:bookmarkStart w:id="32" w:name="_xfmcqfsl3h22"/>
-      <w:bookmarkEnd w:id="32"/>
+      <w:bookmarkStart w:id="31" w:name="_xfmcqfsl3h22"/>
+      <w:bookmarkEnd w:id="31"/>
       <w:r>
         <w:rPr/>
         <w:t>Эмпирические методы обнаружения источников излучения основаны на построении радиокарт помещения (RSSI fingerprinting), которые отображают пространственное распределение мощности сигнала от известных источников относительно фиксированных позиций сенсорных узлов. В отличие от физических моделей, где положение источника определяется теоретической зависимостью мощности сигнала от расстояния, fingerprinting опирается на наблюдаемые данные, формируя эталонное представление радиосреды для последующего сопоставления с текущими измерениями.</w:t>
@@ -6719,7 +6032,7 @@
         <w:pStyle w:val="Normal"/>
         <w:numPr>
           <w:ilvl w:val="0"/>
-          <w:numId w:val="7"/>
+          <w:numId w:val="5"/>
         </w:numPr>
         <w:rPr/>
       </w:pPr>
@@ -6733,7 +6046,7 @@
         <w:pStyle w:val="Normal"/>
         <w:numPr>
           <w:ilvl w:val="0"/>
-          <w:numId w:val="7"/>
+          <w:numId w:val="5"/>
         </w:numPr>
         <w:rPr/>
       </w:pPr>
@@ -6747,7 +6060,7 @@
         <w:pStyle w:val="Normal"/>
         <w:numPr>
           <w:ilvl w:val="0"/>
-          <w:numId w:val="7"/>
+          <w:numId w:val="5"/>
         </w:numPr>
         <w:rPr/>
       </w:pPr>
@@ -6824,11 +6137,11 @@
         <w:ind w:firstLine="720"/>
         <w:rPr/>
       </w:pPr>
+      <w:bookmarkStart w:id="32" w:name="_uefexwsbcvp6"/>
       <w:bookmarkStart w:id="33" w:name="_Toc225707591"/>
-      <w:bookmarkStart w:id="34" w:name="_uefexwsbcvp6"/>
-      <w:bookmarkStart w:id="35" w:name="_gpu7y2uja82o"/>
+      <w:bookmarkStart w:id="34" w:name="_gpu7y2uja82o"/>
+      <w:bookmarkEnd w:id="32"/>
       <w:bookmarkEnd w:id="34"/>
-      <w:bookmarkEnd w:id="35"/>
       <w:r>
         <w:rPr/>
         <w:t>1.3.</w:t>
@@ -6841,11 +6154,7 @@
       </w:r>
       <w:r>
         <w:rPr/>
-        <w:t xml:space="preserve"> Методы </w:t>
-      </w:r>
-      <w:r>
-        <w:rPr/>
-        <w:t>идентификации двойников</w:t>
+        <w:t xml:space="preserve"> Методы идентификации двойников</w:t>
       </w:r>
       <w:r>
         <w:rPr>
@@ -6867,47 +6176,7 @@
       </w:pPr>
       <w:r>
         <w:rPr/>
-        <w:t xml:space="preserve">Методы, основанные на информации о состоянии канала (CSI), используют детальные характеристики радиоканала для обнаружения и идентификации источников излучения. </w:t>
-      </w:r>
-      <w:r>
-        <w:rPr/>
-        <w:t>При применении данного подхода приемники, в отличие от обычного режима работы</w:t>
-      </w:r>
-      <w:r>
-        <w:rPr/>
-        <w:t>, фиксирующ</w:t>
-      </w:r>
-      <w:r>
-        <w:rPr/>
-        <w:t>его</w:t>
-      </w:r>
-      <w:r>
-        <w:rPr/>
-        <w:t xml:space="preserve"> лишь среднюю мощность сигнала </w:t>
-      </w:r>
-      <w:r>
-        <w:rPr/>
-        <w:t>(RSSI)</w:t>
-      </w:r>
-      <w:r>
-        <w:rPr/>
-        <w:t xml:space="preserve">, </w:t>
-      </w:r>
-      <w:r>
-        <w:rPr/>
-        <w:t xml:space="preserve">собирают расширенную информацию - </w:t>
-      </w:r>
-      <w:r>
-        <w:rPr/>
-        <w:t>CSI - обеспечива</w:t>
-      </w:r>
-      <w:r>
-        <w:rPr/>
-        <w:t>ющую</w:t>
-      </w:r>
-      <w:r>
-        <w:rPr/>
-        <w:t xml:space="preserve"> измерение амплитуды и фазы каждого поднесущего OFDM-символа, что позволяет формировать пространственно-частотное распределение сигнала и получать более точные признаки источника.</w:t>
+        <w:t>Методы, основанные на информации о состоянии канала (CSI), используют детальные характеристики радиоканала для обнаружения и идентификации источников излучения. При применении данного подхода приемники, в отличие от обычного режима работы, фиксирующего лишь среднюю мощность сигнала (RSSI), собирают расширенную информацию - CSI - обеспечивающую измерение амплитуды и фазы каждого поднесущего OFDM-символа, что позволяет формировать пространственно-частотное распределение сигнала и получать более точные признаки источника.</w:t>
       </w:r>
     </w:p>
     <w:p>
@@ -6919,896 +6188,6 @@
       <w:r>
         <w:rPr/>
         <w:t>Основные этапы работы методов CSI включают:</w:t>
-      </w:r>
-    </w:p>
-    <w:p>
-      <w:pPr>
-        <w:pStyle w:val="Normal"/>
-        <w:numPr>
-          <w:ilvl w:val="0"/>
-          <w:numId w:val="4"/>
-        </w:numPr>
-        <w:ind w:firstLine="708" w:left="0"/>
-        <w:rPr/>
-      </w:pPr>
-      <w:r>
-        <w:rPr/>
-        <w:t xml:space="preserve">Сбор CSI с </w:t>
-      </w:r>
-      <w:r>
-        <w:rPr/>
-        <w:t xml:space="preserve">одного или </w:t>
-      </w:r>
-      <w:r>
-        <w:rPr/>
-        <w:t>нескольких сенсорных узлов</w:t>
-      </w:r>
-      <w:r>
-        <w:rPr>
-          <w:lang w:val="ru-RU"/>
-        </w:rPr>
-        <w:t>. На начальном этапе</w:t>
-      </w:r>
-      <w:r>
-        <w:rPr/>
-        <w:t xml:space="preserve"> каждый узел регистрирует многомерные показатели канала, включая фазу и амплитуду по поднесущим OFDM, что обеспечивает формирование высокоточной многомерной матрицы характеристик канала;</w:t>
-      </w:r>
-    </w:p>
-    <w:p>
-      <w:pPr>
-        <w:pStyle w:val="Normal"/>
-        <w:numPr>
-          <w:ilvl w:val="0"/>
-          <w:numId w:val="4"/>
-        </w:numPr>
-        <w:ind w:firstLine="708" w:left="0"/>
-        <w:rPr/>
-      </w:pPr>
-      <w:r>
-        <w:rPr/>
-        <w:t>Сопоставление с эталонными профилями</w:t>
-      </w:r>
-      <w:r>
-        <w:rPr>
-          <w:lang w:val="ru-RU"/>
-        </w:rPr>
-        <w:t xml:space="preserve">. На данном этапе </w:t>
-      </w:r>
-      <w:r>
-        <w:rPr/>
-        <w:t>CSI-профили известных точек доступа и клиентских устройств формируют эталонную базу, с которой сравниваются текущие измерения для выявления отклонений;</w:t>
-      </w:r>
-    </w:p>
-    <w:p>
-      <w:pPr>
-        <w:pStyle w:val="Normal"/>
-        <w:numPr>
-          <w:ilvl w:val="0"/>
-          <w:numId w:val="4"/>
-        </w:numPr>
-        <w:ind w:firstLine="708" w:left="0"/>
-        <w:rPr/>
-      </w:pPr>
-      <w:r>
-        <w:rPr/>
-        <w:t>Обнаружение аномалий – значительные расхождения между текущими CSI и эталонными моделями указывают на появление нового источника, замену или подмену точки доступа, а также на изменение условий радиосреды;</w:t>
-      </w:r>
-    </w:p>
-    <w:p>
-      <w:pPr>
-        <w:pStyle w:val="Normal"/>
-        <w:numPr>
-          <w:ilvl w:val="0"/>
-          <w:numId w:val="4"/>
-        </w:numPr>
-        <w:ind w:firstLine="708" w:left="0"/>
-        <w:rPr/>
-      </w:pPr>
-      <w:r>
-        <w:rPr/>
-        <w:t xml:space="preserve">Кластеризация и детектирование двойников – CSI позволяет различать устройства с одинаковым BSSID, если их физическая позиция или окружение различаются, что недоступно при использовании </w:t>
-      </w:r>
-      <w:r>
-        <w:rPr/>
-        <w:t>логического обнаружения, опирающегося на сравнении BSSID с базами</w:t>
-      </w:r>
-      <w:r>
-        <w:rPr/>
-        <w:t>, обеспечивая дополнительный уровень дифференциации и контроля.</w:t>
-      </w:r>
-    </w:p>
-    <w:p>
-      <w:pPr>
-        <w:pStyle w:val="Normal"/>
-        <w:ind w:firstLine="720"/>
-        <w:rPr/>
-      </w:pPr>
-      <w:r>
-        <w:rPr/>
-        <w:t xml:space="preserve">Методы на основе CSI обладают высокой чувствительностью к многолучевому распространению, отражениям, препятствиям, </w:t>
-      </w:r>
-      <w:r>
-        <w:rPr/>
-        <w:t>и передвигающимся объектам, например, людям,</w:t>
-      </w:r>
-      <w:r>
-        <w:rPr/>
-        <w:t xml:space="preserve"> что делает их </w:t>
-      </w:r>
-      <w:r>
-        <w:rPr/>
-        <w:t>сложным</w:t>
-      </w:r>
-      <w:r>
-        <w:rPr/>
-        <w:t xml:space="preserve"> </w:t>
-      </w:r>
-      <w:r>
-        <w:rPr/>
-        <w:t>в применении</w:t>
-      </w:r>
-      <w:r>
-        <w:rPr/>
-        <w:t xml:space="preserve"> для сложных помещений с большим количеством объектов и металлических конструкций. Однако успешное применение, </w:t>
-      </w:r>
-      <w:r>
-        <w:rPr/>
-        <w:t>пусть и требующее</w:t>
-      </w:r>
-      <w:r>
-        <w:rPr>
-          <w:lang w:val="ru-RU"/>
-        </w:rPr>
-        <w:t xml:space="preserve"> специализированного оборудования, </w:t>
-      </w:r>
-      <w:r>
-        <w:rPr>
-          <w:lang w:val="ru-RU"/>
-        </w:rPr>
-        <w:t>позволяет выявлять угрозы, скрытые от классических методов обнаружения.</w:t>
-      </w:r>
-    </w:p>
-    <w:p>
-      <w:pPr>
-        <w:pStyle w:val="Normal"/>
-        <w:ind w:firstLine="720"/>
-        <w:rPr>
-          <w:lang w:val="ru-RU"/>
-        </w:rPr>
-      </w:pPr>
-      <w:r>
-        <w:rPr/>
-        <w:t>CSI-методы расширяют возможности обнаружения и идентификации источников, предоставляя вспомогательные признаки для мультимодальной модели, включая векторные и статистические характеристики радиоканала, которые могут использоваться совместно с физическими моделями, радиокартами и аналитикой активности устройств</w:t>
-      </w:r>
-      <w:r>
-        <w:rPr>
-          <w:lang w:val="ru-RU"/>
-        </w:rPr>
-        <w:t>.</w:t>
-      </w:r>
-      <w:bookmarkStart w:id="36" w:name="_gn67or9b9b3j"/>
-      <w:bookmarkEnd w:id="36"/>
-    </w:p>
-    <w:p>
-      <w:pPr>
-        <w:pStyle w:val="Normal"/>
-        <w:ind w:hanging="0"/>
-        <w:rPr>
-          <w:highlight w:val="none"/>
-          <w:shd w:fill="FF4000" w:val="clear"/>
-        </w:rPr>
-      </w:pPr>
-      <w:r>
-        <w:rPr>
-          <w:shd w:fill="FF4000" w:val="clear"/>
-        </w:rPr>
-        <w:t xml:space="preserve"> </w:t>
-      </w:r>
-      <w:r>
-        <w:rPr>
-          <w:shd w:fill="FF4000" w:val="clear"/>
-        </w:rPr>
-        <w:t>ЗДЕСЬ ДОЛЖЕН БЫТЬ ВЫВОД!!!</w:t>
-      </w:r>
-      <w:r>
-        <w:br w:type="page"/>
-      </w:r>
-    </w:p>
-    <w:p>
-      <w:pPr>
-        <w:pStyle w:val="Heading1"/>
-        <w:spacing w:lineRule="auto" w:line="276" w:before="0" w:after="0"/>
-        <w:ind w:hanging="0"/>
-        <w:jc w:val="center"/>
-        <w:rPr/>
-      </w:pPr>
-      <w:bookmarkStart w:id="37" w:name="_Toc225707592"/>
-      <w:bookmarkStart w:id="38" w:name="_u1dzckteoo6x"/>
-      <w:bookmarkEnd w:id="38"/>
-      <w:r>
-        <w:rPr/>
-        <w:t>ГЛАВА 2. АНАЛИЗ СУЩЕСТВУЮЩИХ ПОДХОДОВ К ОБЕСПЕЧЕНИЮ БЕЗОПАСНОСТИ WI-FI СЕТЕЙ В КРЕДИТНО-ФИНАНСОВЫХ ОРГАНИЗАЦИЯХ</w:t>
-      </w:r>
-      <w:bookmarkEnd w:id="37"/>
-    </w:p>
-    <w:p>
-      <w:pPr>
-        <w:pStyle w:val="Heading2"/>
-        <w:spacing w:lineRule="auto" w:line="276"/>
-        <w:ind w:firstLine="720"/>
-        <w:rPr/>
-      </w:pPr>
-      <w:bookmarkStart w:id="39" w:name="_i3i1ngkrr7ho"/>
-      <w:bookmarkStart w:id="40" w:name="_Toc225707593"/>
-      <w:bookmarkEnd w:id="39"/>
-      <w:r>
-        <w:rPr/>
-        <w:t>2.1. Угрозы, связанные с использованием незарегистрированных Wi-Fi точек доступа.</w:t>
-      </w:r>
-      <w:bookmarkEnd w:id="40"/>
-    </w:p>
-    <w:p>
-      <w:pPr>
-        <w:pStyle w:val="Heading3"/>
-        <w:ind w:firstLine="720"/>
-        <w:rPr/>
-      </w:pPr>
-      <w:bookmarkStart w:id="41" w:name="_Toc225707594"/>
-      <w:bookmarkStart w:id="42" w:name="_xsc6i0z7crmt"/>
-      <w:bookmarkEnd w:id="42"/>
-      <w:r>
-        <w:rPr/>
-        <w:t>2.1.1 Типы незарегистрированных точек доступа и их роль в формировании угроз безопасности</w:t>
-      </w:r>
-      <w:bookmarkEnd w:id="41"/>
-    </w:p>
-    <w:p>
-      <w:pPr>
-        <w:pStyle w:val="Normal"/>
-        <w:ind w:firstLine="720"/>
-        <w:rPr/>
-      </w:pPr>
-      <w:r>
-        <w:rPr/>
-        <w:t>Незарегистрированные беспроводные точки доступа представляют собой устройства, функционирующие в радиодиапазоне организации без санкционированного включения в инфраструктуру и без контроля со стороны службы информационной безопасности. В условиях кредитно-финансовых организаций подобные устройства формируют неконтролируемый канал передачи данных, способный нарушать установленные механизмы сетевой сегментации и регламентированные процедуры защиты информации.</w:t>
-      </w:r>
-    </w:p>
-    <w:p>
-      <w:pPr>
-        <w:pStyle w:val="Normal"/>
-        <w:ind w:firstLine="720"/>
-        <w:rPr/>
-      </w:pPr>
-      <w:r>
-        <w:rPr/>
-        <w:t>В зависимости от способа внедрения и характера функционирования можно выделить несколько типов незарегистрированных точек доступа.</w:t>
-      </w:r>
-    </w:p>
-    <w:p>
-      <w:pPr>
-        <w:pStyle w:val="Normal"/>
-        <w:ind w:firstLine="720"/>
-        <w:rPr/>
-      </w:pPr>
-      <w:r>
-        <w:rPr/>
-        <w:t>1. Rogue AP (несанкционированная точка доступа, подключённая к внутренней сети). Данный тип устройства физически подключается к проводной инфраструктуре организации (например, к розетке локальной сети в офисном помещении) и создаёт собственную беспроводную сеть. В отличие от легитимных точек доступа, такая конфигурация не регистрируется в системе централизованного управления и не контролируется средствами мониторинга. Основная опасность заключается в создании альтернативного входа во внутренний сегмент сети, что позволяет обойти межсетевые экраны, механизмы сетевого контроля доступа и иные средства защиты</w:t>
-      </w:r>
-      <w:r>
-        <w:rPr>
-          <w:lang w:val="ru-RU"/>
-        </w:rPr>
-        <w:t xml:space="preserve"> сетевого периметра</w:t>
-      </w:r>
-      <w:r>
-        <w:rPr/>
-        <w:t>.</w:t>
-      </w:r>
-    </w:p>
-    <w:p>
-      <w:pPr>
-        <w:pStyle w:val="Normal"/>
-        <w:ind w:firstLine="720"/>
-        <w:rPr/>
-      </w:pPr>
-      <w:r>
-        <w:rPr/>
-        <w:t xml:space="preserve">2. Evil Twin (поддельная точка доступа). Этот тип устройства имитирует параметры легитимной сети, включая SSID и иногда BSSID, создавая ложную зону покрытия. Клиентские устройства могут автоматически подключаться к такой сети при совпадении идентификаторов </w:t>
-      </w:r>
-      <w:r>
-        <w:rPr/>
-        <w:t>и параметров безопасности, что особенно опасно для открытых сетей</w:t>
-      </w:r>
-      <w:r>
-        <w:rPr/>
-        <w:t xml:space="preserve">. В результате формируется сценарий атаки типа «man-in-the-middle», при котором злоумышленник получает возможность перехвата, модификации или перенаправления трафика. Особенность данной угрозы заключается в том, что устройство может не иметь прямого подключения к внутренней сети организации, однако использовать доверие пользователей к известному имени сети. </w:t>
-      </w:r>
-      <w:r>
-        <w:rPr/>
-        <w:t xml:space="preserve">Особую угрозу создают поддельные точки доступа, транслирующие открытые сети с идентификаторами (SSID), схожими с санкционированым, например, CorpWIFI_FREE при санкционированном CorpWIFI. Такие точки доступа выдаются за сети «демилитаризованной зоны» предприятия, вдаваясь в доверие к сотрудникам и гостям организации. </w:t>
-      </w:r>
-      <w:r>
-        <w:rPr>
-          <w:shd w:fill="FF4000" w:val="clear"/>
-        </w:rPr>
-        <w:t>(здесь можно про признаки писать)</w:t>
-      </w:r>
-    </w:p>
-    <w:p>
-      <w:pPr>
-        <w:pStyle w:val="Normal"/>
-        <w:ind w:firstLine="720"/>
-        <w:rPr/>
-      </w:pPr>
-      <w:r>
-        <w:rPr/>
-        <w:t xml:space="preserve">3. Несанкционированные точки доступа сотрудников (мобильные хот-споты). Современные </w:t>
-      </w:r>
-      <w:r>
-        <w:rPr>
-          <w:lang w:val="ru-RU"/>
-        </w:rPr>
-        <w:t xml:space="preserve">клиентские устройства, такие как </w:t>
-      </w:r>
-      <w:r>
-        <w:rPr/>
-        <w:t xml:space="preserve">смартфоны и </w:t>
-      </w:r>
-      <w:r>
-        <w:rPr>
-          <w:lang w:val="ru-RU"/>
-        </w:rPr>
-        <w:t>ноутбуки,</w:t>
-      </w:r>
-      <w:r>
-        <w:rPr/>
-        <w:t xml:space="preserve"> позволяют развернуть беспроводную сеть в течение нескольких секунд. В ряде случаев сотрудники используют такие устройства для получения доступа к сети Интернет, минуя корпоративную инфраструктуру. Несмотря на отсутствие прямого подключения к внутренней сети, подобная практика создаёт риски утечки служебной информации, передачи конфиденциальных данных через неконтролируемый канал и нарушения требований регламентов информационной безопасности.</w:t>
-      </w:r>
-    </w:p>
-    <w:p>
-      <w:pPr>
-        <w:pStyle w:val="Normal"/>
-        <w:ind w:firstLine="720"/>
-        <w:rPr/>
-      </w:pPr>
-      <w:r>
-        <w:rPr/>
-        <w:t>4. Внешние точки доступа, создающие зону радиопокрытия вблизи здания. Устройства могут размещаться вне контролируемой территории (например, в соседних помещениях или транспортных средствах), однако обеспечивать устойчивый приём сигнала внутри объекта. Это создаёт предпосылки для перехвата трафика, проведения атак социальной инженерии и формирования ложных сетей с параметрами, сходными с легитимными.</w:t>
-      </w:r>
-    </w:p>
-    <w:p>
-      <w:pPr>
-        <w:pStyle w:val="Normal"/>
-        <w:ind w:firstLine="720"/>
-        <w:rPr/>
-      </w:pPr>
-      <w:r>
-        <w:rPr/>
-        <w:t xml:space="preserve">Таким образом, незарегистрированные точки доступа различаются по способу подключения, уровню интеграции в инфраструктуру и механизму реализации угроз. Однако их объединяет общий фактор </w:t>
-      </w:r>
-      <w:r>
-        <w:rPr>
-          <w:lang w:val="ru-RU"/>
-        </w:rPr>
-        <w:t>–</w:t>
-      </w:r>
-      <w:r>
-        <w:rPr/>
-        <w:t xml:space="preserve"> формирование альтернативного и неконтролируемого радиоканала передачи данных в пределах объекта КФО. Учитывая высокие требования к защите персональных данных, финансовой информации и служебных сегментов сети, наличие подобных устройств существенно увеличивает поверхность атаки и требует специализированных средств обнаружения, ориентированных на мониторинг радиочастотной среды.</w:t>
-      </w:r>
-    </w:p>
-    <w:p>
-      <w:pPr>
-        <w:pStyle w:val="Heading3"/>
-        <w:ind w:firstLine="720"/>
-        <w:rPr/>
-      </w:pPr>
-      <w:bookmarkStart w:id="43" w:name="_Toc225707595"/>
-      <w:bookmarkStart w:id="44" w:name="_6zvrf5gam8sm"/>
-      <w:bookmarkEnd w:id="44"/>
-      <w:r>
-        <w:rPr/>
-        <w:t>2.1.2. Механизмы реализации атак и особенности обхода традиционных средств защиты</w:t>
-      </w:r>
-      <w:bookmarkEnd w:id="43"/>
-    </w:p>
-    <w:p>
-      <w:pPr>
-        <w:pStyle w:val="Normal"/>
-        <w:ind w:firstLine="720"/>
-        <w:rPr>
-          <w:lang w:val="ru-RU"/>
-        </w:rPr>
-      </w:pPr>
-      <w:r>
-        <w:rPr/>
-        <w:t xml:space="preserve">Незарегистрированные точки доступа формируют не просто дополнительную беспроводную сеть, а альтернативный канал взаимодействия, способный нарушать установленную модель доверия внутри кредитно-финансовой организации. Реализация угроз в данном случае основана на особенностях протоколов Wi-Fi, </w:t>
-      </w:r>
-      <w:r>
-        <w:rPr/>
-        <w:t>социальной инженерии</w:t>
-      </w:r>
-      <w:r>
-        <w:rPr/>
-        <w:t xml:space="preserve"> и на ограничениях традиционных средств сетевой защиты, ориентированных преимущественно на проводную инфраструктуру.</w:t>
-      </w:r>
-      <w:r>
-        <w:rPr>
-          <w:lang w:val="ru-RU"/>
-        </w:rPr>
-        <w:t xml:space="preserve"> Рассмотрим основные угрозы, вызываемые незарегистрированными точками доступа:</w:t>
-      </w:r>
-    </w:p>
-    <w:p>
-      <w:pPr>
-        <w:pStyle w:val="Normal"/>
-        <w:ind w:firstLine="720"/>
-        <w:rPr/>
-      </w:pPr>
-      <w:r>
-        <w:rPr/>
-        <w:t>1. Атаки типа «</w:t>
-      </w:r>
-      <w:r>
-        <w:rPr>
-          <w:lang w:val="ru-RU"/>
-        </w:rPr>
-        <w:t>человек посередине</w:t>
-      </w:r>
-      <w:r>
-        <w:rPr/>
-        <w:t>»</w:t>
-      </w:r>
-      <w:r>
-        <w:rPr>
-          <w:lang w:val="ru-RU"/>
-        </w:rPr>
-        <w:t>.</w:t>
-      </w:r>
-      <w:r>
-        <w:rPr/>
-        <w:t xml:space="preserve"> При развертывании поддельной точки доступа (Evil Twin) злоумышленник воспроизводит идентификатор сети (SSID), </w:t>
-      </w:r>
-      <w:r>
-        <w:rPr/>
-        <w:t>а иногда и идентификатор точки доступа (BSSID)</w:t>
-      </w:r>
-      <w:r>
-        <w:rPr/>
-        <w:t xml:space="preserve"> легитимной инфраструктуры. Клиентские устройства, ориентируясь на сохранённые параметры сети и уровень сигнала, могут автоматически подключаться </w:t>
-      </w:r>
-      <w:r>
-        <w:rPr/>
-        <w:t xml:space="preserve">к </w:t>
-      </w:r>
-      <w:r>
-        <w:rPr/>
-        <w:t xml:space="preserve">источнику </w:t>
-      </w:r>
-      <w:r>
-        <w:rPr/>
-        <w:t xml:space="preserve">с более </w:t>
-      </w:r>
-      <w:r>
-        <w:rPr>
-          <w:shd w:fill="FF4000" w:val="clear"/>
-        </w:rPr>
-        <w:t>качеством (или уровнем???)</w:t>
-      </w:r>
-      <w:r>
-        <w:rPr/>
-        <w:t xml:space="preserve"> сигнала</w:t>
-      </w:r>
-      <w:r>
-        <w:rPr/>
-        <w:t>. После установления соединения трафик проходит через атакующее устройство, что позволяет:</w:t>
-      </w:r>
-    </w:p>
-    <w:p>
-      <w:pPr>
-        <w:pStyle w:val="Normal"/>
-        <w:numPr>
-          <w:ilvl w:val="0"/>
-          <w:numId w:val="5"/>
-        </w:numPr>
-        <w:rPr/>
-      </w:pPr>
-      <w:r>
-        <w:rPr/>
-        <w:t>осуществлять перехват аутентификационных данных,</w:t>
-      </w:r>
-    </w:p>
-    <w:p>
-      <w:pPr>
-        <w:pStyle w:val="Normal"/>
-        <w:numPr>
-          <w:ilvl w:val="0"/>
-          <w:numId w:val="5"/>
-        </w:numPr>
-        <w:rPr/>
-      </w:pPr>
-      <w:r>
-        <w:rPr/>
-        <w:t>анализировать незашифрованный трафик,</w:t>
-      </w:r>
-    </w:p>
-    <w:p>
-      <w:pPr>
-        <w:pStyle w:val="Normal"/>
-        <w:numPr>
-          <w:ilvl w:val="0"/>
-          <w:numId w:val="5"/>
-        </w:numPr>
-        <w:rPr/>
-      </w:pPr>
-      <w:r>
-        <w:rPr/>
-        <w:t>внедрять вредоносные сценарии через подмену сетевых ответов,</w:t>
-      </w:r>
-    </w:p>
-    <w:p>
-      <w:pPr>
-        <w:pStyle w:val="Normal"/>
-        <w:numPr>
-          <w:ilvl w:val="0"/>
-          <w:numId w:val="5"/>
-        </w:numPr>
-        <w:rPr/>
-      </w:pPr>
-      <w:r>
-        <w:rPr/>
-        <w:t>перенаправлять пользователей на поддельные веб-ресурсы.</w:t>
-      </w:r>
-    </w:p>
-    <w:p>
-      <w:pPr>
-        <w:pStyle w:val="Normal"/>
-        <w:ind w:firstLine="720"/>
-        <w:rPr/>
-      </w:pPr>
-      <w:r>
-        <w:rPr/>
-        <w:t xml:space="preserve">В условиях КФО подобный сценарий критичен, поскольку может затрагивать доступ к внутренним банковским системам, корпоративной почте и сервисам удалённого администрирования, </w:t>
-      </w:r>
-      <w:r>
-        <w:rPr/>
-        <w:t>и хотя в большинстве случаев траффик остается зашифрованныв ввиду повсеместного применения HTTPS, подмена ответов служебных протоколов, например, DNS, се еще представляет угрозу.</w:t>
-      </w:r>
-    </w:p>
-    <w:p>
-      <w:pPr>
-        <w:pStyle w:val="Normal"/>
-        <w:ind w:firstLine="720"/>
-        <w:rPr/>
-      </w:pPr>
-      <w:r>
-        <w:rPr/>
-        <w:t xml:space="preserve">2. Перехват и понижение уровня защиты соединения. Даже при использовании современных протоколов шифрования остаются сценарии атак, основанные на принудительном разрыве соединения и повторной ассоциации клиента с менее защищённой сетью. Путём манипуляции служебными кадрами управления возможно инициировать повторное подключение устройства, после чего клиент может установить соединение с альтернативной точкой доступа, имеющей схожие параметры. </w:t>
-      </w:r>
-      <w:r>
-        <w:rPr/>
-        <w:t>Это явление называется аттакой деаутентификации (DEAUTH).</w:t>
-      </w:r>
-    </w:p>
-    <w:p>
-      <w:pPr>
-        <w:pStyle w:val="Normal"/>
-        <w:ind w:firstLine="720"/>
-        <w:rPr/>
-      </w:pPr>
-      <w:r>
-        <w:rPr/>
-        <w:t>В результате формируется окно уязвимости, в рамках которого возможно получение метаданных соединения, сбор информации об используемых механизмах аутентификации и проведение последующих целевых атак.</w:t>
-      </w:r>
-    </w:p>
-    <w:p>
-      <w:pPr>
-        <w:pStyle w:val="Normal"/>
-        <w:ind w:firstLine="720"/>
-        <w:rPr/>
-      </w:pPr>
-      <w:r>
-        <w:rPr/>
-        <w:t>3. Формирование неконтролируемого канала утечки данных. Rogue AP, подключённая к внутреннему сегменту проводной сети, фактически создаёт новый периметр доступа. В этом случае устройство становится точкой выхода во внешнюю среду, минуя централизованные шлюзы безопасности. Это особенно опасно при отсутствии строгой сегментации или при наличии доступных сетевых розеток в служебных помещениях.</w:t>
-      </w:r>
-    </w:p>
-    <w:p>
-      <w:pPr>
-        <w:pStyle w:val="Normal"/>
-        <w:ind w:firstLine="720"/>
-        <w:rPr/>
-      </w:pPr>
-      <w:r>
-        <w:rPr/>
-        <w:t xml:space="preserve">Даже если точка доступа не интегрирована в проводную инфраструктуру, мобильный хот-спот сотрудника, </w:t>
-      </w:r>
-      <w:r>
-        <w:rPr/>
-        <w:t>который тот использует</w:t>
-      </w:r>
-      <w:r>
-        <w:rPr/>
-        <w:t xml:space="preserve"> для передачи служебной информации </w:t>
-      </w:r>
-      <w:r>
-        <w:rPr/>
-        <w:t>внутри физического периметра организации, может дать злоумышленникам, осуществяющим прослушку эфира, несанкционированный доступ к информации</w:t>
-      </w:r>
-      <w:r>
-        <w:rPr/>
-        <w:t>, что приводит к нарушению требований регламентов по защите персональных данных.</w:t>
-      </w:r>
-    </w:p>
-    <w:p>
-      <w:pPr>
-        <w:pStyle w:val="Normal"/>
-        <w:ind w:firstLine="720"/>
-        <w:rPr/>
-      </w:pPr>
-      <w:r>
-        <w:rPr>
-          <w:lang w:val="ru-RU"/>
-        </w:rPr>
-        <w:t>Рассмотрим основные приемы, применяемые для о</w:t>
-      </w:r>
-      <w:r>
-        <w:rPr/>
-        <w:t>бход</w:t>
-      </w:r>
-      <w:r>
-        <w:rPr>
-          <w:lang w:val="ru-RU"/>
-        </w:rPr>
-        <w:t>а</w:t>
-      </w:r>
-      <w:r>
-        <w:rPr/>
-        <w:t xml:space="preserve"> традиционных средств сетевой защиты. Классические механизмы информационной безопасности </w:t>
-      </w:r>
-      <w:r>
-        <w:rPr>
-          <w:lang w:val="ru-RU"/>
-        </w:rPr>
-        <w:t>–</w:t>
-      </w:r>
-      <w:r>
-        <w:rPr/>
-        <w:t xml:space="preserve"> межсетевые экраны, системы предотвращения вторжений, контроль доступа на уровне коммутаторов </w:t>
-      </w:r>
-      <w:r>
-        <w:rPr>
-          <w:lang w:val="ru-RU"/>
-        </w:rPr>
-        <w:t xml:space="preserve">– </w:t>
-      </w:r>
-      <w:r>
-        <w:rPr/>
-        <w:t>ориентированы на анализ трафика, проходящего через управляемые узлы сети. Незарегистрированная точка доступа может:</w:t>
-      </w:r>
-    </w:p>
-    <w:p>
-      <w:pPr>
-        <w:pStyle w:val="Normal"/>
-        <w:numPr>
-          <w:ilvl w:val="0"/>
-          <w:numId w:val="11"/>
-        </w:numPr>
-        <w:ind w:firstLine="708" w:left="0"/>
-        <w:rPr/>
-      </w:pPr>
-      <w:r>
-        <w:rPr/>
-        <w:t>функционировать автономно и не подключаться к проводной инфраструктуре;</w:t>
-      </w:r>
-    </w:p>
-    <w:p>
-      <w:pPr>
-        <w:pStyle w:val="Normal"/>
-        <w:numPr>
-          <w:ilvl w:val="0"/>
-          <w:numId w:val="11"/>
-        </w:numPr>
-        <w:ind w:firstLine="708" w:left="0"/>
-        <w:rPr/>
-      </w:pPr>
-      <w:r>
-        <w:rPr/>
-        <w:t>использовать собственный канал выхода в Интернет;</w:t>
-      </w:r>
-    </w:p>
-    <w:p>
-      <w:pPr>
-        <w:pStyle w:val="Normal"/>
-        <w:numPr>
-          <w:ilvl w:val="0"/>
-          <w:numId w:val="11"/>
-        </w:numPr>
-        <w:ind w:firstLine="708" w:left="0"/>
-        <w:rPr/>
-      </w:pPr>
-      <w:r>
-        <w:rPr/>
-        <w:t>создавать локальную беспроводную сеть, не отражающуюся в системах централизованного мониторинга.</w:t>
-      </w:r>
-    </w:p>
-    <w:p>
-      <w:pPr>
-        <w:pStyle w:val="Normal"/>
-        <w:ind w:firstLine="720"/>
-        <w:rPr/>
-      </w:pPr>
-      <w:r>
-        <w:rPr/>
-        <w:t>В таких условиях сетевые средства защиты оказываются слепыми к самому факту существования устройства в радиосреде. Контроль на уровне IP-адресов, MAC-фильтрации и журналы сетевого оборудования не фиксируют источник угрозы, если он не проходит через управляемые сегменты.</w:t>
-      </w:r>
-    </w:p>
-    <w:p>
-      <w:pPr>
-        <w:pStyle w:val="Normal"/>
-        <w:ind w:firstLine="720"/>
-        <w:rPr/>
-      </w:pPr>
-      <w:r>
-        <w:rPr>
-          <w:lang w:val="ru-RU"/>
-        </w:rPr>
-        <w:t xml:space="preserve">Также важно учитывать </w:t>
-      </w:r>
-      <w:r>
-        <w:rPr/>
-        <w:t>пространственный фактор и скрытность размещения</w:t>
-      </w:r>
-      <w:r>
-        <w:rPr>
-          <w:lang w:val="ru-RU"/>
-        </w:rPr>
-        <w:t>, поскольку р</w:t>
-      </w:r>
-      <w:r>
-        <w:rPr/>
-        <w:t>адиоволны в диапазоне 2,4 ГГц распространяются за пределы физического периметра помещений, проходя через стены и перекрытия. Это позволяет размещать устройство вне контролируемой зоны, сохраняя возможность взаимодействия с внутренними клиентскими устройствами. В результате возникает ситуация, при которой источник угрозы физически недоступен для стандартных мер организационного контроля, а его обнаружение требует анализа радиочастотной обстановки.</w:t>
-      </w:r>
-    </w:p>
-    <w:p>
-      <w:pPr>
-        <w:pStyle w:val="Normal"/>
-        <w:ind w:firstLine="720"/>
-        <w:rPr/>
-      </w:pPr>
-      <w:r>
-        <w:rPr/>
-        <w:t>Таким образом, механизмы реализации атак через незарегистрированные точки доступа основаны на использовании особенностей протоколов беспроводной связи, автоматизации клиентских подключений и ограниченной видимости радиосреды для традиционных средств защиты. В условиях КФО это приводит к формированию альтернативного, неконтролируемого канала передачи данных, который может существовать вне зоны действия классических систем сетевой безопасности и требует специализированного радиомониторинга для своевременного выявления.</w:t>
-      </w:r>
-    </w:p>
-    <w:p>
-      <w:pPr>
-        <w:pStyle w:val="Heading3"/>
-        <w:ind w:firstLine="720"/>
-        <w:rPr/>
-      </w:pPr>
-      <w:bookmarkStart w:id="45" w:name="_Toc225707596"/>
-      <w:bookmarkStart w:id="46" w:name="_pighy9netqlo"/>
-      <w:bookmarkEnd w:id="46"/>
-      <w:r>
-        <w:rPr/>
-        <w:t>2.1.3. Угроза утечки информации и роль человеческого фактора в формировании незарегистрированных беспроводных каналов</w:t>
-      </w:r>
-      <w:bookmarkEnd w:id="45"/>
-    </w:p>
-    <w:p>
-      <w:pPr>
-        <w:pStyle w:val="Normal"/>
-        <w:ind w:firstLine="720"/>
-        <w:rPr/>
-      </w:pPr>
-      <w:r>
-        <w:rPr/>
-        <w:t>В условиях кредитно-финансовых организаций использование незарегистрированных беспроводных точек доступа напрямую связано с риском утечки информации ограниченного доступа. В отличие от классических сетевых инцидентов, где канал передачи данных контролируется средствами периметровой защиты, rogue AP или мобильный хот-спот формируют альтернативную среду передачи информации, функционирующую вне регламентированной архитектуры информационной безопасности.</w:t>
-      </w:r>
-    </w:p>
-    <w:p>
-      <w:pPr>
-        <w:pStyle w:val="Normal"/>
-        <w:ind w:firstLine="720"/>
-        <w:rPr/>
-      </w:pPr>
-      <w:r>
-        <w:rPr>
-          <w:lang w:val="ru-RU"/>
-        </w:rPr>
-        <w:t>Рассмотрим р</w:t>
-      </w:r>
-      <w:r>
-        <w:rPr/>
-        <w:t>иски утечки конфиденциальной информации. КФО обрабатывают несколько категорий критичных данных: персональные данные клиентов, финансовую отчётность, сведения о транзакциях, внутренние служебные документы и технологическую информацию. Незарегистрированная точка доступа может использоваться для:</w:t>
-      </w:r>
-    </w:p>
-    <w:p>
-      <w:pPr>
-        <w:pStyle w:val="Normal"/>
-        <w:numPr>
-          <w:ilvl w:val="0"/>
-          <w:numId w:val="13"/>
-        </w:numPr>
-        <w:ind w:firstLine="709" w:left="0"/>
-        <w:rPr/>
-      </w:pPr>
-      <w:r>
-        <w:rPr/>
-        <w:t>передачи файлов во внешние сети без прохождения через контролируемые шлюзы;</w:t>
-      </w:r>
-    </w:p>
-    <w:p>
-      <w:pPr>
-        <w:pStyle w:val="Normal"/>
-        <w:numPr>
-          <w:ilvl w:val="0"/>
-          <w:numId w:val="13"/>
-        </w:numPr>
-        <w:ind w:firstLine="709" w:left="0"/>
-        <w:rPr/>
-      </w:pPr>
-      <w:r>
-        <w:rPr/>
-        <w:t>подключения внешних устройств к внутреннему сегменту;</w:t>
-      </w:r>
-    </w:p>
-    <w:p>
-      <w:pPr>
-        <w:pStyle w:val="Normal"/>
-        <w:numPr>
-          <w:ilvl w:val="0"/>
-          <w:numId w:val="13"/>
-        </w:numPr>
-        <w:ind w:firstLine="709" w:left="0"/>
-        <w:rPr/>
-      </w:pPr>
-      <w:r>
-        <w:rPr/>
-        <w:t>обхода механизмов журналирования и централизованного мониторинга;</w:t>
-      </w:r>
-    </w:p>
-    <w:p>
-      <w:pPr>
-        <w:pStyle w:val="Normal"/>
-        <w:numPr>
-          <w:ilvl w:val="0"/>
-          <w:numId w:val="13"/>
-        </w:numPr>
-        <w:ind w:firstLine="709" w:left="0"/>
-        <w:rPr/>
-      </w:pPr>
-      <w:r>
-        <w:rPr/>
-        <w:t>создания временного канала связи для несанкционированного доступа.</w:t>
-      </w:r>
-    </w:p>
-    <w:p>
-      <w:pPr>
-        <w:pStyle w:val="Normal"/>
-        <w:ind w:firstLine="720"/>
-        <w:rPr/>
-      </w:pPr>
-      <w:r>
-        <w:rPr/>
-        <w:t>Даже при отсутствии злонамеренных действий само наличие неконтролируемого канала нарушает принцип замкнутости информационного периметра и увеличивает поверхность атаки. В результате возрастает вероятность компрометации данных как вследствие целенаправленных атак, так и из-за неосторожных действий сотрудников.</w:t>
-      </w:r>
-    </w:p>
-    <w:p>
-      <w:pPr>
-        <w:pStyle w:val="Normal"/>
-        <w:ind w:firstLine="720"/>
-        <w:rPr/>
-      </w:pPr>
-      <w:r>
-        <w:rPr>
-          <w:lang w:val="ru-RU"/>
-        </w:rPr>
-        <w:t xml:space="preserve">Также немаловажно учитывать </w:t>
-      </w:r>
-      <w:r>
-        <w:rPr/>
-        <w:t>человеческий фактор как источник риска. Практика показывает, что значительная доля незарегистрированных точек доступа возникает не в результате внешнего вторжения, а по инициативе персонала. К типовым сценариям относятся:</w:t>
       </w:r>
     </w:p>
     <w:p>
@@ -7823,15 +6202,17 @@
       </w:pPr>
       <w:r>
         <w:rPr/>
-        <w:t xml:space="preserve">подключение бытового маршрутизатора </w:t>
-      </w:r>
-      <w:r>
-        <w:rPr/>
-        <w:t>или ретранслятора</w:t>
-      </w:r>
-      <w:r>
-        <w:rPr/>
-        <w:t xml:space="preserve"> для «расширения покрытия»;</w:t>
+        <w:t>Сбор CSI с одного или нескольких сенсорных узлов</w:t>
+      </w:r>
+      <w:r>
+        <w:rPr>
+          <w:lang w:val="ru-RU"/>
+        </w:rPr>
+        <w:t>. На начальном этапе</w:t>
+      </w:r>
+      <w:r>
+        <w:rPr/>
+        <w:t xml:space="preserve"> каждый узел регистрирует многомерные показатели канала, включая фазу и амплитуду по поднесущим OFDM, что обеспечивает формирование высокоточной многомерной матрицы характеристик канала;</w:t>
       </w:r>
     </w:p>
     <w:p>
@@ -7846,7 +6227,17 @@
       </w:pPr>
       <w:r>
         <w:rPr/>
-        <w:t>использование смартфона в режиме точки доступа для обхода ограничений корпоративной сети;</w:t>
+        <w:t>Сопоставление с эталонными профилями</w:t>
+      </w:r>
+      <w:r>
+        <w:rPr>
+          <w:lang w:val="ru-RU"/>
+        </w:rPr>
+        <w:t xml:space="preserve">. На данном этапе </w:t>
+      </w:r>
+      <w:r>
+        <w:rPr/>
+        <w:t>CSI-профили известных точек доступа и клиентских устройств формируют эталонную базу, с которой сравниваются текущие измерения для выявления отклонений;</w:t>
       </w:r>
     </w:p>
     <w:p>
@@ -7861,7 +6252,7 @@
       </w:pPr>
       <w:r>
         <w:rPr/>
-        <w:t>временное подключение стороннего оборудования подрядчиками;</w:t>
+        <w:t>Обнаружение аномалий – значительные расхождения между текущими CSI и эталонными моделями указывают на появление нового источника, замену или подмену точки доступа, а также на изменение условий радиосреды;</w:t>
       </w:r>
     </w:p>
     <w:p>
@@ -7876,7 +6267,7 @@
       </w:pPr>
       <w:r>
         <w:rPr/>
-        <w:t>недостаточное понимание сотрудниками требований регламентов информационной безопасности.</w:t>
+        <w:t>Кластеризация и детектирование двойников – CSI позволяет различать устройства с одинаковым BSSID, если их физическая позиция или окружение различаются, что недоступно при использовании логического обнаружения, опирающегося на сравнении BSSID с базами, обеспечивая дополнительный уровень дифференциации и контроля.</w:t>
       </w:r>
     </w:p>
     <w:p>
@@ -7887,19 +6278,77 @@
       </w:pPr>
       <w:r>
         <w:rPr/>
-        <w:t>Подобные действия часто мотивированы удобством или попыткой повысить производительность труда, однако фактически приводят к созданию неконтролируемых каналов передачи данных. В ряде случаев сотрудники не осознают, что мобильный хот-спот, используемый для выхода в Интернет, может стать каналом передачи служебной информации вне защищённой инфраструктуры.</w:t>
+        <w:t>Методы на основе CSI обладают высокой чувствительностью к многолучевому распространению, отражениям, препятствиям, и передвигающимся объектам, например, людям, что делает их сложным в применении для сложных помещений с большим количеством объектов и металлических конструкций. Однако успешное применение, пусть и требующее</w:t>
+      </w:r>
+      <w:r>
+        <w:rPr>
+          <w:lang w:val="ru-RU"/>
+        </w:rPr>
+        <w:t xml:space="preserve"> специализированного оборудования, позволяет выявлять угрозы, скрытые от классических методов обнаружения.</w:t>
       </w:r>
     </w:p>
     <w:p>
       <w:pPr>
         <w:pStyle w:val="Normal"/>
         <w:ind w:firstLine="720"/>
-        <w:rPr/>
-      </w:pPr>
-      <w:r>
-        <w:rPr/>
-        <w:t>Таким образом, человеческий фактор усиливает техническую уязвимость: сочетание доступности недорогих беспроводных устройств и отсутствия постоянного радиоконтроля создаёт условия для появления незарегистрированных каналов связи. Это делает задачу обнаружения подобных устройств не только технической, но и организационной, требующей инструментов, способных выявлять сам факт присутствия источника излучения в пределах контролируемой территории.</w:t>
-      </w:r>
+        <w:rPr>
+          <w:lang w:val="ru-RU"/>
+        </w:rPr>
+      </w:pPr>
+      <w:r>
+        <w:rPr/>
+        <w:t>CSI-методы расширяют возможности обнаружения и идентификации источников, предоставляя вспомогательные признаки для мультимодальной модели, включая векторные и статистические характеристики радиоканала, которые могут использоваться совместно с физическими моделями, радиокартами и аналитикой активности устройств</w:t>
+      </w:r>
+      <w:r>
+        <w:rPr>
+          <w:lang w:val="ru-RU"/>
+        </w:rPr>
+        <w:t>.</w:t>
+      </w:r>
+      <w:bookmarkStart w:id="35" w:name="_gn67or9b9b3j"/>
+      <w:bookmarkEnd w:id="35"/>
+    </w:p>
+    <w:p>
+      <w:pPr>
+        <w:pStyle w:val="Normal"/>
+        <w:ind w:hanging="0"/>
+        <w:rPr>
+          <w:highlight w:val="none"/>
+          <w:shd w:fill="FF4000" w:val="clear"/>
+        </w:rPr>
+      </w:pPr>
+      <w:r>
+        <w:rPr>
+          <w:shd w:fill="FF4000" w:val="clear"/>
+        </w:rPr>
+        <w:t xml:space="preserve"> </w:t>
+      </w:r>
+      <w:r>
+        <w:rPr>
+          <w:shd w:fill="FF4000" w:val="clear"/>
+        </w:rPr>
+        <w:t>ЗДЕСЬ ДОЛЖЕН БЫТЬ ВЫВОД!!!</w:t>
+      </w:r>
+      <w:r>
+        <w:br w:type="page"/>
+      </w:r>
+    </w:p>
+    <w:p>
+      <w:pPr>
+        <w:pStyle w:val="Heading1"/>
+        <w:spacing w:lineRule="auto" w:line="276" w:before="0" w:after="0"/>
+        <w:ind w:hanging="0"/>
+        <w:jc w:val="center"/>
+        <w:rPr/>
+      </w:pPr>
+      <w:bookmarkStart w:id="36" w:name="_Toc225707592"/>
+      <w:bookmarkStart w:id="37" w:name="_u1dzckteoo6x"/>
+      <w:bookmarkEnd w:id="37"/>
+      <w:r>
+        <w:rPr/>
+        <w:t>ГЛАВА 2. АНАЛИЗ СУЩЕСТВУЮЩИХ ПОДХОДОВ К ОБЕСПЕЧЕНИЮ БЕЗОПАСНОСТИ WI-FI СЕТЕЙ В КРЕДИТНО-ФИНАНСОВЫХ ОРГАНИЗАЦИЯХ</w:t>
+      </w:r>
+      <w:bookmarkEnd w:id="36"/>
     </w:p>
     <w:p>
       <w:pPr>
@@ -7909,454 +6358,128 @@
       </w:pPr>
       <w:r>
         <w:rPr/>
-        <w:t>В совокупности риски утечки информации и влияние человеческого фактора формируют устойчивую предпосылку к появлению незарегистрированных точек доступа в КФО. Даже при строгих регламентах вероятность их возникновения сохраняется, что обосновывает необходимость системного радиомониторинга как дополнительного уровня защиты информационного периметра.</w:t>
-      </w:r>
-    </w:p>
-    <w:p>
-      <w:pPr>
-        <w:pStyle w:val="Heading2"/>
-        <w:rPr/>
-      </w:pPr>
-      <w:bookmarkStart w:id="47" w:name="_Toc225707597"/>
-      <w:bookmarkStart w:id="48" w:name="_lwpq2tvnk920"/>
-      <w:bookmarkEnd w:id="48"/>
-      <w:r>
-        <w:rPr/>
-        <w:t>2.2. Обзор существующих решений для обнаружения несанкционированных беспроводных устройств</w:t>
-      </w:r>
-      <w:bookmarkEnd w:id="47"/>
-    </w:p>
-    <w:p>
-      <w:pPr>
-        <w:pStyle w:val="Heading3"/>
-        <w:ind w:firstLine="709"/>
-        <w:rPr/>
-      </w:pPr>
-      <w:bookmarkStart w:id="49" w:name="_me60kphlz4nd"/>
-      <w:bookmarkStart w:id="50" w:name="_Toc225707598"/>
-      <w:bookmarkEnd w:id="49"/>
-      <w:r>
-        <w:rPr/>
-        <w:t>2.2.1. Системы WIDS и WIPS: принципы настройки, развертывания и функционирования</w:t>
-      </w:r>
-      <w:bookmarkEnd w:id="50"/>
-    </w:p>
-    <w:p>
-      <w:pPr>
-        <w:pStyle w:val="Normal"/>
-        <w:rPr/>
-      </w:pPr>
-      <w:r>
-        <w:rPr/>
-        <w:t xml:space="preserve">Системы </w:t>
-      </w:r>
-      <w:r>
-        <w:rPr>
-          <w:lang w:val="ru-RU"/>
-        </w:rPr>
-        <w:t>обнаружения беспроводных вторжений (</w:t>
-      </w:r>
-      <w:r>
-        <w:rPr/>
-        <w:t>WIDS</w:t>
-      </w:r>
-      <w:r>
-        <w:rPr>
-          <w:lang w:val="ru-RU"/>
-        </w:rPr>
-        <w:t xml:space="preserve"> – </w:t>
-      </w:r>
-      <w:r>
-        <w:rPr/>
-        <w:t xml:space="preserve">Wireless Intrusion Detection System) и </w:t>
-      </w:r>
-      <w:r>
-        <w:rPr>
-          <w:lang w:val="ru-RU"/>
-        </w:rPr>
-        <w:t>системы предотвращения безпроводныхх вторжений (</w:t>
-      </w:r>
-      <w:r>
-        <w:rPr/>
-        <w:t>WIPS</w:t>
-      </w:r>
-      <w:r>
-        <w:rPr>
-          <w:lang w:val="ru-RU"/>
-        </w:rPr>
-        <w:t>–</w:t>
-      </w:r>
-      <w:r>
-        <w:rPr/>
-        <w:t>Wireless Intrusion Prevention System) представляют собой специализированные средства контроля радиочастотной среды, предназначенные для обнаружения и, в ряде случаев, активного противодействия несанкционированным беспроводным устройствам. В инфраструктуре кредитно-финансовых организаций данные решения выступают как дополнительный уровень защиты, дополняющий традиционные механизмы сетевой безопасности.</w:t>
-      </w:r>
-    </w:p>
-    <w:p>
-      <w:pPr>
-        <w:pStyle w:val="Normal"/>
-        <w:rPr/>
-      </w:pPr>
-      <w:r>
-        <w:rPr/>
-        <w:t>2.2.1.1 Принципы функционирования WIDS</w:t>
-      </w:r>
-    </w:p>
-    <w:p>
-      <w:pPr>
-        <w:pStyle w:val="Normal"/>
-        <w:rPr/>
-      </w:pPr>
-      <w:r>
-        <w:rPr/>
-        <w:t>WIDS ориентированы на пассивный мониторинг радиосреды. Основной принцип их работы заключается в непрерывном анализе служебных и пользовательских кадров стандарта IEEE 802.11, передаваемых в контролируемом диапазоне частот. В ходе мониторинга фиксируются параметры обнаруженных устройств, включая:</w:t>
-      </w:r>
-    </w:p>
-    <w:p>
-      <w:pPr>
-        <w:pStyle w:val="Normal"/>
-        <w:numPr>
-          <w:ilvl w:val="0"/>
-          <w:numId w:val="14"/>
-        </w:numPr>
-        <w:rPr/>
-      </w:pPr>
-      <w:r>
-        <w:rPr/>
-        <w:t>SSID и BSSID,</w:t>
-      </w:r>
-    </w:p>
-    <w:p>
-      <w:pPr>
-        <w:pStyle w:val="Normal"/>
-        <w:numPr>
-          <w:ilvl w:val="0"/>
-          <w:numId w:val="14"/>
-        </w:numPr>
-        <w:rPr/>
-      </w:pPr>
-      <w:r>
-        <w:rPr/>
-        <w:t>MAC-адреса точек доступа и клиентов,</w:t>
-      </w:r>
-    </w:p>
-    <w:p>
-      <w:pPr>
-        <w:pStyle w:val="Normal"/>
-        <w:numPr>
-          <w:ilvl w:val="0"/>
-          <w:numId w:val="14"/>
-        </w:numPr>
-        <w:rPr/>
-      </w:pPr>
-      <w:r>
-        <w:rPr/>
-        <w:t>используемые каналы,</w:t>
-      </w:r>
-    </w:p>
-    <w:p>
-      <w:pPr>
-        <w:pStyle w:val="Normal"/>
-        <w:numPr>
-          <w:ilvl w:val="0"/>
-          <w:numId w:val="14"/>
-        </w:numPr>
-        <w:rPr/>
-      </w:pPr>
-      <w:r>
-        <w:rPr/>
-        <w:t>уровень принимаемого сигнала (RSSI),</w:t>
-      </w:r>
-    </w:p>
-    <w:p>
-      <w:pPr>
-        <w:pStyle w:val="Normal"/>
-        <w:numPr>
-          <w:ilvl w:val="0"/>
-          <w:numId w:val="14"/>
-        </w:numPr>
-        <w:rPr/>
-      </w:pPr>
-      <w:r>
-        <w:rPr/>
-        <w:t>типы кадров управления и частоту их передачи.</w:t>
-      </w:r>
-    </w:p>
-    <w:p>
-      <w:pPr>
-        <w:pStyle w:val="Normal"/>
-        <w:rPr/>
-      </w:pPr>
-      <w:r>
-        <w:rPr/>
-        <w:t>Полученные данные сопоставляются с эталонной базой разрешённых устройств (</w:t>
-      </w:r>
-      <w:r>
-        <w:rPr>
-          <w:lang w:val="ru-RU"/>
-        </w:rPr>
-        <w:t>белые списки</w:t>
-      </w:r>
-      <w:r>
-        <w:rPr/>
-        <w:t>), формируемой на этапе внедрения системы. При выявлении несоответствий (неизвестный BSSID, дублирование SSID, аномальная частота Beacon-кадров и др.) генерируется событие информационной безопасности. Таким образом, WIDS реализует модель обнаружения на основе сигнатурного и политического анализа радиометаданных.</w:t>
-      </w:r>
-    </w:p>
-    <w:p>
-      <w:pPr>
-        <w:pStyle w:val="Normal"/>
-        <w:rPr/>
-      </w:pPr>
-      <w:r>
-        <w:rPr/>
-        <w:t>2.2.1.2 Принципы функционирования WIPS</w:t>
-      </w:r>
-    </w:p>
-    <w:p>
-      <w:pPr>
-        <w:pStyle w:val="Normal"/>
-        <w:rPr/>
-      </w:pPr>
-      <w:r>
-        <w:rPr/>
-        <w:t>WIPS расширяют функциональность WIDS за счёт активного воздействия на выявленные угрозы. Помимо детектирования, система способна инициировать процедуры предотвращения, включая:</w:t>
-      </w:r>
-    </w:p>
-    <w:p>
-      <w:pPr>
-        <w:pStyle w:val="Normal"/>
-        <w:numPr>
-          <w:ilvl w:val="0"/>
-          <w:numId w:val="8"/>
-        </w:numPr>
-        <w:ind w:firstLine="709" w:left="0"/>
-        <w:rPr/>
-      </w:pPr>
-      <w:r>
-        <w:rPr/>
-        <w:t>отправку deauthentication-кадров для разрыва соединения клиента с подозрительной точкой доступа;</w:t>
-      </w:r>
-    </w:p>
-    <w:p>
-      <w:pPr>
-        <w:pStyle w:val="Normal"/>
-        <w:numPr>
-          <w:ilvl w:val="0"/>
-          <w:numId w:val="8"/>
-        </w:numPr>
-        <w:ind w:firstLine="709" w:left="0"/>
-        <w:rPr/>
-      </w:pPr>
-      <w:r>
-        <w:rPr/>
-        <w:t>блокировку ассоциации устройств с обнаруженной сетью;</w:t>
-      </w:r>
-    </w:p>
-    <w:p>
-      <w:pPr>
-        <w:pStyle w:val="Normal"/>
-        <w:numPr>
-          <w:ilvl w:val="0"/>
-          <w:numId w:val="8"/>
-        </w:numPr>
-        <w:ind w:firstLine="709" w:left="0"/>
-        <w:rPr/>
-      </w:pPr>
-      <w:r>
-        <w:rPr/>
-        <w:t>автоматическое обновление политик доступа.</w:t>
-      </w:r>
-    </w:p>
-    <w:p>
-      <w:pPr>
-        <w:pStyle w:val="Normal"/>
-        <w:rPr/>
-      </w:pPr>
-      <w:r>
-        <w:rPr/>
-        <w:t>Активное противодействие требует строгой настройки политик, поскольку некорректная классификация устройства может привести к нарушению работы легитимных сервисов. В условиях КФО применение WIPS, как правило, сопровождается регламентированными сценариями реагирования и журналированием всех операций.</w:t>
-      </w:r>
-    </w:p>
-    <w:p>
-      <w:pPr>
-        <w:pStyle w:val="Normal"/>
-        <w:rPr/>
-      </w:pPr>
-      <w:r>
-        <w:rPr/>
-        <w:t>2.2.1.3 Архитектурные модели развертывания</w:t>
-      </w:r>
-    </w:p>
-    <w:p>
-      <w:pPr>
-        <w:pStyle w:val="Normal"/>
-        <w:rPr/>
-      </w:pPr>
-      <w:r>
-        <w:rPr/>
-        <w:t>В корпоративной практике используются три основные схемы внедрения WIDS/WIPS, различающиеся по архитектуре, стоимости и уровню обеспечиваемой видимости радиосреды.</w:t>
-      </w:r>
-    </w:p>
-    <w:p>
-      <w:pPr>
-        <w:pStyle w:val="Normal"/>
-        <w:rPr/>
-      </w:pPr>
-      <w:r>
-        <w:rPr/>
-        <w:t>1. Интеграция в существующую Wi-Fi инфраструктуру.</w:t>
-      </w:r>
-    </w:p>
-    <w:p>
-      <w:pPr>
-        <w:pStyle w:val="Normal"/>
-        <w:rPr/>
-      </w:pPr>
-      <w:r>
-        <w:rPr/>
-        <w:t xml:space="preserve">В данном случае точки доступа функционируют в режиме двойного назначения: часть времени они обслуживают клиентские устройства, а часть -  осуществляют сканирование радиоканалов. Такой подход широко применяется в решениях ведущих вендоров, а также реализован в контроллерных системах, таких как SoftWLC компании Элтекс </w:t>
-      </w:r>
-      <w:r>
-        <w:rPr/>
-        <w:t>[5]</w:t>
-      </w:r>
-      <w:r>
-        <w:rPr/>
-        <w:t>. Его основным преимуществом является минимизация дополнительных капитальных затрат, поскольку не требуется развёртывание отдельной сенсорной сети.</w:t>
-      </w:r>
-    </w:p>
-    <w:p>
-      <w:pPr>
-        <w:pStyle w:val="Normal"/>
-        <w:rPr/>
-      </w:pPr>
-      <w:r>
-        <w:rPr/>
-      </w:r>
-    </w:p>
-    <w:p>
-      <w:pPr>
-        <w:pStyle w:val="Normal"/>
-        <w:rPr/>
-      </w:pPr>
-      <w:r>
-        <w:rPr/>
-        <w:t>Однако данный подход имеет ряд существенных ограничений. Сканирование радиоэфира носит прерывистый характер (time-slicing), так как точка доступа вынуждена делить ресурсы между обслуживанием клиентов и мониторингом. Это приводит к снижению вероятности обнаружения кратковременных или узконаправленных атак, а также уменьшает точность локализации источников угроз. Таким образом, контроллерная модель обеспечивает базовый уровень защиты при относительно низкой стоимости, но уступает специализированным решениям по полноте наблюдения.</w:t>
-      </w:r>
-    </w:p>
-    <w:p>
-      <w:pPr>
-        <w:pStyle w:val="Normal"/>
-        <w:rPr/>
-      </w:pPr>
-      <w:r>
-        <w:rPr/>
-        <w:t>2. Выделенные сенсоры радиомониторинга.</w:t>
-      </w:r>
-    </w:p>
-    <w:p>
-      <w:pPr>
-        <w:pStyle w:val="Normal"/>
-        <w:ind w:hanging="0"/>
-        <w:rPr/>
-      </w:pPr>
-      <w:r>
-        <w:rPr/>
-        <w:tab/>
-        <w:t>В рамках данной модели в защищаемой зоне устанавливаются специализированные устройства, функционирующие исключительно в режиме пассивного прослушивания радиоэфира. Такие сенсоры не обслуживают клиентские подключения и способны осуществлять непрерывный мониторинг всех доступных каналов, что существенно повышает вероятность обнаружения атак и точность анализа радиосреды.</w:t>
-      </w:r>
-    </w:p>
-    <w:p>
-      <w:pPr>
-        <w:pStyle w:val="Normal"/>
-        <w:rPr/>
-      </w:pPr>
-      <w:r>
-        <w:rPr/>
-        <w:t xml:space="preserve">Данная архитектура обеспечивает максимальный уровень видимости (visibility), включая фиксацию кратковременных событий, анализ аномалий на уровне физического и канального уровней, а также более точную локализацию источников излучения. Вместе с тем она характеризуется значительно более высокой стоимостью внедрения. </w:t>
-      </w:r>
-      <w:r>
-        <w:rPr/>
-        <w:t>C</w:t>
-      </w:r>
-      <w:r>
-        <w:rPr/>
-        <w:t xml:space="preserve">тоимость одного сенсора </w:t>
-      </w:r>
-      <w:r>
-        <w:rPr/>
-        <w:t xml:space="preserve">в зарубежных решениях </w:t>
-      </w:r>
-      <w:r>
-        <w:rPr/>
-        <w:t xml:space="preserve">с учётом лицензирования и внедрения может составлять сотни и тысячи долларов, а для полного покрытия офисного пространства требуется установка нескольких устройств на этаж или группу помещений. В результате стоимость покрытия одной комнаты может достигать </w:t>
-      </w:r>
-      <w:r>
-        <w:rPr/>
-        <w:t>быть запредельно высокой для небольших предприятий КФО</w:t>
-      </w:r>
-      <w:r>
-        <w:rPr/>
-        <w:t>, особенно в условиях высокой плотности мониторинга, что ограничивает применение данной модели преимущественно объектами с повышенными требованиями к безопасности.</w:t>
-      </w:r>
-    </w:p>
-    <w:p>
-      <w:pPr>
-        <w:pStyle w:val="Normal"/>
-        <w:rPr/>
-      </w:pPr>
-      <w:r>
-        <w:rPr/>
-        <w:t>3. Гибридная модель с централизованным контроллером.</w:t>
-      </w:r>
-    </w:p>
-    <w:p>
-      <w:pPr>
-        <w:pStyle w:val="Normal"/>
-        <w:rPr/>
-      </w:pPr>
-      <w:r>
-        <w:rPr/>
-        <w:t>Гибридный подход сочетает элементы двух предыдущих моделей и предполагает использование как точек доступа с функциями мониторинга, так и выделенных сенсоров. Управление осуществляется через единый программный комплекс, агрегирующий телеметрию от всех источников и обеспечивающий централизованный анализ событий.</w:t>
-      </w:r>
-    </w:p>
-    <w:p>
-      <w:pPr>
-        <w:pStyle w:val="Normal"/>
-        <w:rPr/>
-      </w:pPr>
-      <w:r>
-        <w:rPr/>
-        <w:t>Данный подход позволяет оптимизировать соотношение стоимости и эффективности: критически важные зоны могут покрываться выделенными сенсорами, тогда как в менее чувствительных сегментах используется встроенный функционал точек доступа. На российском рынке подобная архитектура также реализуется в контроллерных решениях, включая продукты компании Элтекс, где механизмы WIDS/WIPS интегрированы в систему управления, обеспечивая единое пространство мониторинга и реагирования.</w:t>
-      </w:r>
-    </w:p>
-    <w:p>
-      <w:pPr>
-        <w:pStyle w:val="Normal"/>
-        <w:rPr/>
-      </w:pPr>
-      <w:r>
-        <w:rPr/>
-        <w:t>2.2.1.4 Ограничения и особенности эксплуатации</w:t>
-      </w:r>
-    </w:p>
-    <w:p>
-      <w:pPr>
-        <w:pStyle w:val="Normal"/>
-        <w:rPr/>
-      </w:pPr>
-      <w:r>
-        <w:rPr/>
-        <w:t>Несмотря на развитый функционал, системы WIDS/WIPS имеют ряд существенных ограничений, связанных как с архитектурными особенностями, так и с эксплуатационными факторами.</w:t>
-      </w:r>
-    </w:p>
-    <w:p>
-      <w:pPr>
-        <w:pStyle w:val="Normal"/>
-        <w:rPr/>
-      </w:pPr>
-      <w:r>
-        <w:rPr/>
-        <w:t>К числу ключевых ограничений относятся:</w:t>
+        <w:t>2.1. Угрозы, связанные с использованием незарегистрированных Wi-Fi точек доступа</w:t>
+      </w:r>
+    </w:p>
+    <w:p>
+      <w:pPr>
+        <w:pStyle w:val="Normal"/>
+        <w:ind w:firstLine="720"/>
+        <w:rPr/>
+      </w:pPr>
+      <w:r>
+        <w:rPr/>
+        <w:t>2.1.1. Классификация незарегистрированных точек доступа и модель угроз</w:t>
+      </w:r>
+    </w:p>
+    <w:p>
+      <w:pPr>
+        <w:pStyle w:val="Normal"/>
+        <w:ind w:firstLine="720"/>
+        <w:rPr/>
+      </w:pPr>
+      <w:r>
+        <w:rPr/>
+        <w:t>Незарегистрированные беспроводные точки доступа представляют собой устройства, функционирующие в радиочастотной среде организации без включения в управляемую сетевую инфраструктуру и без контроля со стороны подразделений информационной безопасности. В условиях кредитно-финансовых организаций такие устройства формируют неконтролируемые беспроводные каналы передачи данных, нарушающие принцип единого сетевого периметра.</w:t>
+      </w:r>
+    </w:p>
+    <w:p>
+      <w:pPr>
+        <w:pStyle w:val="Normal"/>
+        <w:ind w:firstLine="720"/>
+        <w:rPr/>
+      </w:pPr>
+      <w:r>
+        <w:rPr/>
+        <w:t>С точки зрения происхождения и способа функционирования можно выделить следующие основные классы незарегистрированных точек доступа:</w:t>
+      </w:r>
+    </w:p>
+    <w:p>
+      <w:pPr>
+        <w:pStyle w:val="Normal"/>
+        <w:ind w:firstLine="720"/>
+        <w:rPr/>
+      </w:pPr>
+      <w:r>
+        <w:rPr/>
+        <w:t>1. Rogue AP (несанкционированная точка доступа, подключённая к внутренней сети). Данный тип устройств физически подключается к проводной инфраструктуре организации и создаёт автономную беспроводную сеть, не зарегистрированную в централизованных системах управления. Основной угрозой является формирование альтернативного входного канала во внутренние сегменты сети, потенциально обходящего механизмы контроля доступа и сетевой сегментации.</w:t>
+      </w:r>
+    </w:p>
+    <w:p>
+      <w:pPr>
+        <w:pStyle w:val="Normal"/>
+        <w:ind w:firstLine="720"/>
+        <w:rPr/>
+      </w:pPr>
+      <w:r>
+        <w:rPr/>
+        <w:t>2. Evil Twin (поддельная точка доступа). Представляет собой точку доступа, имитирующую параметры легитимной сети (SSID, частично - параметры безопасности). Клиентские устройства могут автоматически подключаться к такому источнику при совпадении сетевых идентификаторов и достаточном уровне сигнала. Данный класс угроз связан с перехватом трафика и реализацией атак типа «man-in-the-middle», а также с возможностью перенаправления пользователей на поддельные ресурсы. Важной особенностью является то, что подобные устройства могут не иметь доступа к внутренней сети организации, но при этом использовать доверие пользователей к известным сетевым идентификаторам.</w:t>
+      </w:r>
+    </w:p>
+    <w:p>
+      <w:pPr>
+        <w:pStyle w:val="Normal"/>
+        <w:ind w:firstLine="720"/>
+        <w:rPr/>
+      </w:pPr>
+      <w:r>
+        <w:rPr/>
+        <w:t>3. Незарегистрированные пользовательские точки доступа (мобильные хот-споты). Формируются в результате использования сотрудниками встроенных функций мобильных устройств или ноутбуков для раздачи беспроводного доступа. Несмотря на локальный характер функционирования, такие устройства создают неконтролируемый канал передачи данных, потенциально используемый для обхода корпоративной сетевой инфраструктуры и вывода информации за пределы защищённого периметра.</w:t>
+      </w:r>
+    </w:p>
+    <w:p>
+      <w:pPr>
+        <w:pStyle w:val="Normal"/>
+        <w:ind w:firstLine="720"/>
+        <w:rPr/>
+      </w:pPr>
+      <w:r>
+        <w:rPr/>
+        <w:t>4. Внешние источники радиосигнала. Беспроводные точки доступа, расположенные за пределами физического периметра организации, но обеспечивающие устойчивое покрытие внутри контролируемой зоны. Такие источники могут использоваться для организации атак снаружи или создания ложных сетей с параметрами, схожими с легитимными.</w:t>
+      </w:r>
+    </w:p>
+    <w:p>
+      <w:pPr>
+        <w:pStyle w:val="Normal"/>
+        <w:ind w:firstLine="720"/>
+        <w:rPr/>
+      </w:pPr>
+      <w:r>
+        <w:rPr/>
+        <w:t>С точки зрения задач мониторинга, указанные классы различаются по степени интеграции в инфраструктуру и наблюдаемости в радиосреде, однако все они приводят к появлению неконтролируемых беспроводных каналов связи. Это формирует необходимость построения специализированных средств обнаружения, ориентированных на анализ радиочастотной обстановки и многомерных признаков сетевой активности.</w:t>
+      </w:r>
+    </w:p>
+    <w:p>
+      <w:pPr>
+        <w:pStyle w:val="Normal"/>
+        <w:ind w:firstLine="720"/>
+        <w:rPr/>
+      </w:pPr>
+      <w:r>
+        <w:rPr/>
+        <w:t>2.1.2. Модель угроз и формирование инцидентов информационной безопасности</w:t>
+      </w:r>
+    </w:p>
+    <w:p>
+      <w:pPr>
+        <w:pStyle w:val="Normal"/>
+        <w:ind w:firstLine="720"/>
+        <w:rPr/>
+      </w:pPr>
+      <w:r>
+        <w:rPr/>
+        <w:t>Незарегистрированные точки доступа формируют класс угроз, характеризующийся отсутствием централизованной видимости на уровне традиционных сетевых средств защиты. В отличие от классических сетевых инцидентов, их проявление носит распределённый и неполный характер, зависящий от условий радионаблюдения и доступности сенсорных данных.</w:t>
+      </w:r>
+    </w:p>
+    <w:p>
+      <w:pPr>
+        <w:pStyle w:val="Normal"/>
+        <w:ind w:firstLine="720"/>
+        <w:rPr/>
+      </w:pPr>
+      <w:r>
+        <w:rPr/>
+        <w:t>С точки зрения модели безопасности целесообразно выделять следующую иерархию представления информации:</w:t>
       </w:r>
     </w:p>
     <w:p>
@@ -8365,7 +6488,441 @@
         <w:widowControl/>
         <w:numPr>
           <w:ilvl w:val="0"/>
-          <w:numId w:val="16"/>
+          <w:numId w:val="11"/>
+        </w:numPr>
+        <w:suppressAutoHyphens w:val="true"/>
+        <w:bidi w:val="0"/>
+        <w:spacing w:lineRule="auto" w:line="360" w:before="0" w:after="0"/>
+        <w:ind w:firstLine="737" w:left="0" w:right="0"/>
+        <w:jc w:val="both"/>
+        <w:rPr/>
+      </w:pPr>
+      <w:r>
+        <w:rPr/>
+        <w:t>наблюдаемое событие радиосреды - первичная фиксация активности в беспроводном канале (кадры, сигнальные параметры, метаданные);</w:t>
+      </w:r>
+    </w:p>
+    <w:p>
+      <w:pPr>
+        <w:pStyle w:val="Normal"/>
+        <w:widowControl/>
+        <w:numPr>
+          <w:ilvl w:val="0"/>
+          <w:numId w:val="11"/>
+        </w:numPr>
+        <w:suppressAutoHyphens w:val="true"/>
+        <w:bidi w:val="0"/>
+        <w:spacing w:lineRule="auto" w:line="360" w:before="0" w:after="0"/>
+        <w:ind w:firstLine="737" w:left="0" w:right="0"/>
+        <w:jc w:val="both"/>
+        <w:rPr/>
+      </w:pPr>
+      <w:r>
+        <w:rPr/>
+        <w:t>событие обнаружения - результат применения правил анализа и выявления аномальных или запрещённых признаков;</w:t>
+      </w:r>
+    </w:p>
+    <w:p>
+      <w:pPr>
+        <w:pStyle w:val="Normal"/>
+        <w:widowControl/>
+        <w:numPr>
+          <w:ilvl w:val="0"/>
+          <w:numId w:val="11"/>
+        </w:numPr>
+        <w:suppressAutoHyphens w:val="true"/>
+        <w:bidi w:val="0"/>
+        <w:spacing w:lineRule="auto" w:line="360" w:before="0" w:after="0"/>
+        <w:ind w:firstLine="737" w:left="0" w:right="0"/>
+        <w:jc w:val="both"/>
+        <w:rPr/>
+      </w:pPr>
+      <w:r>
+        <w:rPr/>
+        <w:t>коррелированное событие - агрегирование событий обнаружения по временным интервалам и идентификаторам источников;</w:t>
+      </w:r>
+    </w:p>
+    <w:p>
+      <w:pPr>
+        <w:pStyle w:val="Normal"/>
+        <w:widowControl/>
+        <w:numPr>
+          <w:ilvl w:val="0"/>
+          <w:numId w:val="11"/>
+        </w:numPr>
+        <w:suppressAutoHyphens w:val="true"/>
+        <w:bidi w:val="0"/>
+        <w:spacing w:lineRule="auto" w:line="360" w:before="0" w:after="0"/>
+        <w:ind w:firstLine="737" w:left="0" w:right="0"/>
+        <w:jc w:val="both"/>
+        <w:rPr/>
+      </w:pPr>
+      <w:r>
+        <w:rPr/>
+        <w:t>инцидент информационной безопасности - логически сформированная сущность, отражающая наличие потенциально опасной активности, связанной с конкретным беспроводным устройством.</w:t>
+      </w:r>
+    </w:p>
+    <w:p>
+      <w:pPr>
+        <w:pStyle w:val="Normal"/>
+        <w:ind w:firstLine="720"/>
+        <w:rPr/>
+      </w:pPr>
+      <w:r>
+        <w:rPr/>
+        <w:t>Таким образом, инцидент не является первичным наблюдаемым объектом, а формируется на основе корреляции множества частичных наблюдений. Корреляция позволяет объединять разрозненные события в пределах временных окон и по идентификаторам источников, формируя устойчивую картину активности устройства.</w:t>
+      </w:r>
+    </w:p>
+    <w:p>
+      <w:pPr>
+        <w:pStyle w:val="Normal"/>
+        <w:ind w:firstLine="720"/>
+        <w:rPr/>
+      </w:pPr>
+      <w:r>
+        <w:rPr/>
+        <w:t>2.1.3. Основные векторы угроз и ограничения традиционных средств защиты</w:t>
+      </w:r>
+    </w:p>
+    <w:p>
+      <w:pPr>
+        <w:pStyle w:val="Normal"/>
+        <w:ind w:firstLine="720"/>
+        <w:rPr/>
+      </w:pPr>
+      <w:r>
+        <w:rPr/>
+        <w:t>Реализация угроз, связанных с незарегистрированными точками доступа, основана на использовании особенностей беспроводных протоколов связи, автоматизации подключения клиентских устройств и ограниченной наблюдаемости радиосреды для классических средств защиты.</w:t>
+      </w:r>
+    </w:p>
+    <w:p>
+      <w:pPr>
+        <w:pStyle w:val="Normal"/>
+        <w:ind w:firstLine="720"/>
+        <w:rPr/>
+      </w:pPr>
+      <w:r>
+        <w:rPr/>
+        <w:t>Наиболее существенными векторами угроз являются:</w:t>
+      </w:r>
+    </w:p>
+    <w:p>
+      <w:pPr>
+        <w:pStyle w:val="Normal"/>
+        <w:ind w:firstLine="720"/>
+        <w:rPr/>
+      </w:pPr>
+      <w:r>
+        <w:rPr/>
+        <w:t>1. Перехват трафика и атаки типа «человек посередине». При использовании поддельных точек доступа возможно перенаправление пользовательского трафика через контролируемый злоумышленником узел, что создаёт условия для анализа и модификации передаваемых данных, а также реализации атак перенаправления и подмены сетевых ответов.</w:t>
+      </w:r>
+    </w:p>
+    <w:p>
+      <w:pPr>
+        <w:pStyle w:val="Normal"/>
+        <w:ind w:firstLine="720"/>
+        <w:rPr/>
+      </w:pPr>
+      <w:r>
+        <w:rPr/>
+      </w:r>
+    </w:p>
+    <w:p>
+      <w:pPr>
+        <w:pStyle w:val="Normal"/>
+        <w:ind w:firstLine="720"/>
+        <w:rPr/>
+      </w:pPr>
+      <w:r>
+        <w:rPr/>
+        <w:t>2. Формирование неконтролируемых каналов передачи данных. Rogue AP и пользовательские точки доступа могут создавать альтернативные каналы связи, минующие централизованные средства сетевой безопасности. Это приводит к нарушению принципов сетевой сегментации и снижению эффективности периметровых средств защиты.</w:t>
+      </w:r>
+    </w:p>
+    <w:p>
+      <w:pPr>
+        <w:pStyle w:val="Normal"/>
+        <w:ind w:firstLine="720"/>
+        <w:rPr/>
+      </w:pPr>
+      <w:r>
+        <w:rPr/>
+        <w:t>3. Обход традиционных средств мониторинга. Классические системы защиты, такие как межсетевые экраны, системы обнаружения вторжений и средства контроля сетевого доступа, ориентированы на анализ трафика внутри управляемой инфраструктуры. Незарегистрированные точки доступа могут функционировать автономно или вне контролируемых сегментов, оставаясь вне зоны видимости таких систем.</w:t>
+      </w:r>
+    </w:p>
+    <w:p>
+      <w:pPr>
+        <w:pStyle w:val="Normal"/>
+        <w:ind w:firstLine="720"/>
+        <w:rPr/>
+      </w:pPr>
+      <w:r>
+        <w:rPr/>
+        <w:t>Дополнительным фактором является пространственное распространение радиосигнала за пределы физического периметра здания, что позволяет размещать источники угроз вне контролируемой зоны при сохранении взаимодействия с внутренними устройствами.</w:t>
+      </w:r>
+    </w:p>
+    <w:p>
+      <w:pPr>
+        <w:pStyle w:val="Normal"/>
+        <w:ind w:firstLine="720"/>
+        <w:rPr/>
+      </w:pPr>
+      <w:r>
+        <w:rPr/>
+        <w:t>В результате формируется ситуация ограниченной наблюдаемости беспроводной среды, при которой традиционные средства сетевой безопасности не обеспечивают полного выявления потенциально опасных устройств.</w:t>
+      </w:r>
+    </w:p>
+    <w:p>
+      <w:pPr>
+        <w:pStyle w:val="Normal"/>
+        <w:ind w:firstLine="720"/>
+        <w:rPr/>
+      </w:pPr>
+      <w:r>
+        <w:rPr/>
+        <w:t>Таким образом, ключевая проблема заключается не только в наличии отдельных типов атак, но и в отсутствии устойчивой модели наблюдения за радиосредой. Это обосновывает необходимость применения специализированных систем радиомониторинга, основанных на анализе многомерных признаков и корреляции событий во временных интервалах.</w:t>
+      </w:r>
+    </w:p>
+    <w:p>
+      <w:pPr>
+        <w:pStyle w:val="Heading2"/>
+        <w:rPr/>
+      </w:pPr>
+      <w:bookmarkStart w:id="38" w:name="_Toc225707597"/>
+      <w:bookmarkStart w:id="39" w:name="_lwpq2tvnk920"/>
+      <w:bookmarkEnd w:id="39"/>
+      <w:r>
+        <w:rPr/>
+        <w:t>2.2. Обзор существующих решений для обнаружения несанкционированных беспроводных устройств</w:t>
+      </w:r>
+      <w:bookmarkEnd w:id="38"/>
+    </w:p>
+    <w:p>
+      <w:pPr>
+        <w:pStyle w:val="Heading3"/>
+        <w:ind w:firstLine="709"/>
+        <w:rPr/>
+      </w:pPr>
+      <w:bookmarkStart w:id="40" w:name="_Toc225707598"/>
+      <w:bookmarkStart w:id="41" w:name="_me60kphlz4nd"/>
+      <w:bookmarkEnd w:id="41"/>
+      <w:r>
+        <w:rPr/>
+        <w:t>2.2.1. Системы WIDS и WIPS: принципы настройки, развертывания и функционирования</w:t>
+      </w:r>
+      <w:bookmarkEnd w:id="40"/>
+    </w:p>
+    <w:p>
+      <w:pPr>
+        <w:pStyle w:val="Normal"/>
+        <w:rPr/>
+      </w:pPr>
+      <w:r>
+        <w:rPr/>
+        <w:t xml:space="preserve">Системы </w:t>
+      </w:r>
+      <w:r>
+        <w:rPr>
+          <w:lang w:val="ru-RU"/>
+        </w:rPr>
+        <w:t>обнаружения беспроводных вторжений (</w:t>
+      </w:r>
+      <w:r>
+        <w:rPr/>
+        <w:t>WIDS</w:t>
+      </w:r>
+      <w:r>
+        <w:rPr>
+          <w:lang w:val="ru-RU"/>
+        </w:rPr>
+        <w:t xml:space="preserve"> – </w:t>
+      </w:r>
+      <w:r>
+        <w:rPr/>
+        <w:t xml:space="preserve">Wireless Intrusion Detection System) и </w:t>
+      </w:r>
+      <w:r>
+        <w:rPr>
+          <w:lang w:val="ru-RU"/>
+        </w:rPr>
+        <w:t>системы предотвращения безпроводных вторжений (</w:t>
+      </w:r>
+      <w:r>
+        <w:rPr/>
+        <w:t>WIPS</w:t>
+      </w:r>
+      <w:r>
+        <w:rPr>
+          <w:lang w:val="ru-RU"/>
+        </w:rPr>
+        <w:t>–</w:t>
+      </w:r>
+      <w:r>
+        <w:rPr/>
+        <w:t>Wireless Intrusion Prevention System) представляют собой специализированные средства контроля радиочастотной среды, предназначенные для обнаружения и, в ряде случаев, активного противодействия несанкционированным беспроводным устройствам. В инфраструктуре кредитно-финансовых организаций данные решения выступают как дополнительный уровень защиты, дополняющий традиционные механизмы сетевой безопасности.</w:t>
+      </w:r>
+    </w:p>
+    <w:p>
+      <w:pPr>
+        <w:pStyle w:val="Normal"/>
+        <w:rPr/>
+      </w:pPr>
+      <w:r>
+        <w:rPr/>
+        <w:t>WIDS ориентированы на пассивный мониторинг радиосреды. Основной принцип их работы заключается в непрерывном анализе служебных и пользовательских кадров стандарта IEEE 802.11, передаваемых в контролируемом диапазоне частот. WIPS расширяют функциональность WIDS за счёт активного воздействия на выявленные угрозы. Помимо детектирования, система способна инициировать процедуры предотвращения, включая:</w:t>
+      </w:r>
+    </w:p>
+    <w:p>
+      <w:pPr>
+        <w:pStyle w:val="Normal"/>
+        <w:numPr>
+          <w:ilvl w:val="0"/>
+          <w:numId w:val="6"/>
+        </w:numPr>
+        <w:ind w:firstLine="709" w:left="0"/>
+        <w:rPr/>
+      </w:pPr>
+      <w:r>
+        <w:rPr/>
+        <w:t>отправку deauthentication-кадров для разрыва соединения клиента с подозрительной точкой доступа;</w:t>
+      </w:r>
+    </w:p>
+    <w:p>
+      <w:pPr>
+        <w:pStyle w:val="Normal"/>
+        <w:numPr>
+          <w:ilvl w:val="0"/>
+          <w:numId w:val="6"/>
+        </w:numPr>
+        <w:ind w:firstLine="709" w:left="0"/>
+        <w:rPr/>
+      </w:pPr>
+      <w:r>
+        <w:rPr/>
+        <w:t>блокировку ассоциации устройств с обнаруженной сетью;</w:t>
+      </w:r>
+    </w:p>
+    <w:p>
+      <w:pPr>
+        <w:pStyle w:val="Normal"/>
+        <w:numPr>
+          <w:ilvl w:val="0"/>
+          <w:numId w:val="6"/>
+        </w:numPr>
+        <w:ind w:firstLine="709" w:left="0"/>
+        <w:rPr/>
+      </w:pPr>
+      <w:r>
+        <w:rPr/>
+        <w:t>автоматическое обновление политик доступа.</w:t>
+      </w:r>
+    </w:p>
+    <w:p>
+      <w:pPr>
+        <w:pStyle w:val="Normal"/>
+        <w:rPr/>
+      </w:pPr>
+      <w:r>
+        <w:rPr/>
+        <w:t>Активное противодействие требует строгой настройки политик, поскольку некорректная классификация устройства может привести к нарушению работы легитимных сервисов. В условиях КФО применение WIPS, как правило, сопровождается регламентированными сценариями реагирования и журналированием всех операций.</w:t>
+      </w:r>
+    </w:p>
+    <w:p>
+      <w:pPr>
+        <w:pStyle w:val="Normal"/>
+        <w:rPr/>
+      </w:pPr>
+      <w:r>
+        <w:rPr/>
+        <w:t>В корпоративной практике используются три основные схемы внедрения WIDS/WIPS, различающиеся по архитектуре, стоимости и уровню обеспечиваемой видимости радиосреды.</w:t>
+      </w:r>
+    </w:p>
+    <w:p>
+      <w:pPr>
+        <w:pStyle w:val="Normal"/>
+        <w:rPr/>
+      </w:pPr>
+      <w:r>
+        <w:rPr/>
+        <w:t>1. Интеграция в существующую Wi-Fi инфраструктуру. В данном случае точки доступа функционируют в режиме двойного назначения: часть времени они обслуживают клиентские устройства, а часть - осуществляют сканирование радиоканалов. Такой подход широко применяется в решениях ведущих вендоров, а также реализован в контроллерных системах, таких как SoftWLC компании Элтекс [5]. Его основным преимуществом является минимизация дополнительных капитальных затрат, поскольку не требуется развёртывание отдельной сенсорной сети.</w:t>
+      </w:r>
+    </w:p>
+    <w:p>
+      <w:pPr>
+        <w:pStyle w:val="Normal"/>
+        <w:rPr/>
+      </w:pPr>
+      <w:r>
+        <w:rPr/>
+        <w:t>Однако данный подход имеет ряд существенных ограничений. Сканирование радиоэфира носит прерывистый характер (time-slicing), так как точка доступа вынуждена делить ресурсы между обслуживанием клиентов и мониторингом. Это приводит к снижению вероятности обнаружения кратковременных или узконаправленных атак, а также уменьшает точность локализации источников угроз. Таким образом, контроллерная модель обеспечивает базовый уровень защиты при относительно низкой стоимости, но уступает специализированным решениям по полноте наблюдения.</w:t>
+      </w:r>
+    </w:p>
+    <w:p>
+      <w:pPr>
+        <w:pStyle w:val="Normal"/>
+        <w:rPr/>
+      </w:pPr>
+      <w:r>
+        <w:rPr/>
+        <w:t>2. Выделенные сенсоры радиомониторинга. В рамках данной модели в защищаемой зоне устанавливаются специализированные устройства, функционирующие исключительно в режиме пассивного прослушивания радиоэфира. Такие сенсоры не обслуживают клиентские подключения и способны осуществлять непрерывный мониторинг всех доступных каналов, что существенно повышает вероятность обнаружения атак и точность анализа радиосреды.</w:t>
+      </w:r>
+    </w:p>
+    <w:p>
+      <w:pPr>
+        <w:pStyle w:val="Normal"/>
+        <w:rPr/>
+      </w:pPr>
+      <w:r>
+        <w:rPr/>
+        <w:t>Данная архитектура обеспечивает максимальный уровень видимости (visibility), включая фиксацию кратковременных событий, анализ аномалий на уровне физического и канального уровней, а также более точную локализацию источников излучения. Вместе с тем она характеризуется значительно более высокой стоимостью внедрения. Cтоимость одного сенсора в зарубежных решениях с учётом лицензирования и внедрения может составлять сотни и тысячи долларов, а для полного покрытия офисного пространства требуется установка нескольких устройств на этаж или группу помещений. В результате стоимость покрытия одной комнаты может достигать быть запредельно высокой для небольших предприятий КФО, особенно в условиях высокой плотности мониторинга, что ограничивает применение данной модели преимущественно объектами с повышенными требованиями к безопасности.</w:t>
+      </w:r>
+    </w:p>
+    <w:p>
+      <w:pPr>
+        <w:pStyle w:val="Normal"/>
+        <w:rPr/>
+      </w:pPr>
+      <w:r>
+        <w:rPr/>
+        <w:t>3. Гибридная модель с централизованным контроллером. Гибридный подход сочетает элементы двух предыдущих моделей и предполагает использование как точек доступа с функциями мониторинга, так и выделенных сенсоров. Управление осуществляется через единый программный комплекс, агрегирующий телеметрию от всех источников и обеспечивающий централизованный анализ событий.</w:t>
+      </w:r>
+    </w:p>
+    <w:p>
+      <w:pPr>
+        <w:pStyle w:val="Normal"/>
+        <w:rPr/>
+      </w:pPr>
+      <w:r>
+        <w:rPr/>
+        <w:t>Данный подход позволяет оптимизировать соотношение стоимости и эффективности: критически важные зоны могут покрываться выделенными сенсорами, тогда как в менее чувствительных сегментах используется встроенный функционал точек доступа. На российском рынке подобная архитектура также реализуется в контроллерных решениях, включая продукты компании Элтекс, где механизмы WIDS/WIPS интегрированы в систему управления, обеспечивая единое пространство мониторинга и реагирования.</w:t>
+      </w:r>
+    </w:p>
+    <w:p>
+      <w:pPr>
+        <w:pStyle w:val="Normal"/>
+        <w:rPr/>
+      </w:pPr>
+      <w:r>
+        <w:rPr/>
+        <w:t>Несмотря на развитый функционал, системы WIDS/WIPS имеют ряд существенных ограничений, связанных как с архитектурными особенностями, так и с эксплуатационными факторами.</w:t>
+      </w:r>
+    </w:p>
+    <w:p>
+      <w:pPr>
+        <w:pStyle w:val="Normal"/>
+        <w:rPr/>
+      </w:pPr>
+      <w:r>
+        <w:rPr/>
+        <w:t>К числу ключевых ограничений относятся:</w:t>
+      </w:r>
+    </w:p>
+    <w:p>
+      <w:pPr>
+        <w:pStyle w:val="Normal"/>
+        <w:widowControl/>
+        <w:numPr>
+          <w:ilvl w:val="0"/>
+          <w:numId w:val="10"/>
         </w:numPr>
         <w:bidi w:val="0"/>
         <w:spacing w:lineRule="auto" w:line="360" w:before="0" w:after="0"/>
@@ -8384,7 +6941,7 @@
         <w:widowControl/>
         <w:numPr>
           <w:ilvl w:val="0"/>
-          <w:numId w:val="16"/>
+          <w:numId w:val="10"/>
         </w:numPr>
         <w:bidi w:val="0"/>
         <w:spacing w:lineRule="auto" w:line="360" w:before="0" w:after="0"/>
@@ -8403,7 +6960,7 @@
         <w:widowControl/>
         <w:numPr>
           <w:ilvl w:val="0"/>
-          <w:numId w:val="16"/>
+          <w:numId w:val="10"/>
         </w:numPr>
         <w:bidi w:val="0"/>
         <w:spacing w:lineRule="auto" w:line="360" w:before="0" w:after="0"/>
@@ -8461,22 +7018,14 @@
         <w:pStyle w:val="Heading3"/>
         <w:rPr/>
       </w:pPr>
-      <w:bookmarkStart w:id="51" w:name="_Toc225707599"/>
-      <w:bookmarkStart w:id="52" w:name="_jpjyq1mz8s3k"/>
-      <w:bookmarkEnd w:id="52"/>
-      <w:r>
-        <w:rPr/>
-        <w:t xml:space="preserve">2.2.2 </w:t>
-      </w:r>
-      <w:r>
-        <w:rPr/>
-        <w:t>Существующие</w:t>
-      </w:r>
-      <w:r>
-        <w:rPr/>
-        <w:t xml:space="preserve"> решения класса WIDS/WIPS для обнаружения несанкционированных беспроводных устройств</w:t>
-      </w:r>
-      <w:bookmarkEnd w:id="51"/>
+      <w:bookmarkStart w:id="42" w:name="_jpjyq1mz8s3k"/>
+      <w:bookmarkStart w:id="43" w:name="_Toc225707599"/>
+      <w:bookmarkEnd w:id="42"/>
+      <w:r>
+        <w:rPr/>
+        <w:t>2.2.2 Существующие решения класса WIDS/WIPS для обнаружения несанкционированных беспроводных устройств</w:t>
+      </w:r>
+      <w:bookmarkEnd w:id="43"/>
     </w:p>
     <w:p>
       <w:pPr>
@@ -8525,197 +7074,7 @@
       </w:pPr>
       <w:r>
         <w:rPr/>
-        <w:t>В целом, существующие решения WIDS/WIPS можно условно разделить на две основные категории: интегрированные (контроллерные) и специализированные (сенсорные). На российском рынке доминируют именно интегрированные подходы, реализованные в рамках систем управления беспроводной сетью или комплексных проектов информационной безопасности. Это обусловлено как экономическими факторами, так и необходимостью соответствия регуляторным требованиям, включая требования к импортозамещению и защите критической информационной инфраструктуры.</w:t>
-      </w:r>
-    </w:p>
-    <w:p>
-      <w:pPr>
-        <w:pStyle w:val="Normal"/>
-        <w:rPr/>
-      </w:pPr>
-      <w:r>
-        <w:rPr/>
         <w:t>Основной проблемой внедрения WIDS/WIPS остаётся высокая сложность мониторинга радиочастотной среды, необходимость точной настройки политик безопасности и интерпретации большого объёма событий. Неправильная конфигурация может приводить к значительному числу ложных срабатываний или, напротив, к пропуску реальных угроз. Интегрированные решения, такие как SoftWLC, обеспечивают централизованное управление и упрощают эксплуатацию, однако могут уступать специализированным системам в гибкости и глубине анализа. В то же время их адаптация под российский рынок, включая поддержку локальных стандартов и требований регуляторов, делает их востребованными в государственных и финансовых организациях, функционирующих в условиях жёсткой нормативной среды.</w:t>
-      </w:r>
-    </w:p>
-    <w:p>
-      <w:pPr>
-        <w:pStyle w:val="Heading3"/>
-        <w:rPr/>
-      </w:pPr>
-      <w:bookmarkStart w:id="53" w:name="_Toc225707600"/>
-      <w:bookmarkStart w:id="54" w:name="_n8xpeabxd6sn"/>
-      <w:bookmarkEnd w:id="54"/>
-      <w:r>
-        <w:rPr/>
-        <w:t>2.2.3. Основные функциональные компоненты современных WIDS/WIPS-решений и их интеграция с системами безопасности</w:t>
-      </w:r>
-      <w:bookmarkEnd w:id="53"/>
-    </w:p>
-    <w:p>
-      <w:pPr>
-        <w:pStyle w:val="Normal"/>
-        <w:rPr/>
-      </w:pPr>
-      <w:r>
-        <w:rPr/>
-        <w:t>Эффективное решение задачи обнаружения и предотвращения несанкционированных беспроводных устройств в корпоративной сети предполагает не только наличие механизма мониторинга радиочастотной среды, но и модульную архитектуру, обеспечивающую согласованное взаимодействие с другими элементами комплекса информационной безопасности. Современные WIDS/WIPS-системы состоят из нескольких функциональных блоков, каждый из которых играет свою роль в обеспечении контроля радиосреды и интеграции с корпоративной инфраструктурой защиты.</w:t>
-      </w:r>
-    </w:p>
-    <w:p>
-      <w:pPr>
-        <w:pStyle w:val="Normal"/>
-        <w:rPr/>
-      </w:pPr>
-      <w:r>
-        <w:rPr/>
-        <w:t>2.2.3.1. Компонент захвата и анализа радиометаданных</w:t>
-      </w:r>
-    </w:p>
-    <w:p>
-      <w:pPr>
-        <w:pStyle w:val="Normal"/>
-        <w:rPr/>
-      </w:pPr>
-      <w:r>
-        <w:rPr/>
-        <w:t>Базовый компонент любой WIDS/WIPS-системы – модуль перехвата и анализа радиометаданных, который осуществляет непрерывный мониторинг эфирной среды. Он фиксирует ключевые параметры радиоэфира, включая SSID, BSSID, MAC-адреса, уровни сигнала (RSSI), используемые каналы и частоту служебных кадров. Эти данные позволяют формировать представление об активности беспроводных устройств в зоне покрытия. Анализ служебных кадров на физическом и канальном уровне обеспечивает обнаружение аномалий, характерных для rogue AP, фальшивых или подозрительных устройств.</w:t>
-      </w:r>
-    </w:p>
-    <w:p>
-      <w:pPr>
-        <w:pStyle w:val="Normal"/>
-        <w:rPr/>
-      </w:pPr>
-      <w:r>
-        <w:rPr/>
-        <w:t>2.2.3.2. Компонент классификации и политик безопасности</w:t>
-      </w:r>
-    </w:p>
-    <w:p>
-      <w:pPr>
-        <w:pStyle w:val="Normal"/>
-        <w:rPr/>
-      </w:pPr>
-      <w:r>
-        <w:rPr/>
-        <w:t>После захвата радиометаданных система применяет модули классификации, сопоставляя обнаруженные устройства с политиками безопасности и эталонными профилями разрешённых сетей. Политики безопасности включают белый список нормальных точек доступа, допустимые диапазоны параметров, частотные диапазоны и профили поведения. Модуль классификации принимает решение о принадлежности устройства к легитимному или подозрительному классу и формирует соответствующие события. При этом правила могут включать пороги чувствительности (уровень сигнала, частота кадров), анализ совпадений параметров SSID и MAC, а также оценку аномального поведения (например, внезапное появление множества новых точек доступа).</w:t>
-      </w:r>
-    </w:p>
-    <w:p>
-      <w:pPr>
-        <w:pStyle w:val="Normal"/>
-        <w:rPr/>
-      </w:pPr>
-      <w:r>
-        <w:rPr/>
-        <w:t>2.2.3.</w:t>
-      </w:r>
-      <w:r>
-        <w:rPr/>
-        <w:t>3. Реакция и модуль предотвращения</w:t>
-      </w:r>
-    </w:p>
-    <w:p>
-      <w:pPr>
-        <w:pStyle w:val="Normal"/>
-        <w:rPr/>
-      </w:pPr>
-      <w:r>
-        <w:rPr/>
-        <w:t>В WIPS-конфигурации система дополнительно содержит компонент активного реагирования: он инициирует действия по предотвращению угроз. Это может включать отправку контролируемых управляющих кадров (например, deauthentication) для разрыва связи между клиентами и подозрительными точками доступа, автоматическую блокировку ассоциаций, формирование уведомлений для оператора или интеграцию с сетевыми политиками фильтрации для предотвращения трафика через выявленные устройства. Поскольку активные меры воздействия могут влиять на работу легитимных сервисов, их применение требует тонкой настройки политик и согласования с организационными регламентами информационной безопасности.</w:t>
-      </w:r>
-    </w:p>
-    <w:p>
-      <w:pPr>
-        <w:pStyle w:val="Normal"/>
-        <w:rPr/>
-      </w:pPr>
-      <w:r>
-        <w:rPr/>
-        <w:t>2.2.3.4. Интеграция с корпоративными системами логирования и SIEM</w:t>
-      </w:r>
-    </w:p>
-    <w:p>
-      <w:pPr>
-        <w:pStyle w:val="Normal"/>
-        <w:rPr/>
-      </w:pPr>
-      <w:r>
-        <w:rPr/>
-        <w:t xml:space="preserve">Ключевой компонент архитектуры WIDS/WIPS </w:t>
-      </w:r>
-      <w:r>
-        <w:rPr>
-          <w:lang w:val="ru-RU"/>
-        </w:rPr>
-        <w:t>–</w:t>
-      </w:r>
-      <w:r>
-        <w:rPr/>
-        <w:t xml:space="preserve"> интеграция с центральными системами журналирования, SIEM (Security Information and Event Management) и средствами корреляции событий. Это позволяет:</w:t>
-      </w:r>
-    </w:p>
-    <w:p>
-      <w:pPr>
-        <w:pStyle w:val="Normal"/>
-        <w:numPr>
-          <w:ilvl w:val="0"/>
-          <w:numId w:val="9"/>
-        </w:numPr>
-        <w:rPr/>
-      </w:pPr>
-      <w:r>
-        <w:rPr/>
-        <w:t>агрегировать события радиомониторинга с другими источниками данных,</w:t>
-      </w:r>
-    </w:p>
-    <w:p>
-      <w:pPr>
-        <w:pStyle w:val="Normal"/>
-        <w:numPr>
-          <w:ilvl w:val="0"/>
-          <w:numId w:val="9"/>
-        </w:numPr>
-        <w:rPr/>
-      </w:pPr>
-      <w:r>
-        <w:rPr/>
-        <w:t>выявлять комплексные паттерны угроз,</w:t>
-      </w:r>
-    </w:p>
-    <w:p>
-      <w:pPr>
-        <w:pStyle w:val="Normal"/>
-        <w:numPr>
-          <w:ilvl w:val="0"/>
-          <w:numId w:val="9"/>
-        </w:numPr>
-        <w:rPr/>
-      </w:pPr>
-      <w:r>
-        <w:rPr/>
-        <w:t>обеспечивать единый репозиторий для расследования инцидентов.</w:t>
-      </w:r>
-    </w:p>
-    <w:p>
-      <w:pPr>
-        <w:pStyle w:val="Normal"/>
-        <w:rPr/>
-      </w:pPr>
-      <w:r>
-        <w:rPr/>
-        <w:t>В корпоративном контексте такой модуль обеспечивает сквозную видимость ситуаций безопасности и повышает качество принятия решений в рамках процедур управления инцидентами.</w:t>
-      </w:r>
-    </w:p>
-    <w:p>
-      <w:pPr>
-        <w:pStyle w:val="Normal"/>
-        <w:rPr/>
-      </w:pPr>
-      <w:r>
-        <w:rPr/>
-        <w:t>В совокупности рассмотренные функциональные компоненты и архитектурные подходы демонстрируют, что современные WIDS/WIPS-системы представляют собой сложные, многослойные решения, ориентированные на глубокую интеграцию с корпоративной инфраструктурой информационной безопасности. Их эффективность достигается за счёт сочетания непрерывного мониторинга радиосреды, развитых механизмов классификации и централизованного анализа событий, а также взаимодействия с внешними системами, такими как SIEM и средства сетевой защиты. Однако такая функциональная полнота неизбежно сопровождается высокой стоимостью внедрения, сложностью настройки и значительными требованиями к вычислительным и аппаратным ресурсам.</w:t>
       </w:r>
     </w:p>
     <w:p>
@@ -8735,14 +7094,14 @@
         <w:ind w:firstLine="720"/>
         <w:rPr/>
       </w:pPr>
-      <w:bookmarkStart w:id="55" w:name="_Toc225707601"/>
-      <w:bookmarkStart w:id="56" w:name="_lie1vwo5uphv"/>
-      <w:bookmarkEnd w:id="56"/>
+      <w:bookmarkStart w:id="44" w:name="_Toc225707601"/>
+      <w:bookmarkStart w:id="45" w:name="_lie1vwo5uphv"/>
+      <w:bookmarkEnd w:id="45"/>
       <w:r>
         <w:rPr/>
         <w:t>2.3. Анализ применяемых технологий мониторинга радиочастотного спектра и сетевого трафика.</w:t>
       </w:r>
-      <w:bookmarkEnd w:id="55"/>
+      <w:bookmarkEnd w:id="44"/>
     </w:p>
     <w:p>
       <w:pPr>
@@ -8757,8 +7116,8 @@
         </w:rPr>
         <w:t>В современных системах WIDS/WIPS реализация мониторинга радиочастотного спектра и анализа сетевого трафика опирается на сочетание нескольких методологических подходов, описанных в разделе 1.3. Их интеграция позволяет обеспечить разносторонний контроль за активностью беспроводных устройств и повысить надёжность обнаружения угроз.</w:t>
       </w:r>
-      <w:bookmarkStart w:id="57" w:name="_Toc225707602"/>
-      <w:bookmarkEnd w:id="57"/>
+      <w:bookmarkStart w:id="46" w:name="_Toc225707602"/>
+      <w:bookmarkEnd w:id="46"/>
     </w:p>
     <w:p>
       <w:pPr>
@@ -8782,17 +7141,6 @@
         </w:rPr>
       </w:pPr>
       <w:r>
-        <w:rPr/>
-      </w:r>
-    </w:p>
-    <w:p>
-      <w:pPr>
-        <w:pStyle w:val="Normal"/>
-        <w:rPr>
-          <w:lang w:val="ru-RU"/>
-        </w:rPr>
-      </w:pPr>
-      <w:r>
         <w:rPr>
           <w:lang w:val="ru-RU"/>
         </w:rPr>
@@ -9143,7 +7491,9 @@
         </w:rPr>
       </w:pPr>
       <w:r>
-        <w:rPr/>
+        <w:rPr>
+          <w:lang w:val="ru-RU"/>
+        </w:rPr>
       </w:r>
     </w:p>
     <w:p>
@@ -9351,6 +7701,7 @@
             <w:pPr>
               <w:pStyle w:val="Normal"/>
               <w:widowControl/>
+              <w:suppressAutoHyphens w:val="true"/>
               <w:spacing w:lineRule="auto" w:line="240" w:before="0" w:after="0"/>
               <w:ind w:hanging="0"/>
               <w:jc w:val="center"/>
@@ -9359,13 +7710,7 @@
               </w:rPr>
             </w:pPr>
             <w:r>
-              <w:rPr>
-                <w:rFonts w:eastAsia="Times New Roman" w:cs="Times New Roman"/>
-                <w:kern w:val="0"/>
-                <w:sz w:val="28"/>
-                <w:szCs w:val="28"/>
-                <w:lang w:eastAsia="ru-RU" w:bidi="ar-SA"/>
-              </w:rPr>
+              <w:rPr/>
             </w:r>
             <m:oMathPara xmlns:m="http://schemas.openxmlformats.org/officeDocument/2006/math">
               <m:oMathParaPr>
@@ -9432,6 +7777,7 @@
             <w:pPr>
               <w:pStyle w:val="Normal"/>
               <w:widowControl/>
+              <w:suppressAutoHyphens w:val="true"/>
               <w:spacing w:lineRule="auto" w:line="240" w:before="0" w:after="0"/>
               <w:ind w:hanging="0"/>
               <w:jc w:val="center"/>
@@ -9440,13 +7786,7 @@
               </w:rPr>
             </w:pPr>
             <w:r>
-              <w:rPr>
-                <w:rFonts w:eastAsia="Times New Roman" w:cs="Times New Roman"/>
-                <w:kern w:val="0"/>
-                <w:sz w:val="28"/>
-                <w:szCs w:val="28"/>
-                <w:lang w:eastAsia="ru-RU" w:bidi="ar-SA"/>
-              </w:rPr>
+              <w:rPr/>
             </w:r>
             <m:oMathPara xmlns:m="http://schemas.openxmlformats.org/officeDocument/2006/math">
               <m:oMathParaPr>
@@ -9531,6 +7871,7 @@
             <w:pPr>
               <w:pStyle w:val="Normal"/>
               <w:widowControl/>
+              <w:suppressAutoHyphens w:val="true"/>
               <w:spacing w:lineRule="auto" w:line="240" w:before="0" w:after="0"/>
               <w:ind w:hanging="0"/>
               <w:jc w:val="center"/>
@@ -9543,13 +7884,7 @@
               </w:rPr>
             </w:pPr>
             <w:r>
-              <w:rPr>
-                <w:rFonts w:eastAsia="Times New Roman" w:cs="Times New Roman"/>
-                <w:kern w:val="0"/>
-                <w:sz w:val="28"/>
-                <w:szCs w:val="28"/>
-                <w:lang w:val="ru-RU" w:eastAsia="ru-RU" w:bidi="ar-SA"/>
-              </w:rPr>
+              <w:rPr/>
             </w:r>
             <m:oMathPara xmlns:m="http://schemas.openxmlformats.org/officeDocument/2006/math">
               <m:oMathParaPr>
@@ -9688,7 +8023,9 @@
         </w:rPr>
       </w:pPr>
       <w:r>
-        <w:rPr/>
+        <w:rPr>
+          <w:lang w:val="ru-RU"/>
+        </w:rPr>
       </w:r>
     </w:p>
     <w:p>
@@ -9809,8 +8146,8 @@
       </w:tblPr>
       <w:tblGrid>
         <w:gridCol w:w="988"/>
-        <w:gridCol w:w="8078"/>
-        <w:gridCol w:w="556"/>
+        <w:gridCol w:w="8077"/>
+        <w:gridCol w:w="557"/>
       </w:tblGrid>
       <w:tr>
         <w:trPr/>
@@ -9823,6 +8160,7 @@
             <w:pPr>
               <w:pStyle w:val="Normal"/>
               <w:widowControl/>
+              <w:suppressAutoHyphens w:val="true"/>
               <w:spacing w:lineRule="auto" w:line="360" w:before="0" w:after="0"/>
               <w:ind w:hanging="0"/>
               <w:jc w:val="both"/>
@@ -9832,24 +8170,21 @@
             </w:pPr>
             <w:r>
               <w:rPr>
-                <w:rFonts w:eastAsia="Times New Roman" w:cs="Times New Roman"/>
-                <w:kern w:val="0"/>
-                <w:sz w:val="28"/>
-                <w:szCs w:val="28"/>
-                <w:lang w:val="ru-RU" w:eastAsia="ru-RU" w:bidi="ar-SA"/>
+                <w:lang w:val="ru-RU"/>
               </w:rPr>
             </w:r>
           </w:p>
         </w:tc>
         <w:tc>
           <w:tcPr>
-            <w:tcW w:w="8078" w:type="dxa"/>
+            <w:tcW w:w="8077" w:type="dxa"/>
             <w:tcBorders/>
           </w:tcPr>
           <w:p>
             <w:pPr>
               <w:pStyle w:val="Normal"/>
               <w:widowControl/>
+              <w:suppressAutoHyphens w:val="true"/>
               <w:spacing w:lineRule="auto" w:line="360" w:before="0" w:after="0"/>
               <w:ind w:hanging="0"/>
               <w:jc w:val="center"/>
@@ -9860,13 +8195,7 @@
               </w:rPr>
             </w:pPr>
             <w:r>
-              <w:rPr>
-                <w:rFonts w:eastAsia="Times New Roman" w:cs="Times New Roman"/>
-                <w:kern w:val="0"/>
-                <w:sz w:val="28"/>
-                <w:szCs w:val="28"/>
-                <w:lang w:eastAsia="ru-RU" w:bidi="ar-SA"/>
-              </w:rPr>
+              <w:rPr/>
             </w:r>
             <m:oMathPara xmlns:m="http://schemas.openxmlformats.org/officeDocument/2006/math">
               <m:oMathParaPr>
@@ -10104,13 +8433,14 @@
         </w:tc>
         <w:tc>
           <w:tcPr>
-            <w:tcW w:w="556" w:type="dxa"/>
+            <w:tcW w:w="557" w:type="dxa"/>
             <w:tcBorders/>
           </w:tcPr>
           <w:p>
             <w:pPr>
               <w:pStyle w:val="Normal"/>
               <w:widowControl/>
+              <w:suppressAutoHyphens w:val="true"/>
               <w:spacing w:lineRule="auto" w:line="360" w:before="0" w:after="0"/>
               <w:ind w:hanging="0"/>
               <w:jc w:val="both"/>
@@ -10142,6 +8472,7 @@
             <w:pPr>
               <w:pStyle w:val="Normal"/>
               <w:widowControl/>
+              <w:suppressAutoHyphens w:val="true"/>
               <w:spacing w:lineRule="auto" w:line="360" w:before="0" w:after="0"/>
               <w:ind w:hanging="0"/>
               <w:jc w:val="both"/>
@@ -10163,13 +8494,14 @@
         </w:tc>
         <w:tc>
           <w:tcPr>
-            <w:tcW w:w="8078" w:type="dxa"/>
+            <w:tcW w:w="8077" w:type="dxa"/>
             <w:tcBorders/>
           </w:tcPr>
           <w:p>
             <w:pPr>
               <w:pStyle w:val="Normal"/>
               <w:widowControl/>
+              <w:suppressAutoHyphens w:val="true"/>
               <w:spacing w:lineRule="auto" w:line="360" w:before="0" w:after="0"/>
               <w:ind w:hanging="0"/>
               <w:jc w:val="both"/>
@@ -10178,13 +8510,7 @@
               </w:rPr>
             </w:pPr>
             <w:r>
-              <w:rPr>
-                <w:rFonts w:eastAsia="Times New Roman" w:cs="Times New Roman"/>
-                <w:kern w:val="0"/>
-                <w:sz w:val="28"/>
-                <w:szCs w:val="28"/>
-                <w:lang w:val="ru-RU" w:eastAsia="ru-RU" w:bidi="ar-SA"/>
-              </w:rPr>
+              <w:rPr/>
             </w:r>
             <m:oMath xmlns:m="http://schemas.openxmlformats.org/officeDocument/2006/math">
               <m:sSub>
@@ -10274,13 +8600,14 @@
         </w:tc>
         <w:tc>
           <w:tcPr>
-            <w:tcW w:w="556" w:type="dxa"/>
+            <w:tcW w:w="557" w:type="dxa"/>
             <w:tcBorders/>
           </w:tcPr>
           <w:p>
             <w:pPr>
               <w:pStyle w:val="Normal"/>
               <w:widowControl/>
+              <w:suppressAutoHyphens w:val="true"/>
               <w:spacing w:lineRule="auto" w:line="360" w:before="0" w:after="0"/>
               <w:ind w:hanging="0"/>
               <w:jc w:val="both"/>
@@ -10290,11 +8617,7 @@
             </w:pPr>
             <w:r>
               <w:rPr>
-                <w:rFonts w:eastAsia="Times New Roman" w:cs="Times New Roman"/>
-                <w:kern w:val="0"/>
-                <w:sz w:val="28"/>
-                <w:szCs w:val="28"/>
-                <w:lang w:val="ru-RU" w:eastAsia="ru-RU" w:bidi="ar-SA"/>
+                <w:lang w:val="ru-RU"/>
               </w:rPr>
             </w:r>
           </w:p>
@@ -10311,6 +8634,7 @@
             <w:pPr>
               <w:pStyle w:val="Normal"/>
               <w:widowControl/>
+              <w:suppressAutoHyphens w:val="true"/>
               <w:spacing w:lineRule="auto" w:line="360" w:before="0" w:after="0"/>
               <w:ind w:hanging="0"/>
               <w:jc w:val="both"/>
@@ -10320,24 +8644,21 @@
             </w:pPr>
             <w:r>
               <w:rPr>
-                <w:rFonts w:eastAsia="Times New Roman" w:cs="Times New Roman"/>
-                <w:kern w:val="0"/>
-                <w:sz w:val="28"/>
-                <w:szCs w:val="28"/>
-                <w:lang w:val="ru-RU" w:eastAsia="ru-RU" w:bidi="ar-SA"/>
+                <w:lang w:val="ru-RU"/>
               </w:rPr>
             </w:r>
           </w:p>
         </w:tc>
         <w:tc>
           <w:tcPr>
-            <w:tcW w:w="8078" w:type="dxa"/>
+            <w:tcW w:w="8077" w:type="dxa"/>
             <w:tcBorders/>
           </w:tcPr>
           <w:p>
             <w:pPr>
               <w:pStyle w:val="Normal"/>
               <w:widowControl/>
+              <w:suppressAutoHyphens w:val="true"/>
               <w:spacing w:lineRule="auto" w:line="360" w:before="0" w:after="0"/>
               <w:ind w:hanging="0"/>
               <w:jc w:val="both"/>
@@ -10347,13 +8668,7 @@
               </w:rPr>
             </w:pPr>
             <w:r>
-              <w:rPr>
-                <w:rFonts w:eastAsia="Times New Roman" w:cs="Times New Roman"/>
-                <w:kern w:val="0"/>
-                <w:sz w:val="28"/>
-                <w:szCs w:val="28"/>
-                <w:lang w:val="ru-RU" w:eastAsia="ru-RU" w:bidi="ar-SA"/>
-              </w:rPr>
+              <w:rPr/>
             </w:r>
             <m:oMath xmlns:m="http://schemas.openxmlformats.org/officeDocument/2006/math">
               <m:acc>
@@ -10450,13 +8765,14 @@
         </w:tc>
         <w:tc>
           <w:tcPr>
-            <w:tcW w:w="556" w:type="dxa"/>
+            <w:tcW w:w="557" w:type="dxa"/>
             <w:tcBorders/>
           </w:tcPr>
           <w:p>
             <w:pPr>
               <w:pStyle w:val="Normal"/>
               <w:widowControl/>
+              <w:suppressAutoHyphens w:val="true"/>
               <w:spacing w:lineRule="auto" w:line="360" w:before="0" w:after="0"/>
               <w:ind w:hanging="0"/>
               <w:jc w:val="both"/>
@@ -10466,11 +8782,7 @@
             </w:pPr>
             <w:r>
               <w:rPr>
-                <w:rFonts w:eastAsia="Times New Roman" w:cs="Times New Roman"/>
-                <w:kern w:val="0"/>
-                <w:sz w:val="28"/>
-                <w:szCs w:val="28"/>
-                <w:lang w:val="ru-RU" w:eastAsia="ru-RU" w:bidi="ar-SA"/>
+                <w:lang w:val="ru-RU"/>
               </w:rPr>
             </w:r>
           </w:p>
@@ -10616,19 +8928,7 @@
         <w:rPr>
           <w:lang w:val="ru-RU"/>
         </w:rPr>
-        <w:t xml:space="preserve">Ключевые требования к модели включают обеспечение низкой стоимости развертывания за счёт использования доступных аппаратных компонентов и отсутствия необходимости модификации существующей сети, поддержку полностью пассивного режима работы без вмешательства в процессы передачи данных, а также функционирование в квазиреальном времени. Существенным требованием является обеспечение наблюдаемости радиосреды: система должна предоставлять оператору структурированное представление событий, поддерживать анализ динамики активности и формировать рекомендации, направленные на поиск источников излучения. При этом точное определение координат не является обязательной задачей, а локализация рассматривается как вспомогательный механизм, позволяющий сузить область поиска </w:t>
-      </w:r>
-      <w:r>
-        <w:rPr>
-          <w:lang w:val="ru-RU"/>
-        </w:rPr>
-        <w:t>оператором</w:t>
-      </w:r>
-      <w:r>
-        <w:rPr>
-          <w:lang w:val="ru-RU"/>
-        </w:rPr>
-        <w:t>.</w:t>
+        <w:t>Ключевые требования к модели включают обеспечение низкой стоимости развертывания за счёт использования доступных аппаратных компонентов и отсутствия необходимости модификации существующей сети, поддержку полностью пассивного режима работы без вмешательства в процессы передачи данных, а также функционирование в квазиреальном времени. Существенным требованием является обеспечение наблюдаемости радиосреды: система должна предоставлять оператору структурированное представление событий, поддерживать анализ динамики активности и формировать рекомендации, направленные на поиск источников излучения. При этом точное определение координат не является обязательной задачей, а локализация рассматривается как вспомогательный механизм, позволяющий сузить область поиска оператором.</w:t>
       </w:r>
     </w:p>
     <w:p>
@@ -10675,7 +8975,7 @@
           <w:lang w:val="ru-RU"/>
         </w:rPr>
       </w:pPr>
-      <w:bookmarkStart w:id="58" w:name="_Toc225707611"/>
+      <w:bookmarkStart w:id="47" w:name="_Toc225707611"/>
       <w:r>
         <w:rPr>
           <w:lang w:val="ru-RU"/>
@@ -10694,55 +8994,55 @@
         </w:rPr>
         <w:t xml:space="preserve"> ТОЧЕК ДОСТУПА</w:t>
       </w:r>
-      <w:bookmarkEnd w:id="58"/>
+      <w:bookmarkEnd w:id="47"/>
     </w:p>
     <w:p>
       <w:pPr>
         <w:pStyle w:val="Heading2"/>
         <w:rPr/>
       </w:pPr>
-      <w:bookmarkStart w:id="59" w:name="_Toc225707612"/>
+      <w:bookmarkStart w:id="48" w:name="_Toc225707612"/>
       <w:r>
         <w:rPr/>
         <w:t>3.1. Разработка алгоритма обнаружения источников излучения.</w:t>
       </w:r>
-      <w:bookmarkEnd w:id="59"/>
+      <w:bookmarkEnd w:id="48"/>
     </w:p>
     <w:p>
       <w:pPr>
         <w:pStyle w:val="Heading2"/>
         <w:rPr/>
       </w:pPr>
-      <w:bookmarkStart w:id="60" w:name="_Toc225707613"/>
+      <w:bookmarkStart w:id="49" w:name="_Toc225707613"/>
       <w:r>
         <w:rPr/>
         <w:t>3.2. Разработка и реализация программно-аппаратного комплекса.</w:t>
       </w:r>
-      <w:bookmarkEnd w:id="60"/>
+      <w:bookmarkEnd w:id="49"/>
     </w:p>
     <w:p>
       <w:pPr>
         <w:pStyle w:val="Heading2"/>
         <w:rPr/>
       </w:pPr>
-      <w:bookmarkStart w:id="61" w:name="_Toc225707614"/>
+      <w:bookmarkStart w:id="50" w:name="_Toc225707614"/>
       <w:r>
         <w:rPr/>
         <w:t>3.3. Практические рекомендации и направления совершенствования.</w:t>
       </w:r>
-      <w:bookmarkEnd w:id="61"/>
+      <w:bookmarkEnd w:id="50"/>
     </w:p>
     <w:p>
       <w:pPr>
         <w:pStyle w:val="Heading2"/>
         <w:rPr/>
       </w:pPr>
-      <w:bookmarkStart w:id="62" w:name="_Toc225707615"/>
+      <w:bookmarkStart w:id="51" w:name="_Toc225707615"/>
       <w:r>
         <w:rPr/>
         <w:t>3.4. Экономическая и практическая эффективность.</w:t>
       </w:r>
-      <w:bookmarkEnd w:id="62"/>
+      <w:bookmarkEnd w:id="51"/>
     </w:p>
     <w:p>
       <w:pPr>
@@ -10766,21 +9066,21 @@
           <w:lang w:val="ru-RU"/>
         </w:rPr>
       </w:pPr>
-      <w:bookmarkStart w:id="63" w:name="_Toc225707616"/>
+      <w:bookmarkStart w:id="52" w:name="_Toc225707616"/>
       <w:r>
         <w:rPr>
           <w:lang w:val="ru-RU"/>
         </w:rPr>
         <w:t>Библиографический список</w:t>
       </w:r>
-      <w:bookmarkEnd w:id="63"/>
+      <w:bookmarkEnd w:id="52"/>
     </w:p>
     <w:p>
       <w:pPr>
         <w:pStyle w:val="Normal"/>
         <w:numPr>
           <w:ilvl w:val="0"/>
-          <w:numId w:val="15"/>
+          <w:numId w:val="9"/>
         </w:numPr>
         <w:ind w:firstLine="709" w:left="0"/>
         <w:rPr>
@@ -10799,7 +9099,7 @@
         <w:pStyle w:val="Normal"/>
         <w:numPr>
           <w:ilvl w:val="0"/>
-          <w:numId w:val="15"/>
+          <w:numId w:val="9"/>
         </w:numPr>
         <w:ind w:firstLine="709" w:left="0"/>
         <w:rPr/>
@@ -10814,7 +9114,7 @@
         <w:pStyle w:val="Normal"/>
         <w:numPr>
           <w:ilvl w:val="0"/>
-          <w:numId w:val="15"/>
+          <w:numId w:val="9"/>
         </w:numPr>
         <w:ind w:firstLine="709" w:left="0"/>
         <w:rPr/>
@@ -10829,7 +9129,7 @@
         <w:pStyle w:val="Normal"/>
         <w:numPr>
           <w:ilvl w:val="0"/>
-          <w:numId w:val="15"/>
+          <w:numId w:val="9"/>
         </w:numPr>
         <w:ind w:firstLine="708" w:left="0"/>
         <w:rPr/>
@@ -10844,7 +9144,7 @@
         <w:pStyle w:val="Normal"/>
         <w:numPr>
           <w:ilvl w:val="0"/>
-          <w:numId w:val="15"/>
+          <w:numId w:val="9"/>
         </w:numPr>
         <w:ind w:firstLine="708" w:left="0"/>
         <w:rPr/>
@@ -10899,7 +9199,7 @@
         <w:pStyle w:val="Normal"/>
         <w:numPr>
           <w:ilvl w:val="0"/>
-          <w:numId w:val="15"/>
+          <w:numId w:val="9"/>
         </w:numPr>
         <w:ind w:firstLine="708" w:left="0"/>
         <w:rPr/>
@@ -10917,7 +9217,7 @@
       <w:hyperlink r:id="rId2">
         <w:r>
           <w:rPr>
-            <w:rStyle w:val="ListLabel226"/>
+            <w:rStyle w:val="ListLabel145"/>
           </w:rPr>
           <w:t xml:space="preserve"> </w:t>
         </w:r>
@@ -10932,7 +9232,7 @@
         <w:pStyle w:val="Normal"/>
         <w:numPr>
           <w:ilvl w:val="0"/>
-          <w:numId w:val="15"/>
+          <w:numId w:val="9"/>
         </w:numPr>
         <w:ind w:firstLine="709" w:left="0"/>
         <w:rPr/>
@@ -10947,7 +9247,7 @@
         <w:pStyle w:val="ListParagraph"/>
         <w:numPr>
           <w:ilvl w:val="0"/>
-          <w:numId w:val="15"/>
+          <w:numId w:val="9"/>
         </w:numPr>
         <w:ind w:firstLine="709" w:left="0"/>
         <w:rPr>
@@ -10997,7 +9297,7 @@
         <w:pStyle w:val="ListParagraph"/>
         <w:numPr>
           <w:ilvl w:val="0"/>
-          <w:numId w:val="15"/>
+          <w:numId w:val="9"/>
         </w:numPr>
         <w:ind w:firstLine="709" w:left="0"/>
         <w:rPr>
@@ -11016,7 +9316,7 @@
         <w:pStyle w:val="ListParagraph"/>
         <w:numPr>
           <w:ilvl w:val="0"/>
-          <w:numId w:val="15"/>
+          <w:numId w:val="9"/>
         </w:numPr>
         <w:ind w:firstLine="709" w:left="0"/>
         <w:rPr>
@@ -11035,7 +9335,7 @@
         <w:pStyle w:val="ListParagraph"/>
         <w:numPr>
           <w:ilvl w:val="0"/>
-          <w:numId w:val="15"/>
+          <w:numId w:val="9"/>
         </w:numPr>
         <w:ind w:firstLine="709" w:left="0"/>
         <w:rPr>
@@ -11071,14 +9371,14 @@
           <w:lang w:val="en-US"/>
         </w:rPr>
       </w:pPr>
-      <w:bookmarkStart w:id="64" w:name="_1wdkpl2at4v1"/>
-      <w:bookmarkStart w:id="65" w:name="_mjzvxqpzono9"/>
-      <w:bookmarkStart w:id="66" w:name="_cuf29yvm7yan"/>
-      <w:bookmarkStart w:id="67" w:name="_ifd80t13ort0"/>
-      <w:bookmarkEnd w:id="64"/>
-      <w:bookmarkEnd w:id="65"/>
-      <w:bookmarkEnd w:id="66"/>
-      <w:bookmarkEnd w:id="67"/>
+      <w:bookmarkStart w:id="53" w:name="_ifd80t13ort0"/>
+      <w:bookmarkStart w:id="54" w:name="_cuf29yvm7yan"/>
+      <w:bookmarkStart w:id="55" w:name="_mjzvxqpzono9"/>
+      <w:bookmarkStart w:id="56" w:name="_1wdkpl2at4v1"/>
+      <w:bookmarkEnd w:id="53"/>
+      <w:bookmarkEnd w:id="54"/>
+      <w:bookmarkEnd w:id="55"/>
+      <w:bookmarkEnd w:id="56"/>
       <w:r>
         <w:rPr>
           <w:lang w:val="en-US"/>
@@ -11093,7 +9393,7 @@
       <w:pgNumType w:start="1" w:fmt="decimal"/>
       <w:formProt w:val="false"/>
       <w:textDirection w:val="lrTb"/>
-      <w:docGrid w:type="default" w:linePitch="100" w:charSpace="4294959103"/>
+      <w:docGrid w:type="default" w:linePitch="100" w:charSpace="0"/>
     </w:sectPr>
   </w:body>
 </w:document>
@@ -11387,8 +9687,8 @@
   <w:abstractNum w:abstractNumId="3">
     <w:lvl w:ilvl="0">
       <w:start w:val="1"/>
-      <w:numFmt w:val="bullet"/>
-      <w:lvlText w:val=""/>
+      <w:numFmt w:val="decimal"/>
+      <w:lvlText w:val="%1."/>
       <w:lvlJc w:val="left"/>
       <w:pPr>
         <w:tabs>
@@ -11397,14 +9697,13 @@
         <w:ind w:left="720" w:hanging="360"/>
       </w:pPr>
       <w:rPr>
-        <w:rFonts w:ascii="Symbol" w:hAnsi="Symbol" w:cs="Symbol" w:hint="default"/>
         <w:u w:val="none"/>
       </w:rPr>
     </w:lvl>
     <w:lvl w:ilvl="1">
       <w:start w:val="1"/>
-      <w:numFmt w:val="bullet"/>
-      <w:lvlText w:val=""/>
+      <w:numFmt w:val="lowerLetter"/>
+      <w:lvlText w:val="%2."/>
       <w:lvlJc w:val="left"/>
       <w:pPr>
         <w:tabs>
@@ -11413,15 +9712,14 @@
         <w:ind w:left="1440" w:hanging="360"/>
       </w:pPr>
       <w:rPr>
-        <w:rFonts w:ascii="Wingdings 2" w:hAnsi="Wingdings 2" w:cs="Wingdings 2" w:hint="default"/>
         <w:u w:val="none"/>
       </w:rPr>
     </w:lvl>
     <w:lvl w:ilvl="2">
       <w:start w:val="1"/>
-      <w:numFmt w:val="bullet"/>
-      <w:lvlText w:val="■"/>
-      <w:lvlJc w:val="left"/>
+      <w:numFmt w:val="lowerRoman"/>
+      <w:lvlText w:val="%3."/>
+      <w:lvlJc w:val="right"/>
       <w:pPr>
         <w:tabs>
           <w:tab w:val="num" w:pos="0"/>
@@ -11429,14 +9727,13 @@
         <w:ind w:left="2160" w:hanging="360"/>
       </w:pPr>
       <w:rPr>
-        <w:rFonts w:ascii="OpenSymbol" w:hAnsi="OpenSymbol" w:cs="OpenSymbol" w:hint="default"/>
         <w:u w:val="none"/>
       </w:rPr>
     </w:lvl>
     <w:lvl w:ilvl="3">
       <w:start w:val="1"/>
-      <w:numFmt w:val="bullet"/>
-      <w:lvlText w:val=""/>
+      <w:numFmt w:val="decimal"/>
+      <w:lvlText w:val="%4."/>
       <w:lvlJc w:val="left"/>
       <w:pPr>
         <w:tabs>
@@ -11445,14 +9742,13 @@
         <w:ind w:left="2880" w:hanging="360"/>
       </w:pPr>
       <w:rPr>
-        <w:rFonts w:ascii="Wingdings" w:hAnsi="Wingdings" w:cs="Wingdings" w:hint="default"/>
         <w:u w:val="none"/>
       </w:rPr>
     </w:lvl>
     <w:lvl w:ilvl="4">
       <w:start w:val="1"/>
-      <w:numFmt w:val="bullet"/>
-      <w:lvlText w:val=""/>
+      <w:numFmt w:val="lowerLetter"/>
+      <w:lvlText w:val="%5."/>
       <w:lvlJc w:val="left"/>
       <w:pPr>
         <w:tabs>
@@ -11461,15 +9757,14 @@
         <w:ind w:left="3600" w:hanging="360"/>
       </w:pPr>
       <w:rPr>
-        <w:rFonts w:ascii="Wingdings 2" w:hAnsi="Wingdings 2" w:cs="Wingdings 2" w:hint="default"/>
         <w:u w:val="none"/>
       </w:rPr>
     </w:lvl>
     <w:lvl w:ilvl="5">
       <w:start w:val="1"/>
-      <w:numFmt w:val="bullet"/>
-      <w:lvlText w:val="■"/>
-      <w:lvlJc w:val="left"/>
+      <w:numFmt w:val="lowerRoman"/>
+      <w:lvlText w:val="%6."/>
+      <w:lvlJc w:val="right"/>
       <w:pPr>
         <w:tabs>
           <w:tab w:val="num" w:pos="0"/>
@@ -11477,14 +9772,13 @@
         <w:ind w:left="4320" w:hanging="360"/>
       </w:pPr>
       <w:rPr>
-        <w:rFonts w:ascii="OpenSymbol" w:hAnsi="OpenSymbol" w:cs="OpenSymbol" w:hint="default"/>
         <w:u w:val="none"/>
       </w:rPr>
     </w:lvl>
     <w:lvl w:ilvl="6">
       <w:start w:val="1"/>
-      <w:numFmt w:val="bullet"/>
-      <w:lvlText w:val=""/>
+      <w:numFmt w:val="decimal"/>
+      <w:lvlText w:val="%7."/>
       <w:lvlJc w:val="left"/>
       <w:pPr>
         <w:tabs>
@@ -11493,14 +9787,13 @@
         <w:ind w:left="5040" w:hanging="360"/>
       </w:pPr>
       <w:rPr>
-        <w:rFonts w:ascii="Wingdings" w:hAnsi="Wingdings" w:cs="Wingdings" w:hint="default"/>
         <w:u w:val="none"/>
       </w:rPr>
     </w:lvl>
     <w:lvl w:ilvl="7">
       <w:start w:val="1"/>
-      <w:numFmt w:val="bullet"/>
-      <w:lvlText w:val=""/>
+      <w:numFmt w:val="lowerLetter"/>
+      <w:lvlText w:val="%8."/>
       <w:lvlJc w:val="left"/>
       <w:pPr>
         <w:tabs>
@@ -11509,15 +9802,14 @@
         <w:ind w:left="5760" w:hanging="360"/>
       </w:pPr>
       <w:rPr>
-        <w:rFonts w:ascii="Wingdings 2" w:hAnsi="Wingdings 2" w:cs="Wingdings 2" w:hint="default"/>
         <w:u w:val="none"/>
       </w:rPr>
     </w:lvl>
     <w:lvl w:ilvl="8">
       <w:start w:val="1"/>
-      <w:numFmt w:val="bullet"/>
-      <w:lvlText w:val="■"/>
-      <w:lvlJc w:val="left"/>
+      <w:numFmt w:val="lowerRoman"/>
+      <w:lvlText w:val="%9."/>
+      <w:lvlJc w:val="right"/>
       <w:pPr>
         <w:tabs>
           <w:tab w:val="num" w:pos="0"/>
@@ -11525,7 +9817,6 @@
         <w:ind w:left="6480" w:hanging="360"/>
       </w:pPr>
       <w:rPr>
-        <w:rFonts w:ascii="OpenSymbol" w:hAnsi="OpenSymbol" w:cs="OpenSymbol" w:hint="default"/>
         <w:u w:val="none"/>
       </w:rPr>
     </w:lvl>
@@ -11540,7 +9831,7 @@
         <w:tabs>
           <w:tab w:val="num" w:pos="0"/>
         </w:tabs>
-        <w:ind w:left="720" w:hanging="360"/>
+        <w:ind w:left="1440" w:hanging="360"/>
       </w:pPr>
       <w:rPr>
         <w:u w:val="none"/>
@@ -11555,7 +9846,7 @@
         <w:tabs>
           <w:tab w:val="num" w:pos="0"/>
         </w:tabs>
-        <w:ind w:left="1440" w:hanging="360"/>
+        <w:ind w:left="2160" w:hanging="360"/>
       </w:pPr>
       <w:rPr>
         <w:u w:val="none"/>
@@ -11570,7 +9861,7 @@
         <w:tabs>
           <w:tab w:val="num" w:pos="0"/>
         </w:tabs>
-        <w:ind w:left="2160" w:hanging="360"/>
+        <w:ind w:left="2880" w:hanging="360"/>
       </w:pPr>
       <w:rPr>
         <w:u w:val="none"/>
@@ -11585,7 +9876,7 @@
         <w:tabs>
           <w:tab w:val="num" w:pos="0"/>
         </w:tabs>
-        <w:ind w:left="2880" w:hanging="360"/>
+        <w:ind w:left="3600" w:hanging="360"/>
       </w:pPr>
       <w:rPr>
         <w:u w:val="none"/>
@@ -11600,7 +9891,7 @@
         <w:tabs>
           <w:tab w:val="num" w:pos="0"/>
         </w:tabs>
-        <w:ind w:left="3600" w:hanging="360"/>
+        <w:ind w:left="4320" w:hanging="360"/>
       </w:pPr>
       <w:rPr>
         <w:u w:val="none"/>
@@ -11615,7 +9906,7 @@
         <w:tabs>
           <w:tab w:val="num" w:pos="0"/>
         </w:tabs>
-        <w:ind w:left="4320" w:hanging="360"/>
+        <w:ind w:left="5040" w:hanging="360"/>
       </w:pPr>
       <w:rPr>
         <w:u w:val="none"/>
@@ -11630,7 +9921,7 @@
         <w:tabs>
           <w:tab w:val="num" w:pos="0"/>
         </w:tabs>
-        <w:ind w:left="5040" w:hanging="360"/>
+        <w:ind w:left="5760" w:hanging="360"/>
       </w:pPr>
       <w:rPr>
         <w:u w:val="none"/>
@@ -11645,7 +9936,7 @@
         <w:tabs>
           <w:tab w:val="num" w:pos="0"/>
         </w:tabs>
-        <w:ind w:left="5760" w:hanging="360"/>
+        <w:ind w:left="6480" w:hanging="360"/>
       </w:pPr>
       <w:rPr>
         <w:u w:val="none"/>
@@ -11660,7 +9951,7 @@
         <w:tabs>
           <w:tab w:val="num" w:pos="0"/>
         </w:tabs>
-        <w:ind w:left="6480" w:hanging="360"/>
+        <w:ind w:left="7200" w:hanging="360"/>
       </w:pPr>
       <w:rPr>
         <w:u w:val="none"/>
@@ -11816,143 +10107,6 @@
   <w:abstractNum w:abstractNumId="6">
     <w:lvl w:ilvl="0">
       <w:start w:val="1"/>
-      <w:numFmt w:val="decimal"/>
-      <w:lvlText w:val="%1."/>
-      <w:lvlJc w:val="left"/>
-      <w:pPr>
-        <w:tabs>
-          <w:tab w:val="num" w:pos="0"/>
-        </w:tabs>
-        <w:ind w:left="1440" w:hanging="360"/>
-      </w:pPr>
-      <w:rPr>
-        <w:u w:val="none"/>
-      </w:rPr>
-    </w:lvl>
-    <w:lvl w:ilvl="1">
-      <w:start w:val="1"/>
-      <w:numFmt w:val="lowerLetter"/>
-      <w:lvlText w:val="%2."/>
-      <w:lvlJc w:val="left"/>
-      <w:pPr>
-        <w:tabs>
-          <w:tab w:val="num" w:pos="0"/>
-        </w:tabs>
-        <w:ind w:left="2160" w:hanging="360"/>
-      </w:pPr>
-      <w:rPr>
-        <w:u w:val="none"/>
-      </w:rPr>
-    </w:lvl>
-    <w:lvl w:ilvl="2">
-      <w:start w:val="1"/>
-      <w:numFmt w:val="lowerRoman"/>
-      <w:lvlText w:val="%3."/>
-      <w:lvlJc w:val="right"/>
-      <w:pPr>
-        <w:tabs>
-          <w:tab w:val="num" w:pos="0"/>
-        </w:tabs>
-        <w:ind w:left="2880" w:hanging="360"/>
-      </w:pPr>
-      <w:rPr>
-        <w:u w:val="none"/>
-      </w:rPr>
-    </w:lvl>
-    <w:lvl w:ilvl="3">
-      <w:start w:val="1"/>
-      <w:numFmt w:val="decimal"/>
-      <w:lvlText w:val="%4."/>
-      <w:lvlJc w:val="left"/>
-      <w:pPr>
-        <w:tabs>
-          <w:tab w:val="num" w:pos="0"/>
-        </w:tabs>
-        <w:ind w:left="3600" w:hanging="360"/>
-      </w:pPr>
-      <w:rPr>
-        <w:u w:val="none"/>
-      </w:rPr>
-    </w:lvl>
-    <w:lvl w:ilvl="4">
-      <w:start w:val="1"/>
-      <w:numFmt w:val="lowerLetter"/>
-      <w:lvlText w:val="%5."/>
-      <w:lvlJc w:val="left"/>
-      <w:pPr>
-        <w:tabs>
-          <w:tab w:val="num" w:pos="0"/>
-        </w:tabs>
-        <w:ind w:left="4320" w:hanging="360"/>
-      </w:pPr>
-      <w:rPr>
-        <w:u w:val="none"/>
-      </w:rPr>
-    </w:lvl>
-    <w:lvl w:ilvl="5">
-      <w:start w:val="1"/>
-      <w:numFmt w:val="lowerRoman"/>
-      <w:lvlText w:val="%6."/>
-      <w:lvlJc w:val="right"/>
-      <w:pPr>
-        <w:tabs>
-          <w:tab w:val="num" w:pos="0"/>
-        </w:tabs>
-        <w:ind w:left="5040" w:hanging="360"/>
-      </w:pPr>
-      <w:rPr>
-        <w:u w:val="none"/>
-      </w:rPr>
-    </w:lvl>
-    <w:lvl w:ilvl="6">
-      <w:start w:val="1"/>
-      <w:numFmt w:val="decimal"/>
-      <w:lvlText w:val="%7."/>
-      <w:lvlJc w:val="left"/>
-      <w:pPr>
-        <w:tabs>
-          <w:tab w:val="num" w:pos="0"/>
-        </w:tabs>
-        <w:ind w:left="5760" w:hanging="360"/>
-      </w:pPr>
-      <w:rPr>
-        <w:u w:val="none"/>
-      </w:rPr>
-    </w:lvl>
-    <w:lvl w:ilvl="7">
-      <w:start w:val="1"/>
-      <w:numFmt w:val="lowerLetter"/>
-      <w:lvlText w:val="%8."/>
-      <w:lvlJc w:val="left"/>
-      <w:pPr>
-        <w:tabs>
-          <w:tab w:val="num" w:pos="0"/>
-        </w:tabs>
-        <w:ind w:left="6480" w:hanging="360"/>
-      </w:pPr>
-      <w:rPr>
-        <w:u w:val="none"/>
-      </w:rPr>
-    </w:lvl>
-    <w:lvl w:ilvl="8">
-      <w:start w:val="1"/>
-      <w:numFmt w:val="lowerRoman"/>
-      <w:lvlText w:val="%9."/>
-      <w:lvlJc w:val="right"/>
-      <w:pPr>
-        <w:tabs>
-          <w:tab w:val="num" w:pos="0"/>
-        </w:tabs>
-        <w:ind w:left="7200" w:hanging="360"/>
-      </w:pPr>
-      <w:rPr>
-        <w:u w:val="none"/>
-      </w:rPr>
-    </w:lvl>
-  </w:abstractNum>
-  <w:abstractNum w:abstractNumId="7">
-    <w:lvl w:ilvl="0">
-      <w:start w:val="1"/>
       <w:numFmt w:val="bullet"/>
       <w:lvlText w:val=""/>
       <w:lvlJc w:val="left"/>
@@ -12096,299 +10250,7 @@
       </w:rPr>
     </w:lvl>
   </w:abstractNum>
-  <w:abstractNum w:abstractNumId="8">
-    <w:lvl w:ilvl="0">
-      <w:start w:val="1"/>
-      <w:numFmt w:val="bullet"/>
-      <w:lvlText w:val=""/>
-      <w:lvlJc w:val="left"/>
-      <w:pPr>
-        <w:tabs>
-          <w:tab w:val="num" w:pos="0"/>
-        </w:tabs>
-        <w:ind w:left="720" w:hanging="360"/>
-      </w:pPr>
-      <w:rPr>
-        <w:rFonts w:ascii="Symbol" w:hAnsi="Symbol" w:cs="Symbol" w:hint="default"/>
-        <w:u w:val="none"/>
-      </w:rPr>
-    </w:lvl>
-    <w:lvl w:ilvl="1">
-      <w:start w:val="1"/>
-      <w:numFmt w:val="bullet"/>
-      <w:lvlText w:val=""/>
-      <w:lvlJc w:val="left"/>
-      <w:pPr>
-        <w:tabs>
-          <w:tab w:val="num" w:pos="0"/>
-        </w:tabs>
-        <w:ind w:left="1440" w:hanging="360"/>
-      </w:pPr>
-      <w:rPr>
-        <w:rFonts w:ascii="Wingdings 2" w:hAnsi="Wingdings 2" w:cs="Wingdings 2" w:hint="default"/>
-        <w:u w:val="none"/>
-      </w:rPr>
-    </w:lvl>
-    <w:lvl w:ilvl="2">
-      <w:start w:val="1"/>
-      <w:numFmt w:val="bullet"/>
-      <w:lvlText w:val="■"/>
-      <w:lvlJc w:val="left"/>
-      <w:pPr>
-        <w:tabs>
-          <w:tab w:val="num" w:pos="0"/>
-        </w:tabs>
-        <w:ind w:left="2160" w:hanging="360"/>
-      </w:pPr>
-      <w:rPr>
-        <w:rFonts w:ascii="OpenSymbol" w:hAnsi="OpenSymbol" w:cs="OpenSymbol" w:hint="default"/>
-        <w:u w:val="none"/>
-      </w:rPr>
-    </w:lvl>
-    <w:lvl w:ilvl="3">
-      <w:start w:val="1"/>
-      <w:numFmt w:val="bullet"/>
-      <w:lvlText w:val=""/>
-      <w:lvlJc w:val="left"/>
-      <w:pPr>
-        <w:tabs>
-          <w:tab w:val="num" w:pos="0"/>
-        </w:tabs>
-        <w:ind w:left="2880" w:hanging="360"/>
-      </w:pPr>
-      <w:rPr>
-        <w:rFonts w:ascii="Wingdings" w:hAnsi="Wingdings" w:cs="Wingdings" w:hint="default"/>
-        <w:u w:val="none"/>
-      </w:rPr>
-    </w:lvl>
-    <w:lvl w:ilvl="4">
-      <w:start w:val="1"/>
-      <w:numFmt w:val="bullet"/>
-      <w:lvlText w:val=""/>
-      <w:lvlJc w:val="left"/>
-      <w:pPr>
-        <w:tabs>
-          <w:tab w:val="num" w:pos="0"/>
-        </w:tabs>
-        <w:ind w:left="3600" w:hanging="360"/>
-      </w:pPr>
-      <w:rPr>
-        <w:rFonts w:ascii="Wingdings 2" w:hAnsi="Wingdings 2" w:cs="Wingdings 2" w:hint="default"/>
-        <w:u w:val="none"/>
-      </w:rPr>
-    </w:lvl>
-    <w:lvl w:ilvl="5">
-      <w:start w:val="1"/>
-      <w:numFmt w:val="bullet"/>
-      <w:lvlText w:val="■"/>
-      <w:lvlJc w:val="left"/>
-      <w:pPr>
-        <w:tabs>
-          <w:tab w:val="num" w:pos="0"/>
-        </w:tabs>
-        <w:ind w:left="4320" w:hanging="360"/>
-      </w:pPr>
-      <w:rPr>
-        <w:rFonts w:ascii="OpenSymbol" w:hAnsi="OpenSymbol" w:cs="OpenSymbol" w:hint="default"/>
-        <w:u w:val="none"/>
-      </w:rPr>
-    </w:lvl>
-    <w:lvl w:ilvl="6">
-      <w:start w:val="1"/>
-      <w:numFmt w:val="bullet"/>
-      <w:lvlText w:val=""/>
-      <w:lvlJc w:val="left"/>
-      <w:pPr>
-        <w:tabs>
-          <w:tab w:val="num" w:pos="0"/>
-        </w:tabs>
-        <w:ind w:left="5040" w:hanging="360"/>
-      </w:pPr>
-      <w:rPr>
-        <w:rFonts w:ascii="Wingdings" w:hAnsi="Wingdings" w:cs="Wingdings" w:hint="default"/>
-        <w:u w:val="none"/>
-      </w:rPr>
-    </w:lvl>
-    <w:lvl w:ilvl="7">
-      <w:start w:val="1"/>
-      <w:numFmt w:val="bullet"/>
-      <w:lvlText w:val=""/>
-      <w:lvlJc w:val="left"/>
-      <w:pPr>
-        <w:tabs>
-          <w:tab w:val="num" w:pos="0"/>
-        </w:tabs>
-        <w:ind w:left="5760" w:hanging="360"/>
-      </w:pPr>
-      <w:rPr>
-        <w:rFonts w:ascii="Wingdings 2" w:hAnsi="Wingdings 2" w:cs="Wingdings 2" w:hint="default"/>
-        <w:u w:val="none"/>
-      </w:rPr>
-    </w:lvl>
-    <w:lvl w:ilvl="8">
-      <w:start w:val="1"/>
-      <w:numFmt w:val="bullet"/>
-      <w:lvlText w:val="■"/>
-      <w:lvlJc w:val="left"/>
-      <w:pPr>
-        <w:tabs>
-          <w:tab w:val="num" w:pos="0"/>
-        </w:tabs>
-        <w:ind w:left="6480" w:hanging="360"/>
-      </w:pPr>
-      <w:rPr>
-        <w:rFonts w:ascii="OpenSymbol" w:hAnsi="OpenSymbol" w:cs="OpenSymbol" w:hint="default"/>
-        <w:u w:val="none"/>
-      </w:rPr>
-    </w:lvl>
-  </w:abstractNum>
-  <w:abstractNum w:abstractNumId="9">
-    <w:lvl w:ilvl="0">
-      <w:start w:val="1"/>
-      <w:numFmt w:val="bullet"/>
-      <w:lvlText w:val=""/>
-      <w:lvlJc w:val="left"/>
-      <w:pPr>
-        <w:tabs>
-          <w:tab w:val="num" w:pos="0"/>
-        </w:tabs>
-        <w:ind w:left="720" w:hanging="360"/>
-      </w:pPr>
-      <w:rPr>
-        <w:rFonts w:ascii="Symbol" w:hAnsi="Symbol" w:cs="Symbol" w:hint="default"/>
-        <w:u w:val="none"/>
-      </w:rPr>
-    </w:lvl>
-    <w:lvl w:ilvl="1">
-      <w:start w:val="1"/>
-      <w:numFmt w:val="bullet"/>
-      <w:lvlText w:val=""/>
-      <w:lvlJc w:val="left"/>
-      <w:pPr>
-        <w:tabs>
-          <w:tab w:val="num" w:pos="0"/>
-        </w:tabs>
-        <w:ind w:left="1440" w:hanging="360"/>
-      </w:pPr>
-      <w:rPr>
-        <w:rFonts w:ascii="Wingdings 2" w:hAnsi="Wingdings 2" w:cs="Wingdings 2" w:hint="default"/>
-        <w:u w:val="none"/>
-      </w:rPr>
-    </w:lvl>
-    <w:lvl w:ilvl="2">
-      <w:start w:val="1"/>
-      <w:numFmt w:val="bullet"/>
-      <w:lvlText w:val="■"/>
-      <w:lvlJc w:val="left"/>
-      <w:pPr>
-        <w:tabs>
-          <w:tab w:val="num" w:pos="0"/>
-        </w:tabs>
-        <w:ind w:left="2160" w:hanging="360"/>
-      </w:pPr>
-      <w:rPr>
-        <w:rFonts w:ascii="OpenSymbol" w:hAnsi="OpenSymbol" w:cs="OpenSymbol" w:hint="default"/>
-        <w:u w:val="none"/>
-      </w:rPr>
-    </w:lvl>
-    <w:lvl w:ilvl="3">
-      <w:start w:val="1"/>
-      <w:numFmt w:val="bullet"/>
-      <w:lvlText w:val=""/>
-      <w:lvlJc w:val="left"/>
-      <w:pPr>
-        <w:tabs>
-          <w:tab w:val="num" w:pos="0"/>
-        </w:tabs>
-        <w:ind w:left="2880" w:hanging="360"/>
-      </w:pPr>
-      <w:rPr>
-        <w:rFonts w:ascii="Wingdings" w:hAnsi="Wingdings" w:cs="Wingdings" w:hint="default"/>
-        <w:u w:val="none"/>
-      </w:rPr>
-    </w:lvl>
-    <w:lvl w:ilvl="4">
-      <w:start w:val="1"/>
-      <w:numFmt w:val="bullet"/>
-      <w:lvlText w:val=""/>
-      <w:lvlJc w:val="left"/>
-      <w:pPr>
-        <w:tabs>
-          <w:tab w:val="num" w:pos="0"/>
-        </w:tabs>
-        <w:ind w:left="3600" w:hanging="360"/>
-      </w:pPr>
-      <w:rPr>
-        <w:rFonts w:ascii="Wingdings 2" w:hAnsi="Wingdings 2" w:cs="Wingdings 2" w:hint="default"/>
-        <w:u w:val="none"/>
-      </w:rPr>
-    </w:lvl>
-    <w:lvl w:ilvl="5">
-      <w:start w:val="1"/>
-      <w:numFmt w:val="bullet"/>
-      <w:lvlText w:val="■"/>
-      <w:lvlJc w:val="left"/>
-      <w:pPr>
-        <w:tabs>
-          <w:tab w:val="num" w:pos="0"/>
-        </w:tabs>
-        <w:ind w:left="4320" w:hanging="360"/>
-      </w:pPr>
-      <w:rPr>
-        <w:rFonts w:ascii="OpenSymbol" w:hAnsi="OpenSymbol" w:cs="OpenSymbol" w:hint="default"/>
-        <w:u w:val="none"/>
-      </w:rPr>
-    </w:lvl>
-    <w:lvl w:ilvl="6">
-      <w:start w:val="1"/>
-      <w:numFmt w:val="bullet"/>
-      <w:lvlText w:val=""/>
-      <w:lvlJc w:val="left"/>
-      <w:pPr>
-        <w:tabs>
-          <w:tab w:val="num" w:pos="0"/>
-        </w:tabs>
-        <w:ind w:left="5040" w:hanging="360"/>
-      </w:pPr>
-      <w:rPr>
-        <w:rFonts w:ascii="Wingdings" w:hAnsi="Wingdings" w:cs="Wingdings" w:hint="default"/>
-        <w:u w:val="none"/>
-      </w:rPr>
-    </w:lvl>
-    <w:lvl w:ilvl="7">
-      <w:start w:val="1"/>
-      <w:numFmt w:val="bullet"/>
-      <w:lvlText w:val=""/>
-      <w:lvlJc w:val="left"/>
-      <w:pPr>
-        <w:tabs>
-          <w:tab w:val="num" w:pos="0"/>
-        </w:tabs>
-        <w:ind w:left="5760" w:hanging="360"/>
-      </w:pPr>
-      <w:rPr>
-        <w:rFonts w:ascii="Wingdings 2" w:hAnsi="Wingdings 2" w:cs="Wingdings 2" w:hint="default"/>
-        <w:u w:val="none"/>
-      </w:rPr>
-    </w:lvl>
-    <w:lvl w:ilvl="8">
-      <w:start w:val="1"/>
-      <w:numFmt w:val="bullet"/>
-      <w:lvlText w:val="■"/>
-      <w:lvlJc w:val="left"/>
-      <w:pPr>
-        <w:tabs>
-          <w:tab w:val="num" w:pos="0"/>
-        </w:tabs>
-        <w:ind w:left="6480" w:hanging="360"/>
-      </w:pPr>
-      <w:rPr>
-        <w:rFonts w:ascii="OpenSymbol" w:hAnsi="OpenSymbol" w:cs="OpenSymbol" w:hint="default"/>
-        <w:u w:val="none"/>
-      </w:rPr>
-    </w:lvl>
-  </w:abstractNum>
-  <w:abstractNum w:abstractNumId="10">
+  <w:abstractNum w:abstractNumId="7">
     <w:lvl w:ilvl="0">
       <w:start w:val="1"/>
       <w:numFmt w:val="decimal"/>
@@ -12525,153 +10387,7 @@
       </w:rPr>
     </w:lvl>
   </w:abstractNum>
-  <w:abstractNum w:abstractNumId="11">
-    <w:lvl w:ilvl="0">
-      <w:start w:val="1"/>
-      <w:numFmt w:val="bullet"/>
-      <w:lvlText w:val=""/>
-      <w:lvlJc w:val="left"/>
-      <w:pPr>
-        <w:tabs>
-          <w:tab w:val="num" w:pos="0"/>
-        </w:tabs>
-        <w:ind w:left="1440" w:hanging="360"/>
-      </w:pPr>
-      <w:rPr>
-        <w:rFonts w:ascii="Symbol" w:hAnsi="Symbol" w:cs="Symbol" w:hint="default"/>
-        <w:u w:val="none"/>
-      </w:rPr>
-    </w:lvl>
-    <w:lvl w:ilvl="1">
-      <w:start w:val="1"/>
-      <w:numFmt w:val="bullet"/>
-      <w:lvlText w:val=""/>
-      <w:lvlJc w:val="left"/>
-      <w:pPr>
-        <w:tabs>
-          <w:tab w:val="num" w:pos="0"/>
-        </w:tabs>
-        <w:ind w:left="2160" w:hanging="360"/>
-      </w:pPr>
-      <w:rPr>
-        <w:rFonts w:ascii="Wingdings 2" w:hAnsi="Wingdings 2" w:cs="Wingdings 2" w:hint="default"/>
-        <w:u w:val="none"/>
-      </w:rPr>
-    </w:lvl>
-    <w:lvl w:ilvl="2">
-      <w:start w:val="1"/>
-      <w:numFmt w:val="bullet"/>
-      <w:lvlText w:val="■"/>
-      <w:lvlJc w:val="left"/>
-      <w:pPr>
-        <w:tabs>
-          <w:tab w:val="num" w:pos="0"/>
-        </w:tabs>
-        <w:ind w:left="2880" w:hanging="360"/>
-      </w:pPr>
-      <w:rPr>
-        <w:rFonts w:ascii="OpenSymbol" w:hAnsi="OpenSymbol" w:cs="OpenSymbol" w:hint="default"/>
-        <w:u w:val="none"/>
-      </w:rPr>
-    </w:lvl>
-    <w:lvl w:ilvl="3">
-      <w:start w:val="1"/>
-      <w:numFmt w:val="bullet"/>
-      <w:lvlText w:val=""/>
-      <w:lvlJc w:val="left"/>
-      <w:pPr>
-        <w:tabs>
-          <w:tab w:val="num" w:pos="0"/>
-        </w:tabs>
-        <w:ind w:left="3600" w:hanging="360"/>
-      </w:pPr>
-      <w:rPr>
-        <w:rFonts w:ascii="Wingdings" w:hAnsi="Wingdings" w:cs="Wingdings" w:hint="default"/>
-        <w:u w:val="none"/>
-      </w:rPr>
-    </w:lvl>
-    <w:lvl w:ilvl="4">
-      <w:start w:val="1"/>
-      <w:numFmt w:val="bullet"/>
-      <w:lvlText w:val=""/>
-      <w:lvlJc w:val="left"/>
-      <w:pPr>
-        <w:tabs>
-          <w:tab w:val="num" w:pos="0"/>
-        </w:tabs>
-        <w:ind w:left="4320" w:hanging="360"/>
-      </w:pPr>
-      <w:rPr>
-        <w:rFonts w:ascii="Wingdings 2" w:hAnsi="Wingdings 2" w:cs="Wingdings 2" w:hint="default"/>
-        <w:u w:val="none"/>
-      </w:rPr>
-    </w:lvl>
-    <w:lvl w:ilvl="5">
-      <w:start w:val="1"/>
-      <w:numFmt w:val="bullet"/>
-      <w:lvlText w:val="■"/>
-      <w:lvlJc w:val="left"/>
-      <w:pPr>
-        <w:tabs>
-          <w:tab w:val="num" w:pos="0"/>
-        </w:tabs>
-        <w:ind w:left="5040" w:hanging="360"/>
-      </w:pPr>
-      <w:rPr>
-        <w:rFonts w:ascii="OpenSymbol" w:hAnsi="OpenSymbol" w:cs="OpenSymbol" w:hint="default"/>
-        <w:u w:val="none"/>
-      </w:rPr>
-    </w:lvl>
-    <w:lvl w:ilvl="6">
-      <w:start w:val="1"/>
-      <w:numFmt w:val="bullet"/>
-      <w:lvlText w:val=""/>
-      <w:lvlJc w:val="left"/>
-      <w:pPr>
-        <w:tabs>
-          <w:tab w:val="num" w:pos="0"/>
-        </w:tabs>
-        <w:ind w:left="5760" w:hanging="360"/>
-      </w:pPr>
-      <w:rPr>
-        <w:rFonts w:ascii="Wingdings" w:hAnsi="Wingdings" w:cs="Wingdings" w:hint="default"/>
-        <w:u w:val="none"/>
-      </w:rPr>
-    </w:lvl>
-    <w:lvl w:ilvl="7">
-      <w:start w:val="1"/>
-      <w:numFmt w:val="bullet"/>
-      <w:lvlText w:val=""/>
-      <w:lvlJc w:val="left"/>
-      <w:pPr>
-        <w:tabs>
-          <w:tab w:val="num" w:pos="0"/>
-        </w:tabs>
-        <w:ind w:left="6480" w:hanging="360"/>
-      </w:pPr>
-      <w:rPr>
-        <w:rFonts w:ascii="Wingdings 2" w:hAnsi="Wingdings 2" w:cs="Wingdings 2" w:hint="default"/>
-        <w:u w:val="none"/>
-      </w:rPr>
-    </w:lvl>
-    <w:lvl w:ilvl="8">
-      <w:start w:val="1"/>
-      <w:numFmt w:val="bullet"/>
-      <w:lvlText w:val="■"/>
-      <w:lvlJc w:val="left"/>
-      <w:pPr>
-        <w:tabs>
-          <w:tab w:val="num" w:pos="0"/>
-        </w:tabs>
-        <w:ind w:left="7200" w:hanging="360"/>
-      </w:pPr>
-      <w:rPr>
-        <w:rFonts w:ascii="OpenSymbol" w:hAnsi="OpenSymbol" w:cs="OpenSymbol" w:hint="default"/>
-        <w:u w:val="none"/>
-      </w:rPr>
-    </w:lvl>
-  </w:abstractNum>
-  <w:abstractNum w:abstractNumId="12">
+  <w:abstractNum w:abstractNumId="8">
     <w:lvl w:ilvl="0">
       <w:start w:val="1"/>
       <w:numFmt w:val="decimal"/>
@@ -12808,299 +10524,7 @@
       </w:rPr>
     </w:lvl>
   </w:abstractNum>
-  <w:abstractNum w:abstractNumId="13">
-    <w:lvl w:ilvl="0">
-      <w:start w:val="1"/>
-      <w:numFmt w:val="bullet"/>
-      <w:lvlText w:val=""/>
-      <w:lvlJc w:val="left"/>
-      <w:pPr>
-        <w:tabs>
-          <w:tab w:val="num" w:pos="0"/>
-        </w:tabs>
-        <w:ind w:left="720" w:hanging="360"/>
-      </w:pPr>
-      <w:rPr>
-        <w:rFonts w:ascii="Symbol" w:hAnsi="Symbol" w:cs="Symbol" w:hint="default"/>
-        <w:u w:val="none"/>
-      </w:rPr>
-    </w:lvl>
-    <w:lvl w:ilvl="1">
-      <w:start w:val="1"/>
-      <w:numFmt w:val="bullet"/>
-      <w:lvlText w:val=""/>
-      <w:lvlJc w:val="left"/>
-      <w:pPr>
-        <w:tabs>
-          <w:tab w:val="num" w:pos="0"/>
-        </w:tabs>
-        <w:ind w:left="1440" w:hanging="360"/>
-      </w:pPr>
-      <w:rPr>
-        <w:rFonts w:ascii="Wingdings 2" w:hAnsi="Wingdings 2" w:cs="Wingdings 2" w:hint="default"/>
-        <w:u w:val="none"/>
-      </w:rPr>
-    </w:lvl>
-    <w:lvl w:ilvl="2">
-      <w:start w:val="1"/>
-      <w:numFmt w:val="bullet"/>
-      <w:lvlText w:val="■"/>
-      <w:lvlJc w:val="left"/>
-      <w:pPr>
-        <w:tabs>
-          <w:tab w:val="num" w:pos="0"/>
-        </w:tabs>
-        <w:ind w:left="2160" w:hanging="360"/>
-      </w:pPr>
-      <w:rPr>
-        <w:rFonts w:ascii="OpenSymbol" w:hAnsi="OpenSymbol" w:cs="OpenSymbol" w:hint="default"/>
-        <w:u w:val="none"/>
-      </w:rPr>
-    </w:lvl>
-    <w:lvl w:ilvl="3">
-      <w:start w:val="1"/>
-      <w:numFmt w:val="bullet"/>
-      <w:lvlText w:val=""/>
-      <w:lvlJc w:val="left"/>
-      <w:pPr>
-        <w:tabs>
-          <w:tab w:val="num" w:pos="0"/>
-        </w:tabs>
-        <w:ind w:left="2880" w:hanging="360"/>
-      </w:pPr>
-      <w:rPr>
-        <w:rFonts w:ascii="Wingdings" w:hAnsi="Wingdings" w:cs="Wingdings" w:hint="default"/>
-        <w:u w:val="none"/>
-      </w:rPr>
-    </w:lvl>
-    <w:lvl w:ilvl="4">
-      <w:start w:val="1"/>
-      <w:numFmt w:val="bullet"/>
-      <w:lvlText w:val=""/>
-      <w:lvlJc w:val="left"/>
-      <w:pPr>
-        <w:tabs>
-          <w:tab w:val="num" w:pos="0"/>
-        </w:tabs>
-        <w:ind w:left="3600" w:hanging="360"/>
-      </w:pPr>
-      <w:rPr>
-        <w:rFonts w:ascii="Wingdings 2" w:hAnsi="Wingdings 2" w:cs="Wingdings 2" w:hint="default"/>
-        <w:u w:val="none"/>
-      </w:rPr>
-    </w:lvl>
-    <w:lvl w:ilvl="5">
-      <w:start w:val="1"/>
-      <w:numFmt w:val="bullet"/>
-      <w:lvlText w:val="■"/>
-      <w:lvlJc w:val="left"/>
-      <w:pPr>
-        <w:tabs>
-          <w:tab w:val="num" w:pos="0"/>
-        </w:tabs>
-        <w:ind w:left="4320" w:hanging="360"/>
-      </w:pPr>
-      <w:rPr>
-        <w:rFonts w:ascii="OpenSymbol" w:hAnsi="OpenSymbol" w:cs="OpenSymbol" w:hint="default"/>
-        <w:u w:val="none"/>
-      </w:rPr>
-    </w:lvl>
-    <w:lvl w:ilvl="6">
-      <w:start w:val="1"/>
-      <w:numFmt w:val="bullet"/>
-      <w:lvlText w:val=""/>
-      <w:lvlJc w:val="left"/>
-      <w:pPr>
-        <w:tabs>
-          <w:tab w:val="num" w:pos="0"/>
-        </w:tabs>
-        <w:ind w:left="5040" w:hanging="360"/>
-      </w:pPr>
-      <w:rPr>
-        <w:rFonts w:ascii="Wingdings" w:hAnsi="Wingdings" w:cs="Wingdings" w:hint="default"/>
-        <w:u w:val="none"/>
-      </w:rPr>
-    </w:lvl>
-    <w:lvl w:ilvl="7">
-      <w:start w:val="1"/>
-      <w:numFmt w:val="bullet"/>
-      <w:lvlText w:val=""/>
-      <w:lvlJc w:val="left"/>
-      <w:pPr>
-        <w:tabs>
-          <w:tab w:val="num" w:pos="0"/>
-        </w:tabs>
-        <w:ind w:left="5760" w:hanging="360"/>
-      </w:pPr>
-      <w:rPr>
-        <w:rFonts w:ascii="Wingdings 2" w:hAnsi="Wingdings 2" w:cs="Wingdings 2" w:hint="default"/>
-        <w:u w:val="none"/>
-      </w:rPr>
-    </w:lvl>
-    <w:lvl w:ilvl="8">
-      <w:start w:val="1"/>
-      <w:numFmt w:val="bullet"/>
-      <w:lvlText w:val="■"/>
-      <w:lvlJc w:val="left"/>
-      <w:pPr>
-        <w:tabs>
-          <w:tab w:val="num" w:pos="0"/>
-        </w:tabs>
-        <w:ind w:left="6480" w:hanging="360"/>
-      </w:pPr>
-      <w:rPr>
-        <w:rFonts w:ascii="OpenSymbol" w:hAnsi="OpenSymbol" w:cs="OpenSymbol" w:hint="default"/>
-        <w:u w:val="none"/>
-      </w:rPr>
-    </w:lvl>
-  </w:abstractNum>
-  <w:abstractNum w:abstractNumId="14">
-    <w:lvl w:ilvl="0">
-      <w:start w:val="1"/>
-      <w:numFmt w:val="bullet"/>
-      <w:lvlText w:val=""/>
-      <w:lvlJc w:val="left"/>
-      <w:pPr>
-        <w:tabs>
-          <w:tab w:val="num" w:pos="0"/>
-        </w:tabs>
-        <w:ind w:left="720" w:hanging="360"/>
-      </w:pPr>
-      <w:rPr>
-        <w:rFonts w:ascii="Symbol" w:hAnsi="Symbol" w:cs="Symbol" w:hint="default"/>
-        <w:u w:val="none"/>
-      </w:rPr>
-    </w:lvl>
-    <w:lvl w:ilvl="1">
-      <w:start w:val="1"/>
-      <w:numFmt w:val="bullet"/>
-      <w:lvlText w:val=""/>
-      <w:lvlJc w:val="left"/>
-      <w:pPr>
-        <w:tabs>
-          <w:tab w:val="num" w:pos="0"/>
-        </w:tabs>
-        <w:ind w:left="1440" w:hanging="360"/>
-      </w:pPr>
-      <w:rPr>
-        <w:rFonts w:ascii="Wingdings 2" w:hAnsi="Wingdings 2" w:cs="Wingdings 2" w:hint="default"/>
-        <w:u w:val="none"/>
-      </w:rPr>
-    </w:lvl>
-    <w:lvl w:ilvl="2">
-      <w:start w:val="1"/>
-      <w:numFmt w:val="bullet"/>
-      <w:lvlText w:val="■"/>
-      <w:lvlJc w:val="left"/>
-      <w:pPr>
-        <w:tabs>
-          <w:tab w:val="num" w:pos="0"/>
-        </w:tabs>
-        <w:ind w:left="2160" w:hanging="360"/>
-      </w:pPr>
-      <w:rPr>
-        <w:rFonts w:ascii="OpenSymbol" w:hAnsi="OpenSymbol" w:cs="OpenSymbol" w:hint="default"/>
-        <w:u w:val="none"/>
-      </w:rPr>
-    </w:lvl>
-    <w:lvl w:ilvl="3">
-      <w:start w:val="1"/>
-      <w:numFmt w:val="bullet"/>
-      <w:lvlText w:val=""/>
-      <w:lvlJc w:val="left"/>
-      <w:pPr>
-        <w:tabs>
-          <w:tab w:val="num" w:pos="0"/>
-        </w:tabs>
-        <w:ind w:left="2880" w:hanging="360"/>
-      </w:pPr>
-      <w:rPr>
-        <w:rFonts w:ascii="Wingdings" w:hAnsi="Wingdings" w:cs="Wingdings" w:hint="default"/>
-        <w:u w:val="none"/>
-      </w:rPr>
-    </w:lvl>
-    <w:lvl w:ilvl="4">
-      <w:start w:val="1"/>
-      <w:numFmt w:val="bullet"/>
-      <w:lvlText w:val=""/>
-      <w:lvlJc w:val="left"/>
-      <w:pPr>
-        <w:tabs>
-          <w:tab w:val="num" w:pos="0"/>
-        </w:tabs>
-        <w:ind w:left="3600" w:hanging="360"/>
-      </w:pPr>
-      <w:rPr>
-        <w:rFonts w:ascii="Wingdings 2" w:hAnsi="Wingdings 2" w:cs="Wingdings 2" w:hint="default"/>
-        <w:u w:val="none"/>
-      </w:rPr>
-    </w:lvl>
-    <w:lvl w:ilvl="5">
-      <w:start w:val="1"/>
-      <w:numFmt w:val="bullet"/>
-      <w:lvlText w:val="■"/>
-      <w:lvlJc w:val="left"/>
-      <w:pPr>
-        <w:tabs>
-          <w:tab w:val="num" w:pos="0"/>
-        </w:tabs>
-        <w:ind w:left="4320" w:hanging="360"/>
-      </w:pPr>
-      <w:rPr>
-        <w:rFonts w:ascii="OpenSymbol" w:hAnsi="OpenSymbol" w:cs="OpenSymbol" w:hint="default"/>
-        <w:u w:val="none"/>
-      </w:rPr>
-    </w:lvl>
-    <w:lvl w:ilvl="6">
-      <w:start w:val="1"/>
-      <w:numFmt w:val="bullet"/>
-      <w:lvlText w:val=""/>
-      <w:lvlJc w:val="left"/>
-      <w:pPr>
-        <w:tabs>
-          <w:tab w:val="num" w:pos="0"/>
-        </w:tabs>
-        <w:ind w:left="5040" w:hanging="360"/>
-      </w:pPr>
-      <w:rPr>
-        <w:rFonts w:ascii="Wingdings" w:hAnsi="Wingdings" w:cs="Wingdings" w:hint="default"/>
-        <w:u w:val="none"/>
-      </w:rPr>
-    </w:lvl>
-    <w:lvl w:ilvl="7">
-      <w:start w:val="1"/>
-      <w:numFmt w:val="bullet"/>
-      <w:lvlText w:val=""/>
-      <w:lvlJc w:val="left"/>
-      <w:pPr>
-        <w:tabs>
-          <w:tab w:val="num" w:pos="0"/>
-        </w:tabs>
-        <w:ind w:left="5760" w:hanging="360"/>
-      </w:pPr>
-      <w:rPr>
-        <w:rFonts w:ascii="Wingdings 2" w:hAnsi="Wingdings 2" w:cs="Wingdings 2" w:hint="default"/>
-        <w:u w:val="none"/>
-      </w:rPr>
-    </w:lvl>
-    <w:lvl w:ilvl="8">
-      <w:start w:val="1"/>
-      <w:numFmt w:val="bullet"/>
-      <w:lvlText w:val="■"/>
-      <w:lvlJc w:val="left"/>
-      <w:pPr>
-        <w:tabs>
-          <w:tab w:val="num" w:pos="0"/>
-        </w:tabs>
-        <w:ind w:left="6480" w:hanging="360"/>
-      </w:pPr>
-      <w:rPr>
-        <w:rFonts w:ascii="OpenSymbol" w:hAnsi="OpenSymbol" w:cs="OpenSymbol" w:hint="default"/>
-        <w:u w:val="none"/>
-      </w:rPr>
-    </w:lvl>
-  </w:abstractNum>
-  <w:abstractNum w:abstractNumId="15">
+  <w:abstractNum w:abstractNumId="9">
     <w:lvl w:ilvl="0">
       <w:start w:val="1"/>
       <w:numFmt w:val="decimal"/>
@@ -13237,7 +10661,7 @@
       </w:rPr>
     </w:lvl>
   </w:abstractNum>
-  <w:abstractNum w:abstractNumId="16">
+  <w:abstractNum w:abstractNumId="10">
     <w:lvl w:ilvl="0">
       <w:start w:val="1"/>
       <w:numFmt w:val="bullet"/>
@@ -13374,7 +10798,126 @@
       </w:rPr>
     </w:lvl>
   </w:abstractNum>
-  <w:abstractNum w:abstractNumId="17">
+  <w:abstractNum w:abstractNumId="11">
+    <w:lvl w:ilvl="0">
+      <w:start w:val="1"/>
+      <w:numFmt w:val="decimal"/>
+      <w:lvlText w:val="%1."/>
+      <w:lvlJc w:val="left"/>
+      <w:pPr>
+        <w:tabs>
+          <w:tab w:val="num" w:pos="720"/>
+        </w:tabs>
+        <w:ind w:left="720" w:hanging="360"/>
+      </w:pPr>
+      <w:rPr/>
+    </w:lvl>
+    <w:lvl w:ilvl="1">
+      <w:start w:val="1"/>
+      <w:numFmt w:val="decimal"/>
+      <w:lvlText w:val="%2."/>
+      <w:lvlJc w:val="left"/>
+      <w:pPr>
+        <w:tabs>
+          <w:tab w:val="num" w:pos="1080"/>
+        </w:tabs>
+        <w:ind w:left="1080" w:hanging="360"/>
+      </w:pPr>
+      <w:rPr/>
+    </w:lvl>
+    <w:lvl w:ilvl="2">
+      <w:start w:val="1"/>
+      <w:numFmt w:val="decimal"/>
+      <w:lvlText w:val="%3."/>
+      <w:lvlJc w:val="left"/>
+      <w:pPr>
+        <w:tabs>
+          <w:tab w:val="num" w:pos="1440"/>
+        </w:tabs>
+        <w:ind w:left="1440" w:hanging="360"/>
+      </w:pPr>
+      <w:rPr/>
+    </w:lvl>
+    <w:lvl w:ilvl="3">
+      <w:start w:val="1"/>
+      <w:numFmt w:val="decimal"/>
+      <w:lvlText w:val="%4."/>
+      <w:lvlJc w:val="left"/>
+      <w:pPr>
+        <w:tabs>
+          <w:tab w:val="num" w:pos="1800"/>
+        </w:tabs>
+        <w:ind w:left="1800" w:hanging="360"/>
+      </w:pPr>
+      <w:rPr/>
+    </w:lvl>
+    <w:lvl w:ilvl="4">
+      <w:start w:val="1"/>
+      <w:numFmt w:val="decimal"/>
+      <w:lvlText w:val="%5."/>
+      <w:lvlJc w:val="left"/>
+      <w:pPr>
+        <w:tabs>
+          <w:tab w:val="num" w:pos="2160"/>
+        </w:tabs>
+        <w:ind w:left="2160" w:hanging="360"/>
+      </w:pPr>
+      <w:rPr/>
+    </w:lvl>
+    <w:lvl w:ilvl="5">
+      <w:start w:val="1"/>
+      <w:numFmt w:val="decimal"/>
+      <w:lvlText w:val="%6."/>
+      <w:lvlJc w:val="left"/>
+      <w:pPr>
+        <w:tabs>
+          <w:tab w:val="num" w:pos="2520"/>
+        </w:tabs>
+        <w:ind w:left="2520" w:hanging="360"/>
+      </w:pPr>
+      <w:rPr/>
+    </w:lvl>
+    <w:lvl w:ilvl="6">
+      <w:start w:val="1"/>
+      <w:numFmt w:val="decimal"/>
+      <w:lvlText w:val="%7."/>
+      <w:lvlJc w:val="left"/>
+      <w:pPr>
+        <w:tabs>
+          <w:tab w:val="num" w:pos="2880"/>
+        </w:tabs>
+        <w:ind w:left="2880" w:hanging="360"/>
+      </w:pPr>
+      <w:rPr/>
+    </w:lvl>
+    <w:lvl w:ilvl="7">
+      <w:start w:val="1"/>
+      <w:numFmt w:val="decimal"/>
+      <w:lvlText w:val="%8."/>
+      <w:lvlJc w:val="left"/>
+      <w:pPr>
+        <w:tabs>
+          <w:tab w:val="num" w:pos="3240"/>
+        </w:tabs>
+        <w:ind w:left="3240" w:hanging="360"/>
+      </w:pPr>
+      <w:rPr/>
+    </w:lvl>
+    <w:lvl w:ilvl="8">
+      <w:start w:val="1"/>
+      <w:numFmt w:val="decimal"/>
+      <w:lvlText w:val="%9."/>
+      <w:lvlJc w:val="left"/>
+      <w:pPr>
+        <w:tabs>
+          <w:tab w:val="num" w:pos="3600"/>
+        </w:tabs>
+        <w:ind w:left="3600" w:hanging="360"/>
+      </w:pPr>
+      <w:rPr/>
+    </w:lvl>
+  </w:abstractNum>
+  <w:abstractNum w:abstractNumId="12">
     <w:lvl w:ilvl="0">
       <w:start w:val="1"/>
       <w:numFmt w:val="none"/>
@@ -13528,21 +11071,6 @@
   </w:num>
   <w:num w:numId="12">
     <w:abstractNumId w:val="12"/>
-  </w:num>
-  <w:num w:numId="13">
-    <w:abstractNumId w:val="13"/>
-  </w:num>
-  <w:num w:numId="14">
-    <w:abstractNumId w:val="14"/>
-  </w:num>
-  <w:num w:numId="15">
-    <w:abstractNumId w:val="15"/>
-  </w:num>
-  <w:num w:numId="16">
-    <w:abstractNumId w:val="16"/>
-  </w:num>
-  <w:num w:numId="17">
-    <w:abstractNumId w:val="17"/>
   </w:num>
 </w:numbering>
 </file>
@@ -13947,6 +11475,7 @@
     <w:qFormat/>
     <w:pPr>
       <w:widowControl/>
+      <w:suppressAutoHyphens w:val="true"/>
       <w:bidi w:val="0"/>
       <w:spacing w:lineRule="auto" w:line="360" w:before="0" w:after="0"/>
       <w:ind w:firstLine="708"/>
@@ -14125,6 +11654,11 @@
     <w:rPr>
       <w:rFonts w:ascii="OpenSymbol" w:hAnsi="OpenSymbol" w:eastAsia="OpenSymbol" w:cs="OpenSymbol"/>
     </w:rPr>
+  </w:style>
+  <w:style w:type="character" w:styleId="NumberingSymbols">
+    <w:name w:val="Numbering Symbols"/>
+    <w:qFormat/>
+    <w:rPr/>
   </w:style>
   <w:style w:type="paragraph" w:styleId="Heading">
     <w:name w:val="Heading"/>

--- a/ВырКырКыр.docx
+++ b/ВырКырКыр.docx
@@ -12,7 +12,15 @@
       <w:bookmarkStart w:id="0" w:name="_Hlk228828454"/>
       <w:bookmarkEnd w:id="0"/>
       <w:r>
-        <w:t>Здесь был титульник?</w:t>
+        <w:t xml:space="preserve">Здесь был </w:t>
+      </w:r>
+      <w:proofErr w:type="spellStart"/>
+      <w:r>
+        <w:t>титульник</w:t>
+      </w:r>
+      <w:proofErr w:type="spellEnd"/>
+      <w:r>
+        <w:t>?</w:t>
       </w:r>
     </w:p>
     <w:p>
@@ -161,7 +169,7 @@
       </w:pPr>
       <w:bookmarkStart w:id="3" w:name="_Toc225707575"/>
       <w:bookmarkStart w:id="4" w:name="_Toc228304654"/>
-      <w:bookmarkStart w:id="5" w:name="_Toc228903258"/>
+      <w:bookmarkStart w:id="5" w:name="_Toc228955445"/>
       <w:r>
         <w:lastRenderedPageBreak/>
         <w:t>СОДЕРЖАНИЕ</w:t>
@@ -219,7 +227,7 @@
             </w:rPr>
             <w:fldChar w:fldCharType="separate"/>
           </w:r>
-          <w:hyperlink w:anchor="_Toc228903258" w:history="1">
+          <w:hyperlink w:anchor="_Toc228955445" w:history="1">
             <w:r>
               <w:rPr>
                 <w:rStyle w:val="a4"/>
@@ -246,7 +254,7 @@
                 <w:noProof/>
                 <w:webHidden/>
               </w:rPr>
-              <w:instrText xml:space="preserve"> PAGEREF _Toc228903258 \h </w:instrText>
+              <w:instrText xml:space="preserve"> PAGEREF _Toc228955445 \h </w:instrText>
             </w:r>
             <w:r>
               <w:rPr>
@@ -290,7 +298,7 @@
               <w:szCs w:val="22"/>
             </w:rPr>
           </w:pPr>
-          <w:hyperlink w:anchor="_Toc228903259" w:history="1">
+          <w:hyperlink w:anchor="_Toc228955446" w:history="1">
             <w:r>
               <w:rPr>
                 <w:rStyle w:val="a4"/>
@@ -317,7 +325,7 @@
                 <w:noProof/>
                 <w:webHidden/>
               </w:rPr>
-              <w:instrText xml:space="preserve"> PAGEREF _Toc228903259 \h </w:instrText>
+              <w:instrText xml:space="preserve"> PAGEREF _Toc228955446 \h </w:instrText>
             </w:r>
             <w:r>
               <w:rPr>
@@ -361,7 +369,7 @@
               <w:szCs w:val="22"/>
             </w:rPr>
           </w:pPr>
-          <w:hyperlink w:anchor="_Toc228903260" w:history="1">
+          <w:hyperlink w:anchor="_Toc228955447" w:history="1">
             <w:r>
               <w:rPr>
                 <w:rStyle w:val="a4"/>
@@ -388,7 +396,7 @@
                 <w:noProof/>
                 <w:webHidden/>
               </w:rPr>
-              <w:instrText xml:space="preserve"> PAGEREF _Toc228903260 \h </w:instrText>
+              <w:instrText xml:space="preserve"> PAGEREF _Toc228955447 \h </w:instrText>
             </w:r>
             <w:r>
               <w:rPr>
@@ -432,7 +440,7 @@
               <w:szCs w:val="22"/>
             </w:rPr>
           </w:pPr>
-          <w:hyperlink w:anchor="_Toc228903261" w:history="1">
+          <w:hyperlink w:anchor="_Toc228955448" w:history="1">
             <w:r>
               <w:rPr>
                 <w:rStyle w:val="a4"/>
@@ -459,7 +467,7 @@
                 <w:noProof/>
                 <w:webHidden/>
               </w:rPr>
-              <w:instrText xml:space="preserve"> PAGEREF _Toc228903261 \h </w:instrText>
+              <w:instrText xml:space="preserve"> PAGEREF _Toc228955448 \h </w:instrText>
             </w:r>
             <w:r>
               <w:rPr>
@@ -503,7 +511,7 @@
               <w:szCs w:val="22"/>
             </w:rPr>
           </w:pPr>
-          <w:hyperlink w:anchor="_Toc228903262" w:history="1">
+          <w:hyperlink w:anchor="_Toc228955449" w:history="1">
             <w:r>
               <w:rPr>
                 <w:rStyle w:val="a4"/>
@@ -530,7 +538,7 @@
                 <w:noProof/>
                 <w:webHidden/>
               </w:rPr>
-              <w:instrText xml:space="preserve"> PAGEREF _Toc228903262 \h </w:instrText>
+              <w:instrText xml:space="preserve"> PAGEREF _Toc228955449 \h </w:instrText>
             </w:r>
             <w:r>
               <w:rPr>
@@ -574,7 +582,7 @@
               <w:szCs w:val="22"/>
             </w:rPr>
           </w:pPr>
-          <w:hyperlink w:anchor="_Toc228903263" w:history="1">
+          <w:hyperlink w:anchor="_Toc228955450" w:history="1">
             <w:r>
               <w:rPr>
                 <w:rStyle w:val="a4"/>
@@ -601,7 +609,7 @@
                 <w:noProof/>
                 <w:webHidden/>
               </w:rPr>
-              <w:instrText xml:space="preserve"> PAGEREF _Toc228903263 \h </w:instrText>
+              <w:instrText xml:space="preserve"> PAGEREF _Toc228955450 \h </w:instrText>
             </w:r>
             <w:r>
               <w:rPr>
@@ -645,7 +653,7 @@
               <w:szCs w:val="22"/>
             </w:rPr>
           </w:pPr>
-          <w:hyperlink w:anchor="_Toc228903264" w:history="1">
+          <w:hyperlink w:anchor="_Toc228955451" w:history="1">
             <w:r>
               <w:rPr>
                 <w:rStyle w:val="a4"/>
@@ -672,7 +680,7 @@
                 <w:noProof/>
                 <w:webHidden/>
               </w:rPr>
-              <w:instrText xml:space="preserve"> PAGEREF _Toc228903264 \h </w:instrText>
+              <w:instrText xml:space="preserve"> PAGEREF _Toc228955451 \h </w:instrText>
             </w:r>
             <w:r>
               <w:rPr>
@@ -716,7 +724,7 @@
               <w:szCs w:val="22"/>
             </w:rPr>
           </w:pPr>
-          <w:hyperlink w:anchor="_Toc228903265" w:history="1">
+          <w:hyperlink w:anchor="_Toc228955452" w:history="1">
             <w:r>
               <w:rPr>
                 <w:rStyle w:val="a4"/>
@@ -743,7 +751,7 @@
                 <w:noProof/>
                 <w:webHidden/>
               </w:rPr>
-              <w:instrText xml:space="preserve"> PAGEREF _Toc228903265 \h </w:instrText>
+              <w:instrText xml:space="preserve"> PAGEREF _Toc228955452 \h </w:instrText>
             </w:r>
             <w:r>
               <w:rPr>
@@ -787,7 +795,7 @@
               <w:szCs w:val="22"/>
             </w:rPr>
           </w:pPr>
-          <w:hyperlink w:anchor="_Toc228903266" w:history="1">
+          <w:hyperlink w:anchor="_Toc228955453" w:history="1">
             <w:r>
               <w:rPr>
                 <w:rStyle w:val="a4"/>
@@ -814,7 +822,7 @@
                 <w:noProof/>
                 <w:webHidden/>
               </w:rPr>
-              <w:instrText xml:space="preserve"> PAGEREF _Toc228903266 \h </w:instrText>
+              <w:instrText xml:space="preserve"> PAGEREF _Toc228955453 \h </w:instrText>
             </w:r>
             <w:r>
               <w:rPr>
@@ -858,7 +866,7 @@
               <w:szCs w:val="22"/>
             </w:rPr>
           </w:pPr>
-          <w:hyperlink w:anchor="_Toc228903267" w:history="1">
+          <w:hyperlink w:anchor="_Toc228955454" w:history="1">
             <w:r>
               <w:rPr>
                 <w:rStyle w:val="a4"/>
@@ -885,7 +893,7 @@
                 <w:noProof/>
                 <w:webHidden/>
               </w:rPr>
-              <w:instrText xml:space="preserve"> PAGEREF _Toc228903267 \h </w:instrText>
+              <w:instrText xml:space="preserve"> PAGEREF _Toc228955454 \h </w:instrText>
             </w:r>
             <w:r>
               <w:rPr>
@@ -929,7 +937,7 @@
               <w:szCs w:val="22"/>
             </w:rPr>
           </w:pPr>
-          <w:hyperlink w:anchor="_Toc228903268" w:history="1">
+          <w:hyperlink w:anchor="_Toc228955455" w:history="1">
             <w:r>
               <w:rPr>
                 <w:rStyle w:val="a4"/>
@@ -971,7 +979,7 @@
                 <w:noProof/>
                 <w:webHidden/>
               </w:rPr>
-              <w:instrText xml:space="preserve"> PAGEREF _Toc228903268 \h </w:instrText>
+              <w:instrText xml:space="preserve"> PAGEREF _Toc228955455 \h </w:instrText>
             </w:r>
             <w:r>
               <w:rPr>
@@ -1015,7 +1023,7 @@
               <w:szCs w:val="22"/>
             </w:rPr>
           </w:pPr>
-          <w:hyperlink w:anchor="_Toc228903269" w:history="1">
+          <w:hyperlink w:anchor="_Toc228955456" w:history="1">
             <w:r>
               <w:rPr>
                 <w:rStyle w:val="a4"/>
@@ -1042,7 +1050,7 @@
                 <w:noProof/>
                 <w:webHidden/>
               </w:rPr>
-              <w:instrText xml:space="preserve"> PAGEREF _Toc228903269 \h </w:instrText>
+              <w:instrText xml:space="preserve"> PAGEREF _Toc228955456 \h </w:instrText>
             </w:r>
             <w:r>
               <w:rPr>
@@ -1086,7 +1094,7 @@
               <w:szCs w:val="22"/>
             </w:rPr>
           </w:pPr>
-          <w:hyperlink w:anchor="_Toc228903270" w:history="1">
+          <w:hyperlink w:anchor="_Toc228955457" w:history="1">
             <w:r>
               <w:rPr>
                 <w:rStyle w:val="a4"/>
@@ -1113,7 +1121,7 @@
                 <w:noProof/>
                 <w:webHidden/>
               </w:rPr>
-              <w:instrText xml:space="preserve"> PAGEREF _Toc228903270 \h </w:instrText>
+              <w:instrText xml:space="preserve"> PAGEREF _Toc228955457 \h </w:instrText>
             </w:r>
             <w:r>
               <w:rPr>
@@ -1157,7 +1165,7 @@
               <w:szCs w:val="22"/>
             </w:rPr>
           </w:pPr>
-          <w:hyperlink w:anchor="_Toc228903271" w:history="1">
+          <w:hyperlink w:anchor="_Toc228955458" w:history="1">
             <w:r>
               <w:rPr>
                 <w:rStyle w:val="a4"/>
@@ -1184,7 +1192,7 @@
                 <w:noProof/>
                 <w:webHidden/>
               </w:rPr>
-              <w:instrText xml:space="preserve"> PAGEREF _Toc228903271 \h </w:instrText>
+              <w:instrText xml:space="preserve"> PAGEREF _Toc228955458 \h </w:instrText>
             </w:r>
             <w:r>
               <w:rPr>
@@ -1228,7 +1236,7 @@
               <w:szCs w:val="22"/>
             </w:rPr>
           </w:pPr>
-          <w:hyperlink w:anchor="_Toc228903272" w:history="1">
+          <w:hyperlink w:anchor="_Toc228955459" w:history="1">
             <w:r>
               <w:rPr>
                 <w:rStyle w:val="a4"/>
@@ -1255,7 +1263,7 @@
                 <w:noProof/>
                 <w:webHidden/>
               </w:rPr>
-              <w:instrText xml:space="preserve"> PAGEREF _Toc228903272 \h </w:instrText>
+              <w:instrText xml:space="preserve"> PAGEREF _Toc228955459 \h </w:instrText>
             </w:r>
             <w:r>
               <w:rPr>
@@ -1299,7 +1307,7 @@
               <w:szCs w:val="22"/>
             </w:rPr>
           </w:pPr>
-          <w:hyperlink w:anchor="_Toc228903273" w:history="1">
+          <w:hyperlink w:anchor="_Toc228955460" w:history="1">
             <w:r>
               <w:rPr>
                 <w:rStyle w:val="a4"/>
@@ -1326,7 +1334,7 @@
                 <w:noProof/>
                 <w:webHidden/>
               </w:rPr>
-              <w:instrText xml:space="preserve"> PAGEREF _Toc228903273 \h </w:instrText>
+              <w:instrText xml:space="preserve"> PAGEREF _Toc228955460 \h </w:instrText>
             </w:r>
             <w:r>
               <w:rPr>
@@ -1370,13 +1378,13 @@
               <w:szCs w:val="22"/>
             </w:rPr>
           </w:pPr>
-          <w:hyperlink w:anchor="_Toc228903274" w:history="1">
+          <w:hyperlink w:anchor="_Toc228955461" w:history="1">
             <w:r>
               <w:rPr>
                 <w:rStyle w:val="a4"/>
                 <w:noProof/>
               </w:rPr>
-              <w:t>ПРИЛОЖЕНИЕ №1. Расчётная методика локализации источников Wi‑Fi излучения на основе RSSI с калибровкой антенных коэффициентов.</w:t>
+              <w:t>ПРИЛОЖЕНИЕ А. Расчётная методика локализации источников Wi‑Fi излучения на основе RSSI с калибровкой антенных коэффициентов.</w:t>
             </w:r>
             <w:r>
               <w:rPr>
@@ -1397,7 +1405,7 @@
                 <w:noProof/>
                 <w:webHidden/>
               </w:rPr>
-              <w:instrText xml:space="preserve"> PAGEREF _Toc228903274 \h </w:instrText>
+              <w:instrText xml:space="preserve"> PAGEREF _Toc228955461 \h </w:instrText>
             </w:r>
             <w:r>
               <w:rPr>
@@ -1441,28 +1449,13 @@
               <w:szCs w:val="22"/>
             </w:rPr>
           </w:pPr>
-          <w:hyperlink w:anchor="_Toc228903275" w:history="1">
+          <w:hyperlink w:anchor="_Toc228955462" w:history="1">
             <w:r>
               <w:rPr>
                 <w:rStyle w:val="a4"/>
                 <w:noProof/>
               </w:rPr>
-              <w:t>ПРИЛОЖЕНИЕ №2</w:t>
-            </w:r>
-            <w:r>
-              <w:rPr>
-                <w:rStyle w:val="a4"/>
-                <w:noProof/>
-                <w:lang w:val="en-US"/>
-              </w:rPr>
-              <w:t>.</w:t>
-            </w:r>
-            <w:r>
-              <w:rPr>
-                <w:rStyle w:val="a4"/>
-                <w:noProof/>
-              </w:rPr>
-              <w:t xml:space="preserve"> Методика идентификации устройств на основе анализа состояния канала (CSI) для выявления поддельных точек доступа</w:t>
+              <w:t>ПРИЛОЖЕНИЕ Б. Методика идентификации устройств на основе анализа состояния канала (CSI) для выявления поддельных точек доступа</w:t>
             </w:r>
             <w:r>
               <w:rPr>
@@ -1483,7 +1476,7 @@
                 <w:noProof/>
                 <w:webHidden/>
               </w:rPr>
-              <w:instrText xml:space="preserve"> PAGEREF _Toc228903275 \h </w:instrText>
+              <w:instrText xml:space="preserve"> PAGEREF _Toc228955462 \h </w:instrText>
             </w:r>
             <w:r>
               <w:rPr>
@@ -1527,13 +1520,13 @@
               <w:szCs w:val="22"/>
             </w:rPr>
           </w:pPr>
-          <w:hyperlink w:anchor="_Toc228903276" w:history="1">
+          <w:hyperlink w:anchor="_Toc228955463" w:history="1">
             <w:r>
               <w:rPr>
                 <w:rStyle w:val="a4"/>
                 <w:noProof/>
               </w:rPr>
-              <w:t>ПРИЛОЖЕНИЕ №3. Результаты апробации системы</w:t>
+              <w:t>ПРИЛОЖЕНИЕ В. Результаты апробации системы</w:t>
             </w:r>
             <w:r>
               <w:rPr>
@@ -1554,7 +1547,7 @@
                 <w:noProof/>
                 <w:webHidden/>
               </w:rPr>
-              <w:instrText xml:space="preserve"> PAGEREF _Toc228903276 \h </w:instrText>
+              <w:instrText xml:space="preserve"> PAGEREF _Toc228955463 \h </w:instrText>
             </w:r>
             <w:r>
               <w:rPr>
@@ -1598,13 +1591,13 @@
               <w:szCs w:val="22"/>
             </w:rPr>
           </w:pPr>
-          <w:hyperlink w:anchor="_Toc228903277" w:history="1">
+          <w:hyperlink w:anchor="_Toc228955464" w:history="1">
             <w:r>
               <w:rPr>
                 <w:rStyle w:val="a4"/>
                 <w:noProof/>
               </w:rPr>
-              <w:t>ПРИЛОЖЕНИЕ 4. Расчёт экономической эффективности</w:t>
+              <w:t>ПРИЛОЖЕНИЕ Г. Расчёт экономической эффективности</w:t>
             </w:r>
             <w:r>
               <w:rPr>
@@ -1625,7 +1618,7 @@
                 <w:noProof/>
                 <w:webHidden/>
               </w:rPr>
-              <w:instrText xml:space="preserve"> PAGEREF _Toc228903277 \h </w:instrText>
+              <w:instrText xml:space="preserve"> PAGEREF _Toc228955464 \h </w:instrText>
             </w:r>
             <w:r>
               <w:rPr>
@@ -1689,7 +1682,7 @@
         <w:ind w:firstLine="0"/>
         <w:jc w:val="center"/>
       </w:pPr>
-      <w:bookmarkStart w:id="7" w:name="_Toc228903259"/>
+      <w:bookmarkStart w:id="7" w:name="_Toc228955446"/>
       <w:r>
         <w:lastRenderedPageBreak/>
         <w:t>ВВЕДЕНИЕ</w:t>
@@ -1702,7 +1695,23 @@
         <w:ind w:firstLine="720"/>
       </w:pPr>
       <w:r>
-        <w:t>В условиях цифровизации кредитно-финансовых организаций и широкого внедрения беспроводных технологий Wi-Fi существенно возрастает роль обеспечения информационной безопасности и контроля состояния сетевой инфраструктуры. Одной из актуальных угроз является использование незарегистрированных (несанкционированных) точек доступа Wi-Fi, которые могут быть установлены как умышленно, так и в результате нарушения регламентов эксплуатации. Подобные устройства формируют неконтролируемые каналы передачи данных, повышают риск несанкционированного доступа к внутренним ресурсам и могут использоваться для реализации атак на корпоративные информационные системы. При этом существенной проблемой является ограниченная наблюдаемость радиосреды, обусловленная динамическим характером беспроводных коммуникаций и отсутствием централизованных механизмов контроля всех источников излучения.</w:t>
+        <w:t xml:space="preserve">В условиях цифровизации кредитно-финансовых организаций и широкого внедрения беспроводных технологий </w:t>
+      </w:r>
+      <w:proofErr w:type="spellStart"/>
+      <w:r>
+        <w:t>Wi</w:t>
+      </w:r>
+      <w:proofErr w:type="spellEnd"/>
+      <w:r>
+        <w:t xml:space="preserve">-Fi существенно возрастает роль обеспечения информационной безопасности и контроля состояния сетевой инфраструктуры. Одной из актуальных угроз является использование незарегистрированных (несанкционированных) точек доступа </w:t>
+      </w:r>
+      <w:proofErr w:type="spellStart"/>
+      <w:r>
+        <w:t>Wi</w:t>
+      </w:r>
+      <w:proofErr w:type="spellEnd"/>
+      <w:r>
+        <w:t>-Fi, которые могут быть установлены как умышленно, так и в результате нарушения регламентов эксплуатации. Подобные устройства формируют неконтролируемые каналы передачи данных, повышают риск несанкционированного доступа к внутренним ресурсам и могут использоваться для реализации атак на корпоративные информационные системы. При этом существенной проблемой является ограниченная наблюдаемость радиосреды, обусловленная динамическим характером беспроводных коммуникаций и отсутствием централизованных механизмов контроля всех источников излучения.</w:t>
       </w:r>
     </w:p>
     <w:p>
@@ -1730,7 +1739,15 @@
         <w:ind w:firstLine="720"/>
       </w:pPr>
       <w:r>
-        <w:t xml:space="preserve">В этой связи целью данной работы является разработка мультимодальной модели обнаружения незарегистрированных Wi-Fi точек доступа, обеспечивающей повышение эффективности их выявления и сокращение </w:t>
+        <w:t xml:space="preserve">В этой связи целью данной работы является разработка мультимодальной модели обнаружения незарегистрированных </w:t>
+      </w:r>
+      <w:proofErr w:type="spellStart"/>
+      <w:r>
+        <w:t>Wi</w:t>
+      </w:r>
+      <w:proofErr w:type="spellEnd"/>
+      <w:r>
+        <w:t xml:space="preserve">-Fi точек доступа, обеспечивающей повышение эффективности их выявления и сокращение </w:t>
       </w:r>
       <w:r>
         <w:lastRenderedPageBreak/>
@@ -1742,7 +1759,15 @@
         <w:ind w:firstLine="720"/>
       </w:pPr>
       <w:r>
-        <w:t>Для достижения поставленной цели в работе решаются следующие задачи: проведение анализа принципов функционирования беспроводных сетей Wi-Fi и характеристик источников радиосигнала; исследование угроз, связанных с использованием незарегистрированных точек доступа в кредитно-финансовых организациях; обзор и анализ существующих подходов и решений по обнаружению несанкционированных беспроводных устройств, включая системы класса WIDS/WIPS; формирование требований к системе пассивного радиомониторинга; разработка алгоритма обнаружения источников излучения на основе мультимодального анализа признаков; разработка и реализация программно-аппаратного комплекса, обеспечивающего сбор и обработку радиометаданных; а также оценка эффективности предложенного подхода в условиях, приближенных к практической эксплуатации.</w:t>
+        <w:t xml:space="preserve">Для достижения поставленной цели в работе решаются следующие задачи: проведение анализа принципов функционирования беспроводных сетей </w:t>
+      </w:r>
+      <w:proofErr w:type="spellStart"/>
+      <w:r>
+        <w:t>Wi</w:t>
+      </w:r>
+      <w:proofErr w:type="spellEnd"/>
+      <w:r>
+        <w:t>-Fi и характеристик источников радиосигнала; исследование угроз, связанных с использованием незарегистрированных точек доступа в кредитно-финансовых организациях; обзор и анализ существующих подходов и решений по обнаружению несанкционированных беспроводных устройств, включая системы класса WIDS/WIPS; формирование требований к системе пассивного радиомониторинга; разработка алгоритма обнаружения источников излучения на основе мультимодального анализа признаков; разработка и реализация программно-аппаратного комплекса, обеспечивающего сбор и обработку радиометаданных; а также оценка эффективности предложенного подхода в условиях, приближенных к практической эксплуатации.</w:t>
       </w:r>
     </w:p>
     <w:p>
@@ -1750,7 +1775,23 @@
         <w:ind w:firstLine="720"/>
       </w:pPr>
       <w:r>
-        <w:t>Объектом исследования является беспроводная радиосреда и сетевая инфраструктура кредитно-финансовых организаций в части функционирования Wi-Fi устройств и точек доступа.</w:t>
+        <w:t xml:space="preserve">Объектом исследования является беспроводная </w:t>
+      </w:r>
+      <w:proofErr w:type="spellStart"/>
+      <w:r>
+        <w:t>радиосреда</w:t>
+      </w:r>
+      <w:proofErr w:type="spellEnd"/>
+      <w:r>
+        <w:t xml:space="preserve"> и сетевая инфраструктура кредитно-финансовых организаций в части функционирования </w:t>
+      </w:r>
+      <w:proofErr w:type="spellStart"/>
+      <w:r>
+        <w:t>Wi</w:t>
+      </w:r>
+      <w:proofErr w:type="spellEnd"/>
+      <w:r>
+        <w:t>-Fi устройств и точек доступа.</w:t>
       </w:r>
     </w:p>
     <w:p>
@@ -1758,7 +1799,15 @@
         <w:ind w:firstLine="720"/>
       </w:pPr>
       <w:r>
-        <w:t>Предметом исследования являются методы и алгоритмы пассивного обнаружения незарегистрированных Wi-Fi точек доступа, основанные на анализе параметров радиосигнала, идентификаторов беспроводных устройств и характеристик их сетевой активности.</w:t>
+        <w:t xml:space="preserve">Предметом исследования являются методы и алгоритмы пассивного обнаружения незарегистрированных </w:t>
+      </w:r>
+      <w:proofErr w:type="spellStart"/>
+      <w:r>
+        <w:t>Wi</w:t>
+      </w:r>
+      <w:proofErr w:type="spellEnd"/>
+      <w:r>
+        <w:t>-Fi точек доступа, основанные на анализе параметров радиосигнала, идентификаторов беспроводных устройств и характеристик их сетевой активности.</w:t>
       </w:r>
     </w:p>
     <w:p>
@@ -1815,6 +1864,23 @@
     </w:p>
     <w:p>
       <w:pPr>
+        <w:ind w:firstLine="720"/>
+      </w:pPr>
+      <w:r>
+        <w:t xml:space="preserve">Работа состоит из содержания, введения, трёх глав, заключения, списка используемых источников и </w:t>
+      </w:r>
+      <w:r>
+        <w:rPr>
+          <w:highlight w:val="yellow"/>
+        </w:rPr>
+        <w:t>4</w:t>
+      </w:r>
+      <w:r>
+        <w:t xml:space="preserve"> приложений.</w:t>
+      </w:r>
+    </w:p>
+    <w:p>
+      <w:pPr>
         <w:pStyle w:val="1"/>
         <w:jc w:val="left"/>
       </w:pPr>
@@ -1830,7 +1896,7 @@
         <w:jc w:val="center"/>
       </w:pPr>
       <w:bookmarkStart w:id="11" w:name="_Toc225707578"/>
-      <w:bookmarkStart w:id="12" w:name="_Toc228903260"/>
+      <w:bookmarkStart w:id="12" w:name="_Toc228955447"/>
       <w:r>
         <w:lastRenderedPageBreak/>
         <w:t>ГЛАВА 1. ТЕОРЕТИЧЕСКИЕ ОСНОВЫ ОБНАРУЖЕНИЯ БЕСПРОВОДНЫХ ИСТОЧНИКОВ ИЗЛУЧЕНИЯ</w:t>
@@ -1844,9 +1910,17 @@
         <w:ind w:firstLine="720"/>
       </w:pPr>
       <w:bookmarkStart w:id="13" w:name="_Toc225707579"/>
-      <w:bookmarkStart w:id="14" w:name="_Toc228903261"/>
-      <w:r>
-        <w:t>1.1 Основные принципы функционирования беспроводных сетей Wi-Fi</w:t>
+      <w:bookmarkStart w:id="14" w:name="_Toc228955448"/>
+      <w:r>
+        <w:t xml:space="preserve">1.1 Основные принципы функционирования беспроводных сетей </w:t>
+      </w:r>
+      <w:proofErr w:type="spellStart"/>
+      <w:r>
+        <w:t>Wi</w:t>
+      </w:r>
+      <w:proofErr w:type="spellEnd"/>
+      <w:r>
+        <w:t>-Fi</w:t>
       </w:r>
       <w:bookmarkEnd w:id="13"/>
       <w:bookmarkEnd w:id="14"/>
@@ -1856,7 +1930,15 @@
       <w:bookmarkStart w:id="16" w:name="_Toc225707580"/>
       <w:bookmarkEnd w:id="15"/>
       <w:r>
-        <w:t>1.1.1 Введение в принципы Wi-Fi и задачи обнаружения</w:t>
+        <w:t xml:space="preserve">1.1.1 Введение в принципы </w:t>
+      </w:r>
+      <w:proofErr w:type="spellStart"/>
+      <w:r>
+        <w:t>Wi</w:t>
+      </w:r>
+      <w:proofErr w:type="spellEnd"/>
+      <w:r>
+        <w:t>-Fi и задачи обнаружения</w:t>
       </w:r>
       <w:bookmarkEnd w:id="16"/>
     </w:p>
@@ -1865,7 +1947,15 @@
         <w:ind w:firstLine="720"/>
       </w:pPr>
       <w:r>
-        <w:t xml:space="preserve">Современные беспроводные сети Wi-Fi являются ключевым элементом инфраструктуры офисов, банков и коммерческих организаций. Они позволяют клиентским устройствам подключаться к корпоративной сети без прокладывания кабелей, обеспечивая мобильность и гибкость работы. Основой таких сетей служат стандарты IEEE 802.11 </w:t>
+        <w:t xml:space="preserve">Современные беспроводные сети </w:t>
+      </w:r>
+      <w:proofErr w:type="spellStart"/>
+      <w:r>
+        <w:t>Wi</w:t>
+      </w:r>
+      <w:proofErr w:type="spellEnd"/>
+      <w:r>
+        <w:t xml:space="preserve">-Fi являются ключевым элементом инфраструктуры офисов, банков и коммерческих организаций. Они позволяют клиентским устройствам подключаться к корпоративной сети без прокладывания кабелей, обеспечивая мобильность и гибкость работы. Основой таких сетей служат стандарты IEEE 802.11 </w:t>
       </w:r>
       <w:r>
         <w:rPr>
@@ -1886,7 +1976,23 @@
         <w:t>],</w:t>
       </w:r>
       <w:r>
-        <w:t xml:space="preserve"> которые определяют принципы передачи данных, распределение частот и методы модуляции сигнала. Важным аспектом является то, что Wi-Fi использует два основных диапазона: 2,4 ГГц и 5 ГГц, каждый из которых имеет свои особенности по количеству доступных каналов, ширине каналов и устойчивости к помехам. Выбор диапазона напрямую влияет на скорость передачи данных, стабильность соединения и возможности наблюдения за радиосредой.</w:t>
+        <w:t xml:space="preserve"> которые определяют принципы передачи данных, распределение частот и методы модуляции сигнала. Важным аспектом является то, что </w:t>
+      </w:r>
+      <w:proofErr w:type="spellStart"/>
+      <w:r>
+        <w:t>Wi</w:t>
+      </w:r>
+      <w:proofErr w:type="spellEnd"/>
+      <w:r>
+        <w:t xml:space="preserve">-Fi использует два основных диапазона: 2,4 ГГц и 5 ГГц, каждый из которых имеет свои особенности по количеству доступных каналов, ширине каналов и устойчивости к помехам. Выбор диапазона напрямую влияет на скорость передачи данных, стабильность соединения и возможности наблюдения за </w:t>
+      </w:r>
+      <w:proofErr w:type="spellStart"/>
+      <w:r>
+        <w:t>радиосредой</w:t>
+      </w:r>
+      <w:proofErr w:type="spellEnd"/>
+      <w:r>
+        <w:t>.</w:t>
       </w:r>
     </w:p>
     <w:p>
@@ -1894,7 +2000,15 @@
         <w:ind w:firstLine="720"/>
       </w:pPr>
       <w:r>
-        <w:t>Сеть Wi-Fi обычно состоит из точек доступа и клиентских устройств, таких как ноутбуки, планшеты и смартфоны. Точки доступа управляют организацией сети, распределением каналов и взаимодействием с клиентами. Кроме того, возможен режим прямого соединения между устройствами без участия точки доступа, при котором устройства самостоятельно устанавливают связь и обмениваются данными. Радиосигнал в помещении подвержен различным физическим ограничениям: он затухает с расстоянием, отражается от стен и мебели, рассеивается или экранируется металлическими конструкциями. Эти эффекты создают неоднородную среду распространения сигнала, которая напрямую влияет на возможности обнаружения устройств и точность локализации источников.</w:t>
+        <w:t xml:space="preserve">Сеть </w:t>
+      </w:r>
+      <w:proofErr w:type="spellStart"/>
+      <w:r>
+        <w:t>Wi</w:t>
+      </w:r>
+      <w:proofErr w:type="spellEnd"/>
+      <w:r>
+        <w:t>-Fi обычно состоит из точек доступа и клиентских устройств, таких как ноутбуки, планшеты и смартфоны. Точки доступа управляют организацией сети, распределением каналов и взаимодействием с клиентами. Кроме того, возможен режим прямого соединения между устройствами без участия точки доступа, при котором устройства самостоятельно устанавливают связь и обмениваются данными. Радиосигнал в помещении подвержен различным физическим ограничениям: он затухает с расстоянием, отражается от стен и мебели, рассеивается или экранируется металлическими конструкциями. Эти эффекты создают неоднородную среду распространения сигнала, которая напрямую влияет на возможности обнаружения устройств и точность локализации источников.</w:t>
       </w:r>
     </w:p>
     <w:p>
@@ -1924,7 +2038,15 @@
         <w:ind w:firstLine="0"/>
       </w:pPr>
       <w:r>
-        <w:t>Сравнение параметров и характеристик диапазонов Wi-Fi</w:t>
+        <w:t xml:space="preserve">Сравнение параметров и характеристик диапазонов </w:t>
+      </w:r>
+      <w:proofErr w:type="spellStart"/>
+      <w:r>
+        <w:t>Wi</w:t>
+      </w:r>
+      <w:proofErr w:type="spellEnd"/>
+      <w:r>
+        <w:t>-Fi</w:t>
       </w:r>
     </w:p>
     <w:tbl>
@@ -2311,7 +2433,15 @@
         <w:ind w:firstLine="720"/>
       </w:pPr>
       <w:r>
-        <w:t>В таблице 1 представлены диапазоны Wi-Fi, количество доступных каналов, их ширина и основные эксплуатационные особенности. Видно, что диапазон 2,4 ГГц включает 13 каналов с шириной 20 или 40 МГц, что делает его более подверженным взаимным помехам между соседними точками доступа и сторонними устройствами, использующими тот же диапазон, например, беспроводные телефоны и микроволновые печи. Диапазон 5 ГГц имеет значительно больше каналов с шириной до 160 МГц, что позволяет лучше разделять сигналы различных точек доступа и снижает вероятность перекрытия частот. Исходя из этого, для проектирования программно-аппаратного комплекса важно учитывать не только диапазон работы сенсорных узлов, но и возможное влияние помех, плотность каналов и ширину используемого канала, так как эти факторы напрямую определяют стабильность приёма кадров, измеряемую мощность сигнала и, в конечном счёте, точность обнаружения и локализации источников. Кроме того, видно, что меньший диапазон каналов 2,4 ГГц может создавать зоны с высокой интерференцией, особенно в офисных помещениях с плотной концентрацией электронных устройств, тогда как 5 ГГц обеспечивает более чистую среду, но ограничен более короткой дальностью распространения сигнала и сильным затуханием через стены.</w:t>
+        <w:t xml:space="preserve">В таблице 1 представлены диапазоны </w:t>
+      </w:r>
+      <w:proofErr w:type="spellStart"/>
+      <w:r>
+        <w:t>Wi</w:t>
+      </w:r>
+      <w:proofErr w:type="spellEnd"/>
+      <w:r>
+        <w:t>-Fi, количество доступных каналов, их ширина и основные эксплуатационные особенности. Видно, что диапазон 2,4 ГГц включает 13 каналов с шириной 20 или 40 МГц, что делает его более подверженным взаимным помехам между соседними точками доступа и сторонними устройствами, использующими тот же диапазон, например, беспроводные телефоны и микроволновые печи. Диапазон 5 ГГц имеет значительно больше каналов с шириной до 160 МГц, что позволяет лучше разделять сигналы различных точек доступа и снижает вероятность перекрытия частот. Исходя из этого, для проектирования программно-аппаратного комплекса важно учитывать не только диапазон работы сенсорных узлов, но и возможное влияние помех, плотность каналов и ширину используемого канала, так как эти факторы напрямую определяют стабильность приёма кадров, измеряемую мощность сигнала и, в конечном счёте, точность обнаружения и локализации источников. Кроме того, видно, что меньший диапазон каналов 2,4 ГГц может создавать зоны с высокой интерференцией, особенно в офисных помещениях с плотной концентрацией электронных устройств, тогда как 5 ГГц обеспечивает более чистую среду, но ограничен более короткой дальностью распространения сигнала и сильным затуханием через стены.</w:t>
       </w:r>
     </w:p>
     <w:p>
@@ -2320,7 +2450,15 @@
       <w:bookmarkEnd w:id="17"/>
       <w:r>
         <w:lastRenderedPageBreak/>
-        <w:t>1.1.2 Кадры Wi-Fi и режимы работы</w:t>
+        <w:t xml:space="preserve">1.1.2 Кадры </w:t>
+      </w:r>
+      <w:proofErr w:type="spellStart"/>
+      <w:r>
+        <w:t>Wi</w:t>
+      </w:r>
+      <w:proofErr w:type="spellEnd"/>
+      <w:r>
+        <w:t>-Fi и режимы работы</w:t>
       </w:r>
       <w:bookmarkEnd w:id="18"/>
     </w:p>
@@ -2329,7 +2467,55 @@
         <w:ind w:firstLine="720"/>
       </w:pPr>
       <w:r>
-        <w:t>В беспроводных сетях Wi-Fi передача данных и служебной информации организована с помощью различных типов кадров. Служебные кадры Beacon периодически рассылаются точками доступа для информирования клиентов о существующей сети, её идентификаторе, используемом канале и мощности сигнала. Запросы клиентов и ответы точек доступа (Probe Request и Probe Response) обеспечивают обнаружение сетей, включая скрытые, и обмен служебной информацией при установлении соединений. Кадры данных (Data Frames) используются для передачи пользовательских данных и содержат служебные поля, необходимые для маршрутизации и корректной доставки пакетов. Каждый тип кадра имеет определенную структуру, состав полей и периодичность передачи, что формирует основу для анализа активности сети и идентификации ее участников.</w:t>
+        <w:t xml:space="preserve">В беспроводных сетях </w:t>
+      </w:r>
+      <w:proofErr w:type="spellStart"/>
+      <w:r>
+        <w:t>Wi</w:t>
+      </w:r>
+      <w:proofErr w:type="spellEnd"/>
+      <w:r>
+        <w:t xml:space="preserve">-Fi передача данных и служебной информации организована с помощью различных типов кадров. Служебные кадры </w:t>
+      </w:r>
+      <w:proofErr w:type="spellStart"/>
+      <w:r>
+        <w:t>Beacon</w:t>
+      </w:r>
+      <w:proofErr w:type="spellEnd"/>
+      <w:r>
+        <w:t xml:space="preserve"> периодически рассылаются точками доступа для информирования клиентов о существующей сети, её идентификаторе, используемом канале и мощности сигнала. Запросы клиентов и ответы точек доступа (</w:t>
+      </w:r>
+      <w:proofErr w:type="spellStart"/>
+      <w:r>
+        <w:t>Probe</w:t>
+      </w:r>
+      <w:proofErr w:type="spellEnd"/>
+      <w:r>
+        <w:t xml:space="preserve"> </w:t>
+      </w:r>
+      <w:proofErr w:type="spellStart"/>
+      <w:r>
+        <w:t>Request</w:t>
+      </w:r>
+      <w:proofErr w:type="spellEnd"/>
+      <w:r>
+        <w:t xml:space="preserve"> и </w:t>
+      </w:r>
+      <w:proofErr w:type="spellStart"/>
+      <w:r>
+        <w:t>Probe</w:t>
+      </w:r>
+      <w:proofErr w:type="spellEnd"/>
+      <w:r>
+        <w:t xml:space="preserve"> Response) обеспечивают обнаружение сетей, включая скрытые, и обмен служебной информацией при установлении соединений. Кадры данных (Data </w:t>
+      </w:r>
+      <w:proofErr w:type="spellStart"/>
+      <w:r>
+        <w:t>Frames</w:t>
+      </w:r>
+      <w:proofErr w:type="spellEnd"/>
+      <w:r>
+        <w:t>) используются для передачи пользовательских данных и содержат служебные поля, необходимые для маршрутизации и корректной доставки пакетов. Каждый тип кадра имеет определенную структуру, состав полей и периодичность передачи, что формирует основу для анализа активности сети и идентификации ее участников.</w:t>
       </w:r>
     </w:p>
     <w:p>
@@ -2347,7 +2533,15 @@
         <w:jc w:val="center"/>
       </w:pPr>
       <w:r>
-        <w:t>Основные типы кадров Wi-Fi</w:t>
+        <w:t xml:space="preserve">Основные типы кадров </w:t>
+      </w:r>
+      <w:proofErr w:type="spellStart"/>
+      <w:r>
+        <w:t>Wi</w:t>
+      </w:r>
+      <w:proofErr w:type="spellEnd"/>
+      <w:r>
+        <w:t>-Fi</w:t>
       </w:r>
     </w:p>
     <w:tbl>
@@ -2512,6 +2706,7 @@
                 <w:szCs w:val="24"/>
               </w:rPr>
             </w:pPr>
+            <w:proofErr w:type="spellStart"/>
             <w:r>
               <w:rPr>
                 <w:sz w:val="24"/>
@@ -2519,6 +2714,7 @@
               </w:rPr>
               <w:t>Beacon</w:t>
             </w:r>
+            <w:proofErr w:type="spellEnd"/>
           </w:p>
         </w:tc>
         <w:tc>
@@ -2634,13 +2830,31 @@
                 <w:szCs w:val="24"/>
               </w:rPr>
             </w:pPr>
+            <w:proofErr w:type="spellStart"/>
             <w:r>
               <w:rPr>
                 <w:sz w:val="24"/>
                 <w:szCs w:val="24"/>
               </w:rPr>
-              <w:t>Probe Request</w:t>
-            </w:r>
+              <w:t>Probe</w:t>
+            </w:r>
+            <w:proofErr w:type="spellEnd"/>
+            <w:r>
+              <w:rPr>
+                <w:sz w:val="24"/>
+                <w:szCs w:val="24"/>
+              </w:rPr>
+              <w:t xml:space="preserve"> </w:t>
+            </w:r>
+            <w:proofErr w:type="spellStart"/>
+            <w:r>
+              <w:rPr>
+                <w:sz w:val="24"/>
+                <w:szCs w:val="24"/>
+              </w:rPr>
+              <w:t>Request</w:t>
+            </w:r>
+            <w:proofErr w:type="spellEnd"/>
           </w:p>
         </w:tc>
         <w:tc>
@@ -2756,12 +2970,21 @@
                 <w:szCs w:val="24"/>
               </w:rPr>
             </w:pPr>
+            <w:proofErr w:type="spellStart"/>
             <w:r>
               <w:rPr>
                 <w:sz w:val="24"/>
                 <w:szCs w:val="24"/>
               </w:rPr>
-              <w:t>Probe Response</w:t>
+              <w:t>Probe</w:t>
+            </w:r>
+            <w:proofErr w:type="spellEnd"/>
+            <w:r>
+              <w:rPr>
+                <w:sz w:val="24"/>
+                <w:szCs w:val="24"/>
+              </w:rPr>
+              <w:t xml:space="preserve"> Response</w:t>
             </w:r>
           </w:p>
         </w:tc>
@@ -2883,8 +3106,17 @@
                 <w:sz w:val="24"/>
                 <w:szCs w:val="24"/>
               </w:rPr>
-              <w:t>Data Frames</w:t>
-            </w:r>
+              <w:t xml:space="preserve">Data </w:t>
+            </w:r>
+            <w:proofErr w:type="spellStart"/>
+            <w:r>
+              <w:rPr>
+                <w:sz w:val="24"/>
+                <w:szCs w:val="24"/>
+              </w:rPr>
+              <w:t>Frames</w:t>
+            </w:r>
+            <w:proofErr w:type="spellEnd"/>
           </w:p>
         </w:tc>
         <w:tc>
@@ -2984,11 +3216,96 @@
         <w:ind w:firstLine="720"/>
       </w:pPr>
       <w:r>
-        <w:t xml:space="preserve">В таблице 2 представлены основные типы кадров Wi-Fi, которые передают служебную и пользовательскую информацию. Из представленных кадров все, кроме Probe Request, содержат уникальный адрес точки доступа BSSID, а служебный кадр Beacon также содержит несколько идентификатор сети SSID, если сеть не скрытая, канал передачи, мощность сигнала и таймеры </w:t>
-      </w:r>
+        <w:t xml:space="preserve">В таблице 2 представлены основные типы кадров </w:t>
+      </w:r>
+      <w:proofErr w:type="spellStart"/>
+      <w:r>
+        <w:t>Wi</w:t>
+      </w:r>
+      <w:proofErr w:type="spellEnd"/>
+      <w:r>
+        <w:t xml:space="preserve">-Fi, которые передают служебную и пользовательскую информацию. Из представленных кадров все, кроме </w:t>
+      </w:r>
+      <w:proofErr w:type="spellStart"/>
+      <w:r>
+        <w:t>Probe</w:t>
+      </w:r>
+      <w:proofErr w:type="spellEnd"/>
+      <w:r>
+        <w:t xml:space="preserve"> </w:t>
+      </w:r>
+      <w:proofErr w:type="spellStart"/>
+      <w:r>
+        <w:t>Request</w:t>
+      </w:r>
+      <w:proofErr w:type="spellEnd"/>
+      <w:r>
+        <w:t xml:space="preserve">, содержат уникальный адрес точки доступа BSSID, а служебный кадр </w:t>
+      </w:r>
+      <w:proofErr w:type="spellStart"/>
+      <w:r>
+        <w:t>Beacon</w:t>
+      </w:r>
+      <w:proofErr w:type="spellEnd"/>
+      <w:r>
+        <w:t xml:space="preserve"> также содержит несколько идентификатор сети SSID, если сеть не скрытая, канал передачи, мощность сигнала и таймеры </w:t>
+      </w:r>
+      <w:proofErr w:type="spellStart"/>
       <w:r>
         <w:lastRenderedPageBreak/>
-        <w:t>Beacon Interval, определяющие периодичность рассылки. В структуре кадра также присутствуют дополнительные параметры, такие как поддерживаемые скорости передачи данных, режимы защиты и информация о стандартах 802.11, поддерживаемых точкой доступа. Запрос клиента (Probe Request) включает адрес устройства, запрашиваемый идентификатор сети и список поддерживаемых стандартов и скоростей. Ответ точки доступа (Probe Response) отражает аналогичную структуру Beacon и содержит идентификатор сети, BSSID, канал и мощность, а также дополнительные сведения о параметрах сети, включая возможности шифрования, тайминги и поддерживаемые частоты. Кадры данных (Data Frames) состоят из служебного заголовка, содержащего адреса отправителя и получателя, тип кадра, управляющие поля и контрольную сумму, а также пользовательские данные, которые могут быть зашифрованы. Каждый кадр снабжён временной меткой приёма и последовательностью фрагментов для корректной сборки пакетов. Таким образом, структура и поля каждого типа кадра позволяют различать точки доступа, клиентские устройства и передаваемую информацию, а также фиксировать временные и частотные характеристики передачи.</w:t>
+        <w:t>Beacon</w:t>
+      </w:r>
+      <w:proofErr w:type="spellEnd"/>
+      <w:r>
+        <w:t xml:space="preserve"> </w:t>
+      </w:r>
+      <w:proofErr w:type="spellStart"/>
+      <w:r>
+        <w:t>Interval</w:t>
+      </w:r>
+      <w:proofErr w:type="spellEnd"/>
+      <w:r>
+        <w:t>, определяющие периодичность рассылки. В структуре кадра также присутствуют дополнительные параметры, такие как поддерживаемые скорости передачи данных, режимы защиты и информация о стандартах 802.11, поддерживаемых точкой доступа. Запрос клиента (</w:t>
+      </w:r>
+      <w:proofErr w:type="spellStart"/>
+      <w:r>
+        <w:t>Probe</w:t>
+      </w:r>
+      <w:proofErr w:type="spellEnd"/>
+      <w:r>
+        <w:t xml:space="preserve"> </w:t>
+      </w:r>
+      <w:proofErr w:type="spellStart"/>
+      <w:r>
+        <w:t>Request</w:t>
+      </w:r>
+      <w:proofErr w:type="spellEnd"/>
+      <w:r>
+        <w:t>) включает адрес устройства, запрашиваемый идентификатор сети и список поддерживаемых стандартов и скоростей. Ответ точки доступа (</w:t>
+      </w:r>
+      <w:proofErr w:type="spellStart"/>
+      <w:r>
+        <w:t>Probe</w:t>
+      </w:r>
+      <w:proofErr w:type="spellEnd"/>
+      <w:r>
+        <w:t xml:space="preserve"> Response) отражает аналогичную структуру </w:t>
+      </w:r>
+      <w:proofErr w:type="spellStart"/>
+      <w:r>
+        <w:t>Beacon</w:t>
+      </w:r>
+      <w:proofErr w:type="spellEnd"/>
+      <w:r>
+        <w:t xml:space="preserve"> и содержит идентификатор сети, BSSID, канал и мощность, а также дополнительные сведения о параметрах сети, включая возможности шифрования, тайминги и поддерживаемые частоты. Кадры данных (Data </w:t>
+      </w:r>
+      <w:proofErr w:type="spellStart"/>
+      <w:r>
+        <w:t>Frames</w:t>
+      </w:r>
+      <w:proofErr w:type="spellEnd"/>
+      <w:r>
+        <w:t>) состоят из служебного заголовка, содержащего адреса отправителя и получателя, тип кадра, управляющие поля и контрольную сумму, а также пользовательские данные, которые могут быть зашифрованы. Каждый кадр снабжён временной меткой приёма и последовательностью фрагментов для корректной сборки пакетов. Таким образом, структура и поля каждого типа кадра позволяют различать точки доступа, клиентские устройства и передаваемую информацию, а также фиксировать временные и частотные характеристики передачи.</w:t>
       </w:r>
     </w:p>
     <w:p>
@@ -3008,9 +3325,17 @@
         <w:ind w:firstLine="720"/>
       </w:pPr>
       <w:bookmarkStart w:id="19" w:name="_Toc225707583"/>
-      <w:bookmarkStart w:id="20" w:name="_Toc228903262"/>
-      <w:r>
-        <w:t>1.2 Классификация источников радиосигналов и характеристика параметров Wi-Fi точек доступа</w:t>
+      <w:bookmarkStart w:id="20" w:name="_Toc228955449"/>
+      <w:r>
+        <w:t xml:space="preserve">1.2 Классификация источников радиосигналов и характеристика параметров </w:t>
+      </w:r>
+      <w:proofErr w:type="spellStart"/>
+      <w:r>
+        <w:t>Wi</w:t>
+      </w:r>
+      <w:proofErr w:type="spellEnd"/>
+      <w:r>
+        <w:t>-Fi точек доступа</w:t>
       </w:r>
       <w:bookmarkEnd w:id="19"/>
       <w:bookmarkEnd w:id="20"/>
@@ -3034,11 +3359,75 @@
     </w:p>
     <w:p>
       <w:r>
-        <w:t xml:space="preserve">Источники радиосигнала можно классифицировать по статусу в сети, что отражает их легитимность и назначение. Легитимные устройства включают зарегистрированные точки доступа и клиентские устройства, внесённые в «белый список». Их активность предсказуема: точки доступа регулярно рассылают Beacon, клиенты инициируют соединение в моменты необходимости передачи данных или поиска сети. Незарегистрированные устройства (rogue AP) – точки доступа, не санкционированные организацией. Они могут вести себя как обычные точки доступа, рассылать Beacon и отвечать на Probe, но их появление вне белого списка делает их выявление критически важным. Такие устройства могут иметь случайную или преднамеренно нерегулярную активность, чтобы затруднить обнаружение. Поддельные точки доступа (Evil Twin) имитируют легитимные SSID, активно отвечают на Probe запросы и создают ложную картину сети. Их активность часто синхронизирована с клиентскими запросами, и они могут быть как постоянно активными, так и включаться только при обнаружении клиентов. Устройства с изменяемым MAC-адресом периодически меняют идентификатор для обхода </w:t>
+        <w:t xml:space="preserve">Источники радиосигнала можно классифицировать по статусу в сети, что отражает их легитимность и назначение. Легитимные устройства включают зарегистрированные точки доступа и клиентские устройства, внесённые в «белый список». Их активность предсказуема: точки доступа регулярно рассылают </w:t>
+      </w:r>
+      <w:proofErr w:type="spellStart"/>
+      <w:r>
+        <w:t>Beacon</w:t>
+      </w:r>
+      <w:proofErr w:type="spellEnd"/>
+      <w:r>
+        <w:t>, клиенты инициируют соединение в моменты необходимости передачи данных или поиска сети. Незарегистрированные устройства (</w:t>
+      </w:r>
+      <w:proofErr w:type="spellStart"/>
+      <w:r>
+        <w:t>rogue</w:t>
+      </w:r>
+      <w:proofErr w:type="spellEnd"/>
+      <w:r>
+        <w:t xml:space="preserve"> AP) – точки доступа, не санкционированные организацией. Они могут вести себя как обычные точки доступа, рассылать </w:t>
+      </w:r>
+      <w:proofErr w:type="spellStart"/>
+      <w:r>
+        <w:t>Beacon</w:t>
+      </w:r>
+      <w:proofErr w:type="spellEnd"/>
+      <w:r>
+        <w:t xml:space="preserve"> и отвечать на </w:t>
+      </w:r>
+      <w:proofErr w:type="spellStart"/>
+      <w:r>
+        <w:t>Probe</w:t>
+      </w:r>
+      <w:proofErr w:type="spellEnd"/>
+      <w:r>
+        <w:t>, но их появление вне белого списка делает их выявление критически важным. Такие устройства могут иметь случайную или преднамеренно нерегулярную активность, чтобы затруднить обнаружение. Поддельные точки доступа (</w:t>
+      </w:r>
+      <w:proofErr w:type="spellStart"/>
+      <w:r>
+        <w:t>Evil</w:t>
+      </w:r>
+      <w:proofErr w:type="spellEnd"/>
+      <w:r>
+        <w:t xml:space="preserve"> Twin) имитируют легитимные SSID, активно отвечают на </w:t>
+      </w:r>
+      <w:proofErr w:type="spellStart"/>
+      <w:r>
+        <w:t>Probe</w:t>
+      </w:r>
+      <w:proofErr w:type="spellEnd"/>
+      <w:r>
+        <w:t xml:space="preserve"> запросы и создают ложную картину сети. Их активность часто синхронизирована с клиентскими запросами, и они могут быть как постоянно активными, так и включаться только при обнаружении клиентов. Устройства с изменяемым MAC-адресом периодически меняют идентификатор для обхода </w:t>
       </w:r>
       <w:r>
         <w:lastRenderedPageBreak/>
-        <w:t>идентификации; их Beacon и Probe кадры могут появляться с высокой периодичностью или нерегулярно, что создаёт сложную динамику сети и требует внимательного анализа временных характеристик активности.</w:t>
+        <w:t xml:space="preserve">идентификации; их </w:t>
+      </w:r>
+      <w:proofErr w:type="spellStart"/>
+      <w:r>
+        <w:t>Beacon</w:t>
+      </w:r>
+      <w:proofErr w:type="spellEnd"/>
+      <w:r>
+        <w:t xml:space="preserve"> и </w:t>
+      </w:r>
+      <w:proofErr w:type="spellStart"/>
+      <w:r>
+        <w:t>Probe</w:t>
+      </w:r>
+      <w:proofErr w:type="spellEnd"/>
+      <w:r>
+        <w:t xml:space="preserve"> кадры могут появляться с высокой периодичностью или нерегулярно, что создаёт сложную динамику сети и требует внимательного анализа временных характеристик активности.</w:t>
       </w:r>
     </w:p>
     <w:p>
@@ -3058,14 +3447,56 @@
     </w:p>
     <w:p>
       <w:r>
-        <w:t xml:space="preserve">Источники радиосигнала различаются по характеру передачи данных и периодичности излучения. Постоянно излучающие устройства регулярно отправляют служебные кадры, такие как Beacon, и поддерживают активные соединения с клиентами. К этой категории относятся точки доступа и некоторые IoT-устройства с непрерывной связью, их активность стабильна и предсказуема. Устройства с непостоянной активностью включают клиентские устройства и точки доступа, которые передают кадры только при необходимости: Probe Request и Probe Response возникают при поиске сети или попытке соединения, что делает их активность дискретной и нерегулярной. Пассивные устройства, которые не передают радиосигналы, не фиксируются в сети, и их присутствие выявить невозможно стандартными средствами; они действуют как </w:t>
-      </w:r>
+        <w:t xml:space="preserve">Источники радиосигнала различаются по характеру передачи данных и периодичности излучения. Постоянно излучающие устройства регулярно отправляют служебные кадры, такие как </w:t>
+      </w:r>
+      <w:proofErr w:type="spellStart"/>
+      <w:r>
+        <w:t>Beacon</w:t>
+      </w:r>
+      <w:proofErr w:type="spellEnd"/>
+      <w:r>
+        <w:t xml:space="preserve">, и поддерживают активные соединения с клиентами. К этой категории относятся точки доступа и некоторые </w:t>
+      </w:r>
+      <w:proofErr w:type="spellStart"/>
+      <w:r>
+        <w:t>IoT</w:t>
+      </w:r>
+      <w:proofErr w:type="spellEnd"/>
+      <w:r>
+        <w:t xml:space="preserve">-устройства с непрерывной связью, их активность стабильна и предсказуема. Устройства с непостоянной активностью включают клиентские устройства и точки доступа, которые передают кадры только при необходимости: </w:t>
+      </w:r>
+      <w:proofErr w:type="spellStart"/>
+      <w:r>
+        <w:t>Probe</w:t>
+      </w:r>
+      <w:proofErr w:type="spellEnd"/>
+      <w:r>
+        <w:t xml:space="preserve"> </w:t>
+      </w:r>
+      <w:proofErr w:type="spellStart"/>
+      <w:r>
+        <w:t>Request</w:t>
+      </w:r>
+      <w:proofErr w:type="spellEnd"/>
+      <w:r>
+        <w:t xml:space="preserve"> и </w:t>
+      </w:r>
+      <w:proofErr w:type="spellStart"/>
+      <w:r>
+        <w:t>Probe</w:t>
+      </w:r>
+      <w:proofErr w:type="spellEnd"/>
+      <w:r>
+        <w:t xml:space="preserve"> Response возникают при поиске сети или попытке соединения, что делает их активность дискретной и нерегулярной. Пассивные устройства, которые не передают радиосигналы, не фиксируются в сети, и их присутствие выявить невозможно стандартными средствами; они действуют как </w:t>
+      </w:r>
+      <w:proofErr w:type="spellStart"/>
       <w:r>
         <w:rPr>
           <w:shd w:val="clear" w:color="auto" w:fill="FFFF00"/>
         </w:rPr>
         <w:t>eavesdrop</w:t>
       </w:r>
+      <w:proofErr w:type="spellEnd"/>
       <w:r>
         <w:t xml:space="preserve"> (прослушка), наблюдая за эфиром без генерации собственного сигнала. Разделение источников по активности позволяет классифицировать устройства и прогнозировать вероятность их обнаружения в заданной временной рамке, а также понимать ограничения пассивного мониторинга и непостоянной активности клиентов.</w:t>
       </w:r>
@@ -3105,7 +3536,7 @@
         <w:ind w:firstLine="720"/>
       </w:pPr>
       <w:bookmarkStart w:id="28" w:name="_Toc225707588"/>
-      <w:bookmarkStart w:id="29" w:name="_Toc228903263"/>
+      <w:bookmarkStart w:id="29" w:name="_Toc228955450"/>
       <w:r>
         <w:t>1.3 Методы и подходы к обнаружению и идентификации источников излучения</w:t>
       </w:r>
@@ -3163,7 +3594,39 @@
         <w:ind w:firstLine="720"/>
       </w:pPr>
       <w:r>
-        <w:t>Вторую группу составляют сигнатурно-протокольные методы, основанные на анализе структуры и последовательности кадров стандарта IEEE 802.11. В рамках данного подхода рассматриваются управляющие и служебные кадры, включая Beacon, Probe, Authentication и Association, а также корректность их взаимодействия. Обнаружение аномалий осуществляется путём сопоставления наблюдаемых последовательностей с заранее определёнными шаблонами корректного и атакующего поведения. Данные методы позволяют выявлять известные сценарии атак, однако ограничены способностью обнаружения только формализованных и заранее известных угроз.</w:t>
+        <w:t xml:space="preserve">Вторую группу составляют </w:t>
+      </w:r>
+      <w:proofErr w:type="spellStart"/>
+      <w:r>
+        <w:t>сигнатурно</w:t>
+      </w:r>
+      <w:proofErr w:type="spellEnd"/>
+      <w:r>
+        <w:t xml:space="preserve">-протокольные методы, основанные на анализе структуры и последовательности кадров стандарта IEEE 802.11. В рамках данного подхода рассматриваются управляющие и служебные кадры, включая </w:t>
+      </w:r>
+      <w:proofErr w:type="spellStart"/>
+      <w:r>
+        <w:t>Beacon</w:t>
+      </w:r>
+      <w:proofErr w:type="spellEnd"/>
+      <w:r>
+        <w:t xml:space="preserve">, </w:t>
+      </w:r>
+      <w:proofErr w:type="spellStart"/>
+      <w:r>
+        <w:t>Probe</w:t>
+      </w:r>
+      <w:proofErr w:type="spellEnd"/>
+      <w:r>
+        <w:t xml:space="preserve">, </w:t>
+      </w:r>
+      <w:proofErr w:type="spellStart"/>
+      <w:r>
+        <w:t>Authentication</w:t>
+      </w:r>
+      <w:proofErr w:type="spellEnd"/>
+      <w:r>
+        <w:t xml:space="preserve"> и Association, а также корректность их взаимодействия. Обнаружение аномалий осуществляется путём сопоставления наблюдаемых последовательностей с заранее определёнными шаблонами корректного и атакующего поведения. Данные методы позволяют выявлять известные сценарии атак, однако ограничены способностью обнаружения только формализованных и заранее известных угроз.</w:t>
       </w:r>
     </w:p>
     <w:p>
@@ -3179,7 +3642,15 @@
         <w:ind w:firstLine="720"/>
       </w:pPr>
       <w:r>
-        <w:t xml:space="preserve">Четвёртую группу составляют методы, основанные на анализе физических характеристик радиосигнала, включающие параметры уровня принимаемого сигнала (RSSI) и уровеня шума. В рамках данного направления могут применяться модели распространения сигнала, а также методы многопозиционного анализа, позволяющие оценивать пространственное </w:t>
+        <w:t xml:space="preserve">Четвёртую группу составляют методы, основанные на анализе физических характеристик радиосигнала, включающие параметры уровня принимаемого сигнала (RSSI) и </w:t>
+      </w:r>
+      <w:proofErr w:type="spellStart"/>
+      <w:r>
+        <w:t>уровеня</w:t>
+      </w:r>
+      <w:proofErr w:type="spellEnd"/>
+      <w:r>
+        <w:t xml:space="preserve"> шума. В рамках данного направления могут применяться модели распространения сигнала, а также методы многопозиционного анализа, позволяющие оценивать пространственное </w:t>
       </w:r>
       <w:r>
         <w:lastRenderedPageBreak/>
@@ -3191,7 +3662,23 @@
         <w:ind w:firstLine="720"/>
       </w:pPr>
       <w:r>
-        <w:t>Отдельную группу составляют методы, использующие информацию о состоянии канала (Channel State Information, CSI). Данный подход основан на анализе амплитудно-фазовых характеристик поднесущих OFDM-сигнала, что позволяет получать высокоразмерное представление радиоканала. CSI обеспечивает более детализированное описание физической среды распространения сигнала и может использоваться для различения источников с совпадающими сетевыми идентификаторами. Однако практическое применение данного подхода ограничено требованиями к аппаратной реализации и высокой чувствительностью к изменениям окружающей среды.</w:t>
+        <w:t xml:space="preserve">Отдельную группу составляют методы, использующие информацию о состоянии канала (Channel State Information, CSI). Данный подход основан на анализе амплитудно-фазовых характеристик </w:t>
+      </w:r>
+      <w:proofErr w:type="spellStart"/>
+      <w:r>
+        <w:t>поднесущих</w:t>
+      </w:r>
+      <w:proofErr w:type="spellEnd"/>
+      <w:r>
+        <w:t xml:space="preserve"> OFDM-сигнала, что позволяет получать </w:t>
+      </w:r>
+      <w:proofErr w:type="spellStart"/>
+      <w:r>
+        <w:t>высокоразмерное</w:t>
+      </w:r>
+      <w:proofErr w:type="spellEnd"/>
+      <w:r>
+        <w:t xml:space="preserve"> представление радиоканала. CSI обеспечивает более детализированное описание физической среды распространения сигнала и может использоваться для различения источников с совпадающими сетевыми идентификаторами. Однако практическое применение данного подхода ограничено требованиями к аппаратной реализации и высокой чувствительностью к изменениям окружающей среды.</w:t>
       </w:r>
     </w:p>
     <w:p>
@@ -3245,7 +3732,63 @@
       </w:pPr>
       <w:r>
         <w:tab/>
-        <w:t>Дополнительным источником информации выступают служебные кадры протокола IEEE 802.11, в частности Beacon и Probe кадры, которые содержат сведения о наличии и характеристиках беспроводных сетей. Beacon-кадры, периодически передаваемые точками доступа, обеспечивают их пассивное обнаружение в зоне радиопокрытия, тогда как Probe Request и Probe Response кадры отражают активность клиентских устройств и динамику их взаимодействия с доступными сетями. Анализ частоты и структуры данных кадров позволяет оценивать устойчивость присутствия источников и выявлять отклонения в их поведении.</w:t>
+        <w:t xml:space="preserve">Дополнительным источником информации выступают служебные кадры протокола IEEE 802.11, в частности </w:t>
+      </w:r>
+      <w:proofErr w:type="spellStart"/>
+      <w:r>
+        <w:t>Beacon</w:t>
+      </w:r>
+      <w:proofErr w:type="spellEnd"/>
+      <w:r>
+        <w:t xml:space="preserve"> и </w:t>
+      </w:r>
+      <w:proofErr w:type="spellStart"/>
+      <w:r>
+        <w:t>Probe</w:t>
+      </w:r>
+      <w:proofErr w:type="spellEnd"/>
+      <w:r>
+        <w:t xml:space="preserve"> кадры, которые содержат сведения о наличии и характеристиках беспроводных сетей. </w:t>
+      </w:r>
+      <w:proofErr w:type="spellStart"/>
+      <w:r>
+        <w:t>Beacon</w:t>
+      </w:r>
+      <w:proofErr w:type="spellEnd"/>
+      <w:r>
+        <w:t xml:space="preserve">-кадры, периодически передаваемые точками доступа, обеспечивают их пассивное обнаружение в зоне </w:t>
+      </w:r>
+      <w:proofErr w:type="spellStart"/>
+      <w:r>
+        <w:t>радиопокрытия</w:t>
+      </w:r>
+      <w:proofErr w:type="spellEnd"/>
+      <w:r>
+        <w:t xml:space="preserve">, тогда как </w:t>
+      </w:r>
+      <w:proofErr w:type="spellStart"/>
+      <w:r>
+        <w:t>Probe</w:t>
+      </w:r>
+      <w:proofErr w:type="spellEnd"/>
+      <w:r>
+        <w:t xml:space="preserve"> </w:t>
+      </w:r>
+      <w:proofErr w:type="spellStart"/>
+      <w:r>
+        <w:t>Request</w:t>
+      </w:r>
+      <w:proofErr w:type="spellEnd"/>
+      <w:r>
+        <w:t xml:space="preserve"> и </w:t>
+      </w:r>
+      <w:proofErr w:type="spellStart"/>
+      <w:r>
+        <w:t>Probe</w:t>
+      </w:r>
+      <w:proofErr w:type="spellEnd"/>
+      <w:r>
+        <w:t xml:space="preserve"> Response кадры отражают активность клиентских устройств и динамику их взаимодействия с доступными сетями. Анализ частоты и структуры данных кадров позволяет оценивать устойчивость присутствия источников и выявлять отклонения в их поведении.</w:t>
       </w:r>
     </w:p>
     <w:p>
@@ -3267,7 +3810,15 @@
       </w:r>
       <w:r>
         <w:lastRenderedPageBreak/>
-        <w:t>возможность подмены идентификаторов (например, MAC-спуфинг), что снижает надёжность идентификации при использовании исключительно логических параметров.</w:t>
+        <w:t>возможность подмены идентификаторов (например, MAC-</w:t>
+      </w:r>
+      <w:proofErr w:type="spellStart"/>
+      <w:r>
+        <w:t>спуфинг</w:t>
+      </w:r>
+      <w:proofErr w:type="spellEnd"/>
+      <w:r>
+        <w:t>), что снижает надёжность идентификации при использовании исключительно логических параметров.</w:t>
       </w:r>
     </w:p>
     <w:p>
@@ -3300,7 +3851,15 @@
         <w:t xml:space="preserve">, </w:t>
       </w:r>
       <w:r>
-        <w:t>а также частотные и временные закономерности активности устройств. Формирование базовой модели осуществляется на основе накопленных наблюдений за радиосредой и может быть представлено в виде статистических распределений, оценок математического ожидания и дисперсии соответствующих признаков.</w:t>
+        <w:t xml:space="preserve">а также частотные и временные закономерности активности устройств. Формирование базовой модели осуществляется на основе накопленных наблюдений за </w:t>
+      </w:r>
+      <w:proofErr w:type="spellStart"/>
+      <w:r>
+        <w:t>радиосредой</w:t>
+      </w:r>
+      <w:proofErr w:type="spellEnd"/>
+      <w:r>
+        <w:t xml:space="preserve"> и может быть представлено в виде статистических распределений, оценок математического ожидания и дисперсии соответствующих признаков.</w:t>
       </w:r>
     </w:p>
     <w:p>
@@ -3349,7 +3908,15 @@
       </w:pPr>
       <w:r>
         <w:tab/>
-        <w:t>1.3.4.1 Теоретические модели локализации на основе RSSI (мультилатерация)</w:t>
+        <w:t>1.3.4.1 Теоретические модели локализации на основе RSSI (</w:t>
+      </w:r>
+      <w:proofErr w:type="spellStart"/>
+      <w:r>
+        <w:t>мультилатерация</w:t>
+      </w:r>
+      <w:proofErr w:type="spellEnd"/>
+      <w:r>
+        <w:t>)</w:t>
       </w:r>
     </w:p>
     <w:p>
@@ -3371,7 +3938,31 @@
       <w:r>
         <w:lastRenderedPageBreak/>
         <w:tab/>
-        <w:t>Одной из наиболее распространённых моделей является логарифмическая модель затухания сигнала (Log-Distance Path Loss Model), описывающая зависимость уровня принимаемого сигнала от расстояния в условиях неоднородной среды. Данная модель формализует связь между излучаемой и принимаемой мощностью с учётом коэффициента затухания среды и опорного расстояния. Соответствующее математическое выражение приводится в [</w:t>
+        <w:t>Одной из наиболее распространённых моделей является логарифмическая модель затухания сигнала (</w:t>
+      </w:r>
+      <w:proofErr w:type="spellStart"/>
+      <w:r>
+        <w:t>Log-Distance</w:t>
+      </w:r>
+      <w:proofErr w:type="spellEnd"/>
+      <w:r>
+        <w:t xml:space="preserve"> </w:t>
+      </w:r>
+      <w:proofErr w:type="spellStart"/>
+      <w:r>
+        <w:t>Path</w:t>
+      </w:r>
+      <w:proofErr w:type="spellEnd"/>
+      <w:r>
+        <w:t xml:space="preserve"> </w:t>
+      </w:r>
+      <w:proofErr w:type="spellStart"/>
+      <w:r>
+        <w:t>Loss</w:t>
+      </w:r>
+      <w:proofErr w:type="spellEnd"/>
+      <w:r>
+        <w:t xml:space="preserve"> Model), описывающая зависимость уровня принимаемого сигнала от расстояния в условиях неоднородной среды. Данная модель формализует связь между излучаемой и принимаемой мощностью с учётом коэффициента затухания среды и опорного расстояния. Соответствующее математическое выражение приводится в [</w:t>
       </w:r>
       <w:r>
         <w:rPr>
@@ -4272,16 +4863,36 @@
       </w:pPr>
       <w:r>
         <w:tab/>
-        <w:t xml:space="preserve">На основе данной модели осуществляется оценка расстояния до источника излучения для каждого сенсорного узла. Полученные значения используются в методе мультилатерации, при котором координаты источника определяются как пересечение геометрических областей, формируемых вокруг сенсорных узлов. </w:t>
+        <w:t xml:space="preserve">На основе данной модели осуществляется оценка расстояния до источника излучения для каждого сенсорного узла. Полученные значения используются в методе </w:t>
+      </w:r>
+      <w:proofErr w:type="spellStart"/>
+      <w:r>
+        <w:t>мультилатерации</w:t>
+      </w:r>
+      <w:proofErr w:type="spellEnd"/>
+      <w:r>
+        <w:t xml:space="preserve">, при котором координаты источника определяются как пересечение геометрических областей, формируемых вокруг сенсорных узлов. </w:t>
       </w:r>
       <w:r>
         <w:t>Также может быть применена градиентная оптимизация для учёта расширенных физических параметров модели, таких как направленность антенн или известная геометрия помещения.</w:t>
       </w:r>
       <w:r>
-        <w:t xml:space="preserve"> Подробная рассчетная методика, применяемая в рамках работы, приводится в</w:t>
-      </w:r>
-      <w:r>
-        <w:t xml:space="preserve"> приложении 1.</w:t>
+        <w:t xml:space="preserve"> Подробная расч</w:t>
+      </w:r>
+      <w:r>
+        <w:t>ё</w:t>
+      </w:r>
+      <w:r>
+        <w:t>тная методика, применяемая в рамках работы, приводится в</w:t>
+      </w:r>
+      <w:r>
+        <w:t xml:space="preserve"> приложении </w:t>
+      </w:r>
+      <w:r>
+        <w:t>А</w:t>
+      </w:r>
+      <w:r>
+        <w:t>.</w:t>
       </w:r>
     </w:p>
     <w:p>
@@ -4305,11 +4916,21 @@
         <w:tab/>
         <w:t xml:space="preserve">1.3.4.2 Эмпирические методы локализации на основе </w:t>
       </w:r>
+      <w:proofErr w:type="spellStart"/>
       <w:r>
         <w:t>радиокарт</w:t>
       </w:r>
-      <w:r>
-        <w:t xml:space="preserve"> (fingerprinting)</w:t>
+      <w:proofErr w:type="spellEnd"/>
+      <w:r>
+        <w:t xml:space="preserve"> (</w:t>
+      </w:r>
+      <w:proofErr w:type="spellStart"/>
+      <w:r>
+        <w:t>fingerprinting</w:t>
+      </w:r>
+      <w:proofErr w:type="spellEnd"/>
+      <w:r>
+        <w:t>)</w:t>
       </w:r>
     </w:p>
     <w:p>
@@ -4318,7 +4939,23 @@
       </w:pPr>
       <w:r>
         <w:tab/>
-        <w:t>Эмпирические методы локализации источников радиоизлучения основаны на построении пространственных моделей радиосреды, известных как радиокарты или RSSI fingerprinting. В отличие от теоретических подходов, данные методы не используют физические модели распространения сигнала, а опираются на экспериментально полученные измерения параметров радиоканала в заранее определённых точках пространства.</w:t>
+        <w:t xml:space="preserve">Эмпирические методы локализации источников радиоизлучения основаны на построении пространственных моделей радиосреды, известных как </w:t>
+      </w:r>
+      <w:proofErr w:type="spellStart"/>
+      <w:r>
+        <w:t>радиокарты</w:t>
+      </w:r>
+      <w:proofErr w:type="spellEnd"/>
+      <w:r>
+        <w:t xml:space="preserve"> или RSSI </w:t>
+      </w:r>
+      <w:proofErr w:type="spellStart"/>
+      <w:r>
+        <w:t>fingerprinting</w:t>
+      </w:r>
+      <w:proofErr w:type="spellEnd"/>
+      <w:r>
+        <w:t>. В отличие от теоретических подходов, данные методы не используют физические модели распространения сигнала, а опираются на экспериментально полученные измерения параметров радиоканала в заранее определённых точках пространства.</w:t>
       </w:r>
     </w:p>
     <w:p>
@@ -4327,7 +4964,23 @@
       </w:pPr>
       <w:r>
         <w:tab/>
-        <w:t>Основной принцип fingerprinting заключается в формировании эталонной базы измерений, отражающей распределение уровня сигнала от известных источников в конкретной физической среде. Каждое положение в помещении характеризуется вектором наблюдаемых значений RSSI, полученных от одного или нескольких сенсорных узлов. Совокупность таких векторов формирует радиокарту помещения, используемую в дальнейшем для сопоставления с текущими наблюдениями.</w:t>
+        <w:t xml:space="preserve">Основной принцип </w:t>
+      </w:r>
+      <w:proofErr w:type="spellStart"/>
+      <w:r>
+        <w:t>fingerprinting</w:t>
+      </w:r>
+      <w:proofErr w:type="spellEnd"/>
+      <w:r>
+        <w:t xml:space="preserve"> заключается в формировании эталонной базы измерений, отражающей распределение уровня сигнала от известных источников в конкретной физической среде. Каждое положение в помещении характеризуется вектором наблюдаемых значений RSSI, полученных от одного или нескольких сенсорных узлов. Совокупность таких векторов формирует </w:t>
+      </w:r>
+      <w:proofErr w:type="spellStart"/>
+      <w:r>
+        <w:t>радиокарту</w:t>
+      </w:r>
+      <w:proofErr w:type="spellEnd"/>
+      <w:r>
+        <w:t xml:space="preserve"> помещения, используемую в дальнейшем для сопоставления с текущими наблюдениями.</w:t>
       </w:r>
     </w:p>
     <w:p>
@@ -4336,7 +4989,15 @@
       </w:pPr>
       <w:r>
         <w:tab/>
-        <w:t>Процесс построения радиокарты включает сбор измерений в фиксированных точках пространства, их статистическую обработку и формирование усреднённых профилей сигнала. На этапе эксплуатации осуществляется сравнение текущих измерений RSSI с эталонными профилями, и на основе степени соответствия определяется наиболее вероятная область расположения источника излучения.</w:t>
+        <w:t xml:space="preserve">Процесс построения </w:t>
+      </w:r>
+      <w:proofErr w:type="spellStart"/>
+      <w:r>
+        <w:t>радиокарты</w:t>
+      </w:r>
+      <w:proofErr w:type="spellEnd"/>
+      <w:r>
+        <w:t xml:space="preserve"> включает сбор измерений в фиксированных точках пространства, их статистическую обработку и формирование усреднённых профилей сигнала. На этапе эксплуатации осуществляется сравнение текущих измерений RSSI с эталонными профилями, и на основе степени соответствия определяется наиболее вероятная область расположения источника излучения.</w:t>
       </w:r>
     </w:p>
     <w:p>
@@ -4345,7 +5006,31 @@
       </w:pPr>
       <w:r>
         <w:tab/>
-        <w:t xml:space="preserve">В отличие от моделей, основанных на мультилатерации, fingerprinting позволяет учитывать сложные эффекты распространения радиоволн, включая многолучевость и влияние архитектуры помещения, поскольку эти факторы не моделируются аналитически, а фиксируются в виде эмпирических данных. Это </w:t>
+        <w:t xml:space="preserve">В отличие от моделей, основанных на </w:t>
+      </w:r>
+      <w:proofErr w:type="spellStart"/>
+      <w:r>
+        <w:t>мультилатерации</w:t>
+      </w:r>
+      <w:proofErr w:type="spellEnd"/>
+      <w:r>
+        <w:t xml:space="preserve">, </w:t>
+      </w:r>
+      <w:proofErr w:type="spellStart"/>
+      <w:r>
+        <w:t>fingerprinting</w:t>
+      </w:r>
+      <w:proofErr w:type="spellEnd"/>
+      <w:r>
+        <w:t xml:space="preserve"> позволяет учитывать сложные эффекты распространения радиоволн, включая </w:t>
+      </w:r>
+      <w:proofErr w:type="spellStart"/>
+      <w:r>
+        <w:t>многолучевость</w:t>
+      </w:r>
+      <w:proofErr w:type="spellEnd"/>
+      <w:r>
+        <w:t xml:space="preserve"> и влияние архитектуры помещения, поскольку эти факторы не моделируются аналитически, а фиксируются в виде эмпирических данных. Это </w:t>
       </w:r>
       <w:r>
         <w:lastRenderedPageBreak/>
@@ -4358,7 +5043,23 @@
       </w:pPr>
       <w:r>
         <w:tab/>
-        <w:t>Однако практическое применение радиопрофилирования связано с рядом ограничений. Основным недостатком является необходимость предварительного этапа калибровки, включающего трудоёмкий процесс сбора измерений по всей исследуемой области. Любые изменения в структуре помещения, такие как перестановка объектов, изменение планировки или появление новых препятствий, требуют обновления радиокарты, что существенно снижает адаптивность метода.</w:t>
+        <w:t xml:space="preserve">Однако практическое применение </w:t>
+      </w:r>
+      <w:proofErr w:type="spellStart"/>
+      <w:r>
+        <w:t>радиопрофилирования</w:t>
+      </w:r>
+      <w:proofErr w:type="spellEnd"/>
+      <w:r>
+        <w:t xml:space="preserve"> связано с рядом ограничений. Основным недостатком является необходимость предварительного этапа калибровки, включающего трудоёмкий процесс сбора измерений по всей исследуемой области. Любые изменения в структуре помещения, такие как перестановка объектов, изменение планировки или появление новых препятствий, требуют обновления </w:t>
+      </w:r>
+      <w:proofErr w:type="spellStart"/>
+      <w:r>
+        <w:t>радиокарты</w:t>
+      </w:r>
+      <w:proofErr w:type="spellEnd"/>
+      <w:r>
+        <w:t>, что существенно снижает адаптивность метода.</w:t>
       </w:r>
     </w:p>
     <w:p>
@@ -4390,7 +5091,23 @@
         <w:t xml:space="preserve">Данные методы </w:t>
       </w:r>
       <w:r>
-        <w:t>относятся к классу физических методов идентификации беспроводных устройств и позволяют существенно расширить возможности анализа радиосреды по сравнению с традиционными подходами, использующими только агрегированные параметры сигнала, такие как RSSI. CSI представляет собой детализированное описание характеристик радиоканала на уровне отдельных поднесущих OFDM-сигнала, включая амплитудные и фазовые составляющие, что обеспечивает формирование высокоразмерного признакового пространства, чувствительного к пространственным и средовым изменениям.</w:t>
+        <w:t xml:space="preserve">относятся к классу физических методов идентификации беспроводных устройств и позволяют существенно расширить возможности анализа радиосреды по сравнению с традиционными подходами, использующими только агрегированные параметры сигнала, такие как RSSI. CSI представляет собой детализированное описание характеристик радиоканала на уровне отдельных </w:t>
+      </w:r>
+      <w:proofErr w:type="spellStart"/>
+      <w:r>
+        <w:t>поднесущих</w:t>
+      </w:r>
+      <w:proofErr w:type="spellEnd"/>
+      <w:r>
+        <w:t xml:space="preserve"> OFDM-сигнала, включая амплитудные и фазовые составляющие, что обеспечивает формирование </w:t>
+      </w:r>
+      <w:proofErr w:type="spellStart"/>
+      <w:r>
+        <w:t>высокоразмерного</w:t>
+      </w:r>
+      <w:proofErr w:type="spellEnd"/>
+      <w:r>
+        <w:t xml:space="preserve"> признакового пространства, чувствительного к пространственным и средовым изменениям.</w:t>
       </w:r>
     </w:p>
     <w:p>
@@ -4412,7 +5129,23 @@
       </w:pPr>
       <w:r>
         <w:tab/>
-        <w:t>В рамках задач информационной безопасности особый интерес представляет возможность использования CSI для выявления поддельных или клонированных устройств, включая сценарии типа «evil twin», при которых злоумышленник воспроизводит сетевые идентификаторы легитимной точки доступа (BSSID, SSID, MAC-адрес) с целью введения клиентов в заблуждение. Несмотря на совпадение логических идентификаторов, физические характеристики радиоканала, фиксируемые посредством CSI, как правило, существенно отличаются вследствие различий в аппаратной реализации, расположении устройства и условиях распространения сигнала. Это позволяет использовать CSI как дополнительный критерий для дифференциации источников излучения.</w:t>
+        <w:t>В рамках задач информационной безопасности особый интерес представляет возможность использования CSI для выявления поддельных или клонированных устройств, включая сценарии типа «</w:t>
+      </w:r>
+      <w:proofErr w:type="spellStart"/>
+      <w:r>
+        <w:t>evil</w:t>
+      </w:r>
+      <w:proofErr w:type="spellEnd"/>
+      <w:r>
+        <w:t xml:space="preserve"> </w:t>
+      </w:r>
+      <w:proofErr w:type="spellStart"/>
+      <w:r>
+        <w:t>twin</w:t>
+      </w:r>
+      <w:proofErr w:type="spellEnd"/>
+      <w:r>
+        <w:t>», при которых злоумышленник воспроизводит сетевые идентификаторы легитимной точки доступа (BSSID, SSID, MAC-адрес) с целью введения клиентов в заблуждение. Несмотря на совпадение логических идентификаторов, физические характеристики радиоканала, фиксируемые посредством CSI, как правило, существенно отличаются вследствие различий в аппаратной реализации, расположении устройства и условиях распространения сигнала. Это позволяет использовать CSI как дополнительный критерий для дифференциации источников излучения.</w:t>
       </w:r>
     </w:p>
     <w:p>
@@ -4445,7 +5178,13 @@
         <w:t>приведена в</w:t>
       </w:r>
       <w:r>
-        <w:t xml:space="preserve"> приложении 2.</w:t>
+        <w:t xml:space="preserve"> приложении </w:t>
+      </w:r>
+      <w:r>
+        <w:t>Б</w:t>
+      </w:r>
+      <w:r>
+        <w:t>.</w:t>
       </w:r>
     </w:p>
     <w:p>
@@ -4494,7 +5233,23 @@
       </w:pPr>
       <w:r>
         <w:tab/>
-        <w:t>Такое объединение позволяет компенсировать недостатки отдельных классов методов за счёт взаимного дополнения информации. Например, совпадение сетевых идентификаторов не гарантирует легитимность точки доступа, однако анализ физического уровня сигнала и поведенческих характеристик может выявить несоответствия, свидетельствующие о подмене устройства или наличии «evil twin» атаки.</w:t>
+        <w:t>Такое объединение позволяет компенсировать недостатки отдельных классов методов за счёт взаимного дополнения информации. Например, совпадение сетевых идентификаторов не гарантирует легитимность точки доступа, однако анализ физического уровня сигнала и поведенческих характеристик может выявить несоответствия, свидетельствующие о подмене устройства или наличии «</w:t>
+      </w:r>
+      <w:proofErr w:type="spellStart"/>
+      <w:r>
+        <w:t>evil</w:t>
+      </w:r>
+      <w:proofErr w:type="spellEnd"/>
+      <w:r>
+        <w:t xml:space="preserve"> </w:t>
+      </w:r>
+      <w:proofErr w:type="spellStart"/>
+      <w:r>
+        <w:t>twin</w:t>
+      </w:r>
+      <w:proofErr w:type="spellEnd"/>
+      <w:r>
+        <w:t>» атаки.</w:t>
       </w:r>
     </w:p>
     <w:p>
@@ -5007,7 +5762,15 @@
               <w:ind w:firstLine="0"/>
             </w:pPr>
             <w:r>
-              <w:t>временные характериситики активности;</w:t>
+              <w:t xml:space="preserve">временные </w:t>
+            </w:r>
+            <w:proofErr w:type="spellStart"/>
+            <w:r>
+              <w:t>характериситики</w:t>
+            </w:r>
+            <w:proofErr w:type="spellEnd"/>
+            <w:r>
+              <w:t xml:space="preserve"> активности;</w:t>
             </w:r>
           </w:p>
         </w:tc>
@@ -5135,7 +5898,15 @@
               <w:ind w:firstLine="0"/>
             </w:pPr>
             <w:r>
-              <w:t>параметры используемомого радиоканала и среды распространения;</w:t>
+              <w:t xml:space="preserve">параметры </w:t>
+            </w:r>
+            <w:proofErr w:type="spellStart"/>
+            <w:r>
+              <w:t>используемомого</w:t>
+            </w:r>
+            <w:proofErr w:type="spellEnd"/>
+            <w:r>
+              <w:t xml:space="preserve"> радиоканала и среды распространения;</w:t>
             </w:r>
           </w:p>
         </w:tc>
@@ -5281,7 +6052,23 @@
       </w:pPr>
       <w:r>
         <w:tab/>
-        <w:t>В рамках мультимодального подхода ключевым этапом является процедура слияния признаков (feature fusion), обеспечивающая формирование комплексного представления наблюдаемого источника. Данный процесс может осуществляться на различных уровнях:</w:t>
+        <w:t>В рамках мультимодального подхода ключевым этапом является процедура слияния признаков (</w:t>
+      </w:r>
+      <w:proofErr w:type="spellStart"/>
+      <w:r>
+        <w:t>feature</w:t>
+      </w:r>
+      <w:proofErr w:type="spellEnd"/>
+      <w:r>
+        <w:t xml:space="preserve"> </w:t>
+      </w:r>
+      <w:proofErr w:type="spellStart"/>
+      <w:r>
+        <w:t>fusion</w:t>
+      </w:r>
+      <w:proofErr w:type="spellEnd"/>
+      <w:r>
+        <w:t>), обеспечивающая формирование комплексного представления наблюдаемого источника. Данный процесс может осуществляться на различных уровнях:</w:t>
       </w:r>
     </w:p>
     <w:p>
@@ -5293,7 +6080,23 @@
         <w:ind w:left="0" w:firstLine="737"/>
       </w:pPr>
       <w:r>
-        <w:t xml:space="preserve">раннее объединение (early fusion) </w:t>
+        <w:t>раннее объединение (</w:t>
+      </w:r>
+      <w:proofErr w:type="spellStart"/>
+      <w:r>
+        <w:t>early</w:t>
+      </w:r>
+      <w:proofErr w:type="spellEnd"/>
+      <w:r>
+        <w:t xml:space="preserve"> </w:t>
+      </w:r>
+      <w:proofErr w:type="spellStart"/>
+      <w:r>
+        <w:t>fusion</w:t>
+      </w:r>
+      <w:proofErr w:type="spellEnd"/>
+      <w:r>
+        <w:t xml:space="preserve">) </w:t>
       </w:r>
       <w:r>
         <w:t>–</w:t>
@@ -5311,7 +6114,23 @@
         <w:ind w:left="0" w:firstLine="737"/>
       </w:pPr>
       <w:r>
-        <w:t xml:space="preserve">позднее объединение (late fusion) </w:t>
+        <w:t>позднее объединение (</w:t>
+      </w:r>
+      <w:proofErr w:type="spellStart"/>
+      <w:r>
+        <w:t>late</w:t>
+      </w:r>
+      <w:proofErr w:type="spellEnd"/>
+      <w:r>
+        <w:t xml:space="preserve"> </w:t>
+      </w:r>
+      <w:proofErr w:type="spellStart"/>
+      <w:r>
+        <w:t>fusion</w:t>
+      </w:r>
+      <w:proofErr w:type="spellEnd"/>
+      <w:r>
+        <w:t xml:space="preserve">) </w:t>
       </w:r>
       <w:r>
         <w:t>–</w:t>
@@ -5362,7 +6181,15 @@
       </w:pPr>
       <w:r>
         <w:tab/>
-        <w:t>Следует отметить, что мультимодальный подход не подразумевает обязательного применения сложных методов машинного обучения, а может быть реализован на основе правил, статистических моделей или их комбинации. В рамках данной работы мультимодальность рассматривается прежде всего как архитектурный принцип организации системы обнаружения, обеспечивающий интеграцию разнородных источников информации.</w:t>
+        <w:t xml:space="preserve">Следует отметить, что мультимодальный подход не подразумевает обязательного применения сложных методов машинного обучения, а может быть реализован на основе правил, статистических моделей или их комбинации. В рамках данной работы </w:t>
+      </w:r>
+      <w:proofErr w:type="spellStart"/>
+      <w:r>
+        <w:t>мультимодальность</w:t>
+      </w:r>
+      <w:proofErr w:type="spellEnd"/>
+      <w:r>
+        <w:t xml:space="preserve"> рассматривается прежде всего как архитектурный принцип организации системы обнаружения, обеспечивающий интеграцию разнородных источников информации.</w:t>
       </w:r>
     </w:p>
     <w:p>
@@ -5375,7 +6202,15 @@
       </w:r>
       <w:r>
         <w:lastRenderedPageBreak/>
-        <w:t>и обеспечивают повышение устойчивости системы за счёт объединения логических, поведенческих и физических характеристик источников излучения. Именно данный подход формирует теоретическую основу разрабатываемой в настоящей работе модели обнаружения незарегистрированных Wi-Fi точек доступа.</w:t>
+        <w:t xml:space="preserve">и обеспечивают повышение устойчивости системы за счёт объединения логических, поведенческих и физических характеристик источников излучения. Именно данный подход формирует теоретическую основу разрабатываемой в настоящей работе модели обнаружения незарегистрированных </w:t>
+      </w:r>
+      <w:proofErr w:type="spellStart"/>
+      <w:r>
+        <w:t>Wi</w:t>
+      </w:r>
+      <w:proofErr w:type="spellEnd"/>
+      <w:r>
+        <w:t>-Fi точек доступа.</w:t>
       </w:r>
     </w:p>
     <w:p>
@@ -5393,7 +6228,15 @@
       </w:pPr>
       <w:r>
         <w:tab/>
-        <w:t>Сравнительный анализ показывает, что эффективность обнаружения напрямую зависит от используемого набора признаков и способов их обработки. Методы, основанные исключительно на логических идентификаторах, обеспечивают высокую скорость и простоту реализации, но уязвимы к подмене. Физические методы, напротив, обладают большей устойчивостью к спуфингу, но</w:t>
+        <w:t xml:space="preserve">Сравнительный анализ показывает, что эффективность обнаружения напрямую зависит от используемого набора признаков и способов их обработки. Методы, основанные исключительно на логических идентификаторах, обеспечивают высокую скорость и простоту реализации, но уязвимы к подмене. Физические методы, напротив, обладают большей устойчивостью к </w:t>
+      </w:r>
+      <w:proofErr w:type="spellStart"/>
+      <w:r>
+        <w:t>спуфингу</w:t>
+      </w:r>
+      <w:proofErr w:type="spellEnd"/>
+      <w:r>
+        <w:t>, но</w:t>
       </w:r>
       <w:r>
         <w:t xml:space="preserve"> не могут оценивать состояние сети в целом</w:t>
@@ -5472,7 +6315,7 @@
       </w:pPr>
       <w:bookmarkStart w:id="30" w:name="_u1dzckteoo6x"/>
       <w:bookmarkStart w:id="31" w:name="_Toc225707592"/>
-      <w:bookmarkStart w:id="32" w:name="_Toc228903264"/>
+      <w:bookmarkStart w:id="32" w:name="_Toc228955451"/>
       <w:bookmarkEnd w:id="30"/>
       <w:r>
         <w:lastRenderedPageBreak/>
@@ -5485,9 +6328,17 @@
       <w:pPr>
         <w:pStyle w:val="2"/>
       </w:pPr>
-      <w:bookmarkStart w:id="33" w:name="_Toc228903265"/>
-      <w:r>
-        <w:t>2.1. Угрозы, связанные с использованием незарегистрированных Wi-Fi точек доступа</w:t>
+      <w:bookmarkStart w:id="33" w:name="_Toc228955452"/>
+      <w:r>
+        <w:t xml:space="preserve">2.1. Угрозы, связанные с использованием незарегистрированных </w:t>
+      </w:r>
+      <w:proofErr w:type="spellStart"/>
+      <w:r>
+        <w:t>Wi</w:t>
+      </w:r>
+      <w:proofErr w:type="spellEnd"/>
+      <w:r>
+        <w:t>-Fi точек доступа</w:t>
       </w:r>
       <w:bookmarkEnd w:id="33"/>
     </w:p>
@@ -5520,7 +6371,15 @@
         <w:ind w:firstLine="720"/>
       </w:pPr>
       <w:r>
-        <w:t>1. Rogue AP (несанкционированная точка доступа, подключённая к внутренней сети). Данный тип устройств физически подключается к проводной инфраструктуре организации и создаёт автономную беспроводную сеть, не зарегистрированную в централизованных системах управления. Основной угрозой является формирование альтернативного входного канала во внутренние сегменты сети, потенциально обходящего механизмы контроля доступа и сетевой сегментации.</w:t>
+        <w:t xml:space="preserve">1. </w:t>
+      </w:r>
+      <w:proofErr w:type="spellStart"/>
+      <w:r>
+        <w:t>Rogue</w:t>
+      </w:r>
+      <w:proofErr w:type="spellEnd"/>
+      <w:r>
+        <w:t xml:space="preserve"> AP (несанкционированная точка доступа, подключённая к внутренней сети). Данный тип устройств физически подключается к проводной инфраструктуре организации и создаёт автономную беспроводную сеть, не зарегистрированную в централизованных системах управления. Основной угрозой является формирование альтернативного входного канала во внутренние сегменты сети, потенциально обходящего механизмы контроля доступа и сетевой сегментации.</w:t>
       </w:r>
     </w:p>
     <w:p>
@@ -5528,7 +6387,15 @@
         <w:ind w:firstLine="720"/>
       </w:pPr>
       <w:r>
-        <w:t xml:space="preserve">2. Evil Twin (поддельная точка доступа). Представляет собой точку доступа, имитирующую параметры легитимной сети (SSID, частично </w:t>
+        <w:t xml:space="preserve">2. </w:t>
+      </w:r>
+      <w:proofErr w:type="spellStart"/>
+      <w:r>
+        <w:t>Evil</w:t>
+      </w:r>
+      <w:proofErr w:type="spellEnd"/>
+      <w:r>
+        <w:t xml:space="preserve"> Twin (поддельная точка доступа). Представляет собой точку доступа, имитирующую параметры легитимной сети (SSID, частично </w:t>
       </w:r>
       <w:r>
         <w:t>–</w:t>
@@ -5742,7 +6609,23 @@
         <w:ind w:firstLine="720"/>
       </w:pPr>
       <w:r>
-        <w:t>2. Формирование неконтролируемых каналов передачи данных. Rogue AP и пользовательские точки доступа могут создавать альтернативные каналы связи, минующие централизованные средства сетевой безопасности. Это приводит к нарушению принципов сетевой сегментации и снижению эффективности периметровых средств защиты.</w:t>
+        <w:t xml:space="preserve">2. Формирование неконтролируемых каналов передачи данных. </w:t>
+      </w:r>
+      <w:proofErr w:type="spellStart"/>
+      <w:r>
+        <w:t>Rogue</w:t>
+      </w:r>
+      <w:proofErr w:type="spellEnd"/>
+      <w:r>
+        <w:t xml:space="preserve"> AP и пользовательские точки доступа могут создавать альтернативные каналы связи, минующие централизованные средства сетевой безопасности. Это приводит к нарушению принципов сетевой сегментации и снижению эффективности </w:t>
+      </w:r>
+      <w:proofErr w:type="spellStart"/>
+      <w:r>
+        <w:t>периметровых</w:t>
+      </w:r>
+      <w:proofErr w:type="spellEnd"/>
+      <w:r>
+        <w:t xml:space="preserve"> средств защиты.</w:t>
       </w:r>
     </w:p>
     <w:p>
@@ -5774,7 +6657,15 @@
         <w:ind w:firstLine="720"/>
       </w:pPr>
       <w:r>
-        <w:t>Таким образом, ключевая проблема заключается не только в наличии отдельных типов атак, но и в отсутствии устойчивой модели наблюдения за радиосредой. Это обосновывает необходимость применения специализированных систем радиомониторинга, основанных на анализе многомерных признаков и корреляции событий во временных интервалах.</w:t>
+        <w:t xml:space="preserve">Таким образом, ключевая проблема заключается не только в наличии отдельных типов атак, но и в отсутствии устойчивой модели наблюдения за </w:t>
+      </w:r>
+      <w:proofErr w:type="spellStart"/>
+      <w:r>
+        <w:t>радиосредой</w:t>
+      </w:r>
+      <w:proofErr w:type="spellEnd"/>
+      <w:r>
+        <w:t>. Это обосновывает необходимость применения специализированных систем радиомониторинга, основанных на анализе многомерных признаков и корреляции событий во временных интервалах.</w:t>
       </w:r>
       <w:bookmarkStart w:id="34" w:name="_lwpq2tvnk920"/>
       <w:bookmarkStart w:id="35" w:name="_Toc225707597"/>
@@ -5801,7 +6692,23 @@
     <w:p>
       <w:r>
         <w:lastRenderedPageBreak/>
-        <w:t>Системы обнаружения беспроводных вторжений (WIDS – Wireless Intrusion Detection System) и системы предотвращения бе</w:t>
+        <w:t xml:space="preserve">Системы обнаружения беспроводных вторжений (WIDS – Wireless </w:t>
+      </w:r>
+      <w:proofErr w:type="spellStart"/>
+      <w:r>
+        <w:t>Intrusion</w:t>
+      </w:r>
+      <w:proofErr w:type="spellEnd"/>
+      <w:r>
+        <w:t xml:space="preserve"> </w:t>
+      </w:r>
+      <w:proofErr w:type="spellStart"/>
+      <w:r>
+        <w:t>Detection</w:t>
+      </w:r>
+      <w:proofErr w:type="spellEnd"/>
+      <w:r>
+        <w:t xml:space="preserve"> System) и системы предотвращения бе</w:t>
       </w:r>
       <w:r>
         <w:rPr>
@@ -5822,7 +6729,23 @@
         <w:t xml:space="preserve"> </w:t>
       </w:r>
       <w:r>
-        <w:t>Wireless Intrusion Prevention System) представляют собой специализированные средства контроля радиочастотной среды, предназначенные для обнаружения и, в ряде случаев, активного противодействия несанкционированным беспроводным устройствам. В инфраструктуре кредитно-финансовых организаций данные решения выступают как дополнительный уровень защиты, дополняющий традиционные механизмы сетевой безопасности.</w:t>
+        <w:t xml:space="preserve">Wireless </w:t>
+      </w:r>
+      <w:proofErr w:type="spellStart"/>
+      <w:r>
+        <w:t>Intrusion</w:t>
+      </w:r>
+      <w:proofErr w:type="spellEnd"/>
+      <w:r>
+        <w:t xml:space="preserve"> </w:t>
+      </w:r>
+      <w:proofErr w:type="spellStart"/>
+      <w:r>
+        <w:t>Prevention</w:t>
+      </w:r>
+      <w:proofErr w:type="spellEnd"/>
+      <w:r>
+        <w:t xml:space="preserve"> System) представляют собой специализированные средства контроля радиочастотной среды, предназначенные для обнаружения и, в ряде случаев, активного противодействия несанкционированным беспроводным устройствам. В инфраструктуре кредитно-финансовых организаций данные решения выступают как дополнительный уровень защиты, дополняющий традиционные механизмы сетевой безопасности.</w:t>
       </w:r>
     </w:p>
     <w:p>
@@ -5839,7 +6762,15 @@
         <w:ind w:left="0" w:firstLine="709"/>
       </w:pPr>
       <w:r>
-        <w:t>отправку deauthentication-кадров для разрыва соединения клиента с подозрительной точкой доступа;</w:t>
+        <w:t xml:space="preserve">отправку </w:t>
+      </w:r>
+      <w:proofErr w:type="spellStart"/>
+      <w:r>
+        <w:t>deauthentication</w:t>
+      </w:r>
+      <w:proofErr w:type="spellEnd"/>
+      <w:r>
+        <w:t>-кадров для разрыва соединения клиента с подозрительной точкой доступа;</w:t>
       </w:r>
     </w:p>
     <w:p>
@@ -5878,11 +6809,35 @@
     </w:p>
     <w:p>
       <w:r>
-        <w:t xml:space="preserve">1. Интеграция в существующую Wi-Fi инфраструктуру. В данном случае точки доступа функционируют в режиме двойного назначения: часть времени </w:t>
+        <w:t xml:space="preserve">1. Интеграция в существующую </w:t>
+      </w:r>
+      <w:proofErr w:type="spellStart"/>
+      <w:r>
+        <w:t>Wi</w:t>
+      </w:r>
+      <w:proofErr w:type="spellEnd"/>
+      <w:r>
+        <w:t xml:space="preserve">-Fi инфраструктуру. В данном случае точки доступа функционируют в режиме двойного назначения: часть времени </w:t>
       </w:r>
       <w:r>
         <w:lastRenderedPageBreak/>
-        <w:t xml:space="preserve">они обслуживают клиентские устройства, а часть - осуществляют сканирование радиоканалов. Такой подход широко применяется в решениях ведущих вендоров, а также реализован в контроллерных системах, таких как SoftWLC компании Элтекс </w:t>
+        <w:t xml:space="preserve">они обслуживают клиентские устройства, а часть - осуществляют сканирование радиоканалов. Такой подход широко применяется в решениях ведущих вендоров, а также реализован в контроллерных системах, таких как </w:t>
+      </w:r>
+      <w:proofErr w:type="spellStart"/>
+      <w:r>
+        <w:t>SoftWLC</w:t>
+      </w:r>
+      <w:proofErr w:type="spellEnd"/>
+      <w:r>
+        <w:t xml:space="preserve"> компании </w:t>
+      </w:r>
+      <w:proofErr w:type="spellStart"/>
+      <w:r>
+        <w:t>Элтекс</w:t>
+      </w:r>
+      <w:proofErr w:type="spellEnd"/>
+      <w:r>
+        <w:t xml:space="preserve"> </w:t>
       </w:r>
       <w:r>
         <w:rPr>
@@ -5896,7 +6851,15 @@
     </w:p>
     <w:p>
       <w:r>
-        <w:t>Однако данный подход имеет ряд существенных ограничений. Сканирование радиоэфира носит прерывистый характер (time-slicing), так как точка доступа вынуждена делить ресурсы между обслуживанием клиентов и мониторингом. Это приводит к снижению вероятности обнаружения кратковременных или узконаправленных атак, а также уменьшает точность локализации источников угроз. Таким образом, контроллерная модель обеспечивает базовый уровень защиты при относительно низкой стоимости, но уступает специализированным решениям по полноте наблюдения.</w:t>
+        <w:t>Однако данный подход имеет ряд существенных ограничений. Сканирование радиоэфира носит прерывистый характер (</w:t>
+      </w:r>
+      <w:proofErr w:type="spellStart"/>
+      <w:r>
+        <w:t>time-slicing</w:t>
+      </w:r>
+      <w:proofErr w:type="spellEnd"/>
+      <w:r>
+        <w:t>), так как точка доступа вынуждена делить ресурсы между обслуживанием клиентов и мониторингом. Это приводит к снижению вероятности обнаружения кратковременных или узконаправленных атак, а также уменьшает точность локализации источников угроз. Таким образом, контроллерная модель обеспечивает базовый уровень защиты при относительно низкой стоимости, но уступает специализированным решениям по полноте наблюдения.</w:t>
       </w:r>
     </w:p>
     <w:p>
@@ -5906,7 +6869,23 @@
     </w:p>
     <w:p>
       <w:r>
-        <w:t xml:space="preserve">Данная архитектура обеспечивает максимальный уровень видимости (visibility), включая фиксацию кратковременных событий, анализ аномалий на уровне физического и канального уровней, а также более точную локализацию источников излучения. Вместе с тем она характеризуется значительно более высокой стоимостью внедрения. Cтоимость одного сенсора в зарубежных решениях с учётом лицензирования и внедрения может составлять сотни и тысячи долларов, а для полного покрытия офисного пространства требуется установка нескольких устройств на этаж или группу помещений. В результате </w:t>
+        <w:t>Данная архитектура обеспечивает максимальный уровень видимости (</w:t>
+      </w:r>
+      <w:proofErr w:type="spellStart"/>
+      <w:r>
+        <w:t>visibility</w:t>
+      </w:r>
+      <w:proofErr w:type="spellEnd"/>
+      <w:r>
+        <w:t xml:space="preserve">), включая фиксацию кратковременных событий, анализ аномалий на уровне физического и канального уровней, а также более точную локализацию источников излучения. Вместе с тем она характеризуется значительно более высокой стоимостью внедрения. </w:t>
+      </w:r>
+      <w:proofErr w:type="spellStart"/>
+      <w:r>
+        <w:t>Cтоимость</w:t>
+      </w:r>
+      <w:proofErr w:type="spellEnd"/>
+      <w:r>
+        <w:t xml:space="preserve"> одного сенсора в зарубежных решениях с учётом лицензирования и внедрения может составлять сотни и тысячи долларов, а для полного покрытия офисного пространства требуется установка нескольких устройств на этаж или группу помещений. В результате </w:t>
       </w:r>
       <w:r>
         <w:lastRenderedPageBreak/>
@@ -5920,7 +6899,15 @@
     </w:p>
     <w:p>
       <w:r>
-        <w:t>Данный подход позволяет оптимизировать соотношение стоимости и эффективности: критически важные зоны могут покрываться выделенными сенсорами, тогда как в менее чувствительных сегментах используется встроенный функционал точек доступа. На российском рынке подобная архитектура также реализуется в контроллерных решениях, включая продукты компании Элтекс, где механизмы WIDS/WIPS интегрированы в систему управления, обеспечивая единое пространство мониторинга и реагирования.</w:t>
+        <w:t xml:space="preserve">Данный подход позволяет оптимизировать соотношение стоимости и эффективности: критически важные зоны могут покрываться выделенными сенсорами, тогда как в менее чувствительных сегментах используется встроенный функционал точек доступа. На российском рынке подобная архитектура также реализуется в контроллерных решениях, включая продукты компании </w:t>
+      </w:r>
+      <w:proofErr w:type="spellStart"/>
+      <w:r>
+        <w:t>Элтекс</w:t>
+      </w:r>
+      <w:proofErr w:type="spellEnd"/>
+      <w:r>
+        <w:t>, где механизмы WIDS/WIPS интегрированы в систему управления, обеспечивая единое пространство мониторинга и реагирования.</w:t>
       </w:r>
     </w:p>
     <w:p>
@@ -5988,7 +6975,15 @@
     </w:p>
     <w:p>
       <w:r>
-        <w:t>Кроме того, активные механизмы предотвращения вторжений (WIPS), такие как принудительная деаутентификация клиентов или подавление несанкционированных устройств, могут быть ограничены нормативными требованиями и внутренними регламентами организации. В ряде случаев их применение требует дополнительного согласования, поскольку вмешательство в радиоэфир может рассматриваться как потенциально дестабилизирующий фактор для легитимных пользователей.</w:t>
+        <w:t xml:space="preserve">Кроме того, активные механизмы предотвращения вторжений (WIPS), такие как принудительная </w:t>
+      </w:r>
+      <w:proofErr w:type="spellStart"/>
+      <w:r>
+        <w:t>деаутентификация</w:t>
+      </w:r>
+      <w:proofErr w:type="spellEnd"/>
+      <w:r>
+        <w:t xml:space="preserve"> клиентов или подавление несанкционированных устройств, могут быть ограничены нормативными требованиями и внутренними регламентами организации. В ряде случаев их применение требует дополнительного согласования, поскольку вмешательство в радиоэфир может рассматриваться как потенциально дестабилизирующий фактор для легитимных пользователей.</w:t>
       </w:r>
     </w:p>
     <w:p>
@@ -6014,12 +7009,52 @@
     </w:p>
     <w:p>
       <w:r>
-        <w:t>Одним из показательных примеров реализации систем обнаружения и предотвращения беспроводных вторжений (WIDS/WIPS) на российском рынке являются решения компании Элтекс, в частности программный контроллер беспроводной сети SoftWLC. В рамках данного решения функции WIDS/WIPS интегрированы непосредственно в систему централизованного управления точками доступа, что позволяет осуществлять непрерывный мониторинг радиочастотной среды, выявление несанкционированных точек доступа, а также анализ аномалий в поведении клиентов и сетевых устройств. Использование контроллерной архитектуры обеспечивает агрегацию телеметрии с распределённых точек доступа и формирование единого представления о состоянии беспроводной инфраструктуры организации.</w:t>
-      </w:r>
-    </w:p>
-    <w:p>
-      <w:r>
-        <w:t xml:space="preserve">Функциональность WIDS/WIPS в составе SoftWLC включает обнаружение так называемых «чужих» и «враждебных» точек доступа (rogue AP), фиксацию попыток несанкционированного подключения, выявление атак уровня канального доступа (например, деаутентификации), а также базовые механизмы реагирования на </w:t>
+        <w:t xml:space="preserve">Одним из показательных примеров реализации систем обнаружения и предотвращения беспроводных вторжений (WIDS/WIPS) на российском рынке являются решения компании </w:t>
+      </w:r>
+      <w:proofErr w:type="spellStart"/>
+      <w:r>
+        <w:t>Элтекс</w:t>
+      </w:r>
+      <w:proofErr w:type="spellEnd"/>
+      <w:r>
+        <w:t xml:space="preserve">, в частности программный контроллер беспроводной сети </w:t>
+      </w:r>
+      <w:proofErr w:type="spellStart"/>
+      <w:r>
+        <w:t>SoftWLC</w:t>
+      </w:r>
+      <w:proofErr w:type="spellEnd"/>
+      <w:r>
+        <w:t>. В рамках данного решения функции WIDS/WIPS интегрированы непосредственно в систему централизованного управления точками доступа, что позволяет осуществлять непрерывный мониторинг радиочастотной среды, выявление несанкционированных точек доступа, а также анализ аномалий в поведении клиентов и сетевых устройств. Использование контроллерной архитектуры обеспечивает агрегацию телеметрии с распределённых точек доступа и формирование единого представления о состоянии беспроводной инфраструктуры организации.</w:t>
+      </w:r>
+    </w:p>
+    <w:p>
+      <w:r>
+        <w:t xml:space="preserve">Функциональность WIDS/WIPS в составе </w:t>
+      </w:r>
+      <w:proofErr w:type="spellStart"/>
+      <w:r>
+        <w:t>SoftWLC</w:t>
+      </w:r>
+      <w:proofErr w:type="spellEnd"/>
+      <w:r>
+        <w:t xml:space="preserve"> включает обнаружение так называемых «чужих» и «враждебных» точек доступа (</w:t>
+      </w:r>
+      <w:proofErr w:type="spellStart"/>
+      <w:r>
+        <w:t>rogue</w:t>
+      </w:r>
+      <w:proofErr w:type="spellEnd"/>
+      <w:r>
+        <w:t xml:space="preserve"> AP), фиксацию попыток несанкционированного подключения, выявление атак уровня канального доступа (например, </w:t>
+      </w:r>
+      <w:proofErr w:type="spellStart"/>
+      <w:r>
+        <w:t>деаутентификации</w:t>
+      </w:r>
+      <w:proofErr w:type="spellEnd"/>
+      <w:r>
+        <w:t xml:space="preserve">), а также базовые механизмы реагирования на </w:t>
       </w:r>
       <w:r>
         <w:t>события</w:t>
@@ -6030,26 +7065,82 @@
     </w:p>
     <w:p>
       <w:r>
-        <w:t xml:space="preserve">В международной практике аналогичный подход реализуется в решениях таких вендоров, как Cisco Systems, Aruba Networks и Juniper Networks, где WIDS/WIPS также интегрированы в контроллеры или облачные платформы управления беспроводной сетью. В этих системах акцент делается на автоматизацию анализа аномалий, применение методов машинного обучения и тесную интеграцию с другими компонентами системы информационной </w:t>
+        <w:t xml:space="preserve">В международной практике аналогичный подход реализуется в решениях таких вендоров, как Cisco Systems, </w:t>
+      </w:r>
+      <w:proofErr w:type="spellStart"/>
+      <w:r>
+        <w:t>Aruba</w:t>
+      </w:r>
+      <w:proofErr w:type="spellEnd"/>
+      <w:r>
+        <w:t xml:space="preserve"> Networks и </w:t>
+      </w:r>
+      <w:proofErr w:type="spellStart"/>
+      <w:r>
+        <w:t>Juniper</w:t>
+      </w:r>
+      <w:proofErr w:type="spellEnd"/>
+      <w:r>
+        <w:t xml:space="preserve"> Networks, где WIDS/WIPS также интегрированы в контроллеры или облачные платформы управления беспроводной сетью. В этих системах акцент делается на автоматизацию анализа аномалий, применение методов машинного обучения и тесную интеграцию с другими компонентами системы информационной </w:t>
       </w:r>
       <w:r>
         <w:lastRenderedPageBreak/>
-        <w:t>безопасности. Таким образом, российские решения, включая SoftWLC, развиваются в рамках схожей архитектурной парадигмы, однако могут уступать в уровне аналитических возможностей и зрелости механизмов автоматического реагирования.</w:t>
-      </w:r>
-    </w:p>
-    <w:p>
-      <w:r>
-        <w:t>В то же время следует отметить, что на рынке существуют и специализированные решения, ориентированные не только на Wi-Fi, но и на более широкий спектр беспроводных технологий. Например, системы компании Bastille Networks реализуют концепцию мониторинга «радиочастотного пространства», включая обнаружение устройств, использующих Bluetooth и сотовую связь. В отличие от классических WIDS/WIPS, такие решения ориентированы на пассивное наблюдение за всей радиосредой и могут применяться в высокозащищённых объектах. Однако их функциональность выходит за рамки традиционного понимания WIDS/WIPS, что затрудняет прямое сравнение с контроллерными решениями корпоративного уровня.</w:t>
-      </w:r>
-    </w:p>
-    <w:p>
-      <w:r>
-        <w:t>Основной проблемой внедрения WIDS/WIPS остаётся высокая сложность мониторинга радиочастотной среды, необходимость точной настройки политик безопасности и интерпретации большого объёма событий. Неправильная конфигурация может приводить к значительному числу ложных срабатываний или, напротив, к пропуску реальных угроз. Интегрированные решения, такие как SoftWLC, обеспечивают централизованное управление и упрощают эксплуатацию, однако могут уступать специализированным системам в гибкости и глубине анализа. В то же время их адаптация под российский рынок, включая поддержку локальных стандартов и требований регуляторов, делает их востребованными в государственных и финансовых организациях, функционирующих в условиях жёсткой нормативной среды.</w:t>
-      </w:r>
-    </w:p>
-    <w:p>
-      <w:r>
-        <w:t xml:space="preserve">В этих условиях актуализируется задача разработки альтернативных, экономически эффективных подходов к радиомониторингу, способных обеспечить базовый уровень обнаружения угроз при существенно меньших </w:t>
+        <w:t xml:space="preserve">безопасности. Таким образом, российские решения, включая </w:t>
+      </w:r>
+      <w:proofErr w:type="spellStart"/>
+      <w:r>
+        <w:t>SoftWLC</w:t>
+      </w:r>
+      <w:proofErr w:type="spellEnd"/>
+      <w:r>
+        <w:t>, развиваются в рамках схожей архитектурной парадигмы, однако могут уступать в уровне аналитических возможностей и зрелости механизмов автоматического реагирования.</w:t>
+      </w:r>
+    </w:p>
+    <w:p>
+      <w:r>
+        <w:t xml:space="preserve">В то же время следует отметить, что на рынке существуют и специализированные решения, ориентированные не только на </w:t>
+      </w:r>
+      <w:proofErr w:type="spellStart"/>
+      <w:r>
+        <w:t>Wi</w:t>
+      </w:r>
+      <w:proofErr w:type="spellEnd"/>
+      <w:r>
+        <w:t xml:space="preserve">-Fi, но и на более широкий спектр беспроводных технологий. Например, системы компании Bastille Networks реализуют концепцию мониторинга «радиочастотного пространства», включая обнаружение устройств, использующих Bluetooth и сотовую связь. В отличие от классических WIDS/WIPS, такие решения ориентированы на пассивное наблюдение за всей </w:t>
+      </w:r>
+      <w:proofErr w:type="spellStart"/>
+      <w:r>
+        <w:t>радиосредой</w:t>
+      </w:r>
+      <w:proofErr w:type="spellEnd"/>
+      <w:r>
+        <w:t xml:space="preserve"> и могут применяться в высокозащищённых объектах. Однако их функциональность выходит за рамки традиционного понимания WIDS/WIPS, что затрудняет прямое сравнение с контроллерными решениями корпоративного уровня.</w:t>
+      </w:r>
+    </w:p>
+    <w:p>
+      <w:r>
+        <w:t xml:space="preserve">Основной проблемой внедрения WIDS/WIPS остаётся высокая сложность мониторинга радиочастотной среды, необходимость точной настройки политик безопасности и интерпретации большого объёма событий. Неправильная конфигурация может приводить к значительному числу ложных срабатываний или, напротив, к пропуску реальных угроз. Интегрированные решения, такие как </w:t>
+      </w:r>
+      <w:proofErr w:type="spellStart"/>
+      <w:r>
+        <w:t>SoftWLC</w:t>
+      </w:r>
+      <w:proofErr w:type="spellEnd"/>
+      <w:r>
+        <w:t>, обеспечивают централизованное управление и упрощают эксплуатацию, однако могут уступать специализированным системам в гибкости и глубине анализа. В то же время их адаптация под российский рынок, включая поддержку локальных стандартов и требований регуляторов, делает их востребованными в государственных и финансовых организациях, функционирующих в условиях жёсткой нормативной среды.</w:t>
+      </w:r>
+    </w:p>
+    <w:p>
+      <w:r>
+        <w:t xml:space="preserve">В этих условиях актуализируется задача разработки альтернативных, экономически эффективных подходов к </w:t>
+      </w:r>
+      <w:proofErr w:type="spellStart"/>
+      <w:r>
+        <w:t>радиомониторингу</w:t>
+      </w:r>
+      <w:proofErr w:type="spellEnd"/>
+      <w:r>
+        <w:t xml:space="preserve">, способных обеспечить базовый уровень обнаружения угроз при существенно меньших </w:t>
       </w:r>
       <w:r>
         <w:lastRenderedPageBreak/>
@@ -6064,7 +7155,7 @@
       </w:pPr>
       <w:bookmarkStart w:id="40" w:name="_lie1vwo5uphv"/>
       <w:bookmarkStart w:id="41" w:name="_Toc225707601"/>
-      <w:bookmarkStart w:id="42" w:name="_Toc228903266"/>
+      <w:bookmarkStart w:id="42" w:name="_Toc228955453"/>
       <w:bookmarkEnd w:id="40"/>
       <w:r>
         <w:t>2.3. Анализ применяемых технологий мониторинга радиочастотного спектра и сетевого трафика.</w:t>
@@ -6086,7 +7177,39 @@
     </w:p>
     <w:p>
       <w:r>
-        <w:t xml:space="preserve">Базовым уровнем функционирования WIDS/WIPS является анализ служебных и управляющих кадров стандарта IEEE 802.11. На этом уровне реализуются сигнатурно-протокольные методы, позволяющие выявлять известные сценарии атак и нарушения регламентов функционирования сети. Системы осуществляют разбор кадров Beacon, Probe, Authentication и Association, контролируя корректность их структуры, последовательности </w:t>
+        <w:t xml:space="preserve">Базовым уровнем функционирования WIDS/WIPS является анализ служебных и управляющих кадров стандарта IEEE 802.11. На этом уровне реализуются </w:t>
+      </w:r>
+      <w:proofErr w:type="spellStart"/>
+      <w:r>
+        <w:t>сигнатурно</w:t>
+      </w:r>
+      <w:proofErr w:type="spellEnd"/>
+      <w:r>
+        <w:t xml:space="preserve">-протокольные методы, позволяющие выявлять известные сценарии атак и нарушения регламентов функционирования сети. Системы осуществляют разбор кадров </w:t>
+      </w:r>
+      <w:proofErr w:type="spellStart"/>
+      <w:r>
+        <w:t>Beacon</w:t>
+      </w:r>
+      <w:proofErr w:type="spellEnd"/>
+      <w:r>
+        <w:t xml:space="preserve">, </w:t>
+      </w:r>
+      <w:proofErr w:type="spellStart"/>
+      <w:r>
+        <w:t>Probe</w:t>
+      </w:r>
+      <w:proofErr w:type="spellEnd"/>
+      <w:r>
+        <w:t xml:space="preserve">, </w:t>
+      </w:r>
+      <w:proofErr w:type="spellStart"/>
+      <w:r>
+        <w:t>Authentication</w:t>
+      </w:r>
+      <w:proofErr w:type="spellEnd"/>
+      <w:r>
+        <w:t xml:space="preserve"> и Association, контролируя корректность их структуры, последовательности </w:t>
       </w:r>
       <w:r>
         <w:lastRenderedPageBreak/>
@@ -6122,7 +7245,15 @@
     </w:p>
     <w:p>
       <w:r>
-        <w:t>Таким образом, практическая реализация методов обнаружения в WIDS/WIPS-системах представляет собой компромисс между полнотой анализа и доступными ресурсами. В большинстве решений используются преимущественно сигнатурно-протокольные и идентификационные методы, тогда как более сложные статистические и физические подходы применяются ограниченно или в виде дополнительных модулей.</w:t>
+        <w:t xml:space="preserve">Таким образом, практическая реализация методов обнаружения в WIDS/WIPS-системах представляет собой компромисс между полнотой анализа и доступными ресурсами. В большинстве решений используются преимущественно </w:t>
+      </w:r>
+      <w:proofErr w:type="spellStart"/>
+      <w:r>
+        <w:t>сигнатурно</w:t>
+      </w:r>
+      <w:proofErr w:type="spellEnd"/>
+      <w:r>
+        <w:t>-протокольные и идентификационные методы, тогда как более сложные статистические и физические подходы применяются ограниченно или в виде дополнительных модулей.</w:t>
       </w:r>
     </w:p>
     <w:p>
@@ -6219,7 +7350,79 @@
     </w:p>
     <w:p>
       <w:r>
-        <w:t>В основе расчёта лежат базовые показатели: True Positive (TP), False Positive (FP), False Negative (FN) и True Negative (TN), отражающие различные исходы классификации событий. На их основе вычисляются производные метрики, включая точность (Precision), полноту (Recall) и частоту ложных срабатываний (False Positive Rate, FPR):</w:t>
+        <w:t xml:space="preserve">В основе расчёта лежат базовые показатели: True </w:t>
+      </w:r>
+      <w:proofErr w:type="spellStart"/>
+      <w:r>
+        <w:t>Positive</w:t>
+      </w:r>
+      <w:proofErr w:type="spellEnd"/>
+      <w:r>
+        <w:t xml:space="preserve"> (TP), </w:t>
+      </w:r>
+      <w:proofErr w:type="spellStart"/>
+      <w:r>
+        <w:t>False</w:t>
+      </w:r>
+      <w:proofErr w:type="spellEnd"/>
+      <w:r>
+        <w:t xml:space="preserve"> </w:t>
+      </w:r>
+      <w:proofErr w:type="spellStart"/>
+      <w:r>
+        <w:t>Positive</w:t>
+      </w:r>
+      <w:proofErr w:type="spellEnd"/>
+      <w:r>
+        <w:t xml:space="preserve"> (FP), </w:t>
+      </w:r>
+      <w:proofErr w:type="spellStart"/>
+      <w:r>
+        <w:t>False</w:t>
+      </w:r>
+      <w:proofErr w:type="spellEnd"/>
+      <w:r>
+        <w:t xml:space="preserve"> </w:t>
+      </w:r>
+      <w:proofErr w:type="spellStart"/>
+      <w:r>
+        <w:t>Negative</w:t>
+      </w:r>
+      <w:proofErr w:type="spellEnd"/>
+      <w:r>
+        <w:t xml:space="preserve"> (FN) и True </w:t>
+      </w:r>
+      <w:proofErr w:type="spellStart"/>
+      <w:r>
+        <w:t>Negative</w:t>
+      </w:r>
+      <w:proofErr w:type="spellEnd"/>
+      <w:r>
+        <w:t xml:space="preserve"> (TN), отражающие различные исходы классификации событий. На их основе вычисляются производные метрики, включая точность (Precision), полноту (</w:t>
+      </w:r>
+      <w:proofErr w:type="spellStart"/>
+      <w:r>
+        <w:t>Recall</w:t>
+      </w:r>
+      <w:proofErr w:type="spellEnd"/>
+      <w:r>
+        <w:t>) и частоту ложных срабатываний (</w:t>
+      </w:r>
+      <w:proofErr w:type="spellStart"/>
+      <w:r>
+        <w:t>False</w:t>
+      </w:r>
+      <w:proofErr w:type="spellEnd"/>
+      <w:r>
+        <w:t xml:space="preserve"> </w:t>
+      </w:r>
+      <w:proofErr w:type="spellStart"/>
+      <w:r>
+        <w:t>Positive</w:t>
+      </w:r>
+      <w:proofErr w:type="spellEnd"/>
+      <w:r>
+        <w:t xml:space="preserve"> Rate, FPR):</w:t>
       </w:r>
     </w:p>
     <w:tbl>
@@ -6417,7 +7620,15 @@
         <w:ind w:firstLine="720"/>
       </w:pPr>
       <w:r>
-        <w:t>Precision (Точность) отражает долю корректных сигналов среди всех срабатываний, Recall (полнота) – долю обнаруженных угроз среди всех существующих, а FPR (частота ложных срабатываний) характеризует устойчивость системы к ложным тревогам.</w:t>
+        <w:t xml:space="preserve">Precision (Точность) отражает долю корректных сигналов среди всех срабатываний, </w:t>
+      </w:r>
+      <w:proofErr w:type="spellStart"/>
+      <w:r>
+        <w:t>Recall</w:t>
+      </w:r>
+      <w:proofErr w:type="spellEnd"/>
+      <w:r>
+        <w:t xml:space="preserve"> (полнота) – долю обнаруженных угроз среди всех существующих, а FPR (частота ложных срабатываний) характеризует устойчивость системы к ложным тревогам.</w:t>
       </w:r>
     </w:p>
     <w:p>
@@ -6425,7 +7636,15 @@
         <w:ind w:firstLine="720"/>
       </w:pPr>
       <w:r>
-        <w:t xml:space="preserve">Данные метрики позволяют оценить компромисс между полнотой обнаружения и устойчивостью к ложным тревогам. В контексте систем радиомониторинга особое значение имеет показатель Recall, отражающий способность системы выявлять потенциально опасные устройства, тогда как </w:t>
+        <w:t xml:space="preserve">Данные метрики позволяют оценить компромисс между полнотой обнаружения и устойчивостью к ложным тревогам. В контексте систем радиомониторинга особое значение имеет показатель </w:t>
+      </w:r>
+      <w:proofErr w:type="spellStart"/>
+      <w:r>
+        <w:t>Recall</w:t>
+      </w:r>
+      <w:proofErr w:type="spellEnd"/>
+      <w:r>
+        <w:t xml:space="preserve">, отражающий способность системы выявлять потенциально опасные устройства, тогда как </w:t>
       </w:r>
       <w:r>
         <w:lastRenderedPageBreak/>
@@ -6518,7 +7737,15 @@
       </w:pPr>
       <w:r>
         <w:tab/>
-        <w:t>Наиболее распространённой метрикой является среднеквадратичная ошибка (RMSE), позволяющая агрегировать ошибки локализации по множеству наблюдений и получать обобщённую оценку точности. Значение RMSE зависит от ряда факторов, включая количество и расположение сенсорных узлов, стабильность измерений параметров сигнала (например, RSSI), а также особенности радиораспространения в помещении. RMSE вычисляется по формуле:</w:t>
+        <w:t xml:space="preserve">Наиболее распространённой метрикой является среднеквадратичная ошибка (RMSE), позволяющая агрегировать ошибки локализации по множеству наблюдений и получать обобщённую оценку точности. Значение RMSE зависит от ряда факторов, включая количество и расположение сенсорных узлов, стабильность измерений параметров сигнала (например, RSSI), а также особенности </w:t>
+      </w:r>
+      <w:proofErr w:type="spellStart"/>
+      <w:r>
+        <w:t>радиораспространения</w:t>
+      </w:r>
+      <w:proofErr w:type="spellEnd"/>
+      <w:r>
+        <w:t xml:space="preserve"> в помещении. RMSE вычисляется по формуле:</w:t>
       </w:r>
     </w:p>
     <w:tbl>
@@ -6957,12 +8184,14 @@
             <w:r>
               <w:t xml:space="preserve"> – фактические координаты </w:t>
             </w:r>
+            <w:proofErr w:type="spellStart"/>
             <w:r>
               <w:rPr>
                 <w:lang w:val="en-US"/>
               </w:rPr>
               <w:t>i</w:t>
             </w:r>
+            <w:proofErr w:type="spellEnd"/>
             <w:r>
               <w:t>-го источника</w:t>
             </w:r>
@@ -7171,7 +8400,7 @@
       <w:pPr>
         <w:pStyle w:val="2"/>
       </w:pPr>
-      <w:bookmarkStart w:id="44" w:name="_Toc228903267"/>
+      <w:bookmarkStart w:id="44" w:name="_Toc228955454"/>
       <w:r>
         <w:t>2.5 Постановка задачи разработки мультимодальной модели и формулировка требований к ПАК</w:t>
       </w:r>
@@ -7185,13 +8414,37 @@
     <w:p>
       <w:r>
         <w:lastRenderedPageBreak/>
-        <w:t>Целью работы является формирование мультимодальной модели обнаружения незарегистрированных Wi-Fi источников, основанной на объединении разнородных признаков радиочастотной среды. В рамках модели предполагается использование совокупности методов, включающих анализ сетевых идентификаторов</w:t>
+        <w:t xml:space="preserve">Целью работы является формирование мультимодальной модели обнаружения незарегистрированных </w:t>
+      </w:r>
+      <w:proofErr w:type="spellStart"/>
+      <w:r>
+        <w:t>Wi</w:t>
+      </w:r>
+      <w:proofErr w:type="spellEnd"/>
+      <w:r>
+        <w:t>-Fi источников, основанной на объединении разнородных признаков радиочастотной среды. В рамках модели предполагается использование совокупности методов, включающих анализ сетевых идентификаторов</w:t>
       </w:r>
       <w:r>
         <w:t xml:space="preserve"> и</w:t>
       </w:r>
       <w:r>
-        <w:t xml:space="preserve"> параметров физического уровня, таких как уровень сигнала, характеристики радиоканала и уровень шумов. Такое объединение позволяет повысить устойчивость обнаружения, в том числе в условиях спуфинга идентификаторов и наличия атак типа «evil twin», а также расширить возможности выявления аномалий, связанных с воздействием на радиочастотную среду.</w:t>
+        <w:t xml:space="preserve"> параметров физического уровня, таких как уровень сигнала, характеристики радиоканала и уровень шумов. Такое объединение позволяет повысить устойчивость обнаружения, в том числе в условиях спуфинга идентификаторов и наличия атак типа «</w:t>
+      </w:r>
+      <w:proofErr w:type="spellStart"/>
+      <w:r>
+        <w:t>evil</w:t>
+      </w:r>
+      <w:proofErr w:type="spellEnd"/>
+      <w:r>
+        <w:t xml:space="preserve"> </w:t>
+      </w:r>
+      <w:proofErr w:type="spellStart"/>
+      <w:r>
+        <w:t>twin</w:t>
+      </w:r>
+      <w:proofErr w:type="spellEnd"/>
+      <w:r>
+        <w:t>», а также расширить возможности выявления аномалий, связанных с воздействием на радиочастотную среду.</w:t>
       </w:r>
     </w:p>
     <w:p>
@@ -7201,7 +8454,15 @@
     </w:p>
     <w:p>
       <w:r>
-        <w:t xml:space="preserve">Ключевые требования к модели включают обеспечение низкой стоимости развертывания за счёт использования доступных аппаратных компонентов и отсутствия необходимости модификации существующей сети, поддержку полностью пассивного режима работы без вмешательства в процессы передачи данных, а также функционирование в квазиреальном времени. Существенным требованием является обеспечение наблюдаемости радиосреды: система должна предоставлять оператору структурированное представление событий, поддерживать анализ динамики активности и формировать рекомендации, направленные на поиск источников излучения. При этом точное определение координат не является обязательной задачей, а локализация рассматривается </w:t>
+        <w:t xml:space="preserve">Ключевые требования к модели включают обеспечение низкой стоимости развертывания за счёт использования доступных аппаратных компонентов и отсутствия необходимости модификации существующей сети, поддержку полностью пассивного режима работы без вмешательства в процессы передачи данных, а также функционирование в </w:t>
+      </w:r>
+      <w:proofErr w:type="spellStart"/>
+      <w:r>
+        <w:t>квазиреальном</w:t>
+      </w:r>
+      <w:proofErr w:type="spellEnd"/>
+      <w:r>
+        <w:t xml:space="preserve"> времени. Существенным требованием является обеспечение наблюдаемости радиосреды: система должна предоставлять оператору структурированное представление событий, поддерживать анализ динамики активности и формировать рекомендации, направленные на поиск источников излучения. При этом точное определение координат не является обязательной задачей, а локализация рассматривается </w:t>
       </w:r>
       <w:r>
         <w:lastRenderedPageBreak/>
@@ -7228,7 +8489,7 @@
         <w:pStyle w:val="1"/>
       </w:pPr>
       <w:bookmarkStart w:id="45" w:name="_Toc225707611"/>
-      <w:bookmarkStart w:id="46" w:name="_Toc228903268"/>
+      <w:bookmarkStart w:id="46" w:name="_Toc228955455"/>
       <w:r>
         <w:lastRenderedPageBreak/>
         <w:t xml:space="preserve">ГЛАВА 3. РАЗРАБОТКА И АПРОБАЦИЯ МУЛЬТИМОДАЛЬНОЙ МОДЕЛИ ОБНАРУЖЕНИЯ НЕЗАРЕГИСТРИРОВАННЫХ </w:t>
@@ -7250,7 +8511,7 @@
         <w:pStyle w:val="2"/>
       </w:pPr>
       <w:bookmarkStart w:id="47" w:name="_Toc225707612"/>
-      <w:bookmarkStart w:id="48" w:name="_Toc228903269"/>
+      <w:bookmarkStart w:id="48" w:name="_Toc228955456"/>
       <w:r>
         <w:t>3.1. Разработка алгоритма обнаружения источников излучения.</w:t>
       </w:r>
@@ -7273,7 +8534,15 @@
         <w:ind w:firstLine="709"/>
       </w:pPr>
       <w:r>
-        <w:t>В рамках разрабатываемой системы решается задача обнаружения незарегистрированных источников Wi-Fi излучения в контролируемой радиосреде на основе пассивного радиомониторинга.</w:t>
+        <w:t xml:space="preserve">В рамках разрабатываемой системы решается задача обнаружения незарегистрированных источников </w:t>
+      </w:r>
+      <w:proofErr w:type="spellStart"/>
+      <w:r>
+        <w:t>Wi</w:t>
+      </w:r>
+      <w:proofErr w:type="spellEnd"/>
+      <w:r>
+        <w:t>-Fi излучения в контролируемой радиосреде на основе пассивного радиомониторинга.</w:t>
       </w:r>
     </w:p>
     <w:p>
@@ -8028,7 +9297,23 @@
         <w:ind w:left="0" w:firstLine="709"/>
       </w:pPr>
       <w:r>
-        <w:t>Выявление схожих SSID, направленное на обнаружение имитации названий сетей, включая модификации символов, добавление префиксов или суффиксов, что может указывать на попытки реализации атак класса «evil twin»</w:t>
+        <w:t>Выявление схожих SSID, направленное на обнаружение имитации названий сетей, включая модификации символов, добавление префиксов или суффиксов, что может указывать на попытки реализации атак класса «</w:t>
+      </w:r>
+      <w:proofErr w:type="spellStart"/>
+      <w:r>
+        <w:t>evil</w:t>
+      </w:r>
+      <w:proofErr w:type="spellEnd"/>
+      <w:r>
+        <w:t xml:space="preserve"> </w:t>
+      </w:r>
+      <w:proofErr w:type="spellStart"/>
+      <w:r>
+        <w:t>twin</w:t>
+      </w:r>
+      <w:proofErr w:type="spellEnd"/>
+      <w:r>
+        <w:t>»</w:t>
       </w:r>
       <w:r>
         <w:t xml:space="preserve"> и фишинга</w:t>
@@ -8047,7 +9332,15 @@
         <w:ind w:left="0" w:firstLine="709"/>
       </w:pPr>
       <w:r>
-        <w:t xml:space="preserve">Выявление скрытых SSID, при котором анализируются точки доступа, не транслирующие идентификатор сети в beacon-кадрах. Интерпретация таких событий зависит от контекста активности устройства и может требовать дополнительного анализа. </w:t>
+        <w:t xml:space="preserve">Выявление скрытых SSID, при котором анализируются точки доступа, не транслирующие идентификатор сети в </w:t>
+      </w:r>
+      <w:proofErr w:type="spellStart"/>
+      <w:r>
+        <w:t>beacon</w:t>
+      </w:r>
+      <w:proofErr w:type="spellEnd"/>
+      <w:r>
+        <w:t xml:space="preserve">-кадрах. Интерпретация таких событий зависит от контекста активности устройства и может требовать дополнительного анализа. </w:t>
       </w:r>
     </w:p>
     <w:p>
@@ -8128,7 +9421,15 @@
         <w:ind w:left="0" w:firstLine="709"/>
       </w:pPr>
       <w:r>
-        <w:t xml:space="preserve">обнаружение несоответствий параметров сигнала для устройств с одинаковыми идентификаторами за счет создания радиоотпечатков для легитимных точек и сравнения с </w:t>
+        <w:t xml:space="preserve">обнаружение несоответствий параметров сигнала для устройств с одинаковыми идентификаторами за счет создания </w:t>
+      </w:r>
+      <w:proofErr w:type="spellStart"/>
+      <w:r>
+        <w:t>радиоотпечатков</w:t>
+      </w:r>
+      <w:proofErr w:type="spellEnd"/>
+      <w:r>
+        <w:t xml:space="preserve"> для легитимных точек и сравнения с </w:t>
       </w:r>
       <w:r>
         <w:rPr>
@@ -8258,7 +9559,15 @@
         <w:ind w:firstLine="709"/>
       </w:pPr>
       <w:r>
-        <w:t>Процедура локализации источников излучения в рамках разрабатываемой системы рассматривается как вспомогательный этап анализа, направленный на уточнение пространственного положения потенциально несанкционированных источников Wi-Fi излучения.</w:t>
+        <w:t xml:space="preserve">Процедура локализации источников излучения в рамках разрабатываемой системы рассматривается как вспомогательный этап анализа, направленный на уточнение пространственного положения потенциально несанкционированных источников </w:t>
+      </w:r>
+      <w:proofErr w:type="spellStart"/>
+      <w:r>
+        <w:t>Wi</w:t>
+      </w:r>
+      <w:proofErr w:type="spellEnd"/>
+      <w:r>
+        <w:t>-Fi излучения.</w:t>
       </w:r>
     </w:p>
     <w:p>
@@ -8350,7 +9659,15 @@
         <w:ind w:firstLine="709"/>
       </w:pPr>
       <w:r>
-        <w:t>Во-первых, используемые сенсорные устройства обладают ограниченными аппаратными ресурсами, включая упрощённую радиочасть и отсутствие специализированных измерительных антенн, что снижает точность оценки уровня сигнала и ограничивает возможности пространственного анализа радиосреды.</w:t>
+        <w:t xml:space="preserve">Во-первых, используемые сенсорные устройства обладают ограниченными аппаратными ресурсами, включая упрощённую </w:t>
+      </w:r>
+      <w:proofErr w:type="spellStart"/>
+      <w:r>
+        <w:t>радиочасть</w:t>
+      </w:r>
+      <w:proofErr w:type="spellEnd"/>
+      <w:r>
+        <w:t xml:space="preserve"> и отсутствие специализированных измерительных антенн, что снижает точность оценки уровня сигнала и ограничивает возможности пространственного анализа радиосреды.</w:t>
       </w:r>
     </w:p>
     <w:p>
@@ -8374,7 +9691,23 @@
         <w:ind w:firstLine="709"/>
       </w:pPr>
       <w:r>
-        <w:t xml:space="preserve">Дополнительным ограничением является использование механизма сканирования радиоканалов (channel hopping), что исключает возможность </w:t>
+        <w:t>Дополнительным ограничением является использование механизма сканирования радиоканалов (</w:t>
+      </w:r>
+      <w:proofErr w:type="spellStart"/>
+      <w:r>
+        <w:t>channel</w:t>
+      </w:r>
+      <w:proofErr w:type="spellEnd"/>
+      <w:r>
+        <w:t xml:space="preserve"> </w:t>
+      </w:r>
+      <w:proofErr w:type="spellStart"/>
+      <w:r>
+        <w:t>hopping</w:t>
+      </w:r>
+      <w:proofErr w:type="spellEnd"/>
+      <w:r>
+        <w:t xml:space="preserve">), что исключает возможность </w:t>
       </w:r>
       <w:r>
         <w:lastRenderedPageBreak/>
@@ -8478,7 +9811,15 @@
       </w:pPr>
       <w:r>
         <w:lastRenderedPageBreak/>
-        <w:t>Передача данных между уровнями осуществляется в асинхронном режиме, что позволяет разделить процессы наблюдения и обработки во времени и повысить устойчивость системы к временным разрывам в доступности сенсорных узлов. Серверный уровень дополнительно реализует распределённую обработку на основе рабочих процессов (workers), обеспечивающих параллельное выполнение этапов обработки окон данных.</w:t>
+        <w:t>Передача данных между уровнями осуществляется в асинхронном режиме, что позволяет разделить процессы наблюдения и обработки во времени и повысить устойчивость системы к временным разрывам в доступности сенсорных узлов. Серверный уровень дополнительно реализует распределённую обработку на основе рабочих процессов (</w:t>
+      </w:r>
+      <w:proofErr w:type="spellStart"/>
+      <w:r>
+        <w:t>workers</w:t>
+      </w:r>
+      <w:proofErr w:type="spellEnd"/>
+      <w:r>
+        <w:t>), обеспечивающих параллельное выполнение этапов обработки окон данных.</w:t>
       </w:r>
     </w:p>
     <w:p>
@@ -8513,10 +9854,22 @@
         <w:ind w:firstLine="709"/>
       </w:pPr>
       <w:r>
-        <w:t>Сенсорный уровень системы представлен распределённой сетью узлов радиомониторинга, функционирующих в режиме пассивного наблюдения радиоэфира. Основной задачей сенсорных узлов является сбор радиометаданных, характеризующих активность Wi-Fi устройств, и их последующая пакетная передача на сервер обработки.</w:t>
-      </w:r>
-      <w:r>
-        <w:t xml:space="preserve"> На рисунке </w:t>
+        <w:t xml:space="preserve">Сенсорный уровень системы представлен распределённой сетью узлов радиомониторинга, функционирующих в режиме пассивного наблюдения радиоэфира. Основной задачей сенсорных узлов является сбор радиометаданных, характеризующих активность </w:t>
+      </w:r>
+      <w:proofErr w:type="spellStart"/>
+      <w:r>
+        <w:t>Wi</w:t>
+      </w:r>
+      <w:proofErr w:type="spellEnd"/>
+      <w:r>
+        <w:t>-Fi устройств, и их последующая пакетная передача на сервер обработки.</w:t>
+      </w:r>
+      <w:r>
+        <w:t xml:space="preserve"> На </w:t>
+      </w:r>
+      <w:proofErr w:type="gramStart"/>
+      <w:r>
+        <w:t xml:space="preserve">рисунке </w:t>
       </w:r>
       <w:r>
         <w:rPr>
@@ -8524,6 +9877,7 @@
         </w:rPr>
         <w:t>?</w:t>
       </w:r>
+      <w:proofErr w:type="gramEnd"/>
       <w:r>
         <w:t xml:space="preserve"> представлено изображение сенсорного узла.</w:t>
       </w:r>
@@ -8592,6 +9946,7 @@
         <w:pStyle w:val="af0"/>
         <w:jc w:val="center"/>
       </w:pPr>
+      <w:proofErr w:type="gramStart"/>
       <w:r>
         <w:lastRenderedPageBreak/>
         <w:t xml:space="preserve">Рисунок </w:t>
@@ -8602,6 +9957,7 @@
         </w:rPr>
         <w:t>?</w:t>
       </w:r>
+      <w:proofErr w:type="gramEnd"/>
       <w:r>
         <w:t xml:space="preserve"> – фотография сенсорного узла</w:t>
       </w:r>
@@ -8672,7 +10028,63 @@
         <w:t>–</w:t>
       </w:r>
       <w:r>
-        <w:t xml:space="preserve"> узлы перехвата кадров (packet capture sensors), функционирующие в режиме пассивного прослушивания радиоканала (promiscuous mode). Данные узлы фиксируют радиометаданные Wi-Fi кадров, включая MAC-адреса источников и получателей, идентификаторы сетей (SSID, BSSID), уровень принимаемого сигнала (RSSI), номер канала, уровень шума и типы передаваемых кадров. Данный тип сенсоров формирует основную информационную базу для последующей агрегации и обнаружения событий.</w:t>
+        <w:t xml:space="preserve"> узлы перехвата кадров (</w:t>
+      </w:r>
+      <w:proofErr w:type="spellStart"/>
+      <w:r>
+        <w:t>packet</w:t>
+      </w:r>
+      <w:proofErr w:type="spellEnd"/>
+      <w:r>
+        <w:t xml:space="preserve"> </w:t>
+      </w:r>
+      <w:proofErr w:type="spellStart"/>
+      <w:r>
+        <w:t>capture</w:t>
+      </w:r>
+      <w:proofErr w:type="spellEnd"/>
+      <w:r>
+        <w:t xml:space="preserve"> </w:t>
+      </w:r>
+      <w:proofErr w:type="spellStart"/>
+      <w:r>
+        <w:t>sensors</w:t>
+      </w:r>
+      <w:proofErr w:type="spellEnd"/>
+      <w:r>
+        <w:t>), функционирующие в режиме пассивного прослушивания радиоканала (</w:t>
+      </w:r>
+      <w:proofErr w:type="spellStart"/>
+      <w:r>
+        <w:t>promiscuous</w:t>
+      </w:r>
+      <w:proofErr w:type="spellEnd"/>
+      <w:r>
+        <w:t xml:space="preserve"> </w:t>
+      </w:r>
+      <w:proofErr w:type="spellStart"/>
+      <w:r>
+        <w:t>mode</w:t>
+      </w:r>
+      <w:proofErr w:type="spellEnd"/>
+      <w:r>
+        <w:t xml:space="preserve">). Данные узлы фиксируют </w:t>
+      </w:r>
+      <w:proofErr w:type="spellStart"/>
+      <w:r>
+        <w:t>радиометаданные</w:t>
+      </w:r>
+      <w:proofErr w:type="spellEnd"/>
+      <w:r>
+        <w:t xml:space="preserve"> </w:t>
+      </w:r>
+      <w:proofErr w:type="spellStart"/>
+      <w:r>
+        <w:t>Wi</w:t>
+      </w:r>
+      <w:proofErr w:type="spellEnd"/>
+      <w:r>
+        <w:t>-Fi кадров, включая MAC-адреса источников и получателей, идентификаторы сетей (SSID, BSSID), уровень принимаемого сигнала (RSSI), номер канала, уровень шума и типы передаваемых кадров. Данный тип сенсоров формирует основную информационную базу для последующей агрегации и обнаружения событий.</w:t>
       </w:r>
     </w:p>
     <w:p>
@@ -8702,11 +10114,43 @@
         <w:ind w:firstLine="709"/>
       </w:pPr>
       <w:r>
-        <w:t xml:space="preserve">Дополнительно узлы осуществляют сканирование радиоканалов (channel hopping), поскольку непрерывное наблюдение всего спектра Wi-Fi каналов технически недоступно. Это приводит к формированию неполного, </w:t>
+        <w:t>Дополнительно узлы осуществляют сканирование радиоканалов (</w:t>
+      </w:r>
+      <w:proofErr w:type="spellStart"/>
+      <w:r>
+        <w:t>channel</w:t>
+      </w:r>
+      <w:proofErr w:type="spellEnd"/>
+      <w:r>
+        <w:t xml:space="preserve"> </w:t>
+      </w:r>
+      <w:proofErr w:type="spellStart"/>
+      <w:r>
+        <w:t>hopping</w:t>
+      </w:r>
+      <w:proofErr w:type="spellEnd"/>
+      <w:r>
+        <w:t xml:space="preserve">), поскольку непрерывное наблюдение всего спектра </w:t>
+      </w:r>
+      <w:proofErr w:type="spellStart"/>
+      <w:r>
+        <w:t>Wi</w:t>
+      </w:r>
+      <w:proofErr w:type="spellEnd"/>
+      <w:r>
+        <w:t xml:space="preserve">-Fi каналов технически недоступно. Это приводит к формированию неполного, </w:t>
       </w:r>
       <w:r>
         <w:lastRenderedPageBreak/>
-        <w:t>вероятностного представления радиообстановки, компенсируемого на серверном уровне за счёт оконной агрегации и корреляции.</w:t>
+        <w:t xml:space="preserve">вероятностного представления </w:t>
+      </w:r>
+      <w:proofErr w:type="spellStart"/>
+      <w:r>
+        <w:t>радиообстановки</w:t>
+      </w:r>
+      <w:proofErr w:type="spellEnd"/>
+      <w:r>
+        <w:t>, компенсируемого на серверном уровне за счёт оконной агрегации и корреляции.</w:t>
       </w:r>
     </w:p>
     <w:p>
@@ -8937,7 +10381,15 @@
         <w:ind w:firstLine="709"/>
       </w:pPr>
       <w:r>
-        <w:t>Дополнительно в рамках модели используется мультимодальное расширение, включающее анализ параметров физического уровня радиосигнала. Для доверенных (белых) точек доступа формируются эталонные радиоотпечатки на основе устойчивых характеристик радиоканала (включая RSSI и CSI-производные признаки). В пределах окон обработки выполняется сопоставление текущих наблюдений с эталонными профилями, а выявленные отклонения учитываются при формировании событий обнаружения и уточнении их важности.</w:t>
+        <w:t xml:space="preserve">Дополнительно в рамках модели используется мультимодальное расширение, включающее анализ параметров физического уровня радиосигнала. Для доверенных (белых) точек доступа формируются эталонные </w:t>
+      </w:r>
+      <w:proofErr w:type="spellStart"/>
+      <w:r>
+        <w:t>радиоотпечатки</w:t>
+      </w:r>
+      <w:proofErr w:type="spellEnd"/>
+      <w:r>
+        <w:t xml:space="preserve"> на основе устойчивых характеристик радиоканала (включая RSSI и CSI-производные признаки). В пределах окон обработки выполняется сопоставление текущих наблюдений с эталонными профилями, а выявленные отклонения учитываются при формировании событий обнаружения и уточнении их важности.</w:t>
       </w:r>
     </w:p>
     <w:p>
@@ -8972,7 +10424,15 @@
         <w:tab/>
       </w:r>
       <w:r>
-        <w:t>Подсистема представления данных обеспечивает уровень взаимодействия с оператором и предназначена для визуализации результатов обработки в форме, пригодной для анализа радиообстановки и поддержки принятия решений в области информационной безопасности.</w:t>
+        <w:t xml:space="preserve">Подсистема представления данных обеспечивает уровень взаимодействия с оператором и предназначена для визуализации результатов обработки в форме, пригодной для анализа </w:t>
+      </w:r>
+      <w:proofErr w:type="spellStart"/>
+      <w:r>
+        <w:t>радиообстановки</w:t>
+      </w:r>
+      <w:proofErr w:type="spellEnd"/>
+      <w:r>
+        <w:t xml:space="preserve"> и поддержки принятия решений в области информационной безопасности.</w:t>
       </w:r>
     </w:p>
     <w:p>
@@ -8988,7 +10448,15 @@
         <w:ind w:firstLine="709"/>
       </w:pPr>
       <w:r>
-        <w:t>Интерфейсная подсистема поддерживает сценарии интерактивного анализа, включая детализацию (drill-down) от уровня агрегированного события информационной безопасности до уровня отдельных событий обнаружения и исходных радионаблюдений.</w:t>
+        <w:t>Интерфейсная подсистема поддерживает сценарии интерактивного анализа, включая детализацию (</w:t>
+      </w:r>
+      <w:proofErr w:type="spellStart"/>
+      <w:r>
+        <w:t>drill-down</w:t>
+      </w:r>
+      <w:proofErr w:type="spellEnd"/>
+      <w:r>
+        <w:t>) от уровня агрегированного события информационной безопасности до уровня отдельных событий обнаружения и исходных радионаблюдений.</w:t>
       </w:r>
     </w:p>
     <w:p>
@@ -9004,10 +10472,22 @@
         <w:ind w:firstLine="709"/>
       </w:pPr>
       <w:r>
-        <w:t>Особенностью подсистемы является возможность оперативного перехода между уровнями представления данных, что обеспечивает гибкость анализа и повышает наблюдаемость радиообстановки.</w:t>
-      </w:r>
-      <w:r>
-        <w:t xml:space="preserve"> На рисунке </w:t>
+        <w:t xml:space="preserve">Особенностью подсистемы является возможность оперативного перехода между уровнями представления данных, что обеспечивает гибкость анализа и повышает наблюдаемость </w:t>
+      </w:r>
+      <w:proofErr w:type="spellStart"/>
+      <w:r>
+        <w:t>радиообстановки</w:t>
+      </w:r>
+      <w:proofErr w:type="spellEnd"/>
+      <w:r>
+        <w:t>.</w:t>
+      </w:r>
+      <w:r>
+        <w:t xml:space="preserve"> На </w:t>
+      </w:r>
+      <w:proofErr w:type="gramStart"/>
+      <w:r>
+        <w:t xml:space="preserve">рисунке </w:t>
       </w:r>
       <w:r>
         <w:rPr>
@@ -9015,6 +10495,7 @@
         </w:rPr>
         <w:t>?</w:t>
       </w:r>
+      <w:proofErr w:type="gramEnd"/>
       <w:r>
         <w:t xml:space="preserve"> представлен скриншот интерфейса с загруженным отчетом.</w:t>
       </w:r>
@@ -9071,6 +10552,7 @@
         <w:ind w:firstLine="0"/>
         <w:jc w:val="center"/>
       </w:pPr>
+      <w:proofErr w:type="gramStart"/>
       <w:r>
         <w:t xml:space="preserve">Рисунок </w:t>
       </w:r>
@@ -9080,6 +10562,7 @@
         </w:rPr>
         <w:t>?</w:t>
       </w:r>
+      <w:proofErr w:type="gramEnd"/>
       <w:r>
         <w:t xml:space="preserve"> – скриншот интерфейса программа</w:t>
       </w:r>
@@ -9172,7 +10655,7 @@
         <w:tab/>
       </w:r>
       <w:bookmarkStart w:id="50" w:name="_Toc225707614"/>
-      <w:bookmarkStart w:id="51" w:name="_Toc228903270"/>
+      <w:bookmarkStart w:id="51" w:name="_Toc228955457"/>
       <w:r>
         <w:t>3.3. Практические рекомендации и направления совершенствования.</w:t>
       </w:r>
@@ -9184,7 +10667,15 @@
         <w:ind w:firstLine="709"/>
       </w:pPr>
       <w:r>
-        <w:t xml:space="preserve">Разрабатываемая система представляет собой специализированное средство пассивного радиомониторинга, ориентированное на обнаружение незарегистрированных источников Wi-Fi излучения в контролируемой среде. В отличие от классических </w:t>
+        <w:t xml:space="preserve">Разрабатываемая система представляет собой специализированное средство пассивного радиомониторинга, ориентированное на обнаружение незарегистрированных источников </w:t>
+      </w:r>
+      <w:proofErr w:type="spellStart"/>
+      <w:r>
+        <w:t>Wi</w:t>
+      </w:r>
+      <w:proofErr w:type="spellEnd"/>
+      <w:r>
+        <w:t xml:space="preserve">-Fi излучения в контролируемой среде. В отличие от классических </w:t>
       </w:r>
       <w:r>
         <w:rPr>
@@ -9323,7 +10814,15 @@
         <w:ind w:firstLine="709"/>
       </w:pPr>
       <w:r>
-        <w:t>Повторные измерения в одной и той же зоне могут использоваться для уточнения результатов и повышения достоверности анализа, особенно в условиях изменяющейся радиообстановки.</w:t>
+        <w:t xml:space="preserve">Повторные измерения в одной и той же зоне могут использоваться для уточнения результатов и повышения достоверности анализа, особенно в условиях изменяющейся </w:t>
+      </w:r>
+      <w:proofErr w:type="spellStart"/>
+      <w:r>
+        <w:t>радиообстановки</w:t>
+      </w:r>
+      <w:proofErr w:type="spellEnd"/>
+      <w:r>
+        <w:t>.</w:t>
       </w:r>
     </w:p>
     <w:p>
@@ -9445,7 +10944,15 @@
         <w:ind w:firstLine="709"/>
       </w:pPr>
       <w:r>
-        <w:t>Направления совершенствования разрабатываемой системы определяются архитектурными особенностями реализованного программно-аппаратного комплекса и ограничениями используемой аппаратной платформы. Предлагаемые меры направлены на повышение полноты наблюдаемости радиосреды, расширение возможностей анализа и улучшение эксплуатационных характеристик системы при сохранении её базовых принципов – распределённости, пассивности и низкой стоимости развертывания.</w:t>
+        <w:t xml:space="preserve">Направления совершенствования разрабатываемой системы определяются архитектурными особенностями реализованного программно-аппаратного комплекса и ограничениями используемой аппаратной платформы. Предлагаемые меры направлены на повышение полноты наблюдаемости радиосреды, расширение возможностей анализа и улучшение эксплуатационных характеристик системы при сохранении её базовых принципов – </w:t>
+      </w:r>
+      <w:proofErr w:type="spellStart"/>
+      <w:r>
+        <w:t>распределённости</w:t>
+      </w:r>
+      <w:proofErr w:type="spellEnd"/>
+      <w:r>
+        <w:t>, пассивности и низкой стоимости развертывания.</w:t>
       </w:r>
     </w:p>
     <w:p>
@@ -9461,7 +10968,15 @@
         <w:ind w:firstLine="709"/>
       </w:pPr>
       <w:r>
-        <w:t>Ключевым направлением совершенствования является развитие аппаратной базы сенсорных узлов. В текущей реализации использование универсальных радиоплатформ на базе микрокомпьютера ограничивает возможности системы, в частности не позволяет осуществлять одновременный мониторинг нескольких радиоканалов и реализовать непрерывный захват трафика.</w:t>
+        <w:t xml:space="preserve">Ключевым направлением совершенствования является развитие аппаратной базы сенсорных узлов. В текущей реализации использование универсальных </w:t>
+      </w:r>
+      <w:proofErr w:type="spellStart"/>
+      <w:r>
+        <w:t>радиоплатформ</w:t>
+      </w:r>
+      <w:proofErr w:type="spellEnd"/>
+      <w:r>
+        <w:t xml:space="preserve"> на базе микрокомпьютера ограничивает возможности системы, в частности не позволяет осуществлять одновременный мониторинг нескольких радиоканалов и реализовать непрерывный захват трафика.</w:t>
       </w:r>
     </w:p>
     <w:p>
@@ -9599,7 +11114,23 @@
         <w:ind w:firstLine="709"/>
       </w:pPr>
       <w:r>
-        <w:t>Перспективным является развитие механизмов автоматизации жизненного цикла измерений, включая создание, переинициализацию и завершение измерений, а также управление накопленными данными. Дополнительно целесообразно развитие средств управления конфигурацией, включая поддержку шаблонов развертывания и возможность импорта и экспорта параметров системы в человекочитаемом формате.</w:t>
+        <w:t xml:space="preserve">Перспективным является развитие механизмов автоматизации жизненного цикла измерений, включая создание, </w:t>
+      </w:r>
+      <w:proofErr w:type="spellStart"/>
+      <w:r>
+        <w:t>переинициализацию</w:t>
+      </w:r>
+      <w:proofErr w:type="spellEnd"/>
+      <w:r>
+        <w:t xml:space="preserve"> и завершение измерений, а также управление накопленными данными. Дополнительно целесообразно развитие средств управления конфигурацией, включая поддержку шаблонов развертывания и возможность импорта и экспорта параметров системы в </w:t>
+      </w:r>
+      <w:proofErr w:type="spellStart"/>
+      <w:r>
+        <w:t>человекочитаемом</w:t>
+      </w:r>
+      <w:proofErr w:type="spellEnd"/>
+      <w:r>
+        <w:t xml:space="preserve"> формате.</w:t>
       </w:r>
     </w:p>
     <w:p>
@@ -9627,7 +11158,7 @@
         <w:pStyle w:val="2"/>
       </w:pPr>
       <w:bookmarkStart w:id="52" w:name="_Toc225707615"/>
-      <w:bookmarkStart w:id="53" w:name="_Toc228903271"/>
+      <w:bookmarkStart w:id="53" w:name="_Toc228955458"/>
       <w:r>
         <w:t>3.4. Экономическая и практическая эффективность.</w:t>
       </w:r>
@@ -9656,7 +11187,15 @@
         <w:t xml:space="preserve">Практическая эффективность системы определяется возможностью быстрого развертывания в контролируемой среде и получением информации о состоянии радиосреды в условиях ограниченной наблюдаемости. </w:t>
       </w:r>
       <w:r>
-        <w:t>При этом система обеспечивает формирование агрегированных событий радиосреды и агрегированных событий информационной безопасности, что позволяет оператору получать целостное представление о наличии потенциально незарегистрированных источников Wi-Fi излучения и сокращает время наведения на их местоположение за счёт автоматического выделения зон интереса.</w:t>
+        <w:t xml:space="preserve">При этом система обеспечивает формирование агрегированных событий радиосреды и агрегированных событий информационной безопасности, что позволяет оператору получать целостное представление о наличии потенциально незарегистрированных источников </w:t>
+      </w:r>
+      <w:proofErr w:type="spellStart"/>
+      <w:r>
+        <w:t>Wi</w:t>
+      </w:r>
+      <w:proofErr w:type="spellEnd"/>
+      <w:r>
+        <w:t>-Fi излучения и сокращает время наведения на их местоположение за счёт автоматического выделения зон интереса.</w:t>
       </w:r>
     </w:p>
     <w:p>
@@ -9672,7 +11211,7 @@
         <w:t xml:space="preserve">приложении </w:t>
       </w:r>
       <w:r>
-        <w:t>3</w:t>
+        <w:t>В</w:t>
       </w:r>
       <w:r>
         <w:t xml:space="preserve"> к настоящей работе.</w:t>
@@ -12397,7 +13936,13 @@
         <w:t xml:space="preserve"> представлены в </w:t>
       </w:r>
       <w:r>
-        <w:t xml:space="preserve">приложении 4 </w:t>
+        <w:t xml:space="preserve">приложении </w:t>
+      </w:r>
+      <w:r>
+        <w:t>Г</w:t>
+      </w:r>
+      <w:r>
+        <w:t xml:space="preserve"> </w:t>
       </w:r>
       <w:r>
         <w:t>к настоящей работе.</w:t>
@@ -12412,7 +13957,7 @@
         <w:ind w:firstLine="0"/>
         <w:jc w:val="center"/>
       </w:pPr>
-      <w:bookmarkStart w:id="55" w:name="_Toc228903272"/>
+      <w:bookmarkStart w:id="55" w:name="_Toc228955459"/>
       <w:r>
         <w:lastRenderedPageBreak/>
         <w:t>ЗАКЛЮЧЕНИЕ</w:t>
@@ -12421,12 +13966,36 @@
     </w:p>
     <w:p>
       <w:r>
-        <w:t>В рамках настоящей работы рассмотрена задача повышения эффективности обнаружения незарегистрированных Wi-Fi точек доступа в условиях эксплуатации кредитно-финансовых организаций. Актуальность исследования обусловлена широким распространением беспроводных технологий, увеличением количества потенциальных источников несанкционированного радиодоступа и ограниченной наблюдаемостью радиосреды при использовании традиционных средств мониторинга. В существующих подходах, включая системы класса WIDS/WIPS и носимые средства радиоконтроля, наблюдаются ограничения, связанные с высокой стоимостью внедрения, сложностью эксплуатации либо недостаточной полнотой пространственно-временного анализа.</w:t>
-      </w:r>
-    </w:p>
-    <w:p>
-      <w:r>
-        <w:t>Целью работы являлась разработка мультимодальной модели обнаружения незарегистрированных Wi-Fi точек доступа, обеспечивающей повышение наблюдаемости радиосреды и сокращение времени поиска источников излучения за счёт формирования агрегированных представлений событий и поддержки принятия решений оператором. В рамках поставленной цели были решены задачи анализа принципов функционирования беспроводных сетей Wi-Fi, исследования угроз, связанных с несанкционированными точками доступа, анализа существующих решений радиомониторинга, формирования требований к системе, разработки алгоритма обнаружения, реализации программно-аппаратного комплекса и оценки его эффективности.</w:t>
+        <w:t xml:space="preserve">В рамках настоящей работы рассмотрена задача повышения эффективности обнаружения незарегистрированных </w:t>
+      </w:r>
+      <w:proofErr w:type="spellStart"/>
+      <w:r>
+        <w:t>Wi</w:t>
+      </w:r>
+      <w:proofErr w:type="spellEnd"/>
+      <w:r>
+        <w:t>-Fi точек доступа в условиях эксплуатации кредитно-финансовых организаций. Актуальность исследования обусловлена широким распространением беспроводных технологий, увеличением количества потенциальных источников несанкционированного радиодоступа и ограниченной наблюдаемостью радиосреды при использовании традиционных средств мониторинга. В существующих подходах, включая системы класса WIDS/WIPS и носимые средства радиоконтроля, наблюдаются ограничения, связанные с высокой стоимостью внедрения, сложностью эксплуатации либо недостаточной полнотой пространственно-временного анализа.</w:t>
+      </w:r>
+    </w:p>
+    <w:p>
+      <w:r>
+        <w:t xml:space="preserve">Целью работы являлась разработка мультимодальной модели обнаружения незарегистрированных </w:t>
+      </w:r>
+      <w:proofErr w:type="spellStart"/>
+      <w:r>
+        <w:t>Wi</w:t>
+      </w:r>
+      <w:proofErr w:type="spellEnd"/>
+      <w:r>
+        <w:t xml:space="preserve">-Fi точек доступа, обеспечивающей повышение наблюдаемости радиосреды и сокращение времени поиска источников излучения за счёт формирования агрегированных представлений событий и поддержки принятия решений оператором. В рамках поставленной цели были решены задачи анализа принципов функционирования беспроводных сетей </w:t>
+      </w:r>
+      <w:proofErr w:type="spellStart"/>
+      <w:r>
+        <w:t>Wi</w:t>
+      </w:r>
+      <w:proofErr w:type="spellEnd"/>
+      <w:r>
+        <w:t>-Fi, исследования угроз, связанных с несанкционированными точками доступа, анализа существующих решений радиомониторинга, формирования требований к системе, разработки алгоритма обнаружения, реализации программно-аппаратного комплекса и оценки его эффективности.</w:t>
       </w:r>
     </w:p>
     <w:p>
@@ -12437,7 +14006,15 @@
     <w:p>
       <w:r>
         <w:lastRenderedPageBreak/>
-        <w:t>Предложенная модель реализует многоуровневую обработку данных, включающую формирование агрегированных событий радиосреды, построение наблюдений сетевых устройств, формирование событий обнаружения на основе правил анализа и последующую корреляцию событий во временных окнах. В результате формируются агрегированные события информационной безопасности, отражающие наличие потенциально незарегистрированных источников Wi-Fi излучения. Применение оконной модели обработки позволяет согласовать асинхронные потоки данных от распределённых сенсорных узлов и обеспечить масштабируемость системы.</w:t>
+        <w:t xml:space="preserve">Предложенная модель реализует многоуровневую обработку данных, включающую формирование агрегированных событий радиосреды, построение наблюдений сетевых устройств, формирование событий обнаружения на основе правил анализа и последующую корреляцию событий во временных окнах. В результате формируются агрегированные события информационной безопасности, отражающие наличие потенциально незарегистрированных источников </w:t>
+      </w:r>
+      <w:proofErr w:type="spellStart"/>
+      <w:r>
+        <w:t>Wi</w:t>
+      </w:r>
+      <w:proofErr w:type="spellEnd"/>
+      <w:r>
+        <w:t>-Fi излучения. Применение оконной модели обработки позволяет согласовать асинхронные потоки данных от распределённых сенсорных узлов и обеспечить масштабируемость системы.</w:t>
       </w:r>
     </w:p>
     <w:p>
@@ -12447,7 +14024,15 @@
     </w:p>
     <w:p>
       <w:r>
-        <w:t>Практическая значимость разработанного решения заключается в повышении эффективности работы оператора за счёт предварительной структуризации радиосреды и автоматического выявления потенциально несанкционированных источников излучения. В отличие от подходов, основанных исключительно на использовании носимых детекторов, предложенная система обеспечивает предварительное формирование зон интереса, что позволяет существенно сократить область поиска и повысить информированность оператора о текущем состоянии радиосреды. Тем самым достигается снижение временных затрат на обнаружение и локализацию источников Wi-Fi излучения.</w:t>
+        <w:t xml:space="preserve">Практическая значимость разработанного решения заключается в повышении эффективности работы оператора за счёт предварительной структуризации радиосреды и автоматического выявления потенциально несанкционированных источников излучения. В отличие от подходов, основанных исключительно на использовании носимых детекторов, предложенная система обеспечивает предварительное формирование зон интереса, что позволяет существенно сократить область поиска и повысить информированность оператора о текущем состоянии радиосреды. Тем самым достигается снижение временных затрат на обнаружение и локализацию источников </w:t>
+      </w:r>
+      <w:proofErr w:type="spellStart"/>
+      <w:r>
+        <w:t>Wi</w:t>
+      </w:r>
+      <w:proofErr w:type="spellEnd"/>
+      <w:r>
+        <w:t>-Fi излучения.</w:t>
       </w:r>
     </w:p>
     <w:p>
@@ -12463,7 +14048,23 @@
     </w:p>
     <w:p>
       <w:r>
-        <w:t>Таким образом, цель работы достигнута, а поставленные задачи решены. Разработанная мультимодальная модель и реализованный на её основе программно-аппаратный комплекс обеспечивают повышение наблюдаемости радиосреды, автоматизацию первичного анализа радиообстановки и поддержку оператора при обнаружении незарегистрированных Wi-Fi точек доступа в условиях кредитно-финансовых организаций. Полученные результаты подтверждают применимость предложенного подхода для построения распределённых систем пассивного радиомониторинга с низкой стоимостью внедрения и расширенными аналитическими возможностями.</w:t>
+        <w:t xml:space="preserve">Таким образом, цель работы достигнута, а поставленные задачи решены. Разработанная мультимодальная модель и реализованный на её основе программно-аппаратный комплекс обеспечивают повышение наблюдаемости радиосреды, автоматизацию первичного анализа </w:t>
+      </w:r>
+      <w:proofErr w:type="spellStart"/>
+      <w:r>
+        <w:t>радиообстановки</w:t>
+      </w:r>
+      <w:proofErr w:type="spellEnd"/>
+      <w:r>
+        <w:t xml:space="preserve"> и поддержку оператора при обнаружении незарегистрированных </w:t>
+      </w:r>
+      <w:proofErr w:type="spellStart"/>
+      <w:r>
+        <w:t>Wi</w:t>
+      </w:r>
+      <w:proofErr w:type="spellEnd"/>
+      <w:r>
+        <w:t>-Fi точек доступа в условиях кредитно-финансовых организаций. Полученные результаты подтверждают применимость предложенного подхода для построения распределённых систем пассивного радиомониторинга с низкой стоимостью внедрения и расширенными аналитическими возможностями.</w:t>
       </w:r>
       <w:r>
         <w:br w:type="page"/>
@@ -12475,7 +14076,7 @@
         <w:ind w:firstLine="0"/>
         <w:jc w:val="center"/>
       </w:pPr>
-      <w:bookmarkStart w:id="56" w:name="_Toc228903273"/>
+      <w:bookmarkStart w:id="56" w:name="_Toc228955460"/>
       <w:r>
         <w:lastRenderedPageBreak/>
         <w:t>Библиографический список</w:t>
@@ -12787,7 +14388,21 @@
           <w:lang w:val="en-US"/>
         </w:rPr>
         <w:lastRenderedPageBreak/>
-        <w:t>IEEE Std 802.11-2020. IEEE Standard for Information Technology — Wireless LAN MAC and PHY Specifications. — New York : IEEE, 2020. — URL: https://standards.ieee.org (</w:t>
+        <w:t xml:space="preserve">IEEE Std 802.11-2020. IEEE Standard for Information Technology — Wireless LAN MAC and PHY Specifications. — New </w:t>
+      </w:r>
+      <w:proofErr w:type="gramStart"/>
+      <w:r>
+        <w:rPr>
+          <w:lang w:val="en-US"/>
+        </w:rPr>
+        <w:t>York :</w:t>
+      </w:r>
+      <w:proofErr w:type="gramEnd"/>
+      <w:r>
+        <w:rPr>
+          <w:lang w:val="en-US"/>
+        </w:rPr>
+        <w:t xml:space="preserve"> IEEE, 2020. — URL: https://standards.ieee.org (</w:t>
       </w:r>
       <w:r>
         <w:t>дата</w:t>
@@ -12854,15 +14469,22 @@
         </w:numPr>
         <w:ind w:left="0" w:firstLine="709"/>
       </w:pPr>
-      <w:r>
-        <w:t xml:space="preserve">Бородко А. В. Технологии локального позиционирования </w:t>
-      </w:r>
+      <w:proofErr w:type="spellStart"/>
+      <w:r>
+        <w:t>Бородко</w:t>
+      </w:r>
+      <w:proofErr w:type="spellEnd"/>
+      <w:r>
+        <w:t xml:space="preserve"> А. В. Технологии локального позиционирования </w:t>
+      </w:r>
+      <w:proofErr w:type="spellStart"/>
       <w:r>
         <w:rPr>
           <w:lang w:val="en-US"/>
         </w:rPr>
         <w:t>IIoT</w:t>
       </w:r>
+      <w:proofErr w:type="spellEnd"/>
       <w:r>
         <w:t xml:space="preserve">–устройств // Информационные технологии и телекоммуникации. — 2021. — Т. 9, № 2. — С. 21–29. — </w:t>
       </w:r>
@@ -12893,39 +14515,47 @@
       <w:r>
         <w:t>.</w:t>
       </w:r>
+      <w:proofErr w:type="spellStart"/>
       <w:r>
         <w:rPr>
           <w:lang w:val="en-US"/>
         </w:rPr>
         <w:t>sut</w:t>
       </w:r>
+      <w:proofErr w:type="spellEnd"/>
       <w:r>
         <w:t>.</w:t>
       </w:r>
+      <w:proofErr w:type="spellStart"/>
       <w:r>
         <w:rPr>
           <w:lang w:val="en-US"/>
         </w:rPr>
         <w:t>ru</w:t>
       </w:r>
+      <w:proofErr w:type="spellEnd"/>
       <w:r>
         <w:t>/</w:t>
       </w:r>
+      <w:proofErr w:type="spellStart"/>
       <w:r>
         <w:rPr>
           <w:lang w:val="en-US"/>
         </w:rPr>
         <w:t>doci</w:t>
       </w:r>
+      <w:proofErr w:type="spellEnd"/>
       <w:r>
         <w:t>/</w:t>
       </w:r>
+      <w:proofErr w:type="spellStart"/>
       <w:r>
         <w:rPr>
           <w:lang w:val="en-US"/>
         </w:rPr>
         <w:t>nauka</w:t>
       </w:r>
+      <w:proofErr w:type="spellEnd"/>
       <w:r>
         <w:t>/1</w:t>
       </w:r>
@@ -12988,7 +14618,15 @@
         <w:t>Fi</w:t>
       </w:r>
       <w:r>
-        <w:t xml:space="preserve"> // Труды СПИИРАН. — 2014. — Вып. 5(36). — </w:t>
+        <w:t xml:space="preserve"> // Труды СПИИРАН. — 2014. — </w:t>
+      </w:r>
+      <w:proofErr w:type="spellStart"/>
+      <w:r>
+        <w:t>Вып</w:t>
+      </w:r>
+      <w:proofErr w:type="spellEnd"/>
+      <w:r>
+        <w:t xml:space="preserve">. 5(36). — </w:t>
       </w:r>
       <w:r>
         <w:rPr>
@@ -13008,30 +14646,36 @@
       <w:r>
         <w:t>://</w:t>
       </w:r>
+      <w:proofErr w:type="spellStart"/>
       <w:r>
         <w:rPr>
           <w:lang w:val="en-US"/>
         </w:rPr>
         <w:t>ia</w:t>
       </w:r>
+      <w:proofErr w:type="spellEnd"/>
       <w:r>
         <w:t>.</w:t>
       </w:r>
+      <w:proofErr w:type="spellStart"/>
       <w:r>
         <w:rPr>
           <w:lang w:val="en-US"/>
         </w:rPr>
         <w:t>spcras</w:t>
       </w:r>
+      <w:proofErr w:type="spellEnd"/>
       <w:r>
         <w:t>.</w:t>
       </w:r>
+      <w:proofErr w:type="spellStart"/>
       <w:r>
         <w:rPr>
           <w:lang w:val="en-US"/>
         </w:rPr>
         <w:t>ru</w:t>
       </w:r>
+      <w:proofErr w:type="spellEnd"/>
       <w:r>
         <w:t>/</w:t>
       </w:r>
@@ -13044,21 +14688,25 @@
       <w:r>
         <w:t>.</w:t>
       </w:r>
+      <w:proofErr w:type="spellStart"/>
       <w:r>
         <w:rPr>
           <w:lang w:val="en-US"/>
         </w:rPr>
         <w:t>php</w:t>
       </w:r>
+      <w:proofErr w:type="spellEnd"/>
       <w:r>
         <w:t>/</w:t>
       </w:r>
+      <w:proofErr w:type="spellStart"/>
       <w:r>
         <w:rPr>
           <w:lang w:val="en-US"/>
         </w:rPr>
         <w:t>sp</w:t>
       </w:r>
+      <w:proofErr w:type="spellEnd"/>
       <w:r>
         <w:t>/</w:t>
       </w:r>
@@ -13096,8 +14744,13 @@
         </w:numPr>
         <w:ind w:left="0" w:firstLine="709"/>
       </w:pPr>
-      <w:r>
-        <w:t>Роженко А. И. Радиальные базисные функции (РБФ-сплайны). — Новосибирск, 2018.</w:t>
+      <w:proofErr w:type="spellStart"/>
+      <w:r>
+        <w:t>Роженко</w:t>
+      </w:r>
+      <w:proofErr w:type="spellEnd"/>
+      <w:r>
+        <w:t xml:space="preserve"> А. И. Радиальные базисные функции (РБФ-сплайны). — Новосибирск, 2018.</w:t>
       </w:r>
     </w:p>
     <w:p>
@@ -13116,7 +14769,21 @@
         <w:rPr>
           <w:lang w:val="en-US"/>
         </w:rPr>
-        <w:t>Shankar V., Wright G. Mesh-free Semi-Lagrangian Methods Using RBF // Journal of Computational Physics. — 2018. — URL: https://arxiv.org/abs/1804.01609 (</w:t>
+        <w:t>Shankar V., Wright G. Mesh-free Semi-</w:t>
+      </w:r>
+      <w:proofErr w:type="spellStart"/>
+      <w:r>
+        <w:rPr>
+          <w:lang w:val="en-US"/>
+        </w:rPr>
+        <w:t>Lagrangian</w:t>
+      </w:r>
+      <w:proofErr w:type="spellEnd"/>
+      <w:r>
+        <w:rPr>
+          <w:lang w:val="en-US"/>
+        </w:rPr>
+        <w:t xml:space="preserve"> Methods Using RBF // Journal of Computational Physics. — 2018. — URL: https://arxiv.org/abs/1804.01609 (</w:t>
       </w:r>
       <w:r>
         <w:t>дата</w:t>
@@ -13146,8 +14813,21 @@
         </w:numPr>
         <w:ind w:left="0" w:firstLine="709"/>
       </w:pPr>
-      <w:r>
-        <w:t xml:space="preserve">Цзоу Цзяньчжун. Анализ позиционирования </w:t>
+      <w:proofErr w:type="spellStart"/>
+      <w:r>
+        <w:t>Цзоу</w:t>
+      </w:r>
+      <w:proofErr w:type="spellEnd"/>
+      <w:r>
+        <w:t xml:space="preserve"> </w:t>
+      </w:r>
+      <w:proofErr w:type="spellStart"/>
+      <w:r>
+        <w:t>Цзяньчжун</w:t>
+      </w:r>
+      <w:proofErr w:type="spellEnd"/>
+      <w:r>
+        <w:t xml:space="preserve">. Анализ позиционирования </w:t>
       </w:r>
       <w:r>
         <w:rPr>
@@ -13165,7 +14845,15 @@
         <w:t>Fi</w:t>
       </w:r>
       <w:r>
-        <w:t>. — СПбПУ, 2021.</w:t>
+        <w:t xml:space="preserve">. — </w:t>
+      </w:r>
+      <w:proofErr w:type="spellStart"/>
+      <w:r>
+        <w:t>СПбПУ</w:t>
+      </w:r>
+      <w:proofErr w:type="spellEnd"/>
+      <w:r>
+        <w:t>, 2021.</w:t>
       </w:r>
     </w:p>
     <w:p>
@@ -13180,11 +14868,47 @@
           <w:lang w:val="en-US"/>
         </w:rPr>
       </w:pPr>
+      <w:proofErr w:type="spellStart"/>
       <w:r>
         <w:rPr>
           <w:lang w:val="en-US"/>
         </w:rPr>
-        <w:t>Maduranga M. W. P. et al. Improved RSSI-based indoor localization // Journal of Electrical Systems and Information Technology. — 2024. — DOI: 10.1186/s43067-024-00138-0 (дата обращения: 01.03.2026).</w:t>
+        <w:t>Maduranga</w:t>
+      </w:r>
+      <w:proofErr w:type="spellEnd"/>
+      <w:r>
+        <w:rPr>
+          <w:lang w:val="en-US"/>
+        </w:rPr>
+        <w:t xml:space="preserve"> M. W. P. et al. Improved RSSI-based indoor localization // Journal of Electrical Systems and Information Technology. — 2024. — DOI: 10.1186/s43067-024-00138-0 (</w:t>
+      </w:r>
+      <w:proofErr w:type="spellStart"/>
+      <w:r>
+        <w:rPr>
+          <w:lang w:val="en-US"/>
+        </w:rPr>
+        <w:t>дата</w:t>
+      </w:r>
+      <w:proofErr w:type="spellEnd"/>
+      <w:r>
+        <w:rPr>
+          <w:lang w:val="en-US"/>
+        </w:rPr>
+        <w:t xml:space="preserve"> </w:t>
+      </w:r>
+      <w:proofErr w:type="spellStart"/>
+      <w:r>
+        <w:rPr>
+          <w:lang w:val="en-US"/>
+        </w:rPr>
+        <w:t>обращения</w:t>
+      </w:r>
+      <w:proofErr w:type="spellEnd"/>
+      <w:r>
+        <w:rPr>
+          <w:lang w:val="en-US"/>
+        </w:rPr>
+        <w:t>: 01.03.2026).</w:t>
       </w:r>
     </w:p>
     <w:p>
@@ -13203,7 +14927,21 @@
         <w:rPr>
           <w:lang w:val="en-US"/>
         </w:rPr>
-        <w:t>Dahiya M., Gill S. Detection of Rogue AP using Neural Network // IJECE. — 2017. — DOI: 10.11591/ijece.v7i2.pp1060-1070.</w:t>
+        <w:t>Dahiya M., Gill S. Detection of Rogue AP using Neural Network // IJECE. — 2017. — DOI: 10.11591/</w:t>
+      </w:r>
+      <w:proofErr w:type="gramStart"/>
+      <w:r>
+        <w:rPr>
+          <w:lang w:val="en-US"/>
+        </w:rPr>
+        <w:t>ijece.v7i2.pp</w:t>
+      </w:r>
+      <w:proofErr w:type="gramEnd"/>
+      <w:r>
+        <w:rPr>
+          <w:lang w:val="en-US"/>
+        </w:rPr>
+        <w:t>1060-1070.</w:t>
       </w:r>
     </w:p>
     <w:p>
@@ -13218,11 +14956,33 @@
           <w:lang w:val="en-US"/>
         </w:rPr>
       </w:pPr>
+      <w:proofErr w:type="spellStart"/>
       <w:r>
         <w:rPr>
           <w:lang w:val="en-US"/>
         </w:rPr>
-        <w:t>Gorjan H. E., Gil Jiménez V. P. WiFi Localization using Machine Learning // Sensors. — 2024. — DOI: 10.3390/s24196293.</w:t>
+        <w:t>Gorjan</w:t>
+      </w:r>
+      <w:proofErr w:type="spellEnd"/>
+      <w:r>
+        <w:rPr>
+          <w:lang w:val="en-US"/>
+        </w:rPr>
+        <w:t xml:space="preserve"> H. E., Gil Jiménez V. P. </w:t>
+      </w:r>
+      <w:proofErr w:type="spellStart"/>
+      <w:r>
+        <w:rPr>
+          <w:lang w:val="en-US"/>
+        </w:rPr>
+        <w:t>WiFi</w:t>
+      </w:r>
+      <w:proofErr w:type="spellEnd"/>
+      <w:r>
+        <w:rPr>
+          <w:lang w:val="en-US"/>
+        </w:rPr>
+        <w:t xml:space="preserve"> Localization using Machine Learning // Sensors. — 2024. — DOI: 10.3390/s24196293.</w:t>
       </w:r>
     </w:p>
     <w:p>
@@ -13241,7 +15001,35 @@
         <w:rPr>
           <w:lang w:val="en-US"/>
         </w:rPr>
-        <w:t>Venkataraman A., Beyah R. Rogue Access Point Detection // SecureComm. — 2012. — DOI: 10.1007/978-3-642-05284-2_23.</w:t>
+        <w:t xml:space="preserve">Venkataraman A., </w:t>
+      </w:r>
+      <w:proofErr w:type="spellStart"/>
+      <w:r>
+        <w:rPr>
+          <w:lang w:val="en-US"/>
+        </w:rPr>
+        <w:t>Beyah</w:t>
+      </w:r>
+      <w:proofErr w:type="spellEnd"/>
+      <w:r>
+        <w:rPr>
+          <w:lang w:val="en-US"/>
+        </w:rPr>
+        <w:t xml:space="preserve"> R. Rogue Access Point Detection // </w:t>
+      </w:r>
+      <w:proofErr w:type="spellStart"/>
+      <w:r>
+        <w:rPr>
+          <w:lang w:val="en-US"/>
+        </w:rPr>
+        <w:t>SecureComm</w:t>
+      </w:r>
+      <w:proofErr w:type="spellEnd"/>
+      <w:r>
+        <w:rPr>
+          <w:lang w:val="en-US"/>
+        </w:rPr>
+        <w:t>. — 2012. — DOI: 10.1007/978-3-642-05284-2_23.</w:t>
       </w:r>
     </w:p>
     <w:p>
@@ -13261,7 +15049,35 @@
           <w:lang w:val="en-US"/>
         </w:rPr>
         <w:lastRenderedPageBreak/>
-        <w:t>Wireshark 802.11 Frame Analysis Documentation. — Дата обращения: 10.03.2026.</w:t>
+        <w:t xml:space="preserve">Wireshark 802.11 Frame Analysis Documentation. — </w:t>
+      </w:r>
+      <w:proofErr w:type="spellStart"/>
+      <w:r>
+        <w:rPr>
+          <w:lang w:val="en-US"/>
+        </w:rPr>
+        <w:t>Дата</w:t>
+      </w:r>
+      <w:proofErr w:type="spellEnd"/>
+      <w:r>
+        <w:rPr>
+          <w:lang w:val="en-US"/>
+        </w:rPr>
+        <w:t xml:space="preserve"> </w:t>
+      </w:r>
+      <w:proofErr w:type="spellStart"/>
+      <w:r>
+        <w:rPr>
+          <w:lang w:val="en-US"/>
+        </w:rPr>
+        <w:t>обращения</w:t>
+      </w:r>
+      <w:proofErr w:type="spellEnd"/>
+      <w:r>
+        <w:rPr>
+          <w:lang w:val="en-US"/>
+        </w:rPr>
+        <w:t>: 10.03.2026.</w:t>
       </w:r>
     </w:p>
     <w:p>
@@ -13276,11 +15092,61 @@
           <w:lang w:val="en-US"/>
         </w:rPr>
       </w:pPr>
+      <w:proofErr w:type="spellStart"/>
       <w:r>
         <w:rPr>
           <w:lang w:val="en-US"/>
         </w:rPr>
-        <w:t>tcpdump / libpcap Documentation. — Дата обращения: 12.03.2026.</w:t>
+        <w:t>tcpdump</w:t>
+      </w:r>
+      <w:proofErr w:type="spellEnd"/>
+      <w:r>
+        <w:rPr>
+          <w:lang w:val="en-US"/>
+        </w:rPr>
+        <w:t xml:space="preserve"> / </w:t>
+      </w:r>
+      <w:proofErr w:type="spellStart"/>
+      <w:r>
+        <w:rPr>
+          <w:lang w:val="en-US"/>
+        </w:rPr>
+        <w:t>libpcap</w:t>
+      </w:r>
+      <w:proofErr w:type="spellEnd"/>
+      <w:r>
+        <w:rPr>
+          <w:lang w:val="en-US"/>
+        </w:rPr>
+        <w:t xml:space="preserve"> Documentation. — </w:t>
+      </w:r>
+      <w:proofErr w:type="spellStart"/>
+      <w:r>
+        <w:rPr>
+          <w:lang w:val="en-US"/>
+        </w:rPr>
+        <w:t>Дата</w:t>
+      </w:r>
+      <w:proofErr w:type="spellEnd"/>
+      <w:r>
+        <w:rPr>
+          <w:lang w:val="en-US"/>
+        </w:rPr>
+        <w:t xml:space="preserve"> </w:t>
+      </w:r>
+      <w:proofErr w:type="spellStart"/>
+      <w:r>
+        <w:rPr>
+          <w:lang w:val="en-US"/>
+        </w:rPr>
+        <w:t>обращения</w:t>
+      </w:r>
+      <w:proofErr w:type="spellEnd"/>
+      <w:r>
+        <w:rPr>
+          <w:lang w:val="en-US"/>
+        </w:rPr>
+        <w:t>: 12.03.2026.</w:t>
       </w:r>
     </w:p>
     <w:p>
@@ -13299,7 +15165,35 @@
         <w:rPr>
           <w:lang w:val="en-US"/>
         </w:rPr>
-        <w:t>Linux mac80211 Subsystem Documentation. — Дата обращения: 14.03.2026.</w:t>
+        <w:t xml:space="preserve">Linux mac80211 Subsystem Documentation. — </w:t>
+      </w:r>
+      <w:proofErr w:type="spellStart"/>
+      <w:r>
+        <w:rPr>
+          <w:lang w:val="en-US"/>
+        </w:rPr>
+        <w:t>Дата</w:t>
+      </w:r>
+      <w:proofErr w:type="spellEnd"/>
+      <w:r>
+        <w:rPr>
+          <w:lang w:val="en-US"/>
+        </w:rPr>
+        <w:t xml:space="preserve"> </w:t>
+      </w:r>
+      <w:proofErr w:type="spellStart"/>
+      <w:r>
+        <w:rPr>
+          <w:lang w:val="en-US"/>
+        </w:rPr>
+        <w:t>обращения</w:t>
+      </w:r>
+      <w:proofErr w:type="spellEnd"/>
+      <w:r>
+        <w:rPr>
+          <w:lang w:val="en-US"/>
+        </w:rPr>
+        <w:t>: 14.03.2026.</w:t>
       </w:r>
     </w:p>
     <w:p>
@@ -13314,11 +15208,47 @@
           <w:lang w:val="en-US"/>
         </w:rPr>
       </w:pPr>
+      <w:proofErr w:type="spellStart"/>
       <w:r>
         <w:rPr>
           <w:lang w:val="en-US"/>
         </w:rPr>
-        <w:t>Espressif ESP-IDF Programming Guide. — Дата обращения: 18.03.2026.</w:t>
+        <w:t>Espressif</w:t>
+      </w:r>
+      <w:proofErr w:type="spellEnd"/>
+      <w:r>
+        <w:rPr>
+          <w:lang w:val="en-US"/>
+        </w:rPr>
+        <w:t xml:space="preserve"> ESP-IDF Programming Guide. — </w:t>
+      </w:r>
+      <w:proofErr w:type="spellStart"/>
+      <w:r>
+        <w:rPr>
+          <w:lang w:val="en-US"/>
+        </w:rPr>
+        <w:t>Дата</w:t>
+      </w:r>
+      <w:proofErr w:type="spellEnd"/>
+      <w:r>
+        <w:rPr>
+          <w:lang w:val="en-US"/>
+        </w:rPr>
+        <w:t xml:space="preserve"> </w:t>
+      </w:r>
+      <w:proofErr w:type="spellStart"/>
+      <w:r>
+        <w:rPr>
+          <w:lang w:val="en-US"/>
+        </w:rPr>
+        <w:t>обращения</w:t>
+      </w:r>
+      <w:proofErr w:type="spellEnd"/>
+      <w:r>
+        <w:rPr>
+          <w:lang w:val="en-US"/>
+        </w:rPr>
+        <w:t>: 18.03.2026.</w:t>
       </w:r>
     </w:p>
     <w:p>
@@ -13337,7 +15267,35 @@
         <w:rPr>
           <w:lang w:val="en-US"/>
         </w:rPr>
-        <w:t>ESP32 / ESP8266 Technical Reference Manual. — Дата обращения: 20.03.2026.</w:t>
+        <w:t xml:space="preserve">ESP32 / ESP8266 Technical Reference Manual. — </w:t>
+      </w:r>
+      <w:proofErr w:type="spellStart"/>
+      <w:r>
+        <w:rPr>
+          <w:lang w:val="en-US"/>
+        </w:rPr>
+        <w:t>Дата</w:t>
+      </w:r>
+      <w:proofErr w:type="spellEnd"/>
+      <w:r>
+        <w:rPr>
+          <w:lang w:val="en-US"/>
+        </w:rPr>
+        <w:t xml:space="preserve"> </w:t>
+      </w:r>
+      <w:proofErr w:type="spellStart"/>
+      <w:r>
+        <w:rPr>
+          <w:lang w:val="en-US"/>
+        </w:rPr>
+        <w:t>обращения</w:t>
+      </w:r>
+      <w:proofErr w:type="spellEnd"/>
+      <w:r>
+        <w:rPr>
+          <w:lang w:val="en-US"/>
+        </w:rPr>
+        <w:t>: 20.03.2026.</w:t>
       </w:r>
     </w:p>
     <w:p>
@@ -13356,7 +15314,49 @@
         <w:rPr>
           <w:lang w:val="en-US"/>
         </w:rPr>
-        <w:t>Python Software Foundation Documentation (asyncio, threading, multiprocessing, sqlite3). — Дата обращения: 25.03.2026.</w:t>
+        <w:t>Python Software Foundation Documentation (</w:t>
+      </w:r>
+      <w:proofErr w:type="spellStart"/>
+      <w:r>
+        <w:rPr>
+          <w:lang w:val="en-US"/>
+        </w:rPr>
+        <w:t>asyncio</w:t>
+      </w:r>
+      <w:proofErr w:type="spellEnd"/>
+      <w:r>
+        <w:rPr>
+          <w:lang w:val="en-US"/>
+        </w:rPr>
+        <w:t xml:space="preserve">, threading, multiprocessing, sqlite3). — </w:t>
+      </w:r>
+      <w:proofErr w:type="spellStart"/>
+      <w:r>
+        <w:rPr>
+          <w:lang w:val="en-US"/>
+        </w:rPr>
+        <w:t>Дата</w:t>
+      </w:r>
+      <w:proofErr w:type="spellEnd"/>
+      <w:r>
+        <w:rPr>
+          <w:lang w:val="en-US"/>
+        </w:rPr>
+        <w:t xml:space="preserve"> </w:t>
+      </w:r>
+      <w:proofErr w:type="spellStart"/>
+      <w:r>
+        <w:rPr>
+          <w:lang w:val="en-US"/>
+        </w:rPr>
+        <w:t>обращения</w:t>
+      </w:r>
+      <w:proofErr w:type="spellEnd"/>
+      <w:r>
+        <w:rPr>
+          <w:lang w:val="en-US"/>
+        </w:rPr>
+        <w:t>: 25.03.2026.</w:t>
       </w:r>
     </w:p>
     <w:p>
@@ -13375,7 +15375,35 @@
         <w:rPr>
           <w:lang w:val="en-US"/>
         </w:rPr>
-        <w:t>Flask Framework Documentation; React Documentation (UI/API layer). — Дата обращения: 01.04.2026.</w:t>
+        <w:t xml:space="preserve">Flask Framework Documentation; React Documentation (UI/API layer). — </w:t>
+      </w:r>
+      <w:proofErr w:type="spellStart"/>
+      <w:r>
+        <w:rPr>
+          <w:lang w:val="en-US"/>
+        </w:rPr>
+        <w:t>Дата</w:t>
+      </w:r>
+      <w:proofErr w:type="spellEnd"/>
+      <w:r>
+        <w:rPr>
+          <w:lang w:val="en-US"/>
+        </w:rPr>
+        <w:t xml:space="preserve"> </w:t>
+      </w:r>
+      <w:proofErr w:type="spellStart"/>
+      <w:r>
+        <w:rPr>
+          <w:lang w:val="en-US"/>
+        </w:rPr>
+        <w:t>обращения</w:t>
+      </w:r>
+      <w:proofErr w:type="spellEnd"/>
+      <w:r>
+        <w:rPr>
+          <w:lang w:val="en-US"/>
+        </w:rPr>
+        <w:t>: 01.04.2026.</w:t>
       </w:r>
     </w:p>
     <w:p>
@@ -13421,13 +15449,27 @@
       <w:pPr>
         <w:pStyle w:val="1"/>
       </w:pPr>
-      <w:bookmarkStart w:id="61" w:name="_Toc228903274"/>
+      <w:bookmarkStart w:id="61" w:name="_Toc228955461"/>
       <w:r>
         <w:lastRenderedPageBreak/>
-        <w:t xml:space="preserve">ПРИЛОЖЕНИЕ №1. </w:t>
-      </w:r>
-      <w:r>
-        <w:t>Расчётная методика локализации источников Wi‑Fi излучения на основе RSSI с калибровкой антенных коэффициентов</w:t>
+        <w:t xml:space="preserve">ПРИЛОЖЕНИЕ </w:t>
+      </w:r>
+      <w:r>
+        <w:t>А</w:t>
+      </w:r>
+      <w:r>
+        <w:t xml:space="preserve">. </w:t>
+      </w:r>
+      <w:r>
+        <w:t xml:space="preserve">Расчётная методика локализации источников </w:t>
+      </w:r>
+      <w:proofErr w:type="spellStart"/>
+      <w:r>
+        <w:t>Wi</w:t>
+      </w:r>
+      <w:proofErr w:type="spellEnd"/>
+      <w:r>
+        <w:t>‑Fi излучения на основе RSSI с калибровкой антенных коэффициентов</w:t>
       </w:r>
       <w:r>
         <w:t>.</w:t>
@@ -13441,7 +15483,10 @@
     </w:p>
     <w:p>
       <w:r>
-        <w:t xml:space="preserve">1.1 </w:t>
+        <w:t>А</w:t>
+      </w:r>
+      <w:r>
+        <w:t xml:space="preserve">.1 </w:t>
       </w:r>
       <w:r>
         <w:t>Модель логарифмических потерь мощности</w:t>
@@ -13449,11 +15494,35 @@
     </w:p>
     <w:p>
       <w:r>
-        <w:t>Для описания затухания радиосигнала в помещении используется логарифмическая модель потерь (Log</w:t>
+        <w:t>Для описания затухания радиосигнала в помещении используется логарифмическая модель потерь (</w:t>
+      </w:r>
+      <w:proofErr w:type="spellStart"/>
+      <w:r>
+        <w:t>Log</w:t>
       </w:r>
       <w:r>
         <w:noBreakHyphen/>
-        <w:t xml:space="preserve">Distance Path Loss). Потери мощности на расстоянии </w:t>
+        <w:t>Distance</w:t>
+      </w:r>
+      <w:proofErr w:type="spellEnd"/>
+      <w:r>
+        <w:t xml:space="preserve"> </w:t>
+      </w:r>
+      <w:proofErr w:type="spellStart"/>
+      <w:r>
+        <w:t>Path</w:t>
+      </w:r>
+      <w:proofErr w:type="spellEnd"/>
+      <w:r>
+        <w:t xml:space="preserve"> </w:t>
+      </w:r>
+      <w:proofErr w:type="spellStart"/>
+      <w:r>
+        <w:t>Loss</w:t>
+      </w:r>
+      <w:proofErr w:type="spellEnd"/>
+      <w:r>
+        <w:t xml:space="preserve">). Потери мощности на расстоянии </w:t>
       </w:r>
       <m:oMath>
         <m:r>
@@ -13574,7 +15643,16 @@
               <w:rPr>
                 <w:lang w:val="en-US"/>
               </w:rPr>
-              <w:t>(1.1)</w:t>
+              <w:t>(</w:t>
+            </w:r>
+            <w:r>
+              <w:t>А</w:t>
+            </w:r>
+            <w:r>
+              <w:rPr>
+                <w:lang w:val="en-US"/>
+              </w:rPr>
+              <w:t>.1)</w:t>
             </w:r>
           </w:p>
         </w:tc>
@@ -13752,7 +15830,16 @@
               <w:rPr>
                 <w:lang w:val="en-US"/>
               </w:rPr>
-              <w:t>(1.2)</w:t>
+              <w:t>(</w:t>
+            </w:r>
+            <w:r>
+              <w:t>А</w:t>
+            </w:r>
+            <w:r>
+              <w:rPr>
+                <w:lang w:val="en-US"/>
+              </w:rPr>
+              <w:t>.2)</w:t>
             </w:r>
           </w:p>
         </w:tc>
@@ -14510,13 +16597,13 @@
         <w:t>Объединяя (</w:t>
       </w:r>
       <w:r>
-        <w:t>1</w:t>
+        <w:t>А</w:t>
       </w:r>
       <w:r>
         <w:t>.1) и (</w:t>
       </w:r>
       <w:r>
-        <w:t>1</w:t>
+        <w:t>А</w:t>
       </w:r>
       <w:r>
         <w:t xml:space="preserve">.2) и вводя эффективную мощность </w:t>
@@ -14868,7 +16955,16 @@
               <w:rPr>
                 <w:lang w:val="en-US"/>
               </w:rPr>
-              <w:t>(1.</w:t>
+              <w:t>(</w:t>
+            </w:r>
+            <w:r>
+              <w:t>А</w:t>
+            </w:r>
+            <w:r>
+              <w:rPr>
+                <w:lang w:val="en-US"/>
+              </w:rPr>
+              <w:t>.</w:t>
             </w:r>
             <w:r>
               <w:rPr>
@@ -15509,7 +17605,16 @@
               <w:rPr>
                 <w:lang w:val="en-US"/>
               </w:rPr>
-              <w:t>(1.</w:t>
+              <w:t>(</w:t>
+            </w:r>
+            <w:r>
+              <w:t>А</w:t>
+            </w:r>
+            <w:r>
+              <w:rPr>
+                <w:lang w:val="en-US"/>
+              </w:rPr>
+              <w:t>.</w:t>
             </w:r>
             <w:r>
               <w:rPr>
@@ -16164,7 +18269,10 @@
     </w:tbl>
     <w:p>
       <w:r>
-        <w:t xml:space="preserve">1.2 </w:t>
+        <w:t>А</w:t>
+      </w:r>
+      <w:r>
+        <w:t xml:space="preserve">.2 </w:t>
       </w:r>
       <w:r>
         <w:t>Калибровка относительных мощностей сенсорных узлов</w:t>
@@ -16172,8 +18280,13 @@
     </w:p>
     <w:p>
       <w:r>
-        <w:t>Калибровка выполняется с использованием взаимных измерений RSSI между датчиками. При подключении каждого датчика к управляющему устройству (например, ноутбуку), они передают probe</w:t>
-      </w:r>
+        <w:t xml:space="preserve">Калибровка выполняется с использованием взаимных измерений RSSI между датчиками. При подключении каждого датчика к управляющему устройству (например, ноутбуку), они передают </w:t>
+      </w:r>
+      <w:proofErr w:type="spellStart"/>
+      <w:r>
+        <w:t>probe</w:t>
+      </w:r>
+      <w:proofErr w:type="spellEnd"/>
       <w:r>
         <w:noBreakHyphen/>
         <w:t xml:space="preserve">кадры, которые регистрируются другими датчиками. Для пары датчиков </w:t>
@@ -16223,6 +18336,9 @@
         <w:gridCol w:w="132"/>
       </w:tblGrid>
       <w:tr>
+        <w:trPr>
+          <w:trHeight w:val="902"/>
+        </w:trPr>
         <w:tc>
           <w:tcPr>
             <w:tcW w:w="8642" w:type="dxa"/>
@@ -16768,7 +18884,16 @@
               <w:rPr>
                 <w:lang w:val="en-US"/>
               </w:rPr>
-              <w:t>(1.</w:t>
+              <w:t>(</w:t>
+            </w:r>
+            <w:r>
+              <w:t>А</w:t>
+            </w:r>
+            <w:r>
+              <w:rPr>
+                <w:lang w:val="en-US"/>
+              </w:rPr>
+              <w:t>.</w:t>
             </w:r>
             <w:r>
               <w:rPr>
@@ -17900,7 +20025,16 @@
               <w:rPr>
                 <w:lang w:val="en-US"/>
               </w:rPr>
-              <w:t>(1.</w:t>
+              <w:t>(</w:t>
+            </w:r>
+            <w:r>
+              <w:t>А</w:t>
+            </w:r>
+            <w:r>
+              <w:rPr>
+                <w:lang w:val="en-US"/>
+              </w:rPr>
+              <w:t>.</w:t>
             </w:r>
             <w:r>
               <w:t>6</w:t>
@@ -17984,7 +20118,13 @@
         <w:t xml:space="preserve"> </w:t>
       </w:r>
       <w:r>
-        <w:t xml:space="preserve">уравнений вида (1.6). Относительные значения </w:t>
+        <w:t>уравнений вида (</w:t>
+      </w:r>
+      <w:r>
+        <w:t>А</w:t>
+      </w:r>
+      <w:r>
+        <w:t xml:space="preserve">.6). Относительные значения </w:t>
       </w:r>
       <m:oMath>
         <m:sSub>
@@ -18384,7 +20524,16 @@
               <w:rPr>
                 <w:lang w:val="en-US"/>
               </w:rPr>
-              <w:t>(1.</w:t>
+              <w:t>(</w:t>
+            </w:r>
+            <w:r>
+              <w:t>А</w:t>
+            </w:r>
+            <w:r>
+              <w:rPr>
+                <w:lang w:val="en-US"/>
+              </w:rPr>
+              <w:t>.</w:t>
             </w:r>
             <w:r>
               <w:rPr>
@@ -18477,7 +20626,15 @@
         <w:t>60</w:t>
       </w:r>
       <w:r>
-        <w:t xml:space="preserve"> дБм (эмпирически определённого для используемого типа датчиков). Полученные оценки </w:t>
+        <w:t xml:space="preserve"> </w:t>
+      </w:r>
+      <w:proofErr w:type="spellStart"/>
+      <w:r>
+        <w:t>дБм</w:t>
+      </w:r>
+      <w:proofErr w:type="spellEnd"/>
+      <w:r>
+        <w:t xml:space="preserve"> (эмпирически определённого для используемого типа датчиков). Полученные оценки </w:t>
       </w:r>
       <m:oMath>
         <m:sSub>
@@ -18537,7 +20694,10 @@
     </w:p>
     <w:p>
       <w:r>
-        <w:t xml:space="preserve">1.3 </w:t>
+        <w:t>А</w:t>
+      </w:r>
+      <w:r>
+        <w:t xml:space="preserve">.3 </w:t>
       </w:r>
       <w:r>
         <w:t>Интерполяционная модель антенного коэффициента</w:t>
@@ -18595,7 +20755,13 @@
         </m:sSub>
       </m:oMath>
       <w:r>
-        <w:t xml:space="preserve"> в уравнение (1.5) для каждой пары датчиков определяется сумма </w:t>
+        <w:t xml:space="preserve"> в уравнение (</w:t>
+      </w:r>
+      <w:r>
+        <w:t>А</w:t>
+      </w:r>
+      <w:r>
+        <w:t xml:space="preserve">.5) для каждой пары датчиков определяется сумма </w:t>
       </w:r>
       <m:oMath>
         <m:sSub>
@@ -19127,7 +21293,16 @@
               <w:rPr>
                 <w:lang w:val="en-US"/>
               </w:rPr>
-              <w:t>(1.</w:t>
+              <w:t>(</w:t>
+            </w:r>
+            <w:r>
+              <w:t>А</w:t>
+            </w:r>
+            <w:r>
+              <w:rPr>
+                <w:lang w:val="en-US"/>
+              </w:rPr>
+              <w:t>.</w:t>
             </w:r>
             <w:r>
               <w:rPr>
@@ -20002,7 +22177,16 @@
               <w:rPr>
                 <w:lang w:val="en-US"/>
               </w:rPr>
-              <w:t>(1.</w:t>
+              <w:t>(</w:t>
+            </w:r>
+            <w:r>
+              <w:t>А</w:t>
+            </w:r>
+            <w:r>
+              <w:rPr>
+                <w:lang w:val="en-US"/>
+              </w:rPr>
+              <w:t>.</w:t>
             </w:r>
             <w:r>
               <w:rPr>
@@ -20801,13 +22985,7 @@
                   <w:rPr>
                     <w:rFonts w:ascii="Cambria Math" w:hAnsi="Cambria Math"/>
                   </w:rPr>
-                  <m:t xml:space="preserve">, l </m:t>
-                </m:r>
-                <m:r>
-                  <w:rPr>
-                    <w:rFonts w:ascii="Cambria Math" w:hAnsi="Cambria Math"/>
-                  </w:rPr>
-                  <m:t xml:space="preserve"> = </m:t>
+                  <m:t xml:space="preserve">, l  = </m:t>
                 </m:r>
                 <m:acc>
                   <m:accPr>
@@ -21014,7 +23192,10 @@
         <w:ind w:firstLine="709"/>
       </w:pPr>
       <w:r>
-        <w:t>1.4 Локализация источника методом наименьших квадратов</w:t>
+        <w:t>А</w:t>
+      </w:r>
+      <w:r>
+        <w:t>.4 Локализация источника методом наименьших квадратов</w:t>
       </w:r>
     </w:p>
     <w:p>
@@ -21151,9 +23332,6 @@
         <w:t>Модельное значение</w:t>
       </w:r>
       <w:r>
-        <w:rPr>
-          <w:lang w:val="en-US"/>
-        </w:rPr>
         <w:t xml:space="preserve"> </w:t>
       </w:r>
       <m:oMath>
@@ -21196,10 +23374,7 @@
         <w:t xml:space="preserve"> согласно (</w:t>
       </w:r>
       <w:r>
-        <w:rPr>
-          <w:lang w:val="en-US"/>
-        </w:rPr>
-        <w:t>1</w:t>
+        <w:t>А</w:t>
       </w:r>
       <w:r>
         <w:t>.4) равно:</w:t>
@@ -21667,7 +23842,16 @@
               <w:rPr>
                 <w:lang w:val="en-US"/>
               </w:rPr>
-              <w:t>(1.</w:t>
+              <w:t>(</w:t>
+            </w:r>
+            <w:r>
+              <w:t>А</w:t>
+            </w:r>
+            <w:r>
+              <w:rPr>
+                <w:lang w:val="en-US"/>
+              </w:rPr>
+              <w:t>.</w:t>
             </w:r>
             <w:r>
               <w:rPr>
@@ -22034,7 +24218,16 @@
               <w:rPr>
                 <w:lang w:val="en-US"/>
               </w:rPr>
-              <w:t>(1.</w:t>
+              <w:t>(</w:t>
+            </w:r>
+            <w:r>
+              <w:t>А</w:t>
+            </w:r>
+            <w:r>
+              <w:rPr>
+                <w:lang w:val="en-US"/>
+              </w:rPr>
+              <w:t>.</w:t>
             </w:r>
             <w:r>
               <w:rPr>
@@ -22148,11 +24341,19 @@
         <w:t xml:space="preserve"> </w:t>
       </w:r>
       <w:r>
-        <w:t>выполняется численно с использованием градиентного метода (Левенберга</w:t>
+        <w:t>выполняется численно с использованием градиентного метода (</w:t>
+      </w:r>
+      <w:proofErr w:type="spellStart"/>
+      <w:r>
+        <w:t>Левенберга</w:t>
       </w:r>
       <w:r>
         <w:noBreakHyphen/>
-        <w:t xml:space="preserve">Марквардта). Начальное приближение: </w:t>
+        <w:t>Марквардта</w:t>
+      </w:r>
+      <w:proofErr w:type="spellEnd"/>
+      <w:r>
+        <w:t xml:space="preserve">). Начальное приближение: </w:t>
       </w:r>
       <m:oMath>
         <m:sSub>
@@ -22732,7 +24933,16 @@
               <w:rPr>
                 <w:lang w:val="en-US"/>
               </w:rPr>
-              <w:t>(1.</w:t>
+              <w:t>(</w:t>
+            </w:r>
+            <w:r>
+              <w:t>А</w:t>
+            </w:r>
+            <w:r>
+              <w:rPr>
+                <w:lang w:val="en-US"/>
+              </w:rPr>
+              <w:t>.</w:t>
             </w:r>
             <w:r>
               <w:rPr>
@@ -23018,19 +25228,7 @@
                   <w:rPr>
                     <w:rFonts w:ascii="Cambria Math" w:hAnsi="Cambria Math"/>
                   </w:rPr>
-                  <m:t xml:space="preserve"> </m:t>
-                </m:r>
-                <m:r>
-                  <w:rPr>
-                    <w:rFonts w:ascii="Cambria Math" w:hAnsi="Cambria Math"/>
-                  </w:rPr>
-                  <m:t>≈</m:t>
-                </m:r>
-                <m:r>
-                  <w:rPr>
-                    <w:rFonts w:ascii="Cambria Math" w:hAnsi="Cambria Math"/>
-                  </w:rPr>
-                  <m:t xml:space="preserve"> </m:t>
+                  <m:t xml:space="preserve"> ≈ </m:t>
                 </m:r>
                 <m:f>
                   <m:fPr>
@@ -23241,13 +25439,7 @@
                           <w:rPr>
                             <w:rFonts w:ascii="Cambria Math" w:hAnsi="Cambria Math"/>
                           </w:rPr>
-                          <m:t xml:space="preserve"> –</m:t>
-                        </m:r>
-                        <m:r>
-                          <w:rPr>
-                            <w:rFonts w:ascii="Cambria Math" w:hAnsi="Cambria Math"/>
-                          </w:rPr>
-                          <m:t xml:space="preserve"> </m:t>
+                          <m:t xml:space="preserve"> – </m:t>
                         </m:r>
                         <m:sSub>
                           <m:sSubPr>
@@ -23387,7 +25579,16 @@
               <w:rPr>
                 <w:lang w:val="en-US"/>
               </w:rPr>
-              <w:t>(1.</w:t>
+              <w:t>(</w:t>
+            </w:r>
+            <w:r>
+              <w:t>А</w:t>
+            </w:r>
+            <w:r>
+              <w:rPr>
+                <w:lang w:val="en-US"/>
+              </w:rPr>
+              <w:t>.</w:t>
             </w:r>
             <w:r>
               <w:rPr>
@@ -23569,14 +25770,7 @@
                     <w:rFonts w:ascii="Cambria Math" w:hAnsi="Cambria Math"/>
                     <w:lang w:val="en-US"/>
                   </w:rPr>
-                  <m:t xml:space="preserve"> = </m:t>
-                </m:r>
-                <m:r>
-                  <w:rPr>
-                    <w:rFonts w:ascii="Cambria Math" w:hAnsi="Cambria Math"/>
-                    <w:lang w:val="en-US"/>
-                  </w:rPr>
-                  <m:t>–1</m:t>
+                  <m:t xml:space="preserve"> = –1</m:t>
                 </m:r>
               </m:oMath>
             </m:oMathPara>
@@ -23607,7 +25801,16 @@
               <w:rPr>
                 <w:lang w:val="en-US"/>
               </w:rPr>
-              <w:t>(1.</w:t>
+              <w:t>(</w:t>
+            </w:r>
+            <w:r>
+              <w:t>А</w:t>
+            </w:r>
+            <w:r>
+              <w:rPr>
+                <w:lang w:val="en-US"/>
+              </w:rPr>
+              <w:t>.</w:t>
             </w:r>
             <w:r>
               <w:rPr>
@@ -23642,7 +25845,16 @@
         <w:tab/>
       </w:r>
       <w:r>
-        <w:t xml:space="preserve">1.4.2 </w:t>
+        <w:t>А</w:t>
+      </w:r>
+      <w:r>
+        <w:t>.4.</w:t>
+      </w:r>
+      <w:r>
+        <w:t>1</w:t>
+      </w:r>
+      <w:r>
+        <w:t xml:space="preserve"> </w:t>
       </w:r>
       <w:r>
         <w:t>Итерационная процедура</w:t>
@@ -23651,16 +25863,21 @@
     <w:p>
       <w:pPr>
         <w:ind w:firstLine="709"/>
-        <w:rPr>
-          <w:lang w:val="en-US"/>
-        </w:rPr>
-      </w:pPr>
-      <w:r>
-        <w:t>На каждом шаге решается система нормальных уравнений с адаптацией шага, типичная для метода Левенберга</w:t>
+      </w:pPr>
+      <w:r>
+        <w:t xml:space="preserve">На каждом шаге решается система нормальных уравнений с адаптацией шага, типичная для метода </w:t>
+      </w:r>
+      <w:proofErr w:type="spellStart"/>
+      <w:r>
+        <w:t>Левенберга</w:t>
       </w:r>
       <w:r>
         <w:noBreakHyphen/>
-        <w:t xml:space="preserve">Марквардта. Критерий остановки – малость градиента или относительное изменение параметров. Результатом являются оценки </w:t>
+        <w:t>Марквардта</w:t>
+      </w:r>
+      <w:proofErr w:type="spellEnd"/>
+      <w:r>
+        <w:t xml:space="preserve">. Критерий остановки – малость градиента или относительное изменение параметров. Результатом являются оценки </w:t>
       </w:r>
       <m:oMath>
         <m:acc>
@@ -23696,9 +25913,6 @@
         </m:acc>
       </m:oMath>
       <w:r>
-        <w:rPr>
-          <w:lang w:val="en-US"/>
-        </w:rPr>
         <w:t xml:space="preserve"> </w:t>
       </w:r>
       <w:r>
@@ -23745,36 +25959,18 @@
         </m:acc>
       </m:oMath>
       <w:r>
-        <w:rPr>
-          <w:lang w:val="en-US"/>
-        </w:rPr>
         <w:t>.</w:t>
       </w:r>
     </w:p>
     <w:p>
       <w:pPr>
         <w:ind w:firstLine="709"/>
-        <w:rPr>
-          <w:lang w:val="en-US"/>
-        </w:rPr>
-      </w:pPr>
-      <w:r>
-        <w:rPr>
-          <w:lang w:val="en-US"/>
-        </w:rPr>
-        <w:t xml:space="preserve">1.5 </w:t>
-      </w:r>
-      <w:r>
-        <w:rPr>
-          <w:lang w:val="en-US"/>
-        </w:rPr>
-        <w:t>Оценка точности локализации</w:t>
-      </w:r>
-      <w:r>
-        <w:rPr>
-          <w:lang w:val="en-US"/>
-        </w:rPr>
-        <w:t>.</w:t>
+      </w:pPr>
+      <w:r>
+        <w:t>А</w:t>
+      </w:r>
+      <w:r>
+        <w:t>.5 Оценка точности локализации.</w:t>
       </w:r>
     </w:p>
     <w:p>
@@ -23796,8 +25992,8 @@
         <w:gridCol w:w="676"/>
         <w:gridCol w:w="1114"/>
         <w:gridCol w:w="368"/>
-        <w:gridCol w:w="6484"/>
-        <w:gridCol w:w="712"/>
+        <w:gridCol w:w="6455"/>
+        <w:gridCol w:w="741"/>
         <w:gridCol w:w="240"/>
       </w:tblGrid>
       <w:tr>
@@ -23806,7 +26002,7 @@
         </w:trPr>
         <w:tc>
           <w:tcPr>
-            <w:tcW w:w="8642" w:type="dxa"/>
+            <w:tcW w:w="8613" w:type="dxa"/>
             <w:gridSpan w:val="4"/>
             <w:tcBorders>
               <w:top w:val="nil"/>
@@ -24044,7 +26240,7 @@
         </w:tc>
         <w:tc>
           <w:tcPr>
-            <w:tcW w:w="952" w:type="dxa"/>
+            <w:tcW w:w="981" w:type="dxa"/>
             <w:gridSpan w:val="2"/>
             <w:tcBorders>
               <w:top w:val="nil"/>
@@ -24068,7 +26264,16 @@
               <w:rPr>
                 <w:lang w:val="en-US"/>
               </w:rPr>
-              <w:t>(1.</w:t>
+              <w:t>(</w:t>
+            </w:r>
+            <w:r>
+              <w:t>А</w:t>
+            </w:r>
+            <w:r>
+              <w:rPr>
+                <w:lang w:val="en-US"/>
+              </w:rPr>
+              <w:t>.</w:t>
             </w:r>
             <w:r>
               <w:rPr>
@@ -24418,10 +26623,7 @@
               <w:t xml:space="preserve">– </w:t>
             </w:r>
             <w:r>
-              <w:t>оценка дисперсии шума</w:t>
-            </w:r>
-            <w:r>
-              <w:t>;</w:t>
+              <w:t>оценка дисперсии шума;</w:t>
             </w:r>
           </w:p>
         </w:tc>
@@ -24433,12 +26635,7 @@
       </w:pPr>
       <w:r>
         <w:tab/>
-      </w:r>
-      <w:r>
-        <w:t>Среднеквадратическая ошибка позиции</w:t>
-      </w:r>
-      <w:r>
-        <w:t xml:space="preserve"> </w:t>
+        <w:t xml:space="preserve">Среднеквадратическая ошибка позиции </w:t>
       </w:r>
       <m:oMath>
         <m:r>
@@ -24581,15 +26778,15 @@
       <w:pPr>
         <w:pStyle w:val="1"/>
       </w:pPr>
-      <w:bookmarkStart w:id="62" w:name="_Toc228903275"/>
+      <w:bookmarkStart w:id="62" w:name="_Toc228955462"/>
       <w:r>
         <w:lastRenderedPageBreak/>
-        <w:t>ПРИЛОЖЕНИЕ №2</w:t>
-      </w:r>
-      <w:r>
-        <w:rPr>
-          <w:lang w:val="en-US"/>
-        </w:rPr>
+        <w:t xml:space="preserve">ПРИЛОЖЕНИЕ </w:t>
+      </w:r>
+      <w:r>
+        <w:t>Б</w:t>
+      </w:r>
+      <w:r>
         <w:t>.</w:t>
       </w:r>
       <w:r>
@@ -24605,11 +26802,48 @@
         <w:ind w:firstLine="709"/>
       </w:pPr>
       <w:r>
-        <w:t>Настоящая методика описывает математические основы идентификации Wi</w:t>
-      </w:r>
+        <w:t xml:space="preserve">Настоящая методика описывает математические основы идентификации </w:t>
+      </w:r>
+      <w:proofErr w:type="spellStart"/>
+      <w:r>
+        <w:t>Wi</w:t>
+      </w:r>
+      <w:proofErr w:type="spellEnd"/>
       <w:r>
         <w:noBreakHyphen/>
-        <w:t>Fi устройств по параметрам физического уровня (Channel State Information) с целью обнаружения аномалий, в частности подмены легитимной точки доступа (evil twin). Методика использует сравнение с собственным эталонным отпечатком (reference fingerprint) для каждого легитимного устройства.</w:t>
+        <w:t>Fi устройств по параметрам физического уровня (Channel State Information) с целью обнаружения аномалий, в частности подмены легитимной точки доступа (</w:t>
+      </w:r>
+      <w:proofErr w:type="spellStart"/>
+      <w:r>
+        <w:t>evil</w:t>
+      </w:r>
+      <w:proofErr w:type="spellEnd"/>
+      <w:r>
+        <w:t xml:space="preserve"> </w:t>
+      </w:r>
+      <w:proofErr w:type="spellStart"/>
+      <w:r>
+        <w:t>twin</w:t>
+      </w:r>
+      <w:proofErr w:type="spellEnd"/>
+      <w:r>
+        <w:t>). Методика использует сравнение с собственным эталонным отпечатком (</w:t>
+      </w:r>
+      <w:proofErr w:type="spellStart"/>
+      <w:r>
+        <w:t>reference</w:t>
+      </w:r>
+      <w:proofErr w:type="spellEnd"/>
+      <w:r>
+        <w:t xml:space="preserve"> </w:t>
+      </w:r>
+      <w:proofErr w:type="spellStart"/>
+      <w:r>
+        <w:t>fingerprint</w:t>
+      </w:r>
+      <w:proofErr w:type="spellEnd"/>
+      <w:r>
+        <w:t>) для каждого легитимного устройства.</w:t>
       </w:r>
     </w:p>
     <w:p>
@@ -24617,7 +26851,10 @@
         <w:ind w:firstLine="709"/>
       </w:pPr>
       <w:r>
-        <w:t xml:space="preserve">2.1 </w:t>
+        <w:t>Б</w:t>
+      </w:r>
+      <w:r>
+        <w:t xml:space="preserve">.1 </w:t>
       </w:r>
       <w:r>
         <w:t>Исходные данные и предобработка CSI</w:t>
@@ -24678,8 +26915,13 @@
       <w:r>
         <w:t xml:space="preserve"> </w:t>
       </w:r>
-      <w:r>
-        <w:t>поднесущих OFDM:</w:t>
+      <w:proofErr w:type="spellStart"/>
+      <w:r>
+        <w:t>поднесущих</w:t>
+      </w:r>
+      <w:proofErr w:type="spellEnd"/>
+      <w:r>
+        <w:t xml:space="preserve"> OFDM:</w:t>
       </w:r>
     </w:p>
     <w:tbl>
@@ -24840,10 +27082,10 @@
               <w:spacing w:line="240" w:lineRule="auto"/>
               <w:ind w:firstLine="0"/>
               <w:jc w:val="center"/>
-              <w:rPr>
-                <w:lang w:val="en-US"/>
-              </w:rPr>
-            </w:pPr>
+            </w:pPr>
+            <w:r>
+              <w:t>(Б.1)</w:t>
+            </w:r>
           </w:p>
         </w:tc>
       </w:tr>
@@ -25109,7 +27351,15 @@
         <w:ind w:firstLine="709"/>
       </w:pPr>
       <w:r>
-        <w:t>Амплитуда и фаза для каждой поднесущей:</w:t>
+        <w:t xml:space="preserve">Амплитуда и фаза для каждой </w:t>
+      </w:r>
+      <w:proofErr w:type="spellStart"/>
+      <w:r>
+        <w:t>поднесущей</w:t>
+      </w:r>
+      <w:proofErr w:type="spellEnd"/>
+      <w:r>
+        <w:t>:</w:t>
       </w:r>
     </w:p>
     <w:tbl>
@@ -25143,9 +27393,6 @@
               <w:spacing w:line="240" w:lineRule="auto"/>
               <w:ind w:firstLine="0"/>
               <w:jc w:val="center"/>
-              <w:rPr>
-                <w:lang w:val="en-US"/>
-              </w:rPr>
             </w:pPr>
             <m:oMath>
               <m:sSub>
@@ -25260,9 +27507,15 @@
               <m:r>
                 <w:rPr>
                   <w:rFonts w:ascii="Cambria Math" w:hAnsi="Cambria Math"/>
+                </w:rPr>
+                <m:t xml:space="preserve"> = </m:t>
+              </m:r>
+              <m:r>
+                <w:rPr>
+                  <w:rFonts w:ascii="Cambria Math" w:hAnsi="Cambria Math"/>
                   <w:lang w:val="en-US"/>
                 </w:rPr>
-                <m:t xml:space="preserve"> = arg</m:t>
+                <m:t>arg</m:t>
               </m:r>
               <m:d>
                 <m:dPr>
@@ -25323,6 +27576,9 @@
               <w:ind w:firstLine="0"/>
               <w:jc w:val="center"/>
             </w:pPr>
+            <w:r>
+              <w:t>(Б.2)</w:t>
+            </w:r>
           </w:p>
         </w:tc>
       </w:tr>
@@ -25332,7 +27588,15 @@
         <w:ind w:firstLine="709"/>
       </w:pPr>
       <w:r>
-        <w:t>Фаза подвергается калибровке: удаляется линейный тренд, вызванный неидеальностями приёмного тракта. Для этого выполняется аппроксимация методом наименьших квадратов:</w:t>
+        <w:t xml:space="preserve">Фаза подвергается калибровке: удаляется линейный тренд, вызванный </w:t>
+      </w:r>
+      <w:proofErr w:type="spellStart"/>
+      <w:r>
+        <w:t>неидеальностями</w:t>
+      </w:r>
+      <w:proofErr w:type="spellEnd"/>
+      <w:r>
+        <w:t xml:space="preserve"> приёмного тракта. Для этого выполняется аппроксимация методом наименьших квадратов:</w:t>
       </w:r>
     </w:p>
     <w:tbl>
@@ -25511,12 +27775,13 @@
             <w:pPr>
               <w:spacing w:line="240" w:lineRule="auto"/>
               <w:ind w:firstLine="0"/>
-              <w:jc w:val="center"/>
               <w:rPr>
                 <w:highlight w:val="darkRed"/>
-                <w:lang w:val="en-US"/>
-              </w:rPr>
-            </w:pPr>
+              </w:rPr>
+            </w:pPr>
+            <w:r>
+              <w:t>(Б.3)</w:t>
+            </w:r>
           </w:p>
         </w:tc>
       </w:tr>
@@ -25640,10 +27905,7 @@
               </w:rPr>
             </w:pPr>
             <w:r>
-              <w:t>остатки</w:t>
-            </w:r>
-            <w:r>
-              <w:t>.</w:t>
+              <w:t>остатки.</w:t>
             </w:r>
           </w:p>
         </w:tc>
@@ -26043,6 +28305,15 @@
                 <w:highlight w:val="darkRed"/>
               </w:rPr>
             </w:pPr>
+            <w:r>
+              <w:t>(Б.</w:t>
+            </w:r>
+            <w:r>
+              <w:t>4</w:t>
+            </w:r>
+            <w:r>
+              <w:t>)</w:t>
+            </w:r>
           </w:p>
         </w:tc>
       </w:tr>
@@ -26136,13 +28407,7 @@
                   <w:rPr>
                     <w:rFonts w:ascii="Cambria Math" w:hAnsi="Cambria Math"/>
                   </w:rPr>
-                  <m:t>=</m:t>
-                </m:r>
-                <m:r>
-                  <w:rPr>
-                    <w:rFonts w:ascii="Cambria Math" w:hAnsi="Cambria Math"/>
-                  </w:rPr>
-                  <m:t xml:space="preserve"> </m:t>
+                  <m:t xml:space="preserve">= </m:t>
                 </m:r>
                 <m:sSub>
                   <m:sSubPr>
@@ -26221,14 +28486,7 @@
                         <w:rFonts w:ascii="Cambria Math" w:hAnsi="Cambria Math"/>
                         <w:lang w:val="en-US"/>
                       </w:rPr>
-                      <m:t>k</m:t>
-                    </m:r>
-                    <m:r>
-                      <w:rPr>
-                        <w:rFonts w:ascii="Cambria Math" w:hAnsi="Cambria Math"/>
-                        <w:lang w:val="en-US"/>
-                      </w:rPr>
-                      <m:t xml:space="preserve">+ </m:t>
+                      <m:t xml:space="preserve">k+ </m:t>
                     </m:r>
                     <m:acc>
                       <m:accPr>
@@ -26271,6 +28529,15 @@
               <w:ind w:firstLine="0"/>
               <w:jc w:val="center"/>
             </w:pPr>
+            <w:r>
+              <w:t>(Б.</w:t>
+            </w:r>
+            <w:r>
+              <w:t>5</w:t>
+            </w:r>
+            <w:r>
+              <w:t>)</w:t>
+            </w:r>
           </w:p>
         </w:tc>
       </w:tr>
@@ -26840,10 +29107,13 @@
               </w:rPr>
             </w:pPr>
             <w:r>
-              <w:rPr>
-                <w:lang w:val="en-US"/>
-              </w:rPr>
-              <w:t>(2.1)</w:t>
+              <w:t>(Б.</w:t>
+            </w:r>
+            <w:r>
+              <w:t>6</w:t>
+            </w:r>
+            <w:r>
+              <w:t>)</w:t>
             </w:r>
           </w:p>
         </w:tc>
@@ -26970,7 +29240,15 @@
               </w:rPr>
             </w:pPr>
             <w:r>
-              <w:t>среднее амплитуды по поднесущим;</w:t>
+              <w:t xml:space="preserve">среднее амплитуды по </w:t>
+            </w:r>
+            <w:proofErr w:type="spellStart"/>
+            <w:r>
+              <w:t>поднесущим</w:t>
+            </w:r>
+            <w:proofErr w:type="spellEnd"/>
+            <w:r>
+              <w:t>;</w:t>
             </w:r>
           </w:p>
         </w:tc>
@@ -27597,16 +29875,7 @@
                       <w:rPr>
                         <w:rFonts w:ascii="Cambria Math" w:hAnsi="Cambria Math"/>
                       </w:rPr>
-                      <m:t>m</m:t>
-                    </m:r>
-                    <m:r>
-                      <m:rPr>
-                        <m:sty m:val="p"/>
-                      </m:rPr>
-                      <w:rPr>
-                        <w:rFonts w:ascii="Cambria Math" w:hAnsi="Cambria Math"/>
-                      </w:rPr>
-                      <m:t>in</m:t>
+                      <m:t>min</m:t>
                     </m:r>
                   </m:fName>
                   <m:e>
@@ -27698,10 +29967,10 @@
         <w:ind w:firstLine="709"/>
       </w:pPr>
       <w:r>
-        <w:t xml:space="preserve">2.2 </w:t>
-      </w:r>
-      <w:r>
-        <w:t>Агрегация признаков для одного сенсорного узла</w:t>
+        <w:t>Б</w:t>
+      </w:r>
+      <w:r>
+        <w:t>.2 Агрегация признаков для одного сенсорного узла</w:t>
       </w:r>
     </w:p>
     <w:p>
@@ -27899,10 +30168,13 @@
               </w:rPr>
             </w:pPr>
             <w:r>
-              <w:rPr>
-                <w:lang w:val="en-US"/>
-              </w:rPr>
-              <w:t>(2.2)</w:t>
+              <w:t>(Б.</w:t>
+            </w:r>
+            <w:r>
+              <w:t>7</w:t>
+            </w:r>
+            <w:r>
+              <w:t>)</w:t>
             </w:r>
           </w:p>
         </w:tc>
@@ -28077,7 +30349,10 @@
         <w:ind w:firstLine="709"/>
       </w:pPr>
       <w:r>
-        <w:t xml:space="preserve">2.3 </w:t>
+        <w:t>Б</w:t>
+      </w:r>
+      <w:r>
+        <w:t xml:space="preserve">.3 </w:t>
       </w:r>
       <w:r>
         <w:t>Формирование интегрального отпечатка устройства</w:t>
@@ -28108,10 +30383,7 @@
         <w:t>c</w:t>
       </w:r>
       <w:r>
-        <w:t>сенсорных</w:t>
-      </w:r>
-      <w:r>
-        <w:t xml:space="preserve"> узлов, </w:t>
+        <w:t xml:space="preserve">сенсорных узлов, </w:t>
       </w:r>
       <w:r>
         <w:t>упорядоченных в фиксированном списке. Для наблюдаемого BSSID интегральный отпечаток строится как конкатенация трёх групп признаков:</w:t>
@@ -28283,13 +30555,7 @@
                               <w:rPr>
                                 <w:rFonts w:ascii="Cambria Math" w:hAnsi="Cambria Math"/>
                               </w:rPr>
-                              <m:t xml:space="preserve">  </m:t>
-                            </m:r>
-                            <m:r>
-                              <w:rPr>
-                                <w:rFonts w:ascii="Cambria Math" w:hAnsi="Cambria Math"/>
-                              </w:rPr>
-                              <m:t>s</m:t>
+                              <m:t xml:space="preserve">  s</m:t>
                             </m:r>
                           </m:e>
                           <m:sub>
@@ -28313,19 +30579,7 @@
                           <w:rPr>
                             <w:rFonts w:ascii="Cambria Math" w:hAnsi="Cambria Math"/>
                           </w:rPr>
-                          <m:t xml:space="preserve"> </m:t>
-                        </m:r>
-                        <m:r>
-                          <w:rPr>
-                            <w:rFonts w:ascii="Cambria Math" w:hAnsi="Cambria Math"/>
-                          </w:rPr>
-                          <m:t>⋯</m:t>
-                        </m:r>
-                        <m:r>
-                          <w:rPr>
-                            <w:rFonts w:ascii="Cambria Math" w:hAnsi="Cambria Math"/>
-                          </w:rPr>
-                          <m:t xml:space="preserve"> </m:t>
+                          <m:t xml:space="preserve"> ⋯ </m:t>
                         </m:r>
                         <m:sSubSup>
                           <m:sSubSupPr>
@@ -28404,21 +30658,12 @@
               </w:rPr>
             </w:pPr>
             <w:r>
-              <w:rPr>
-                <w:lang w:val="en-US"/>
-              </w:rPr>
-              <w:t>(2.</w:t>
-            </w:r>
-            <w:r>
-              <w:rPr>
-                <w:lang w:val="en-US"/>
-              </w:rPr>
-              <w:t>3</w:t>
-            </w:r>
-            <w:r>
-              <w:rPr>
-                <w:lang w:val="en-US"/>
-              </w:rPr>
+              <w:t>(Б.</w:t>
+            </w:r>
+            <w:r>
+              <w:t>8</w:t>
+            </w:r>
+            <w:r>
               <w:t>)</w:t>
             </w:r>
           </w:p>
@@ -28433,9 +30678,14 @@
           <w:numId w:val="2"/>
         </w:numPr>
       </w:pPr>
+      <w:proofErr w:type="spellStart"/>
       <w:r>
         <w:lastRenderedPageBreak/>
-        <w:t xml:space="preserve">Межсенсорные корреляции амплитуд (размерности </w:t>
+        <w:t>Межсенсорные</w:t>
+      </w:r>
+      <w:proofErr w:type="spellEnd"/>
+      <w:r>
+        <w:t xml:space="preserve"> корреляции амплитуд (размерности </w:t>
       </w:r>
       <m:oMath>
         <m:r>
@@ -29026,14 +31276,7 @@
                                     <w:rFonts w:ascii="Cambria Math" w:hAnsi="Cambria Math"/>
                                     <w:lang w:val="en-US"/>
                                   </w:rPr>
-                                  <m:t>j</m:t>
-                                </m:r>
-                                <m:r>
-                                  <w:rPr>
-                                    <w:rFonts w:ascii="Cambria Math" w:hAnsi="Cambria Math"/>
-                                    <w:lang w:val="en-US"/>
-                                  </w:rPr>
-                                  <m:t>,k</m:t>
+                                  <m:t>j,k</m:t>
                                 </m:r>
                               </m:sub>
                             </m:sSub>
@@ -29381,14 +31624,7 @@
                                             <w:rFonts w:ascii="Cambria Math" w:hAnsi="Cambria Math"/>
                                             <w:lang w:val="en-US"/>
                                           </w:rPr>
-                                          <m:t>j</m:t>
-                                        </m:r>
-                                        <m:r>
-                                          <w:rPr>
-                                            <w:rFonts w:ascii="Cambria Math" w:hAnsi="Cambria Math"/>
-                                            <w:lang w:val="en-US"/>
-                                          </w:rPr>
-                                          <m:t>,k</m:t>
+                                          <m:t>j,k</m:t>
                                         </m:r>
                                       </m:sub>
                                     </m:sSub>
@@ -29486,21 +31722,12 @@
               </w:rPr>
             </w:pPr>
             <w:r>
-              <w:rPr>
-                <w:lang w:val="en-US"/>
-              </w:rPr>
-              <w:t>(2.</w:t>
-            </w:r>
-            <w:r>
-              <w:rPr>
-                <w:lang w:val="en-US"/>
-              </w:rPr>
-              <w:t>3</w:t>
-            </w:r>
-            <w:r>
-              <w:rPr>
-                <w:lang w:val="en-US"/>
-              </w:rPr>
+              <w:t>(Б.</w:t>
+            </w:r>
+            <w:r>
+              <w:t>9</w:t>
+            </w:r>
+            <w:r>
               <w:t>)</w:t>
             </w:r>
           </w:p>
@@ -29692,13 +31919,7 @@
         </m:nary>
       </m:oMath>
       <w:r>
-        <w:t xml:space="preserve">. </w:t>
-      </w:r>
-      <w:r>
-        <w:t>Если у какого-либо сенсора отсутствуют данные (нет пакетов), то</w:t>
-      </w:r>
-      <w:r>
-        <w:t xml:space="preserve">  </w:t>
+        <w:t>. Если у какого-либо сенсора отсутствуют данные (нет пакетов), то  </w:t>
       </w:r>
       <m:oMath>
         <m:acc>
@@ -29741,10 +31962,7 @@
         <w:t>не определен</w:t>
       </w:r>
       <w:r>
-        <w:t>; в этом случае для всех пар с участием этого сенсора полагаем</w:t>
-      </w:r>
-      <w:r>
-        <w:t xml:space="preserve"> </w:t>
+        <w:t xml:space="preserve">; в этом случае для всех пар с участием этого сенсора полагаем </w:t>
       </w:r>
       <m:oMath>
         <m:r>
@@ -29800,7 +32018,15 @@
         <w:t xml:space="preserve">, </w:t>
       </w:r>
       <w:r>
-        <w:t>вычисленном по формуле, возможно получение значения NaN (например, при нулевой дисперсии); такие значения заменяются на 0.</w:t>
+        <w:t xml:space="preserve">вычисленном по формуле, возможно получение значения </w:t>
+      </w:r>
+      <w:proofErr w:type="spellStart"/>
+      <w:r>
+        <w:t>NaN</w:t>
+      </w:r>
+      <w:proofErr w:type="spellEnd"/>
+      <w:r>
+        <w:t xml:space="preserve"> (например, при нулевой дисперсии); такие значения заменяются на 0.</w:t>
       </w:r>
     </w:p>
     <w:p>
@@ -29943,19 +32169,7 @@
               <w:rPr>
                 <w:rFonts w:ascii="Cambria Math" w:hAnsi="Cambria Math"/>
               </w:rPr>
-              <m:t>2</m:t>
-            </m:r>
-            <m:r>
-              <w:rPr>
-                <w:rFonts w:ascii="Cambria Math" w:hAnsi="Cambria Math"/>
-              </w:rPr>
-              <m:t>,</m:t>
-            </m:r>
-            <m:r>
-              <w:rPr>
-                <w:rFonts w:ascii="Cambria Math" w:hAnsi="Cambria Math"/>
-              </w:rPr>
-              <m:t>3</m:t>
+              <m:t>2,3</m:t>
             </m:r>
           </m:e>
         </m:d>
@@ -29986,13 +32200,7 @@
               <w:rPr>
                 <w:rFonts w:ascii="Cambria Math" w:hAnsi="Cambria Math"/>
               </w:rPr>
-              <m:t>–1</m:t>
-            </m:r>
-            <m:r>
-              <w:rPr>
-                <w:rFonts w:ascii="Cambria Math" w:hAnsi="Cambria Math"/>
-              </w:rPr>
-              <m:t>,</m:t>
+              <m:t>–1,</m:t>
             </m:r>
             <m:r>
               <w:rPr>
@@ -30267,8 +32475,8 @@
         <w:tblLook w:val="04A0" w:firstRow="1" w:lastRow="0" w:firstColumn="1" w:lastColumn="0" w:noHBand="0" w:noVBand="1"/>
       </w:tblPr>
       <w:tblGrid>
-        <w:gridCol w:w="8642"/>
-        <w:gridCol w:w="844"/>
+        <w:gridCol w:w="8472"/>
+        <w:gridCol w:w="1014"/>
       </w:tblGrid>
       <w:tr>
         <w:trPr>
@@ -30276,7 +32484,7 @@
         </w:trPr>
         <w:tc>
           <w:tcPr>
-            <w:tcW w:w="8642" w:type="dxa"/>
+            <w:tcW w:w="8472" w:type="dxa"/>
             <w:tcBorders>
               <w:top w:val="nil"/>
               <w:left w:val="nil"/>
@@ -30528,7 +32736,7 @@
         </w:tc>
         <w:tc>
           <w:tcPr>
-            <w:tcW w:w="844" w:type="dxa"/>
+            <w:tcW w:w="1014" w:type="dxa"/>
             <w:tcBorders>
               <w:top w:val="nil"/>
               <w:left w:val="nil"/>
@@ -30547,21 +32755,12 @@
               </w:rPr>
             </w:pPr>
             <w:r>
-              <w:rPr>
-                <w:lang w:val="en-US"/>
-              </w:rPr>
-              <w:t>(2.</w:t>
-            </w:r>
-            <w:r>
-              <w:rPr>
-                <w:lang w:val="en-US"/>
-              </w:rPr>
-              <w:t>4</w:t>
-            </w:r>
-            <w:r>
-              <w:rPr>
-                <w:lang w:val="en-US"/>
-              </w:rPr>
+              <w:t>(Б.</w:t>
+            </w:r>
+            <w:r>
+              <w:t>10</w:t>
+            </w:r>
+            <w:r>
               <w:t>)</w:t>
             </w:r>
           </w:p>
@@ -30579,16 +32778,63 @@
       <w:r>
         <w:rPr>
           <w:iCs/>
-          <w:lang w:val="en-US"/>
         </w:rPr>
-        <w:t xml:space="preserve">2.4 </w:t>
+        <w:t>Б</w:t>
       </w:r>
       <w:r>
         <w:rPr>
           <w:iCs/>
           <w:lang w:val="en-US"/>
         </w:rPr>
-        <w:t>Нормализация признаков (StandardScaler)</w:t>
+        <w:t xml:space="preserve">.4 </w:t>
+      </w:r>
+      <w:proofErr w:type="spellStart"/>
+      <w:r>
+        <w:rPr>
+          <w:iCs/>
+          <w:lang w:val="en-US"/>
+        </w:rPr>
+        <w:t>Нормализация</w:t>
+      </w:r>
+      <w:proofErr w:type="spellEnd"/>
+      <w:r>
+        <w:rPr>
+          <w:iCs/>
+          <w:lang w:val="en-US"/>
+        </w:rPr>
+        <w:t xml:space="preserve"> </w:t>
+      </w:r>
+      <w:proofErr w:type="spellStart"/>
+      <w:r>
+        <w:rPr>
+          <w:iCs/>
+          <w:lang w:val="en-US"/>
+        </w:rPr>
+        <w:t>признаков</w:t>
+      </w:r>
+      <w:proofErr w:type="spellEnd"/>
+      <w:r>
+        <w:rPr>
+          <w:iCs/>
+          <w:lang w:val="en-US"/>
+        </w:rPr>
+        <w:t xml:space="preserve"> (</w:t>
+      </w:r>
+      <w:proofErr w:type="spellStart"/>
+      <w:r>
+        <w:rPr>
+          <w:iCs/>
+          <w:lang w:val="en-US"/>
+        </w:rPr>
+        <w:t>StandardScaler</w:t>
+      </w:r>
+      <w:proofErr w:type="spellEnd"/>
+      <w:r>
+        <w:rPr>
+          <w:iCs/>
+          <w:lang w:val="en-US"/>
+        </w:rPr>
+        <w:t>)</w:t>
       </w:r>
     </w:p>
     <w:p>
@@ -30716,8 +32962,8 @@
         <w:tblLook w:val="04A0" w:firstRow="1" w:lastRow="0" w:firstColumn="1" w:lastColumn="0" w:noHBand="0" w:noVBand="1"/>
       </w:tblPr>
       <w:tblGrid>
-        <w:gridCol w:w="8642"/>
-        <w:gridCol w:w="844"/>
+        <w:gridCol w:w="8472"/>
+        <w:gridCol w:w="1014"/>
       </w:tblGrid>
       <w:tr>
         <w:trPr>
@@ -30725,7 +32971,7 @@
         </w:trPr>
         <w:tc>
           <w:tcPr>
-            <w:tcW w:w="8642" w:type="dxa"/>
+            <w:tcW w:w="8472" w:type="dxa"/>
             <w:tcBorders>
               <w:top w:val="nil"/>
               <w:left w:val="nil"/>
@@ -31059,7 +33305,7 @@
         </w:tc>
         <w:tc>
           <w:tcPr>
-            <w:tcW w:w="844" w:type="dxa"/>
+            <w:tcW w:w="1014" w:type="dxa"/>
             <w:tcBorders>
               <w:top w:val="nil"/>
               <w:left w:val="nil"/>
@@ -31077,6 +33323,15 @@
                 <w:lang w:val="en-US"/>
               </w:rPr>
             </w:pPr>
+            <w:r>
+              <w:t>(Б.</w:t>
+            </w:r>
+            <w:r>
+              <w:t>11</w:t>
+            </w:r>
+            <w:r>
+              <w:t>)</w:t>
+            </w:r>
           </w:p>
         </w:tc>
       </w:tr>
@@ -31254,14 +33509,22 @@
         <w:ind w:firstLine="709"/>
       </w:pPr>
       <w:r>
-        <w:t xml:space="preserve">2.5 </w:t>
-      </w:r>
-      <w:r>
-        <w:t>Вычисление расстояний между текущим и эталонными отпечатками</w:t>
+        <w:t>Б</w:t>
+      </w:r>
+      <w:r>
+        <w:t xml:space="preserve">.5 Вычисление расстояний между текущим и эталонными </w:t>
+      </w:r>
+      <w:r>
+        <w:t>отпечатками</w:t>
       </w:r>
       <w:r>
         <w:t xml:space="preserve"> </w:t>
       </w:r>
+    </w:p>
+    <w:p>
+      <w:pPr>
+        <w:ind w:firstLine="709"/>
+      </w:pPr>
       <w:r>
         <w:t>Для каждого легитимного BSSID в системе хранится множество эталонных отпечатков</w:t>
       </w:r>
@@ -31319,13 +33582,7 @@
         </m:d>
       </m:oMath>
       <w:r>
-        <w:t xml:space="preserve">, полученных </w:t>
-      </w:r>
-      <w:r>
-        <w:t xml:space="preserve">при </w:t>
-      </w:r>
-      <w:r>
-        <w:t>первичной калибровке</w:t>
+        <w:t>, полученных при первичной калибровке</w:t>
       </w:r>
       <w:r>
         <w:t xml:space="preserve"> и в процессе работы</w:t>
@@ -31334,10 +33591,7 @@
         <w:t xml:space="preserve">. </w:t>
       </w:r>
       <w:r>
-        <w:t>В рамках временного окна для того же BSSID формируется текущий отпечаток</w:t>
-      </w:r>
-      <w:r>
-        <w:t xml:space="preserve"> </w:t>
+        <w:t xml:space="preserve">В рамках временного окна для того же BSSID формируется текущий отпечаток </w:t>
       </w:r>
       <m:oMath>
         <m:sSub>
@@ -31446,10 +33700,7 @@
         <w:t xml:space="preserve"> </w:t>
       </w:r>
       <w:r>
-        <w:t>по времени</w:t>
-      </w:r>
-      <w:r>
-        <w:t xml:space="preserve"> эталона:</w:t>
+        <w:t>по времени эталона:</w:t>
       </w:r>
     </w:p>
     <w:p>
@@ -31468,8 +33719,8 @@
         <w:tblLook w:val="04A0" w:firstRow="1" w:lastRow="0" w:firstColumn="1" w:lastColumn="0" w:noHBand="0" w:noVBand="1"/>
       </w:tblPr>
       <w:tblGrid>
-        <w:gridCol w:w="8642"/>
-        <w:gridCol w:w="844"/>
+        <w:gridCol w:w="8472"/>
+        <w:gridCol w:w="1014"/>
       </w:tblGrid>
       <w:tr>
         <w:trPr>
@@ -31477,7 +33728,7 @@
         </w:trPr>
         <w:tc>
           <w:tcPr>
-            <w:tcW w:w="8642" w:type="dxa"/>
+            <w:tcW w:w="8472" w:type="dxa"/>
             <w:tcBorders>
               <w:top w:val="nil"/>
               <w:left w:val="nil"/>
@@ -31710,7 +33961,7 @@
         </w:tc>
         <w:tc>
           <w:tcPr>
-            <w:tcW w:w="844" w:type="dxa"/>
+            <w:tcW w:w="1014" w:type="dxa"/>
             <w:tcBorders>
               <w:top w:val="nil"/>
               <w:left w:val="nil"/>
@@ -31729,18 +33980,12 @@
               </w:rPr>
             </w:pPr>
             <w:r>
-              <w:rPr>
-                <w:lang w:val="en-US"/>
-              </w:rPr>
-              <w:t>(2.</w:t>
-            </w:r>
-            <w:r>
-              <w:t>5</w:t>
-            </w:r>
-            <w:r>
-              <w:rPr>
-                <w:lang w:val="en-US"/>
-              </w:rPr>
+              <w:t>(Б.</w:t>
+            </w:r>
+            <w:r>
+              <w:t>12</w:t>
+            </w:r>
+            <w:r>
               <w:t>)</w:t>
             </w:r>
           </w:p>
@@ -31763,8 +34008,8 @@
         <w:tblLook w:val="04A0" w:firstRow="1" w:lastRow="0" w:firstColumn="1" w:lastColumn="0" w:noHBand="0" w:noVBand="1"/>
       </w:tblPr>
       <w:tblGrid>
-        <w:gridCol w:w="8642"/>
-        <w:gridCol w:w="844"/>
+        <w:gridCol w:w="8472"/>
+        <w:gridCol w:w="1014"/>
       </w:tblGrid>
       <w:tr>
         <w:trPr>
@@ -31772,7 +34017,7 @@
         </w:trPr>
         <w:tc>
           <w:tcPr>
-            <w:tcW w:w="8642" w:type="dxa"/>
+            <w:tcW w:w="8472" w:type="dxa"/>
             <w:tcBorders>
               <w:top w:val="nil"/>
               <w:left w:val="nil"/>
@@ -32174,7 +34419,7 @@
         </w:tc>
         <w:tc>
           <w:tcPr>
-            <w:tcW w:w="844" w:type="dxa"/>
+            <w:tcW w:w="1014" w:type="dxa"/>
             <w:tcBorders>
               <w:top w:val="nil"/>
               <w:left w:val="nil"/>
@@ -32193,21 +34438,12 @@
               </w:rPr>
             </w:pPr>
             <w:r>
-              <w:rPr>
-                <w:lang w:val="en-US"/>
-              </w:rPr>
-              <w:t>(2.</w:t>
-            </w:r>
-            <w:r>
-              <w:rPr>
-                <w:lang w:val="en-US"/>
-              </w:rPr>
-              <w:t>6</w:t>
-            </w:r>
-            <w:r>
-              <w:rPr>
-                <w:lang w:val="en-US"/>
-              </w:rPr>
+              <w:t>(Б.</w:t>
+            </w:r>
+            <w:r>
+              <w:t>13</w:t>
+            </w:r>
+            <w:r>
               <w:t>)</w:t>
             </w:r>
           </w:p>
@@ -32238,9 +34474,14 @@
       <w:r>
         <w:rPr>
           <w:iCs/>
-          <w:lang w:val="en-US"/>
         </w:rPr>
-        <w:t xml:space="preserve">2.6 </w:t>
+        <w:t>Б</w:t>
+      </w:r>
+      <w:r>
+        <w:rPr>
+          <w:iCs/>
+        </w:rPr>
+        <w:t xml:space="preserve">.6 </w:t>
       </w:r>
       <w:r>
         <w:rPr>
@@ -32260,7 +34501,35 @@
         <w:rPr>
           <w:iCs/>
         </w:rPr>
-        <w:t>Устройство считается подозрительным (потенциальным evil twin), если выполняется хотя бы одно из условий:</w:t>
+        <w:t xml:space="preserve">Устройство считается подозрительным (потенциальным </w:t>
+      </w:r>
+      <w:proofErr w:type="spellStart"/>
+      <w:r>
+        <w:rPr>
+          <w:iCs/>
+        </w:rPr>
+        <w:t>evil</w:t>
+      </w:r>
+      <w:proofErr w:type="spellEnd"/>
+      <w:r>
+        <w:rPr>
+          <w:iCs/>
+        </w:rPr>
+        <w:t xml:space="preserve"> </w:t>
+      </w:r>
+      <w:proofErr w:type="spellStart"/>
+      <w:r>
+        <w:rPr>
+          <w:iCs/>
+        </w:rPr>
+        <w:t>twin</w:t>
+      </w:r>
+      <w:proofErr w:type="spellEnd"/>
+      <w:r>
+        <w:rPr>
+          <w:iCs/>
+        </w:rPr>
+        <w:t>), если выполняется хотя бы одно из условий:</w:t>
       </w:r>
     </w:p>
     <w:tbl>
@@ -32271,8 +34540,8 @@
         <w:tblLook w:val="04A0" w:firstRow="1" w:lastRow="0" w:firstColumn="1" w:lastColumn="0" w:noHBand="0" w:noVBand="1"/>
       </w:tblPr>
       <w:tblGrid>
-        <w:gridCol w:w="8642"/>
-        <w:gridCol w:w="844"/>
+        <w:gridCol w:w="8472"/>
+        <w:gridCol w:w="1014"/>
       </w:tblGrid>
       <w:tr>
         <w:trPr>
@@ -32280,7 +34549,7 @@
         </w:trPr>
         <w:tc>
           <w:tcPr>
-            <w:tcW w:w="8642" w:type="dxa"/>
+            <w:tcW w:w="8472" w:type="dxa"/>
             <w:tcBorders>
               <w:top w:val="nil"/>
               <w:left w:val="nil"/>
@@ -32328,7 +34597,6 @@
               <m:r>
                 <w:rPr>
                   <w:rFonts w:ascii="Cambria Math" w:hAnsi="Cambria Math"/>
-                  <w:lang w:val="en-US"/>
                 </w:rPr>
                 <m:t>&gt;</m:t>
               </m:r>
@@ -32363,9 +34631,6 @@
               </m:sSub>
             </m:oMath>
             <w:r>
-              <w:rPr>
-                <w:lang w:val="en-US"/>
-              </w:rPr>
               <w:t xml:space="preserve"> </w:t>
             </w:r>
             <w:r>
@@ -32443,7 +34708,7 @@
         </w:tc>
         <w:tc>
           <w:tcPr>
-            <w:tcW w:w="844" w:type="dxa"/>
+            <w:tcW w:w="1014" w:type="dxa"/>
             <w:tcBorders>
               <w:top w:val="nil"/>
               <w:left w:val="nil"/>
@@ -32462,18 +34727,12 @@
               </w:rPr>
             </w:pPr>
             <w:r>
-              <w:rPr>
-                <w:lang w:val="en-US"/>
-              </w:rPr>
-              <w:t>(2.</w:t>
-            </w:r>
-            <w:r>
-              <w:t>7</w:t>
-            </w:r>
-            <w:r>
-              <w:rPr>
-                <w:lang w:val="en-US"/>
-              </w:rPr>
+              <w:t>(Б.</w:t>
+            </w:r>
+            <w:r>
+              <w:t>14</w:t>
+            </w:r>
+            <w:r>
               <w:t>)</w:t>
             </w:r>
           </w:p>
@@ -32587,10 +34846,16 @@
       <w:pPr>
         <w:pStyle w:val="1"/>
       </w:pPr>
-      <w:bookmarkStart w:id="63" w:name="_Toc228903276"/>
+      <w:bookmarkStart w:id="63" w:name="_Toc228955463"/>
       <w:r>
         <w:lastRenderedPageBreak/>
-        <w:t>ПРИЛОЖЕНИЕ №3. Результаты апробации системы</w:t>
+        <w:t xml:space="preserve">ПРИЛОЖЕНИЕ </w:t>
+      </w:r>
+      <w:r>
+        <w:t>В</w:t>
+      </w:r>
+      <w:r>
+        <w:t>. Результаты апробации системы</w:t>
       </w:r>
       <w:bookmarkEnd w:id="63"/>
     </w:p>
@@ -32627,16 +34892,16 @@
       <w:pPr>
         <w:pStyle w:val="1"/>
       </w:pPr>
-      <w:bookmarkStart w:id="64" w:name="_Toc228903277"/>
+      <w:bookmarkStart w:id="64" w:name="_Toc228955464"/>
       <w:r>
         <w:lastRenderedPageBreak/>
         <w:t xml:space="preserve">ПРИЛОЖЕНИЕ </w:t>
       </w:r>
       <w:r>
-        <w:t>№</w:t>
-      </w:r>
-      <w:r>
-        <w:t>4. Расч</w:t>
+        <w:t>Г</w:t>
+      </w:r>
+      <w:r>
+        <w:t>. Расч</w:t>
       </w:r>
       <w:r>
         <w:t>ё</w:t>
@@ -32731,17 +34996,32 @@
         <w:ind w:left="0" w:firstLine="709"/>
       </w:pPr>
       <w:r>
-        <w:t>Промышленная WIDS (на примере решений Eltex SoftWLC) – для сравнительной оценки капитальных и эксплуатационных затрат при выполнении той же целевой задачи.</w:t>
-      </w:r>
-    </w:p>
-    <w:p>
-      <w:pPr>
-        <w:pStyle w:val="ad"/>
-        <w:numPr>
-          <w:ilvl w:val="1"/>
-          <w:numId w:val="39"/>
-        </w:numPr>
-      </w:pPr>
+        <w:t xml:space="preserve">Промышленная WIDS (на примере решений </w:t>
+      </w:r>
+      <w:proofErr w:type="spellStart"/>
+      <w:r>
+        <w:t>Eltex</w:t>
+      </w:r>
+      <w:proofErr w:type="spellEnd"/>
+      <w:r>
+        <w:t xml:space="preserve"> </w:t>
+      </w:r>
+      <w:proofErr w:type="spellStart"/>
+      <w:r>
+        <w:t>SoftWLC</w:t>
+      </w:r>
+      <w:proofErr w:type="spellEnd"/>
+      <w:r>
+        <w:t>) – для сравнительной оценки капитальных и эксплуатационных затрат при выполнении той же целевой задачи.</w:t>
+      </w:r>
+    </w:p>
+    <w:p>
+      <w:pPr>
+        <w:ind w:left="709" w:firstLine="0"/>
+      </w:pPr>
+      <w:r>
+        <w:t xml:space="preserve">Г.1 </w:t>
+      </w:r>
       <w:r>
         <w:t>Исходные данные</w:t>
       </w:r>
@@ -32752,7 +35032,13 @@
         <w:ind w:left="709" w:firstLine="0"/>
       </w:pPr>
       <w:r>
-        <w:t>В таблице 4.1 приведены основные параметры, принятые для расчётов.</w:t>
+        <w:t xml:space="preserve">В таблице </w:t>
+      </w:r>
+      <w:r>
+        <w:t>Г</w:t>
+      </w:r>
+      <w:r>
+        <w:t>.1 приведены основные параметры, принятые для расчётов.</w:t>
       </w:r>
     </w:p>
     <w:p>
@@ -32769,7 +35055,21 @@
           <w:sz w:val="24"/>
           <w:szCs w:val="24"/>
         </w:rPr>
-        <w:t>Таблица 4.1 – Исходные данные для расчёта экономической эффективности</w:t>
+        <w:t xml:space="preserve">Таблица </w:t>
+      </w:r>
+      <w:r>
+        <w:rPr>
+          <w:sz w:val="24"/>
+          <w:szCs w:val="24"/>
+        </w:rPr>
+        <w:t>Г</w:t>
+      </w:r>
+      <w:r>
+        <w:rPr>
+          <w:sz w:val="24"/>
+          <w:szCs w:val="24"/>
+        </w:rPr>
+        <w:t>.1 – Исходные данные для расчёта экономической эффективности</w:t>
       </w:r>
     </w:p>
     <w:tbl>
@@ -33372,7 +35672,25 @@
                 <w:sz w:val="24"/>
                 <w:szCs w:val="24"/>
               </w:rPr>
-              <w:t>Цена микрокомпьютера ESP32 Devkit V1</w:t>
+              <w:t xml:space="preserve">Цена микрокомпьютера ESP32 </w:t>
+            </w:r>
+            <w:proofErr w:type="spellStart"/>
+            <w:r>
+              <w:rPr>
+                <w:iCs/>
+                <w:sz w:val="24"/>
+                <w:szCs w:val="24"/>
+              </w:rPr>
+              <w:t>Devkit</w:t>
+            </w:r>
+            <w:proofErr w:type="spellEnd"/>
+            <w:r>
+              <w:rPr>
+                <w:iCs/>
+                <w:sz w:val="24"/>
+                <w:szCs w:val="24"/>
+              </w:rPr>
+              <w:t xml:space="preserve"> V1</w:t>
             </w:r>
           </w:p>
         </w:tc>
@@ -33876,7 +36194,39 @@
                 <w:sz w:val="24"/>
                 <w:szCs w:val="24"/>
               </w:rPr>
-              <w:t>Сравнительный вариант: промышленная WIDS (Eltex SoftWLC)</w:t>
+              <w:t>Сравнительный вариант: промышленная WIDS (</w:t>
+            </w:r>
+            <w:proofErr w:type="spellStart"/>
+            <w:r>
+              <w:rPr>
+                <w:sz w:val="24"/>
+                <w:szCs w:val="24"/>
+              </w:rPr>
+              <w:t>Eltex</w:t>
+            </w:r>
+            <w:proofErr w:type="spellEnd"/>
+            <w:r>
+              <w:rPr>
+                <w:sz w:val="24"/>
+                <w:szCs w:val="24"/>
+              </w:rPr>
+              <w:t xml:space="preserve"> </w:t>
+            </w:r>
+            <w:proofErr w:type="spellStart"/>
+            <w:r>
+              <w:rPr>
+                <w:sz w:val="24"/>
+                <w:szCs w:val="24"/>
+              </w:rPr>
+              <w:t>SoftWLC</w:t>
+            </w:r>
+            <w:proofErr w:type="spellEnd"/>
+            <w:r>
+              <w:rPr>
+                <w:sz w:val="24"/>
+                <w:szCs w:val="24"/>
+              </w:rPr>
+              <w:t>)</w:t>
             </w:r>
           </w:p>
         </w:tc>
@@ -34038,7 +36388,25 @@
                 <w:sz w:val="24"/>
                 <w:szCs w:val="24"/>
               </w:rPr>
-              <w:t>Стоимость лицензии SoftWLC WIDS/WIPS</w:t>
+              <w:t xml:space="preserve">Стоимость лицензии </w:t>
+            </w:r>
+            <w:proofErr w:type="spellStart"/>
+            <w:r>
+              <w:rPr>
+                <w:iCs/>
+                <w:sz w:val="24"/>
+                <w:szCs w:val="24"/>
+              </w:rPr>
+              <w:t>SoftWLC</w:t>
+            </w:r>
+            <w:proofErr w:type="spellEnd"/>
+            <w:r>
+              <w:rPr>
+                <w:iCs/>
+                <w:sz w:val="24"/>
+                <w:szCs w:val="24"/>
+              </w:rPr>
+              <w:t xml:space="preserve"> WIDS/WIPS</w:t>
             </w:r>
           </w:p>
         </w:tc>
@@ -35528,7 +37896,13 @@
         <w:rPr>
           <w:iCs/>
         </w:rPr>
-        <w:t xml:space="preserve">4.2 </w:t>
+        <w:t>Г</w:t>
+      </w:r>
+      <w:r>
+        <w:rPr>
+          <w:iCs/>
+        </w:rPr>
+        <w:t xml:space="preserve">.2 </w:t>
       </w:r>
       <w:r>
         <w:rPr>
@@ -35549,7 +37923,13 @@
         <w:rPr>
           <w:iCs/>
         </w:rPr>
-        <w:t>4.2.1 Разработанная система</w:t>
+        <w:t>Г</w:t>
+      </w:r>
+      <w:r>
+        <w:rPr>
+          <w:iCs/>
+        </w:rPr>
+        <w:t>.2.1 Разработанная система</w:t>
       </w:r>
     </w:p>
     <w:p>
@@ -35564,13 +37944,7 @@
         <w:t xml:space="preserve">из </w:t>
       </w:r>
       <w:r>
-        <w:t>3.4.2) из основного текста</w:t>
-      </w:r>
-      <w:r>
-        <w:t xml:space="preserve"> работы</w:t>
-      </w:r>
-      <w:r>
-        <w:t>:</w:t>
+        <w:t>3.4.2) из основного текста работы:</w:t>
       </w:r>
     </w:p>
     <w:tbl>
@@ -35741,39 +38115,9 @@
               <w:spacing w:line="240" w:lineRule="auto"/>
               <w:ind w:firstLine="0"/>
               <w:jc w:val="center"/>
-              <w:rPr>
-                <w:lang w:val="en-US"/>
-              </w:rPr>
-            </w:pPr>
-            <w:r>
-              <w:rPr>
-                <w:lang w:val="en-US"/>
-              </w:rPr>
-              <w:t>(</w:t>
-            </w:r>
-            <w:r>
-              <w:rPr>
-                <w:lang w:val="en-US"/>
-              </w:rPr>
-              <w:t>4</w:t>
-            </w:r>
-            <w:r>
-              <w:rPr>
-                <w:lang w:val="en-US"/>
-              </w:rPr>
-              <w:t>.</w:t>
-            </w:r>
-            <w:r>
-              <w:rPr>
-                <w:lang w:val="en-US"/>
-              </w:rPr>
-              <w:t>1</w:t>
-            </w:r>
-            <w:r>
-              <w:rPr>
-                <w:lang w:val="en-US"/>
-              </w:rPr>
-              <w:t>)</w:t>
+            </w:pPr>
+            <w:r>
+              <w:t>(Г.1)</w:t>
             </w:r>
           </w:p>
         </w:tc>
@@ -36004,10 +38348,7 @@
               <w:t>(</w:t>
             </w:r>
             <w:r>
-              <w:rPr>
-                <w:lang w:val="en-US"/>
-              </w:rPr>
-              <w:t>4</w:t>
+              <w:t>Г</w:t>
             </w:r>
             <w:r>
               <w:rPr>
@@ -36458,14 +38799,7 @@
                     <w:rFonts w:ascii="Cambria Math" w:hAnsi="Cambria Math"/>
                     <w:lang w:val="en-US"/>
                   </w:rPr>
-                  <m:t>=</m:t>
-                </m:r>
-                <m:r>
-                  <w:rPr>
-                    <w:rFonts w:ascii="Cambria Math" w:hAnsi="Cambria Math"/>
-                    <w:lang w:val="en-US"/>
-                  </w:rPr>
-                  <m:t>300+200+50=550 руб.</m:t>
+                  <m:t>=300+200+50=550 руб.</m:t>
                 </m:r>
               </m:oMath>
             </m:oMathPara>
@@ -36610,21 +38944,62 @@
         <w:ind w:firstLine="709"/>
         <w:rPr>
           <w:iCs/>
-          <w:lang w:val="en-US"/>
         </w:rPr>
       </w:pPr>
       <w:r>
         <w:rPr>
           <w:iCs/>
         </w:rPr>
-        <w:t xml:space="preserve">4.2.2 Промышленная </w:t>
+        <w:t>Г</w:t>
+      </w:r>
+      <w:r>
+        <w:rPr>
+          <w:iCs/>
+        </w:rPr>
+        <w:t xml:space="preserve">.2.2 Промышленная </w:t>
       </w:r>
       <w:r>
         <w:rPr>
           <w:iCs/>
           <w:lang w:val="en-US"/>
         </w:rPr>
-        <w:t>WIDS (Eltex SoftWLC)</w:t>
+        <w:t>WIDS</w:t>
+      </w:r>
+      <w:r>
+        <w:rPr>
+          <w:iCs/>
+        </w:rPr>
+        <w:t xml:space="preserve"> (</w:t>
+      </w:r>
+      <w:proofErr w:type="spellStart"/>
+      <w:r>
+        <w:rPr>
+          <w:iCs/>
+          <w:lang w:val="en-US"/>
+        </w:rPr>
+        <w:t>Eltex</w:t>
+      </w:r>
+      <w:proofErr w:type="spellEnd"/>
+      <w:r>
+        <w:rPr>
+          <w:iCs/>
+        </w:rPr>
+        <w:t xml:space="preserve"> </w:t>
+      </w:r>
+      <w:proofErr w:type="spellStart"/>
+      <w:r>
+        <w:rPr>
+          <w:iCs/>
+          <w:lang w:val="en-US"/>
+        </w:rPr>
+        <w:t>SoftWLC</w:t>
+      </w:r>
+      <w:proofErr w:type="spellEnd"/>
+      <w:r>
+        <w:rPr>
+          <w:iCs/>
+        </w:rPr>
+        <w:t>)</w:t>
       </w:r>
     </w:p>
     <w:p>
@@ -36853,7 +39228,16 @@
               <w:rPr>
                 <w:lang w:val="en-US"/>
               </w:rPr>
-              <w:t>(4.</w:t>
+              <w:t>(</w:t>
+            </w:r>
+            <w:r>
+              <w:t>Г</w:t>
+            </w:r>
+            <w:r>
+              <w:rPr>
+                <w:lang w:val="en-US"/>
+              </w:rPr>
+              <w:t>.</w:t>
             </w:r>
             <w:r>
               <w:rPr>
@@ -36965,14 +39349,7 @@
                     <w:rFonts w:ascii="Cambria Math" w:hAnsi="Cambria Math"/>
                     <w:lang w:val="en-US"/>
                   </w:rPr>
-                  <m:t>=</m:t>
-                </m:r>
-                <m:r>
-                  <w:rPr>
-                    <w:rFonts w:ascii="Cambria Math" w:hAnsi="Cambria Math"/>
-                    <w:lang w:val="en-US"/>
-                  </w:rPr>
-                  <m:t>15 000+30 000+9 000=54 000 руб.</m:t>
+                  <m:t>=15 000+30 000+9 000=54 000 руб.</m:t>
                 </m:r>
               </m:oMath>
             </m:oMathPara>
@@ -37013,7 +39390,13 @@
         <w:rPr>
           <w:iCs/>
         </w:rPr>
-        <w:t xml:space="preserve">4.2.3 </w:t>
+        <w:t>Г</w:t>
+      </w:r>
+      <w:r>
+        <w:rPr>
+          <w:iCs/>
+        </w:rPr>
+        <w:t xml:space="preserve">.2.3 </w:t>
       </w:r>
       <w:r>
         <w:rPr>
@@ -37162,14 +39545,7 @@
                     <w:rFonts w:ascii="Cambria Math" w:hAnsi="Cambria Math"/>
                     <w:lang w:val="en-US"/>
                   </w:rPr>
-                  <m:t>=</m:t>
-                </m:r>
-                <m:r>
-                  <w:rPr>
-                    <w:rFonts w:ascii="Cambria Math" w:hAnsi="Cambria Math"/>
-                    <w:lang w:val="en-US"/>
-                  </w:rPr>
-                  <m:t>0</m:t>
+                  <m:t>=0</m:t>
                 </m:r>
               </m:oMath>
             </m:oMathPara>
@@ -37376,7 +39752,13 @@
         <w:rPr>
           <w:iCs/>
         </w:rPr>
-        <w:t xml:space="preserve">4.3 </w:t>
+        <w:t>Г</w:t>
+      </w:r>
+      <w:r>
+        <w:rPr>
+          <w:iCs/>
+        </w:rPr>
+        <w:t xml:space="preserve">.3 </w:t>
       </w:r>
       <w:r>
         <w:rPr>
@@ -37614,7 +39996,16 @@
               <w:rPr>
                 <w:lang w:val="en-US"/>
               </w:rPr>
-              <w:t>(4.</w:t>
+              <w:t>(</w:t>
+            </w:r>
+            <w:r>
+              <w:t>Г</w:t>
+            </w:r>
+            <w:r>
+              <w:rPr>
+                <w:lang w:val="en-US"/>
+              </w:rPr>
+              <w:t>.</w:t>
             </w:r>
             <w:r>
               <w:rPr>
@@ -38321,14 +40712,7 @@
                         <w:rFonts w:ascii="Cambria Math" w:hAnsi="Cambria Math"/>
                         <w:lang w:val="en-US"/>
                       </w:rPr>
-                      <m:t>1</m:t>
-                    </m:r>
-                    <m:r>
-                      <w:rPr>
-                        <w:rFonts w:ascii="Cambria Math" w:hAnsi="Cambria Math"/>
-                        <w:lang w:val="en-US"/>
-                      </w:rPr>
-                      <m:t>5</m:t>
+                      <m:t>15</m:t>
                     </m:r>
                   </m:num>
                   <m:den>
@@ -38346,21 +40730,7 @@
                     <w:rFonts w:ascii="Cambria Math" w:hAnsi="Cambria Math"/>
                     <w:lang w:val="en-US"/>
                   </w:rPr>
-                  <m:t>=0.</m:t>
-                </m:r>
-                <m:r>
-                  <w:rPr>
-                    <w:rFonts w:ascii="Cambria Math" w:hAnsi="Cambria Math"/>
-                    <w:lang w:val="en-US"/>
-                  </w:rPr>
-                  <m:t>25</m:t>
-                </m:r>
-                <m:r>
-                  <w:rPr>
-                    <w:rFonts w:ascii="Cambria Math" w:hAnsi="Cambria Math"/>
-                    <w:lang w:val="en-US"/>
-                  </w:rPr>
-                  <m:t xml:space="preserve"> </m:t>
+                  <m:t xml:space="preserve">=0.25 </m:t>
                 </m:r>
                 <m:r>
                   <w:rPr>
@@ -38473,14 +40843,7 @@
                         <w:rFonts w:ascii="Cambria Math" w:hAnsi="Cambria Math"/>
                         <w:lang w:val="en-US"/>
                       </w:rPr>
-                      <m:t>1-0.2</m:t>
-                    </m:r>
-                    <m:r>
-                      <w:rPr>
-                        <w:rFonts w:ascii="Cambria Math" w:hAnsi="Cambria Math"/>
-                        <w:lang w:val="en-US"/>
-                      </w:rPr>
-                      <m:t>5</m:t>
+                      <m:t>1-0.25</m:t>
                     </m:r>
                   </m:e>
                 </m:d>
@@ -38489,35 +40852,7 @@
                     <w:rFonts w:ascii="Cambria Math" w:hAnsi="Cambria Math"/>
                     <w:lang w:val="en-US"/>
                   </w:rPr>
-                  <m:t>×1 200=0.</m:t>
-                </m:r>
-                <m:r>
-                  <w:rPr>
-                    <w:rFonts w:ascii="Cambria Math" w:hAnsi="Cambria Math"/>
-                    <w:lang w:val="en-US"/>
-                  </w:rPr>
-                  <m:t>75</m:t>
-                </m:r>
-                <m:r>
-                  <w:rPr>
-                    <w:rFonts w:ascii="Cambria Math" w:hAnsi="Cambria Math"/>
-                    <w:lang w:val="en-US"/>
-                  </w:rPr>
-                  <m:t>×1 200=9</m:t>
-                </m:r>
-                <m:r>
-                  <w:rPr>
-                    <w:rFonts w:ascii="Cambria Math" w:hAnsi="Cambria Math"/>
-                    <w:lang w:val="en-US"/>
-                  </w:rPr>
-                  <m:t>00</m:t>
-                </m:r>
-                <m:r>
-                  <w:rPr>
-                    <w:rFonts w:ascii="Cambria Math" w:hAnsi="Cambria Math"/>
-                    <w:lang w:val="en-US"/>
-                  </w:rPr>
-                  <m:t xml:space="preserve"> </m:t>
+                  <m:t xml:space="preserve">×1 200=0.75×1 200=900 </m:t>
                 </m:r>
                 <m:r>
                   <w:rPr>
@@ -38558,10 +40893,7 @@
         <w:ind w:firstLine="709"/>
       </w:pPr>
       <w:r>
-        <w:t>Годовая экономия на поиске при частоте инцидентов</w:t>
-      </w:r>
-      <w:r>
-        <w:t xml:space="preserve"> </w:t>
+        <w:t xml:space="preserve">Годовая экономия на поиске при частоте инцидентов </w:t>
       </w:r>
       <m:oMath>
         <m:sSub>
@@ -38761,19 +41093,16 @@
               <w:rPr>
                 <w:lang w:val="en-US"/>
               </w:rPr>
-              <w:t>(4.</w:t>
+              <w:t>(</w:t>
+            </w:r>
+            <w:r>
+              <w:t>Г</w:t>
             </w:r>
             <w:r>
               <w:rPr>
                 <w:lang w:val="en-US"/>
               </w:rPr>
-              <w:t>5</w:t>
-            </w:r>
-            <w:r>
-              <w:rPr>
-                <w:lang w:val="en-US"/>
-              </w:rPr>
-              <w:t>)</w:t>
+              <w:t>.5)</w:t>
             </w:r>
           </w:p>
         </w:tc>
@@ -38838,35 +41167,7 @@
                     <w:rFonts w:ascii="Cambria Math" w:hAnsi="Cambria Math"/>
                     <w:lang w:val="en-US"/>
                   </w:rPr>
-                  <m:t>=9</m:t>
-                </m:r>
-                <m:r>
-                  <w:rPr>
-                    <w:rFonts w:ascii="Cambria Math" w:hAnsi="Cambria Math"/>
-                    <w:lang w:val="en-US"/>
-                  </w:rPr>
-                  <m:t>00</m:t>
-                </m:r>
-                <m:r>
-                  <w:rPr>
-                    <w:rFonts w:ascii="Cambria Math" w:hAnsi="Cambria Math"/>
-                    <w:lang w:val="en-US"/>
-                  </w:rPr>
-                  <m:t xml:space="preserve"> ×12=</m:t>
-                </m:r>
-                <m:r>
-                  <w:rPr>
-                    <w:rFonts w:ascii="Cambria Math" w:hAnsi="Cambria Math"/>
-                    <w:lang w:val="en-US"/>
-                  </w:rPr>
-                  <m:t>10 800</m:t>
-                </m:r>
-                <m:r>
-                  <w:rPr>
-                    <w:rFonts w:ascii="Cambria Math" w:hAnsi="Cambria Math"/>
-                    <w:lang w:val="en-US"/>
-                  </w:rPr>
-                  <m:t xml:space="preserve"> </m:t>
+                  <m:t xml:space="preserve">=900 ×12=10 800 </m:t>
                 </m:r>
                 <m:r>
                   <w:rPr>
@@ -38926,7 +41227,13 @@
         <w:rPr>
           <w:iCs/>
         </w:rPr>
-        <w:t>4.4 Срок окупаемости разработанной системы</w:t>
+        <w:t>Г</w:t>
+      </w:r>
+      <w:r>
+        <w:rPr>
+          <w:iCs/>
+        </w:rPr>
+        <w:t>.4 Срок окупаемости разработанной системы</w:t>
       </w:r>
     </w:p>
     <w:p>
@@ -39120,7 +41427,16 @@
               <w:rPr>
                 <w:lang w:val="en-US"/>
               </w:rPr>
-              <w:t>(4.</w:t>
+              <w:t>(</w:t>
+            </w:r>
+            <w:r>
+              <w:t>Г</w:t>
+            </w:r>
+            <w:r>
+              <w:rPr>
+                <w:lang w:val="en-US"/>
+              </w:rPr>
+              <w:t>.</w:t>
             </w:r>
             <w:r>
               <w:t>6</w:t>
@@ -39230,39 +41546,13 @@
                     <w:rFonts w:ascii="Cambria Math" w:hAnsi="Cambria Math"/>
                     <w:lang w:val="en-US"/>
                   </w:rPr>
-                  <m:t xml:space="preserve"> ≈0.</m:t>
-                </m:r>
-                <m:r>
-                  <w:rPr>
-                    <w:rFonts w:ascii="Cambria Math" w:hAnsi="Cambria Math"/>
-                    <w:lang w:val="en-US"/>
-                  </w:rPr>
-                  <m:t>4</m:t>
-                </m:r>
-                <m:r>
-                  <w:rPr>
-                    <w:rFonts w:ascii="Cambria Math" w:hAnsi="Cambria Math"/>
-                    <w:lang w:val="en-US"/>
-                  </w:rPr>
-                  <m:t xml:space="preserve"> года≈</m:t>
+                  <m:t xml:space="preserve"> ≈0.4 года≈</m:t>
                 </m:r>
                 <m:r>
                   <w:rPr>
                     <w:rFonts w:ascii="Cambria Math" w:hAnsi="Cambria Math"/>
                   </w:rPr>
-                  <m:t>4.</m:t>
-                </m:r>
-                <m:r>
-                  <w:rPr>
-                    <w:rFonts w:ascii="Cambria Math" w:hAnsi="Cambria Math"/>
-                  </w:rPr>
-                  <m:t>9</m:t>
-                </m:r>
-                <m:r>
-                  <w:rPr>
-                    <w:rFonts w:ascii="Cambria Math" w:hAnsi="Cambria Math"/>
-                  </w:rPr>
-                  <m:t xml:space="preserve"> месяца</m:t>
+                  <m:t>4.9 месяца</m:t>
                 </m:r>
               </m:oMath>
             </m:oMathPara>
@@ -39303,7 +41593,13 @@
         <w:rPr>
           <w:iCs/>
         </w:rPr>
-        <w:t>4.5 Сравнение совокупной стоимости владения за 3 года</w:t>
+        <w:t>Г</w:t>
+      </w:r>
+      <w:r>
+        <w:rPr>
+          <w:iCs/>
+        </w:rPr>
+        <w:t>.5 Сравнение совокупной стоимости владения за 3 года</w:t>
       </w:r>
     </w:p>
     <w:p>
@@ -39462,7 +41758,16 @@
               <w:rPr>
                 <w:lang w:val="en-US"/>
               </w:rPr>
-              <w:t>(4.7)</w:t>
+              <w:t>(</w:t>
+            </w:r>
+            <w:r>
+              <w:t>Г</w:t>
+            </w:r>
+            <w:r>
+              <w:rPr>
+                <w:lang w:val="en-US"/>
+              </w:rPr>
+              <w:t>.7)</w:t>
             </w:r>
           </w:p>
         </w:tc>
@@ -39556,13 +41861,7 @@
                   <w:rPr>
                     <w:rFonts w:ascii="Cambria Math" w:hAnsi="Cambria Math"/>
                   </w:rPr>
-                  <m:t>=</m:t>
-                </m:r>
-                <m:r>
-                  <w:rPr>
-                    <w:rFonts w:ascii="Cambria Math" w:hAnsi="Cambria Math"/>
-                  </w:rPr>
-                  <m:t>4 400+0×3=4 400 руб.</m:t>
+                  <m:t>=4 400+0×3=4 400 руб.</m:t>
                 </m:r>
               </m:oMath>
             </m:oMathPara>
@@ -39925,7 +42224,13 @@
         <w:rPr>
           <w:iCs/>
         </w:rPr>
-        <w:t>4.6 Чистый экономический эффект за 3 года</w:t>
+        <w:t>Г</w:t>
+      </w:r>
+      <w:r>
+        <w:rPr>
+          <w:iCs/>
+        </w:rPr>
+        <w:t>.6 Чистый экономический эффект за 3 года</w:t>
       </w:r>
     </w:p>
     <w:p>
@@ -40112,7 +42417,16 @@
               <w:rPr>
                 <w:lang w:val="en-US"/>
               </w:rPr>
-              <w:t>(4.</w:t>
+              <w:t>(</w:t>
+            </w:r>
+            <w:r>
+              <w:t>Г</w:t>
+            </w:r>
+            <w:r>
+              <w:rPr>
+                <w:lang w:val="en-US"/>
+              </w:rPr>
+              <w:t>.</w:t>
             </w:r>
             <w:r>
               <w:t>8</w:t>
@@ -40186,63 +42500,7 @@
                     <w:rFonts w:ascii="Cambria Math" w:hAnsi="Cambria Math"/>
                     <w:lang w:val="en-US"/>
                   </w:rPr>
-                  <m:t>=1</m:t>
-                </m:r>
-                <m:r>
-                  <w:rPr>
-                    <w:rFonts w:ascii="Cambria Math" w:hAnsi="Cambria Math"/>
-                    <w:lang w:val="en-US"/>
-                  </w:rPr>
-                  <m:t>0 800</m:t>
-                </m:r>
-                <m:r>
-                  <w:rPr>
-                    <w:rFonts w:ascii="Cambria Math" w:hAnsi="Cambria Math"/>
-                    <w:lang w:val="en-US"/>
-                  </w:rPr>
-                  <m:t>×3-4 400=3</m:t>
-                </m:r>
-                <m:r>
-                  <w:rPr>
-                    <w:rFonts w:ascii="Cambria Math" w:hAnsi="Cambria Math"/>
-                    <w:lang w:val="en-US"/>
-                  </w:rPr>
-                  <m:t>2</m:t>
-                </m:r>
-                <m:r>
-                  <w:rPr>
-                    <w:rFonts w:ascii="Cambria Math" w:hAnsi="Cambria Math"/>
-                    <w:lang w:val="en-US"/>
-                  </w:rPr>
-                  <m:t> </m:t>
-                </m:r>
-                <m:r>
-                  <w:rPr>
-                    <w:rFonts w:ascii="Cambria Math" w:hAnsi="Cambria Math"/>
-                    <w:lang w:val="en-US"/>
-                  </w:rPr>
-                  <m:t>400</m:t>
-                </m:r>
-                <m:r>
-                  <w:rPr>
-                    <w:rFonts w:ascii="Cambria Math" w:hAnsi="Cambria Math"/>
-                    <w:lang w:val="en-US"/>
-                  </w:rPr>
-                  <m:t>-4 400=</m:t>
-                </m:r>
-                <m:r>
-                  <w:rPr>
-                    <w:rFonts w:ascii="Cambria Math" w:hAnsi="Cambria Math"/>
-                    <w:lang w:val="en-US"/>
-                  </w:rPr>
-                  <m:t>28 000</m:t>
-                </m:r>
-                <m:r>
-                  <w:rPr>
-                    <w:rFonts w:ascii="Cambria Math" w:hAnsi="Cambria Math"/>
-                    <w:lang w:val="en-US"/>
-                  </w:rPr>
-                  <m:t xml:space="preserve"> </m:t>
+                  <m:t xml:space="preserve">=10 800×3-4 400=32 400-4 400=28 000 </m:t>
                 </m:r>
                 <m:r>
                   <w:rPr>

--- a/ВырКырКыр.docx
+++ b/ВырКырКыр.docx
@@ -169,7 +169,7 @@
       </w:pPr>
       <w:bookmarkStart w:id="3" w:name="_Toc225707575"/>
       <w:bookmarkStart w:id="4" w:name="_Toc228304654"/>
-      <w:bookmarkStart w:id="5" w:name="_Toc228955445"/>
+      <w:bookmarkStart w:id="5" w:name="_Toc228975123"/>
       <w:r>
         <w:lastRenderedPageBreak/>
         <w:t>СОДЕРЖАНИЕ</w:t>
@@ -197,7 +197,7 @@
           <w:pPr>
             <w:pStyle w:val="11"/>
             <w:tabs>
-              <w:tab w:val="right" w:leader="dot" w:pos="9619"/>
+              <w:tab w:val="right" w:leader="dot" w:pos="9617"/>
             </w:tabs>
             <w:rPr>
               <w:rFonts w:asciiTheme="minorHAnsi" w:eastAsiaTheme="minorEastAsia" w:hAnsiTheme="minorHAnsi" w:cstheme="minorBidi"/>
@@ -227,7 +227,7 @@
             </w:rPr>
             <w:fldChar w:fldCharType="separate"/>
           </w:r>
-          <w:hyperlink w:anchor="_Toc228955445" w:history="1">
+          <w:hyperlink w:anchor="_Toc228975123" w:history="1">
             <w:r>
               <w:rPr>
                 <w:rStyle w:val="a4"/>
@@ -254,7 +254,7 @@
                 <w:noProof/>
                 <w:webHidden/>
               </w:rPr>
-              <w:instrText xml:space="preserve"> PAGEREF _Toc228955445 \h </w:instrText>
+              <w:instrText xml:space="preserve"> PAGEREF _Toc228975123 \h </w:instrText>
             </w:r>
             <w:r>
               <w:rPr>
@@ -289,7 +289,7 @@
           <w:pPr>
             <w:pStyle w:val="11"/>
             <w:tabs>
-              <w:tab w:val="right" w:leader="dot" w:pos="9619"/>
+              <w:tab w:val="right" w:leader="dot" w:pos="9617"/>
             </w:tabs>
             <w:rPr>
               <w:rFonts w:asciiTheme="minorHAnsi" w:eastAsiaTheme="minorEastAsia" w:hAnsiTheme="minorHAnsi" w:cstheme="minorBidi"/>
@@ -298,7 +298,7 @@
               <w:szCs w:val="22"/>
             </w:rPr>
           </w:pPr>
-          <w:hyperlink w:anchor="_Toc228955446" w:history="1">
+          <w:hyperlink w:anchor="_Toc228975124" w:history="1">
             <w:r>
               <w:rPr>
                 <w:rStyle w:val="a4"/>
@@ -325,7 +325,7 @@
                 <w:noProof/>
                 <w:webHidden/>
               </w:rPr>
-              <w:instrText xml:space="preserve"> PAGEREF _Toc228955446 \h </w:instrText>
+              <w:instrText xml:space="preserve"> PAGEREF _Toc228975124 \h </w:instrText>
             </w:r>
             <w:r>
               <w:rPr>
@@ -360,7 +360,7 @@
           <w:pPr>
             <w:pStyle w:val="11"/>
             <w:tabs>
-              <w:tab w:val="right" w:leader="dot" w:pos="9619"/>
+              <w:tab w:val="right" w:leader="dot" w:pos="9617"/>
             </w:tabs>
             <w:rPr>
               <w:rFonts w:asciiTheme="minorHAnsi" w:eastAsiaTheme="minorEastAsia" w:hAnsiTheme="minorHAnsi" w:cstheme="minorBidi"/>
@@ -369,7 +369,7 @@
               <w:szCs w:val="22"/>
             </w:rPr>
           </w:pPr>
-          <w:hyperlink w:anchor="_Toc228955447" w:history="1">
+          <w:hyperlink w:anchor="_Toc228975125" w:history="1">
             <w:r>
               <w:rPr>
                 <w:rStyle w:val="a4"/>
@@ -396,7 +396,7 @@
                 <w:noProof/>
                 <w:webHidden/>
               </w:rPr>
-              <w:instrText xml:space="preserve"> PAGEREF _Toc228955447 \h </w:instrText>
+              <w:instrText xml:space="preserve"> PAGEREF _Toc228975125 \h </w:instrText>
             </w:r>
             <w:r>
               <w:rPr>
@@ -431,7 +431,7 @@
           <w:pPr>
             <w:pStyle w:val="21"/>
             <w:tabs>
-              <w:tab w:val="right" w:leader="dot" w:pos="9619"/>
+              <w:tab w:val="right" w:leader="dot" w:pos="9617"/>
             </w:tabs>
             <w:rPr>
               <w:rFonts w:asciiTheme="minorHAnsi" w:eastAsiaTheme="minorEastAsia" w:hAnsiTheme="minorHAnsi" w:cstheme="minorBidi"/>
@@ -440,7 +440,7 @@
               <w:szCs w:val="22"/>
             </w:rPr>
           </w:pPr>
-          <w:hyperlink w:anchor="_Toc228955448" w:history="1">
+          <w:hyperlink w:anchor="_Toc228975126" w:history="1">
             <w:r>
               <w:rPr>
                 <w:rStyle w:val="a4"/>
@@ -467,7 +467,7 @@
                 <w:noProof/>
                 <w:webHidden/>
               </w:rPr>
-              <w:instrText xml:space="preserve"> PAGEREF _Toc228955448 \h </w:instrText>
+              <w:instrText xml:space="preserve"> PAGEREF _Toc228975126 \h </w:instrText>
             </w:r>
             <w:r>
               <w:rPr>
@@ -502,7 +502,7 @@
           <w:pPr>
             <w:pStyle w:val="21"/>
             <w:tabs>
-              <w:tab w:val="right" w:leader="dot" w:pos="9619"/>
+              <w:tab w:val="right" w:leader="dot" w:pos="9617"/>
             </w:tabs>
             <w:rPr>
               <w:rFonts w:asciiTheme="minorHAnsi" w:eastAsiaTheme="minorEastAsia" w:hAnsiTheme="minorHAnsi" w:cstheme="minorBidi"/>
@@ -511,7 +511,7 @@
               <w:szCs w:val="22"/>
             </w:rPr>
           </w:pPr>
-          <w:hyperlink w:anchor="_Toc228955449" w:history="1">
+          <w:hyperlink w:anchor="_Toc228975127" w:history="1">
             <w:r>
               <w:rPr>
                 <w:rStyle w:val="a4"/>
@@ -538,7 +538,7 @@
                 <w:noProof/>
                 <w:webHidden/>
               </w:rPr>
-              <w:instrText xml:space="preserve"> PAGEREF _Toc228955449 \h </w:instrText>
+              <w:instrText xml:space="preserve"> PAGEREF _Toc228975127 \h </w:instrText>
             </w:r>
             <w:r>
               <w:rPr>
@@ -558,7 +558,7 @@
                 <w:noProof/>
                 <w:webHidden/>
               </w:rPr>
-              <w:t>11</w:t>
+              <w:t>10</w:t>
             </w:r>
             <w:r>
               <w:rPr>
@@ -573,7 +573,7 @@
           <w:pPr>
             <w:pStyle w:val="21"/>
             <w:tabs>
-              <w:tab w:val="right" w:leader="dot" w:pos="9619"/>
+              <w:tab w:val="right" w:leader="dot" w:pos="9617"/>
             </w:tabs>
             <w:rPr>
               <w:rFonts w:asciiTheme="minorHAnsi" w:eastAsiaTheme="minorEastAsia" w:hAnsiTheme="minorHAnsi" w:cstheme="minorBidi"/>
@@ -582,7 +582,7 @@
               <w:szCs w:val="22"/>
             </w:rPr>
           </w:pPr>
-          <w:hyperlink w:anchor="_Toc228955450" w:history="1">
+          <w:hyperlink w:anchor="_Toc228975128" w:history="1">
             <w:r>
               <w:rPr>
                 <w:rStyle w:val="a4"/>
@@ -609,7 +609,7 @@
                 <w:noProof/>
                 <w:webHidden/>
               </w:rPr>
-              <w:instrText xml:space="preserve"> PAGEREF _Toc228955450 \h </w:instrText>
+              <w:instrText xml:space="preserve"> PAGEREF _Toc228975128 \h </w:instrText>
             </w:r>
             <w:r>
               <w:rPr>
@@ -629,7 +629,7 @@
                 <w:noProof/>
                 <w:webHidden/>
               </w:rPr>
-              <w:t>13</w:t>
+              <w:t>12</w:t>
             </w:r>
             <w:r>
               <w:rPr>
@@ -644,7 +644,7 @@
           <w:pPr>
             <w:pStyle w:val="11"/>
             <w:tabs>
-              <w:tab w:val="right" w:leader="dot" w:pos="9619"/>
+              <w:tab w:val="right" w:leader="dot" w:pos="9617"/>
             </w:tabs>
             <w:rPr>
               <w:rFonts w:asciiTheme="minorHAnsi" w:eastAsiaTheme="minorEastAsia" w:hAnsiTheme="minorHAnsi" w:cstheme="minorBidi"/>
@@ -653,7 +653,7 @@
               <w:szCs w:val="22"/>
             </w:rPr>
           </w:pPr>
-          <w:hyperlink w:anchor="_Toc228955451" w:history="1">
+          <w:hyperlink w:anchor="_Toc228975129" w:history="1">
             <w:r>
               <w:rPr>
                 <w:rStyle w:val="a4"/>
@@ -680,7 +680,7 @@
                 <w:noProof/>
                 <w:webHidden/>
               </w:rPr>
-              <w:instrText xml:space="preserve"> PAGEREF _Toc228955451 \h </w:instrText>
+              <w:instrText xml:space="preserve"> PAGEREF _Toc228975129 \h </w:instrText>
             </w:r>
             <w:r>
               <w:rPr>
@@ -700,7 +700,7 @@
                 <w:noProof/>
                 <w:webHidden/>
               </w:rPr>
-              <w:t>27</w:t>
+              <w:t>24</w:t>
             </w:r>
             <w:r>
               <w:rPr>
@@ -715,7 +715,7 @@
           <w:pPr>
             <w:pStyle w:val="21"/>
             <w:tabs>
-              <w:tab w:val="right" w:leader="dot" w:pos="9619"/>
+              <w:tab w:val="right" w:leader="dot" w:pos="9617"/>
             </w:tabs>
             <w:rPr>
               <w:rFonts w:asciiTheme="minorHAnsi" w:eastAsiaTheme="minorEastAsia" w:hAnsiTheme="minorHAnsi" w:cstheme="minorBidi"/>
@@ -724,7 +724,7 @@
               <w:szCs w:val="22"/>
             </w:rPr>
           </w:pPr>
-          <w:hyperlink w:anchor="_Toc228955452" w:history="1">
+          <w:hyperlink w:anchor="_Toc228975130" w:history="1">
             <w:r>
               <w:rPr>
                 <w:rStyle w:val="a4"/>
@@ -751,7 +751,7 @@
                 <w:noProof/>
                 <w:webHidden/>
               </w:rPr>
-              <w:instrText xml:space="preserve"> PAGEREF _Toc228955452 \h </w:instrText>
+              <w:instrText xml:space="preserve"> PAGEREF _Toc228975130 \h </w:instrText>
             </w:r>
             <w:r>
               <w:rPr>
@@ -771,7 +771,7 @@
                 <w:noProof/>
                 <w:webHidden/>
               </w:rPr>
-              <w:t>27</w:t>
+              <w:t>24</w:t>
             </w:r>
             <w:r>
               <w:rPr>
@@ -786,7 +786,7 @@
           <w:pPr>
             <w:pStyle w:val="21"/>
             <w:tabs>
-              <w:tab w:val="right" w:leader="dot" w:pos="9619"/>
+              <w:tab w:val="right" w:leader="dot" w:pos="9617"/>
             </w:tabs>
             <w:rPr>
               <w:rFonts w:asciiTheme="minorHAnsi" w:eastAsiaTheme="minorEastAsia" w:hAnsiTheme="minorHAnsi" w:cstheme="minorBidi"/>
@@ -795,7 +795,7 @@
               <w:szCs w:val="22"/>
             </w:rPr>
           </w:pPr>
-          <w:hyperlink w:anchor="_Toc228955453" w:history="1">
+          <w:hyperlink w:anchor="_Toc228975131" w:history="1">
             <w:r>
               <w:rPr>
                 <w:rStyle w:val="a4"/>
@@ -822,7 +822,7 @@
                 <w:noProof/>
                 <w:webHidden/>
               </w:rPr>
-              <w:instrText xml:space="preserve"> PAGEREF _Toc228955453 \h </w:instrText>
+              <w:instrText xml:space="preserve"> PAGEREF _Toc228975131 \h </w:instrText>
             </w:r>
             <w:r>
               <w:rPr>
@@ -842,7 +842,7 @@
                 <w:noProof/>
                 <w:webHidden/>
               </w:rPr>
-              <w:t>37</w:t>
+              <w:t>34</w:t>
             </w:r>
             <w:r>
               <w:rPr>
@@ -857,7 +857,7 @@
           <w:pPr>
             <w:pStyle w:val="21"/>
             <w:tabs>
-              <w:tab w:val="right" w:leader="dot" w:pos="9619"/>
+              <w:tab w:val="right" w:leader="dot" w:pos="9617"/>
             </w:tabs>
             <w:rPr>
               <w:rFonts w:asciiTheme="minorHAnsi" w:eastAsiaTheme="minorEastAsia" w:hAnsiTheme="minorHAnsi" w:cstheme="minorBidi"/>
@@ -866,13 +866,13 @@
               <w:szCs w:val="22"/>
             </w:rPr>
           </w:pPr>
-          <w:hyperlink w:anchor="_Toc228955454" w:history="1">
+          <w:hyperlink w:anchor="_Toc228975132" w:history="1">
             <w:r>
               <w:rPr>
                 <w:rStyle w:val="a4"/>
                 <w:noProof/>
               </w:rPr>
-              <w:t>2.5 Постановка задачи разработки мультимодальной модели и формулировка требований к ПАК</w:t>
+              <w:t>2.4 Методы оценки эффективности систем обнаружения источников излучения</w:t>
             </w:r>
             <w:r>
               <w:rPr>
@@ -893,7 +893,7 @@
                 <w:noProof/>
                 <w:webHidden/>
               </w:rPr>
-              <w:instrText xml:space="preserve"> PAGEREF _Toc228955454 \h </w:instrText>
+              <w:instrText xml:space="preserve"> PAGEREF _Toc228975132 \h </w:instrText>
             </w:r>
             <w:r>
               <w:rPr>
@@ -913,7 +913,7 @@
                 <w:noProof/>
                 <w:webHidden/>
               </w:rPr>
-              <w:t>45</w:t>
+              <w:t>38</w:t>
             </w:r>
             <w:r>
               <w:rPr>
@@ -926,9 +926,9 @@
         </w:p>
         <w:p>
           <w:pPr>
-            <w:pStyle w:val="11"/>
+            <w:pStyle w:val="21"/>
             <w:tabs>
-              <w:tab w:val="right" w:leader="dot" w:pos="9619"/>
+              <w:tab w:val="right" w:leader="dot" w:pos="9617"/>
             </w:tabs>
             <w:rPr>
               <w:rFonts w:asciiTheme="minorHAnsi" w:eastAsiaTheme="minorEastAsia" w:hAnsiTheme="minorHAnsi" w:cstheme="minorBidi"/>
@@ -937,28 +937,13 @@
               <w:szCs w:val="22"/>
             </w:rPr>
           </w:pPr>
-          <w:hyperlink w:anchor="_Toc228955455" w:history="1">
+          <w:hyperlink w:anchor="_Toc228975133" w:history="1">
             <w:r>
               <w:rPr>
                 <w:rStyle w:val="a4"/>
                 <w:noProof/>
               </w:rPr>
-              <w:t xml:space="preserve">ГЛАВА 3. РАЗРАБОТКА И АПРОБАЦИЯ МУЛЬТИМОДАЛЬНОЙ МОДЕЛИ ОБНАРУЖЕНИЯ НЕЗАРЕГИСТРИРОВАННЫХ </w:t>
-            </w:r>
-            <w:r>
-              <w:rPr>
-                <w:rStyle w:val="a4"/>
-                <w:noProof/>
-                <w:lang w:val="en-US"/>
-              </w:rPr>
-              <w:t>WIFI</w:t>
-            </w:r>
-            <w:r>
-              <w:rPr>
-                <w:rStyle w:val="a4"/>
-                <w:noProof/>
-              </w:rPr>
-              <w:t xml:space="preserve"> ТОЧЕК ДОСТУПА</w:t>
+              <w:t>2.5 Постановка задачи разработки мультимодальной модели и формулировка требований к ПАК</w:t>
             </w:r>
             <w:r>
               <w:rPr>
@@ -979,7 +964,7 @@
                 <w:noProof/>
                 <w:webHidden/>
               </w:rPr>
-              <w:instrText xml:space="preserve"> PAGEREF _Toc228955455 \h </w:instrText>
+              <w:instrText xml:space="preserve"> PAGEREF _Toc228975133 \h </w:instrText>
             </w:r>
             <w:r>
               <w:rPr>
@@ -999,7 +984,7 @@
                 <w:noProof/>
                 <w:webHidden/>
               </w:rPr>
-              <w:t>48</w:t>
+              <w:t>42</w:t>
             </w:r>
             <w:r>
               <w:rPr>
@@ -1012,9 +997,9 @@
         </w:p>
         <w:p>
           <w:pPr>
-            <w:pStyle w:val="21"/>
+            <w:pStyle w:val="11"/>
             <w:tabs>
-              <w:tab w:val="right" w:leader="dot" w:pos="9619"/>
+              <w:tab w:val="right" w:leader="dot" w:pos="9617"/>
             </w:tabs>
             <w:rPr>
               <w:rFonts w:asciiTheme="minorHAnsi" w:eastAsiaTheme="minorEastAsia" w:hAnsiTheme="minorHAnsi" w:cstheme="minorBidi"/>
@@ -1023,13 +1008,28 @@
               <w:szCs w:val="22"/>
             </w:rPr>
           </w:pPr>
-          <w:hyperlink w:anchor="_Toc228955456" w:history="1">
+          <w:hyperlink w:anchor="_Toc228975134" w:history="1">
             <w:r>
               <w:rPr>
                 <w:rStyle w:val="a4"/>
                 <w:noProof/>
               </w:rPr>
-              <w:t>3.1. Разработка алгоритма обнаружения источников излучения.</w:t>
+              <w:t xml:space="preserve">ГЛАВА 3. РАЗРАБОТКА И АПРОБАЦИЯ МУЛЬТИМОДАЛЬНОЙ МОДЕЛИ ОБНАРУЖЕНИЯ НЕЗАРЕГИСТРИРОВАННЫХ </w:t>
+            </w:r>
+            <w:r>
+              <w:rPr>
+                <w:rStyle w:val="a4"/>
+                <w:noProof/>
+                <w:lang w:val="en-US"/>
+              </w:rPr>
+              <w:t>WIFI</w:t>
+            </w:r>
+            <w:r>
+              <w:rPr>
+                <w:rStyle w:val="a4"/>
+                <w:noProof/>
+              </w:rPr>
+              <w:t xml:space="preserve"> ТОЧЕК ДОСТУПА</w:t>
             </w:r>
             <w:r>
               <w:rPr>
@@ -1050,7 +1050,7 @@
                 <w:noProof/>
                 <w:webHidden/>
               </w:rPr>
-              <w:instrText xml:space="preserve"> PAGEREF _Toc228955456 \h </w:instrText>
+              <w:instrText xml:space="preserve"> PAGEREF _Toc228975134 \h </w:instrText>
             </w:r>
             <w:r>
               <w:rPr>
@@ -1070,7 +1070,7 @@
                 <w:noProof/>
                 <w:webHidden/>
               </w:rPr>
-              <w:t>48</w:t>
+              <w:t>45</w:t>
             </w:r>
             <w:r>
               <w:rPr>
@@ -1085,7 +1085,7 @@
           <w:pPr>
             <w:pStyle w:val="21"/>
             <w:tabs>
-              <w:tab w:val="right" w:leader="dot" w:pos="9619"/>
+              <w:tab w:val="right" w:leader="dot" w:pos="9617"/>
             </w:tabs>
             <w:rPr>
               <w:rFonts w:asciiTheme="minorHAnsi" w:eastAsiaTheme="minorEastAsia" w:hAnsiTheme="minorHAnsi" w:cstheme="minorBidi"/>
@@ -1094,13 +1094,13 @@
               <w:szCs w:val="22"/>
             </w:rPr>
           </w:pPr>
-          <w:hyperlink w:anchor="_Toc228955457" w:history="1">
+          <w:hyperlink w:anchor="_Toc228975135" w:history="1">
             <w:r>
               <w:rPr>
                 <w:rStyle w:val="a4"/>
                 <w:noProof/>
               </w:rPr>
-              <w:t>3.3. Практические рекомендации и направления совершенствования.</w:t>
+              <w:t>3.1. Разработка алгоритма обнаружения источников излучения.</w:t>
             </w:r>
             <w:r>
               <w:rPr>
@@ -1121,7 +1121,7 @@
                 <w:noProof/>
                 <w:webHidden/>
               </w:rPr>
-              <w:instrText xml:space="preserve"> PAGEREF _Toc228955457 \h </w:instrText>
+              <w:instrText xml:space="preserve"> PAGEREF _Toc228975135 \h </w:instrText>
             </w:r>
             <w:r>
               <w:rPr>
@@ -1141,7 +1141,7 @@
                 <w:noProof/>
                 <w:webHidden/>
               </w:rPr>
-              <w:t>65</w:t>
+              <w:t>45</w:t>
             </w:r>
             <w:r>
               <w:rPr>
@@ -1156,7 +1156,7 @@
           <w:pPr>
             <w:pStyle w:val="21"/>
             <w:tabs>
-              <w:tab w:val="right" w:leader="dot" w:pos="9619"/>
+              <w:tab w:val="right" w:leader="dot" w:pos="9617"/>
             </w:tabs>
             <w:rPr>
               <w:rFonts w:asciiTheme="minorHAnsi" w:eastAsiaTheme="minorEastAsia" w:hAnsiTheme="minorHAnsi" w:cstheme="minorBidi"/>
@@ -1165,13 +1165,13 @@
               <w:szCs w:val="22"/>
             </w:rPr>
           </w:pPr>
-          <w:hyperlink w:anchor="_Toc228955458" w:history="1">
+          <w:hyperlink w:anchor="_Toc228975136" w:history="1">
             <w:r>
               <w:rPr>
                 <w:rStyle w:val="a4"/>
                 <w:noProof/>
               </w:rPr>
-              <w:t>3.4. Экономическая и практическая эффективность.</w:t>
+              <w:t>3.2. Разработка и реализация программно-аппаратного комплекса.</w:t>
             </w:r>
             <w:r>
               <w:rPr>
@@ -1192,7 +1192,7 @@
                 <w:noProof/>
                 <w:webHidden/>
               </w:rPr>
-              <w:instrText xml:space="preserve"> PAGEREF _Toc228955458 \h </w:instrText>
+              <w:instrText xml:space="preserve"> PAGEREF _Toc228975136 \h </w:instrText>
             </w:r>
             <w:r>
               <w:rPr>
@@ -1212,7 +1212,7 @@
                 <w:noProof/>
                 <w:webHidden/>
               </w:rPr>
-              <w:t>72</w:t>
+              <w:t>55</w:t>
             </w:r>
             <w:r>
               <w:rPr>
@@ -1225,9 +1225,9 @@
         </w:p>
         <w:p>
           <w:pPr>
-            <w:pStyle w:val="11"/>
+            <w:pStyle w:val="21"/>
             <w:tabs>
-              <w:tab w:val="right" w:leader="dot" w:pos="9619"/>
+              <w:tab w:val="right" w:leader="dot" w:pos="9617"/>
             </w:tabs>
             <w:rPr>
               <w:rFonts w:asciiTheme="minorHAnsi" w:eastAsiaTheme="minorEastAsia" w:hAnsiTheme="minorHAnsi" w:cstheme="minorBidi"/>
@@ -1236,13 +1236,13 @@
               <w:szCs w:val="22"/>
             </w:rPr>
           </w:pPr>
-          <w:hyperlink w:anchor="_Toc228955459" w:history="1">
+          <w:hyperlink w:anchor="_Toc228975137" w:history="1">
             <w:r>
               <w:rPr>
                 <w:rStyle w:val="a4"/>
                 <w:noProof/>
               </w:rPr>
-              <w:t>ЗАКЛЮЧЕНИЕ</w:t>
+              <w:t>3.3. Практические рекомендации и направления совершенствования.</w:t>
             </w:r>
             <w:r>
               <w:rPr>
@@ -1263,7 +1263,7 @@
                 <w:noProof/>
                 <w:webHidden/>
               </w:rPr>
-              <w:instrText xml:space="preserve"> PAGEREF _Toc228955459 \h </w:instrText>
+              <w:instrText xml:space="preserve"> PAGEREF _Toc228975137 \h </w:instrText>
             </w:r>
             <w:r>
               <w:rPr>
@@ -1283,7 +1283,7 @@
                 <w:noProof/>
                 <w:webHidden/>
               </w:rPr>
-              <w:t>76</w:t>
+              <w:t>62</w:t>
             </w:r>
             <w:r>
               <w:rPr>
@@ -1296,9 +1296,9 @@
         </w:p>
         <w:p>
           <w:pPr>
-            <w:pStyle w:val="11"/>
+            <w:pStyle w:val="21"/>
             <w:tabs>
-              <w:tab w:val="right" w:leader="dot" w:pos="9619"/>
+              <w:tab w:val="right" w:leader="dot" w:pos="9617"/>
             </w:tabs>
             <w:rPr>
               <w:rFonts w:asciiTheme="minorHAnsi" w:eastAsiaTheme="minorEastAsia" w:hAnsiTheme="minorHAnsi" w:cstheme="minorBidi"/>
@@ -1307,13 +1307,13 @@
               <w:szCs w:val="22"/>
             </w:rPr>
           </w:pPr>
-          <w:hyperlink w:anchor="_Toc228955460" w:history="1">
+          <w:hyperlink w:anchor="_Toc228975138" w:history="1">
             <w:r>
               <w:rPr>
                 <w:rStyle w:val="a4"/>
                 <w:noProof/>
               </w:rPr>
-              <w:t>Библиографический список</w:t>
+              <w:t>3.4. Экономическая и практическая эффективность.</w:t>
             </w:r>
             <w:r>
               <w:rPr>
@@ -1334,7 +1334,7 @@
                 <w:noProof/>
                 <w:webHidden/>
               </w:rPr>
-              <w:instrText xml:space="preserve"> PAGEREF _Toc228955460 \h </w:instrText>
+              <w:instrText xml:space="preserve"> PAGEREF _Toc228975138 \h </w:instrText>
             </w:r>
             <w:r>
               <w:rPr>
@@ -1354,7 +1354,7 @@
                 <w:noProof/>
                 <w:webHidden/>
               </w:rPr>
-              <w:t>79</w:t>
+              <w:t>69</w:t>
             </w:r>
             <w:r>
               <w:rPr>
@@ -1369,7 +1369,7 @@
           <w:pPr>
             <w:pStyle w:val="11"/>
             <w:tabs>
-              <w:tab w:val="right" w:leader="dot" w:pos="9619"/>
+              <w:tab w:val="right" w:leader="dot" w:pos="9617"/>
             </w:tabs>
             <w:rPr>
               <w:rFonts w:asciiTheme="minorHAnsi" w:eastAsiaTheme="minorEastAsia" w:hAnsiTheme="minorHAnsi" w:cstheme="minorBidi"/>
@@ -1378,13 +1378,13 @@
               <w:szCs w:val="22"/>
             </w:rPr>
           </w:pPr>
-          <w:hyperlink w:anchor="_Toc228955461" w:history="1">
+          <w:hyperlink w:anchor="_Toc228975139" w:history="1">
             <w:r>
               <w:rPr>
                 <w:rStyle w:val="a4"/>
                 <w:noProof/>
               </w:rPr>
-              <w:t>ПРИЛОЖЕНИЕ А. Расчётная методика локализации источников Wi‑Fi излучения на основе RSSI с калибровкой антенных коэффициентов.</w:t>
+              <w:t>ЗАКЛЮЧЕНИЕ</w:t>
             </w:r>
             <w:r>
               <w:rPr>
@@ -1405,7 +1405,7 @@
                 <w:noProof/>
                 <w:webHidden/>
               </w:rPr>
-              <w:instrText xml:space="preserve"> PAGEREF _Toc228955461 \h </w:instrText>
+              <w:instrText xml:space="preserve"> PAGEREF _Toc228975139 \h </w:instrText>
             </w:r>
             <w:r>
               <w:rPr>
@@ -1425,7 +1425,7 @@
                 <w:noProof/>
                 <w:webHidden/>
               </w:rPr>
-              <w:t>83</w:t>
+              <w:t>73</w:t>
             </w:r>
             <w:r>
               <w:rPr>
@@ -1440,7 +1440,7 @@
           <w:pPr>
             <w:pStyle w:val="11"/>
             <w:tabs>
-              <w:tab w:val="right" w:leader="dot" w:pos="9619"/>
+              <w:tab w:val="right" w:leader="dot" w:pos="9617"/>
             </w:tabs>
             <w:rPr>
               <w:rFonts w:asciiTheme="minorHAnsi" w:eastAsiaTheme="minorEastAsia" w:hAnsiTheme="minorHAnsi" w:cstheme="minorBidi"/>
@@ -1449,13 +1449,13 @@
               <w:szCs w:val="22"/>
             </w:rPr>
           </w:pPr>
-          <w:hyperlink w:anchor="_Toc228955462" w:history="1">
+          <w:hyperlink w:anchor="_Toc228975140" w:history="1">
             <w:r>
               <w:rPr>
                 <w:rStyle w:val="a4"/>
                 <w:noProof/>
               </w:rPr>
-              <w:t>ПРИЛОЖЕНИЕ Б. Методика идентификации устройств на основе анализа состояния канала (CSI) для выявления поддельных точек доступа</w:t>
+              <w:t>Библиографический список</w:t>
             </w:r>
             <w:r>
               <w:rPr>
@@ -1476,7 +1476,7 @@
                 <w:noProof/>
                 <w:webHidden/>
               </w:rPr>
-              <w:instrText xml:space="preserve"> PAGEREF _Toc228955462 \h </w:instrText>
+              <w:instrText xml:space="preserve"> PAGEREF _Toc228975140 \h </w:instrText>
             </w:r>
             <w:r>
               <w:rPr>
@@ -1496,7 +1496,7 @@
                 <w:noProof/>
                 <w:webHidden/>
               </w:rPr>
-              <w:t>87</w:t>
+              <w:t>76</w:t>
             </w:r>
             <w:r>
               <w:rPr>
@@ -1511,7 +1511,7 @@
           <w:pPr>
             <w:pStyle w:val="11"/>
             <w:tabs>
-              <w:tab w:val="right" w:leader="dot" w:pos="9619"/>
+              <w:tab w:val="right" w:leader="dot" w:pos="9617"/>
             </w:tabs>
             <w:rPr>
               <w:rFonts w:asciiTheme="minorHAnsi" w:eastAsiaTheme="minorEastAsia" w:hAnsiTheme="minorHAnsi" w:cstheme="minorBidi"/>
@@ -1520,13 +1520,13 @@
               <w:szCs w:val="22"/>
             </w:rPr>
           </w:pPr>
-          <w:hyperlink w:anchor="_Toc228955463" w:history="1">
+          <w:hyperlink w:anchor="_Toc228975141" w:history="1">
             <w:r>
               <w:rPr>
                 <w:rStyle w:val="a4"/>
                 <w:noProof/>
               </w:rPr>
-              <w:t>ПРИЛОЖЕНИЕ В. Результаты апробации системы</w:t>
+              <w:t>ПРИЛОЖЕНИЕ А. Расчётная методика локализации источников Wi‑Fi излучения на основе RSSI с калибровкой антенных коэффициентов.</w:t>
             </w:r>
             <w:r>
               <w:rPr>
@@ -1547,7 +1547,7 @@
                 <w:noProof/>
                 <w:webHidden/>
               </w:rPr>
-              <w:instrText xml:space="preserve"> PAGEREF _Toc228955463 \h </w:instrText>
+              <w:instrText xml:space="preserve"> PAGEREF _Toc228975141 \h </w:instrText>
             </w:r>
             <w:r>
               <w:rPr>
@@ -1567,7 +1567,7 @@
                 <w:noProof/>
                 <w:webHidden/>
               </w:rPr>
-              <w:t>91</w:t>
+              <w:t>80</w:t>
             </w:r>
             <w:r>
               <w:rPr>
@@ -1582,7 +1582,7 @@
           <w:pPr>
             <w:pStyle w:val="11"/>
             <w:tabs>
-              <w:tab w:val="right" w:leader="dot" w:pos="9619"/>
+              <w:tab w:val="right" w:leader="dot" w:pos="9617"/>
             </w:tabs>
             <w:rPr>
               <w:rFonts w:asciiTheme="minorHAnsi" w:eastAsiaTheme="minorEastAsia" w:hAnsiTheme="minorHAnsi" w:cstheme="minorBidi"/>
@@ -1591,13 +1591,13 @@
               <w:szCs w:val="22"/>
             </w:rPr>
           </w:pPr>
-          <w:hyperlink w:anchor="_Toc228955464" w:history="1">
+          <w:hyperlink w:anchor="_Toc228975142" w:history="1">
             <w:r>
               <w:rPr>
                 <w:rStyle w:val="a4"/>
                 <w:noProof/>
               </w:rPr>
-              <w:t>ПРИЛОЖЕНИЕ Г. Расчёт экономической эффективности</w:t>
+              <w:t>ПРИЛОЖЕНИЕ Б. Методика идентификации устройств на основе анализа состояния канала (CSI) для выявления поддельных точек доступа</w:t>
             </w:r>
             <w:r>
               <w:rPr>
@@ -1618,7 +1618,7 @@
                 <w:noProof/>
                 <w:webHidden/>
               </w:rPr>
-              <w:instrText xml:space="preserve"> PAGEREF _Toc228955464 \h </w:instrText>
+              <w:instrText xml:space="preserve"> PAGEREF _Toc228975142 \h </w:instrText>
             </w:r>
             <w:r>
               <w:rPr>
@@ -1638,7 +1638,149 @@
                 <w:noProof/>
                 <w:webHidden/>
               </w:rPr>
-              <w:t>92</w:t>
+              <w:t>84</w:t>
+            </w:r>
+            <w:r>
+              <w:rPr>
+                <w:noProof/>
+                <w:webHidden/>
+              </w:rPr>
+              <w:fldChar w:fldCharType="end"/>
+            </w:r>
+          </w:hyperlink>
+        </w:p>
+        <w:p>
+          <w:pPr>
+            <w:pStyle w:val="11"/>
+            <w:tabs>
+              <w:tab w:val="right" w:leader="dot" w:pos="9617"/>
+            </w:tabs>
+            <w:rPr>
+              <w:rFonts w:asciiTheme="minorHAnsi" w:eastAsiaTheme="minorEastAsia" w:hAnsiTheme="minorHAnsi" w:cstheme="minorBidi"/>
+              <w:noProof/>
+              <w:sz w:val="22"/>
+              <w:szCs w:val="22"/>
+            </w:rPr>
+          </w:pPr>
+          <w:hyperlink w:anchor="_Toc228975143" w:history="1">
+            <w:r>
+              <w:rPr>
+                <w:rStyle w:val="a4"/>
+                <w:noProof/>
+              </w:rPr>
+              <w:t>ПРИЛОЖЕНИЕ В. Результаты апробации системы</w:t>
+            </w:r>
+            <w:r>
+              <w:rPr>
+                <w:noProof/>
+                <w:webHidden/>
+              </w:rPr>
+              <w:tab/>
+            </w:r>
+            <w:r>
+              <w:rPr>
+                <w:noProof/>
+                <w:webHidden/>
+              </w:rPr>
+              <w:fldChar w:fldCharType="begin"/>
+            </w:r>
+            <w:r>
+              <w:rPr>
+                <w:noProof/>
+                <w:webHidden/>
+              </w:rPr>
+              <w:instrText xml:space="preserve"> PAGEREF _Toc228975143 \h </w:instrText>
+            </w:r>
+            <w:r>
+              <w:rPr>
+                <w:noProof/>
+                <w:webHidden/>
+              </w:rPr>
+            </w:r>
+            <w:r>
+              <w:rPr>
+                <w:noProof/>
+                <w:webHidden/>
+              </w:rPr>
+              <w:fldChar w:fldCharType="separate"/>
+            </w:r>
+            <w:r>
+              <w:rPr>
+                <w:noProof/>
+                <w:webHidden/>
+              </w:rPr>
+              <w:t>88</w:t>
+            </w:r>
+            <w:r>
+              <w:rPr>
+                <w:noProof/>
+                <w:webHidden/>
+              </w:rPr>
+              <w:fldChar w:fldCharType="end"/>
+            </w:r>
+          </w:hyperlink>
+        </w:p>
+        <w:p>
+          <w:pPr>
+            <w:pStyle w:val="11"/>
+            <w:tabs>
+              <w:tab w:val="right" w:leader="dot" w:pos="9617"/>
+            </w:tabs>
+            <w:rPr>
+              <w:rFonts w:asciiTheme="minorHAnsi" w:eastAsiaTheme="minorEastAsia" w:hAnsiTheme="minorHAnsi" w:cstheme="minorBidi"/>
+              <w:noProof/>
+              <w:sz w:val="22"/>
+              <w:szCs w:val="22"/>
+            </w:rPr>
+          </w:pPr>
+          <w:hyperlink w:anchor="_Toc228975144" w:history="1">
+            <w:r>
+              <w:rPr>
+                <w:rStyle w:val="a4"/>
+                <w:noProof/>
+              </w:rPr>
+              <w:t>ПРИЛОЖЕНИЕ Г. Расчёт экономической эффективности</w:t>
+            </w:r>
+            <w:r>
+              <w:rPr>
+                <w:noProof/>
+                <w:webHidden/>
+              </w:rPr>
+              <w:tab/>
+            </w:r>
+            <w:r>
+              <w:rPr>
+                <w:noProof/>
+                <w:webHidden/>
+              </w:rPr>
+              <w:fldChar w:fldCharType="begin"/>
+            </w:r>
+            <w:r>
+              <w:rPr>
+                <w:noProof/>
+                <w:webHidden/>
+              </w:rPr>
+              <w:instrText xml:space="preserve"> PAGEREF _Toc228975144 \h </w:instrText>
+            </w:r>
+            <w:r>
+              <w:rPr>
+                <w:noProof/>
+                <w:webHidden/>
+              </w:rPr>
+            </w:r>
+            <w:r>
+              <w:rPr>
+                <w:noProof/>
+                <w:webHidden/>
+              </w:rPr>
+              <w:fldChar w:fldCharType="separate"/>
+            </w:r>
+            <w:r>
+              <w:rPr>
+                <w:noProof/>
+                <w:webHidden/>
+              </w:rPr>
+              <w:t>89</w:t>
             </w:r>
             <w:r>
               <w:rPr>
@@ -1682,7 +1824,7 @@
         <w:ind w:firstLine="0"/>
         <w:jc w:val="center"/>
       </w:pPr>
-      <w:bookmarkStart w:id="7" w:name="_Toc228955446"/>
+      <w:bookmarkStart w:id="7" w:name="_Toc228975124"/>
       <w:r>
         <w:lastRenderedPageBreak/>
         <w:t>ВВЕДЕНИЕ</w:t>
@@ -1767,7 +1909,13 @@
       </w:r>
       <w:proofErr w:type="spellEnd"/>
       <w:r>
-        <w:t>-Fi и характеристик источников радиосигнала; исследование угроз, связанных с использованием незарегистрированных точек доступа в кредитно-финансовых организациях; обзор и анализ существующих подходов и решений по обнаружению несанкционированных беспроводных устройств, включая системы класса WIDS/WIPS; формирование требований к системе пассивного радиомониторинга; разработка алгоритма обнаружения источников излучения на основе мультимодального анализа признаков; разработка и реализация программно-аппаратного комплекса, обеспечивающего сбор и обработку радиометаданных; а также оценка эффективности предложенного подхода в условиях, приближенных к практической эксплуатации.</w:t>
+        <w:t xml:space="preserve">-Fi и характеристик источников радиосигнала; исследование угроз, связанных с использованием незарегистрированных точек доступа в кредитно-финансовых организациях; обзор и анализ существующих подходов и решений по обнаружению несанкционированных беспроводных устройств, включая системы класса WIDS/WIPS; формирование требований к системе пассивного радиомониторинга; разработка алгоритма обнаружения источников излучения на основе </w:t>
+      </w:r>
+      <w:r>
+        <w:t>на основе раздельного мультимодального анализа признаков с визуальной корреляцией</w:t>
+      </w:r>
+      <w:r>
+        <w:t>; разработка и реализация программно-аппаратного комплекса, обеспечивающего сбор и обработку радиометаданных; а также оценка эффективности предложенного подхода в условиях, приближенных к практической эксплуатации.</w:t>
       </w:r>
     </w:p>
     <w:p>
@@ -1815,14 +1963,14 @@
         <w:ind w:firstLine="720"/>
       </w:pPr>
       <w:r>
-        <w:t>В рамках работы рассматриваются вопросы организации пассивного радиомониторинга, особенности сбора и агрегации данных в условиях распределённой сенсорной инфраструктуры, методы выделения и использования мультимодальных признаков</w:t>
-      </w:r>
-      <w:r>
-        <w:t xml:space="preserve"> для выявления </w:t>
+        <w:t xml:space="preserve">В рамках работы рассматриваются вопросы организации пассивного радиомониторинга, особенности сбора и агрегации данных в условиях распределённой сенсорной инфраструктуры, методы выделения и </w:t>
       </w:r>
       <w:r>
         <w:lastRenderedPageBreak/>
-        <w:t>незарегистрированных точек доступа,</w:t>
+        <w:t>использования мультимодальных признаков</w:t>
+      </w:r>
+      <w:r>
+        <w:t xml:space="preserve"> для выявления незарегистрированных точек доступа,</w:t>
       </w:r>
       <w:r>
         <w:t xml:space="preserve"> а также подходы к формированию событий обнаружения, их корреляции и последующему выявлению </w:t>
@@ -1841,7 +1989,13 @@
       <w:bookmarkStart w:id="8" w:name="_w84lxm7k5jmq"/>
       <w:bookmarkEnd w:id="8"/>
       <w:r>
-        <w:t>В работе рассматриваются проблемы пассивного мониторинга радиосреды, а также вопросы агрегации и корреляции данных, получаемых из распределённых источников. Особое внимание уделяется интеграции разнородных признаков – логических данных и параметров физического уровня, с целью расширения сценариев обнаружения незарегистрированных источников излучения.</w:t>
+        <w:t xml:space="preserve">В работе рассматриваются проблемы пассивного мониторинга радиосреды, а также вопросы агрегации и корреляции данных, получаемых из распределённых источников. Особое внимание уделяется </w:t>
+      </w:r>
+      <w:r>
+        <w:t>совместному использованию</w:t>
+      </w:r>
+      <w:r>
+        <w:t xml:space="preserve"> разнородных признаков – логических данных и параметров физического уровня, с целью расширения сценариев обнаружения незарегистрированных источников излучения.</w:t>
       </w:r>
     </w:p>
     <w:p>
@@ -1896,7 +2050,7 @@
         <w:jc w:val="center"/>
       </w:pPr>
       <w:bookmarkStart w:id="11" w:name="_Toc225707578"/>
-      <w:bookmarkStart w:id="12" w:name="_Toc228955447"/>
+      <w:bookmarkStart w:id="12" w:name="_Toc228975125"/>
       <w:r>
         <w:lastRenderedPageBreak/>
         <w:t>ГЛАВА 1. ТЕОРЕТИЧЕСКИЕ ОСНОВЫ ОБНАРУЖЕНИЯ БЕСПРОВОДНЫХ ИСТОЧНИКОВ ИЗЛУЧЕНИЯ</w:t>
@@ -1910,7 +2064,7 @@
         <w:ind w:firstLine="720"/>
       </w:pPr>
       <w:bookmarkStart w:id="13" w:name="_Toc225707579"/>
-      <w:bookmarkStart w:id="14" w:name="_Toc228955448"/>
+      <w:bookmarkStart w:id="14" w:name="_Toc228975126"/>
       <w:r>
         <w:t xml:space="preserve">1.1 Основные принципы функционирования беспроводных сетей </w:t>
       </w:r>
@@ -2051,7 +2205,7 @@
     </w:p>
     <w:tbl>
       <w:tblPr>
-        <w:tblW w:w="9249" w:type="dxa"/>
+        <w:tblW w:w="9739" w:type="dxa"/>
         <w:tblLayout w:type="fixed"/>
         <w:tblCellMar>
           <w:top w:w="100" w:type="dxa"/>
@@ -2063,9 +2217,9 @@
       </w:tblPr>
       <w:tblGrid>
         <w:gridCol w:w="1177"/>
-        <w:gridCol w:w="982"/>
-        <w:gridCol w:w="2021"/>
-        <w:gridCol w:w="5069"/>
+        <w:gridCol w:w="1191"/>
+        <w:gridCol w:w="2268"/>
+        <w:gridCol w:w="5103"/>
       </w:tblGrid>
       <w:tr>
         <w:tc>
@@ -2099,7 +2253,7 @@
         </w:tc>
         <w:tc>
           <w:tcPr>
-            <w:tcW w:w="982" w:type="dxa"/>
+            <w:tcW w:w="1191" w:type="dxa"/>
             <w:tcBorders>
               <w:top w:val="single" w:sz="8" w:space="0" w:color="000000"/>
               <w:left w:val="single" w:sz="8" w:space="0" w:color="000000"/>
@@ -2128,7 +2282,7 @@
         </w:tc>
         <w:tc>
           <w:tcPr>
-            <w:tcW w:w="2021" w:type="dxa"/>
+            <w:tcW w:w="2268" w:type="dxa"/>
             <w:tcBorders>
               <w:top w:val="single" w:sz="8" w:space="0" w:color="000000"/>
               <w:left w:val="single" w:sz="8" w:space="0" w:color="000000"/>
@@ -2157,7 +2311,7 @@
         </w:tc>
         <w:tc>
           <w:tcPr>
-            <w:tcW w:w="5068" w:type="dxa"/>
+            <w:tcW w:w="5103" w:type="dxa"/>
             <w:tcBorders>
               <w:top w:val="single" w:sz="8" w:space="0" w:color="000000"/>
               <w:left w:val="single" w:sz="8" w:space="0" w:color="000000"/>
@@ -2220,7 +2374,7 @@
         </w:tc>
         <w:tc>
           <w:tcPr>
-            <w:tcW w:w="982" w:type="dxa"/>
+            <w:tcW w:w="1191" w:type="dxa"/>
             <w:tcBorders>
               <w:top w:val="single" w:sz="8" w:space="0" w:color="000000"/>
               <w:left w:val="single" w:sz="8" w:space="0" w:color="000000"/>
@@ -2249,7 +2403,7 @@
         </w:tc>
         <w:tc>
           <w:tcPr>
-            <w:tcW w:w="2021" w:type="dxa"/>
+            <w:tcW w:w="2268" w:type="dxa"/>
             <w:tcBorders>
               <w:top w:val="single" w:sz="8" w:space="0" w:color="000000"/>
               <w:left w:val="single" w:sz="8" w:space="0" w:color="000000"/>
@@ -2278,7 +2432,7 @@
         </w:tc>
         <w:tc>
           <w:tcPr>
-            <w:tcW w:w="5068" w:type="dxa"/>
+            <w:tcW w:w="5103" w:type="dxa"/>
             <w:tcBorders>
               <w:top w:val="single" w:sz="8" w:space="0" w:color="000000"/>
               <w:left w:val="single" w:sz="8" w:space="0" w:color="000000"/>
@@ -2341,7 +2495,7 @@
         </w:tc>
         <w:tc>
           <w:tcPr>
-            <w:tcW w:w="982" w:type="dxa"/>
+            <w:tcW w:w="1191" w:type="dxa"/>
             <w:tcBorders>
               <w:top w:val="single" w:sz="8" w:space="0" w:color="000000"/>
               <w:left w:val="single" w:sz="8" w:space="0" w:color="000000"/>
@@ -2370,7 +2524,7 @@
         </w:tc>
         <w:tc>
           <w:tcPr>
-            <w:tcW w:w="2021" w:type="dxa"/>
+            <w:tcW w:w="2268" w:type="dxa"/>
             <w:tcBorders>
               <w:top w:val="single" w:sz="8" w:space="0" w:color="000000"/>
               <w:left w:val="single" w:sz="8" w:space="0" w:color="000000"/>
@@ -2399,7 +2553,7 @@
         </w:tc>
         <w:tc>
           <w:tcPr>
-            <w:tcW w:w="5068" w:type="dxa"/>
+            <w:tcW w:w="5103" w:type="dxa"/>
             <w:tcBorders>
               <w:top w:val="single" w:sz="8" w:space="0" w:color="000000"/>
               <w:left w:val="single" w:sz="8" w:space="0" w:color="000000"/>
@@ -2429,27 +2583,10 @@
       </w:tr>
     </w:tbl>
     <w:p>
-      <w:pPr>
-        <w:ind w:firstLine="720"/>
-      </w:pPr>
-      <w:r>
-        <w:t xml:space="preserve">В таблице 1 представлены диапазоны </w:t>
-      </w:r>
-      <w:proofErr w:type="spellStart"/>
-      <w:r>
-        <w:t>Wi</w:t>
-      </w:r>
-      <w:proofErr w:type="spellEnd"/>
-      <w:r>
-        <w:t>-Fi, количество доступных каналов, их ширина и основные эксплуатационные особенности. Видно, что диапазон 2,4 ГГц включает 13 каналов с шириной 20 или 40 МГц, что делает его более подверженным взаимным помехам между соседними точками доступа и сторонними устройствами, использующими тот же диапазон, например, беспроводные телефоны и микроволновые печи. Диапазон 5 ГГц имеет значительно больше каналов с шириной до 160 МГц, что позволяет лучше разделять сигналы различных точек доступа и снижает вероятность перекрытия частот. Исходя из этого, для проектирования программно-аппаратного комплекса важно учитывать не только диапазон работы сенсорных узлов, но и возможное влияние помех, плотность каналов и ширину используемого канала, так как эти факторы напрямую определяют стабильность приёма кадров, измеряемую мощность сигнала и, в конечном счёте, точность обнаружения и локализации источников. Кроме того, видно, что меньший диапазон каналов 2,4 ГГц может создавать зоны с высокой интерференцией, особенно в офисных помещениях с плотной концентрацией электронных устройств, тогда как 5 ГГц обеспечивает более чистую среду, но ограничен более короткой дальностью распространения сигнала и сильным затуханием через стены.</w:t>
-      </w:r>
-    </w:p>
-    <w:p>
       <w:bookmarkStart w:id="17" w:name="_wuphvxj3ictz"/>
       <w:bookmarkStart w:id="18" w:name="_Toc225707581"/>
       <w:bookmarkEnd w:id="17"/>
       <w:r>
-        <w:lastRenderedPageBreak/>
         <w:t xml:space="preserve">1.1.2 Кадры </w:t>
       </w:r>
       <w:proofErr w:type="spellStart"/>
@@ -2883,7 +3020,15 @@
                 <w:sz w:val="24"/>
                 <w:szCs w:val="24"/>
               </w:rPr>
-              <w:t>Адрес клиента, запрашиваемый идентификатор сети</w:t>
+              <w:t xml:space="preserve">Адрес клиента, запрашиваемый </w:t>
+            </w:r>
+            <w:r>
+              <w:rPr>
+                <w:sz w:val="24"/>
+                <w:szCs w:val="24"/>
+              </w:rPr>
+              <w:lastRenderedPageBreak/>
+              <w:t>идентификатор сети</w:t>
             </w:r>
           </w:p>
         </w:tc>
@@ -2913,6 +3058,7 @@
                 <w:sz w:val="24"/>
                 <w:szCs w:val="24"/>
               </w:rPr>
+              <w:lastRenderedPageBreak/>
               <w:t>Пассивный/Активный</w:t>
             </w:r>
           </w:p>
@@ -3224,10 +3370,18 @@
       </w:r>
       <w:proofErr w:type="spellEnd"/>
       <w:r>
-        <w:t xml:space="preserve">-Fi, которые передают служебную и пользовательскую информацию. Из представленных кадров все, кроме </w:t>
+        <w:t xml:space="preserve">-Fi, которые передают служебную и пользовательскую информацию. </w:t>
       </w:r>
       <w:proofErr w:type="spellStart"/>
       <w:r>
+        <w:t>Beacon</w:t>
+      </w:r>
+      <w:proofErr w:type="spellEnd"/>
+      <w:r>
+        <w:t xml:space="preserve">-кадры содержат идентификатор сети и мощность сигнала, </w:t>
+      </w:r>
+      <w:proofErr w:type="spellStart"/>
+      <w:r>
         <w:t>Probe</w:t>
       </w:r>
       <w:proofErr w:type="spellEnd"/>
@@ -3240,83 +3394,24 @@
       </w:r>
       <w:proofErr w:type="spellEnd"/>
       <w:r>
-        <w:t xml:space="preserve">, содержат уникальный адрес точки доступа BSSID, а служебный кадр </w:t>
-      </w:r>
-      <w:proofErr w:type="spellStart"/>
-      <w:r>
-        <w:t>Beacon</w:t>
-      </w:r>
-      <w:proofErr w:type="spellEnd"/>
-      <w:r>
-        <w:t xml:space="preserve"> также содержит несколько идентификатор сети SSID, если сеть не скрытая, канал передачи, мощность сигнала и таймеры </w:t>
-      </w:r>
-      <w:proofErr w:type="spellStart"/>
+        <w:t xml:space="preserve">/Response обеспечивают обнаружение сетей, Data-кадры несут пользовательские данные. </w:t>
+      </w:r>
+      <w:r>
+        <w:t>Каждый кадр снабжён временной меткой приёма и последовательностью фрагментов для корректной сборки пакетов.</w:t>
+      </w:r>
+    </w:p>
+    <w:p>
+      <w:r>
+        <w:t>Для анализа беспроводной среды и идентификации источников радиосигнала основными измеряемыми параметрами являются уникальные адреса устройств (MAC/BSSID), мощность принимаемого сигнала (RSSI), канал передачи и тип кадра с временной меткой. MAC-адрес и BSSID обеспечивают уникальную идентификацию точек доступа и клиентских устройств, за исключением точек злоумышленников, копирующих эти параметры от санкционированных устройств, а канал передачи фиксирует частотное распределение радиосигнала. Тип кадра и временная метка приёма позволяют разделять служебные и пользовательские сообщения, а также упорядочивать события по времени для анализа активности сети. Совокупность этих параметров создаёт базу для последующего построения моделей распространения сигнала и анализа структуры беспроводной сети.</w:t>
+      </w:r>
+    </w:p>
+    <w:p>
+      <w:r>
+        <w:t xml:space="preserve">Исходя из физических и технических ограничений, фиксирование параметров беспроводной сети обладает рядом принципиальных ограничений. Пассивное наблюдение не позволяет обнаружить устройства, которые не излучают радиосигнал, включая скрытые прослушивающие устройства. Разделение каналов и плотность радиосреды ограничивают точность оценки параметров, особенно в диапазоне 2,4 ГГц с высокой вероятностью перекрытия </w:t>
+      </w:r>
       <w:r>
         <w:lastRenderedPageBreak/>
-        <w:t>Beacon</w:t>
-      </w:r>
-      <w:proofErr w:type="spellEnd"/>
-      <w:r>
-        <w:t xml:space="preserve"> </w:t>
-      </w:r>
-      <w:proofErr w:type="spellStart"/>
-      <w:r>
-        <w:t>Interval</w:t>
-      </w:r>
-      <w:proofErr w:type="spellEnd"/>
-      <w:r>
-        <w:t>, определяющие периодичность рассылки. В структуре кадра также присутствуют дополнительные параметры, такие как поддерживаемые скорости передачи данных, режимы защиты и информация о стандартах 802.11, поддерживаемых точкой доступа. Запрос клиента (</w:t>
-      </w:r>
-      <w:proofErr w:type="spellStart"/>
-      <w:r>
-        <w:t>Probe</w:t>
-      </w:r>
-      <w:proofErr w:type="spellEnd"/>
-      <w:r>
-        <w:t xml:space="preserve"> </w:t>
-      </w:r>
-      <w:proofErr w:type="spellStart"/>
-      <w:r>
-        <w:t>Request</w:t>
-      </w:r>
-      <w:proofErr w:type="spellEnd"/>
-      <w:r>
-        <w:t>) включает адрес устройства, запрашиваемый идентификатор сети и список поддерживаемых стандартов и скоростей. Ответ точки доступа (</w:t>
-      </w:r>
-      <w:proofErr w:type="spellStart"/>
-      <w:r>
-        <w:t>Probe</w:t>
-      </w:r>
-      <w:proofErr w:type="spellEnd"/>
-      <w:r>
-        <w:t xml:space="preserve"> Response) отражает аналогичную структуру </w:t>
-      </w:r>
-      <w:proofErr w:type="spellStart"/>
-      <w:r>
-        <w:t>Beacon</w:t>
-      </w:r>
-      <w:proofErr w:type="spellEnd"/>
-      <w:r>
-        <w:t xml:space="preserve"> и содержит идентификатор сети, BSSID, канал и мощность, а также дополнительные сведения о параметрах сети, включая возможности шифрования, тайминги и поддерживаемые частоты. Кадры данных (Data </w:t>
-      </w:r>
-      <w:proofErr w:type="spellStart"/>
-      <w:r>
-        <w:t>Frames</w:t>
-      </w:r>
-      <w:proofErr w:type="spellEnd"/>
-      <w:r>
-        <w:t>) состоят из служебного заголовка, содержащего адреса отправителя и получателя, тип кадра, управляющие поля и контрольную сумму, а также пользовательские данные, которые могут быть зашифрованы. Каждый кадр снабжён временной меткой приёма и последовательностью фрагментов для корректной сборки пакетов. Таким образом, структура и поля каждого типа кадра позволяют различать точки доступа, клиентские устройства и передаваемую информацию, а также фиксировать временные и частотные характеристики передачи.</w:t>
-      </w:r>
-    </w:p>
-    <w:p>
-      <w:r>
-        <w:t>Для анализа беспроводной среды и идентификации источников радиосигнала основными измеряемыми параметрами являются уникальные адреса устройств (MAC/BSSID), мощность принимаемого сигнала (RSSI), канал передачи и тип кадра с временной меткой. MAC-адрес и BSSID обеспечивают уникальную идентификацию точек доступа и клиентских устройств, за исключением точек злоумышленников, копирующих эти параметры от санкционированных устройств, а канал передачи фиксирует частотное распределение радиосигнала. Тип кадра и временная метка приёма позволяют разделять служебные и пользовательские сообщения, а также упорядочивать события по времени для анализа активности сети. Совокупность этих параметров создаёт базу для последующего построения моделей распространения сигнала и анализа структуры беспроводной сети.</w:t>
-      </w:r>
-    </w:p>
-    <w:p>
-      <w:r>
-        <w:lastRenderedPageBreak/>
-        <w:t>Исходя из физических и технических ограничений, фиксирование параметров беспроводной сети обладает рядом принципиальных ограничений. Пассивное наблюдение не позволяет обнаружить устройства, которые не излучают радиосигнал, включая скрытые прослушивающие устройства. Разделение каналов и плотность радиосреды ограничивают точность оценки параметров, особенно в диапазоне 2,4 ГГц с высокой вероятностью перекрытия сигналов. В целом, эти факторы определяют границы применимости методов измерений и создают необходимость учитывать вариативность среды и технические характеристики антенн при анализе активности беспроводных устройств.</w:t>
+        <w:t>сигналов. В целом, эти факторы определяют границы применимости методов измерений и создают необходимость учитывать вариативность среды и технические характеристики антенн при анализе активности беспроводных устройств.</w:t>
       </w:r>
     </w:p>
     <w:p>
@@ -3325,7 +3420,7 @@
         <w:ind w:firstLine="720"/>
       </w:pPr>
       <w:bookmarkStart w:id="19" w:name="_Toc225707583"/>
-      <w:bookmarkStart w:id="20" w:name="_Toc228955449"/>
+      <w:bookmarkStart w:id="20" w:name="_Toc228975127"/>
       <w:r>
         <w:t xml:space="preserve">1.2 Классификация источников радиосигналов и характеристика параметров </w:t>
       </w:r>
@@ -3407,11 +3502,7 @@
       </w:r>
       <w:proofErr w:type="spellEnd"/>
       <w:r>
-        <w:t xml:space="preserve"> запросы и создают ложную картину сети. Их активность часто синхронизирована с клиентскими запросами, и они могут быть как постоянно активными, так и включаться только при обнаружении клиентов. Устройства с изменяемым MAC-адресом периодически меняют идентификатор для обхода </w:t>
-      </w:r>
-      <w:r>
-        <w:lastRenderedPageBreak/>
-        <w:t xml:space="preserve">идентификации; их </w:t>
+        <w:t xml:space="preserve"> запросы и создают ложную картину сети. Их активность часто синхронизирована с клиентскими запросами, и они могут быть как постоянно активными, так и включаться только при обнаружении клиентов. Устройства с изменяемым MAC-адресом периодически меняют идентификатор для обхода идентификации; их </w:t>
       </w:r>
       <w:proofErr w:type="spellStart"/>
       <w:r>
@@ -3447,7 +3538,11 @@
     </w:p>
     <w:p>
       <w:r>
-        <w:t xml:space="preserve">Источники радиосигнала различаются по характеру передачи данных и периодичности излучения. Постоянно излучающие устройства регулярно отправляют служебные кадры, такие как </w:t>
+        <w:t xml:space="preserve">Источники радиосигнала различаются по характеру передачи данных и периодичности излучения. Постоянно излучающие устройства регулярно </w:t>
+      </w:r>
+      <w:r>
+        <w:lastRenderedPageBreak/>
+        <w:t xml:space="preserve">отправляют служебные кадры, такие как </w:t>
       </w:r>
       <w:proofErr w:type="spellStart"/>
       <w:r>
@@ -3518,16 +3613,16 @@
     </w:p>
     <w:p>
       <w:r>
-        <w:t xml:space="preserve">Источники радиосигнала различаются по физическим параметрам, которые определяют распространение и восприятие сигнала в пространстве. Мощность передачи отражает уровень сигнала на выходе устройства и влияет на дальность его обнаружения и интенсивность приёма на сенсорных узлах. Направленность антенны определяет, как сигнал распределяется в пространстве: всенаправленные антенны создают равномерное поле вокруг устройства, тогда как направленные усиливают сигнал в определённом направлении, создавая зоны с сильным и слабым приёмом. Каналы и ширина </w:t>
+        <w:t>Источники радиосигнала различаются по физическим параметрам, которые определяют распространение и восприятие сигнала в пространстве. Мощность передачи отражает уровень сигнала на выходе устройства и влияет на дальность его обнаружения и интенсивность приёма на сенсорных узлах. Направленность антенны определяет, как сигнал распределяется в пространстве: всенаправленные антенны создают равномерное поле вокруг устройства, тогда как направленные усиливают сигнал в определённом направлении, создавая зоны с сильным и слабым приёмом. Каналы и ширина каналов определяют частотное разделение сигналов и их способность сосуществовать в ограниченном спектре: более широкие каналы увеличивают пропускную способность, но повышают вероятность перекрытия с другими устройствами.</w:t>
+      </w:r>
+    </w:p>
+    <w:p>
+      <w:r>
+        <w:t xml:space="preserve">Дополнительно к указанным параметрам могут использоваться характеристики физического параметра сигнала, отражающие влияние среды </w:t>
       </w:r>
       <w:r>
         <w:lastRenderedPageBreak/>
-        <w:t>каналов определяют частотное разделение сигналов и их способность сосуществовать в ограниченном спектре: более широкие каналы увеличивают пропускную способность, но повышают вероятность перекрытия с другими устройствами.</w:t>
-      </w:r>
-    </w:p>
-    <w:p>
-      <w:r>
-        <w:t>Дополнительно к указанным параметрам могут использоваться характеристики физического параметра сигнала, отражающие влияние среды передачи и аппаратных характеристик передающего устройства, включая особенности антенны и тракта формирования сигнала, что позволяет формировать устойчивые «отпечатки» радиосигнала. Использование таких данных даёт возможность выявлять пакеты, физические параметры которых отклоняются от ожидаемых для наблюдаемого устройства, что может свидетельствовать о подмене источника сигнала или функционировании устройства злоумышленника.</w:t>
+        <w:t>передачи и аппаратных характеристик передающего устройства, включая особенности антенны и тракта формирования сигнала, что позволяет формировать устойчивые «отпечатки» радиосигнала. Использование таких данных даёт возможность выявлять пакеты, физические параметры которых отклоняются от ожидаемых для наблюдаемого устройства, что может свидетельствовать о подмене источника сигнала или функционировании устройства злоумышленника.</w:t>
       </w:r>
     </w:p>
     <w:p>
@@ -3536,7 +3631,7 @@
         <w:ind w:firstLine="720"/>
       </w:pPr>
       <w:bookmarkStart w:id="28" w:name="_Toc225707588"/>
-      <w:bookmarkStart w:id="29" w:name="_Toc228955450"/>
+      <w:bookmarkStart w:id="29" w:name="_Toc228975128"/>
       <w:r>
         <w:t>1.3 Методы и подходы к обнаружению и идентификации источников излучения</w:t>
       </w:r>
@@ -3553,148 +3648,936 @@
     </w:p>
     <w:p>
       <w:pPr>
-        <w:ind w:firstLine="720"/>
-      </w:pPr>
-      <w:r>
-        <w:t>Методы обнаружения источников беспроводного излучения в радиосетях стандарта IEEE 802.11 представляют собой совокупность подходов, направленных на выявление активных и потенциально несанкционированных устройств на основе анализа радиометаданных, параметров канального уровня и физических характеристик сигнала. В зависимости от используемых признаков и уровня абстракции анализируемых данных данные методы могут быть классифицированы по нескольким основным направлениям.</w:t>
-      </w:r>
-    </w:p>
-    <w:p>
-      <w:pPr>
-        <w:ind w:firstLine="720"/>
-      </w:pPr>
-      <w:r>
-        <w:t xml:space="preserve">Первую группу составляют идентификационные </w:t>
-      </w:r>
-      <w:r>
-        <w:t xml:space="preserve">(логические) </w:t>
-      </w:r>
-      <w:r>
-        <w:t>методы обнаружения, основанные на анализе сетевых идентификаторов устройств, таких как BSSID, SSID и MAC-адрес</w:t>
-      </w:r>
-      <w:r>
-        <w:t>ов</w:t>
-      </w:r>
-      <w:r>
-        <w:t xml:space="preserve">. Данный класс методов опирается на предположение о стабильности и уникальности идентификаторов в рамках корректно функционирующей инфраструктуры. Обнаружение осуществляется путём сопоставления наблюдаемых идентификаторов с заранее </w:t>
-      </w:r>
-      <w:r>
-        <w:lastRenderedPageBreak/>
-        <w:t>сформированными списками доверенных устройств. Данный подход обеспечивает высокую вычислительную эффективность, однако не позволяет учитывать физические характеристики источников излучения</w:t>
-      </w:r>
-      <w:r>
-        <w:t xml:space="preserve"> и возможность спуфинга (подмены) идентификаторов злоумышленниками</w:t>
-      </w:r>
-      <w:r>
-        <w:t>.</w:t>
-      </w:r>
-    </w:p>
-    <w:p>
-      <w:pPr>
-        <w:ind w:firstLine="720"/>
-      </w:pPr>
-      <w:r>
-        <w:t xml:space="preserve">Вторую группу составляют </w:t>
-      </w:r>
-      <w:proofErr w:type="spellStart"/>
-      <w:r>
-        <w:t>сигнатурно</w:t>
-      </w:r>
-      <w:proofErr w:type="spellEnd"/>
-      <w:r>
-        <w:t xml:space="preserve">-протокольные методы, основанные на анализе структуры и последовательности кадров стандарта IEEE 802.11. В рамках данного подхода рассматриваются управляющие и служебные кадры, включая </w:t>
-      </w:r>
-      <w:proofErr w:type="spellStart"/>
-      <w:r>
-        <w:t>Beacon</w:t>
-      </w:r>
-      <w:proofErr w:type="spellEnd"/>
-      <w:r>
-        <w:t xml:space="preserve">, </w:t>
-      </w:r>
-      <w:proofErr w:type="spellStart"/>
-      <w:r>
-        <w:t>Probe</w:t>
-      </w:r>
-      <w:proofErr w:type="spellEnd"/>
-      <w:r>
-        <w:t xml:space="preserve">, </w:t>
-      </w:r>
-      <w:proofErr w:type="spellStart"/>
-      <w:r>
-        <w:t>Authentication</w:t>
-      </w:r>
-      <w:proofErr w:type="spellEnd"/>
-      <w:r>
-        <w:t xml:space="preserve"> и Association, а также корректность их взаимодействия. Обнаружение аномалий осуществляется путём сопоставления наблюдаемых последовательностей с заранее определёнными шаблонами корректного и атакующего поведения. Данные методы позволяют выявлять известные сценарии атак, однако ограничены способностью обнаружения только формализованных и заранее известных угроз.</w:t>
-      </w:r>
-    </w:p>
-    <w:p>
-      <w:pPr>
-        <w:ind w:firstLine="720"/>
-      </w:pPr>
-      <w:r>
-        <w:t>Третью группу составляют статистические и поведенческие методы анализа, основанные на моделировании нормального функционирования радиосреды. В рамках данного подхода используются агрегированные характеристики активности устройств, включая частоту передачи кадров, временные интервалы активности, распределение служебных сообщений, а также статистические параметры уровня сигнала. Выявление аномалий осуществляется путём анализа отклонений от сформированных моделей нормального поведения. Данный класс методов позволяет обнаруживать ранее неизвестные типы угроз, однако требует адаптации к условиям конкретной радиосреды.</w:t>
-      </w:r>
-    </w:p>
-    <w:p>
-      <w:pPr>
-        <w:ind w:firstLine="720"/>
-      </w:pPr>
-      <w:r>
-        <w:t xml:space="preserve">Четвёртую группу составляют методы, основанные на анализе физических характеристик радиосигнала, включающие параметры уровня принимаемого сигнала (RSSI) и </w:t>
-      </w:r>
-      <w:proofErr w:type="spellStart"/>
-      <w:r>
-        <w:t>уровеня</w:t>
-      </w:r>
-      <w:proofErr w:type="spellEnd"/>
-      <w:r>
-        <w:t xml:space="preserve"> шума. В рамках данного направления могут применяться модели распространения сигнала, а также методы многопозиционного анализа, позволяющие оценивать пространственное </w:t>
-      </w:r>
-      <w:r>
-        <w:lastRenderedPageBreak/>
-        <w:t>положение источников излучения. Данные методы обеспечивают возможность приблизительной локализации, однако характеризуются высокой чувствительностью к условиям распространения радиоволн.</w:t>
-      </w:r>
-    </w:p>
-    <w:p>
-      <w:pPr>
-        <w:ind w:firstLine="720"/>
-      </w:pPr>
-      <w:r>
-        <w:t xml:space="preserve">Отдельную группу составляют методы, использующие информацию о состоянии канала (Channel State Information, CSI). Данный подход основан на анализе амплитудно-фазовых характеристик </w:t>
-      </w:r>
-      <w:proofErr w:type="spellStart"/>
-      <w:r>
-        <w:t>поднесущих</w:t>
-      </w:r>
-      <w:proofErr w:type="spellEnd"/>
-      <w:r>
-        <w:t xml:space="preserve"> OFDM-сигнала, что позволяет получать </w:t>
-      </w:r>
-      <w:proofErr w:type="spellStart"/>
-      <w:r>
-        <w:t>высокоразмерное</w:t>
-      </w:r>
-      <w:proofErr w:type="spellEnd"/>
-      <w:r>
-        <w:t xml:space="preserve"> представление радиоканала. CSI обеспечивает более детализированное описание физической среды распространения сигнала и может использоваться для различения источников с совпадающими сетевыми идентификаторами. Однако практическое применение данного подхода ограничено требованиями к аппаратной реализации и высокой чувствительностью к изменениям окружающей среды.</w:t>
-      </w:r>
-    </w:p>
-    <w:p>
-      <w:pPr>
-        <w:ind w:firstLine="720"/>
-      </w:pPr>
-      <w:r>
-        <w:t>Наконец, в рамках современных исследований выделяются мультимодальные методы обнаружения, основанные на совместном использовании нескольких типов признаков, включая идентификаторы устройств, статистические характеристики активности, а также физические параметры радиосигнала. Данный подход направлен на повышение устойчивости обнаружения за счёт компенсации ограничений отдельных методов и формирования более комплексного представления о состоянии радиосреды.</w:t>
-      </w:r>
-    </w:p>
-    <w:p>
-      <w:pPr>
         <w:ind w:firstLine="0"/>
       </w:pPr>
       <w:r>
-        <w:tab/>
+        <w:t>Методы обнаружения источников беспроводного излучения в радиосетях стандарта IEEE 802.11 представляют собой совокупность подходов, направленных на выявление активных и потенциально несанкционированных устройств на основе анализа радиометаданных, параметров канального уровня и физических характеристик сигнала. В зависимости от используемых признаков и уровня абстракции анализируемых данных данные методы могут быть классифицированы по нескольким основным направлениям. Обобщённая классификация с указанием ключевых особенностей и ограничений каждой группы приведена в таблице 3.</w:t>
+      </w:r>
+    </w:p>
+    <w:p>
+      <w:pPr>
+        <w:ind w:firstLine="0"/>
+        <w:jc w:val="right"/>
+        <w:rPr>
+          <w:sz w:val="24"/>
+          <w:szCs w:val="24"/>
+        </w:rPr>
+      </w:pPr>
+      <w:r>
+        <w:rPr>
+          <w:sz w:val="24"/>
+          <w:szCs w:val="24"/>
+        </w:rPr>
+        <w:t xml:space="preserve">Таблица 3 – Классификация методов обнаружения источников </w:t>
+      </w:r>
+      <w:r>
+        <w:rPr>
+          <w:sz w:val="24"/>
+          <w:szCs w:val="24"/>
+          <w:lang w:val="en-US"/>
+        </w:rPr>
+        <w:t>Wi</w:t>
+      </w:r>
+      <w:r>
+        <w:rPr>
+          <w:sz w:val="24"/>
+          <w:szCs w:val="24"/>
+        </w:rPr>
+        <w:t>-</w:t>
+      </w:r>
+      <w:r>
+        <w:rPr>
+          <w:sz w:val="24"/>
+          <w:szCs w:val="24"/>
+          <w:lang w:val="en-US"/>
+        </w:rPr>
+        <w:t>Fi</w:t>
+      </w:r>
+      <w:r>
+        <w:rPr>
+          <w:sz w:val="24"/>
+          <w:szCs w:val="24"/>
+        </w:rPr>
+        <w:t xml:space="preserve"> </w:t>
+      </w:r>
+      <w:r>
+        <w:rPr>
+          <w:sz w:val="24"/>
+          <w:szCs w:val="24"/>
+        </w:rPr>
+        <w:t>излучения</w:t>
+      </w:r>
+    </w:p>
+    <w:tbl>
+      <w:tblPr>
+        <w:tblStyle w:val="ae"/>
+        <w:tblW w:w="0" w:type="auto"/>
+        <w:tblLook w:val="04A0" w:firstRow="1" w:lastRow="0" w:firstColumn="1" w:lastColumn="0" w:noHBand="0" w:noVBand="1"/>
+      </w:tblPr>
+      <w:tblGrid>
+        <w:gridCol w:w="2138"/>
+        <w:gridCol w:w="2506"/>
+        <w:gridCol w:w="2739"/>
+        <w:gridCol w:w="2460"/>
+      </w:tblGrid>
+      <w:tr>
+        <w:tc>
+          <w:tcPr>
+            <w:tcW w:w="2138" w:type="dxa"/>
+          </w:tcPr>
+          <w:p>
+            <w:pPr>
+              <w:spacing w:line="276" w:lineRule="auto"/>
+              <w:ind w:firstLine="0"/>
+              <w:jc w:val="left"/>
+              <w:rPr>
+                <w:sz w:val="24"/>
+                <w:szCs w:val="24"/>
+              </w:rPr>
+            </w:pPr>
+            <w:r>
+              <w:rPr>
+                <w:sz w:val="24"/>
+                <w:szCs w:val="24"/>
+              </w:rPr>
+              <w:t>Группа методов</w:t>
+            </w:r>
+          </w:p>
+        </w:tc>
+        <w:tc>
+          <w:tcPr>
+            <w:tcW w:w="2506" w:type="dxa"/>
+          </w:tcPr>
+          <w:p>
+            <w:pPr>
+              <w:spacing w:line="276" w:lineRule="auto"/>
+              <w:ind w:firstLine="0"/>
+              <w:jc w:val="left"/>
+              <w:rPr>
+                <w:sz w:val="24"/>
+                <w:szCs w:val="24"/>
+              </w:rPr>
+            </w:pPr>
+            <w:r>
+              <w:rPr>
+                <w:sz w:val="24"/>
+                <w:szCs w:val="24"/>
+              </w:rPr>
+              <w:t>Используемые признаки</w:t>
+            </w:r>
+          </w:p>
+        </w:tc>
+        <w:tc>
+          <w:tcPr>
+            <w:tcW w:w="2739" w:type="dxa"/>
+          </w:tcPr>
+          <w:p>
+            <w:pPr>
+              <w:spacing w:line="276" w:lineRule="auto"/>
+              <w:ind w:firstLine="0"/>
+              <w:jc w:val="left"/>
+              <w:rPr>
+                <w:sz w:val="24"/>
+                <w:szCs w:val="24"/>
+              </w:rPr>
+            </w:pPr>
+            <w:r>
+              <w:rPr>
+                <w:sz w:val="24"/>
+                <w:szCs w:val="24"/>
+              </w:rPr>
+              <w:t>Основные возможности</w:t>
+            </w:r>
+          </w:p>
+        </w:tc>
+        <w:tc>
+          <w:tcPr>
+            <w:tcW w:w="2460" w:type="dxa"/>
+          </w:tcPr>
+          <w:p>
+            <w:pPr>
+              <w:spacing w:line="276" w:lineRule="auto"/>
+              <w:ind w:firstLine="0"/>
+              <w:jc w:val="left"/>
+              <w:rPr>
+                <w:sz w:val="24"/>
+                <w:szCs w:val="24"/>
+              </w:rPr>
+            </w:pPr>
+            <w:r>
+              <w:rPr>
+                <w:sz w:val="24"/>
+                <w:szCs w:val="24"/>
+              </w:rPr>
+              <w:t>Характерные ограничения</w:t>
+            </w:r>
+          </w:p>
+        </w:tc>
+      </w:tr>
+      <w:tr>
+        <w:tc>
+          <w:tcPr>
+            <w:tcW w:w="2138" w:type="dxa"/>
+          </w:tcPr>
+          <w:p>
+            <w:pPr>
+              <w:spacing w:line="276" w:lineRule="auto"/>
+              <w:ind w:firstLine="0"/>
+              <w:jc w:val="left"/>
+              <w:rPr>
+                <w:sz w:val="24"/>
+                <w:szCs w:val="24"/>
+              </w:rPr>
+            </w:pPr>
+            <w:r>
+              <w:rPr>
+                <w:sz w:val="24"/>
+                <w:szCs w:val="24"/>
+              </w:rPr>
+              <w:t>Логические</w:t>
+            </w:r>
+          </w:p>
+        </w:tc>
+        <w:tc>
+          <w:tcPr>
+            <w:tcW w:w="2506" w:type="dxa"/>
+          </w:tcPr>
+          <w:p>
+            <w:pPr>
+              <w:spacing w:line="276" w:lineRule="auto"/>
+              <w:ind w:firstLine="0"/>
+              <w:jc w:val="left"/>
+              <w:rPr>
+                <w:sz w:val="24"/>
+                <w:szCs w:val="24"/>
+              </w:rPr>
+            </w:pPr>
+            <w:r>
+              <w:rPr>
+                <w:sz w:val="24"/>
+                <w:szCs w:val="24"/>
+              </w:rPr>
+              <w:t>SSID, BSSID, MAC-адреса</w:t>
+            </w:r>
+          </w:p>
+        </w:tc>
+        <w:tc>
+          <w:tcPr>
+            <w:tcW w:w="2739" w:type="dxa"/>
+          </w:tcPr>
+          <w:p>
+            <w:pPr>
+              <w:spacing w:line="276" w:lineRule="auto"/>
+              <w:ind w:firstLine="0"/>
+              <w:jc w:val="left"/>
+              <w:rPr>
+                <w:sz w:val="24"/>
+                <w:szCs w:val="24"/>
+              </w:rPr>
+            </w:pPr>
+            <w:r>
+              <w:rPr>
+                <w:sz w:val="24"/>
+                <w:szCs w:val="24"/>
+              </w:rPr>
+              <w:t>Высокая вычислительная эффективность, простота реализации</w:t>
+            </w:r>
+          </w:p>
+        </w:tc>
+        <w:tc>
+          <w:tcPr>
+            <w:tcW w:w="2460" w:type="dxa"/>
+          </w:tcPr>
+          <w:p>
+            <w:pPr>
+              <w:spacing w:line="276" w:lineRule="auto"/>
+              <w:ind w:firstLine="0"/>
+              <w:jc w:val="left"/>
+              <w:rPr>
+                <w:sz w:val="24"/>
+                <w:szCs w:val="24"/>
+              </w:rPr>
+            </w:pPr>
+            <w:r>
+              <w:rPr>
+                <w:sz w:val="24"/>
+                <w:szCs w:val="24"/>
+              </w:rPr>
+              <w:t>Уязвимость к подмене идентификаторов (</w:t>
+            </w:r>
+            <w:proofErr w:type="spellStart"/>
+            <w:r>
+              <w:rPr>
+                <w:sz w:val="24"/>
+                <w:szCs w:val="24"/>
+              </w:rPr>
+              <w:t>спуфинг</w:t>
+            </w:r>
+            <w:proofErr w:type="spellEnd"/>
+            <w:r>
+              <w:rPr>
+                <w:sz w:val="24"/>
+                <w:szCs w:val="24"/>
+              </w:rPr>
+              <w:t>)</w:t>
+            </w:r>
+          </w:p>
+        </w:tc>
+      </w:tr>
+      <w:tr>
+        <w:tc>
+          <w:tcPr>
+            <w:tcW w:w="2138" w:type="dxa"/>
+          </w:tcPr>
+          <w:p>
+            <w:pPr>
+              <w:spacing w:line="276" w:lineRule="auto"/>
+              <w:ind w:firstLine="0"/>
+              <w:jc w:val="left"/>
+              <w:rPr>
+                <w:sz w:val="24"/>
+                <w:szCs w:val="24"/>
+              </w:rPr>
+            </w:pPr>
+            <w:proofErr w:type="spellStart"/>
+            <w:r>
+              <w:rPr>
+                <w:sz w:val="24"/>
+                <w:szCs w:val="24"/>
+              </w:rPr>
+              <w:t>Сигнатурно</w:t>
+            </w:r>
+            <w:proofErr w:type="spellEnd"/>
+            <w:r>
+              <w:rPr>
+                <w:sz w:val="24"/>
+                <w:szCs w:val="24"/>
+              </w:rPr>
+              <w:t>-протокольные</w:t>
+            </w:r>
+          </w:p>
+        </w:tc>
+        <w:tc>
+          <w:tcPr>
+            <w:tcW w:w="2506" w:type="dxa"/>
+          </w:tcPr>
+          <w:p>
+            <w:pPr>
+              <w:spacing w:line="276" w:lineRule="auto"/>
+              <w:ind w:firstLine="0"/>
+              <w:jc w:val="left"/>
+              <w:rPr>
+                <w:sz w:val="24"/>
+                <w:szCs w:val="24"/>
+              </w:rPr>
+            </w:pPr>
+            <w:r>
+              <w:rPr>
+                <w:sz w:val="24"/>
+                <w:szCs w:val="24"/>
+              </w:rPr>
+              <w:t>Структура и последовательности управляющих и служебных кадров (</w:t>
+            </w:r>
+            <w:proofErr w:type="spellStart"/>
+            <w:r>
+              <w:rPr>
+                <w:sz w:val="24"/>
+                <w:szCs w:val="24"/>
+              </w:rPr>
+              <w:t>Beacon</w:t>
+            </w:r>
+            <w:proofErr w:type="spellEnd"/>
+            <w:r>
+              <w:rPr>
+                <w:sz w:val="24"/>
+                <w:szCs w:val="24"/>
+              </w:rPr>
+              <w:t xml:space="preserve">, </w:t>
+            </w:r>
+            <w:proofErr w:type="spellStart"/>
+            <w:r>
+              <w:rPr>
+                <w:sz w:val="24"/>
+                <w:szCs w:val="24"/>
+              </w:rPr>
+              <w:t>Probe</w:t>
+            </w:r>
+            <w:proofErr w:type="spellEnd"/>
+            <w:r>
+              <w:rPr>
+                <w:sz w:val="24"/>
+                <w:szCs w:val="24"/>
+              </w:rPr>
+              <w:t xml:space="preserve">, </w:t>
+            </w:r>
+            <w:proofErr w:type="spellStart"/>
+            <w:r>
+              <w:rPr>
+                <w:sz w:val="24"/>
+                <w:szCs w:val="24"/>
+              </w:rPr>
+              <w:t>Authentication</w:t>
+            </w:r>
+            <w:proofErr w:type="spellEnd"/>
+            <w:r>
+              <w:rPr>
+                <w:sz w:val="24"/>
+                <w:szCs w:val="24"/>
+              </w:rPr>
+              <w:t>, Association)</w:t>
+            </w:r>
+          </w:p>
+        </w:tc>
+        <w:tc>
+          <w:tcPr>
+            <w:tcW w:w="2739" w:type="dxa"/>
+          </w:tcPr>
+          <w:p>
+            <w:pPr>
+              <w:spacing w:line="276" w:lineRule="auto"/>
+              <w:ind w:firstLine="0"/>
+              <w:jc w:val="left"/>
+              <w:rPr>
+                <w:sz w:val="24"/>
+                <w:szCs w:val="24"/>
+              </w:rPr>
+            </w:pPr>
+            <w:r>
+              <w:rPr>
+                <w:sz w:val="24"/>
+                <w:szCs w:val="24"/>
+              </w:rPr>
+              <w:t>Обнаружение известных сценариев атак</w:t>
+            </w:r>
+          </w:p>
+        </w:tc>
+        <w:tc>
+          <w:tcPr>
+            <w:tcW w:w="2460" w:type="dxa"/>
+          </w:tcPr>
+          <w:p>
+            <w:pPr>
+              <w:spacing w:line="276" w:lineRule="auto"/>
+              <w:ind w:firstLine="0"/>
+              <w:jc w:val="left"/>
+              <w:rPr>
+                <w:sz w:val="24"/>
+                <w:szCs w:val="24"/>
+              </w:rPr>
+            </w:pPr>
+            <w:r>
+              <w:rPr>
+                <w:sz w:val="24"/>
+                <w:szCs w:val="24"/>
+              </w:rPr>
+              <w:t>Ограничены только формализованными угрозами; не выявляют новые типы атак</w:t>
+            </w:r>
+          </w:p>
+        </w:tc>
+      </w:tr>
+      <w:tr>
+        <w:tc>
+          <w:tcPr>
+            <w:tcW w:w="2138" w:type="dxa"/>
+          </w:tcPr>
+          <w:p>
+            <w:pPr>
+              <w:spacing w:line="276" w:lineRule="auto"/>
+              <w:ind w:firstLine="0"/>
+              <w:jc w:val="center"/>
+              <w:rPr>
+                <w:sz w:val="24"/>
+                <w:szCs w:val="24"/>
+                <w:lang w:val="en-US"/>
+              </w:rPr>
+            </w:pPr>
+            <w:r>
+              <w:rPr>
+                <w:sz w:val="24"/>
+                <w:szCs w:val="24"/>
+                <w:lang w:val="en-US"/>
+              </w:rPr>
+              <w:lastRenderedPageBreak/>
+              <w:t>. . .</w:t>
+            </w:r>
+          </w:p>
+        </w:tc>
+        <w:tc>
+          <w:tcPr>
+            <w:tcW w:w="2506" w:type="dxa"/>
+          </w:tcPr>
+          <w:p>
+            <w:pPr>
+              <w:spacing w:line="276" w:lineRule="auto"/>
+              <w:ind w:firstLine="0"/>
+              <w:jc w:val="center"/>
+              <w:rPr>
+                <w:sz w:val="24"/>
+                <w:szCs w:val="24"/>
+              </w:rPr>
+            </w:pPr>
+            <w:r>
+              <w:rPr>
+                <w:sz w:val="24"/>
+                <w:szCs w:val="24"/>
+                <w:lang w:val="en-US"/>
+              </w:rPr>
+              <w:t>. . .</w:t>
+            </w:r>
+          </w:p>
+        </w:tc>
+        <w:tc>
+          <w:tcPr>
+            <w:tcW w:w="2739" w:type="dxa"/>
+          </w:tcPr>
+          <w:p>
+            <w:pPr>
+              <w:spacing w:line="276" w:lineRule="auto"/>
+              <w:ind w:firstLine="0"/>
+              <w:jc w:val="center"/>
+              <w:rPr>
+                <w:sz w:val="24"/>
+                <w:szCs w:val="24"/>
+              </w:rPr>
+            </w:pPr>
+            <w:r>
+              <w:rPr>
+                <w:sz w:val="24"/>
+                <w:szCs w:val="24"/>
+                <w:lang w:val="en-US"/>
+              </w:rPr>
+              <w:t>. . .</w:t>
+            </w:r>
+          </w:p>
+        </w:tc>
+        <w:tc>
+          <w:tcPr>
+            <w:tcW w:w="2460" w:type="dxa"/>
+          </w:tcPr>
+          <w:p>
+            <w:pPr>
+              <w:spacing w:line="276" w:lineRule="auto"/>
+              <w:ind w:firstLine="0"/>
+              <w:jc w:val="center"/>
+              <w:rPr>
+                <w:sz w:val="24"/>
+                <w:szCs w:val="24"/>
+              </w:rPr>
+            </w:pPr>
+            <w:r>
+              <w:rPr>
+                <w:sz w:val="24"/>
+                <w:szCs w:val="24"/>
+                <w:lang w:val="en-US"/>
+              </w:rPr>
+              <w:t>. . .</w:t>
+            </w:r>
+          </w:p>
+        </w:tc>
+      </w:tr>
+      <w:tr>
+        <w:tc>
+          <w:tcPr>
+            <w:tcW w:w="2138" w:type="dxa"/>
+          </w:tcPr>
+          <w:p>
+            <w:pPr>
+              <w:spacing w:line="276" w:lineRule="auto"/>
+              <w:ind w:firstLine="0"/>
+              <w:jc w:val="left"/>
+              <w:rPr>
+                <w:sz w:val="24"/>
+                <w:szCs w:val="24"/>
+              </w:rPr>
+            </w:pPr>
+            <w:r>
+              <w:rPr>
+                <w:sz w:val="24"/>
+                <w:szCs w:val="24"/>
+              </w:rPr>
+              <w:t>Статистические и поведенческие</w:t>
+            </w:r>
+          </w:p>
+        </w:tc>
+        <w:tc>
+          <w:tcPr>
+            <w:tcW w:w="2506" w:type="dxa"/>
+          </w:tcPr>
+          <w:p>
+            <w:pPr>
+              <w:spacing w:line="276" w:lineRule="auto"/>
+              <w:ind w:firstLine="0"/>
+              <w:jc w:val="left"/>
+              <w:rPr>
+                <w:sz w:val="24"/>
+                <w:szCs w:val="24"/>
+              </w:rPr>
+            </w:pPr>
+            <w:r>
+              <w:rPr>
+                <w:sz w:val="24"/>
+                <w:szCs w:val="24"/>
+              </w:rPr>
+              <w:t>Агрегированные характеристики активности: частота кадров, временные интервалы, распределения уровня сигнала</w:t>
+            </w:r>
+          </w:p>
+        </w:tc>
+        <w:tc>
+          <w:tcPr>
+            <w:tcW w:w="2739" w:type="dxa"/>
+          </w:tcPr>
+          <w:p>
+            <w:pPr>
+              <w:spacing w:line="276" w:lineRule="auto"/>
+              <w:ind w:firstLine="0"/>
+              <w:jc w:val="left"/>
+              <w:rPr>
+                <w:sz w:val="24"/>
+                <w:szCs w:val="24"/>
+              </w:rPr>
+            </w:pPr>
+            <w:r>
+              <w:rPr>
+                <w:sz w:val="24"/>
+                <w:szCs w:val="24"/>
+              </w:rPr>
+              <w:t>Выявление ранее неизвестных аномалий</w:t>
+            </w:r>
+          </w:p>
+        </w:tc>
+        <w:tc>
+          <w:tcPr>
+            <w:tcW w:w="2460" w:type="dxa"/>
+          </w:tcPr>
+          <w:p>
+            <w:pPr>
+              <w:spacing w:line="276" w:lineRule="auto"/>
+              <w:ind w:firstLine="0"/>
+              <w:jc w:val="left"/>
+              <w:rPr>
+                <w:sz w:val="24"/>
+                <w:szCs w:val="24"/>
+              </w:rPr>
+            </w:pPr>
+            <w:r>
+              <w:rPr>
+                <w:sz w:val="24"/>
+                <w:szCs w:val="24"/>
+              </w:rPr>
+              <w:t>Зависимость от качества и полноты накопленных данных, необходимость адаптации к конкретной среде</w:t>
+            </w:r>
+          </w:p>
+        </w:tc>
+      </w:tr>
+      <w:tr>
+        <w:tc>
+          <w:tcPr>
+            <w:tcW w:w="2138" w:type="dxa"/>
+          </w:tcPr>
+          <w:p>
+            <w:pPr>
+              <w:spacing w:line="276" w:lineRule="auto"/>
+              <w:ind w:firstLine="0"/>
+              <w:jc w:val="left"/>
+              <w:rPr>
+                <w:sz w:val="24"/>
+                <w:szCs w:val="24"/>
+              </w:rPr>
+            </w:pPr>
+            <w:r>
+              <w:rPr>
+                <w:sz w:val="24"/>
+                <w:szCs w:val="24"/>
+              </w:rPr>
+              <w:t>Физические (RSSI)</w:t>
+            </w:r>
+          </w:p>
+        </w:tc>
+        <w:tc>
+          <w:tcPr>
+            <w:tcW w:w="2506" w:type="dxa"/>
+          </w:tcPr>
+          <w:p>
+            <w:pPr>
+              <w:spacing w:line="276" w:lineRule="auto"/>
+              <w:ind w:firstLine="0"/>
+              <w:jc w:val="left"/>
+              <w:rPr>
+                <w:sz w:val="24"/>
+                <w:szCs w:val="24"/>
+              </w:rPr>
+            </w:pPr>
+            <w:r>
+              <w:rPr>
+                <w:sz w:val="24"/>
+                <w:szCs w:val="24"/>
+              </w:rPr>
+              <w:t>Мощность принимаемого сигнала (RSSI), уровень шума</w:t>
+            </w:r>
+          </w:p>
+        </w:tc>
+        <w:tc>
+          <w:tcPr>
+            <w:tcW w:w="2739" w:type="dxa"/>
+          </w:tcPr>
+          <w:p>
+            <w:pPr>
+              <w:spacing w:line="276" w:lineRule="auto"/>
+              <w:ind w:firstLine="0"/>
+              <w:jc w:val="left"/>
+              <w:rPr>
+                <w:sz w:val="24"/>
+                <w:szCs w:val="24"/>
+              </w:rPr>
+            </w:pPr>
+            <w:r>
+              <w:rPr>
+                <w:sz w:val="24"/>
+                <w:szCs w:val="24"/>
+              </w:rPr>
+              <w:t>Возможность приблизительной локализации источников</w:t>
+            </w:r>
+          </w:p>
+        </w:tc>
+        <w:tc>
+          <w:tcPr>
+            <w:tcW w:w="2460" w:type="dxa"/>
+          </w:tcPr>
+          <w:p>
+            <w:pPr>
+              <w:spacing w:line="276" w:lineRule="auto"/>
+              <w:ind w:firstLine="0"/>
+              <w:jc w:val="left"/>
+              <w:rPr>
+                <w:sz w:val="24"/>
+                <w:szCs w:val="24"/>
+              </w:rPr>
+            </w:pPr>
+            <w:r>
+              <w:rPr>
+                <w:sz w:val="24"/>
+                <w:szCs w:val="24"/>
+              </w:rPr>
+              <w:t>Высокая чувствительность к многолучевому распространению и условиям среды</w:t>
+            </w:r>
+          </w:p>
+        </w:tc>
+      </w:tr>
+      <w:tr>
+        <w:tc>
+          <w:tcPr>
+            <w:tcW w:w="2138" w:type="dxa"/>
+          </w:tcPr>
+          <w:p>
+            <w:pPr>
+              <w:spacing w:line="276" w:lineRule="auto"/>
+              <w:ind w:firstLine="0"/>
+              <w:jc w:val="left"/>
+              <w:rPr>
+                <w:sz w:val="24"/>
+                <w:szCs w:val="24"/>
+              </w:rPr>
+            </w:pPr>
+            <w:r>
+              <w:rPr>
+                <w:sz w:val="24"/>
+                <w:szCs w:val="24"/>
+              </w:rPr>
+              <w:t>На основе информации о состоянии канала (CSI)</w:t>
+            </w:r>
+          </w:p>
+        </w:tc>
+        <w:tc>
+          <w:tcPr>
+            <w:tcW w:w="2506" w:type="dxa"/>
+          </w:tcPr>
+          <w:p>
+            <w:pPr>
+              <w:spacing w:line="276" w:lineRule="auto"/>
+              <w:ind w:firstLine="0"/>
+              <w:jc w:val="left"/>
+              <w:rPr>
+                <w:sz w:val="24"/>
+                <w:szCs w:val="24"/>
+              </w:rPr>
+            </w:pPr>
+            <w:r>
+              <w:rPr>
+                <w:sz w:val="24"/>
+                <w:szCs w:val="24"/>
+              </w:rPr>
+              <w:t xml:space="preserve">Амплитудно-фазовые характеристики </w:t>
+            </w:r>
+            <w:proofErr w:type="spellStart"/>
+            <w:r>
+              <w:rPr>
+                <w:sz w:val="24"/>
+                <w:szCs w:val="24"/>
+              </w:rPr>
+              <w:t>поднесущих</w:t>
+            </w:r>
+            <w:proofErr w:type="spellEnd"/>
+            <w:r>
+              <w:rPr>
+                <w:sz w:val="24"/>
+                <w:szCs w:val="24"/>
+              </w:rPr>
+              <w:t xml:space="preserve"> OFDM-сигнала</w:t>
+            </w:r>
+          </w:p>
+        </w:tc>
+        <w:tc>
+          <w:tcPr>
+            <w:tcW w:w="2739" w:type="dxa"/>
+          </w:tcPr>
+          <w:p>
+            <w:pPr>
+              <w:spacing w:line="276" w:lineRule="auto"/>
+              <w:ind w:firstLine="0"/>
+              <w:jc w:val="left"/>
+              <w:rPr>
+                <w:sz w:val="24"/>
+                <w:szCs w:val="24"/>
+              </w:rPr>
+            </w:pPr>
+            <w:r>
+              <w:rPr>
+                <w:sz w:val="24"/>
+                <w:szCs w:val="24"/>
+              </w:rPr>
+              <w:t>Высокая детализация описания радиоканала, возможность различения устройств с одинаковыми сетевыми идентификаторами</w:t>
+            </w:r>
+          </w:p>
+        </w:tc>
+        <w:tc>
+          <w:tcPr>
+            <w:tcW w:w="2460" w:type="dxa"/>
+          </w:tcPr>
+          <w:p>
+            <w:pPr>
+              <w:spacing w:line="276" w:lineRule="auto"/>
+              <w:ind w:firstLine="0"/>
+              <w:jc w:val="left"/>
+              <w:rPr>
+                <w:sz w:val="24"/>
+                <w:szCs w:val="24"/>
+              </w:rPr>
+            </w:pPr>
+            <w:r>
+              <w:rPr>
+                <w:sz w:val="24"/>
+                <w:szCs w:val="24"/>
+              </w:rPr>
+              <w:t>Повышенные требования к аппаратной реализации, чувствительность к изменениям окружающей среды</w:t>
+            </w:r>
+          </w:p>
+        </w:tc>
+      </w:tr>
+      <w:tr>
+        <w:tc>
+          <w:tcPr>
+            <w:tcW w:w="2138" w:type="dxa"/>
+          </w:tcPr>
+          <w:p>
+            <w:pPr>
+              <w:spacing w:line="276" w:lineRule="auto"/>
+              <w:ind w:firstLine="0"/>
+              <w:jc w:val="left"/>
+              <w:rPr>
+                <w:sz w:val="24"/>
+                <w:szCs w:val="24"/>
+              </w:rPr>
+            </w:pPr>
+            <w:r>
+              <w:rPr>
+                <w:sz w:val="24"/>
+                <w:szCs w:val="24"/>
+              </w:rPr>
+              <w:t>Мультимодальные</w:t>
+            </w:r>
+          </w:p>
+        </w:tc>
+        <w:tc>
+          <w:tcPr>
+            <w:tcW w:w="2506" w:type="dxa"/>
+          </w:tcPr>
+          <w:p>
+            <w:pPr>
+              <w:spacing w:line="276" w:lineRule="auto"/>
+              <w:ind w:firstLine="0"/>
+              <w:jc w:val="left"/>
+              <w:rPr>
+                <w:sz w:val="24"/>
+                <w:szCs w:val="24"/>
+              </w:rPr>
+            </w:pPr>
+            <w:r>
+              <w:rPr>
+                <w:sz w:val="24"/>
+                <w:szCs w:val="24"/>
+              </w:rPr>
+              <w:t>Совместное использование идентификационных, статистических и физических признаков</w:t>
+            </w:r>
+          </w:p>
+        </w:tc>
+        <w:tc>
+          <w:tcPr>
+            <w:tcW w:w="2739" w:type="dxa"/>
+          </w:tcPr>
+          <w:p>
+            <w:pPr>
+              <w:spacing w:line="276" w:lineRule="auto"/>
+              <w:ind w:firstLine="0"/>
+              <w:jc w:val="left"/>
+              <w:rPr>
+                <w:sz w:val="24"/>
+                <w:szCs w:val="24"/>
+              </w:rPr>
+            </w:pPr>
+            <w:r>
+              <w:rPr>
+                <w:sz w:val="24"/>
+                <w:szCs w:val="24"/>
+              </w:rPr>
+              <w:t>Компенсация ограничений отдельных методов, повышение устойчивости обнаружения</w:t>
+            </w:r>
+          </w:p>
+        </w:tc>
+        <w:tc>
+          <w:tcPr>
+            <w:tcW w:w="2460" w:type="dxa"/>
+          </w:tcPr>
+          <w:p>
+            <w:pPr>
+              <w:spacing w:line="276" w:lineRule="auto"/>
+              <w:ind w:firstLine="0"/>
+              <w:jc w:val="left"/>
+              <w:rPr>
+                <w:sz w:val="24"/>
+                <w:szCs w:val="24"/>
+              </w:rPr>
+            </w:pPr>
+            <w:r>
+              <w:rPr>
+                <w:sz w:val="24"/>
+                <w:szCs w:val="24"/>
+              </w:rPr>
+              <w:t>Усложнение архитектуры системы, необходимость в механизмах слияния разнородных данных</w:t>
+            </w:r>
+          </w:p>
+        </w:tc>
+      </w:tr>
+    </w:tbl>
+    <w:p>
+      <w:pPr>
+        <w:ind w:firstLine="0"/>
+      </w:pPr>
+    </w:p>
+    <w:p>
+      <w:pPr>
+        <w:ind w:firstLine="709"/>
+      </w:pPr>
+      <w:r>
         <w:t xml:space="preserve">1.3.2 </w:t>
       </w:r>
       <w:r>
@@ -3721,112 +4604,112 @@
         <w:ind w:firstLine="0"/>
       </w:pPr>
       <w:r>
+        <w:tab/>
+        <w:t xml:space="preserve">В рамках данного класса методов основным принципом является сопоставление наблюдаемых идентификаторов с заранее заданными эталонными множествами, включающими зарегистрированные и разрешённые </w:t>
+      </w:r>
+      <w:r>
+        <w:lastRenderedPageBreak/>
+        <w:t>устройства. Отклонения от указанного множества рассматриваются как потенциальные признаки появления незарегистрированных или несанкционированных источников излучения. Таким образом, формируется базовый механизм выявления аномальных объектов на уровне сетевой идентификации.</w:t>
+      </w:r>
+    </w:p>
+    <w:p>
+      <w:pPr>
+        <w:ind w:firstLine="0"/>
+      </w:pPr>
+      <w:r>
+        <w:tab/>
+        <w:t xml:space="preserve">Дополнительным источником информации выступают служебные кадры протокола IEEE 802.11, в частности </w:t>
+      </w:r>
+      <w:proofErr w:type="spellStart"/>
+      <w:r>
+        <w:t>Beacon</w:t>
+      </w:r>
+      <w:proofErr w:type="spellEnd"/>
+      <w:r>
+        <w:t xml:space="preserve"> и </w:t>
+      </w:r>
+      <w:proofErr w:type="spellStart"/>
+      <w:r>
+        <w:t>Probe</w:t>
+      </w:r>
+      <w:proofErr w:type="spellEnd"/>
+      <w:r>
+        <w:t xml:space="preserve"> кадры, которые содержат сведения о наличии и характеристиках беспроводных сетей. </w:t>
+      </w:r>
+      <w:proofErr w:type="spellStart"/>
+      <w:r>
+        <w:t>Beacon</w:t>
+      </w:r>
+      <w:proofErr w:type="spellEnd"/>
+      <w:r>
+        <w:t xml:space="preserve">-кадры, периодически передаваемые точками доступа, обеспечивают их пассивное обнаружение в зоне </w:t>
+      </w:r>
+      <w:proofErr w:type="spellStart"/>
+      <w:r>
+        <w:t>радиопокрытия</w:t>
+      </w:r>
+      <w:proofErr w:type="spellEnd"/>
+      <w:r>
+        <w:t xml:space="preserve">, тогда как </w:t>
+      </w:r>
+      <w:proofErr w:type="spellStart"/>
+      <w:r>
+        <w:t>Probe</w:t>
+      </w:r>
+      <w:proofErr w:type="spellEnd"/>
+      <w:r>
+        <w:t xml:space="preserve"> </w:t>
+      </w:r>
+      <w:proofErr w:type="spellStart"/>
+      <w:r>
+        <w:t>Request</w:t>
+      </w:r>
+      <w:proofErr w:type="spellEnd"/>
+      <w:r>
+        <w:t xml:space="preserve"> и </w:t>
+      </w:r>
+      <w:proofErr w:type="spellStart"/>
+      <w:r>
+        <w:t>Probe</w:t>
+      </w:r>
+      <w:proofErr w:type="spellEnd"/>
+      <w:r>
+        <w:t xml:space="preserve"> Response кадры отражают активность клиентских устройств и динамику их взаимодействия с доступными сетями. Анализ частоты и структуры данных кадров позволяет оценивать устойчивость присутствия источников и выявлять отклонения в их поведении.</w:t>
+      </w:r>
+    </w:p>
+    <w:p>
+      <w:pPr>
+        <w:ind w:firstLine="0"/>
+      </w:pPr>
+      <w:r>
+        <w:tab/>
+        <w:t>Для повышения надёжности обнаружения применяется согласование наблюдений, полученных от нескольких сенсорных узлов. Совместный анализ идентификационных параметров и измерений уровня сигнала (RSSI) позволяет уменьшить влияние кратковременных колебаний радиосреды и повысить устойчивость к ошибкам наблюдения. В результате формируются более стабильные агрегированные представления об источниках излучения, используемые на последующих этапах обработки.</w:t>
+      </w:r>
+    </w:p>
+    <w:p>
+      <w:pPr>
+        <w:ind w:firstLine="0"/>
+      </w:pPr>
+      <w:r>
+        <w:tab/>
+        <w:t>Следует отметить, что методы данного класса характеризуются высокой зависимостью от активности обнаруживаемых устройств. Источники, минимизирующие передачу служебных кадров или функционирующие в режимах ограниченной активности, могут быть не зафиксированы в процессе пассивного мониторинга. Дополнительным ограничением является возможность подмены идентификаторов (например, MAC-</w:t>
+      </w:r>
+      <w:proofErr w:type="spellStart"/>
+      <w:r>
+        <w:t>спуфинг</w:t>
+      </w:r>
+      <w:proofErr w:type="spellEnd"/>
+      <w:r>
+        <w:t>), что снижает надёжность идентификации при использовании исключительно логических параметров.</w:t>
+      </w:r>
+    </w:p>
+    <w:p>
+      <w:pPr>
+        <w:ind w:firstLine="0"/>
+      </w:pPr>
+      <w:r>
         <w:lastRenderedPageBreak/>
         <w:tab/>
-        <w:t>В рамках данного класса методов основным принципом является сопоставление наблюдаемых идентификаторов с заранее заданными эталонными множествами, включающими зарегистрированные и разрешённые устройства. Отклонения от указанного множества рассматриваются как потенциальные признаки появления незарегистрированных или несанкционированных источников излучения. Таким образом, формируется базовый механизм выявления аномальных объектов на уровне сетевой идентификации.</w:t>
-      </w:r>
-    </w:p>
-    <w:p>
-      <w:pPr>
-        <w:ind w:firstLine="0"/>
-      </w:pPr>
-      <w:r>
-        <w:tab/>
-        <w:t xml:space="preserve">Дополнительным источником информации выступают служебные кадры протокола IEEE 802.11, в частности </w:t>
-      </w:r>
-      <w:proofErr w:type="spellStart"/>
-      <w:r>
-        <w:t>Beacon</w:t>
-      </w:r>
-      <w:proofErr w:type="spellEnd"/>
-      <w:r>
-        <w:t xml:space="preserve"> и </w:t>
-      </w:r>
-      <w:proofErr w:type="spellStart"/>
-      <w:r>
-        <w:t>Probe</w:t>
-      </w:r>
-      <w:proofErr w:type="spellEnd"/>
-      <w:r>
-        <w:t xml:space="preserve"> кадры, которые содержат сведения о наличии и характеристиках беспроводных сетей. </w:t>
-      </w:r>
-      <w:proofErr w:type="spellStart"/>
-      <w:r>
-        <w:t>Beacon</w:t>
-      </w:r>
-      <w:proofErr w:type="spellEnd"/>
-      <w:r>
-        <w:t xml:space="preserve">-кадры, периодически передаваемые точками доступа, обеспечивают их пассивное обнаружение в зоне </w:t>
-      </w:r>
-      <w:proofErr w:type="spellStart"/>
-      <w:r>
-        <w:t>радиопокрытия</w:t>
-      </w:r>
-      <w:proofErr w:type="spellEnd"/>
-      <w:r>
-        <w:t xml:space="preserve">, тогда как </w:t>
-      </w:r>
-      <w:proofErr w:type="spellStart"/>
-      <w:r>
-        <w:t>Probe</w:t>
-      </w:r>
-      <w:proofErr w:type="spellEnd"/>
-      <w:r>
-        <w:t xml:space="preserve"> </w:t>
-      </w:r>
-      <w:proofErr w:type="spellStart"/>
-      <w:r>
-        <w:t>Request</w:t>
-      </w:r>
-      <w:proofErr w:type="spellEnd"/>
-      <w:r>
-        <w:t xml:space="preserve"> и </w:t>
-      </w:r>
-      <w:proofErr w:type="spellStart"/>
-      <w:r>
-        <w:t>Probe</w:t>
-      </w:r>
-      <w:proofErr w:type="spellEnd"/>
-      <w:r>
-        <w:t xml:space="preserve"> Response кадры отражают активность клиентских устройств и динамику их взаимодействия с доступными сетями. Анализ частоты и структуры данных кадров позволяет оценивать устойчивость присутствия источников и выявлять отклонения в их поведении.</w:t>
-      </w:r>
-    </w:p>
-    <w:p>
-      <w:pPr>
-        <w:ind w:firstLine="0"/>
-      </w:pPr>
-      <w:r>
-        <w:tab/>
-        <w:t>Для повышения надёжности обнаружения применяется согласование наблюдений, полученных от нескольких сенсорных узлов. Совместный анализ идентификационных параметров и измерений уровня сигнала (RSSI) позволяет уменьшить влияние кратковременных колебаний радиосреды и повысить устойчивость к ошибкам наблюдения. В результате формируются более стабильные агрегированные представления об источниках излучения, используемые на последующих этапах обработки.</w:t>
-      </w:r>
-    </w:p>
-    <w:p>
-      <w:pPr>
-        <w:ind w:firstLine="0"/>
-      </w:pPr>
-      <w:r>
-        <w:tab/>
-        <w:t xml:space="preserve">Следует отметить, что методы данного класса характеризуются высокой зависимостью от активности обнаруживаемых устройств. Источники, минимизирующие передачу служебных кадров или функционирующие в режимах ограниченной активности, могут быть не зафиксированы в процессе пассивного мониторинга. Дополнительным ограничением является </w:t>
-      </w:r>
-      <w:r>
-        <w:lastRenderedPageBreak/>
-        <w:t>возможность подмены идентификаторов (например, MAC-</w:t>
-      </w:r>
-      <w:proofErr w:type="spellStart"/>
-      <w:r>
-        <w:t>спуфинг</w:t>
-      </w:r>
-      <w:proofErr w:type="spellEnd"/>
-      <w:r>
-        <w:t>), что снижает надёжность идентификации при использовании исключительно логических параметров.</w:t>
-      </w:r>
-    </w:p>
-    <w:p>
-      <w:pPr>
-        <w:ind w:firstLine="0"/>
-      </w:pPr>
-      <w:r>
-        <w:tab/>
         <w:t>1.3.3 Статистические и поведенческие методы анализа</w:t>
       </w:r>
     </w:p>
@@ -3868,20 +4751,20 @@
       </w:pPr>
       <w:r>
         <w:tab/>
-        <w:t xml:space="preserve">Поведенческие методы дополняют статистический анализ за счёт рассмотрения последовательностей событий во времени. В данном случае анализируется не только совокупность значений параметров, но и их временная структура, включая регулярность появления кадров, изменение интенсивности активности устройств и наличие устойчивых паттернов взаимодействия между участниками беспроводной среды. Отклонения от типовых поведенческих </w:t>
+        <w:t>Поведенческие методы дополняют статистический анализ за счёт рассмотрения последовательностей событий во времени. В данном случае анализируется не только совокупность значений параметров, но и их временная структура, включая регулярность появления кадров, изменение интенсивности активности устройств и наличие устойчивых паттернов взаимодействия между участниками беспроводной среды. Отклонения от типовых поведенческих моделей могут свидетельствовать о появлении новых источников излучения либо о модификации поведения существующих устройств.</w:t>
+      </w:r>
+    </w:p>
+    <w:p>
+      <w:pPr>
+        <w:ind w:firstLine="0"/>
+      </w:pPr>
+      <w:r>
+        <w:tab/>
+        <w:t xml:space="preserve">Отдельное значение имеют методы выявления аномалий, основанные на анализе многомерных признаков. В этом случае каждое наблюдаемое </w:t>
       </w:r>
       <w:r>
         <w:lastRenderedPageBreak/>
-        <w:t>моделей могут свидетельствовать о появлении новых источников излучения либо о модификации поведения существующих устройств.</w:t>
-      </w:r>
-    </w:p>
-    <w:p>
-      <w:pPr>
-        <w:ind w:firstLine="0"/>
-      </w:pPr>
-      <w:r>
-        <w:tab/>
-        <w:t>Отдельное значение имеют методы выявления аномалий, основанные на анализе многомерных признаков. В этом случае каждое наблюдаемое устройство или источник описывается вектором характеристик, включающим как сетевые идентификаторы, так и физические параметры сигнала. Далее применяется процедура сравнения с эталонным пространством признаков, в рамках которой могут использоваться методы кластеризации, оценки плотности распределения или выявления выбросов. Объекты, не принадлежащие ни к одному устойчивому кластеру или существенно отклоняющиеся от основной массы наблюдений, рассматриваются как потенциально аномальные.</w:t>
+        <w:t>устройство или источник описывается вектором характеристик, включающим как сетевые идентификаторы, так и физические параметры сигнала. Далее применяется процедура сравнения с эталонным пространством признаков, в рамках которой могут использоваться методы кластеризации, оценки плотности распределения или выявления выбросов. Объекты, не принадлежащие ни к одному устойчивому кластеру или существенно отклоняющиеся от основной массы наблюдений, рассматриваются как потенциально аномальные.</w:t>
       </w:r>
     </w:p>
     <w:p>
@@ -3936,7 +4819,6 @@
         <w:ind w:firstLine="0"/>
       </w:pPr>
       <w:r>
-        <w:lastRenderedPageBreak/>
         <w:tab/>
         <w:t>Одной из наиболее распространённых моделей является логарифмическая модель затухания сигнала (</w:t>
       </w:r>
@@ -3962,22 +4844,18 @@
       </w:r>
       <w:proofErr w:type="spellEnd"/>
       <w:r>
-        <w:t xml:space="preserve"> Model), описывающая зависимость уровня принимаемого сигнала от расстояния в условиях неоднородной среды. Данная модель формализует связь между излучаемой и принимаемой мощностью с учётом коэффициента затухания среды и опорного расстояния. Соответствующее математическое выражение приводится в [</w:t>
-      </w:r>
-      <w:r>
-        <w:rPr>
-          <w:shd w:val="clear" w:color="auto" w:fill="FF0000"/>
-        </w:rPr>
-        <w:t>?</w:t>
-      </w:r>
-      <w:r>
-        <w:t>], где учитываются базовые параметры радиоканала и средовые потери.</w:t>
-      </w:r>
-    </w:p>
-    <w:p>
-      <w:pPr>
-        <w:pStyle w:val="3"/>
-      </w:pPr>
+        <w:t xml:space="preserve"> Model), описывающая зависимость уровня принимаемого сигнала от расстояния в условиях неоднородной среды. Данная модель формализует связь между излучаемой и </w:t>
+      </w:r>
+      <w:r>
+        <w:lastRenderedPageBreak/>
+        <w:t xml:space="preserve">принимаемой мощностью с учётом коэффициента затухания среды и опорного расстояния. Соответствующее математическое выражение приводится в </w:t>
+      </w:r>
+      <w:r>
+        <w:t>(1.1) и (1.2)</w:t>
+      </w:r>
+      <w:r>
+        <w:t>, где учитываются базовые параметры радиоканала и средовые потери.</w:t>
+      </w:r>
     </w:p>
     <w:tbl>
       <w:tblPr>
@@ -3987,13 +4865,18 @@
         <w:tblLook w:val="04A0" w:firstRow="1" w:lastRow="0" w:firstColumn="1" w:lastColumn="0" w:noHBand="0" w:noVBand="1"/>
       </w:tblPr>
       <w:tblGrid>
-        <w:gridCol w:w="8642"/>
-        <w:gridCol w:w="844"/>
+        <w:gridCol w:w="676"/>
+        <w:gridCol w:w="1114"/>
+        <w:gridCol w:w="368"/>
+        <w:gridCol w:w="6484"/>
+        <w:gridCol w:w="712"/>
+        <w:gridCol w:w="132"/>
       </w:tblGrid>
       <w:tr>
         <w:tc>
           <w:tcPr>
-            <w:tcW w:w="8641" w:type="dxa"/>
+            <w:tcW w:w="8642" w:type="dxa"/>
+            <w:gridSpan w:val="4"/>
             <w:tcBorders>
               <w:top w:val="nil"/>
               <w:left w:val="nil"/>
@@ -4055,6 +4938,7 @@
         <w:tc>
           <w:tcPr>
             <w:tcW w:w="844" w:type="dxa"/>
+            <w:gridSpan w:val="2"/>
             <w:tcBorders>
               <w:top w:val="nil"/>
               <w:left w:val="nil"/>
@@ -4073,18 +4957,19 @@
               </w:rPr>
             </w:pPr>
             <w:r>
-              <w:rPr>
-                <w:highlight w:val="darkRed"/>
-              </w:rPr>
-              <w:t>(?)</w:t>
+              <w:t>(1.1)</w:t>
             </w:r>
           </w:p>
         </w:tc>
       </w:tr>
       <w:tr>
-        <w:tc>
-          <w:tcPr>
-            <w:tcW w:w="8641" w:type="dxa"/>
+        <w:trPr>
+          <w:trHeight w:val="690"/>
+        </w:trPr>
+        <w:tc>
+          <w:tcPr>
+            <w:tcW w:w="8642" w:type="dxa"/>
+            <w:gridSpan w:val="4"/>
             <w:tcBorders>
               <w:top w:val="nil"/>
               <w:left w:val="nil"/>
@@ -4227,6 +5112,7 @@
         <w:tc>
           <w:tcPr>
             <w:tcW w:w="844" w:type="dxa"/>
+            <w:gridSpan w:val="2"/>
             <w:tcBorders>
               <w:top w:val="nil"/>
               <w:left w:val="nil"/>
@@ -4245,35 +5131,15 @@
               </w:rPr>
             </w:pPr>
             <w:r>
-              <w:rPr>
-                <w:highlight w:val="darkRed"/>
-              </w:rPr>
-              <w:t>(?)</w:t>
+              <w:t>(1.2)</w:t>
             </w:r>
           </w:p>
         </w:tc>
       </w:tr>
-    </w:tbl>
-    <w:p>
-      <w:pPr>
-        <w:ind w:firstLine="0"/>
-      </w:pPr>
-    </w:p>
-    <w:tbl>
-      <w:tblPr>
-        <w:tblStyle w:val="ae"/>
-        <w:tblW w:w="9354" w:type="dxa"/>
-        <w:tblLayout w:type="fixed"/>
-        <w:tblLook w:val="04A0" w:firstRow="1" w:lastRow="0" w:firstColumn="1" w:lastColumn="0" w:noHBand="0" w:noVBand="1"/>
-      </w:tblPr>
-      <w:tblGrid>
-        <w:gridCol w:w="676"/>
-        <w:gridCol w:w="1114"/>
-        <w:gridCol w:w="368"/>
-        <w:gridCol w:w="7196"/>
-      </w:tblGrid>
       <w:tr>
         <w:trPr>
+          <w:gridAfter w:val="1"/>
+          <w:wAfter w:w="132" w:type="dxa"/>
           <w:trHeight w:val="364"/>
         </w:trPr>
         <w:tc>
@@ -4368,7 +5234,8 @@
         </w:tc>
         <w:tc>
           <w:tcPr>
-            <w:tcW w:w="7195" w:type="dxa"/>
+            <w:tcW w:w="7196" w:type="dxa"/>
+            <w:gridSpan w:val="2"/>
             <w:tcBorders>
               <w:top w:val="nil"/>
               <w:left w:val="nil"/>
@@ -4389,6 +5256,8 @@
       </w:tr>
       <w:tr>
         <w:trPr>
+          <w:gridAfter w:val="1"/>
+          <w:wAfter w:w="132" w:type="dxa"/>
           <w:trHeight w:val="356"/>
         </w:trPr>
         <w:tc>
@@ -4461,7 +5330,8 @@
         </w:tc>
         <w:tc>
           <w:tcPr>
-            <w:tcW w:w="7195" w:type="dxa"/>
+            <w:tcW w:w="7196" w:type="dxa"/>
+            <w:gridSpan w:val="2"/>
             <w:tcBorders>
               <w:top w:val="nil"/>
               <w:left w:val="nil"/>
@@ -4482,6 +5352,8 @@
       </w:tr>
       <w:tr>
         <w:trPr>
+          <w:gridAfter w:val="1"/>
+          <w:wAfter w:w="132" w:type="dxa"/>
           <w:trHeight w:val="356"/>
         </w:trPr>
         <w:tc>
@@ -4554,7 +5426,8 @@
         </w:tc>
         <w:tc>
           <w:tcPr>
-            <w:tcW w:w="7195" w:type="dxa"/>
+            <w:tcW w:w="7196" w:type="dxa"/>
+            <w:gridSpan w:val="2"/>
             <w:tcBorders>
               <w:top w:val="nil"/>
               <w:left w:val="nil"/>
@@ -4586,6 +5459,8 @@
       </w:tr>
       <w:tr>
         <w:trPr>
+          <w:gridAfter w:val="1"/>
+          <w:wAfter w:w="132" w:type="dxa"/>
           <w:trHeight w:val="356"/>
         </w:trPr>
         <w:tc>
@@ -4677,7 +5552,8 @@
         </w:tc>
         <w:tc>
           <w:tcPr>
-            <w:tcW w:w="7195" w:type="dxa"/>
+            <w:tcW w:w="7196" w:type="dxa"/>
+            <w:gridSpan w:val="2"/>
             <w:tcBorders>
               <w:top w:val="nil"/>
               <w:left w:val="nil"/>
@@ -4698,6 +5574,8 @@
       </w:tr>
       <w:tr>
         <w:trPr>
+          <w:gridAfter w:val="1"/>
+          <w:wAfter w:w="132" w:type="dxa"/>
           <w:trHeight w:val="356"/>
         </w:trPr>
         <w:tc>
@@ -4801,7 +5679,8 @@
         </w:tc>
         <w:tc>
           <w:tcPr>
-            <w:tcW w:w="7195" w:type="dxa"/>
+            <w:tcW w:w="7196" w:type="dxa"/>
+            <w:gridSpan w:val="2"/>
             <w:tcBorders>
               <w:top w:val="nil"/>
               <w:left w:val="nil"/>
@@ -4901,11 +5780,7 @@
       </w:pPr>
       <w:r>
         <w:tab/>
-        <w:t xml:space="preserve">Теоретическая локализация позволяет сузить область возможного расположения источника, однако не обеспечивает высокой точности в условиях реальной среды. Основным ограничением является нестабильность RSSI, обусловленная многолучевым распространением, отражениями, экранированием сигнала объектами инфраструктуры и направленными характеристиками антенн. Дополнительно точность метода существенно </w:t>
-      </w:r>
-      <w:r>
-        <w:lastRenderedPageBreak/>
-        <w:t>зависит от геометрии размещения сенсорных узлов и их количества, что ограничивает применимость данного подхода в условиях разреженных сенсорных сетей.</w:t>
+        <w:t>Теоретическая локализация позволяет сузить область возможного расположения источника, однако не обеспечивает высокой точности в условиях реальной среды. Основным ограничением является нестабильность RSSI, обусловленная многолучевым распространением, отражениями, экранированием сигнала объектами инфраструктуры и направленными характеристиками антенн. Дополнительно точность метода существенно зависит от геометрии размещения сенсорных узлов и их количества, что ограничивает применимость данного подхода в условиях разреженных сенсорных сетей.</w:t>
       </w:r>
     </w:p>
     <w:p>
@@ -4938,6 +5813,7 @@
         <w:ind w:firstLine="0"/>
       </w:pPr>
       <w:r>
+        <w:lastRenderedPageBreak/>
         <w:tab/>
         <w:t xml:space="preserve">Эмпирические методы локализации источников радиоизлучения основаны на построении пространственных моделей радиосреды, известных как </w:t>
       </w:r>
@@ -5030,11 +5906,7 @@
       </w:r>
       <w:proofErr w:type="spellEnd"/>
       <w:r>
-        <w:t xml:space="preserve"> и влияние архитектуры помещения, поскольку эти факторы не моделируются аналитически, а фиксируются в виде эмпирических данных. Это </w:t>
-      </w:r>
-      <w:r>
-        <w:lastRenderedPageBreak/>
-        <w:t>обеспечивает более высокую устойчивость метода в реальных условиях эксплуатации.</w:t>
+        <w:t xml:space="preserve"> и влияние архитектуры помещения, поскольку эти факторы не моделируются аналитически, а фиксируются в виде эмпирических данных. Это обеспечивает более высокую устойчивость метода в реальных условиях эксплуатации.</w:t>
       </w:r>
     </w:p>
     <w:p>
@@ -5051,7 +5923,11 @@
       </w:r>
       <w:proofErr w:type="spellEnd"/>
       <w:r>
-        <w:t xml:space="preserve"> связано с рядом ограничений. Основным недостатком является необходимость предварительного этапа калибровки, включающего трудоёмкий процесс сбора измерений по всей исследуемой области. Любые изменения в структуре помещения, такие как перестановка объектов, изменение планировки или появление новых препятствий, требуют обновления </w:t>
+        <w:t xml:space="preserve"> связано с рядом ограничений. Основным недостатком является необходимость предварительного этапа калибровки, включающего трудоёмкий процесс сбора измерений по всей исследуемой области. Любые изменения в структуре </w:t>
+      </w:r>
+      <w:r>
+        <w:lastRenderedPageBreak/>
+        <w:t xml:space="preserve">помещения, такие как перестановка объектов, изменение планировки или появление новых препятствий, требуют обновления </w:t>
       </w:r>
       <w:proofErr w:type="spellStart"/>
       <w:r>
@@ -5116,11 +5992,7 @@
       </w:pPr>
       <w:r>
         <w:tab/>
-        <w:t xml:space="preserve">Основная идея применения CSI в задачах обнаружения заключается в том, что каждое беспроводное устройство формирует уникальный и относительно устойчивый «отпечаток» радиоканала, обусловленный его физическим расположением, характеристиками антенны и особенностями окружающей среды. Данный отпечаток может быть использован для </w:t>
-      </w:r>
-      <w:r>
-        <w:lastRenderedPageBreak/>
-        <w:t>идентификации устройства и последующего выявления отклонений, возникающих вследствие изменения его физического положения либо появления других источников, использующих те же сетевые идентификаторы.</w:t>
+        <w:t>Основная идея применения CSI в задачах обнаружения заключается в том, что каждое беспроводное устройство формирует уникальный и относительно устойчивый «отпечаток» радиоканала, обусловленный его физическим расположением, характеристиками антенны и особенностями окружающей среды. Данный отпечаток может быть использован для идентификации устройства и последующего выявления отклонений, возникающих вследствие изменения его физического положения либо появления других источников, использующих те же сетевые идентификаторы.</w:t>
       </w:r>
     </w:p>
     <w:p>
@@ -5145,7 +6017,11 @@
       </w:r>
       <w:proofErr w:type="spellEnd"/>
       <w:r>
-        <w:t>», при которых злоумышленник воспроизводит сетевые идентификаторы легитимной точки доступа (BSSID, SSID, MAC-адрес) с целью введения клиентов в заблуждение. Несмотря на совпадение логических идентификаторов, физические характеристики радиоканала, фиксируемые посредством CSI, как правило, существенно отличаются вследствие различий в аппаратной реализации, расположении устройства и условиях распространения сигнала. Это позволяет использовать CSI как дополнительный критерий для дифференциации источников излучения.</w:t>
+        <w:t xml:space="preserve">», при которых </w:t>
+      </w:r>
+      <w:r>
+        <w:lastRenderedPageBreak/>
+        <w:t>злоумышленник воспроизводит сетевые идентификаторы легитимной точки доступа (BSSID, SSID, MAC-адрес) с целью введения клиентов в заблуждение. Несмотря на совпадение логических идентификаторов, физические характеристики радиоканала, фиксируемые посредством CSI, как правило, существенно отличаются вследствие различий в аппаратной реализации, расположении устройства и условиях распространения сигнала. Это позволяет использовать CSI как дополнительный критерий для дифференциации источников излучения.</w:t>
       </w:r>
     </w:p>
     <w:p>
@@ -5202,18 +6078,15 @@
       </w:pPr>
       <w:r>
         <w:tab/>
-        <w:t xml:space="preserve">Современные методы обнаружения беспроводных источников излучения в реальных условиях эксплуатации демонстрируют существенные ограничения при использовании изолированных подходов анализа. Методы, основанные исключительно на сетевых идентификаторах, уязвимы к подмене MAC-адресов </w:t>
-      </w:r>
+        <w:t>Современные методы обнаружения беспроводных источников излучения в реальных условиях эксплуатации демонстрируют существенные ограничения при использовании изолированных подходов анализа. Методы, основанные исключительно на сетевых идентификаторах, уязвимы к подмене MAC-адресов и параметров SSID, тогда как физические методы, использующие уровень принимаемого сигнала (RSSI), подвержены значительным искажениям, обусловленным многолучевым распространением и влиянием среды. В свою очередь, подходы, основанные на анализе информации о состоянии канала (CSI), характеризуются высокой вычислительной сложностью и зависимостью от аппаратной реализации.</w:t>
+      </w:r>
+    </w:p>
+    <w:p>
+      <w:pPr>
+        <w:ind w:firstLine="0"/>
+      </w:pPr>
       <w:r>
         <w:lastRenderedPageBreak/>
-        <w:t>и параметров SSID, тогда как физические методы, использующие уровень принимаемого сигнала (RSSI), подвержены значительным искажениям, обусловленным многолучевым распространением и влиянием среды. В свою очередь, подходы, основанные на анализе информации о состоянии канала (CSI), характеризуются высокой вычислительной сложностью и зависимостью от аппаратной реализации.</w:t>
-      </w:r>
-    </w:p>
-    <w:p>
-      <w:pPr>
-        <w:ind w:firstLine="0"/>
-      </w:pPr>
-      <w:r>
         <w:tab/>
         <w:t xml:space="preserve">Указанные ограничения обуславливают необходимость перехода к мультимодальным подходам, в рамках которых информация различных уровней представления радиосреды объединяется в единое описание наблюдаемого источника. Под мультимодальным подходом в данном контексте понимается методология анализа, при которой одновременно используются признаки различных типов, </w:t>
       </w:r>
@@ -5224,7 +6097,10 @@
         <w:t xml:space="preserve">802.11, </w:t>
       </w:r>
       <w:r>
-        <w:t>физических, опирающихся на моделирование сигнала и поведенческих, оценивающих динамику функционирования сети.</w:t>
+        <w:t>физических, опирающихся на моделирование сигнала</w:t>
+      </w:r>
+      <w:r>
+        <w:t>.</w:t>
       </w:r>
     </w:p>
     <w:p>
@@ -5233,7 +6109,7 @@
       </w:pPr>
       <w:r>
         <w:tab/>
-        <w:t>Такое объединение позволяет компенсировать недостатки отдельных классов методов за счёт взаимного дополнения информации. Например, совпадение сетевых идентификаторов не гарантирует легитимность точки доступа, однако анализ физического уровня сигнала и поведенческих характеристик может выявить несоответствия, свидетельствующие о подмене устройства или наличии «</w:t>
+        <w:t>Такое объединение позволяет компенсировать недостатки отдельных классов методов за счёт взаимного дополнения информации. Например, совпадение сетевых идентификаторов не гарантирует легитимность точки доступа, однако анализ физического уровня сигнала может выявить несоответствия, свидетельствующие о подмене устройства или наличии «</w:t>
       </w:r>
       <w:proofErr w:type="spellStart"/>
       <w:r>
@@ -5260,11 +6136,6 @@
         <w:tab/>
         <w:t>Мультимодальная модель обнаружения может быть представлена как функция отображения множества наблюдений различных типов в пространство решений:</w:t>
       </w:r>
-    </w:p>
-    <w:p>
-      <w:pPr>
-        <w:pStyle w:val="3"/>
-      </w:pPr>
     </w:p>
     <w:tbl>
       <w:tblPr>
@@ -5282,6 +6153,9 @@
         <w:gridCol w:w="132"/>
       </w:tblGrid>
       <w:tr>
+        <w:trPr>
+          <w:trHeight w:val="577"/>
+        </w:trPr>
         <w:tc>
           <w:tcPr>
             <w:tcW w:w="8642" w:type="dxa"/>
@@ -5299,55 +6173,108 @@
               <w:spacing w:line="240" w:lineRule="auto"/>
               <w:ind w:firstLine="0"/>
               <w:jc w:val="center"/>
-            </w:pPr>
-            <w:r>
-              <w:rPr>
-                <w:noProof/>
-              </w:rPr>
-              <w:drawing>
-                <wp:inline distT="0" distB="0" distL="0" distR="0" wp14:anchorId="6E9C0F95" wp14:editId="740EBD83">
-                  <wp:extent cx="2419350" cy="168910"/>
-                  <wp:effectExtent l="0" t="0" r="0" b="0"/>
-                  <wp:docPr id="1" name="Рисунок 1" descr="12§display§F:  \{ X_{id}, X_{rf}, X_{time}, X_{channel} \} \to Y§svg§600§FALSE§" title="TexMaths"/>
-                  <wp:cNvGraphicFramePr/>
-                  <a:graphic xmlns:a="http://schemas.openxmlformats.org/drawingml/2006/main">
-                    <a:graphicData uri="http://schemas.openxmlformats.org/drawingml/2006/picture">
-                      <pic:pic xmlns:pic="http://schemas.openxmlformats.org/drawingml/2006/picture">
-                        <pic:nvPicPr>
-                          <pic:cNvPr id="2" name="" descr="12§display§F:  \{ X_{id}, X_{rf}, X_{time}, X_{channel} \} \to Y§svg§600§FALSE§"/>
-                          <pic:cNvPicPr/>
-                        </pic:nvPicPr>
-                        <pic:blipFill>
-                          <a:blip r:embed="rId6">
-                            <a:extLst>
-                              <a:ext uri="{96DAC541-7B7A-43D3-8B79-37D633B846F1}">
-                                <asvg:svgBlip xmlns:asvg="http://schemas.microsoft.com/office/drawing/2016/SVG/main" r:embed="rId7"/>
-                              </a:ext>
-                            </a:extLst>
-                          </a:blip>
-                          <a:stretch/>
-                        </pic:blipFill>
-                        <pic:spPr>
-                          <a:xfrm>
-                            <a:off x="0" y="0"/>
-                            <a:ext cx="2419200" cy="168840"/>
-                          </a:xfrm>
-                          <a:prstGeom prst="rect">
-                            <a:avLst/>
-                          </a:prstGeom>
-                          <a:ln w="0">
-                            <a:noFill/>
-                          </a:ln>
-                        </pic:spPr>
-                      </pic:pic>
-                    </a:graphicData>
-                  </a:graphic>
-                </wp:inline>
-              </w:drawing>
-            </w:r>
-            <w:r>
-              <w:t>,</w:t>
-            </w:r>
+              <w:rPr>
+                <w:i/>
+              </w:rPr>
+            </w:pPr>
+            <m:oMathPara>
+              <m:oMath>
+                <m:r>
+                  <m:rPr>
+                    <m:sty m:val="p"/>
+                  </m:rPr>
+                  <w:rPr>
+                    <w:rFonts w:ascii="Cambria Math" w:hAnsi="Cambria Math"/>
+                  </w:rPr>
+                  <m:t>F</m:t>
+                </m:r>
+                <m:r>
+                  <w:rPr>
+                    <w:rFonts w:ascii="Cambria Math" w:hAnsi="Cambria Math"/>
+                  </w:rPr>
+                  <m:t>:</m:t>
+                </m:r>
+                <m:d>
+                  <m:dPr>
+                    <m:begChr m:val="{"/>
+                    <m:endChr m:val="}"/>
+                    <m:ctrlPr>
+                      <w:rPr>
+                        <w:rFonts w:ascii="Cambria Math" w:hAnsi="Cambria Math"/>
+                        <w:i/>
+                      </w:rPr>
+                    </m:ctrlPr>
+                  </m:dPr>
+                  <m:e>
+                    <m:sSub>
+                      <m:sSubPr>
+                        <m:ctrlPr>
+                          <w:rPr>
+                            <w:rFonts w:ascii="Cambria Math" w:hAnsi="Cambria Math"/>
+                            <w:i/>
+                          </w:rPr>
+                        </m:ctrlPr>
+                      </m:sSubPr>
+                      <m:e>
+                        <m:r>
+                          <w:rPr>
+                            <w:rFonts w:ascii="Cambria Math" w:hAnsi="Cambria Math"/>
+                          </w:rPr>
+                          <m:t>X</m:t>
+                        </m:r>
+                      </m:e>
+                      <m:sub>
+                        <m:r>
+                          <w:rPr>
+                            <w:rFonts w:ascii="Cambria Math" w:hAnsi="Cambria Math"/>
+                          </w:rPr>
+                          <m:t>id</m:t>
+                        </m:r>
+                      </m:sub>
+                    </m:sSub>
+                    <m:r>
+                      <w:rPr>
+                        <w:rFonts w:ascii="Cambria Math" w:hAnsi="Cambria Math"/>
+                      </w:rPr>
+                      <m:t xml:space="preserve">, </m:t>
+                    </m:r>
+                    <m:sSub>
+                      <m:sSubPr>
+                        <m:ctrlPr>
+                          <w:rPr>
+                            <w:rFonts w:ascii="Cambria Math" w:hAnsi="Cambria Math"/>
+                            <w:i/>
+                          </w:rPr>
+                        </m:ctrlPr>
+                      </m:sSubPr>
+                      <m:e>
+                        <m:r>
+                          <w:rPr>
+                            <w:rFonts w:ascii="Cambria Math" w:hAnsi="Cambria Math"/>
+                          </w:rPr>
+                          <m:t>X</m:t>
+                        </m:r>
+                      </m:e>
+                      <m:sub>
+                        <m:r>
+                          <w:rPr>
+                            <w:rFonts w:ascii="Cambria Math" w:hAnsi="Cambria Math"/>
+                            <w:lang w:val="en-US"/>
+                          </w:rPr>
+                          <m:t>rf</m:t>
+                        </m:r>
+                      </m:sub>
+                    </m:sSub>
+                  </m:e>
+                </m:d>
+                <m:r>
+                  <w:rPr>
+                    <w:rFonts w:ascii="Cambria Math" w:hAnsi="Cambria Math"/>
+                  </w:rPr>
+                  <m:t>→Y</m:t>
+                </m:r>
+              </m:oMath>
+            </m:oMathPara>
           </w:p>
         </w:tc>
         <w:tc>
@@ -5366,16 +6293,12 @@
             <w:pPr>
               <w:spacing w:line="240" w:lineRule="auto"/>
               <w:ind w:firstLine="0"/>
-              <w:jc w:val="center"/>
               <w:rPr>
                 <w:highlight w:val="darkRed"/>
               </w:rPr>
             </w:pPr>
             <w:r>
-              <w:rPr>
-                <w:highlight w:val="darkRed"/>
-              </w:rPr>
-              <w:t>(?)</w:t>
+              <w:t>(1.3)</w:t>
             </w:r>
           </w:p>
         </w:tc>
@@ -5422,51 +6345,36 @@
               <w:ind w:firstLine="0"/>
               <w:jc w:val="center"/>
             </w:pPr>
-            <w:r>
-              <w:rPr>
-                <w:noProof/>
-              </w:rPr>
-              <w:drawing>
-                <wp:inline distT="0" distB="0" distL="0" distR="0" wp14:anchorId="74894A7D" wp14:editId="51FBA002">
-                  <wp:extent cx="225425" cy="127635"/>
-                  <wp:effectExtent l="0" t="0" r="0" b="0"/>
-                  <wp:docPr id="3" name="Рисунок 3" descr="12§display§X_{id}§svg§600§FALSE§" title="TexMaths"/>
-                  <wp:cNvGraphicFramePr/>
-                  <a:graphic xmlns:a="http://schemas.openxmlformats.org/drawingml/2006/main">
-                    <a:graphicData uri="http://schemas.openxmlformats.org/drawingml/2006/picture">
-                      <pic:pic xmlns:pic="http://schemas.openxmlformats.org/drawingml/2006/picture">
-                        <pic:nvPicPr>
-                          <pic:cNvPr id="4" name="" descr="12§display§X_{id}§svg§600§FALSE§"/>
-                          <pic:cNvPicPr/>
-                        </pic:nvPicPr>
-                        <pic:blipFill>
-                          <a:blip r:embed="rId8">
-                            <a:extLst>
-                              <a:ext uri="{96DAC541-7B7A-43D3-8B79-37D633B846F1}">
-                                <asvg:svgBlip xmlns:asvg="http://schemas.microsoft.com/office/drawing/2016/SVG/main" r:embed="rId9"/>
-                              </a:ext>
-                            </a:extLst>
-                          </a:blip>
-                          <a:stretch/>
-                        </pic:blipFill>
-                        <pic:spPr>
-                          <a:xfrm>
-                            <a:off x="0" y="0"/>
-                            <a:ext cx="225360" cy="127800"/>
-                          </a:xfrm>
-                          <a:prstGeom prst="rect">
-                            <a:avLst/>
-                          </a:prstGeom>
-                          <a:ln w="0">
-                            <a:noFill/>
-                          </a:ln>
-                        </pic:spPr>
-                      </pic:pic>
-                    </a:graphicData>
-                  </a:graphic>
-                </wp:inline>
-              </w:drawing>
-            </w:r>
+            <m:oMathPara>
+              <m:oMath>
+                <m:sSub>
+                  <m:sSubPr>
+                    <m:ctrlPr>
+                      <w:rPr>
+                        <w:rFonts w:ascii="Cambria Math" w:hAnsi="Cambria Math"/>
+                        <w:i/>
+                      </w:rPr>
+                    </m:ctrlPr>
+                  </m:sSubPr>
+                  <m:e>
+                    <m:r>
+                      <w:rPr>
+                        <w:rFonts w:ascii="Cambria Math" w:hAnsi="Cambria Math"/>
+                      </w:rPr>
+                      <m:t>X</m:t>
+                    </m:r>
+                  </m:e>
+                  <m:sub>
+                    <m:r>
+                      <w:rPr>
+                        <w:rFonts w:ascii="Cambria Math" w:hAnsi="Cambria Math"/>
+                      </w:rPr>
+                      <m:t>id</m:t>
+                    </m:r>
+                  </m:sub>
+                </m:sSub>
+              </m:oMath>
+            </m:oMathPara>
           </w:p>
         </w:tc>
         <w:tc>
@@ -5506,7 +6414,7 @@
               <w:ind w:firstLine="0"/>
             </w:pPr>
             <w:r>
-              <w:t>множество логических идентификаторов устройств;</w:t>
+              <w:t>множество идентификаторов, извлеченных из наблюдаемой сетевой активности</w:t>
             </w:r>
           </w:p>
         </w:tc>
@@ -5550,315 +6458,37 @@
               <w:ind w:firstLine="0"/>
               <w:jc w:val="center"/>
             </w:pPr>
-            <w:r>
-              <w:rPr>
-                <w:noProof/>
-              </w:rPr>
-              <w:drawing>
-                <wp:inline distT="0" distB="0" distL="0" distR="0" wp14:anchorId="3D365DA5" wp14:editId="69B35283">
-                  <wp:extent cx="256540" cy="159385"/>
-                  <wp:effectExtent l="0" t="0" r="0" b="0"/>
-                  <wp:docPr id="5" name="Рисунок 5" descr="12§display§X_{rf}§svg§600§FALSE§" title="TexMaths"/>
-                  <wp:cNvGraphicFramePr/>
-                  <a:graphic xmlns:a="http://schemas.openxmlformats.org/drawingml/2006/main">
-                    <a:graphicData uri="http://schemas.openxmlformats.org/drawingml/2006/picture">
-                      <pic:pic xmlns:pic="http://schemas.openxmlformats.org/drawingml/2006/picture">
-                        <pic:nvPicPr>
-                          <pic:cNvPr id="6" name="" descr="12§display§X_{rf}§svg§600§FALSE§"/>
-                          <pic:cNvPicPr/>
-                        </pic:nvPicPr>
-                        <pic:blipFill>
-                          <a:blip r:embed="rId10">
-                            <a:extLst>
-                              <a:ext uri="{96DAC541-7B7A-43D3-8B79-37D633B846F1}">
-                                <asvg:svgBlip xmlns:asvg="http://schemas.microsoft.com/office/drawing/2016/SVG/main" r:embed="rId11"/>
-                              </a:ext>
-                            </a:extLst>
-                          </a:blip>
-                          <a:stretch/>
-                        </pic:blipFill>
-                        <pic:spPr>
-                          <a:xfrm>
-                            <a:off x="0" y="0"/>
-                            <a:ext cx="256680" cy="159480"/>
-                          </a:xfrm>
-                          <a:prstGeom prst="rect">
-                            <a:avLst/>
-                          </a:prstGeom>
-                          <a:ln w="0">
-                            <a:noFill/>
-                          </a:ln>
-                        </pic:spPr>
-                      </pic:pic>
-                    </a:graphicData>
-                  </a:graphic>
-                </wp:inline>
-              </w:drawing>
-            </w:r>
-          </w:p>
-        </w:tc>
-        <w:tc>
-          <w:tcPr>
-            <w:tcW w:w="368" w:type="dxa"/>
-            <w:tcBorders>
-              <w:top w:val="nil"/>
-              <w:left w:val="nil"/>
-              <w:bottom w:val="nil"/>
-              <w:right w:val="nil"/>
-            </w:tcBorders>
-          </w:tcPr>
-          <w:p>
-            <w:pPr>
-              <w:spacing w:line="240" w:lineRule="auto"/>
-              <w:ind w:firstLine="0"/>
-            </w:pPr>
-            <w:r>
-              <w:t>–</w:t>
-            </w:r>
-          </w:p>
-        </w:tc>
-        <w:tc>
-          <w:tcPr>
-            <w:tcW w:w="7196" w:type="dxa"/>
-            <w:gridSpan w:val="2"/>
-            <w:tcBorders>
-              <w:top w:val="nil"/>
-              <w:left w:val="nil"/>
-              <w:bottom w:val="nil"/>
-              <w:right w:val="nil"/>
-            </w:tcBorders>
-          </w:tcPr>
-          <w:p>
-            <w:pPr>
-              <w:spacing w:line="240" w:lineRule="auto"/>
-              <w:ind w:firstLine="0"/>
-            </w:pPr>
-            <w:r>
-              <w:t>параметры радиосигнала;</w:t>
-            </w:r>
-          </w:p>
-        </w:tc>
-      </w:tr>
-      <w:tr>
-        <w:trPr>
-          <w:gridAfter w:val="1"/>
-          <w:wAfter w:w="132" w:type="dxa"/>
-          <w:trHeight w:val="356"/>
-        </w:trPr>
-        <w:tc>
-          <w:tcPr>
-            <w:tcW w:w="676" w:type="dxa"/>
-            <w:tcBorders>
-              <w:top w:val="nil"/>
-              <w:left w:val="nil"/>
-              <w:bottom w:val="nil"/>
-              <w:right w:val="nil"/>
-            </w:tcBorders>
-          </w:tcPr>
-          <w:p>
-            <w:pPr>
-              <w:spacing w:line="240" w:lineRule="auto"/>
-              <w:ind w:firstLine="0"/>
-            </w:pPr>
-          </w:p>
-        </w:tc>
-        <w:tc>
-          <w:tcPr>
-            <w:tcW w:w="1114" w:type="dxa"/>
-            <w:tcBorders>
-              <w:top w:val="nil"/>
-              <w:left w:val="nil"/>
-              <w:bottom w:val="nil"/>
-              <w:right w:val="nil"/>
-            </w:tcBorders>
-          </w:tcPr>
-          <w:p>
-            <w:pPr>
-              <w:spacing w:line="240" w:lineRule="auto"/>
-              <w:ind w:firstLine="0"/>
-              <w:jc w:val="center"/>
-            </w:pPr>
-            <w:r>
-              <w:rPr>
-                <w:noProof/>
-              </w:rPr>
-              <w:drawing>
-                <wp:inline distT="0" distB="0" distL="0" distR="0" wp14:anchorId="1F71680C" wp14:editId="5CB162E2">
-                  <wp:extent cx="370205" cy="127635"/>
-                  <wp:effectExtent l="0" t="0" r="0" b="0"/>
-                  <wp:docPr id="7" name="Рисунок 7" descr="12§display§X_{time}§svg§600§FALSE§" title="TexMaths"/>
-                  <wp:cNvGraphicFramePr/>
-                  <a:graphic xmlns:a="http://schemas.openxmlformats.org/drawingml/2006/main">
-                    <a:graphicData uri="http://schemas.openxmlformats.org/drawingml/2006/picture">
-                      <pic:pic xmlns:pic="http://schemas.openxmlformats.org/drawingml/2006/picture">
-                        <pic:nvPicPr>
-                          <pic:cNvPr id="8" name="" descr="12§display§X_{time}§svg§600§FALSE§"/>
-                          <pic:cNvPicPr/>
-                        </pic:nvPicPr>
-                        <pic:blipFill>
-                          <a:blip r:embed="rId12">
-                            <a:extLst>
-                              <a:ext uri="{96DAC541-7B7A-43D3-8B79-37D633B846F1}">
-                                <asvg:svgBlip xmlns:asvg="http://schemas.microsoft.com/office/drawing/2016/SVG/main" r:embed="rId13"/>
-                              </a:ext>
-                            </a:extLst>
-                          </a:blip>
-                          <a:stretch/>
-                        </pic:blipFill>
-                        <pic:spPr>
-                          <a:xfrm>
-                            <a:off x="0" y="0"/>
-                            <a:ext cx="370080" cy="127800"/>
-                          </a:xfrm>
-                          <a:prstGeom prst="rect">
-                            <a:avLst/>
-                          </a:prstGeom>
-                          <a:ln w="0">
-                            <a:noFill/>
-                          </a:ln>
-                        </pic:spPr>
-                      </pic:pic>
-                    </a:graphicData>
-                  </a:graphic>
-                </wp:inline>
-              </w:drawing>
-            </w:r>
-          </w:p>
-        </w:tc>
-        <w:tc>
-          <w:tcPr>
-            <w:tcW w:w="368" w:type="dxa"/>
-            <w:tcBorders>
-              <w:top w:val="nil"/>
-              <w:left w:val="nil"/>
-              <w:bottom w:val="nil"/>
-              <w:right w:val="nil"/>
-            </w:tcBorders>
-          </w:tcPr>
-          <w:p>
-            <w:pPr>
-              <w:spacing w:line="240" w:lineRule="auto"/>
-              <w:ind w:firstLine="0"/>
-            </w:pPr>
-            <w:r>
-              <w:t>–</w:t>
-            </w:r>
-          </w:p>
-        </w:tc>
-        <w:tc>
-          <w:tcPr>
-            <w:tcW w:w="7196" w:type="dxa"/>
-            <w:gridSpan w:val="2"/>
-            <w:tcBorders>
-              <w:top w:val="nil"/>
-              <w:left w:val="nil"/>
-              <w:bottom w:val="nil"/>
-              <w:right w:val="nil"/>
-            </w:tcBorders>
-          </w:tcPr>
-          <w:p>
-            <w:pPr>
-              <w:spacing w:line="240" w:lineRule="auto"/>
-              <w:ind w:firstLine="0"/>
-            </w:pPr>
-            <w:r>
-              <w:t xml:space="preserve">временные </w:t>
-            </w:r>
-            <w:proofErr w:type="spellStart"/>
-            <w:r>
-              <w:t>характериситики</w:t>
-            </w:r>
-            <w:proofErr w:type="spellEnd"/>
-            <w:r>
-              <w:t xml:space="preserve"> активности;</w:t>
-            </w:r>
-          </w:p>
-        </w:tc>
-      </w:tr>
-      <w:tr>
-        <w:trPr>
-          <w:gridAfter w:val="1"/>
-          <w:wAfter w:w="132" w:type="dxa"/>
-          <w:trHeight w:val="356"/>
-        </w:trPr>
-        <w:tc>
-          <w:tcPr>
-            <w:tcW w:w="676" w:type="dxa"/>
-            <w:tcBorders>
-              <w:top w:val="nil"/>
-              <w:left w:val="nil"/>
-              <w:bottom w:val="nil"/>
-              <w:right w:val="nil"/>
-            </w:tcBorders>
-          </w:tcPr>
-          <w:p>
-            <w:pPr>
-              <w:spacing w:line="240" w:lineRule="auto"/>
-              <w:ind w:firstLine="0"/>
-            </w:pPr>
-          </w:p>
-        </w:tc>
-        <w:tc>
-          <w:tcPr>
-            <w:tcW w:w="1114" w:type="dxa"/>
-            <w:tcBorders>
-              <w:top w:val="nil"/>
-              <w:left w:val="nil"/>
-              <w:bottom w:val="nil"/>
-              <w:right w:val="nil"/>
-            </w:tcBorders>
-          </w:tcPr>
-          <w:p>
-            <w:pPr>
-              <w:spacing w:line="240" w:lineRule="auto"/>
-              <w:ind w:firstLine="0"/>
-              <w:jc w:val="center"/>
-            </w:pPr>
-            <w:r>
-              <w:rPr>
-                <w:noProof/>
-              </w:rPr>
-              <w:drawing>
-                <wp:inline distT="0" distB="0" distL="0" distR="0" wp14:anchorId="1C2B5FBB" wp14:editId="4704446D">
-                  <wp:extent cx="550545" cy="127635"/>
-                  <wp:effectExtent l="0" t="0" r="0" b="0"/>
-                  <wp:docPr id="9" name="Рисунок 9" descr="12§display§X_{channel}§svg§600§FALSE§" title="TexMaths"/>
-                  <wp:cNvGraphicFramePr/>
-                  <a:graphic xmlns:a="http://schemas.openxmlformats.org/drawingml/2006/main">
-                    <a:graphicData uri="http://schemas.openxmlformats.org/drawingml/2006/picture">
-                      <pic:pic xmlns:pic="http://schemas.openxmlformats.org/drawingml/2006/picture">
-                        <pic:nvPicPr>
-                          <pic:cNvPr id="10" name="" descr="12§display§X_{channel}§svg§600§FALSE§"/>
-                          <pic:cNvPicPr/>
-                        </pic:nvPicPr>
-                        <pic:blipFill>
-                          <a:blip r:embed="rId14">
-                            <a:extLst>
-                              <a:ext uri="{96DAC541-7B7A-43D3-8B79-37D633B846F1}">
-                                <asvg:svgBlip xmlns:asvg="http://schemas.microsoft.com/office/drawing/2016/SVG/main" r:embed="rId15"/>
-                              </a:ext>
-                            </a:extLst>
-                          </a:blip>
-                          <a:stretch/>
-                        </pic:blipFill>
-                        <pic:spPr>
-                          <a:xfrm>
-                            <a:off x="0" y="0"/>
-                            <a:ext cx="550440" cy="127800"/>
-                          </a:xfrm>
-                          <a:prstGeom prst="rect">
-                            <a:avLst/>
-                          </a:prstGeom>
-                          <a:ln w="0">
-                            <a:noFill/>
-                          </a:ln>
-                        </pic:spPr>
-                      </pic:pic>
-                    </a:graphicData>
-                  </a:graphic>
-                </wp:inline>
-              </w:drawing>
-            </w:r>
+            <m:oMathPara>
+              <m:oMath>
+                <m:sSub>
+                  <m:sSubPr>
+                    <m:ctrlPr>
+                      <w:rPr>
+                        <w:rFonts w:ascii="Cambria Math" w:hAnsi="Cambria Math"/>
+                        <w:i/>
+                      </w:rPr>
+                    </m:ctrlPr>
+                  </m:sSubPr>
+                  <m:e>
+                    <m:r>
+                      <w:rPr>
+                        <w:rFonts w:ascii="Cambria Math" w:hAnsi="Cambria Math"/>
+                      </w:rPr>
+                      <m:t>X</m:t>
+                    </m:r>
+                  </m:e>
+                  <m:sub>
+                    <m:r>
+                      <w:rPr>
+                        <w:rFonts w:ascii="Cambria Math" w:hAnsi="Cambria Math"/>
+                        <w:lang w:val="en-US"/>
+                      </w:rPr>
+                      <m:t>rf</m:t>
+                    </m:r>
+                  </m:sub>
+                </m:sSub>
+              </m:oMath>
+            </m:oMathPara>
           </w:p>
         </w:tc>
         <w:tc>
@@ -5968,10 +6598,10 @@
                           <pic:cNvPicPr/>
                         </pic:nvPicPr>
                         <pic:blipFill>
-                          <a:blip r:embed="rId16">
+                          <a:blip r:embed="rId8">
                             <a:extLst>
                               <a:ext uri="{96DAC541-7B7A-43D3-8B79-37D633B846F1}">
-                                <asvg:svgBlip xmlns:asvg="http://schemas.microsoft.com/office/drawing/2016/SVG/main" r:embed="rId17"/>
+                                <asvg:svgBlip xmlns:asvg="http://schemas.microsoft.com/office/drawing/2016/SVG/main" r:embed="rId9"/>
                               </a:ext>
                             </a:extLst>
                           </a:blip>
@@ -6148,13 +6778,14 @@
         <w:ind w:left="0" w:firstLine="737"/>
       </w:pPr>
       <w:r>
-        <w:t xml:space="preserve">гибридное объединение </w:t>
-      </w:r>
-      <w:r>
-        <w:t>–</w:t>
-      </w:r>
-      <w:r>
-        <w:t xml:space="preserve"> комбинирование указанных подходов с учетом веса и достоверности каждой модальности.</w:t>
+        <w:lastRenderedPageBreak/>
+        <w:t xml:space="preserve">визуальное объединение </w:t>
+      </w:r>
+      <w:r>
+        <w:t xml:space="preserve">– </w:t>
+      </w:r>
+      <w:r>
+        <w:t>как вариант позднего объединения на этапе представления данных.</w:t>
       </w:r>
     </w:p>
     <w:p>
@@ -6198,19 +6829,12 @@
       </w:pPr>
       <w:r>
         <w:tab/>
-        <w:t xml:space="preserve">Таким образом, мультимодальные методы обнаружения представляют собой логическое развитие классических подходов анализа беспроводных сетей </w:t>
-      </w:r>
-      <w:r>
-        <w:lastRenderedPageBreak/>
-        <w:t xml:space="preserve">и обеспечивают повышение устойчивости системы за счёт объединения логических, поведенческих и физических характеристик источников излучения. Именно данный подход формирует теоретическую основу разрабатываемой в настоящей работе модели обнаружения незарегистрированных </w:t>
-      </w:r>
-      <w:proofErr w:type="spellStart"/>
-      <w:r>
-        <w:t>Wi</w:t>
-      </w:r>
-      <w:proofErr w:type="spellEnd"/>
-      <w:r>
-        <w:t>-Fi точек доступа.</w:t>
+      </w:r>
+      <w:r>
+        <w:t>Также стоит отметить, что в практических решениях поддержки оператора может применяться раздельная обработка со слиянием на уровне представления данных или пользовательского интерфейса, что снижает требования к вычислительным ресурсам и сложности алгоритмов, сохраняя достаточный уровень осведомленности оператора</w:t>
+      </w:r>
+      <w:r>
+        <w:t>.</w:t>
       </w:r>
     </w:p>
     <w:p>
@@ -6228,7 +6852,11 @@
       </w:pPr>
       <w:r>
         <w:tab/>
-        <w:t xml:space="preserve">Сравнительный анализ показывает, что эффективность обнаружения напрямую зависит от используемого набора признаков и способов их обработки. Методы, основанные исключительно на логических идентификаторах, обеспечивают высокую скорость и простоту реализации, но уязвимы к подмене. Физические методы, напротив, обладают большей устойчивостью к </w:t>
+        <w:t xml:space="preserve">Сравнительный анализ показывает, что эффективность обнаружения напрямую зависит от используемого набора признаков и способов их обработки. Методы, основанные исключительно на логических идентификаторах, обеспечивают высокую скорость и простоту реализации, но уязвимы к подмене. Физические методы, напротив, обладают большей </w:t>
+      </w:r>
+      <w:r>
+        <w:lastRenderedPageBreak/>
+        <w:t xml:space="preserve">устойчивостью к </w:t>
       </w:r>
       <w:proofErr w:type="spellStart"/>
       <w:r>
@@ -6298,7 +6926,6 @@
         <w:ind w:firstLine="0"/>
       </w:pPr>
       <w:r>
-        <w:lastRenderedPageBreak/>
         <w:tab/>
         <w:t>Учитывая изложенные ограничения и особенности рассмотренных методов, целесообразно формирование подхода, ориентированного на пассивный мониторинг радиосреды, использование распределённой архитектуры сенсорных узлов и применение мультимодального анализа данных. Такой подход позволяет обеспечить баланс между стоимостью, сложностью реализации и эффективностью обнаружения, а также создать основу для разработки системы, способной функционировать в реальных условиях эксплуатации без необходимости значительных инфраструктурных затрат.</w:t>
       </w:r>
@@ -6315,7 +6942,7 @@
       </w:pPr>
       <w:bookmarkStart w:id="30" w:name="_u1dzckteoo6x"/>
       <w:bookmarkStart w:id="31" w:name="_Toc225707592"/>
-      <w:bookmarkStart w:id="32" w:name="_Toc228955451"/>
+      <w:bookmarkStart w:id="32" w:name="_Toc228975129"/>
       <w:bookmarkEnd w:id="30"/>
       <w:r>
         <w:lastRenderedPageBreak/>
@@ -6328,7 +6955,7 @@
       <w:pPr>
         <w:pStyle w:val="2"/>
       </w:pPr>
-      <w:bookmarkStart w:id="33" w:name="_Toc228955452"/>
+      <w:bookmarkStart w:id="33" w:name="_Toc228975130"/>
       <w:r>
         <w:t xml:space="preserve">2.1. Угрозы, связанные с использованием незарегистрированных </w:t>
       </w:r>
@@ -7155,7 +7782,7 @@
       </w:pPr>
       <w:bookmarkStart w:id="40" w:name="_lie1vwo5uphv"/>
       <w:bookmarkStart w:id="41" w:name="_Toc225707601"/>
-      <w:bookmarkStart w:id="42" w:name="_Toc228955453"/>
+      <w:bookmarkStart w:id="42" w:name="_Toc228975131"/>
       <w:bookmarkEnd w:id="40"/>
       <w:r>
         <w:t>2.3. Анализ применяемых технологий мониторинга радиочастотного спектра и сетевого трафика.</w:t>
@@ -7320,9 +7947,14 @@
       </w:r>
     </w:p>
     <w:p>
+      <w:pPr>
+        <w:pStyle w:val="2"/>
+      </w:pPr>
+      <w:bookmarkStart w:id="44" w:name="_Toc228975132"/>
       <w:r>
         <w:t>2.4 Методы оценки эффективности систем обнаружения источников излучения</w:t>
       </w:r>
+      <w:bookmarkEnd w:id="44"/>
     </w:p>
     <w:p>
       <w:r>
@@ -7428,13 +8060,14 @@
     <w:tbl>
       <w:tblPr>
         <w:tblStyle w:val="ae"/>
-        <w:tblW w:w="9622" w:type="dxa"/>
+        <w:tblW w:w="12581" w:type="dxa"/>
         <w:tblLayout w:type="fixed"/>
         <w:tblLook w:val="04A0" w:firstRow="1" w:lastRow="0" w:firstColumn="1" w:lastColumn="0" w:noHBand="0" w:noVBand="1"/>
       </w:tblPr>
       <w:tblGrid>
         <w:gridCol w:w="2972"/>
         <w:gridCol w:w="3691"/>
+        <w:gridCol w:w="2959"/>
         <w:gridCol w:w="2959"/>
       </w:tblGrid>
       <w:tr>
@@ -7613,6 +8246,27 @@
             </m:oMathPara>
           </w:p>
         </w:tc>
+        <w:tc>
+          <w:tcPr>
+            <w:tcW w:w="2959" w:type="dxa"/>
+            <w:tcBorders>
+              <w:top w:val="nil"/>
+              <w:left w:val="nil"/>
+              <w:bottom w:val="nil"/>
+              <w:right w:val="nil"/>
+            </w:tcBorders>
+          </w:tcPr>
+          <w:p>
+            <w:pPr>
+              <w:spacing w:line="240" w:lineRule="auto"/>
+              <w:ind w:firstLine="0"/>
+              <w:jc w:val="center"/>
+            </w:pPr>
+            <w:r>
+              <w:t>№</w:t>
+            </w:r>
+          </w:p>
+        </w:tc>
       </w:tr>
     </w:tbl>
     <w:p>
@@ -7696,23 +8350,6 @@
         <w:ind w:firstLine="720"/>
       </w:pPr>
       <w:r>
-        <w:rPr>
-          <w:shd w:val="clear" w:color="auto" w:fill="FF4000"/>
-        </w:rPr>
-        <w:t>ЗДЕСЬ БЫЛИ БЫ ФОРМУЛЫ ДЛЯ ЭКСПЕРИМЕНТА С ОКНАМИ</w:t>
-      </w:r>
-      <w:r>
-        <w:rPr>
-          <w:shd w:val="clear" w:color="auto" w:fill="FF4000"/>
-        </w:rPr>
-        <w:t xml:space="preserve"> ЕСЛИ БЫ ОН БЫЛ</w:t>
-      </w:r>
-    </w:p>
-    <w:p>
-      <w:pPr>
-        <w:ind w:firstLine="720"/>
-      </w:pPr>
-      <w:r>
         <w:t>Таким образом, между точностью обнаружения и скоростью реакции существует компромисс, который должен учитываться при проектировании и оценке эффективности систем радиомониторинга.</w:t>
       </w:r>
     </w:p>
@@ -7726,9 +8363,12 @@
         <w:ind w:firstLine="0"/>
       </w:pPr>
       <w:r>
+        <w:tab/>
+        <w:t xml:space="preserve">В ряде систем радиомониторинга дополнительным показателем эффективности является точность пространственной оценки положения источников излучения. Данный параметр характеризует расхождение между </w:t>
+      </w:r>
+      <w:r>
         <w:lastRenderedPageBreak/>
-        <w:tab/>
-        <w:t>В ряде систем радиомониторинга дополнительным показателем эффективности является точность пространственной оценки положения источников излучения. Данный параметр характеризует расхождение между фактическим расположением устройства и координатами, определёнными системой.</w:t>
+        <w:t>фактическим расположением устройства и координатами, определёнными системой.</w:t>
       </w:r>
     </w:p>
     <w:p>
@@ -7758,8 +8398,8 @@
       </w:tblPr>
       <w:tblGrid>
         <w:gridCol w:w="988"/>
-        <w:gridCol w:w="8075"/>
-        <w:gridCol w:w="559"/>
+        <w:gridCol w:w="7754"/>
+        <w:gridCol w:w="880"/>
       </w:tblGrid>
       <w:tr>
         <w:tc>
@@ -7774,7 +8414,7 @@
         </w:tc>
         <w:tc>
           <w:tcPr>
-            <w:tcW w:w="8075" w:type="dxa"/>
+            <w:tcW w:w="7754" w:type="dxa"/>
           </w:tcPr>
           <w:p>
             <w:pPr>
@@ -8083,8 +8723,13 @@
         </w:tc>
         <w:tc>
           <w:tcPr>
-            <w:tcW w:w="559" w:type="dxa"/>
-          </w:tcPr>
+            <w:tcW w:w="880" w:type="dxa"/>
+          </w:tcPr>
+          <w:p>
+            <w:pPr>
+              <w:ind w:firstLine="0"/>
+            </w:pPr>
+          </w:p>
           <w:p>
             <w:pPr>
               <w:ind w:firstLine="0"/>
@@ -8093,10 +8738,7 @@
               </w:rPr>
             </w:pPr>
             <w:r>
-              <w:rPr>
-                <w:highlight w:val="red"/>
-              </w:rPr>
-              <w:t>(?)</w:t>
+              <w:t>(2.1)</w:t>
             </w:r>
           </w:p>
         </w:tc>
@@ -8117,7 +8759,7 @@
         </w:tc>
         <w:tc>
           <w:tcPr>
-            <w:tcW w:w="8075" w:type="dxa"/>
+            <w:tcW w:w="7754" w:type="dxa"/>
           </w:tcPr>
           <w:p>
             <w:pPr>
@@ -8199,7 +8841,7 @@
         </w:tc>
         <w:tc>
           <w:tcPr>
-            <w:tcW w:w="559" w:type="dxa"/>
+            <w:tcW w:w="880" w:type="dxa"/>
           </w:tcPr>
           <w:p>
             <w:pPr>
@@ -8221,7 +8863,7 @@
         </w:tc>
         <w:tc>
           <w:tcPr>
-            <w:tcW w:w="8075" w:type="dxa"/>
+            <w:tcW w:w="7754" w:type="dxa"/>
           </w:tcPr>
           <w:p>
             <w:pPr>
@@ -8328,7 +8970,7 @@
         </w:tc>
         <w:tc>
           <w:tcPr>
-            <w:tcW w:w="559" w:type="dxa"/>
+            <w:tcW w:w="880" w:type="dxa"/>
           </w:tcPr>
           <w:p>
             <w:pPr>
@@ -8362,18 +9004,15 @@
       </w:pPr>
       <w:r>
         <w:tab/>
-        <w:t xml:space="preserve">Рассмотренные группы метрик позволяют сформировать комплексное представление об эффективности систем обнаружения источников излучения. Метрики классификации характеризуют корректность идентификации событий, </w:t>
-      </w:r>
+        <w:t>Рассмотренные группы метрик позволяют сформировать комплексное представление об эффективности систем обнаружения источников излучения. Метрики классификации характеризуют корректность идентификации событий, временные показатели отражают скорость реакции системы, а пространственные метрики дополняют анализ возможностями локализации источников.</w:t>
+      </w:r>
+    </w:p>
+    <w:p>
+      <w:pPr>
+        <w:ind w:firstLine="0"/>
+      </w:pPr>
       <w:r>
         <w:lastRenderedPageBreak/>
-        <w:t>временные показатели отражают скорость реакции системы, а пространственные метрики дополняют анализ возможностями локализации источников.</w:t>
-      </w:r>
-    </w:p>
-    <w:p>
-      <w:pPr>
-        <w:ind w:firstLine="0"/>
-      </w:pPr>
-      <w:r>
         <w:tab/>
         <w:t>Эффективность WIDS/WIPS определяется не отдельным показателем, а совокупностью взаимосвязанных характеристик, между которыми существует компромисс. Повышение полноты обнаружения может сопровождаться ростом числа ложных срабатываний, тогда как снижение времени реакции часто достигается за счёт уменьшения объёма анализируемых данных и, как следствие, потенциального снижения точности.</w:t>
       </w:r>
@@ -8400,11 +9039,11 @@
       <w:pPr>
         <w:pStyle w:val="2"/>
       </w:pPr>
-      <w:bookmarkStart w:id="44" w:name="_Toc228955454"/>
+      <w:bookmarkStart w:id="45" w:name="_Toc228975133"/>
       <w:r>
         <w:t>2.5 Постановка задачи разработки мультимодальной модели и формулировка требований к ПАК</w:t>
       </w:r>
-      <w:bookmarkEnd w:id="44"/>
+      <w:bookmarkEnd w:id="45"/>
     </w:p>
     <w:p>
       <w:r>
@@ -8413,65 +9052,68 @@
     </w:p>
     <w:p>
       <w:r>
+        <w:t xml:space="preserve">Целью работы является формирование мультимодальной модели обнаружения незарегистрированных </w:t>
+      </w:r>
+      <w:proofErr w:type="spellStart"/>
+      <w:r>
+        <w:t>Wi</w:t>
+      </w:r>
+      <w:proofErr w:type="spellEnd"/>
+      <w:r>
+        <w:t xml:space="preserve">-Fi источников, основанной на объединении разнородных признаков радиочастотной среды. В рамках модели предполагается использование совокупности методов, включающих анализ </w:t>
+      </w:r>
+      <w:r>
         <w:lastRenderedPageBreak/>
-        <w:t xml:space="preserve">Целью работы является формирование мультимодальной модели обнаружения незарегистрированных </w:t>
+        <w:t>сетевых идентификаторов</w:t>
+      </w:r>
+      <w:r>
+        <w:t xml:space="preserve"> и</w:t>
+      </w:r>
+      <w:r>
+        <w:t xml:space="preserve"> параметров физического уровня, таких как уровень сигнала, характеристики радиоканала и уровень шумов. Такое объединение позволяет повысить устойчивость обнаружения, в том числе в условиях спуфинга идентификаторов и наличия атак типа «</w:t>
       </w:r>
       <w:proofErr w:type="spellStart"/>
       <w:r>
-        <w:t>Wi</w:t>
+        <w:t>evil</w:t>
       </w:r>
       <w:proofErr w:type="spellEnd"/>
       <w:r>
-        <w:t>-Fi источников, основанной на объединении разнородных признаков радиочастотной среды. В рамках модели предполагается использование совокупности методов, включающих анализ сетевых идентификаторов</w:t>
-      </w:r>
-      <w:r>
-        <w:t xml:space="preserve"> и</w:t>
-      </w:r>
-      <w:r>
-        <w:t xml:space="preserve"> параметров физического уровня, таких как уровень сигнала, характеристики радиоканала и уровень шумов. Такое объединение позволяет повысить устойчивость обнаружения, в том числе в условиях спуфинга идентификаторов и наличия атак типа «</w:t>
+        <w:t xml:space="preserve"> </w:t>
       </w:r>
       <w:proofErr w:type="spellStart"/>
       <w:r>
-        <w:t>evil</w:t>
+        <w:t>twin</w:t>
       </w:r>
       <w:proofErr w:type="spellEnd"/>
       <w:r>
-        <w:t xml:space="preserve"> </w:t>
+        <w:t>», а также расширить возможности выявления аномалий, связанных с воздействием на радиочастотную среду.</w:t>
+      </w:r>
+    </w:p>
+    <w:p>
+      <w:r>
+        <w:t>Модель предполагает распределённый пассивный мониторинг радиосреды с использованием множества сенсорных узлов и последующую агрегацию наблюдений. Наблюдение носит вероятностный характер вследствие необходимости периодического сканирования каналов и ограниченности аппаратных ресурсов сенсорных устройств, что компенсируется за счёт совместного анализа данных, поступающих от нескольких узлов. Обработка информации может осуществляться централизованно либо с распределением вычислительной нагрузки, что обеспечивает масштабируемость и адаптацию к условиям конкретной инфраструктуры.</w:t>
+      </w:r>
+    </w:p>
+    <w:p>
+      <w:r>
+        <w:t xml:space="preserve">Ключевые требования к модели включают обеспечение низкой стоимости развертывания за счёт использования доступных аппаратных компонентов и отсутствия необходимости модификации существующей сети, поддержку полностью пассивного режима работы без вмешательства в процессы передачи данных, а также функционирование в </w:t>
       </w:r>
       <w:proofErr w:type="spellStart"/>
       <w:r>
-        <w:t>twin</w:t>
+        <w:t>квазиреальном</w:t>
       </w:r>
       <w:proofErr w:type="spellEnd"/>
       <w:r>
-        <w:t>», а также расширить возможности выявления аномалий, связанных с воздействием на радиочастотную среду.</w:t>
-      </w:r>
-    </w:p>
-    <w:p>
-      <w:r>
-        <w:t>Модель предполагает распределённый пассивный мониторинг радиосреды с использованием множества сенсорных узлов и последующую агрегацию наблюдений. Наблюдение носит вероятностный характер вследствие необходимости периодического сканирования каналов и ограниченности аппаратных ресурсов сенсорных устройств, что компенсируется за счёт совместного анализа данных, поступающих от нескольких узлов. Обработка информации может осуществляться централизованно либо с распределением вычислительной нагрузки, что обеспечивает масштабируемость и адаптацию к условиям конкретной инфраструктуры.</w:t>
-      </w:r>
-    </w:p>
-    <w:p>
-      <w:r>
-        <w:t xml:space="preserve">Ключевые требования к модели включают обеспечение низкой стоимости развертывания за счёт использования доступных аппаратных компонентов и отсутствия необходимости модификации существующей сети, поддержку полностью пассивного режима работы без вмешательства в процессы передачи данных, а также функционирование в </w:t>
-      </w:r>
-      <w:proofErr w:type="spellStart"/>
-      <w:r>
-        <w:t>квазиреальном</w:t>
-      </w:r>
-      <w:proofErr w:type="spellEnd"/>
-      <w:r>
-        <w:t xml:space="preserve"> времени. Существенным требованием является обеспечение наблюдаемости радиосреды: система должна предоставлять оператору структурированное представление событий, поддерживать анализ динамики активности и формировать рекомендации, направленные на поиск источников излучения. При этом точное определение координат не является обязательной задачей, а локализация рассматривается </w:t>
+        <w:t xml:space="preserve"> времени. Существенным требованием является обеспечение наблюдаемости радиосреды: система должна предоставлять оператору структурированное представление событий, поддерживать анализ динамики активности и формировать рекомендации, направленные на поиск источников излучения. При этом точное определение координат не является обязательной задачей, а локализация рассматривается как вспомогательный механизм, позволяющий сузить область поиска оператором.</w:t>
+      </w:r>
+    </w:p>
+    <w:p>
+      <w:r>
+        <w:t xml:space="preserve">Следует отметить, что практическая реализация модели может включать упрощения, обусловленные ограничениями аппаратной платформы, включая </w:t>
       </w:r>
       <w:r>
         <w:lastRenderedPageBreak/>
-        <w:t>как вспомогательный механизм, позволяющий сузить область поиска оператором.</w:t>
-      </w:r>
-    </w:p>
-    <w:p>
-      <w:r>
-        <w:t>Следует отметить, что практическая реализация модели может включать упрощения, обусловленные ограничениями аппаратной платформы, включая использование периодической агрегации данных и пакетной передачи наблюдений. Тем не менее такие ограничения не противоречат общей концепции модели и отражают компромисс между полнотой наблюдения, стоимостью и сложностью системы.</w:t>
+        <w:t>использование периодической агрегации данных и пакетной передачи наблюдений. Тем не менее такие ограничения не противоречат общей концепции модели и отражают компромисс между полнотой наблюдения, стоимостью и сложностью системы.</w:t>
       </w:r>
     </w:p>
     <w:p>
@@ -8488,8 +9130,8 @@
       <w:pPr>
         <w:pStyle w:val="1"/>
       </w:pPr>
-      <w:bookmarkStart w:id="45" w:name="_Toc225707611"/>
-      <w:bookmarkStart w:id="46" w:name="_Toc228955455"/>
+      <w:bookmarkStart w:id="46" w:name="_Toc225707611"/>
+      <w:bookmarkStart w:id="47" w:name="_Toc228975134"/>
       <w:r>
         <w:lastRenderedPageBreak/>
         <w:t xml:space="preserve">ГЛАВА 3. РАЗРАБОТКА И АПРОБАЦИЯ МУЛЬТИМОДАЛЬНОЙ МОДЕЛИ ОБНАРУЖЕНИЯ НЕЗАРЕГИСТРИРОВАННЫХ </w:t>
@@ -8503,20 +9145,20 @@
       <w:r>
         <w:t xml:space="preserve"> ТОЧЕК ДОСТУПА</w:t>
       </w:r>
-      <w:bookmarkEnd w:id="45"/>
       <w:bookmarkEnd w:id="46"/>
+      <w:bookmarkEnd w:id="47"/>
     </w:p>
     <w:p>
       <w:pPr>
         <w:pStyle w:val="2"/>
       </w:pPr>
-      <w:bookmarkStart w:id="47" w:name="_Toc225707612"/>
-      <w:bookmarkStart w:id="48" w:name="_Toc228955456"/>
+      <w:bookmarkStart w:id="48" w:name="_Toc225707612"/>
+      <w:bookmarkStart w:id="49" w:name="_Toc228975135"/>
       <w:r>
         <w:t>3.1. Разработка алгоритма обнаружения источников излучения.</w:t>
       </w:r>
-      <w:bookmarkEnd w:id="47"/>
       <w:bookmarkEnd w:id="48"/>
+      <w:bookmarkEnd w:id="49"/>
     </w:p>
     <w:p>
       <w:pPr>
@@ -9082,14 +9724,134 @@
       <w:r>
         <w:t>. Это особенно важно в условиях пассивного радиомониторинга, характеризующегося дискретностью наблюдений и ограниченными возможностями сенсорных узлов.</w:t>
       </w:r>
+      <w:r>
+        <w:t xml:space="preserve"> Окончательное решение о наличии угрозы в </w:t>
+      </w:r>
+      <w:r>
+        <w:lastRenderedPageBreak/>
+        <w:t xml:space="preserve">таких сценариях принимается оператором на основе параллельного визуального сопоставления результатов логического и физического анализа в интерфейсе системы, что реализует </w:t>
+      </w:r>
+      <w:proofErr w:type="spellStart"/>
+      <w:r>
+        <w:t>межмодальную</w:t>
+      </w:r>
+      <w:proofErr w:type="spellEnd"/>
+      <w:r>
+        <w:t xml:space="preserve"> корреляцию без автоматического смешивания признаков.</w:t>
+      </w:r>
     </w:p>
     <w:p>
       <w:pPr>
         <w:ind w:firstLine="709"/>
       </w:pPr>
       <w:r>
+        <w:t>Таким образом, сформированная модель наблюдений обеспечивает основу для последующего применения правил обнаружения и формирования событий обнаружения, учитывающих совокупность логических, поведенческих и физических характеристик источников излучения.</w:t>
+      </w:r>
+    </w:p>
+    <w:p>
+      <w:pPr>
+        <w:ind w:firstLine="0"/>
+      </w:pPr>
+      <w:r>
+        <w:tab/>
+      </w:r>
+      <w:r>
+        <w:t>3.1.3 Оконная модель обработки данных и формирование наблюдений</w:t>
+      </w:r>
+    </w:p>
+    <w:p>
+      <w:pPr>
+        <w:ind w:firstLine="709"/>
+      </w:pPr>
+      <w:r>
+        <w:t>Формирование наблюдений сетевых устройств осуществляется на основе агрегированных событий радиосреды путём их группировки по идентификатору BSSID в пределах заданного временного интервала.</w:t>
+      </w:r>
+    </w:p>
+    <w:p>
+      <w:pPr>
+        <w:ind w:firstLine="709"/>
+      </w:pPr>
+      <w:r>
+        <w:t>Каждое наблюдение представляет собой интегральное описание активности устройства в радиосреде за фиксированный промежуток времени и включает совокупность признаков, полученных от одного или нескольких сенсорных узлов. Данный подход позволяет компенсировать дискретный характер наблюдений и повысить устойчивость представления данных к пропускам и шумам измерений.</w:t>
+      </w:r>
+    </w:p>
+    <w:p>
+      <w:pPr>
+        <w:ind w:firstLine="709"/>
+      </w:pPr>
+      <w:r>
+        <w:t>Обработка данных в системе реализуется с использованием оконной модели, в рамках которой поток агрегированных событий разбивается на перекрывающиеся временные интервалы фиксированной длительности. Применение перекрытия окон позволяет частично компенсировать ограничения, связанные с циклическим режимом работы сенсорных узлов и необходимостью сканирования радиоканалов.</w:t>
+      </w:r>
+    </w:p>
+    <w:p>
+      <w:pPr>
+        <w:ind w:firstLine="709"/>
+      </w:pPr>
+      <w:r>
+        <w:t xml:space="preserve">В рамках модели выделяются два типа окон, соответствующих двум модальностям. Базовые окна фиксированной длительности обслуживают логическую модальность: в их пределах кадровые данные </w:t>
+      </w:r>
+      <w:proofErr w:type="spellStart"/>
+      <w:r>
+        <w:t>агрегируются</w:t>
+      </w:r>
+      <w:proofErr w:type="spellEnd"/>
+      <w:r>
+        <w:t xml:space="preserve">, формируются наблюдения сетевых устройств и применяются логические правила. Укрупнённые окна, составленные из нескольких базовых, выделены </w:t>
+      </w:r>
+      <w:r>
         <w:lastRenderedPageBreak/>
-        <w:t>Таким образом, сформированная модель наблюдений обеспечивает основу для последующего применения правил обнаружения и формирования событий обнаружения, учитывающих совокупность логических, поведенческих и физических характеристик источников излучения.</w:t>
+        <w:t>под физическую модальность ввиду невысокой плотности CSI-измерений; они накапливают CSI-пакеты, привязанные к наблюдениям устройств, и выполняют построение отпечатков, расчёт расстояний и срабатывание CSI-правил. Обработка окон каждого типа ведётся независимо и параллельно, что обеспечивает модульность и масштабируемость системы.</w:t>
+      </w:r>
+    </w:p>
+    <w:p>
+      <w:pPr>
+        <w:ind w:firstLine="709"/>
+      </w:pPr>
+      <w:r>
+        <w:t>Каждое окно характеризуется фиксированными временными границами и проходит последовательную обработку в соответствии с этапами алгоритма обнаружения. Использование оконной модели обеспечивает согласование временной структуры данных, снижение вычислительной сложности и возможность распределённой обработки.</w:t>
+      </w:r>
+    </w:p>
+    <w:p>
+      <w:pPr>
+        <w:ind w:firstLine="709"/>
+      </w:pPr>
+      <w:r>
+        <w:t>Таким образом, оконная модель обработки обеспечивает формирование устойчивых наблюдений сетевых устройств и создаёт основу для дальнейшего применения правил обнаружения и механизмов корреляции.</w:t>
+      </w:r>
+      <w:r>
+        <w:tab/>
+      </w:r>
+    </w:p>
+    <w:p>
+      <w:pPr>
+        <w:ind w:firstLine="709"/>
+      </w:pPr>
+      <w:r>
+        <w:t>3.1.4 Правила обнаружения и формирование событий обнаружения</w:t>
+      </w:r>
+    </w:p>
+    <w:p>
+      <w:pPr>
+        <w:ind w:firstLine="709"/>
+      </w:pPr>
+      <w:r>
+        <w:t>Обнаружение потенциально несанкционированных источников излучения осуществляется путём применения набора правил обнаружения к сформированным наблюдениям сетевых устройств.</w:t>
+      </w:r>
+    </w:p>
+    <w:p>
+      <w:pPr>
+        <w:ind w:firstLine="709"/>
+      </w:pPr>
+      <w:r>
+        <w:t>Правила обнаружения реализуются в виде независимых проверок, каждая из которых анализирует отдельные группы признаков или их комбинации и формирует событие обнаружения при выполнении заданных условий. Данный подход обеспечивает модульность системы и возможность адаптации набора правил к условиям конкретной радиосреды.</w:t>
+      </w:r>
+    </w:p>
+    <w:p>
+      <w:pPr>
+        <w:ind w:firstLine="709"/>
+      </w:pPr>
+      <w:r>
+        <w:t>В рамках рассматриваемой модели выделяются две основные группы правил: логические правила и правила, основанные на параметрах физического уровня.</w:t>
       </w:r>
     </w:p>
     <w:p>
@@ -9100,7 +9862,7 @@
         <w:tab/>
       </w:r>
       <w:r>
-        <w:t>3.1.3 Оконная модель обработки данных и формирование наблюдений</w:t>
+        <w:t>3.1.4.1 Логические правила обнаружения</w:t>
       </w:r>
     </w:p>
     <w:p>
@@ -9108,7 +9870,7 @@
         <w:ind w:firstLine="709"/>
       </w:pPr>
       <w:r>
-        <w:t>Формирование наблюдений сетевых устройств осуществляется на основе агрегированных событий радиосреды путём их группировки по идентификатору BSSID в пределах заданного временного интервала.</w:t>
+        <w:t>Логические правила основаны на анализе идентификационных и поведенческих признаков сетевых устройств и реализуют сопоставление наблюдаемых параметров с заданной политикой безопасности.</w:t>
       </w:r>
     </w:p>
     <w:p>
@@ -9116,144 +9878,7 @@
         <w:ind w:firstLine="709"/>
       </w:pPr>
       <w:r>
-        <w:t>Каждое наблюдение представляет собой интегральное описание активности устройства в радиосреде за фиксированный промежуток времени и включает совокупность признаков, полученных от одного или нескольких сенсорных узлов. Данный подход позволяет компенсировать дискретный характер наблюдений и повысить устойчивость представления данных к пропускам и шумам измерений.</w:t>
-      </w:r>
-    </w:p>
-    <w:p>
-      <w:pPr>
-        <w:ind w:firstLine="709"/>
-      </w:pPr>
-      <w:r>
-        <w:t>Обработка данных в системе реализуется с использованием оконной модели, в рамках которой поток агрегированных событий разбивается на перекрывающиеся временные интервалы фиксированной длительности. Применение перекрытия окон позволяет частично компенсировать ограничения, связанные с циклическим режимом работы сенсорных узлов и необходимостью сканирования радиоканалов.</w:t>
-      </w:r>
-    </w:p>
-    <w:p>
-      <w:pPr>
-        <w:ind w:firstLine="709"/>
-      </w:pPr>
-      <w:r>
-        <w:t>В рамках модели выделяются следующие типы окон:</w:t>
-      </w:r>
-    </w:p>
-    <w:p>
-      <w:pPr>
-        <w:pStyle w:val="ad"/>
-        <w:numPr>
-          <w:ilvl w:val="0"/>
-          <w:numId w:val="25"/>
-        </w:numPr>
-        <w:ind w:left="0" w:firstLine="709"/>
-      </w:pPr>
-      <w:r>
-        <w:t>базовые окна обработки, используемые для формирования наблюдений и первичного анализа данных;</w:t>
-      </w:r>
-    </w:p>
-    <w:p>
-      <w:pPr>
-        <w:pStyle w:val="ad"/>
-        <w:numPr>
-          <w:ilvl w:val="0"/>
-          <w:numId w:val="25"/>
-        </w:numPr>
-        <w:ind w:left="0" w:firstLine="709"/>
-      </w:pPr>
-      <w:r>
-        <w:t>укрупнённые окна наблюдения, применяемые для последующей корреляции событий и анализа временной динамики.</w:t>
-      </w:r>
-    </w:p>
-    <w:p>
-      <w:pPr>
-        <w:ind w:firstLine="709"/>
-      </w:pPr>
-      <w:r>
-        <w:t xml:space="preserve">Каждое окно характеризуется фиксированными временными границами и проходит последовательную обработку в соответствии с этапами алгоритма обнаружения. Использование оконной модели обеспечивает согласование </w:t>
-      </w:r>
-      <w:r>
         <w:lastRenderedPageBreak/>
-        <w:t>временной структуры данных, снижение вычислительной сложности и возможность распределённой обработки.</w:t>
-      </w:r>
-    </w:p>
-    <w:p>
-      <w:pPr>
-        <w:ind w:firstLine="709"/>
-      </w:pPr>
-      <w:r>
-        <w:t>Таким образом, оконная модель обработки обеспечивает формирование устойчивых наблюдений сетевых устройств и создаёт основу для дальнейшего применения правил обнаружения и механизмов корреляции.</w:t>
-      </w:r>
-      <w:r>
-        <w:tab/>
-      </w:r>
-    </w:p>
-    <w:p>
-      <w:pPr>
-        <w:ind w:firstLine="0"/>
-      </w:pPr>
-      <w:r>
-        <w:rPr>
-          <w:highlight w:val="red"/>
-        </w:rPr>
-        <w:t>ЗДЕСЬ БЫЛА БЫ СХЕМА ЕСЛИ БЫ НА НЕЕ БЫЛО МЕСТО…</w:t>
-      </w:r>
-    </w:p>
-    <w:p>
-      <w:pPr>
-        <w:ind w:firstLine="0"/>
-      </w:pPr>
-      <w:r>
-        <w:tab/>
-      </w:r>
-      <w:r>
-        <w:t>3.1.4 Правила обнаружения и формирование событий обнаружения</w:t>
-      </w:r>
-    </w:p>
-    <w:p>
-      <w:pPr>
-        <w:ind w:firstLine="709"/>
-      </w:pPr>
-      <w:r>
-        <w:t>Обнаружение потенциально несанкционированных источников излучения осуществляется путём применения набора правил обнаружения к сформированным наблюдениям сетевых устройств.</w:t>
-      </w:r>
-    </w:p>
-    <w:p>
-      <w:pPr>
-        <w:ind w:firstLine="709"/>
-      </w:pPr>
-      <w:r>
-        <w:t>Правила обнаружения реализуются в виде независимых проверок, каждая из которых анализирует отдельные группы признаков или их комбинации и формирует событие обнаружения при выполнении заданных условий. Данный подход обеспечивает модульность системы и возможность адаптации набора правил к условиям конкретной радиосреды.</w:t>
-      </w:r>
-    </w:p>
-    <w:p>
-      <w:pPr>
-        <w:ind w:firstLine="709"/>
-      </w:pPr>
-      <w:r>
-        <w:t>В рамках рассматриваемой модели выделяются две основные группы правил: логические правила и правила, основанные на параметрах физического уровня.</w:t>
-      </w:r>
-    </w:p>
-    <w:p>
-      <w:pPr>
-        <w:ind w:firstLine="0"/>
-      </w:pPr>
-      <w:r>
-        <w:tab/>
-      </w:r>
-      <w:r>
-        <w:t>3.1.4.1 Логические правила обнаружения</w:t>
-      </w:r>
-    </w:p>
-    <w:p>
-      <w:pPr>
-        <w:ind w:firstLine="709"/>
-      </w:pPr>
-      <w:r>
-        <w:t>Логические правила основаны на анализе идентификационных и поведенческих признаков сетевых устройств и реализуют сопоставление наблюдаемых параметров с заданной политикой безопасности.</w:t>
-      </w:r>
-    </w:p>
-    <w:p>
-      <w:pPr>
-        <w:ind w:firstLine="709"/>
-      </w:pPr>
-      <w:r>
         <w:t>К основным типам логических правил относятся:</w:t>
       </w:r>
     </w:p>
@@ -9280,11 +9905,7 @@
         <w:ind w:left="0" w:firstLine="709"/>
       </w:pPr>
       <w:r>
-        <w:t xml:space="preserve">Проверка соответствия SSID и BSSID, позволяющая выявлять случаи использования допустимого SSID неавторизованными устройствами, а </w:t>
-      </w:r>
-      <w:r>
-        <w:lastRenderedPageBreak/>
-        <w:t xml:space="preserve">также несоответствие между идентификатором сети и зарегистрированной точкой доступа. </w:t>
+        <w:t xml:space="preserve">Проверка соответствия SSID и BSSID, позволяющая выявлять случаи использования допустимого SSID неавторизованными устройствами, а также несоответствие между идентификатором сети и зарегистрированной точкой доступа. </w:t>
       </w:r>
     </w:p>
     <w:p>
@@ -9372,22 +9993,7 @@
         <w:ind w:firstLine="709"/>
       </w:pPr>
       <w:r>
-        <w:t>Дополнительно в системе используются правила, основанные на параметрах физического уровня радиосигнала</w:t>
-      </w:r>
-      <w:r>
-        <w:t xml:space="preserve"> – информации о состоянии</w:t>
-      </w:r>
-      <w:r>
-        <w:t xml:space="preserve"> канала (</w:t>
-      </w:r>
-      <w:r>
-        <w:rPr>
-          <w:lang w:val="en-US"/>
-        </w:rPr>
-        <w:t>CSI</w:t>
-      </w:r>
-      <w:r>
-        <w:t>).</w:t>
+        <w:t>В дополнение к логическим правилам в системе реализованы два независимых правила обнаружения, опирающиеся на информацию о состоянии канала (Channel State Information, CSI). Методика формирования CSI-профилей, вычисления евклидова и косинусного расстояний, а также определения пороговых значений детально изложена в приложении Б.</w:t>
       </w:r>
     </w:p>
     <w:p>
@@ -9395,66 +10001,117 @@
         <w:ind w:firstLine="709"/>
       </w:pPr>
       <w:r>
-        <w:t>Данные правила направлены на:</w:t>
-      </w:r>
-    </w:p>
-    <w:p>
-      <w:pPr>
-        <w:pStyle w:val="ad"/>
-        <w:numPr>
-          <w:ilvl w:val="0"/>
-          <w:numId w:val="27"/>
-        </w:numPr>
-        <w:ind w:left="0" w:firstLine="709"/>
-      </w:pPr>
-      <w:r>
-        <w:t>выявление аномалий распространения радиосигнала;</w:t>
-      </w:r>
-    </w:p>
-    <w:p>
-      <w:pPr>
-        <w:pStyle w:val="ad"/>
-        <w:numPr>
-          <w:ilvl w:val="0"/>
-          <w:numId w:val="27"/>
-        </w:numPr>
-        <w:ind w:left="0" w:firstLine="709"/>
-      </w:pPr>
-      <w:r>
-        <w:t xml:space="preserve">обнаружение несоответствий параметров сигнала для устройств с одинаковыми идентификаторами за счет создания </w:t>
+        <w:t xml:space="preserve">Первое правило использует евклидово расстояние между текущим CSI-профилем наблюдаемого устройства и ближайшим эталонным профилем легитимной точки доступа. Если евклидово расстояние превышает порог </w:t>
+      </w:r>
+      <m:oMath>
+        <m:sSub>
+          <m:sSubPr>
+            <m:ctrlPr>
+              <w:rPr>
+                <w:rFonts w:ascii="Cambria Math" w:hAnsi="Cambria Math"/>
+                <w:i/>
+              </w:rPr>
+            </m:ctrlPr>
+          </m:sSubPr>
+          <m:e>
+            <m:r>
+              <w:rPr>
+                <w:rFonts w:ascii="Cambria Math" w:hAnsi="Cambria Math"/>
+              </w:rPr>
+              <m:t>T</m:t>
+            </m:r>
+          </m:e>
+          <m:sub>
+            <m:r>
+              <w:rPr>
+                <w:rFonts w:ascii="Cambria Math" w:hAnsi="Cambria Math"/>
+              </w:rPr>
+              <m:t>E</m:t>
+            </m:r>
+          </m:sub>
+        </m:sSub>
+      </m:oMath>
+      <w:r>
+        <w:t xml:space="preserve">​, </w:t>
+      </w:r>
+      <w:r>
+        <w:lastRenderedPageBreak/>
+        <w:t>формируется событие обнаружения с важностью, пропорциональной степени превышения заданного порога.</w:t>
+      </w:r>
+    </w:p>
+    <w:p>
+      <w:pPr>
+        <w:ind w:firstLine="709"/>
+      </w:pPr>
+      <w:r>
+        <w:t xml:space="preserve">Второе правило основано на косинусном расстоянии и срабатывает при превышении порога </w:t>
+      </w:r>
+      <m:oMath>
+        <m:sSub>
+          <m:sSubPr>
+            <m:ctrlPr>
+              <w:rPr>
+                <w:rFonts w:ascii="Cambria Math" w:hAnsi="Cambria Math"/>
+                <w:i/>
+              </w:rPr>
+            </m:ctrlPr>
+          </m:sSubPr>
+          <m:e>
+            <m:r>
+              <w:rPr>
+                <w:rFonts w:ascii="Cambria Math" w:hAnsi="Cambria Math"/>
+              </w:rPr>
+              <m:t>T</m:t>
+            </m:r>
+          </m:e>
+          <m:sub>
+            <m:r>
+              <w:rPr>
+                <w:rFonts w:ascii="Cambria Math" w:hAnsi="Cambria Math"/>
+              </w:rPr>
+              <m:t>C</m:t>
+            </m:r>
+          </m:sub>
+        </m:sSub>
+        <m:r>
+          <w:rPr>
+            <w:rFonts w:ascii="Cambria Math" w:hAnsi="Cambria Math"/>
+          </w:rPr>
+          <m:t xml:space="preserve">, </m:t>
+        </m:r>
+      </m:oMath>
+      <w:r>
+        <w:t>генерируя событие</w:t>
+      </w:r>
+      <w:r>
+        <w:t xml:space="preserve"> </w:t>
+      </w:r>
+      <w:r>
+        <w:t>с сопутствующим уровнем важности. Оба правила применяются к каждому CSI-профилю независимо, не смешиваясь друг с другом и с результатами логического анализа.</w:t>
+      </w:r>
+    </w:p>
+    <w:p>
+      <w:pPr>
+        <w:ind w:firstLine="709"/>
+      </w:pPr>
+      <w:r>
+        <w:t>Указанные правила направлены на выявление аномалий физического уровня, которые не могут быть зафиксированы логическими методами: в первую очередь – на обнаружение поддельных точек доступа (</w:t>
       </w:r>
       <w:proofErr w:type="spellStart"/>
       <w:r>
-        <w:t>радиоотпечатков</w:t>
+        <w:t>evil</w:t>
       </w:r>
       <w:proofErr w:type="spellEnd"/>
       <w:r>
-        <w:t xml:space="preserve"> для легитимных точек и сравнения с </w:t>
-      </w:r>
-      <w:r>
-        <w:rPr>
-          <w:lang w:val="en-US"/>
-        </w:rPr>
-        <w:t>ODFM</w:t>
-      </w:r>
-      <w:r>
         <w:t xml:space="preserve"> </w:t>
       </w:r>
-      <w:r>
-        <w:t>структур пакетов от точек, выдающих себя за легитимные;</w:t>
-      </w:r>
-    </w:p>
-    <w:p>
-      <w:pPr>
-        <w:pStyle w:val="ad"/>
-        <w:numPr>
-          <w:ilvl w:val="0"/>
-          <w:numId w:val="27"/>
-        </w:numPr>
-        <w:ind w:left="0" w:firstLine="709"/>
-      </w:pPr>
-      <w:r>
-        <w:t>повышение достоверности обнаружения при имитации легитимных точек доступа.</w:t>
+      <w:proofErr w:type="spellStart"/>
+      <w:r>
+        <w:t>twin</w:t>
+      </w:r>
+      <w:proofErr w:type="spellEnd"/>
+      <w:r>
+        <w:t>), полностью копирующих сетевые идентификаторы легитимных устройств. При совпадении SSID и BSSID с доверенными только анализ CSI позволяет выявить подмену.</w:t>
       </w:r>
     </w:p>
     <w:p>
@@ -9465,7 +10122,15 @@
         </w:rPr>
       </w:pPr>
       <w:r>
-        <w:t>Использование признаков физического уровня позволяет дополнить логический анализ и повысить устойчивость алгоритма к попыткам маскировки источников излучения.</w:t>
+        <w:t xml:space="preserve">Следует отметить, что применение CSI-правил ограничено сенсорами физического уровня, которые развёртываются выборочно вблизи защищаемых точек доступа (см. раздел 3.1.7). События, формируемые этими правилами, обрабатываются в том же конвейере </w:t>
+      </w:r>
+      <w:proofErr w:type="spellStart"/>
+      <w:r>
+        <w:t>внутримодальной</w:t>
+      </w:r>
+      <w:proofErr w:type="spellEnd"/>
+      <w:r>
+        <w:t xml:space="preserve"> корреляции, что и логические события, и впоследствии выводятся в интерфейсе оператора параллельно с событиями логической модальности. Такая реализация обеспечивает модульность системы и создаёт основу для визуальной кросс-модальной корреляции оператором.</w:t>
       </w:r>
       <w:r>
         <w:rPr>
@@ -9479,11 +10144,35 @@
         <w:ind w:firstLine="0"/>
       </w:pPr>
       <w:r>
+        <w:tab/>
+      </w:r>
+      <w:r>
+        <w:t>3.1.5 Корреляция событий и формирование агрегированных событий информационной безопасности</w:t>
+      </w:r>
+    </w:p>
+    <w:p>
+      <w:pPr>
+        <w:ind w:firstLine="709"/>
+      </w:pPr>
+      <w:r>
+        <w:t xml:space="preserve">События обнаружения, формируемые логическими и физическими правилами, представляют собой локальные срабатывания отдельных детекторов и по отдельности не всегда позволяют однозначно интерпретировать наличие угрозы. Для снижения фрагментации данных и повышения устойчивости результатов в системе применяется </w:t>
+      </w:r>
+      <w:proofErr w:type="spellStart"/>
+      <w:r>
+        <w:t>внутримодальная</w:t>
+      </w:r>
+      <w:proofErr w:type="spellEnd"/>
+      <w:r>
+        <w:t xml:space="preserve"> корреляция событий.</w:t>
+      </w:r>
+    </w:p>
+    <w:p>
+      <w:pPr>
+        <w:ind w:firstLine="709"/>
+      </w:pPr>
+      <w:r>
         <w:lastRenderedPageBreak/>
-        <w:tab/>
-      </w:r>
-      <w:r>
-        <w:t>3.1.5 Корреляция событий и формирование агрегированных событий информационной безопасности</w:t>
+        <w:t>Корреляция осуществляется путём объединения событий обнаружения, относящихся к одному наблюдаемому устройству (идентифицируемому по BSSID), в пределах заданного временного интервала. При этом учитываются временная близость событий, их тип и уровень важности, однако комбинирование событий разных модальностей (логической и физической) в рамках одного автоматического правила не производится – каждая модальность обрабатывается раздельно. Результатом корреляции являются коррелированные события, описывающие активность устройства в рамках соответствующей модальности за интервал наблюдения.</w:t>
       </w:r>
     </w:p>
     <w:p>
@@ -9491,15 +10180,20 @@
         <w:ind w:firstLine="709"/>
       </w:pPr>
       <w:r>
-        <w:t>События обнаружения, формируемые на предыдущем этапе, представляют собой локальные результаты срабатывания отдельных правил и не всегда позволяют однозначно интерпретировать наличие угрозы. Для повышения достоверности результатов и снижения количества ложных срабатываний в системе применяется механизм корреляции событий.</w:t>
+        <w:t>На основе коррелированных событий формируются агрегированные события информационной безопасности. Эти сущности объединяют связанные коррелированные события, относящиеся к одному идентификатору устройства и согласованные по времени. Уровень важности агрегированного события определяется по максимальному значению среди входящих в него событий обнаружения (правило максимума). Такой подход сохраняет модульность и не вносит необоснованных предположений о совместном проявлении признаков различных типов.</w:t>
       </w:r>
     </w:p>
     <w:p>
       <w:pPr>
         <w:ind w:firstLine="709"/>
       </w:pPr>
-      <w:r>
-        <w:t>Корреляция осуществляется путём объединения событий обнаружения, относящихся к одному наблюдаемому устройству (идентифицируемому по BSSID), в пределах заданного временного интервала. При этом учитываются временная близость событий, их тип и совокупность выявленных признаков.</w:t>
+      <w:proofErr w:type="spellStart"/>
+      <w:r>
+        <w:t>Межмодальная</w:t>
+      </w:r>
+      <w:proofErr w:type="spellEnd"/>
+      <w:r>
+        <w:t xml:space="preserve"> корреляция в текущей реализации является не алгоритмической, а визуальной и реализуется на уровне интерфейса оператора (раздел 3.2.5). События логической и физической модальности выводятся на параллельные синхронизированные временные треки, что позволяет специалисту самостоятельно сопоставлять срабатывания и принимать решение о наличии угрозы на основе совокупности свидетельств, предоставляемых модальностями системы. Данный подход соответствует принципу модульности, снижает вычислительную сложность и повышает интерпретируемость результатов.</w:t>
       </w:r>
     </w:p>
     <w:p>
@@ -9507,40 +10201,11 @@
         <w:ind w:firstLine="709"/>
       </w:pPr>
       <w:r>
-        <w:t>Результатом корреляции являются коррелированные события, представляющие собой агрегированное описание активности устройства за интервал времени и отражающие совокупность выявленных отклонений от нормального поведения.</w:t>
-      </w:r>
-    </w:p>
-    <w:p>
-      <w:pPr>
-        <w:ind w:firstLine="709"/>
-      </w:pPr>
-      <w:r>
-        <w:t>На основе коррелированных событий формируются агрегированные события информационной безопасности. Данные сущности представляют собой логическое объединение связанных событий и отражают наличие потенциально несанкционированного источника излучения.</w:t>
-      </w:r>
-    </w:p>
-    <w:p>
-      <w:pPr>
-        <w:ind w:firstLine="709"/>
-      </w:pPr>
-      <w:r>
-        <w:t>Формирование агрегированных событий осуществляется путём группировки коррелированных событий по идентификатору устройства с учётом их временной согласованности. При этом агрегированные события формируются динамически на основе анализа данных за заданный период времени, что обеспечивает гибкость представления информации.</w:t>
-      </w:r>
-    </w:p>
-    <w:p>
-      <w:pPr>
-        <w:ind w:firstLine="709"/>
-      </w:pPr>
-      <w:r>
-        <w:t>Уровень важности агрегированного события определяется на основе уровней важности входящих в него событий обнаружения. В базовом варианте применяется правило максимума, при котором итоговая важность соответствует наибольшему значению среди составляющих событий.</w:t>
-      </w:r>
-    </w:p>
-    <w:p>
-      <w:pPr>
-        <w:ind w:firstLine="709"/>
-      </w:pPr>
+        <w:t xml:space="preserve">В перспективе модель допускает введение расширенных правил корреляции, способных автоматически учитывать совместное проявление </w:t>
+      </w:r>
       <w:r>
         <w:lastRenderedPageBreak/>
-        <w:t>Дополнительно модель допускает использование расширенных правил корреляции, позволяющих учитывать совокупность слабых признаков и их совместное проявление, что повышает устойчивость алгоритма к шумам и неполноте данных, характерным для пассивного радиомониторинга.</w:t>
+        <w:t>слабых признаков разных модальностей, однако такие механизмы не являются частью текущей реализации.</w:t>
       </w:r>
       <w:r>
         <w:tab/>
@@ -9633,15 +10298,18 @@
         <w:ind w:firstLine="709"/>
       </w:pPr>
       <w:r>
+        <w:t xml:space="preserve">Точность и устойчивость процедуры локализации напрямую зависят от плотности наблюдений и конфигурации сенсорной сети. Увеличение длительности временных окон повышает количество доступных измерений и </w:t>
+      </w:r>
+      <w:r>
         <w:lastRenderedPageBreak/>
-        <w:t>Точность и устойчивость процедуры локализации напрямую зависят от плотности наблюдений и конфигурации сенсорной сети. Увеличение длительности временных окон повышает количество доступных измерений и улучшает качество оценки, однако одновременно увеличивает задержку получения результата. Таким образом, в системе присутствует компромисс между оперативностью обнаружения и точностью локализации, который может настраиваться в зависимости от требований конкретного сценария эксплуатации.</w:t>
+        <w:t>улучшает качество оценки, однако одновременно увеличивает задержку получения результата. Таким образом, в системе присутствует компромисс между оперативностью обнаружения и точностью локализации, который может настраиваться в зависимости от требований конкретного сценария эксплуатации.</w:t>
       </w:r>
     </w:p>
     <w:p>
       <w:pPr>
         <w:ind w:firstLine="709"/>
       </w:pPr>
-      <w:bookmarkStart w:id="49" w:name="_Toc225707613"/>
+      <w:bookmarkStart w:id="50" w:name="_Toc225707613"/>
       <w:r>
         <w:t>3.1.7 Ограничения и допущения алгоритма</w:t>
       </w:r>
@@ -9707,11 +10375,19 @@
       </w:r>
       <w:proofErr w:type="spellEnd"/>
       <w:r>
-        <w:t xml:space="preserve">), что исключает возможность </w:t>
+        <w:t>), что исключает возможность непрерывного наблюдения всей спектральной области и ограничивает полноту фиксируемых событий.</w:t>
+      </w:r>
+    </w:p>
+    <w:p>
+      <w:pPr>
+        <w:ind w:firstLine="709"/>
+      </w:pPr>
+      <w:r>
+        <w:t xml:space="preserve">Указанные особенности не позволяют реализовать классические подходы непрерывного мониторинга радиосреды, характерные для полноценных систем </w:t>
       </w:r>
       <w:r>
         <w:lastRenderedPageBreak/>
-        <w:t>непрерывного наблюдения всей спектральной области и ограничивает полноту фиксируемых событий.</w:t>
+        <w:t>обнаружения вторжений в беспроводные сети. Вместо этого обработка осуществляется на основе дискретных агрегированных наблюдений, формируемых в пределах временных окон.</w:t>
       </w:r>
     </w:p>
     <w:p>
@@ -9719,25 +10395,19 @@
         <w:ind w:firstLine="709"/>
       </w:pPr>
       <w:r>
-        <w:t>Указанные особенности не позволяют реализовать классические подходы непрерывного мониторинга радиосреды, характерные для полноценных систем обнаружения вторжений в беспроводные сети. Вместо этого обработка осуществляется на основе дискретных агрегированных наблюдений, формируемых в пределах временных окон.</w:t>
-      </w:r>
-    </w:p>
-    <w:p>
-      <w:pPr>
-        <w:ind w:firstLine="709"/>
-      </w:pPr>
-      <w:r>
         <w:t>Несмотря на указанные ограничения, предложенная архитектура обеспечивает достаточный уровень наблюдаемости радиосреды при существенно более низкой стоимости развертывания и эксплуатации, что соответствует целям разрабатываемой системы и делает её применимой в условиях ограниченных ресурсов.</w:t>
       </w:r>
     </w:p>
     <w:p>
       <w:pPr>
-        <w:ind w:firstLine="709"/>
-      </w:pPr>
+        <w:pStyle w:val="2"/>
+      </w:pPr>
+      <w:bookmarkStart w:id="51" w:name="_Toc228975136"/>
       <w:r>
         <w:t>3.2. Разработка и реализация программно-аппаратного комплекса.</w:t>
       </w:r>
-      <w:bookmarkEnd w:id="49"/>
+      <w:bookmarkEnd w:id="50"/>
+      <w:bookmarkEnd w:id="51"/>
     </w:p>
     <w:p>
       <w:pPr>
@@ -9810,8 +10480,11 @@
         <w:ind w:firstLine="709"/>
       </w:pPr>
       <w:r>
+        <w:t xml:space="preserve">Передача данных между уровнями осуществляется в асинхронном режиме, что позволяет разделить процессы наблюдения и обработки во времени и повысить устойчивость системы к временным разрывам в доступности сенсорных узлов. Серверный уровень дополнительно реализует </w:t>
+      </w:r>
+      <w:r>
         <w:lastRenderedPageBreak/>
-        <w:t>Передача данных между уровнями осуществляется в асинхронном режиме, что позволяет разделить процессы наблюдения и обработки во времени и повысить устойчивость системы к временным разрывам в доступности сенсорных узлов. Серверный уровень дополнительно реализует распределённую обработку на основе рабочих процессов (</w:t>
+        <w:t>распределённую обработку на основе рабочих процессов (</w:t>
       </w:r>
       <w:proofErr w:type="spellStart"/>
       <w:r>
@@ -9909,7 +10582,7 @@
                     </pic:cNvPicPr>
                   </pic:nvPicPr>
                   <pic:blipFill>
-                    <a:blip r:embed="rId18" cstate="print">
+                    <a:blip r:embed="rId10" cstate="print">
                       <a:extLst>
                         <a:ext uri="{28A0092B-C50C-407E-A947-70E740481C1C}">
                           <a14:useLocalDpi xmlns:a14="http://schemas.microsoft.com/office/drawing/2010/main" val="0"/>
@@ -9948,7 +10621,6 @@
       </w:pPr>
       <w:proofErr w:type="gramStart"/>
       <w:r>
-        <w:lastRenderedPageBreak/>
         <w:t xml:space="preserve">Рисунок </w:t>
       </w:r>
       <w:r>
@@ -10008,6 +10680,7 @@
         <w:ind w:firstLine="709"/>
       </w:pPr>
       <w:r>
+        <w:lastRenderedPageBreak/>
         <w:t>В системе используются два класса сенсорных узлов</w:t>
       </w:r>
       <w:r>
@@ -10138,26 +10811,23 @@
       </w:r>
       <w:proofErr w:type="spellEnd"/>
       <w:r>
-        <w:t xml:space="preserve">-Fi каналов технически недоступно. Это приводит к формированию неполного, </w:t>
-      </w:r>
+        <w:t xml:space="preserve">-Fi каналов технически недоступно. Это приводит к формированию неполного, вероятностного представления </w:t>
+      </w:r>
+      <w:proofErr w:type="spellStart"/>
+      <w:r>
+        <w:t>радиообстановки</w:t>
+      </w:r>
+      <w:proofErr w:type="spellEnd"/>
+      <w:r>
+        <w:t>, компенсируемого на серверном уровне за счёт оконной агрегации и корреляции.</w:t>
+      </w:r>
+    </w:p>
+    <w:p>
+      <w:pPr>
+        <w:ind w:firstLine="709"/>
+      </w:pPr>
       <w:r>
         <w:lastRenderedPageBreak/>
-        <w:t xml:space="preserve">вероятностного представления </w:t>
-      </w:r>
-      <w:proofErr w:type="spellStart"/>
-      <w:r>
-        <w:t>радиообстановки</w:t>
-      </w:r>
-      <w:proofErr w:type="spellEnd"/>
-      <w:r>
-        <w:t>, компенсируемого на серверном уровне за счёт оконной агрегации и корреляции.</w:t>
-      </w:r>
-    </w:p>
-    <w:p>
-      <w:pPr>
-        <w:ind w:firstLine="709"/>
-      </w:pPr>
-      <w:r>
         <w:t>Синхронизация сенсорных узлов осуществляется с использованием протокола SNTP, что обеспечивает достаточную точность временного согласования событий в рамках окон обработки.</w:t>
       </w:r>
     </w:p>
@@ -10218,9 +10888,12 @@
         <w:ind w:firstLine="0"/>
       </w:pPr>
       <w:r>
+        <w:tab/>
+        <w:t xml:space="preserve">С точки зрения архитектуры, процесс передачи данных не является непрерывным потоком, а представляет собой последовательность пакетов </w:t>
+      </w:r>
+      <w:r>
         <w:lastRenderedPageBreak/>
-        <w:tab/>
-        <w:t>С точки зрения архитектуры, процесс передачи данных не является непрерывным потоком, а представляет собой последовательность пакетов наблюдений, каждый из которых соответствует отдельному циклу работы сенсорного узла. Это позволяет снизить требования к устойчивости канала связи и уменьшить зависимость системы от постоянного сетевого соединения.</w:t>
+        <w:t>наблюдений, каждый из которых соответствует отдельному циклу работы сенсорного узла. Это позволяет снизить требования к устойчивости канала связи и уменьшить зависимость системы от постоянного сетевого соединения.</w:t>
       </w:r>
     </w:p>
     <w:p>
@@ -10257,7 +10930,7 @@
         <w:ind w:firstLine="709"/>
       </w:pPr>
       <w:r>
-        <w:t>Обработка данных в системе реализована на основе оконной модели, в рамках которой поток поступающих радиометаданных преобразуется в последовательность временных окон фиксированной длительности. Данный подход обеспечивает приведение асинхронных и частично неполных наблюдений к унифицированному временному представлению, пригодному для дальнейшего анализа.</w:t>
+        <w:t>Обработка данных в системе реализована на основе двухуровневой оконной модели, согласующей асинхронные потоки наблюдений от сенсорных узлов.</w:t>
       </w:r>
     </w:p>
     <w:p>
@@ -10265,7 +10938,60 @@
         <w:ind w:firstLine="709"/>
       </w:pPr>
       <w:r>
-        <w:t>Каждое окно представляет собой интервал времени с фиксированными границами и содержит совокупность агрегированных событий радиосреды, поступивших от одного или нескольких сенсорных узлов. Использование перекрывающихся окон позволяет компенсировать дискретность наблюдений, обусловленную циклическим режимом работы сенсорных устройств и механизмом сканирования каналов.</w:t>
+        <w:t xml:space="preserve">Базовые окна фиксированной длительности </w:t>
+      </w:r>
+      <m:oMath>
+        <m:sSub>
+          <m:sSubPr>
+            <m:ctrlPr>
+              <w:rPr>
+                <w:rFonts w:ascii="Cambria Math" w:hAnsi="Cambria Math"/>
+                <w:i/>
+              </w:rPr>
+            </m:ctrlPr>
+          </m:sSubPr>
+          <m:e>
+            <m:r>
+              <w:rPr>
+                <w:rFonts w:ascii="Cambria Math" w:hAnsi="Cambria Math"/>
+              </w:rPr>
+              <m:t>T</m:t>
+            </m:r>
+          </m:e>
+          <m:sub>
+            <m:r>
+              <w:rPr>
+                <w:rFonts w:ascii="Cambria Math" w:hAnsi="Cambria Math"/>
+              </w:rPr>
+              <m:t>base</m:t>
+            </m:r>
+          </m:sub>
+        </m:sSub>
+      </m:oMath>
+      <w:r>
+        <w:t>​</w:t>
+      </w:r>
+      <w:r>
+        <w:t xml:space="preserve"> </w:t>
+      </w:r>
+      <w:r>
+        <w:t xml:space="preserve">обслуживают логическую модальность. В пределах базового окна первичные </w:t>
+      </w:r>
+      <w:proofErr w:type="spellStart"/>
+      <w:r>
+        <w:t>радиометаданные</w:t>
+      </w:r>
+      <w:proofErr w:type="spellEnd"/>
+      <w:r>
+        <w:t xml:space="preserve"> от сенсоров перехвата кадров </w:t>
+      </w:r>
+      <w:proofErr w:type="spellStart"/>
+      <w:r>
+        <w:t>агрегируются</w:t>
+      </w:r>
+      <w:proofErr w:type="spellEnd"/>
+      <w:r>
+        <w:t xml:space="preserve"> в события радиосреды, группируются по идентификатору BSSID и формируют наблюдения сетевых устройств. К полученным наблюдениям применяются логические правила обнаружения, порождающие события логической модальности. Обработка базовых окон ведётся непрерывно по мере поступления данных.</w:t>
       </w:r>
     </w:p>
     <w:p>
@@ -10273,107 +10999,88 @@
         <w:ind w:firstLine="709"/>
       </w:pPr>
       <w:r>
-        <w:t>Модель обработки включает два уровня окон:</w:t>
-      </w:r>
-    </w:p>
-    <w:p>
-      <w:pPr>
-        <w:pStyle w:val="ad"/>
-        <w:numPr>
-          <w:ilvl w:val="0"/>
-          <w:numId w:val="30"/>
-        </w:numPr>
-        <w:ind w:left="0" w:firstLine="567"/>
-      </w:pPr>
+        <w:t xml:space="preserve">Укрупнённые окна длительностью </w:t>
+      </w:r>
+      <m:oMath>
+        <m:sSub>
+          <m:sSubPr>
+            <m:ctrlPr>
+              <w:rPr>
+                <w:rFonts w:ascii="Cambria Math" w:hAnsi="Cambria Math"/>
+                <w:i/>
+              </w:rPr>
+            </m:ctrlPr>
+          </m:sSubPr>
+          <m:e>
+            <m:r>
+              <w:rPr>
+                <w:rFonts w:ascii="Cambria Math" w:hAnsi="Cambria Math"/>
+              </w:rPr>
+              <m:t>T</m:t>
+            </m:r>
+          </m:e>
+          <m:sub>
+            <m:r>
+              <w:rPr>
+                <w:rFonts w:ascii="Cambria Math" w:hAnsi="Cambria Math"/>
+              </w:rPr>
+              <m:t>agg</m:t>
+            </m:r>
+          </m:sub>
+        </m:sSub>
+        <m:r>
+          <w:rPr>
+            <w:rFonts w:ascii="Cambria Math" w:hAnsi="Cambria Math"/>
+          </w:rPr>
+          <m:t>=k∙</m:t>
+        </m:r>
+        <m:sSub>
+          <m:sSubPr>
+            <m:ctrlPr>
+              <w:rPr>
+                <w:rFonts w:ascii="Cambria Math" w:hAnsi="Cambria Math"/>
+                <w:i/>
+              </w:rPr>
+            </m:ctrlPr>
+          </m:sSubPr>
+          <m:e>
+            <m:r>
+              <w:rPr>
+                <w:rFonts w:ascii="Cambria Math" w:hAnsi="Cambria Math"/>
+              </w:rPr>
+              <m:t>T</m:t>
+            </m:r>
+          </m:e>
+          <m:sub>
+            <m:r>
+              <w:rPr>
+                <w:rFonts w:ascii="Cambria Math" w:hAnsi="Cambria Math"/>
+              </w:rPr>
+              <m:t>base</m:t>
+            </m:r>
+          </m:sub>
+        </m:sSub>
+      </m:oMath>
+      <w:r>
+        <w:t xml:space="preserve">​ (где </w:t>
+      </w:r>
+      <m:oMath>
+        <m:r>
+          <w:rPr>
+            <w:rFonts w:ascii="Cambria Math" w:hAnsi="Cambria Math"/>
+          </w:rPr>
+          <m:t>k</m:t>
+        </m:r>
+      </m:oMath>
+      <w:r>
+        <w:t xml:space="preserve"> –</w:t>
+      </w:r>
+      <w:r>
+        <w:t xml:space="preserve"> целое) выделены под физическую модальность. Необходимость укрупнения обусловлена невысокой плотностью CSI-пакетов, собираемых специализированными сенсорами. Укрупнённое окно начинает обрабатываться только после того, как все составляющие его базовые окна завершили </w:t>
+      </w:r>
       <w:r>
         <w:lastRenderedPageBreak/>
-        <w:t xml:space="preserve">базовые окна обработки, используемые для первичной агрегации данных и формирования наблюдений сетевых устройств; </w:t>
-      </w:r>
-    </w:p>
-    <w:p>
-      <w:pPr>
-        <w:pStyle w:val="ad"/>
-        <w:numPr>
-          <w:ilvl w:val="0"/>
-          <w:numId w:val="30"/>
-        </w:numPr>
-        <w:ind w:left="0" w:firstLine="567"/>
-      </w:pPr>
-      <w:r>
-        <w:t xml:space="preserve">укрупнённые окна наблюдения, применяемые для корреляции событий и анализа временной динамики активности. </w:t>
-      </w:r>
-    </w:p>
-    <w:p>
-      <w:pPr>
-        <w:ind w:firstLine="567"/>
-      </w:pPr>
-      <w:r>
-        <w:t>Обработка в пределах каждого окна реализуется как последовательный конвейер преобразования данных, включающий следующие основные этапы:</w:t>
-      </w:r>
-    </w:p>
-    <w:p>
-      <w:pPr>
-        <w:pStyle w:val="ad"/>
-        <w:numPr>
-          <w:ilvl w:val="0"/>
-          <w:numId w:val="31"/>
-        </w:numPr>
-        <w:ind w:left="0" w:firstLine="709"/>
-      </w:pPr>
-      <w:r>
-        <w:t xml:space="preserve">агрегация первичных радиометаданных и формирование агрегированных событий радиосреды; </w:t>
-      </w:r>
-    </w:p>
-    <w:p>
-      <w:pPr>
-        <w:pStyle w:val="ad"/>
-        <w:numPr>
-          <w:ilvl w:val="0"/>
-          <w:numId w:val="31"/>
-        </w:numPr>
-        <w:ind w:left="0" w:firstLine="709"/>
-      </w:pPr>
-      <w:r>
-        <w:t xml:space="preserve">формирование наблюдений сетевых устройств путём группировки данных по идентификатору BSSID; </w:t>
-      </w:r>
-    </w:p>
-    <w:p>
-      <w:pPr>
-        <w:pStyle w:val="ad"/>
-        <w:numPr>
-          <w:ilvl w:val="0"/>
-          <w:numId w:val="31"/>
-        </w:numPr>
-        <w:ind w:left="0" w:firstLine="709"/>
-      </w:pPr>
-      <w:r>
-        <w:t xml:space="preserve">применение правил обнаружения на основе логических, поведенческих и физических признаков; </w:t>
-      </w:r>
-    </w:p>
-    <w:p>
-      <w:pPr>
-        <w:pStyle w:val="ad"/>
-        <w:numPr>
-          <w:ilvl w:val="0"/>
-          <w:numId w:val="31"/>
-        </w:numPr>
-        <w:ind w:left="0" w:firstLine="709"/>
-      </w:pPr>
-      <w:r>
-        <w:t xml:space="preserve">формирование событий обнаружения с оценкой их важности; </w:t>
-      </w:r>
-    </w:p>
-    <w:p>
-      <w:pPr>
-        <w:pStyle w:val="ad"/>
-        <w:numPr>
-          <w:ilvl w:val="0"/>
-          <w:numId w:val="31"/>
-        </w:numPr>
-        <w:ind w:left="0" w:firstLine="709"/>
-      </w:pPr>
-      <w:r>
-        <w:t xml:space="preserve">передача результатов в уровень корреляции и представления. </w:t>
+        <w:t>первичную обработку и для них сформированы наблюдения сетевых устройств. На первом этапе выполняется сбор всех CSI-измерений, накопленных внутри окна, и их привязка к наблюдениям устройств. Далее, в соответствии с методикой, изложенной в приложении Б, последовательно реализуются три шага: формирование интегральных CSI-отпечатков устройств, расчёт евклидова и косинусного расстояний до эталонных профилей и применение пороговых правил. Результатом являются события физической модальности.</w:t>
       </w:r>
     </w:p>
     <w:p>
@@ -10381,15 +11088,15 @@
         <w:ind w:firstLine="709"/>
       </w:pPr>
       <w:r>
-        <w:t xml:space="preserve">Дополнительно в рамках модели используется мультимодальное расширение, включающее анализ параметров физического уровня радиосигнала. Для доверенных (белых) точек доступа формируются эталонные </w:t>
+        <w:t xml:space="preserve">Конвейеры логической и физической модальностей функционируют параллельно и независимо. События каждой модальности сохраняются раздельно; их сбор и передача в интерфейсную подсистему осуществляются через API на этапе формирования отчёта или по запросу. </w:t>
       </w:r>
       <w:proofErr w:type="spellStart"/>
       <w:r>
-        <w:t>радиоотпечатки</w:t>
+        <w:t>Временнаая</w:t>
       </w:r>
       <w:proofErr w:type="spellEnd"/>
       <w:r>
-        <w:t xml:space="preserve"> на основе устойчивых характеристик радиоканала (включая RSSI и CSI-производные признаки). В пределах окон обработки выполняется сопоставление текущих наблюдений с эталонными профилями, а выявленные отклонения учитываются при формировании событий обнаружения и уточнении их важности.</w:t>
+        <w:t xml:space="preserve"> синхронизация окон и принадлежность к общему идентификатору устройства (BSSID) обеспечивают возможность последующей визуальной кросс-модальной корреляции оператором без автоматического смешивания модальностей.</w:t>
       </w:r>
     </w:p>
     <w:p>
@@ -10397,7 +11104,7 @@
         <w:ind w:firstLine="709"/>
       </w:pPr>
       <w:r>
-        <w:t>Конвейер обработки реализован как распределённый процесс, в котором каждое окно обрабатывается независимо. Это позволяет выполнять параллельную обработку данных и масштабировать систему при увеличении числа сенсорных узлов и объёма входного потока.</w:t>
+        <w:t>Такой подход компенсирует различную плотность данных модальностей, сохраняет модульность системы и позволяет масштабировать вычислительную нагрузку за счёт независимой обработки окон каждого типа.</w:t>
       </w:r>
     </w:p>
     <w:p>
@@ -10420,19 +11127,46 @@
         <w:ind w:firstLine="0"/>
       </w:pPr>
       <w:r>
+        <w:tab/>
+      </w:r>
+      <w:r>
+        <w:t xml:space="preserve">Подсистема представления данных обеспечивает взаимодействие с оператором и предназначена для визуализации результатов обработки в форме, пригодной для анализа </w:t>
+      </w:r>
+      <w:proofErr w:type="spellStart"/>
+      <w:r>
+        <w:t>радиообстановки</w:t>
+      </w:r>
+      <w:proofErr w:type="spellEnd"/>
+      <w:r>
+        <w:t xml:space="preserve"> и поддержки принятия решений. Подсистема функционирует исключительно с уже сформированными на серверном уровне структурированными сущностями и не оперирует первичными </w:t>
+      </w:r>
+      <w:proofErr w:type="spellStart"/>
+      <w:r>
+        <w:t>радиометаданными</w:t>
+      </w:r>
+      <w:proofErr w:type="spellEnd"/>
+      <w:r>
+        <w:t>.</w:t>
+      </w:r>
+    </w:p>
+    <w:p>
+      <w:pPr>
+        <w:ind w:firstLine="709"/>
+      </w:pPr>
+      <w:r>
+        <w:t xml:space="preserve">Центральным элементом визуализации является многовременная шкала с параллельными треками, раздельно отображающими события логической и физической модальностей. Треки синхронизированы по времени, а важность событий кодируется цветом. Такое представление позволяет оператору </w:t>
+      </w:r>
+      <w:r>
         <w:lastRenderedPageBreak/>
-        <w:tab/>
-      </w:r>
-      <w:r>
-        <w:t xml:space="preserve">Подсистема представления данных обеспечивает уровень взаимодействия с оператором и предназначена для визуализации результатов обработки в форме, пригодной для анализа </w:t>
+        <w:t xml:space="preserve">непосредственно сопоставлять срабатывания разных модальностей в пределах одного временного интервала без автоматической </w:t>
       </w:r>
       <w:proofErr w:type="spellStart"/>
       <w:r>
-        <w:t>радиообстановки</w:t>
+        <w:t>межмодальной</w:t>
       </w:r>
       <w:proofErr w:type="spellEnd"/>
       <w:r>
-        <w:t xml:space="preserve"> и поддержки принятия решений в области информационной безопасности.</w:t>
+        <w:t xml:space="preserve"> корреляции, что соответствует принципу модульности системы и снижает требования к вычислительным ресурсам.</w:t>
       </w:r>
     </w:p>
     <w:p>
@@ -10440,7 +11174,15 @@
         <w:ind w:firstLine="709"/>
       </w:pPr>
       <w:r>
-        <w:t>Основу представления составляют агрегированные и коррелированные события информационной безопасности, формируемые на серверном уровне на основе результатов работы конвейера обработки. Подсистема не осуществляет обработку первичных радиометаданных и функционирует исключительно с уже сформированными структурированными сущностями.</w:t>
+        <w:t>Интерфейс поддерживает сценарии интерактивного анализа, включая детализацию (</w:t>
+      </w:r>
+      <w:proofErr w:type="spellStart"/>
+      <w:r>
+        <w:t>drill-down</w:t>
+      </w:r>
+      <w:proofErr w:type="spellEnd"/>
+      <w:r>
+        <w:t>) от уровня агрегированного события информационной безопасности до отдельных событий обнаружения и исходных радионаблюдений. Для каждого наблюдаемого сетевого устройства доступна временная карта активности, отражающая динамику его поведения и контекст возникновения событий.</w:t>
       </w:r>
     </w:p>
     <w:p>
@@ -10448,68 +11190,26 @@
         <w:ind w:firstLine="709"/>
       </w:pPr>
       <w:r>
-        <w:t>Интерфейсная подсистема поддерживает сценарии интерактивного анализа, включая детализацию (</w:t>
-      </w:r>
-      <w:proofErr w:type="spellStart"/>
-      <w:r>
-        <w:t>drill-down</w:t>
-      </w:r>
-      <w:proofErr w:type="spellEnd"/>
-      <w:r>
-        <w:t>) от уровня агрегированного события информационной безопасности до уровня отдельных событий обнаружения и исходных радионаблюдений.</w:t>
-      </w:r>
-    </w:p>
-    <w:p>
-      <w:pPr>
-        <w:ind w:firstLine="709"/>
-      </w:pPr>
-      <w:r>
-        <w:t>В системе реализована временная визуализация активности наблюдаемых сетевых устройств в виде интерактивных временных шкал, позволяющая анализировать динамику их поведения, появление событий обнаружения и их корреляцию во времени.</w:t>
-      </w:r>
-    </w:p>
-    <w:p>
-      <w:pPr>
-        <w:ind w:firstLine="709"/>
-      </w:pPr>
-      <w:r>
-        <w:t xml:space="preserve">Особенностью подсистемы является возможность оперативного перехода между уровнями представления данных, что обеспечивает гибкость анализа и повышает наблюдаемость </w:t>
-      </w:r>
-      <w:proofErr w:type="spellStart"/>
-      <w:r>
-        <w:t>радиообстановки</w:t>
-      </w:r>
-      <w:proofErr w:type="spellEnd"/>
-      <w:r>
-        <w:t>.</w:t>
-      </w:r>
-      <w:r>
-        <w:t xml:space="preserve"> На </w:t>
-      </w:r>
-      <w:proofErr w:type="gramStart"/>
-      <w:r>
-        <w:t xml:space="preserve">рисунке </w:t>
+        <w:t xml:space="preserve">На рисунке </w:t>
       </w:r>
       <w:r>
         <w:rPr>
           <w:highlight w:val="red"/>
         </w:rPr>
-        <w:t>?</w:t>
-      </w:r>
-      <w:proofErr w:type="gramEnd"/>
-      <w:r>
-        <w:t xml:space="preserve"> представлен скриншот интерфейса с загруженным отчетом.</w:t>
+        <w:t>[?]</w:t>
+      </w:r>
+      <w:r>
+        <w:t xml:space="preserve"> представлен скриншот интерфейса, демонстрирующий параллельные треки логической и физической модальностей. Подробное описание процесса интерпретации треков и взаимодействия оператора с интерфейсом вынесено в Приложение В.</w:t>
       </w:r>
     </w:p>
     <w:p>
       <w:pPr>
         <w:ind w:firstLine="0"/>
-        <w:jc w:val="center"/>
       </w:pPr>
       <w:r>
         <w:rPr>
           <w:noProof/>
         </w:rPr>
-        <w:lastRenderedPageBreak/>
         <w:drawing>
           <wp:inline distT="0" distB="0" distL="0" distR="0" wp14:anchorId="7577DE75" wp14:editId="07235FB4">
             <wp:extent cx="6055853" cy="3084844"/>
@@ -10526,7 +11226,7 @@
                     <pic:cNvPicPr/>
                   </pic:nvPicPr>
                   <pic:blipFill>
-                    <a:blip r:embed="rId19"/>
+                    <a:blip r:embed="rId11"/>
                     <a:stretch>
                       <a:fillRect/>
                     </a:stretch>
@@ -10569,77 +11269,10 @@
     </w:p>
     <w:p>
       <w:pPr>
-        <w:ind w:firstLine="0"/>
-      </w:pPr>
-      <w:r>
-        <w:tab/>
-        <w:t>В интерфейсе представлены следующие зоны:</w:t>
-      </w:r>
-    </w:p>
-    <w:p>
-      <w:pPr>
-        <w:pStyle w:val="ad"/>
-        <w:numPr>
-          <w:ilvl w:val="0"/>
-          <w:numId w:val="31"/>
-        </w:numPr>
-        <w:ind w:left="0" w:firstLine="709"/>
-      </w:pPr>
-      <w:r>
-        <w:t>Временная шкала агрегированных событий (сверху) – линии представляют собой информацию о временной активности сетевого устройства, цвет – важность события.</w:t>
-      </w:r>
-    </w:p>
-    <w:p>
-      <w:pPr>
-        <w:pStyle w:val="ad"/>
-        <w:numPr>
-          <w:ilvl w:val="0"/>
-          <w:numId w:val="31"/>
-        </w:numPr>
-        <w:ind w:left="0" w:firstLine="709"/>
-      </w:pPr>
-      <w:r>
-        <w:t>Список агрегированных событий (снизу слева) – позволяет оператору в удобном формате провести оценку радиосреды, события группируются по модальностям, выявившим наличие сетевого устройства.</w:t>
-      </w:r>
-    </w:p>
-    <w:p>
-      <w:pPr>
-        <w:pStyle w:val="ad"/>
-        <w:numPr>
-          <w:ilvl w:val="0"/>
-          <w:numId w:val="31"/>
-        </w:numPr>
-        <w:ind w:left="0" w:firstLine="709"/>
-      </w:pPr>
-      <w:r>
-        <w:t>Временная шкала коррелированных событий (по центру) – позволяет оператору ознакомиться с</w:t>
-      </w:r>
-      <w:r>
-        <w:t xml:space="preserve"> событиями обнаружения, ассоциированными с конкретным сетевым устройством.</w:t>
-      </w:r>
-    </w:p>
-    <w:p>
-      <w:pPr>
-        <w:pStyle w:val="ad"/>
-        <w:numPr>
-          <w:ilvl w:val="0"/>
-          <w:numId w:val="31"/>
-        </w:numPr>
-        <w:ind w:left="0" w:firstLine="709"/>
-      </w:pPr>
-      <w:r>
-        <w:t>Список и панель подробностей событий обнаружения (снизу) – позволяет оператору в деталях ознакомиться с</w:t>
-      </w:r>
-      <w:r>
-        <w:t xml:space="preserve"> причинами сработок детекторов и точными периодами подозрительной активности.</w:t>
-      </w:r>
-    </w:p>
-    <w:p>
-      <w:pPr>
         <w:ind w:firstLine="709"/>
       </w:pPr>
       <w:r>
-        <w:t>Архитектурно подсистема реализована как тонкий слой над серверной частью и взаимодействует с ней через программный интерфейс (API), обеспечивая разделение логики обработки и логики представления.</w:t>
+        <w:t>Архитектурно подсистема реализована как тонкий слой над серверной частью и взаимодействует с ней через программный интерфейс (API), что обеспечивает разделение логики обработки и логики представления.</w:t>
       </w:r>
       <w:r>
         <w:br w:type="page"/>
@@ -10654,13 +11287,13 @@
         <w:lastRenderedPageBreak/>
         <w:tab/>
       </w:r>
-      <w:bookmarkStart w:id="50" w:name="_Toc225707614"/>
-      <w:bookmarkStart w:id="51" w:name="_Toc228955457"/>
+      <w:bookmarkStart w:id="52" w:name="_Toc225707614"/>
+      <w:bookmarkStart w:id="53" w:name="_Toc228975137"/>
       <w:r>
         <w:t>3.3. Практические рекомендации и направления совершенствования.</w:t>
       </w:r>
-      <w:bookmarkEnd w:id="50"/>
-      <w:bookmarkEnd w:id="51"/>
+      <w:bookmarkEnd w:id="52"/>
+      <w:bookmarkEnd w:id="53"/>
     </w:p>
     <w:p>
       <w:pPr>
@@ -11157,13 +11790,13 @@
       <w:pPr>
         <w:pStyle w:val="2"/>
       </w:pPr>
-      <w:bookmarkStart w:id="52" w:name="_Toc225707615"/>
-      <w:bookmarkStart w:id="53" w:name="_Toc228955458"/>
+      <w:bookmarkStart w:id="54" w:name="_Toc225707615"/>
+      <w:bookmarkStart w:id="55" w:name="_Toc228975138"/>
       <w:r>
         <w:t>3.4. Экономическая и практическая эффективность.</w:t>
       </w:r>
-      <w:bookmarkEnd w:id="52"/>
-      <w:bookmarkEnd w:id="53"/>
+      <w:bookmarkEnd w:id="54"/>
+      <w:bookmarkEnd w:id="55"/>
     </w:p>
     <w:p>
       <w:r>
@@ -12305,7 +12938,7 @@
             </w:tcBorders>
             <w:vAlign w:val="center"/>
           </w:tcPr>
-          <w:bookmarkStart w:id="54" w:name="_Toc225707616"/>
+          <w:bookmarkStart w:id="56" w:name="_Toc225707616"/>
           <w:p>
             <w:pPr>
               <w:spacing w:line="240" w:lineRule="auto"/>
@@ -13957,12 +14590,12 @@
         <w:ind w:firstLine="0"/>
         <w:jc w:val="center"/>
       </w:pPr>
-      <w:bookmarkStart w:id="55" w:name="_Toc228955459"/>
+      <w:bookmarkStart w:id="57" w:name="_Toc228975139"/>
       <w:r>
         <w:lastRenderedPageBreak/>
         <w:t>ЗАКЛЮЧЕНИЕ</w:t>
       </w:r>
-      <w:bookmarkEnd w:id="55"/>
+      <w:bookmarkEnd w:id="57"/>
     </w:p>
     <w:p>
       <w:r>
@@ -14076,13 +14709,13 @@
         <w:ind w:firstLine="0"/>
         <w:jc w:val="center"/>
       </w:pPr>
-      <w:bookmarkStart w:id="56" w:name="_Toc228955460"/>
+      <w:bookmarkStart w:id="58" w:name="_Toc228975140"/>
       <w:r>
         <w:lastRenderedPageBreak/>
         <w:t>Библиографический список</w:t>
       </w:r>
-      <w:bookmarkEnd w:id="54"/>
       <w:bookmarkEnd w:id="56"/>
+      <w:bookmarkEnd w:id="58"/>
     </w:p>
     <w:p>
       <w:pPr>
@@ -15414,14 +16047,14 @@
           <w:lang w:val="en-US"/>
         </w:rPr>
       </w:pPr>
-      <w:bookmarkStart w:id="57" w:name="_ifd80t13ort0"/>
-      <w:bookmarkStart w:id="58" w:name="_cuf29yvm7yan"/>
-      <w:bookmarkStart w:id="59" w:name="_mjzvxqpzono9"/>
-      <w:bookmarkStart w:id="60" w:name="_1wdkpl2at4v1"/>
-      <w:bookmarkEnd w:id="57"/>
-      <w:bookmarkEnd w:id="58"/>
+      <w:bookmarkStart w:id="59" w:name="_ifd80t13ort0"/>
+      <w:bookmarkStart w:id="60" w:name="_cuf29yvm7yan"/>
+      <w:bookmarkStart w:id="61" w:name="_mjzvxqpzono9"/>
+      <w:bookmarkStart w:id="62" w:name="_1wdkpl2at4v1"/>
       <w:bookmarkEnd w:id="59"/>
       <w:bookmarkEnd w:id="60"/>
+      <w:bookmarkEnd w:id="61"/>
+      <w:bookmarkEnd w:id="62"/>
       <w:r>
         <w:rPr>
           <w:lang w:val="en-US"/>
@@ -15449,7 +16082,7 @@
       <w:pPr>
         <w:pStyle w:val="1"/>
       </w:pPr>
-      <w:bookmarkStart w:id="61" w:name="_Toc228955461"/>
+      <w:bookmarkStart w:id="63" w:name="_Toc228975141"/>
       <w:r>
         <w:lastRenderedPageBreak/>
         <w:t xml:space="preserve">ПРИЛОЖЕНИЕ </w:t>
@@ -15474,7 +16107,7 @@
       <w:r>
         <w:t>.</w:t>
       </w:r>
-      <w:bookmarkEnd w:id="61"/>
+      <w:bookmarkEnd w:id="63"/>
     </w:p>
     <w:p>
       <w:r>
@@ -21754,7 +22387,15 @@
         </m:r>
       </m:oMath>
       <w:r>
-        <w:t>применяется интерполяция на сфере методом радиальных базисных функций (RBF).</w:t>
+        <w:t>применяется интерполяция на сфере методом радиа</w:t>
+      </w:r>
+      <w:proofErr w:type="spellStart"/>
+      <w:r>
+        <w:t>льных</w:t>
+      </w:r>
+      <w:proofErr w:type="spellEnd"/>
+      <w:r>
+        <w:t xml:space="preserve"> базисных функций (RBF).</w:t>
       </w:r>
     </w:p>
     <w:p>
@@ -24397,7 +25038,15 @@
         </m:sSub>
       </m:oMath>
       <w:r>
-        <w:t xml:space="preserve"> – геометрический центр датчиков, </w:t>
+        <w:t xml:space="preserve"> – геоме</w:t>
+      </w:r>
+      <w:proofErr w:type="spellStart"/>
+      <w:r>
+        <w:t>трический</w:t>
+      </w:r>
+      <w:proofErr w:type="spellEnd"/>
+      <w:r>
+        <w:t xml:space="preserve"> центр датчиков, </w:t>
       </w:r>
       <m:oMath>
         <m:sSub>
@@ -26778,7 +27427,7 @@
       <w:pPr>
         <w:pStyle w:val="1"/>
       </w:pPr>
-      <w:bookmarkStart w:id="62" w:name="_Toc228955462"/>
+      <w:bookmarkStart w:id="64" w:name="_Toc228975142"/>
       <w:r>
         <w:lastRenderedPageBreak/>
         <w:t xml:space="preserve">ПРИЛОЖЕНИЕ </w:t>
@@ -26795,7 +27444,7 @@
       <w:r>
         <w:t>Методика идентификации устройств на основе анализа состояния канала (CSI) для выявления поддельных точек доступа</w:t>
       </w:r>
-      <w:bookmarkEnd w:id="62"/>
+      <w:bookmarkEnd w:id="64"/>
     </w:p>
     <w:p>
       <w:pPr>
@@ -34846,7 +35495,7 @@
       <w:pPr>
         <w:pStyle w:val="1"/>
       </w:pPr>
-      <w:bookmarkStart w:id="63" w:name="_Toc228955463"/>
+      <w:bookmarkStart w:id="65" w:name="_Toc228975143"/>
       <w:r>
         <w:lastRenderedPageBreak/>
         <w:t xml:space="preserve">ПРИЛОЖЕНИЕ </w:t>
@@ -34857,7 +35506,7 @@
       <w:r>
         <w:t>. Результаты апробации системы</w:t>
       </w:r>
-      <w:bookmarkEnd w:id="63"/>
+      <w:bookmarkEnd w:id="65"/>
     </w:p>
     <w:p>
       <w:pPr>
@@ -34892,7 +35541,7 @@
       <w:pPr>
         <w:pStyle w:val="1"/>
       </w:pPr>
-      <w:bookmarkStart w:id="64" w:name="_Toc228955464"/>
+      <w:bookmarkStart w:id="66" w:name="_Toc228975144"/>
       <w:r>
         <w:lastRenderedPageBreak/>
         <w:t xml:space="preserve">ПРИЛОЖЕНИЕ </w:t>
@@ -34909,7 +35558,7 @@
       <w:r>
         <w:t>т экономической эффективности</w:t>
       </w:r>
-      <w:bookmarkEnd w:id="64"/>
+      <w:bookmarkEnd w:id="66"/>
     </w:p>
     <w:p>
       <w:r>
@@ -35082,8 +35731,8 @@
       <w:tblGrid>
         <w:gridCol w:w="3936"/>
         <w:gridCol w:w="777"/>
-        <w:gridCol w:w="1667"/>
-        <w:gridCol w:w="3357"/>
+        <w:gridCol w:w="1666"/>
+        <w:gridCol w:w="3356"/>
       </w:tblGrid>
       <w:tr>
         <w:trPr>
@@ -35483,19 +36132,115 @@
           <w:p>
             <w:pPr>
               <w:ind w:firstLine="0"/>
-              <w:jc w:val="left"/>
+              <w:jc w:val="center"/>
+              <w:rPr>
+                <w:sz w:val="24"/>
+                <w:szCs w:val="24"/>
+              </w:rPr>
+            </w:pPr>
+            <w:r>
+              <w:rPr>
+                <w:sz w:val="24"/>
+                <w:szCs w:val="24"/>
+                <w:lang w:val="en-US"/>
+              </w:rPr>
+              <w:lastRenderedPageBreak/>
+              <w:t>. . .</w:t>
+            </w:r>
+          </w:p>
+        </w:tc>
+        <w:tc>
+          <w:tcPr>
+            <w:tcW w:w="774" w:type="dxa"/>
+          </w:tcPr>
+          <w:p>
+            <w:pPr>
+              <w:ind w:firstLine="0"/>
+              <w:jc w:val="center"/>
+              <w:rPr>
+                <w:sz w:val="24"/>
+                <w:szCs w:val="24"/>
+              </w:rPr>
+            </w:pPr>
+            <w:r>
+              <w:rPr>
+                <w:sz w:val="24"/>
+                <w:szCs w:val="24"/>
+                <w:lang w:val="en-US"/>
+              </w:rPr>
+              <w:t>. . .</w:t>
+            </w:r>
+          </w:p>
+        </w:tc>
+        <w:tc>
+          <w:tcPr>
+            <w:tcW w:w="1667" w:type="dxa"/>
+          </w:tcPr>
+          <w:p>
+            <w:pPr>
+              <w:ind w:firstLine="0"/>
+              <w:jc w:val="center"/>
               <w:rPr>
                 <w:iCs/>
                 <w:sz w:val="24"/>
                 <w:szCs w:val="24"/>
+                <w:lang w:val="en-US"/>
               </w:rPr>
             </w:pPr>
             <w:r>
               <w:rPr>
                 <w:sz w:val="24"/>
                 <w:szCs w:val="24"/>
-              </w:rPr>
-              <w:lastRenderedPageBreak/>
+                <w:lang w:val="en-US"/>
+              </w:rPr>
+              <w:t>. . .</w:t>
+            </w:r>
+          </w:p>
+        </w:tc>
+        <w:tc>
+          <w:tcPr>
+            <w:tcW w:w="3358" w:type="dxa"/>
+          </w:tcPr>
+          <w:p>
+            <w:pPr>
+              <w:ind w:firstLine="0"/>
+              <w:jc w:val="center"/>
+              <w:rPr>
+                <w:sz w:val="24"/>
+                <w:szCs w:val="24"/>
+              </w:rPr>
+            </w:pPr>
+            <w:r>
+              <w:rPr>
+                <w:sz w:val="24"/>
+                <w:szCs w:val="24"/>
+                <w:lang w:val="en-US"/>
+              </w:rPr>
+              <w:t>. . .</w:t>
+            </w:r>
+          </w:p>
+        </w:tc>
+      </w:tr>
+      <w:tr>
+        <w:tc>
+          <w:tcPr>
+            <w:tcW w:w="3938" w:type="dxa"/>
+          </w:tcPr>
+          <w:p>
+            <w:pPr>
+              <w:ind w:firstLine="0"/>
+              <w:jc w:val="left"/>
+              <w:rPr>
+                <w:iCs/>
+                <w:sz w:val="24"/>
+                <w:szCs w:val="24"/>
+              </w:rPr>
+            </w:pPr>
+            <w:r>
+              <w:rPr>
+                <w:sz w:val="24"/>
+                <w:szCs w:val="24"/>
+              </w:rPr>
               <w:t>Общее количество сенсоров</w:t>
             </w:r>
           </w:p>
@@ -37923,6 +38668,7 @@
         <w:rPr>
           <w:iCs/>
         </w:rPr>
+        <w:lastRenderedPageBreak/>
         <w:t>Г</w:t>
       </w:r>
       <w:r>
@@ -37937,7 +38683,6 @@
         <w:ind w:firstLine="709"/>
       </w:pPr>
       <w:r>
-        <w:lastRenderedPageBreak/>
         <w:t>Капитальные затраты определяются по формуле (</w:t>
       </w:r>
       <w:r>
@@ -39586,7 +40331,6 @@
         <w:rPr>
           <w:iCs/>
         </w:rPr>
-        <w:lastRenderedPageBreak/>
         <w:t>Для промышленной WIDS ежегодные эксплуатационные затраты включают техническую поддержку:</w:t>
       </w:r>
     </w:p>
@@ -41607,7 +42351,6 @@
         <w:ind w:firstLine="709"/>
       </w:pPr>
       <w:r>
-        <w:lastRenderedPageBreak/>
         <w:t xml:space="preserve">Совокупная стоимость владения для каждого варианта за горизонт расчёта </w:t>
       </w:r>
       <m:oMath>
@@ -42545,8 +43288,9 @@
       </w:pPr>
     </w:p>
     <w:sectPr>
+      <w:footerReference w:type="default" r:id="rId12"/>
       <w:pgSz w:w="11906" w:h="16838"/>
-      <w:pgMar w:top="1440" w:right="577" w:bottom="1440" w:left="1700" w:header="0" w:footer="0" w:gutter="0"/>
+      <w:pgMar w:top="1440" w:right="578" w:bottom="1440" w:left="1701" w:header="0" w:footer="0" w:gutter="0"/>
       <w:pgNumType w:start="1"/>
       <w:cols w:space="720"/>
       <w:formProt w:val="0"/>
@@ -42554,6 +43298,98 @@
     </w:sectPr>
   </w:body>
 </w:document>
+</file>
+
+<file path=word/endnotes.xml><?xml version="1.0" encoding="utf-8"?>
+<w:endnotes xmlns:wpc="http://schemas.microsoft.com/office/word/2010/wordprocessingCanvas" xmlns:cx="http://schemas.microsoft.com/office/drawing/2014/chartex" xmlns:cx1="http://schemas.microsoft.com/office/drawing/2015/9/8/chartex" xmlns:cx2="http://schemas.microsoft.com/office/drawing/2015/10/21/chartex" xmlns:cx3="http://schemas.microsoft.com/office/drawing/2016/5/9/chartex" xmlns:cx4="http://schemas.microsoft.com/office/drawing/2016/5/10/chartex" xmlns:cx5="http://schemas.microsoft.com/office/drawing/2016/5/11/chartex" xmlns:cx6="http://schemas.microsoft.com/office/drawing/2016/5/12/chartex" xmlns:cx7="http://schemas.microsoft.com/office/drawing/2016/5/13/chartex" xmlns:cx8="http://schemas.microsoft.com/office/drawing/2016/5/14/chartex" xmlns:mc="http://schemas.openxmlformats.org/markup-compatibility/2006" xmlns:aink="http://schemas.microsoft.com/office/drawing/2016/ink" xmlns:am3d="http://schemas.microsoft.com/office/drawing/2017/model3d" xmlns:o="urn:schemas-microsoft-com:office:office" xmlns:oel="http://schemas.microsoft.com/office/2019/extlst" xmlns:r="http://schemas.openxmlformats.org/officeDocument/2006/relationships" xmlns:m="http://schemas.openxmlformats.org/officeDocument/2006/math" xmlns:v="urn:schemas-microsoft-com:vml" xmlns:wp14="http://schemas.microsoft.com/office/word/2010/wordprocessingDrawing" xmlns:wp="http://schemas.openxmlformats.org/drawingml/2006/wordprocessingDrawing" xmlns:w10="urn:schemas-microsoft-com:office:word" xmlns:w="http://schemas.openxmlformats.org/wordprocessingml/2006/main" xmlns:w14="http://schemas.microsoft.com/office/word/2010/wordml" xmlns:w15="http://schemas.microsoft.com/office/word/2012/wordml" xmlns:w16cex="http://schemas.microsoft.com/office/word/2018/wordml/cex" xmlns:w16cid="http://schemas.microsoft.com/office/word/2016/wordml/cid" xmlns:w16="http://schemas.microsoft.com/office/word/2018/wordml" xmlns:w16sdtdh="http://schemas.microsoft.com/office/word/2020/wordml/sdtdatahash" xmlns:w16se="http://schemas.microsoft.com/office/word/2015/wordml/symex" xmlns:wpg="http://schemas.microsoft.com/office/word/2010/wordprocessingGroup" xmlns:wpi="http://schemas.microsoft.com/office/word/2010/wordprocessingInk" xmlns:wne="http://schemas.microsoft.com/office/word/2006/wordml" xmlns:wps="http://schemas.microsoft.com/office/word/2010/wordprocessingShape" mc:Ignorable="w14 w15 w16se w16cid w16 w16cex w16sdtdh wp14">
+  <w:endnote w:type="separator" w:id="-1">
+    <w:p>
+      <w:pPr>
+        <w:spacing w:line="240" w:lineRule="auto"/>
+      </w:pPr>
+      <w:r>
+        <w:separator/>
+      </w:r>
+    </w:p>
+  </w:endnote>
+  <w:endnote w:type="continuationSeparator" w:id="0">
+    <w:p>
+      <w:pPr>
+        <w:spacing w:line="240" w:lineRule="auto"/>
+      </w:pPr>
+      <w:r>
+        <w:continuationSeparator/>
+      </w:r>
+    </w:p>
+  </w:endnote>
+</w:endnotes>
+</file>
+
+<file path=word/footer1.xml><?xml version="1.0" encoding="utf-8"?>
+<w:ftr xmlns:wpc="http://schemas.microsoft.com/office/word/2010/wordprocessingCanvas" xmlns:cx="http://schemas.microsoft.com/office/drawing/2014/chartex" xmlns:cx1="http://schemas.microsoft.com/office/drawing/2015/9/8/chartex" xmlns:cx2="http://schemas.microsoft.com/office/drawing/2015/10/21/chartex" xmlns:cx3="http://schemas.microsoft.com/office/drawing/2016/5/9/chartex" xmlns:cx4="http://schemas.microsoft.com/office/drawing/2016/5/10/chartex" xmlns:cx5="http://schemas.microsoft.com/office/drawing/2016/5/11/chartex" xmlns:cx6="http://schemas.microsoft.com/office/drawing/2016/5/12/chartex" xmlns:cx7="http://schemas.microsoft.com/office/drawing/2016/5/13/chartex" xmlns:cx8="http://schemas.microsoft.com/office/drawing/2016/5/14/chartex" xmlns:mc="http://schemas.openxmlformats.org/markup-compatibility/2006" xmlns:aink="http://schemas.microsoft.com/office/drawing/2016/ink" xmlns:am3d="http://schemas.microsoft.com/office/drawing/2017/model3d" xmlns:o="urn:schemas-microsoft-com:office:office" xmlns:oel="http://schemas.microsoft.com/office/2019/extlst" xmlns:r="http://schemas.openxmlformats.org/officeDocument/2006/relationships" xmlns:m="http://schemas.openxmlformats.org/officeDocument/2006/math" xmlns:v="urn:schemas-microsoft-com:vml" xmlns:wp14="http://schemas.microsoft.com/office/word/2010/wordprocessingDrawing" xmlns:wp="http://schemas.openxmlformats.org/drawingml/2006/wordprocessingDrawing" xmlns:w10="urn:schemas-microsoft-com:office:word" xmlns:w="http://schemas.openxmlformats.org/wordprocessingml/2006/main" xmlns:w14="http://schemas.microsoft.com/office/word/2010/wordml" xmlns:w15="http://schemas.microsoft.com/office/word/2012/wordml" xmlns:w16cex="http://schemas.microsoft.com/office/word/2018/wordml/cex" xmlns:w16cid="http://schemas.microsoft.com/office/word/2016/wordml/cid" xmlns:w16="http://schemas.microsoft.com/office/word/2018/wordml" xmlns:w16sdtdh="http://schemas.microsoft.com/office/word/2020/wordml/sdtdatahash" xmlns:w16se="http://schemas.microsoft.com/office/word/2015/wordml/symex" xmlns:wpg="http://schemas.microsoft.com/office/word/2010/wordprocessingGroup" xmlns:wpi="http://schemas.microsoft.com/office/word/2010/wordprocessingInk" xmlns:wne="http://schemas.microsoft.com/office/word/2006/wordml" xmlns:wps="http://schemas.microsoft.com/office/word/2010/wordprocessingShape" mc:Ignorable="w14 w15 w16se w16cid w16 w16cex w16sdtdh wp14">
+  <w:sdt>
+    <w:sdtPr>
+      <w:id w:val="-559874995"/>
+      <w:docPartObj>
+        <w:docPartGallery w:val="Page Numbers (Bottom of Page)"/>
+        <w:docPartUnique/>
+      </w:docPartObj>
+    </w:sdtPr>
+    <w:sdtContent>
+      <w:p>
+        <w:pPr>
+          <w:ind w:firstLine="0"/>
+          <w:jc w:val="center"/>
+        </w:pPr>
+        <w:r>
+          <w:fldChar w:fldCharType="begin"/>
+        </w:r>
+        <w:r>
+          <w:instrText>PAGE   \* MERGEFORMAT</w:instrText>
+        </w:r>
+        <w:r>
+          <w:fldChar w:fldCharType="separate"/>
+        </w:r>
+        <w:r>
+          <w:t>2</w:t>
+        </w:r>
+        <w:r>
+          <w:fldChar w:fldCharType="end"/>
+        </w:r>
+      </w:p>
+    </w:sdtContent>
+  </w:sdt>
+  <w:p>
+    <w:pPr>
+      <w:pStyle w:val="af4"/>
+    </w:pPr>
+  </w:p>
+</w:ftr>
+</file>
+
+<file path=word/footnotes.xml><?xml version="1.0" encoding="utf-8"?>
+<w:footnotes xmlns:wpc="http://schemas.microsoft.com/office/word/2010/wordprocessingCanvas" xmlns:cx="http://schemas.microsoft.com/office/drawing/2014/chartex" xmlns:cx1="http://schemas.microsoft.com/office/drawing/2015/9/8/chartex" xmlns:cx2="http://schemas.microsoft.com/office/drawing/2015/10/21/chartex" xmlns:cx3="http://schemas.microsoft.com/office/drawing/2016/5/9/chartex" xmlns:cx4="http://schemas.microsoft.com/office/drawing/2016/5/10/chartex" xmlns:cx5="http://schemas.microsoft.com/office/drawing/2016/5/11/chartex" xmlns:cx6="http://schemas.microsoft.com/office/drawing/2016/5/12/chartex" xmlns:cx7="http://schemas.microsoft.com/office/drawing/2016/5/13/chartex" xmlns:cx8="http://schemas.microsoft.com/office/drawing/2016/5/14/chartex" xmlns:mc="http://schemas.openxmlformats.org/markup-compatibility/2006" xmlns:aink="http://schemas.microsoft.com/office/drawing/2016/ink" xmlns:am3d="http://schemas.microsoft.com/office/drawing/2017/model3d" xmlns:o="urn:schemas-microsoft-com:office:office" xmlns:oel="http://schemas.microsoft.com/office/2019/extlst" xmlns:r="http://schemas.openxmlformats.org/officeDocument/2006/relationships" xmlns:m="http://schemas.openxmlformats.org/officeDocument/2006/math" xmlns:v="urn:schemas-microsoft-com:vml" xmlns:wp14="http://schemas.microsoft.com/office/word/2010/wordprocessingDrawing" xmlns:wp="http://schemas.openxmlformats.org/drawingml/2006/wordprocessingDrawing" xmlns:w10="urn:schemas-microsoft-com:office:word" xmlns:w="http://schemas.openxmlformats.org/wordprocessingml/2006/main" xmlns:w14="http://schemas.microsoft.com/office/word/2010/wordml" xmlns:w15="http://schemas.microsoft.com/office/word/2012/wordml" xmlns:w16cex="http://schemas.microsoft.com/office/word/2018/wordml/cex" xmlns:w16cid="http://schemas.microsoft.com/office/word/2016/wordml/cid" xmlns:w16="http://schemas.microsoft.com/office/word/2018/wordml" xmlns:w16sdtdh="http://schemas.microsoft.com/office/word/2020/wordml/sdtdatahash" xmlns:w16se="http://schemas.microsoft.com/office/word/2015/wordml/symex" xmlns:wpg="http://schemas.microsoft.com/office/word/2010/wordprocessingGroup" xmlns:wpi="http://schemas.microsoft.com/office/word/2010/wordprocessingInk" xmlns:wne="http://schemas.microsoft.com/office/word/2006/wordml" xmlns:wps="http://schemas.microsoft.com/office/word/2010/wordprocessingShape" mc:Ignorable="w14 w15 w16se w16cid w16 w16cex w16sdtdh wp14">
+  <w:footnote w:type="separator" w:id="-1">
+    <w:p>
+      <w:pPr>
+        <w:spacing w:line="240" w:lineRule="auto"/>
+      </w:pPr>
+      <w:r>
+        <w:separator/>
+      </w:r>
+    </w:p>
+  </w:footnote>
+  <w:footnote w:type="continuationSeparator" w:id="0">
+    <w:p>
+      <w:pPr>
+        <w:spacing w:line="240" w:lineRule="auto"/>
+      </w:pPr>
+      <w:r>
+        <w:continuationSeparator/>
+      </w:r>
+    </w:p>
+  </w:footnote>
+</w:footnotes>
 </file>
 
 <file path=word/numbering.xml><?xml version="1.0" encoding="utf-8"?>
@@ -48174,6 +49010,50 @@
     <w:basedOn w:val="a0"/>
     <w:rsid w:val="00C30D3F"/>
   </w:style>
+  <w:style w:type="paragraph" w:styleId="af2">
+    <w:name w:val="header"/>
+    <w:basedOn w:val="a"/>
+    <w:link w:val="af3"/>
+    <w:uiPriority w:val="99"/>
+    <w:unhideWhenUsed/>
+    <w:rsid w:val="00966E67"/>
+    <w:pPr>
+      <w:tabs>
+        <w:tab w:val="center" w:pos="4677"/>
+        <w:tab w:val="right" w:pos="9355"/>
+      </w:tabs>
+      <w:spacing w:line="240" w:lineRule="auto"/>
+    </w:pPr>
+  </w:style>
+  <w:style w:type="character" w:customStyle="1" w:styleId="af3">
+    <w:name w:val="Верхний колонтитул Знак"/>
+    <w:basedOn w:val="a0"/>
+    <w:link w:val="af2"/>
+    <w:uiPriority w:val="99"/>
+    <w:rsid w:val="00966E67"/>
+  </w:style>
+  <w:style w:type="paragraph" w:styleId="af4">
+    <w:name w:val="footer"/>
+    <w:basedOn w:val="a"/>
+    <w:link w:val="af5"/>
+    <w:uiPriority w:val="99"/>
+    <w:unhideWhenUsed/>
+    <w:rsid w:val="00966E67"/>
+    <w:pPr>
+      <w:tabs>
+        <w:tab w:val="center" w:pos="4677"/>
+        <w:tab w:val="right" w:pos="9355"/>
+      </w:tabs>
+      <w:spacing w:line="240" w:lineRule="auto"/>
+    </w:pPr>
+  </w:style>
+  <w:style w:type="character" w:customStyle="1" w:styleId="af5">
+    <w:name w:val="Нижний колонтитул Знак"/>
+    <w:basedOn w:val="a0"/>
+    <w:link w:val="af4"/>
+    <w:uiPriority w:val="99"/>
+    <w:rsid w:val="00966E67"/>
+  </w:style>
 </w:styles>
 </file>
 
